--- a/docs/manuals/admin-guide.docx
+++ b/docs/manuals/admin-guide.docx
@@ -93,7 +93,7 @@
             </w:rPr>
             <w:fldChar w:fldCharType="separate"/>
           </w:r>
-          <w:hyperlink w:anchor="__RefHeading___Toc890_3593341042">
+          <w:hyperlink w:anchor="__RefHeading___Toc894_2869646815">
             <w:r>
               <w:rPr>
                 <w:webHidden/>
@@ -114,7 +114,7 @@
             </w:tabs>
             <w:rPr/>
           </w:pPr>
-          <w:hyperlink w:anchor="__RefHeading___Toc892_3593341042">
+          <w:hyperlink w:anchor="__RefHeading___Toc896_2869646815">
             <w:r>
               <w:rPr>
                 <w:webHidden/>
@@ -135,7 +135,7 @@
             </w:tabs>
             <w:rPr/>
           </w:pPr>
-          <w:hyperlink w:anchor="__RefHeading___Toc894_3593341042">
+          <w:hyperlink w:anchor="__RefHeading___Toc898_2869646815">
             <w:r>
               <w:rPr>
                 <w:webHidden/>
@@ -156,7 +156,7 @@
             </w:tabs>
             <w:rPr/>
           </w:pPr>
-          <w:hyperlink w:anchor="__RefHeading___Toc896_3593341042">
+          <w:hyperlink w:anchor="__RefHeading___Toc900_2869646815">
             <w:r>
               <w:rPr>
                 <w:webHidden/>
@@ -177,7 +177,7 @@
             </w:tabs>
             <w:rPr/>
           </w:pPr>
-          <w:hyperlink w:anchor="__RefHeading___Toc898_3593341042">
+          <w:hyperlink w:anchor="__RefHeading___Toc902_2869646815">
             <w:r>
               <w:rPr>
                 <w:webHidden/>
@@ -198,7 +198,7 @@
             </w:tabs>
             <w:rPr/>
           </w:pPr>
-          <w:hyperlink w:anchor="__RefHeading___Toc900_3593341042">
+          <w:hyperlink w:anchor="__RefHeading___Toc904_2869646815">
             <w:r>
               <w:rPr>
                 <w:webHidden/>
@@ -219,7 +219,7 @@
             </w:tabs>
             <w:rPr/>
           </w:pPr>
-          <w:hyperlink w:anchor="__RefHeading___Toc902_3593341042">
+          <w:hyperlink w:anchor="__RefHeading___Toc906_2869646815">
             <w:r>
               <w:rPr>
                 <w:webHidden/>
@@ -240,7 +240,7 @@
             </w:tabs>
             <w:rPr/>
           </w:pPr>
-          <w:hyperlink w:anchor="__RefHeading___Toc904_3593341042">
+          <w:hyperlink w:anchor="__RefHeading___Toc908_2869646815">
             <w:r>
               <w:rPr>
                 <w:webHidden/>
@@ -261,7 +261,7 @@
             </w:tabs>
             <w:rPr/>
           </w:pPr>
-          <w:hyperlink w:anchor="__RefHeading___Toc906_3593341042">
+          <w:hyperlink w:anchor="__RefHeading___Toc910_2869646815">
             <w:r>
               <w:rPr>
                 <w:webHidden/>
@@ -282,7 +282,7 @@
             </w:tabs>
             <w:rPr/>
           </w:pPr>
-          <w:hyperlink w:anchor="__RefHeading___Toc908_3593341042">
+          <w:hyperlink w:anchor="__RefHeading___Toc912_2869646815">
             <w:r>
               <w:rPr>
                 <w:webHidden/>
@@ -303,7 +303,7 @@
             </w:tabs>
             <w:rPr/>
           </w:pPr>
-          <w:hyperlink w:anchor="__RefHeading___Toc910_3593341042">
+          <w:hyperlink w:anchor="__RefHeading___Toc914_2869646815">
             <w:r>
               <w:rPr>
                 <w:webHidden/>
@@ -324,7 +324,7 @@
             </w:tabs>
             <w:rPr/>
           </w:pPr>
-          <w:hyperlink w:anchor="__RefHeading___Toc912_3593341042">
+          <w:hyperlink w:anchor="__RefHeading___Toc916_2869646815">
             <w:r>
               <w:rPr>
                 <w:webHidden/>
@@ -345,7 +345,7 @@
             </w:tabs>
             <w:rPr/>
           </w:pPr>
-          <w:hyperlink w:anchor="__RefHeading___Toc914_3593341042">
+          <w:hyperlink w:anchor="__RefHeading___Toc918_2869646815">
             <w:r>
               <w:rPr>
                 <w:webHidden/>
@@ -366,7 +366,7 @@
             </w:tabs>
             <w:rPr/>
           </w:pPr>
-          <w:hyperlink w:anchor="__RefHeading___Toc916_3593341042">
+          <w:hyperlink w:anchor="__RefHeading___Toc920_2869646815">
             <w:r>
               <w:rPr>
                 <w:webHidden/>
@@ -387,7 +387,7 @@
             </w:tabs>
             <w:rPr/>
           </w:pPr>
-          <w:hyperlink w:anchor="__RefHeading___Toc918_3593341042">
+          <w:hyperlink w:anchor="__RefHeading___Toc922_2869646815">
             <w:r>
               <w:rPr>
                 <w:webHidden/>
@@ -408,7 +408,7 @@
             </w:tabs>
             <w:rPr/>
           </w:pPr>
-          <w:hyperlink w:anchor="__RefHeading___Toc920_3593341042">
+          <w:hyperlink w:anchor="__RefHeading___Toc924_2869646815">
             <w:r>
               <w:rPr>
                 <w:webHidden/>
@@ -429,7 +429,7 @@
             </w:tabs>
             <w:rPr/>
           </w:pPr>
-          <w:hyperlink w:anchor="__RefHeading___Toc922_3593341042">
+          <w:hyperlink w:anchor="__RefHeading___Toc926_2869646815">
             <w:r>
               <w:rPr>
                 <w:webHidden/>
@@ -450,7 +450,7 @@
             </w:tabs>
             <w:rPr/>
           </w:pPr>
-          <w:hyperlink w:anchor="__RefHeading___Toc924_3593341042">
+          <w:hyperlink w:anchor="__RefHeading___Toc928_2869646815">
             <w:r>
               <w:rPr>
                 <w:webHidden/>
@@ -471,7 +471,7 @@
             </w:tabs>
             <w:rPr/>
           </w:pPr>
-          <w:hyperlink w:anchor="__RefHeading___Toc926_3593341042">
+          <w:hyperlink w:anchor="__RefHeading___Toc930_2869646815">
             <w:r>
               <w:rPr>
                 <w:webHidden/>
@@ -492,7 +492,7 @@
             </w:tabs>
             <w:rPr/>
           </w:pPr>
-          <w:hyperlink w:anchor="__RefHeading___Toc928_3593341042">
+          <w:hyperlink w:anchor="__RefHeading___Toc932_2869646815">
             <w:r>
               <w:rPr>
                 <w:webHidden/>
@@ -513,7 +513,7 @@
             </w:tabs>
             <w:rPr/>
           </w:pPr>
-          <w:hyperlink w:anchor="__RefHeading___Toc930_3593341042">
+          <w:hyperlink w:anchor="__RefHeading___Toc934_2869646815">
             <w:r>
               <w:rPr>
                 <w:webHidden/>
@@ -534,7 +534,7 @@
             </w:tabs>
             <w:rPr/>
           </w:pPr>
-          <w:hyperlink w:anchor="__RefHeading___Toc932_3593341042">
+          <w:hyperlink w:anchor="__RefHeading___Toc936_2869646815">
             <w:r>
               <w:rPr>
                 <w:webHidden/>
@@ -555,7 +555,7 @@
             </w:tabs>
             <w:rPr/>
           </w:pPr>
-          <w:hyperlink w:anchor="__RefHeading___Toc934_3593341042">
+          <w:hyperlink w:anchor="__RefHeading___Toc938_2869646815">
             <w:r>
               <w:rPr>
                 <w:webHidden/>
@@ -576,7 +576,7 @@
             </w:tabs>
             <w:rPr/>
           </w:pPr>
-          <w:hyperlink w:anchor="__RefHeading___Toc936_3593341042">
+          <w:hyperlink w:anchor="__RefHeading___Toc940_2869646815">
             <w:r>
               <w:rPr>
                 <w:webHidden/>
@@ -597,7 +597,7 @@
             </w:tabs>
             <w:rPr/>
           </w:pPr>
-          <w:hyperlink w:anchor="__RefHeading___Toc938_3593341042">
+          <w:hyperlink w:anchor="__RefHeading___Toc942_2869646815">
             <w:r>
               <w:rPr>
                 <w:webHidden/>
@@ -618,7 +618,7 @@
             </w:tabs>
             <w:rPr/>
           </w:pPr>
-          <w:hyperlink w:anchor="__RefHeading___Toc940_3593341042">
+          <w:hyperlink w:anchor="__RefHeading___Toc944_2869646815">
             <w:r>
               <w:rPr>
                 <w:webHidden/>
@@ -639,7 +639,7 @@
             </w:tabs>
             <w:rPr/>
           </w:pPr>
-          <w:hyperlink w:anchor="__RefHeading___Toc942_3593341042">
+          <w:hyperlink w:anchor="__RefHeading___Toc946_2869646815">
             <w:r>
               <w:rPr>
                 <w:webHidden/>
@@ -660,7 +660,7 @@
             </w:tabs>
             <w:rPr/>
           </w:pPr>
-          <w:hyperlink w:anchor="__RefHeading___Toc944_3593341042">
+          <w:hyperlink w:anchor="__RefHeading___Toc948_2869646815">
             <w:r>
               <w:rPr>
                 <w:webHidden/>
@@ -681,7 +681,7 @@
             </w:tabs>
             <w:rPr/>
           </w:pPr>
-          <w:hyperlink w:anchor="__RefHeading___Toc946_3593341042">
+          <w:hyperlink w:anchor="__RefHeading___Toc950_2869646815">
             <w:r>
               <w:rPr>
                 <w:webHidden/>
@@ -702,7 +702,7 @@
             </w:tabs>
             <w:rPr/>
           </w:pPr>
-          <w:hyperlink w:anchor="__RefHeading___Toc948_3593341042">
+          <w:hyperlink w:anchor="__RefHeading___Toc952_2869646815">
             <w:r>
               <w:rPr>
                 <w:webHidden/>
@@ -723,7 +723,7 @@
             </w:tabs>
             <w:rPr/>
           </w:pPr>
-          <w:hyperlink w:anchor="__RefHeading___Toc950_3593341042">
+          <w:hyperlink w:anchor="__RefHeading___Toc954_2869646815">
             <w:r>
               <w:rPr>
                 <w:webHidden/>
@@ -744,7 +744,7 @@
             </w:tabs>
             <w:rPr/>
           </w:pPr>
-          <w:hyperlink w:anchor="__RefHeading___Toc952_3593341042">
+          <w:hyperlink w:anchor="__RefHeading___Toc956_2869646815">
             <w:r>
               <w:rPr>
                 <w:webHidden/>
@@ -765,7 +765,7 @@
             </w:tabs>
             <w:rPr/>
           </w:pPr>
-          <w:hyperlink w:anchor="__RefHeading___Toc954_3593341042">
+          <w:hyperlink w:anchor="__RefHeading___Toc958_2869646815">
             <w:r>
               <w:rPr>
                 <w:webHidden/>
@@ -786,7 +786,7 @@
             </w:tabs>
             <w:rPr/>
           </w:pPr>
-          <w:hyperlink w:anchor="__RefHeading___Toc956_3593341042">
+          <w:hyperlink w:anchor="__RefHeading___Toc960_2869646815">
             <w:r>
               <w:rPr>
                 <w:webHidden/>
@@ -811,7 +811,7 @@
         <w:pStyle w:val="Heading1"/>
         <w:rPr/>
       </w:pPr>
-      <w:bookmarkStart w:id="0" w:name="__RefHeading___Toc890_3593341042"/>
+      <w:bookmarkStart w:id="0" w:name="__RefHeading___Toc894_2869646815"/>
       <w:bookmarkStart w:id="1" w:name="о-документе"/>
       <w:bookmarkEnd w:id="0"/>
       <w:r>
@@ -853,7 +853,7 @@
         <w:pStyle w:val="Heading1"/>
         <w:rPr/>
       </w:pPr>
-      <w:bookmarkStart w:id="3" w:name="__RefHeading___Toc892_3593341042"/>
+      <w:bookmarkStart w:id="3" w:name="__RefHeading___Toc896_2869646815"/>
       <w:bookmarkStart w:id="4" w:name="роли-и-права"/>
       <w:bookmarkEnd w:id="3"/>
       <w:r>
@@ -873,7 +873,7 @@
         <w:pStyle w:val="Heading2"/>
         <w:rPr/>
       </w:pPr>
-      <w:bookmarkStart w:id="5" w:name="__RefHeading___Toc894_3593341042"/>
+      <w:bookmarkStart w:id="5" w:name="__RefHeading___Toc898_2869646815"/>
       <w:bookmarkEnd w:id="5"/>
       <w:r>
         <w:rPr>
@@ -1287,7 +1287,7 @@
         <w:pStyle w:val="Heading2"/>
         <w:rPr/>
       </w:pPr>
-      <w:bookmarkStart w:id="7" w:name="__RefHeading___Toc896_3593341042"/>
+      <w:bookmarkStart w:id="7" w:name="__RefHeading___Toc900_2869646815"/>
       <w:bookmarkEnd w:id="7"/>
       <w:r>
         <w:rPr>
@@ -1620,7 +1620,7 @@
         <w:pStyle w:val="Heading2"/>
         <w:rPr/>
       </w:pPr>
-      <w:bookmarkStart w:id="8" w:name="__RefHeading___Toc898_3593341042"/>
+      <w:bookmarkStart w:id="8" w:name="__RefHeading___Toc902_2869646815"/>
       <w:bookmarkStart w:id="9" w:name="как-считается-доступ"/>
       <w:bookmarkEnd w:id="8"/>
       <w:r>
@@ -1708,7 +1708,7 @@
         <w:pStyle w:val="Heading2"/>
         <w:rPr/>
       </w:pPr>
-      <w:bookmarkStart w:id="11" w:name="__RefHeading___Toc900_3593341042"/>
+      <w:bookmarkStart w:id="11" w:name="__RefHeading___Toc904_2869646815"/>
       <w:bookmarkStart w:id="12" w:name="защита-от-ошибок"/>
       <w:bookmarkEnd w:id="11"/>
       <w:r>
@@ -1788,7 +1788,7 @@
         <w:pStyle w:val="Heading1"/>
         <w:rPr/>
       </w:pPr>
-      <w:bookmarkStart w:id="15" w:name="__RefHeading___Toc902_3593341042"/>
+      <w:bookmarkStart w:id="15" w:name="__RefHeading___Toc906_2869646815"/>
       <w:bookmarkStart w:id="16" w:name="первичная-настройка"/>
       <w:bookmarkEnd w:id="15"/>
       <w:r>
@@ -1808,7 +1808,7 @@
         <w:pStyle w:val="Heading2"/>
         <w:rPr/>
       </w:pPr>
-      <w:bookmarkStart w:id="17" w:name="__RefHeading___Toc904_3593341042"/>
+      <w:bookmarkStart w:id="17" w:name="__RefHeading___Toc908_2869646815"/>
       <w:bookmarkStart w:id="18" w:name="после-перехода-с-1.0.1"/>
       <w:bookmarkEnd w:id="17"/>
       <w:r>
@@ -1934,7 +1934,7 @@
         <w:pStyle w:val="Heading2"/>
         <w:rPr/>
       </w:pPr>
-      <w:bookmarkStart w:id="19" w:name="__RefHeading___Toc906_3593341042"/>
+      <w:bookmarkStart w:id="19" w:name="__RefHeading___Toc910_2869646815"/>
       <w:bookmarkStart w:id="20" w:name="новая-установка"/>
       <w:bookmarkEnd w:id="19"/>
       <w:r>
@@ -2049,7 +2049,7 @@
         <w:pStyle w:val="Heading1"/>
         <w:rPr/>
       </w:pPr>
-      <w:bookmarkStart w:id="21" w:name="__RefHeading___Toc908_3593341042"/>
+      <w:bookmarkStart w:id="21" w:name="__RefHeading___Toc912_2869646815"/>
       <w:bookmarkStart w:id="22" w:name="сотрудники"/>
       <w:bookmarkEnd w:id="21"/>
       <w:r>
@@ -2069,7 +2069,7 @@
         <w:pStyle w:val="Heading2"/>
         <w:rPr/>
       </w:pPr>
-      <w:bookmarkStart w:id="23" w:name="__RefHeading___Toc910_3593341042"/>
+      <w:bookmarkStart w:id="23" w:name="__RefHeading___Toc914_2869646815"/>
       <w:bookmarkStart w:id="24" w:name="список"/>
       <w:bookmarkEnd w:id="23"/>
       <w:r>
@@ -2167,7 +2167,7 @@
         <w:pStyle w:val="Heading2"/>
         <w:rPr/>
       </w:pPr>
-      <w:bookmarkStart w:id="26" w:name="__RefHeading___Toc912_3593341042"/>
+      <w:bookmarkStart w:id="26" w:name="__RefHeading___Toc916_2869646815"/>
       <w:bookmarkStart w:id="27" w:name="добавление-и-изменение"/>
       <w:bookmarkEnd w:id="26"/>
       <w:r>
@@ -2300,7 +2300,7 @@
         <w:pStyle w:val="Heading2"/>
         <w:rPr/>
       </w:pPr>
-      <w:bookmarkStart w:id="28" w:name="__RefHeading___Toc914_3593341042"/>
+      <w:bookmarkStart w:id="28" w:name="__RefHeading___Toc918_2869646815"/>
       <w:bookmarkStart w:id="29" w:name="отключение-и-удаление"/>
       <w:bookmarkEnd w:id="28"/>
       <w:r>
@@ -2364,7 +2364,7 @@
         <w:pStyle w:val="Heading1"/>
         <w:rPr/>
       </w:pPr>
-      <w:bookmarkStart w:id="30" w:name="__RefHeading___Toc916_3593341042"/>
+      <w:bookmarkStart w:id="30" w:name="__RefHeading___Toc920_2869646815"/>
       <w:bookmarkStart w:id="31" w:name="направления"/>
       <w:bookmarkEnd w:id="30"/>
       <w:r>
@@ -2482,7 +2482,7 @@
         <w:pStyle w:val="Heading1"/>
         <w:rPr/>
       </w:pPr>
-      <w:bookmarkStart w:id="32" w:name="__RefHeading___Toc918_3593341042"/>
+      <w:bookmarkStart w:id="32" w:name="__RefHeading___Toc922_2869646815"/>
       <w:bookmarkStart w:id="33" w:name="доступы"/>
       <w:bookmarkEnd w:id="32"/>
       <w:r>
@@ -2512,7 +2512,7 @@
         <w:pStyle w:val="Heading2"/>
         <w:rPr/>
       </w:pPr>
-      <w:bookmarkStart w:id="34" w:name="__RefHeading___Toc920_3593341042"/>
+      <w:bookmarkStart w:id="34" w:name="__RefHeading___Toc924_2869646815"/>
       <w:bookmarkStart w:id="35" w:name="выдать-доступ"/>
       <w:bookmarkEnd w:id="34"/>
       <w:r>
@@ -2685,7 +2685,7 @@
         <w:pStyle w:val="Heading2"/>
         <w:rPr/>
       </w:pPr>
-      <w:bookmarkStart w:id="37" w:name="__RefHeading___Toc922_3593341042"/>
+      <w:bookmarkStart w:id="37" w:name="__RefHeading___Toc926_2869646815"/>
       <w:bookmarkStart w:id="38" w:name="правила"/>
       <w:bookmarkEnd w:id="37"/>
       <w:r>
@@ -2749,7 +2749,7 @@
         <w:pStyle w:val="Heading2"/>
         <w:rPr/>
       </w:pPr>
-      <w:bookmarkStart w:id="39" w:name="__RefHeading___Toc924_3593341042"/>
+      <w:bookmarkStart w:id="39" w:name="__RefHeading___Toc928_2869646815"/>
       <w:bookmarkStart w:id="40" w:name="кто-что-видит"/>
       <w:bookmarkEnd w:id="39"/>
       <w:r>
@@ -2839,7 +2839,7 @@
         <w:pStyle w:val="Heading1"/>
         <w:rPr/>
       </w:pPr>
-      <w:bookmarkStart w:id="43" w:name="__RefHeading___Toc926_3593341042"/>
+      <w:bookmarkStart w:id="43" w:name="__RefHeading___Toc930_2869646815"/>
       <w:bookmarkStart w:id="44" w:name="реестр-изменений"/>
       <w:bookmarkEnd w:id="43"/>
       <w:r>
@@ -2947,7 +2947,7 @@
         <w:pStyle w:val="Heading1"/>
         <w:rPr/>
       </w:pPr>
-      <w:bookmarkStart w:id="45" w:name="__RefHeading___Toc928_3593341042"/>
+      <w:bookmarkStart w:id="45" w:name="__RefHeading___Toc932_2869646815"/>
       <w:bookmarkStart w:id="46" w:name="корзина"/>
       <w:bookmarkEnd w:id="45"/>
       <w:r>
@@ -3057,7 +3057,7 @@
         <w:pStyle w:val="Heading1"/>
         <w:rPr/>
       </w:pPr>
-      <w:bookmarkStart w:id="48" w:name="__RefHeading___Toc930_3593341042"/>
+      <w:bookmarkStart w:id="48" w:name="__RefHeading___Toc934_2869646815"/>
       <w:bookmarkStart w:id="49" w:name="вход-через-домен"/>
       <w:bookmarkEnd w:id="48"/>
       <w:r>
@@ -4118,7 +4118,7 @@
       <w:bookmarkStart w:id="50" w:name="вход-через-домен"/>
       <w:r>
         <w:rPr/>
-        <w:t>При входе через домен ФИО и email сотрудника обновляются из каталога. Если сотрудник раньше входил по паролю системы, его учётная запись переводится на вход через домен (пароль системы удаляется).</w:t>
+        <w:t>При входе через домен ФИО и email сотрудника обновляются из каталога. Если сотрудник раньше входил по паролю системы, его учётная запись переводится на вход через домен (пароль системы удаляется). Исключение — локальные администраторы: они никогда не связываются с каталогом и всегда входят паролем системы (иначе учётная запись каталога с тем же логином получила бы права администратора).</w:t>
       </w:r>
       <w:bookmarkEnd w:id="50"/>
     </w:p>
@@ -4127,7 +4127,7 @@
         <w:pStyle w:val="Heading1"/>
         <w:rPr/>
       </w:pPr>
-      <w:bookmarkStart w:id="51" w:name="__RefHeading___Toc932_3593341042"/>
+      <w:bookmarkStart w:id="51" w:name="__RefHeading___Toc936_2869646815"/>
       <w:bookmarkStart w:id="52" w:name="производственный-календарь"/>
       <w:bookmarkEnd w:id="51"/>
       <w:r>
@@ -4292,7 +4292,7 @@
         <w:pStyle w:val="Heading1"/>
         <w:rPr/>
       </w:pPr>
-      <w:bookmarkStart w:id="53" w:name="__RefHeading___Toc934_3593341042"/>
+      <w:bookmarkStart w:id="53" w:name="__RefHeading___Toc938_2869646815"/>
       <w:bookmarkStart w:id="54" w:name="работа-сервиса"/>
       <w:bookmarkEnd w:id="53"/>
       <w:r>
@@ -4417,7 +4417,7 @@
         <w:pStyle w:val="Heading1"/>
         <w:rPr/>
       </w:pPr>
-      <w:bookmarkStart w:id="55" w:name="__RefHeading___Toc936_3593341042"/>
+      <w:bookmarkStart w:id="55" w:name="__RefHeading___Toc940_2869646815"/>
       <w:bookmarkStart w:id="56" w:name="сценарии-администратора"/>
       <w:bookmarkEnd w:id="55"/>
       <w:r>
@@ -4437,7 +4437,7 @@
         <w:pStyle w:val="Heading2"/>
         <w:rPr/>
       </w:pPr>
-      <w:bookmarkStart w:id="57" w:name="__RefHeading___Toc938_3593341042"/>
+      <w:bookmarkStart w:id="57" w:name="__RefHeading___Toc942_2869646815"/>
       <w:bookmarkStart w:id="58" w:name="X525cf896d0e0da260fae1e7259530962a7d5ac1"/>
       <w:bookmarkEnd w:id="57"/>
       <w:r>
@@ -4515,7 +4515,7 @@
         <w:pStyle w:val="Heading2"/>
         <w:rPr/>
       </w:pPr>
-      <w:bookmarkStart w:id="60" w:name="__RefHeading___Toc940_3593341042"/>
+      <w:bookmarkStart w:id="60" w:name="__RefHeading___Toc944_2869646815"/>
       <w:bookmarkStart w:id="61" w:name="сценарий-а2.-увольнение"/>
       <w:bookmarkEnd w:id="60"/>
       <w:r>
@@ -4597,7 +4597,7 @@
         <w:pStyle w:val="Heading2"/>
         <w:rPr/>
       </w:pPr>
-      <w:bookmarkStart w:id="63" w:name="__RefHeading___Toc942_3593341042"/>
+      <w:bookmarkStart w:id="63" w:name="__RefHeading___Toc946_2869646815"/>
       <w:bookmarkStart w:id="64" w:name="X40b3630711ad101350b0dd1e981711065e8bd89"/>
       <w:bookmarkEnd w:id="63"/>
       <w:r>
@@ -4629,7 +4629,7 @@
         <w:pStyle w:val="Heading2"/>
         <w:rPr/>
       </w:pPr>
-      <w:bookmarkStart w:id="66" w:name="__RefHeading___Toc944_3593341042"/>
+      <w:bookmarkStart w:id="66" w:name="__RefHeading___Toc948_2869646815"/>
       <w:bookmarkStart w:id="67" w:name="X47b085d6f5d4ae9e2a209044082e45befec994f"/>
       <w:bookmarkEnd w:id="66"/>
       <w:r>
@@ -4667,7 +4667,7 @@
         <w:pStyle w:val="Heading2"/>
         <w:rPr/>
       </w:pPr>
-      <w:bookmarkStart w:id="68" w:name="__RefHeading___Toc946_3593341042"/>
+      <w:bookmarkStart w:id="68" w:name="__RefHeading___Toc950_2869646815"/>
       <w:bookmarkStart w:id="69" w:name="Xe1ad479a47bf9d896db09fa985b7ceb589233e6"/>
       <w:bookmarkEnd w:id="68"/>
       <w:r>
@@ -4738,7 +4738,7 @@
         <w:pStyle w:val="Heading2"/>
         <w:rPr/>
       </w:pPr>
-      <w:bookmarkStart w:id="70" w:name="__RefHeading___Toc948_3593341042"/>
+      <w:bookmarkStart w:id="70" w:name="__RefHeading___Toc952_2869646815"/>
       <w:bookmarkStart w:id="71" w:name="сценарий-а6.-сотрудник-забыл-пароль"/>
       <w:bookmarkEnd w:id="70"/>
       <w:r>
@@ -4791,7 +4791,7 @@
         <w:pStyle w:val="Heading2"/>
         <w:rPr/>
       </w:pPr>
-      <w:bookmarkStart w:id="72" w:name="__RefHeading___Toc950_3593341042"/>
+      <w:bookmarkStart w:id="72" w:name="__RefHeading___Toc954_2869646815"/>
       <w:bookmarkStart w:id="73" w:name="сценарий-а7.-переход-на-вход-через-домен"/>
       <w:bookmarkEnd w:id="72"/>
       <w:r>
@@ -4904,7 +4904,7 @@
         <w:pStyle w:val="Heading2"/>
         <w:rPr/>
       </w:pPr>
-      <w:bookmarkStart w:id="74" w:name="__RefHeading___Toc952_3593341042"/>
+      <w:bookmarkStart w:id="74" w:name="__RefHeading___Toc956_2869646815"/>
       <w:bookmarkStart w:id="75" w:name="сценарий-а8.-кто-удалил-строку-в-плане"/>
       <w:bookmarkEnd w:id="74"/>
       <w:r>
@@ -4958,7 +4958,7 @@
         <w:pStyle w:val="Heading1"/>
         <w:rPr/>
       </w:pPr>
-      <w:bookmarkStart w:id="76" w:name="__RefHeading___Toc954_3593341042"/>
+      <w:bookmarkStart w:id="76" w:name="__RefHeading___Toc958_2869646815"/>
       <w:bookmarkStart w:id="77" w:name="рекомендации-по-безопасности"/>
       <w:bookmarkEnd w:id="76"/>
       <w:r>
@@ -5071,7 +5071,7 @@
         <w:pStyle w:val="Heading1"/>
         <w:rPr/>
       </w:pPr>
-      <w:bookmarkStart w:id="78" w:name="__RefHeading___Toc956_3593341042"/>
+      <w:bookmarkStart w:id="78" w:name="__RefHeading___Toc960_2869646815"/>
       <w:bookmarkStart w:id="79" w:name="частые-вопросы"/>
       <w:bookmarkEnd w:id="78"/>
       <w:r>

--- a/docs/manuals/admin-guide.docx
+++ b/docs/manuals/admin-guide.docx
@@ -23,7 +23,7 @@
       </w:pPr>
       <w:r>
         <w:rPr/>
-        <w:t>Версия 0.2.0</w:t>
+        <w:t>Версия 0.2.1</w:t>
       </w:r>
     </w:p>
     <w:p>
@@ -93,7 +93,7 @@
             </w:rPr>
             <w:fldChar w:fldCharType="separate"/>
           </w:r>
-          <w:hyperlink w:anchor="__RefHeading___Toc894_2869646815">
+          <w:hyperlink w:anchor="__RefHeading___Toc925_87357894">
             <w:r>
               <w:rPr>
                 <w:webHidden/>
@@ -114,7 +114,7 @@
             </w:tabs>
             <w:rPr/>
           </w:pPr>
-          <w:hyperlink w:anchor="__RefHeading___Toc896_2869646815">
+          <w:hyperlink w:anchor="__RefHeading___Toc927_87357894">
             <w:r>
               <w:rPr>
                 <w:webHidden/>
@@ -135,7 +135,7 @@
             </w:tabs>
             <w:rPr/>
           </w:pPr>
-          <w:hyperlink w:anchor="__RefHeading___Toc898_2869646815">
+          <w:hyperlink w:anchor="__RefHeading___Toc929_87357894">
             <w:r>
               <w:rPr>
                 <w:webHidden/>
@@ -156,7 +156,7 @@
             </w:tabs>
             <w:rPr/>
           </w:pPr>
-          <w:hyperlink w:anchor="__RefHeading___Toc900_2869646815">
+          <w:hyperlink w:anchor="__RefHeading___Toc931_87357894">
             <w:r>
               <w:rPr>
                 <w:webHidden/>
@@ -177,7 +177,7 @@
             </w:tabs>
             <w:rPr/>
           </w:pPr>
-          <w:hyperlink w:anchor="__RefHeading___Toc902_2869646815">
+          <w:hyperlink w:anchor="__RefHeading___Toc933_87357894">
             <w:r>
               <w:rPr>
                 <w:webHidden/>
@@ -198,7 +198,7 @@
             </w:tabs>
             <w:rPr/>
           </w:pPr>
-          <w:hyperlink w:anchor="__RefHeading___Toc904_2869646815">
+          <w:hyperlink w:anchor="__RefHeading___Toc935_87357894">
             <w:r>
               <w:rPr>
                 <w:webHidden/>
@@ -219,7 +219,7 @@
             </w:tabs>
             <w:rPr/>
           </w:pPr>
-          <w:hyperlink w:anchor="__RefHeading___Toc906_2869646815">
+          <w:hyperlink w:anchor="__RefHeading___Toc937_87357894">
             <w:r>
               <w:rPr>
                 <w:webHidden/>
@@ -240,7 +240,7 @@
             </w:tabs>
             <w:rPr/>
           </w:pPr>
-          <w:hyperlink w:anchor="__RefHeading___Toc908_2869646815">
+          <w:hyperlink w:anchor="__RefHeading___Toc939_87357894">
             <w:r>
               <w:rPr>
                 <w:webHidden/>
@@ -261,7 +261,7 @@
             </w:tabs>
             <w:rPr/>
           </w:pPr>
-          <w:hyperlink w:anchor="__RefHeading___Toc910_2869646815">
+          <w:hyperlink w:anchor="__RefHeading___Toc941_87357894">
             <w:r>
               <w:rPr>
                 <w:webHidden/>
@@ -282,7 +282,7 @@
             </w:tabs>
             <w:rPr/>
           </w:pPr>
-          <w:hyperlink w:anchor="__RefHeading___Toc912_2869646815">
+          <w:hyperlink w:anchor="__RefHeading___Toc943_87357894">
             <w:r>
               <w:rPr>
                 <w:webHidden/>
@@ -303,7 +303,7 @@
             </w:tabs>
             <w:rPr/>
           </w:pPr>
-          <w:hyperlink w:anchor="__RefHeading___Toc914_2869646815">
+          <w:hyperlink w:anchor="__RefHeading___Toc945_87357894">
             <w:r>
               <w:rPr>
                 <w:webHidden/>
@@ -324,7 +324,7 @@
             </w:tabs>
             <w:rPr/>
           </w:pPr>
-          <w:hyperlink w:anchor="__RefHeading___Toc916_2869646815">
+          <w:hyperlink w:anchor="__RefHeading___Toc947_87357894">
             <w:r>
               <w:rPr>
                 <w:webHidden/>
@@ -345,7 +345,7 @@
             </w:tabs>
             <w:rPr/>
           </w:pPr>
-          <w:hyperlink w:anchor="__RefHeading___Toc918_2869646815">
+          <w:hyperlink w:anchor="__RefHeading___Toc949_87357894">
             <w:r>
               <w:rPr>
                 <w:webHidden/>
@@ -366,7 +366,7 @@
             </w:tabs>
             <w:rPr/>
           </w:pPr>
-          <w:hyperlink w:anchor="__RefHeading___Toc920_2869646815">
+          <w:hyperlink w:anchor="__RefHeading___Toc951_87357894">
             <w:r>
               <w:rPr>
                 <w:webHidden/>
@@ -387,7 +387,7 @@
             </w:tabs>
             <w:rPr/>
           </w:pPr>
-          <w:hyperlink w:anchor="__RefHeading___Toc922_2869646815">
+          <w:hyperlink w:anchor="__RefHeading___Toc953_87357894">
             <w:r>
               <w:rPr>
                 <w:webHidden/>
@@ -408,7 +408,7 @@
             </w:tabs>
             <w:rPr/>
           </w:pPr>
-          <w:hyperlink w:anchor="__RefHeading___Toc924_2869646815">
+          <w:hyperlink w:anchor="__RefHeading___Toc955_87357894">
             <w:r>
               <w:rPr>
                 <w:webHidden/>
@@ -429,7 +429,7 @@
             </w:tabs>
             <w:rPr/>
           </w:pPr>
-          <w:hyperlink w:anchor="__RefHeading___Toc926_2869646815">
+          <w:hyperlink w:anchor="__RefHeading___Toc957_87357894">
             <w:r>
               <w:rPr>
                 <w:webHidden/>
@@ -450,7 +450,7 @@
             </w:tabs>
             <w:rPr/>
           </w:pPr>
-          <w:hyperlink w:anchor="__RefHeading___Toc928_2869646815">
+          <w:hyperlink w:anchor="__RefHeading___Toc959_87357894">
             <w:r>
               <w:rPr>
                 <w:webHidden/>
@@ -471,7 +471,7 @@
             </w:tabs>
             <w:rPr/>
           </w:pPr>
-          <w:hyperlink w:anchor="__RefHeading___Toc930_2869646815">
+          <w:hyperlink w:anchor="__RefHeading___Toc961_87357894">
             <w:r>
               <w:rPr>
                 <w:webHidden/>
@@ -492,7 +492,7 @@
             </w:tabs>
             <w:rPr/>
           </w:pPr>
-          <w:hyperlink w:anchor="__RefHeading___Toc932_2869646815">
+          <w:hyperlink w:anchor="__RefHeading___Toc963_87357894">
             <w:r>
               <w:rPr>
                 <w:webHidden/>
@@ -513,7 +513,7 @@
             </w:tabs>
             <w:rPr/>
           </w:pPr>
-          <w:hyperlink w:anchor="__RefHeading___Toc934_2869646815">
+          <w:hyperlink w:anchor="__RefHeading___Toc965_87357894">
             <w:r>
               <w:rPr>
                 <w:webHidden/>
@@ -534,7 +534,7 @@
             </w:tabs>
             <w:rPr/>
           </w:pPr>
-          <w:hyperlink w:anchor="__RefHeading___Toc936_2869646815">
+          <w:hyperlink w:anchor="__RefHeading___Toc967_87357894">
             <w:r>
               <w:rPr>
                 <w:webHidden/>
@@ -555,7 +555,7 @@
             </w:tabs>
             <w:rPr/>
           </w:pPr>
-          <w:hyperlink w:anchor="__RefHeading___Toc938_2869646815">
+          <w:hyperlink w:anchor="__RefHeading___Toc969_87357894">
             <w:r>
               <w:rPr>
                 <w:webHidden/>
@@ -576,7 +576,7 @@
             </w:tabs>
             <w:rPr/>
           </w:pPr>
-          <w:hyperlink w:anchor="__RefHeading___Toc940_2869646815">
+          <w:hyperlink w:anchor="__RefHeading___Toc971_87357894">
             <w:r>
               <w:rPr>
                 <w:webHidden/>
@@ -597,7 +597,7 @@
             </w:tabs>
             <w:rPr/>
           </w:pPr>
-          <w:hyperlink w:anchor="__RefHeading___Toc942_2869646815">
+          <w:hyperlink w:anchor="__RefHeading___Toc973_87357894">
             <w:r>
               <w:rPr>
                 <w:webHidden/>
@@ -618,7 +618,7 @@
             </w:tabs>
             <w:rPr/>
           </w:pPr>
-          <w:hyperlink w:anchor="__RefHeading___Toc944_2869646815">
+          <w:hyperlink w:anchor="__RefHeading___Toc975_87357894">
             <w:r>
               <w:rPr>
                 <w:webHidden/>
@@ -639,7 +639,7 @@
             </w:tabs>
             <w:rPr/>
           </w:pPr>
-          <w:hyperlink w:anchor="__RefHeading___Toc946_2869646815">
+          <w:hyperlink w:anchor="__RefHeading___Toc977_87357894">
             <w:r>
               <w:rPr>
                 <w:webHidden/>
@@ -660,7 +660,7 @@
             </w:tabs>
             <w:rPr/>
           </w:pPr>
-          <w:hyperlink w:anchor="__RefHeading___Toc948_2869646815">
+          <w:hyperlink w:anchor="__RefHeading___Toc979_87357894">
             <w:r>
               <w:rPr>
                 <w:webHidden/>
@@ -681,7 +681,7 @@
             </w:tabs>
             <w:rPr/>
           </w:pPr>
-          <w:hyperlink w:anchor="__RefHeading___Toc950_2869646815">
+          <w:hyperlink w:anchor="__RefHeading___Toc981_87357894">
             <w:r>
               <w:rPr>
                 <w:webHidden/>
@@ -702,7 +702,7 @@
             </w:tabs>
             <w:rPr/>
           </w:pPr>
-          <w:hyperlink w:anchor="__RefHeading___Toc952_2869646815">
+          <w:hyperlink w:anchor="__RefHeading___Toc983_87357894">
             <w:r>
               <w:rPr>
                 <w:webHidden/>
@@ -723,7 +723,7 @@
             </w:tabs>
             <w:rPr/>
           </w:pPr>
-          <w:hyperlink w:anchor="__RefHeading___Toc954_2869646815">
+          <w:hyperlink w:anchor="__RefHeading___Toc985_87357894">
             <w:r>
               <w:rPr>
                 <w:webHidden/>
@@ -744,7 +744,7 @@
             </w:tabs>
             <w:rPr/>
           </w:pPr>
-          <w:hyperlink w:anchor="__RefHeading___Toc956_2869646815">
+          <w:hyperlink w:anchor="__RefHeading___Toc987_87357894">
             <w:r>
               <w:rPr>
                 <w:webHidden/>
@@ -765,7 +765,7 @@
             </w:tabs>
             <w:rPr/>
           </w:pPr>
-          <w:hyperlink w:anchor="__RefHeading___Toc958_2869646815">
+          <w:hyperlink w:anchor="__RefHeading___Toc989_87357894">
             <w:r>
               <w:rPr>
                 <w:webHidden/>
@@ -786,7 +786,7 @@
             </w:tabs>
             <w:rPr/>
           </w:pPr>
-          <w:hyperlink w:anchor="__RefHeading___Toc960_2869646815">
+          <w:hyperlink w:anchor="__RefHeading___Toc991_87357894">
             <w:r>
               <w:rPr>
                 <w:webHidden/>
@@ -811,7 +811,7 @@
         <w:pStyle w:val="Heading1"/>
         <w:rPr/>
       </w:pPr>
-      <w:bookmarkStart w:id="0" w:name="__RefHeading___Toc894_2869646815"/>
+      <w:bookmarkStart w:id="0" w:name="__RefHeading___Toc925_87357894"/>
       <w:bookmarkStart w:id="1" w:name="о-документе"/>
       <w:bookmarkEnd w:id="0"/>
       <w:r>
@@ -833,7 +833,7 @@
       </w:pPr>
       <w:r>
         <w:rPr/>
-        <w:t>Руководство описывает администрирование «Пульса Проекта» версии 0.2.0: роли и доступы, сотрудников, направления, реестр изменений, корзину, вход через домен (LDAP / Active Directory) и производственный календарь. Работа с проектами и планами — в «Руководстве пользователя», установка, обновление и резервное копирование — в «Руководстве по развёртыванию».</w:t>
+        <w:t>Руководство описывает администрирование «Пульса Проекта» версии 0.2.1: роли и доступы, сотрудников, направления, реестр изменений, корзину, вход через домен (LDAP / Active Directory) и производственный календарь. Работа с проектами и планами — в «Руководстве пользователя», установка, обновление и резервное копирование — в «Руководстве по развёртыванию».</w:t>
       </w:r>
     </w:p>
     <w:p>
@@ -853,7 +853,7 @@
         <w:pStyle w:val="Heading1"/>
         <w:rPr/>
       </w:pPr>
-      <w:bookmarkStart w:id="3" w:name="__RefHeading___Toc896_2869646815"/>
+      <w:bookmarkStart w:id="3" w:name="__RefHeading___Toc927_87357894"/>
       <w:bookmarkStart w:id="4" w:name="роли-и-права"/>
       <w:bookmarkEnd w:id="3"/>
       <w:r>
@@ -873,7 +873,7 @@
         <w:pStyle w:val="Heading2"/>
         <w:rPr/>
       </w:pPr>
-      <w:bookmarkStart w:id="5" w:name="__RefHeading___Toc898_2869646815"/>
+      <w:bookmarkStart w:id="5" w:name="__RefHeading___Toc929_87357894"/>
       <w:bookmarkEnd w:id="5"/>
       <w:r>
         <w:rPr>
@@ -1287,7 +1287,7 @@
         <w:pStyle w:val="Heading2"/>
         <w:rPr/>
       </w:pPr>
-      <w:bookmarkStart w:id="7" w:name="__RefHeading___Toc900_2869646815"/>
+      <w:bookmarkStart w:id="7" w:name="__RefHeading___Toc931_87357894"/>
       <w:bookmarkEnd w:id="7"/>
       <w:r>
         <w:rPr>
@@ -1599,7 +1599,7 @@
                 <w:szCs w:val="24"/>
                 <w:lang w:val="ru-RU" w:eastAsia="en-US" w:bidi="ar-SA"/>
               </w:rPr>
-              <w:t>Плюс: переименовывать проект и менять его направление; удалять архивные планы в корзину</w:t>
+              <w:t>Плюс: переименовывать проект и менять его направление; удалять планы в корзину и возвращать их оттуда</w:t>
             </w:r>
           </w:p>
         </w:tc>
@@ -1620,7 +1620,7 @@
         <w:pStyle w:val="Heading2"/>
         <w:rPr/>
       </w:pPr>
-      <w:bookmarkStart w:id="8" w:name="__RefHeading___Toc902_2869646815"/>
+      <w:bookmarkStart w:id="8" w:name="__RefHeading___Toc933_87357894"/>
       <w:bookmarkStart w:id="9" w:name="как-считается-доступ"/>
       <w:bookmarkEnd w:id="8"/>
       <w:r>
@@ -1708,7 +1708,7 @@
         <w:pStyle w:val="Heading2"/>
         <w:rPr/>
       </w:pPr>
-      <w:bookmarkStart w:id="11" w:name="__RefHeading___Toc904_2869646815"/>
+      <w:bookmarkStart w:id="11" w:name="__RefHeading___Toc935_87357894"/>
       <w:bookmarkStart w:id="12" w:name="защита-от-ошибок"/>
       <w:bookmarkEnd w:id="11"/>
       <w:r>
@@ -1788,7 +1788,7 @@
         <w:pStyle w:val="Heading1"/>
         <w:rPr/>
       </w:pPr>
-      <w:bookmarkStart w:id="15" w:name="__RefHeading___Toc906_2869646815"/>
+      <w:bookmarkStart w:id="15" w:name="__RefHeading___Toc937_87357894"/>
       <w:bookmarkStart w:id="16" w:name="первичная-настройка"/>
       <w:bookmarkEnd w:id="15"/>
       <w:r>
@@ -1808,7 +1808,7 @@
         <w:pStyle w:val="Heading2"/>
         <w:rPr/>
       </w:pPr>
-      <w:bookmarkStart w:id="17" w:name="__RefHeading___Toc908_2869646815"/>
+      <w:bookmarkStart w:id="17" w:name="__RefHeading___Toc939_87357894"/>
       <w:bookmarkStart w:id="18" w:name="после-перехода-с-1.0.1"/>
       <w:bookmarkEnd w:id="17"/>
       <w:r>
@@ -1934,7 +1934,7 @@
         <w:pStyle w:val="Heading2"/>
         <w:rPr/>
       </w:pPr>
-      <w:bookmarkStart w:id="19" w:name="__RefHeading___Toc910_2869646815"/>
+      <w:bookmarkStart w:id="19" w:name="__RefHeading___Toc941_87357894"/>
       <w:bookmarkStart w:id="20" w:name="новая-установка"/>
       <w:bookmarkEnd w:id="19"/>
       <w:r>
@@ -2049,7 +2049,7 @@
         <w:pStyle w:val="Heading1"/>
         <w:rPr/>
       </w:pPr>
-      <w:bookmarkStart w:id="21" w:name="__RefHeading___Toc912_2869646815"/>
+      <w:bookmarkStart w:id="21" w:name="__RefHeading___Toc943_87357894"/>
       <w:bookmarkStart w:id="22" w:name="сотрудники"/>
       <w:bookmarkEnd w:id="21"/>
       <w:r>
@@ -2069,7 +2069,7 @@
         <w:pStyle w:val="Heading2"/>
         <w:rPr/>
       </w:pPr>
-      <w:bookmarkStart w:id="23" w:name="__RefHeading___Toc914_2869646815"/>
+      <w:bookmarkStart w:id="23" w:name="__RefHeading___Toc945_87357894"/>
       <w:bookmarkStart w:id="24" w:name="список"/>
       <w:bookmarkEnd w:id="23"/>
       <w:r>
@@ -2155,21 +2155,31 @@
         <w:pStyle w:val="BodyText"/>
         <w:rPr/>
       </w:pPr>
-      <w:bookmarkStart w:id="25" w:name="список"/>
-      <w:r>
-        <w:rPr/>
-        <w:t>Поиск — по ФИО, логину, должности; фильтр — по роли или «Отключённые»; заголовки столбцов сортируют список. Роль меняется прямо в таблице.</w:t>
-      </w:r>
+      <w:r>
+        <w:rPr/>
+        <w:t xml:space="preserve">Поиск — по ФИО, логину, должности; фильтр — по роли или «Отключённые»; заголовки столбцов сортируют список. Роль меняется прямо в таблице; в уведомлении есть </w:t>
+      </w:r>
+      <w:r>
+        <w:rPr>
+          <w:b/>
+          <w:bCs/>
+        </w:rPr>
+        <w:t>Отменить</w:t>
+      </w:r>
+      <w:r>
+        <w:rPr/>
+        <w:t>. Выдача и снятие роли «Администратор» — с подтверждением.</w:t>
+      </w:r>
+      <w:bookmarkEnd w:id="24"/>
+    </w:p>
+    <w:p>
+      <w:pPr>
+        <w:pStyle w:val="Heading2"/>
+        <w:rPr/>
+      </w:pPr>
+      <w:bookmarkStart w:id="25" w:name="__RefHeading___Toc947_87357894"/>
+      <w:bookmarkStart w:id="26" w:name="добавление-и-изменение"/>
       <w:bookmarkEnd w:id="25"/>
-    </w:p>
-    <w:p>
-      <w:pPr>
-        <w:pStyle w:val="Heading2"/>
-        <w:rPr/>
-      </w:pPr>
-      <w:bookmarkStart w:id="26" w:name="__RefHeading___Toc916_2869646815"/>
-      <w:bookmarkStart w:id="27" w:name="добавление-и-изменение"/>
-      <w:bookmarkEnd w:id="26"/>
       <w:r>
         <w:rPr>
           <w:rStyle w:val="SectionNumber"/>
@@ -2293,16 +2303,16 @@
         <w:rPr/>
         <w:t xml:space="preserve"> Сотрудников, входящих через домен, заводить заранее не обязательно: учётная запись создаётся при первом входе с ролью по умолчанию из настроек домена. Доступы к проектам выдайте после первого входа.</w:t>
       </w:r>
+      <w:bookmarkEnd w:id="26"/>
+    </w:p>
+    <w:p>
+      <w:pPr>
+        <w:pStyle w:val="Heading2"/>
+        <w:rPr/>
+      </w:pPr>
+      <w:bookmarkStart w:id="27" w:name="__RefHeading___Toc949_87357894"/>
+      <w:bookmarkStart w:id="28" w:name="отключение-и-удаление"/>
       <w:bookmarkEnd w:id="27"/>
-    </w:p>
-    <w:p>
-      <w:pPr>
-        <w:pStyle w:val="Heading2"/>
-        <w:rPr/>
-      </w:pPr>
-      <w:bookmarkStart w:id="28" w:name="__RefHeading___Toc918_2869646815"/>
-      <w:bookmarkStart w:id="29" w:name="отключение-и-удаление"/>
-      <w:bookmarkEnd w:id="28"/>
       <w:r>
         <w:rPr>
           <w:rStyle w:val="SectionNumber"/>
@@ -2357,16 +2367,16 @@
         <w:t xml:space="preserve"> (в карточке) — необратимо: пропадают учётная запись и доступы. Комментарии и записи истории остаются с именем сотрудника.</w:t>
       </w:r>
       <w:bookmarkEnd w:id="22"/>
+      <w:bookmarkEnd w:id="28"/>
+    </w:p>
+    <w:p>
+      <w:pPr>
+        <w:pStyle w:val="Heading1"/>
+        <w:rPr/>
+      </w:pPr>
+      <w:bookmarkStart w:id="29" w:name="__RefHeading___Toc951_87357894"/>
+      <w:bookmarkStart w:id="30" w:name="направления"/>
       <w:bookmarkEnd w:id="29"/>
-    </w:p>
-    <w:p>
-      <w:pPr>
-        <w:pStyle w:val="Heading1"/>
-        <w:rPr/>
-      </w:pPr>
-      <w:bookmarkStart w:id="30" w:name="__RefHeading___Toc920_2869646815"/>
-      <w:bookmarkStart w:id="31" w:name="направления"/>
-      <w:bookmarkEnd w:id="30"/>
       <w:r>
         <w:rPr>
           <w:rStyle w:val="SectionNumber"/>
@@ -2475,16 +2485,16 @@
         <w:rPr/>
         <w:t>).</w:t>
       </w:r>
+      <w:bookmarkEnd w:id="30"/>
+    </w:p>
+    <w:p>
+      <w:pPr>
+        <w:pStyle w:val="Heading1"/>
+        <w:rPr/>
+      </w:pPr>
+      <w:bookmarkStart w:id="31" w:name="__RefHeading___Toc953_87357894"/>
+      <w:bookmarkStart w:id="32" w:name="доступы"/>
       <w:bookmarkEnd w:id="31"/>
-    </w:p>
-    <w:p>
-      <w:pPr>
-        <w:pStyle w:val="Heading1"/>
-        <w:rPr/>
-      </w:pPr>
-      <w:bookmarkStart w:id="32" w:name="__RefHeading___Toc922_2869646815"/>
-      <w:bookmarkStart w:id="33" w:name="доступы"/>
-      <w:bookmarkEnd w:id="32"/>
       <w:r>
         <w:rPr>
           <w:rStyle w:val="SectionNumber"/>
@@ -2512,9 +2522,9 @@
         <w:pStyle w:val="Heading2"/>
         <w:rPr/>
       </w:pPr>
-      <w:bookmarkStart w:id="34" w:name="__RefHeading___Toc924_2869646815"/>
-      <w:bookmarkStart w:id="35" w:name="выдать-доступ"/>
-      <w:bookmarkEnd w:id="34"/>
+      <w:bookmarkStart w:id="33" w:name="__RefHeading___Toc955_87357894"/>
+      <w:bookmarkStart w:id="34" w:name="выдать-доступ"/>
+      <w:bookmarkEnd w:id="33"/>
       <w:r>
         <w:rPr>
           <w:rStyle w:val="SectionNumber"/>
@@ -2673,21 +2683,21 @@
         <w:pStyle w:val="ImageCaption"/>
         <w:rPr/>
       </w:pPr>
-      <w:bookmarkStart w:id="36" w:name="выдать-доступ"/>
+      <w:bookmarkStart w:id="35" w:name="выдать-доступ"/>
       <w:r>
         <w:rPr/>
         <w:t>Выдача доступа</w:t>
       </w:r>
+      <w:bookmarkEnd w:id="35"/>
+    </w:p>
+    <w:p>
+      <w:pPr>
+        <w:pStyle w:val="Heading2"/>
+        <w:rPr/>
+      </w:pPr>
+      <w:bookmarkStart w:id="36" w:name="__RefHeading___Toc957_87357894"/>
+      <w:bookmarkStart w:id="37" w:name="правила"/>
       <w:bookmarkEnd w:id="36"/>
-    </w:p>
-    <w:p>
-      <w:pPr>
-        <w:pStyle w:val="Heading2"/>
-        <w:rPr/>
-      </w:pPr>
-      <w:bookmarkStart w:id="37" w:name="__RefHeading___Toc926_2869646815"/>
-      <w:bookmarkStart w:id="38" w:name="правила"/>
-      <w:bookmarkEnd w:id="37"/>
       <w:r>
         <w:rPr>
           <w:rStyle w:val="SectionNumber"/>
@@ -2742,16 +2752,16 @@
         <w:rPr/>
         <w:t xml:space="preserve"> — несколько сразу.</w:t>
       </w:r>
+      <w:bookmarkEnd w:id="37"/>
+    </w:p>
+    <w:p>
+      <w:pPr>
+        <w:pStyle w:val="Heading2"/>
+        <w:rPr/>
+      </w:pPr>
+      <w:bookmarkStart w:id="38" w:name="__RefHeading___Toc959_87357894"/>
+      <w:bookmarkStart w:id="39" w:name="кто-что-видит"/>
       <w:bookmarkEnd w:id="38"/>
-    </w:p>
-    <w:p>
-      <w:pPr>
-        <w:pStyle w:val="Heading2"/>
-        <w:rPr/>
-      </w:pPr>
-      <w:bookmarkStart w:id="39" w:name="__RefHeading___Toc928_2869646815"/>
-      <w:bookmarkStart w:id="40" w:name="кто-что-видит"/>
-      <w:bookmarkEnd w:id="39"/>
       <w:r>
         <w:rPr>
           <w:rStyle w:val="SectionNumber"/>
@@ -2825,23 +2835,23 @@
         <w:pStyle w:val="ImageCaption"/>
         <w:rPr/>
       </w:pPr>
-      <w:bookmarkStart w:id="41" w:name="доступы"/>
-      <w:bookmarkStart w:id="42" w:name="кто-что-видит"/>
+      <w:bookmarkStart w:id="40" w:name="доступы"/>
+      <w:bookmarkStart w:id="41" w:name="кто-что-видит"/>
       <w:r>
         <w:rPr/>
         <w:t>Кто что видит</w:t>
       </w:r>
+      <w:bookmarkEnd w:id="40"/>
       <w:bookmarkEnd w:id="41"/>
+    </w:p>
+    <w:p>
+      <w:pPr>
+        <w:pStyle w:val="Heading1"/>
+        <w:rPr/>
+      </w:pPr>
+      <w:bookmarkStart w:id="42" w:name="__RefHeading___Toc961_87357894"/>
+      <w:bookmarkStart w:id="43" w:name="реестр-изменений"/>
       <w:bookmarkEnd w:id="42"/>
-    </w:p>
-    <w:p>
-      <w:pPr>
-        <w:pStyle w:val="Heading1"/>
-        <w:rPr/>
-      </w:pPr>
-      <w:bookmarkStart w:id="43" w:name="__RefHeading___Toc930_2869646815"/>
-      <w:bookmarkStart w:id="44" w:name="реестр-изменений"/>
-      <w:bookmarkEnd w:id="43"/>
       <w:r>
         <w:rPr>
           <w:rStyle w:val="SectionNumber"/>
@@ -2927,6 +2937,16 @@
       </w:pPr>
       <w:r>
         <w:rPr/>
+        <w:t>Автор показан по ФИО (логин — во всплывающей подсказке), объекты — названиями («Проект «…»», «Сотрудник …»), поля и значения — по-русски; записи, перенесённые из прежней версии, показываются так же (сами записи не меняются). Длинные значения переносятся; щелчок по строке показывает запись целиком.</w:t>
+      </w:r>
+    </w:p>
+    <w:p>
+      <w:pPr>
+        <w:pStyle w:val="BodyText"/>
+        <w:rPr/>
+      </w:pPr>
+      <w:r>
+        <w:rPr/>
         <w:t xml:space="preserve">Фильтры: раздел, действие, автор, проект, период; поиск по тексту. </w:t>
       </w:r>
       <w:r>
@@ -2940,16 +2960,16 @@
         <w:rPr/>
         <w:t xml:space="preserve"> — записи с текущими фильтрами для Excel. Подробная история правок конкретного плана — в «Истории плана» на экране проекта.</w:t>
       </w:r>
+      <w:bookmarkEnd w:id="43"/>
+    </w:p>
+    <w:p>
+      <w:pPr>
+        <w:pStyle w:val="Heading1"/>
+        <w:rPr/>
+      </w:pPr>
+      <w:bookmarkStart w:id="44" w:name="__RefHeading___Toc963_87357894"/>
+      <w:bookmarkStart w:id="45" w:name="корзина"/>
       <w:bookmarkEnd w:id="44"/>
-    </w:p>
-    <w:p>
-      <w:pPr>
-        <w:pStyle w:val="Heading1"/>
-        <w:rPr/>
-      </w:pPr>
-      <w:bookmarkStart w:id="45" w:name="__RefHeading___Toc932_2869646815"/>
-      <w:bookmarkStart w:id="46" w:name="корзина"/>
-      <w:bookmarkEnd w:id="45"/>
       <w:r>
         <w:rPr>
           <w:rStyle w:val="SectionNumber"/>
@@ -2980,7 +3000,7 @@
       </w:r>
       <w:r>
         <w:rPr/>
-        <w:t xml:space="preserve"> возвращает объект на место (проект — в своё направление, план — в архив проекта). </w:t>
+        <w:t xml:space="preserve"> возвращает объект на место (проект — в своё направление, план — во вкладки или в архив проекта, откуда его удалили). </w:t>
       </w:r>
       <w:r>
         <w:rPr>
@@ -2991,7 +3011,39 @@
       </w:r>
       <w:r>
         <w:rPr/>
-        <w:t xml:space="preserve"> — необратимо.</w:t>
+        <w:t xml:space="preserve"> — необратимо и доступно только администратору.</w:t>
+      </w:r>
+    </w:p>
+    <w:p>
+      <w:pPr>
+        <w:pStyle w:val="BodyText"/>
+        <w:rPr/>
+      </w:pPr>
+      <w:r>
+        <w:rPr/>
+        <w:t xml:space="preserve">Менеджер видит в боковом меню свою </w:t>
+      </w:r>
+      <w:r>
+        <w:rPr>
+          <w:b/>
+          <w:bCs/>
+        </w:rPr>
+        <w:t>Корзину</w:t>
+      </w:r>
+      <w:r>
+        <w:rPr/>
+        <w:t xml:space="preserve"> — удалённые планы проектов, которыми он полностью управляет, — и может вернуть их. Сразу после удаления проект или план можно вернуть и кнопкой </w:t>
+      </w:r>
+      <w:r>
+        <w:rPr>
+          <w:b/>
+          <w:bCs/>
+        </w:rPr>
+        <w:t>Отменить</w:t>
+      </w:r>
+      <w:r>
+        <w:rPr/>
+        <w:t xml:space="preserve"> в уведомлении.</w:t>
       </w:r>
     </w:p>
     <w:p>
@@ -3045,21 +3097,21 @@
         <w:pStyle w:val="ImageCaption"/>
         <w:rPr/>
       </w:pPr>
-      <w:bookmarkStart w:id="47" w:name="корзина"/>
+      <w:bookmarkStart w:id="46" w:name="корзина"/>
       <w:r>
         <w:rPr/>
         <w:t>Корзина</w:t>
       </w:r>
+      <w:bookmarkEnd w:id="46"/>
+    </w:p>
+    <w:p>
+      <w:pPr>
+        <w:pStyle w:val="Heading1"/>
+        <w:rPr/>
+      </w:pPr>
+      <w:bookmarkStart w:id="47" w:name="__RefHeading___Toc965_87357894"/>
+      <w:bookmarkStart w:id="48" w:name="вход-через-домен"/>
       <w:bookmarkEnd w:id="47"/>
-    </w:p>
-    <w:p>
-      <w:pPr>
-        <w:pStyle w:val="Heading1"/>
-        <w:rPr/>
-      </w:pPr>
-      <w:bookmarkStart w:id="48" w:name="__RefHeading___Toc934_2869646815"/>
-      <w:bookmarkStart w:id="49" w:name="вход-через-домен"/>
-      <w:bookmarkEnd w:id="48"/>
       <w:r>
         <w:rPr>
           <w:rStyle w:val="SectionNumber"/>
@@ -3154,8 +3206,8 @@
         <w:tblLook w:val="0020" w:noHBand="0" w:noVBand="0" w:firstColumn="0" w:lastRow="0" w:lastColumn="0" w:firstRow="1"/>
       </w:tblPr>
       <w:tblGrid>
-        <w:gridCol w:w="1666"/>
-        <w:gridCol w:w="7693"/>
+        <w:gridCol w:w="1644"/>
+        <w:gridCol w:w="7715"/>
       </w:tblGrid>
       <w:tr>
         <w:trPr>
@@ -3163,7 +3215,7 @@
         </w:trPr>
         <w:tc>
           <w:tcPr>
-            <w:tcW w:w="1666" w:type="dxa"/>
+            <w:tcW w:w="1644" w:type="dxa"/>
             <w:tcBorders>
               <w:top w:val="single" w:sz="4" w:space="0" w:color="D6DCEA"/>
               <w:left w:val="single" w:sz="4" w:space="0" w:color="D6DCEA"/>
@@ -3199,7 +3251,7 @@
         </w:tc>
         <w:tc>
           <w:tcPr>
-            <w:tcW w:w="7693" w:type="dxa"/>
+            <w:tcW w:w="7715" w:type="dxa"/>
             <w:tcBorders>
               <w:top w:val="single" w:sz="4" w:space="0" w:color="D6DCEA"/>
               <w:left w:val="single" w:sz="4" w:space="0" w:color="D6DCEA"/>
@@ -3238,7 +3290,7 @@
         <w:trPr/>
         <w:tc>
           <w:tcPr>
-            <w:tcW w:w="1666" w:type="dxa"/>
+            <w:tcW w:w="1644" w:type="dxa"/>
             <w:tcBorders>
               <w:top w:val="single" w:sz="4" w:space="0" w:color="D6DCEA"/>
               <w:left w:val="single" w:sz="4" w:space="0" w:color="D6DCEA"/>
@@ -3271,7 +3323,7 @@
         </w:tc>
         <w:tc>
           <w:tcPr>
-            <w:tcW w:w="7693" w:type="dxa"/>
+            <w:tcW w:w="7715" w:type="dxa"/>
             <w:tcBorders>
               <w:top w:val="single" w:sz="4" w:space="0" w:color="D6DCEA"/>
               <w:left w:val="single" w:sz="4" w:space="0" w:color="D6DCEA"/>
@@ -3342,6 +3394,15 @@
               </w:rPr>
               <w:t>Сначала домен, затем пароль системы</w:t>
             </w:r>
+            <w:r>
+              <w:rPr>
+                <w:kern w:val="0"/>
+                <w:sz w:val="18"/>
+                <w:szCs w:val="24"/>
+                <w:lang w:val="ru-RU" w:eastAsia="en-US" w:bidi="ar-SA"/>
+              </w:rPr>
+              <w:t xml:space="preserve"> (выбирается сам при включении входа через домен)</w:t>
+            </w:r>
           </w:p>
         </w:tc>
       </w:tr>
@@ -3349,7 +3410,7 @@
         <w:trPr/>
         <w:tc>
           <w:tcPr>
-            <w:tcW w:w="1666" w:type="dxa"/>
+            <w:tcW w:w="1644" w:type="dxa"/>
             <w:tcBorders>
               <w:top w:val="single" w:sz="4" w:space="0" w:color="D6DCEA"/>
               <w:left w:val="single" w:sz="4" w:space="0" w:color="D6DCEA"/>
@@ -3382,7 +3443,7 @@
         </w:tc>
         <w:tc>
           <w:tcPr>
-            <w:tcW w:w="7693" w:type="dxa"/>
+            <w:tcW w:w="7715" w:type="dxa"/>
             <w:tcBorders>
               <w:top w:val="single" w:sz="4" w:space="0" w:color="D6DCEA"/>
               <w:left w:val="single" w:sz="4" w:space="0" w:color="D6DCEA"/>
@@ -3438,7 +3499,7 @@
         <w:trPr/>
         <w:tc>
           <w:tcPr>
-            <w:tcW w:w="1666" w:type="dxa"/>
+            <w:tcW w:w="1644" w:type="dxa"/>
             <w:tcBorders>
               <w:top w:val="single" w:sz="4" w:space="0" w:color="D6DCEA"/>
               <w:left w:val="single" w:sz="4" w:space="0" w:color="D6DCEA"/>
@@ -3471,7 +3532,7 @@
         </w:tc>
         <w:tc>
           <w:tcPr>
-            <w:tcW w:w="7693" w:type="dxa"/>
+            <w:tcW w:w="7715" w:type="dxa"/>
             <w:tcBorders>
               <w:top w:val="single" w:sz="4" w:space="0" w:color="D6DCEA"/>
               <w:left w:val="single" w:sz="4" w:space="0" w:color="D6DCEA"/>
@@ -3517,7 +3578,7 @@
         <w:trPr/>
         <w:tc>
           <w:tcPr>
-            <w:tcW w:w="1666" w:type="dxa"/>
+            <w:tcW w:w="1644" w:type="dxa"/>
             <w:tcBorders>
               <w:top w:val="single" w:sz="4" w:space="0" w:color="D6DCEA"/>
               <w:left w:val="single" w:sz="4" w:space="0" w:color="D6DCEA"/>
@@ -3550,7 +3611,7 @@
         </w:tc>
         <w:tc>
           <w:tcPr>
-            <w:tcW w:w="7693" w:type="dxa"/>
+            <w:tcW w:w="7715" w:type="dxa"/>
             <w:tcBorders>
               <w:top w:val="single" w:sz="4" w:space="0" w:color="D6DCEA"/>
               <w:left w:val="single" w:sz="4" w:space="0" w:color="D6DCEA"/>
@@ -3586,7 +3647,7 @@
         <w:trPr/>
         <w:tc>
           <w:tcPr>
-            <w:tcW w:w="1666" w:type="dxa"/>
+            <w:tcW w:w="1644" w:type="dxa"/>
             <w:tcBorders>
               <w:top w:val="single" w:sz="4" w:space="0" w:color="D6DCEA"/>
               <w:left w:val="single" w:sz="4" w:space="0" w:color="D6DCEA"/>
@@ -3619,7 +3680,7 @@
         </w:tc>
         <w:tc>
           <w:tcPr>
-            <w:tcW w:w="7693" w:type="dxa"/>
+            <w:tcW w:w="7715" w:type="dxa"/>
             <w:tcBorders>
               <w:top w:val="single" w:sz="4" w:space="0" w:color="D6DCEA"/>
               <w:left w:val="single" w:sz="4" w:space="0" w:color="D6DCEA"/>
@@ -3665,7 +3726,7 @@
         <w:trPr/>
         <w:tc>
           <w:tcPr>
-            <w:tcW w:w="1666" w:type="dxa"/>
+            <w:tcW w:w="1644" w:type="dxa"/>
             <w:tcBorders>
               <w:top w:val="single" w:sz="4" w:space="0" w:color="D6DCEA"/>
               <w:left w:val="single" w:sz="4" w:space="0" w:color="D6DCEA"/>
@@ -3698,7 +3759,7 @@
         </w:tc>
         <w:tc>
           <w:tcPr>
-            <w:tcW w:w="7693" w:type="dxa"/>
+            <w:tcW w:w="7715" w:type="dxa"/>
             <w:tcBorders>
               <w:top w:val="single" w:sz="4" w:space="0" w:color="D6DCEA"/>
               <w:left w:val="single" w:sz="4" w:space="0" w:color="D6DCEA"/>
@@ -3773,7 +3834,7 @@
         <w:trPr/>
         <w:tc>
           <w:tcPr>
-            <w:tcW w:w="1666" w:type="dxa"/>
+            <w:tcW w:w="1644" w:type="dxa"/>
             <w:tcBorders>
               <w:top w:val="single" w:sz="4" w:space="0" w:color="D6DCEA"/>
               <w:left w:val="single" w:sz="4" w:space="0" w:color="D6DCEA"/>
@@ -3806,7 +3867,7 @@
         </w:tc>
         <w:tc>
           <w:tcPr>
-            <w:tcW w:w="7693" w:type="dxa"/>
+            <w:tcW w:w="7715" w:type="dxa"/>
             <w:tcBorders>
               <w:top w:val="single" w:sz="4" w:space="0" w:color="D6DCEA"/>
               <w:left w:val="single" w:sz="4" w:space="0" w:color="D6DCEA"/>
@@ -3947,7 +4008,7 @@
         <w:trPr/>
         <w:tc>
           <w:tcPr>
-            <w:tcW w:w="1666" w:type="dxa"/>
+            <w:tcW w:w="1644" w:type="dxa"/>
             <w:tcBorders>
               <w:top w:val="single" w:sz="4" w:space="0" w:color="D6DCEA"/>
               <w:left w:val="single" w:sz="4" w:space="0" w:color="D6DCEA"/>
@@ -3980,7 +4041,7 @@
         </w:tc>
         <w:tc>
           <w:tcPr>
-            <w:tcW w:w="7693" w:type="dxa"/>
+            <w:tcW w:w="7715" w:type="dxa"/>
             <w:tcBorders>
               <w:top w:val="single" w:sz="4" w:space="0" w:color="D6DCEA"/>
               <w:left w:val="single" w:sz="4" w:space="0" w:color="D6DCEA"/>
@@ -4016,7 +4077,7 @@
         <w:trPr/>
         <w:tc>
           <w:tcPr>
-            <w:tcW w:w="1666" w:type="dxa"/>
+            <w:tcW w:w="1644" w:type="dxa"/>
             <w:tcBorders>
               <w:top w:val="single" w:sz="4" w:space="0" w:color="D6DCEA"/>
               <w:left w:val="single" w:sz="4" w:space="0" w:color="D6DCEA"/>
@@ -4049,7 +4110,7 @@
         </w:tc>
         <w:tc>
           <w:tcPr>
-            <w:tcW w:w="7693" w:type="dxa"/>
+            <w:tcW w:w="7715" w:type="dxa"/>
             <w:tcBorders>
               <w:top w:val="single" w:sz="4" w:space="0" w:color="D6DCEA"/>
               <w:left w:val="single" w:sz="4" w:space="0" w:color="D6DCEA"/>
@@ -4088,21 +4149,42 @@
         <w:rPr/>
       </w:pPr>
       <w:r>
+        <w:rPr/>
+        <w:t xml:space="preserve">Изменения применяются кнопкой </w:t>
+      </w:r>
+      <w:r>
         <w:rPr>
           <w:b/>
           <w:bCs/>
         </w:rPr>
-        <w:t>Проверить подключение</w:t>
-      </w:r>
-      <w:r>
-        <w:rPr/>
-        <w:t xml:space="preserve"> — подключение сервисной учётной записью без сохранения. </w:t>
-      </w:r>
+        <w:t>Сохранить</w:t>
+      </w:r>
+      <w:r>
+        <w:rPr/>
+        <w:t>; если уйти со страницы с несохранёнными изменениями, система спросит, сохранить ли их.</w:t>
+      </w:r>
+    </w:p>
+    <w:p>
+      <w:pPr>
+        <w:pStyle w:val="BodyText"/>
+        <w:rPr/>
+      </w:pPr>
       <w:r>
         <w:rPr>
           <w:b/>
           <w:bCs/>
         </w:rPr>
+        <w:t>Проверить подключение</w:t>
+      </w:r>
+      <w:r>
+        <w:rPr/>
+        <w:t xml:space="preserve"> — подключение сервисной учётной записью без сохранения. </w:t>
+      </w:r>
+      <w:r>
+        <w:rPr>
+          <w:b/>
+          <w:bCs/>
+        </w:rPr>
         <w:t>Сохранить</w:t>
       </w:r>
       <w:r>
@@ -4115,21 +4197,21 @@
         <w:pStyle w:val="BodyText"/>
         <w:rPr/>
       </w:pPr>
-      <w:bookmarkStart w:id="50" w:name="вход-через-домен"/>
+      <w:bookmarkStart w:id="49" w:name="вход-через-домен"/>
       <w:r>
         <w:rPr/>
         <w:t>При входе через домен ФИО и email сотрудника обновляются из каталога. Если сотрудник раньше входил по паролю системы, его учётная запись переводится на вход через домен (пароль системы удаляется). Исключение — локальные администраторы: они никогда не связываются с каталогом и всегда входят паролем системы (иначе учётная запись каталога с тем же логином получила бы права администратора).</w:t>
       </w:r>
+      <w:bookmarkEnd w:id="49"/>
+    </w:p>
+    <w:p>
+      <w:pPr>
+        <w:pStyle w:val="Heading1"/>
+        <w:rPr/>
+      </w:pPr>
+      <w:bookmarkStart w:id="50" w:name="__RefHeading___Toc967_87357894"/>
+      <w:bookmarkStart w:id="51" w:name="производственный-календарь"/>
       <w:bookmarkEnd w:id="50"/>
-    </w:p>
-    <w:p>
-      <w:pPr>
-        <w:pStyle w:val="Heading1"/>
-        <w:rPr/>
-      </w:pPr>
-      <w:bookmarkStart w:id="51" w:name="__RefHeading___Toc936_2869646815"/>
-      <w:bookmarkStart w:id="52" w:name="производственный-календарь"/>
-      <w:bookmarkEnd w:id="51"/>
       <w:r>
         <w:rPr>
           <w:rStyle w:val="SectionNumber"/>
@@ -4285,16 +4367,16 @@
         <w:rPr/>
         <w:t xml:space="preserve"> Постановление о переносе выходных на следующий год обычно выходит осенью — добавьте дни, как только оно опубликовано.</w:t>
       </w:r>
+      <w:bookmarkEnd w:id="51"/>
+    </w:p>
+    <w:p>
+      <w:pPr>
+        <w:pStyle w:val="Heading1"/>
+        <w:rPr/>
+      </w:pPr>
+      <w:bookmarkStart w:id="52" w:name="__RefHeading___Toc969_87357894"/>
+      <w:bookmarkStart w:id="53" w:name="работа-сервиса"/>
       <w:bookmarkEnd w:id="52"/>
-    </w:p>
-    <w:p>
-      <w:pPr>
-        <w:pStyle w:val="Heading1"/>
-        <w:rPr/>
-      </w:pPr>
-      <w:bookmarkStart w:id="53" w:name="__RefHeading___Toc938_2869646815"/>
-      <w:bookmarkStart w:id="54" w:name="работа-сервиса"/>
-      <w:bookmarkEnd w:id="53"/>
       <w:r>
         <w:rPr>
           <w:rStyle w:val="SectionNumber"/>
@@ -4410,16 +4492,16 @@
         <w:rPr/>
         <w:t>.</w:t>
       </w:r>
+      <w:bookmarkEnd w:id="53"/>
+    </w:p>
+    <w:p>
+      <w:pPr>
+        <w:pStyle w:val="Heading1"/>
+        <w:rPr/>
+      </w:pPr>
+      <w:bookmarkStart w:id="54" w:name="__RefHeading___Toc971_87357894"/>
+      <w:bookmarkStart w:id="55" w:name="сценарии-администратора"/>
       <w:bookmarkEnd w:id="54"/>
-    </w:p>
-    <w:p>
-      <w:pPr>
-        <w:pStyle w:val="Heading1"/>
-        <w:rPr/>
-      </w:pPr>
-      <w:bookmarkStart w:id="55" w:name="__RefHeading___Toc940_2869646815"/>
-      <w:bookmarkStart w:id="56" w:name="сценарии-администратора"/>
-      <w:bookmarkEnd w:id="55"/>
       <w:r>
         <w:rPr>
           <w:rStyle w:val="SectionNumber"/>
@@ -4437,9 +4519,9 @@
         <w:pStyle w:val="Heading2"/>
         <w:rPr/>
       </w:pPr>
-      <w:bookmarkStart w:id="57" w:name="__RefHeading___Toc942_2869646815"/>
-      <w:bookmarkStart w:id="58" w:name="X525cf896d0e0da260fae1e7259530962a7d5ac1"/>
-      <w:bookmarkEnd w:id="57"/>
+      <w:bookmarkStart w:id="56" w:name="__RefHeading___Toc973_87357894"/>
+      <w:bookmarkStart w:id="57" w:name="X525cf896d0e0da260fae1e7259530962a7d5ac1"/>
+      <w:bookmarkEnd w:id="56"/>
       <w:r>
         <w:rPr>
           <w:rStyle w:val="SectionNumber"/>
@@ -4503,21 +4585,21 @@
         </w:numPr>
         <w:rPr/>
       </w:pPr>
-      <w:bookmarkStart w:id="59" w:name="X525cf896d0e0da260fae1e7259530962a7d5ac1"/>
+      <w:bookmarkStart w:id="58" w:name="X525cf896d0e0da260fae1e7259530962a7d5ac1"/>
       <w:r>
         <w:rPr/>
         <w:t>Сотрудник входит и видит все проекты направления, включая будущие.</w:t>
       </w:r>
+      <w:bookmarkEnd w:id="58"/>
+    </w:p>
+    <w:p>
+      <w:pPr>
+        <w:pStyle w:val="Heading2"/>
+        <w:rPr/>
+      </w:pPr>
+      <w:bookmarkStart w:id="59" w:name="__RefHeading___Toc975_87357894"/>
+      <w:bookmarkStart w:id="60" w:name="сценарий-а2.-увольнение"/>
       <w:bookmarkEnd w:id="59"/>
-    </w:p>
-    <w:p>
-      <w:pPr>
-        <w:pStyle w:val="Heading2"/>
-        <w:rPr/>
-      </w:pPr>
-      <w:bookmarkStart w:id="60" w:name="__RefHeading___Toc944_2869646815"/>
-      <w:bookmarkStart w:id="61" w:name="сценарий-а2.-увольнение"/>
-      <w:bookmarkEnd w:id="60"/>
       <w:r>
         <w:rPr>
           <w:rStyle w:val="SectionNumber"/>
@@ -4573,7 +4655,7 @@
       </w:pPr>
       <w:r>
         <w:rPr/>
-        <w:t>В планах, где он ответственный, назначьте нового исполнителя (карточка задачи или «Исполнители плана»).</w:t>
+        <w:t>В планах, где он исполнитель, назначьте другого исполнителя (карточка задачи или «Исполнители плана»).</w:t>
       </w:r>
     </w:p>
     <w:p>
@@ -4585,21 +4667,21 @@
         </w:numPr>
         <w:rPr/>
       </w:pPr>
-      <w:bookmarkStart w:id="62" w:name="сценарий-а2.-увольнение"/>
+      <w:bookmarkStart w:id="61" w:name="сценарий-а2.-увольнение"/>
       <w:r>
         <w:rPr/>
         <w:t>Учётную запись не удаляйте — его комментарии и история останутся понятными.</w:t>
       </w:r>
+      <w:bookmarkEnd w:id="61"/>
+    </w:p>
+    <w:p>
+      <w:pPr>
+        <w:pStyle w:val="Heading2"/>
+        <w:rPr/>
+      </w:pPr>
+      <w:bookmarkStart w:id="62" w:name="__RefHeading___Toc977_87357894"/>
+      <w:bookmarkStart w:id="63" w:name="X40b3630711ad101350b0dd1e981711065e8bd89"/>
       <w:bookmarkEnd w:id="62"/>
-    </w:p>
-    <w:p>
-      <w:pPr>
-        <w:pStyle w:val="Heading2"/>
-        <w:rPr/>
-      </w:pPr>
-      <w:bookmarkStart w:id="63" w:name="__RefHeading___Toc946_2869646815"/>
-      <w:bookmarkStart w:id="64" w:name="X40b3630711ad101350b0dd1e981711065e8bd89"/>
-      <w:bookmarkEnd w:id="63"/>
       <w:r>
         <w:rPr>
           <w:rStyle w:val="SectionNumber"/>
@@ -4617,21 +4699,21 @@
         <w:pStyle w:val="FirstParagraph"/>
         <w:rPr/>
       </w:pPr>
-      <w:bookmarkStart w:id="65" w:name="X40b3630711ad101350b0dd1e981711065e8bd89"/>
+      <w:bookmarkStart w:id="64" w:name="X40b3630711ad101350b0dd1e981711065e8bd89"/>
       <w:r>
         <w:rPr/>
         <w:t>Роль «Наблюдатель» ограничивает любой доступ просмотром. Смените роль на «Редактор» (в таблице сотрудников) и проверьте уровень доступа к проекту — «Редактирование».</w:t>
       </w:r>
+      <w:bookmarkEnd w:id="64"/>
+    </w:p>
+    <w:p>
+      <w:pPr>
+        <w:pStyle w:val="Heading2"/>
+        <w:rPr/>
+      </w:pPr>
+      <w:bookmarkStart w:id="65" w:name="__RefHeading___Toc979_87357894"/>
+      <w:bookmarkStart w:id="66" w:name="X47b085d6f5d4ae9e2a209044082e45befec994f"/>
       <w:bookmarkEnd w:id="65"/>
-    </w:p>
-    <w:p>
-      <w:pPr>
-        <w:pStyle w:val="Heading2"/>
-        <w:rPr/>
-      </w:pPr>
-      <w:bookmarkStart w:id="66" w:name="__RefHeading___Toc948_2869646815"/>
-      <w:bookmarkStart w:id="67" w:name="X47b085d6f5d4ae9e2a209044082e45befec994f"/>
-      <w:bookmarkEnd w:id="66"/>
       <w:r>
         <w:rPr>
           <w:rStyle w:val="SectionNumber"/>
@@ -4660,16 +4742,16 @@
         <w:rPr/>
         <w:t>: руководитель → направление целиком → «Просмотр» (или «Редактирование»). Роль «Менеджер» даст ему право создавать проекты.</w:t>
       </w:r>
+      <w:bookmarkEnd w:id="66"/>
+    </w:p>
+    <w:p>
+      <w:pPr>
+        <w:pStyle w:val="Heading2"/>
+        <w:rPr/>
+      </w:pPr>
+      <w:bookmarkStart w:id="67" w:name="__RefHeading___Toc981_87357894"/>
+      <w:bookmarkStart w:id="68" w:name="Xe1ad479a47bf9d896db09fa985b7ceb589233e6"/>
       <w:bookmarkEnd w:id="67"/>
-    </w:p>
-    <w:p>
-      <w:pPr>
-        <w:pStyle w:val="Heading2"/>
-        <w:rPr/>
-      </w:pPr>
-      <w:bookmarkStart w:id="68" w:name="__RefHeading___Toc950_2869646815"/>
-      <w:bookmarkStart w:id="69" w:name="Xe1ad479a47bf9d896db09fa985b7ceb589233e6"/>
-      <w:bookmarkEnd w:id="68"/>
       <w:r>
         <w:rPr>
           <w:rStyle w:val="SectionNumber"/>
@@ -4707,7 +4789,7 @@
       </w:r>
       <w:r>
         <w:rPr/>
-        <w:t xml:space="preserve">: план возвращается в архив проекта; откройте проект → </w:t>
+        <w:t xml:space="preserve">: план возвращается туда, откуда его удалили, — во вкладки или в архив проекта (тогда откройте проект → </w:t>
       </w:r>
       <w:r>
         <w:rPr>
@@ -4729,18 +4811,18 @@
       </w:r>
       <w:r>
         <w:rPr/>
-        <w:t>.</w:t>
-      </w:r>
+        <w:t>).</w:t>
+      </w:r>
+      <w:bookmarkEnd w:id="68"/>
+    </w:p>
+    <w:p>
+      <w:pPr>
+        <w:pStyle w:val="Heading2"/>
+        <w:rPr/>
+      </w:pPr>
+      <w:bookmarkStart w:id="69" w:name="__RefHeading___Toc983_87357894"/>
+      <w:bookmarkStart w:id="70" w:name="сценарий-а6.-сотрудник-забыл-пароль"/>
       <w:bookmarkEnd w:id="69"/>
-    </w:p>
-    <w:p>
-      <w:pPr>
-        <w:pStyle w:val="Heading2"/>
-        <w:rPr/>
-      </w:pPr>
-      <w:bookmarkStart w:id="70" w:name="__RefHeading___Toc952_2869646815"/>
-      <w:bookmarkStart w:id="71" w:name="сценарий-а6.-сотрудник-забыл-пароль"/>
-      <w:bookmarkEnd w:id="70"/>
       <w:r>
         <w:rPr>
           <w:rStyle w:val="SectionNumber"/>
@@ -4784,16 +4866,16 @@
         <w:rPr/>
         <w:t xml:space="preserve"> → сообщите временный пароль, сотрудник сменит его в профиле. Для входа через домен пароль меняется средствами домена.</w:t>
       </w:r>
+      <w:bookmarkEnd w:id="70"/>
+    </w:p>
+    <w:p>
+      <w:pPr>
+        <w:pStyle w:val="Heading2"/>
+        <w:rPr/>
+      </w:pPr>
+      <w:bookmarkStart w:id="71" w:name="__RefHeading___Toc985_87357894"/>
+      <w:bookmarkStart w:id="72" w:name="сценарий-а7.-переход-на-вход-через-домен"/>
       <w:bookmarkEnd w:id="71"/>
-    </w:p>
-    <w:p>
-      <w:pPr>
-        <w:pStyle w:val="Heading2"/>
-        <w:rPr/>
-      </w:pPr>
-      <w:bookmarkStart w:id="72" w:name="__RefHeading___Toc954_2869646815"/>
-      <w:bookmarkStart w:id="73" w:name="сценарий-а7.-переход-на-вход-через-домен"/>
-      <w:bookmarkEnd w:id="72"/>
       <w:r>
         <w:rPr>
           <w:rStyle w:val="SectionNumber"/>
@@ -4897,16 +4979,16 @@
         <w:rPr/>
         <w:t xml:space="preserve"> — локальные администраторы сохранят вход по паролю.</w:t>
       </w:r>
+      <w:bookmarkEnd w:id="72"/>
+    </w:p>
+    <w:p>
+      <w:pPr>
+        <w:pStyle w:val="Heading2"/>
+        <w:rPr/>
+      </w:pPr>
+      <w:bookmarkStart w:id="73" w:name="__RefHeading___Toc987_87357894"/>
+      <w:bookmarkStart w:id="74" w:name="сценарий-а8.-кто-удалил-строку-в-плане"/>
       <w:bookmarkEnd w:id="73"/>
-    </w:p>
-    <w:p>
-      <w:pPr>
-        <w:pStyle w:val="Heading2"/>
-        <w:rPr/>
-      </w:pPr>
-      <w:bookmarkStart w:id="74" w:name="__RefHeading___Toc956_2869646815"/>
-      <w:bookmarkStart w:id="75" w:name="сценарий-а8.-кто-удалил-строку-в-плане"/>
-      <w:bookmarkEnd w:id="74"/>
       <w:r>
         <w:rPr>
           <w:rStyle w:val="SectionNumber"/>
@@ -4950,17 +5032,17 @@
         <w:rPr/>
         <w:t xml:space="preserve"> с фильтром по проекту.</w:t>
       </w:r>
-      <w:bookmarkEnd w:id="56"/>
+      <w:bookmarkEnd w:id="55"/>
+      <w:bookmarkEnd w:id="74"/>
+    </w:p>
+    <w:p>
+      <w:pPr>
+        <w:pStyle w:val="Heading1"/>
+        <w:rPr/>
+      </w:pPr>
+      <w:bookmarkStart w:id="75" w:name="__RefHeading___Toc989_87357894"/>
+      <w:bookmarkStart w:id="76" w:name="рекомендации-по-безопасности"/>
       <w:bookmarkEnd w:id="75"/>
-    </w:p>
-    <w:p>
-      <w:pPr>
-        <w:pStyle w:val="Heading1"/>
-        <w:rPr/>
-      </w:pPr>
-      <w:bookmarkStart w:id="76" w:name="__RefHeading___Toc958_2869646815"/>
-      <w:bookmarkStart w:id="77" w:name="рекомендации-по-безопасности"/>
-      <w:bookmarkEnd w:id="76"/>
       <w:r>
         <w:rPr>
           <w:rStyle w:val="SectionNumber"/>
@@ -5064,16 +5146,16 @@
         <w:rPr/>
         <w:t>.</w:t>
       </w:r>
+      <w:bookmarkEnd w:id="76"/>
+    </w:p>
+    <w:p>
+      <w:pPr>
+        <w:pStyle w:val="Heading1"/>
+        <w:rPr/>
+      </w:pPr>
+      <w:bookmarkStart w:id="77" w:name="__RefHeading___Toc991_87357894"/>
+      <w:bookmarkStart w:id="78" w:name="частые-вопросы"/>
       <w:bookmarkEnd w:id="77"/>
-    </w:p>
-    <w:p>
-      <w:pPr>
-        <w:pStyle w:val="Heading1"/>
-        <w:rPr/>
-      </w:pPr>
-      <w:bookmarkStart w:id="78" w:name="__RefHeading___Toc960_2869646815"/>
-      <w:bookmarkStart w:id="79" w:name="частые-вопросы"/>
-      <w:bookmarkEnd w:id="78"/>
       <w:r>
         <w:rPr>
           <w:rStyle w:val="SectionNumber"/>
@@ -5176,7 +5258,7 @@
         <w:rPr/>
         <w:t xml:space="preserve"> У каждого плана свои — «Настройки графика» на экране проекта (руководство пользователя).</w:t>
       </w:r>
-      <w:bookmarkEnd w:id="79"/>
+      <w:bookmarkEnd w:id="78"/>
     </w:p>
     <w:sectPr>
       <w:footerReference w:type="even" r:id="rId11"/>
@@ -5222,7 +5304,7 @@
         <w:color w:val="8A92A6"/>
         <w:sz w:val="16"/>
       </w:rPr>
-      <w:t xml:space="preserve">Пульс Проекта 0.2.0 · стр. </w:t>
+      <w:t xml:space="preserve">Пульс Проекта 0.2.1 · стр. </w:t>
     </w:r>
     <w:r>
       <w:rPr/>
@@ -5261,7 +5343,7 @@
         <w:color w:val="8A92A6"/>
         <w:sz w:val="16"/>
       </w:rPr>
-      <w:t xml:space="preserve">Пульс Проекта 0.2.0 · стр. </w:t>
+      <w:t xml:space="preserve">Пульс Проекта 0.2.1 · стр. </w:t>
     </w:r>
     <w:r>
       <w:rPr/>

--- a/docs/manuals/admin-guide.docx
+++ b/docs/manuals/admin-guide.docx
@@ -23,7 +23,7 @@
       </w:pPr>
       <w:r>
         <w:rPr/>
-        <w:t>Версия 0.2.1</w:t>
+        <w:t>Версия 0.3.0</w:t>
       </w:r>
     </w:p>
     <w:p>
@@ -93,7 +93,7 @@
             </w:rPr>
             <w:fldChar w:fldCharType="separate"/>
           </w:r>
-          <w:hyperlink w:anchor="__RefHeading___Toc925_87357894">
+          <w:hyperlink w:anchor="__RefHeading___Toc1352_2557720853">
             <w:r>
               <w:rPr>
                 <w:webHidden/>
@@ -114,7 +114,7 @@
             </w:tabs>
             <w:rPr/>
           </w:pPr>
-          <w:hyperlink w:anchor="__RefHeading___Toc927_87357894">
+          <w:hyperlink w:anchor="__RefHeading___Toc1354_2557720853">
             <w:r>
               <w:rPr>
                 <w:webHidden/>
@@ -135,7 +135,7 @@
             </w:tabs>
             <w:rPr/>
           </w:pPr>
-          <w:hyperlink w:anchor="__RefHeading___Toc929_87357894">
+          <w:hyperlink w:anchor="__RefHeading___Toc1356_2557720853">
             <w:r>
               <w:rPr>
                 <w:webHidden/>
@@ -156,7 +156,7 @@
             </w:tabs>
             <w:rPr/>
           </w:pPr>
-          <w:hyperlink w:anchor="__RefHeading___Toc931_87357894">
+          <w:hyperlink w:anchor="__RefHeading___Toc1358_2557720853">
             <w:r>
               <w:rPr>
                 <w:webHidden/>
@@ -177,7 +177,7 @@
             </w:tabs>
             <w:rPr/>
           </w:pPr>
-          <w:hyperlink w:anchor="__RefHeading___Toc933_87357894">
+          <w:hyperlink w:anchor="__RefHeading___Toc1360_2557720853">
             <w:r>
               <w:rPr>
                 <w:webHidden/>
@@ -198,7 +198,7 @@
             </w:tabs>
             <w:rPr/>
           </w:pPr>
-          <w:hyperlink w:anchor="__RefHeading___Toc935_87357894">
+          <w:hyperlink w:anchor="__RefHeading___Toc1362_2557720853">
             <w:r>
               <w:rPr>
                 <w:webHidden/>
@@ -219,7 +219,7 @@
             </w:tabs>
             <w:rPr/>
           </w:pPr>
-          <w:hyperlink w:anchor="__RefHeading___Toc937_87357894">
+          <w:hyperlink w:anchor="__RefHeading___Toc1364_2557720853">
             <w:r>
               <w:rPr>
                 <w:webHidden/>
@@ -227,7 +227,7 @@
               </w:rPr>
               <w:t>3 Первичная настройка</w:t>
               <w:tab/>
-              <w:t>6</w:t>
+              <w:t>7</w:t>
             </w:r>
           </w:hyperlink>
         </w:p>
@@ -240,7 +240,7 @@
             </w:tabs>
             <w:rPr/>
           </w:pPr>
-          <w:hyperlink w:anchor="__RefHeading___Toc939_87357894">
+          <w:hyperlink w:anchor="__RefHeading___Toc1366_2557720853">
             <w:r>
               <w:rPr>
                 <w:webHidden/>
@@ -248,7 +248,7 @@
               </w:rPr>
               <w:t>3.1 После перехода с 1.0.1</w:t>
               <w:tab/>
-              <w:t>6</w:t>
+              <w:t>7</w:t>
             </w:r>
           </w:hyperlink>
         </w:p>
@@ -261,7 +261,7 @@
             </w:tabs>
             <w:rPr/>
           </w:pPr>
-          <w:hyperlink w:anchor="__RefHeading___Toc941_87357894">
+          <w:hyperlink w:anchor="__RefHeading___Toc1368_2557720853">
             <w:r>
               <w:rPr>
                 <w:webHidden/>
@@ -269,7 +269,7 @@
               </w:rPr>
               <w:t>3.2 Новая установка</w:t>
               <w:tab/>
-              <w:t>6</w:t>
+              <w:t>7</w:t>
             </w:r>
           </w:hyperlink>
         </w:p>
@@ -282,7 +282,7 @@
             </w:tabs>
             <w:rPr/>
           </w:pPr>
-          <w:hyperlink w:anchor="__RefHeading___Toc943_87357894">
+          <w:hyperlink w:anchor="__RefHeading___Toc1370_2557720853">
             <w:r>
               <w:rPr>
                 <w:webHidden/>
@@ -290,7 +290,7 @@
               </w:rPr>
               <w:t>4 Сотрудники</w:t>
               <w:tab/>
-              <w:t>7</w:t>
+              <w:t>8</w:t>
             </w:r>
           </w:hyperlink>
         </w:p>
@@ -303,7 +303,7 @@
             </w:tabs>
             <w:rPr/>
           </w:pPr>
-          <w:hyperlink w:anchor="__RefHeading___Toc945_87357894">
+          <w:hyperlink w:anchor="__RefHeading___Toc1372_2557720853">
             <w:r>
               <w:rPr>
                 <w:webHidden/>
@@ -311,7 +311,7 @@
               </w:rPr>
               <w:t>4.1 Список</w:t>
               <w:tab/>
-              <w:t>7</w:t>
+              <w:t>8</w:t>
             </w:r>
           </w:hyperlink>
         </w:p>
@@ -324,7 +324,7 @@
             </w:tabs>
             <w:rPr/>
           </w:pPr>
-          <w:hyperlink w:anchor="__RefHeading___Toc947_87357894">
+          <w:hyperlink w:anchor="__RefHeading___Toc1374_2557720853">
             <w:r>
               <w:rPr>
                 <w:webHidden/>
@@ -332,7 +332,7 @@
               </w:rPr>
               <w:t>4.2 Добавление и изменение</w:t>
               <w:tab/>
-              <w:t>7</w:t>
+              <w:t>8</w:t>
             </w:r>
           </w:hyperlink>
         </w:p>
@@ -345,7 +345,7 @@
             </w:tabs>
             <w:rPr/>
           </w:pPr>
-          <w:hyperlink w:anchor="__RefHeading___Toc949_87357894">
+          <w:hyperlink w:anchor="__RefHeading___Toc1376_2557720853">
             <w:r>
               <w:rPr>
                 <w:webHidden/>
@@ -353,7 +353,7 @@
               </w:rPr>
               <w:t>4.3 Отключение и удаление</w:t>
               <w:tab/>
-              <w:t>8</w:t>
+              <w:t>9</w:t>
             </w:r>
           </w:hyperlink>
         </w:p>
@@ -366,15 +366,78 @@
             </w:tabs>
             <w:rPr/>
           </w:pPr>
-          <w:hyperlink w:anchor="__RefHeading___Toc951_87357894">
+          <w:hyperlink w:anchor="__RefHeading___Toc1378_2557720853">
             <w:r>
               <w:rPr>
                 <w:webHidden/>
                 <w:rStyle w:val="IndexLink"/>
               </w:rPr>
-              <w:t>5 Направления</w:t>
+              <w:t>5 Структура компании</w:t>
               <w:tab/>
-              <w:t>9</w:t>
+              <w:t>10</w:t>
+            </w:r>
+          </w:hyperlink>
+        </w:p>
+        <w:p>
+          <w:pPr>
+            <w:pStyle w:val="TOC2"/>
+            <w:tabs>
+              <w:tab w:val="clear" w:pos="9077"/>
+              <w:tab w:val="right" w:pos="9359" w:leader="dot"/>
+            </w:tabs>
+            <w:rPr/>
+          </w:pPr>
+          <w:hyperlink w:anchor="__RefHeading___Toc1380_2557720853">
+            <w:r>
+              <w:rPr>
+                <w:webHidden/>
+                <w:rStyle w:val="IndexLink"/>
+              </w:rPr>
+              <w:t>5.1 Подразделения</w:t>
+              <w:tab/>
+              <w:t>10</w:t>
+            </w:r>
+          </w:hyperlink>
+        </w:p>
+        <w:p>
+          <w:pPr>
+            <w:pStyle w:val="TOC2"/>
+            <w:tabs>
+              <w:tab w:val="clear" w:pos="9077"/>
+              <w:tab w:val="right" w:pos="9359" w:leader="dot"/>
+            </w:tabs>
+            <w:rPr/>
+          </w:pPr>
+          <w:hyperlink w:anchor="__RefHeading___Toc1382_2557720853">
+            <w:r>
+              <w:rPr>
+                <w:webHidden/>
+                <w:rStyle w:val="IndexLink"/>
+              </w:rPr>
+              <w:t>5.2 Руководители и подчинение</w:t>
+              <w:tab/>
+              <w:t>10</w:t>
+            </w:r>
+          </w:hyperlink>
+        </w:p>
+        <w:p>
+          <w:pPr>
+            <w:pStyle w:val="TOC2"/>
+            <w:tabs>
+              <w:tab w:val="clear" w:pos="9077"/>
+              <w:tab w:val="right" w:pos="9359" w:leader="dot"/>
+            </w:tabs>
+            <w:rPr/>
+          </w:pPr>
+          <w:hyperlink w:anchor="__RefHeading___Toc1384_2557720853">
+            <w:r>
+              <w:rPr>
+                <w:webHidden/>
+                <w:rStyle w:val="IndexLink"/>
+              </w:rPr>
+              <w:t>5.3 Импорт и экспорт</w:t>
+              <w:tab/>
+              <w:t>11</w:t>
             </w:r>
           </w:hyperlink>
         </w:p>
@@ -387,15 +450,36 @@
             </w:tabs>
             <w:rPr/>
           </w:pPr>
-          <w:hyperlink w:anchor="__RefHeading___Toc953_87357894">
+          <w:hyperlink w:anchor="__RefHeading___Toc1386_2557720853">
             <w:r>
               <w:rPr>
                 <w:webHidden/>
                 <w:rStyle w:val="IndexLink"/>
               </w:rPr>
-              <w:t>6 Доступы</w:t>
+              <w:t>6 Направления</w:t>
               <w:tab/>
-              <w:t>10</w:t>
+              <w:t>13</w:t>
+            </w:r>
+          </w:hyperlink>
+        </w:p>
+        <w:p>
+          <w:pPr>
+            <w:pStyle w:val="TOC1"/>
+            <w:tabs>
+              <w:tab w:val="clear" w:pos="9360"/>
+              <w:tab w:val="right" w:pos="9359" w:leader="dot"/>
+            </w:tabs>
+            <w:rPr/>
+          </w:pPr>
+          <w:hyperlink w:anchor="__RefHeading___Toc1388_2557720853">
+            <w:r>
+              <w:rPr>
+                <w:webHidden/>
+                <w:rStyle w:val="IndexLink"/>
+              </w:rPr>
+              <w:t>7 Доступы</w:t>
+              <w:tab/>
+              <w:t>14</w:t>
             </w:r>
           </w:hyperlink>
         </w:p>
@@ -408,15 +492,15 @@
             </w:tabs>
             <w:rPr/>
           </w:pPr>
-          <w:hyperlink w:anchor="__RefHeading___Toc955_87357894">
+          <w:hyperlink w:anchor="__RefHeading___Toc1390_2557720853">
             <w:r>
               <w:rPr>
                 <w:webHidden/>
                 <w:rStyle w:val="IndexLink"/>
               </w:rPr>
-              <w:t>6.1 Выдать доступ</w:t>
+              <w:t>7.1 Выдать доступ</w:t>
               <w:tab/>
-              <w:t>10</w:t>
+              <w:t>14</w:t>
             </w:r>
           </w:hyperlink>
         </w:p>
@@ -429,15 +513,15 @@
             </w:tabs>
             <w:rPr/>
           </w:pPr>
-          <w:hyperlink w:anchor="__RefHeading___Toc957_87357894">
+          <w:hyperlink w:anchor="__RefHeading___Toc1392_2557720853">
             <w:r>
               <w:rPr>
                 <w:webHidden/>
                 <w:rStyle w:val="IndexLink"/>
               </w:rPr>
-              <w:t>6.2 Правила</w:t>
+              <w:t>7.2 Правила</w:t>
               <w:tab/>
-              <w:t>10</w:t>
+              <w:t>14</w:t>
             </w:r>
           </w:hyperlink>
         </w:p>
@@ -450,15 +534,15 @@
             </w:tabs>
             <w:rPr/>
           </w:pPr>
-          <w:hyperlink w:anchor="__RefHeading___Toc959_87357894">
+          <w:hyperlink w:anchor="__RefHeading___Toc1394_2557720853">
             <w:r>
               <w:rPr>
                 <w:webHidden/>
                 <w:rStyle w:val="IndexLink"/>
               </w:rPr>
-              <w:t>6.3 Кто что видит</w:t>
+              <w:t>7.3 Кто что видит</w:t>
               <w:tab/>
-              <w:t>10</w:t>
+              <w:t>15</w:t>
             </w:r>
           </w:hyperlink>
         </w:p>
@@ -471,15 +555,15 @@
             </w:tabs>
             <w:rPr/>
           </w:pPr>
-          <w:hyperlink w:anchor="__RefHeading___Toc961_87357894">
+          <w:hyperlink w:anchor="__RefHeading___Toc1396_2557720853">
             <w:r>
               <w:rPr>
                 <w:webHidden/>
                 <w:rStyle w:val="IndexLink"/>
               </w:rPr>
-              <w:t>7 Реестр изменений</w:t>
+              <w:t>8 Реестр изменений</w:t>
               <w:tab/>
-              <w:t>12</w:t>
+              <w:t>16</w:t>
             </w:r>
           </w:hyperlink>
         </w:p>
@@ -492,15 +576,15 @@
             </w:tabs>
             <w:rPr/>
           </w:pPr>
-          <w:hyperlink w:anchor="__RefHeading___Toc963_87357894">
+          <w:hyperlink w:anchor="__RefHeading___Toc1398_2557720853">
             <w:r>
               <w:rPr>
                 <w:webHidden/>
                 <w:rStyle w:val="IndexLink"/>
               </w:rPr>
-              <w:t>8 Корзина</w:t>
+              <w:t>9 Корзина</w:t>
               <w:tab/>
-              <w:t>13</w:t>
+              <w:t>17</w:t>
             </w:r>
           </w:hyperlink>
         </w:p>
@@ -513,15 +597,15 @@
             </w:tabs>
             <w:rPr/>
           </w:pPr>
-          <w:hyperlink w:anchor="__RefHeading___Toc965_87357894">
+          <w:hyperlink w:anchor="__RefHeading___Toc1400_2557720853">
             <w:r>
               <w:rPr>
                 <w:webHidden/>
                 <w:rStyle w:val="IndexLink"/>
               </w:rPr>
-              <w:t>9 Вход через домен</w:t>
+              <w:t>10 Интеграции: Jira</w:t>
               <w:tab/>
-              <w:t>14</w:t>
+              <w:t>18</w:t>
             </w:r>
           </w:hyperlink>
         </w:p>
@@ -534,15 +618,15 @@
             </w:tabs>
             <w:rPr/>
           </w:pPr>
-          <w:hyperlink w:anchor="__RefHeading___Toc967_87357894">
+          <w:hyperlink w:anchor="__RefHeading___Toc1402_2557720853">
             <w:r>
               <w:rPr>
                 <w:webHidden/>
                 <w:rStyle w:val="IndexLink"/>
               </w:rPr>
-              <w:t>10 Производственный календарь</w:t>
+              <w:t>11 Вход через домен</w:t>
               <w:tab/>
-              <w:t>16</w:t>
+              <w:t>20</w:t>
             </w:r>
           </w:hyperlink>
         </w:p>
@@ -555,15 +639,15 @@
             </w:tabs>
             <w:rPr/>
           </w:pPr>
-          <w:hyperlink w:anchor="__RefHeading___Toc969_87357894">
+          <w:hyperlink w:anchor="__RefHeading___Toc1404_2557720853">
             <w:r>
               <w:rPr>
                 <w:webHidden/>
                 <w:rStyle w:val="IndexLink"/>
               </w:rPr>
-              <w:t>11 Работа сервиса</w:t>
+              <w:t>12 Производственный календарь</w:t>
               <w:tab/>
-              <w:t>17</w:t>
+              <w:t>22</w:t>
             </w:r>
           </w:hyperlink>
         </w:p>
@@ -576,15 +660,36 @@
             </w:tabs>
             <w:rPr/>
           </w:pPr>
-          <w:hyperlink w:anchor="__RefHeading___Toc971_87357894">
+          <w:hyperlink w:anchor="__RefHeading___Toc1406_2557720853">
             <w:r>
               <w:rPr>
                 <w:webHidden/>
                 <w:rStyle w:val="IndexLink"/>
               </w:rPr>
-              <w:t>12 Сценарии администратора</w:t>
+              <w:t>13 Работа сервиса</w:t>
               <w:tab/>
-              <w:t>18</w:t>
+              <w:t>23</w:t>
+            </w:r>
+          </w:hyperlink>
+        </w:p>
+        <w:p>
+          <w:pPr>
+            <w:pStyle w:val="TOC1"/>
+            <w:tabs>
+              <w:tab w:val="clear" w:pos="9360"/>
+              <w:tab w:val="right" w:pos="9359" w:leader="dot"/>
+            </w:tabs>
+            <w:rPr/>
+          </w:pPr>
+          <w:hyperlink w:anchor="__RefHeading___Toc1408_2557720853">
+            <w:r>
+              <w:rPr>
+                <w:webHidden/>
+                <w:rStyle w:val="IndexLink"/>
+              </w:rPr>
+              <w:t>14 Сценарии администратора</w:t>
+              <w:tab/>
+              <w:t>24</w:t>
             </w:r>
           </w:hyperlink>
         </w:p>
@@ -597,15 +702,15 @@
             </w:tabs>
             <w:rPr/>
           </w:pPr>
-          <w:hyperlink w:anchor="__RefHeading___Toc973_87357894">
+          <w:hyperlink w:anchor="__RefHeading___Toc1410_2557720853">
             <w:r>
               <w:rPr>
                 <w:webHidden/>
                 <w:rStyle w:val="IndexLink"/>
               </w:rPr>
-              <w:t>12.1 Сценарий А1. Новый сотрудник проектного офиса</w:t>
+              <w:t>14.1 Сценарий А1. Новый сотрудник проектного офиса</w:t>
               <w:tab/>
-              <w:t>18</w:t>
+              <w:t>24</w:t>
             </w:r>
           </w:hyperlink>
         </w:p>
@@ -618,15 +723,15 @@
             </w:tabs>
             <w:rPr/>
           </w:pPr>
-          <w:hyperlink w:anchor="__RefHeading___Toc975_87357894">
+          <w:hyperlink w:anchor="__RefHeading___Toc1412_2557720853">
             <w:r>
               <w:rPr>
                 <w:webHidden/>
                 <w:rStyle w:val="IndexLink"/>
               </w:rPr>
-              <w:t>12.2 Сценарий А2. Увольнение</w:t>
+              <w:t>14.2 Сценарий А2. Увольнение</w:t>
               <w:tab/>
-              <w:t>18</w:t>
+              <w:t>24</w:t>
             </w:r>
           </w:hyperlink>
         </w:p>
@@ -639,15 +744,15 @@
             </w:tabs>
             <w:rPr/>
           </w:pPr>
-          <w:hyperlink w:anchor="__RefHeading___Toc977_87357894">
+          <w:hyperlink w:anchor="__RefHeading___Toc1414_2557720853">
             <w:r>
               <w:rPr>
                 <w:webHidden/>
                 <w:rStyle w:val="IndexLink"/>
               </w:rPr>
-              <w:t>12.3 Сценарий А3. Наблюдатель должен править план</w:t>
+              <w:t>14.3 Сценарий А3. Наблюдатель должен править план</w:t>
               <w:tab/>
-              <w:t>18</w:t>
+              <w:t>24</w:t>
             </w:r>
           </w:hyperlink>
         </w:p>
@@ -660,15 +765,15 @@
             </w:tabs>
             <w:rPr/>
           </w:pPr>
-          <w:hyperlink w:anchor="__RefHeading___Toc979_87357894">
+          <w:hyperlink w:anchor="__RefHeading___Toc1416_2557720853">
             <w:r>
               <w:rPr>
                 <w:webHidden/>
                 <w:rStyle w:val="IndexLink"/>
               </w:rPr>
-              <w:t>12.4 Сценарий А4. Руководителю нужен обзор всех проектов направления</w:t>
+              <w:t>14.4 Сценарий А4. Руководителю нужен обзор всех проектов направления</w:t>
               <w:tab/>
-              <w:t>18</w:t>
+              <w:t>24</w:t>
             </w:r>
           </w:hyperlink>
         </w:p>
@@ -681,15 +786,15 @@
             </w:tabs>
             <w:rPr/>
           </w:pPr>
-          <w:hyperlink w:anchor="__RefHeading___Toc981_87357894">
+          <w:hyperlink w:anchor="__RefHeading___Toc1418_2557720853">
             <w:r>
               <w:rPr>
                 <w:webHidden/>
                 <w:rStyle w:val="IndexLink"/>
               </w:rPr>
-              <w:t>12.5 Сценарий А5. Удалённый план нужно вернуть</w:t>
+              <w:t>14.5 Сценарий А5. Удалённый план нужно вернуть</w:t>
               <w:tab/>
-              <w:t>18</w:t>
+              <w:t>24</w:t>
             </w:r>
           </w:hyperlink>
         </w:p>
@@ -702,15 +807,15 @@
             </w:tabs>
             <w:rPr/>
           </w:pPr>
-          <w:hyperlink w:anchor="__RefHeading___Toc983_87357894">
+          <w:hyperlink w:anchor="__RefHeading___Toc1420_2557720853">
             <w:r>
               <w:rPr>
                 <w:webHidden/>
                 <w:rStyle w:val="IndexLink"/>
               </w:rPr>
-              <w:t>12.6 Сценарий А6. Сотрудник забыл пароль</w:t>
+              <w:t>14.6 Сценарий А6. Сотрудник забыл пароль</w:t>
               <w:tab/>
-              <w:t>18</w:t>
+              <w:t>24</w:t>
             </w:r>
           </w:hyperlink>
         </w:p>
@@ -723,15 +828,15 @@
             </w:tabs>
             <w:rPr/>
           </w:pPr>
-          <w:hyperlink w:anchor="__RefHeading___Toc985_87357894">
+          <w:hyperlink w:anchor="__RefHeading___Toc1422_2557720853">
             <w:r>
               <w:rPr>
                 <w:webHidden/>
                 <w:rStyle w:val="IndexLink"/>
               </w:rPr>
-              <w:t>12.7 Сценарий А7. Переход на вход через домен</w:t>
+              <w:t>14.7 Сценарий А7. Переход на вход через домен</w:t>
               <w:tab/>
-              <w:t>18</w:t>
+              <w:t>24</w:t>
             </w:r>
           </w:hyperlink>
         </w:p>
@@ -744,15 +849,78 @@
             </w:tabs>
             <w:rPr/>
           </w:pPr>
-          <w:hyperlink w:anchor="__RefHeading___Toc987_87357894">
+          <w:hyperlink w:anchor="__RefHeading___Toc1424_2557720853">
             <w:r>
               <w:rPr>
                 <w:webHidden/>
                 <w:rStyle w:val="IndexLink"/>
               </w:rPr>
-              <w:t>12.8 Сценарий А8. Кто удалил строку в плане?</w:t>
+              <w:t>14.8 Сценарий А8. Кто удалил строку в плане?</w:t>
               <w:tab/>
-              <w:t>19</w:t>
+              <w:t>25</w:t>
+            </w:r>
+          </w:hyperlink>
+        </w:p>
+        <w:p>
+          <w:pPr>
+            <w:pStyle w:val="TOC2"/>
+            <w:tabs>
+              <w:tab w:val="clear" w:pos="9077"/>
+              <w:tab w:val="right" w:pos="9359" w:leader="dot"/>
+            </w:tabs>
+            <w:rPr/>
+          </w:pPr>
+          <w:hyperlink w:anchor="__RefHeading___Toc1426_2557720853">
+            <w:r>
+              <w:rPr>
+                <w:webHidden/>
+                <w:rStyle w:val="IndexLink"/>
+              </w:rPr>
+              <w:t>14.9 Сценарий А9. Структура компании из «По Делу»</w:t>
+              <w:tab/>
+              <w:t>25</w:t>
+            </w:r>
+          </w:hyperlink>
+        </w:p>
+        <w:p>
+          <w:pPr>
+            <w:pStyle w:val="TOC2"/>
+            <w:tabs>
+              <w:tab w:val="clear" w:pos="9077"/>
+              <w:tab w:val="right" w:pos="9359" w:leader="dot"/>
+            </w:tabs>
+            <w:rPr/>
+          </w:pPr>
+          <w:hyperlink w:anchor="__RefHeading___Toc1428_2557720853">
+            <w:r>
+              <w:rPr>
+                <w:webHidden/>
+                <w:rStyle w:val="IndexLink"/>
+              </w:rPr>
+              <w:t>14.10 Сценарий А10. Отдел продаж должен видеть все проекты направления «Коммерция»</w:t>
+              <w:tab/>
+              <w:t>25</w:t>
+            </w:r>
+          </w:hyperlink>
+        </w:p>
+        <w:p>
+          <w:pPr>
+            <w:pStyle w:val="TOC2"/>
+            <w:tabs>
+              <w:tab w:val="clear" w:pos="9077"/>
+              <w:tab w:val="right" w:pos="9359" w:leader="dot"/>
+            </w:tabs>
+            <w:rPr/>
+          </w:pPr>
+          <w:hyperlink w:anchor="__RefHeading___Toc1430_2557720853">
+            <w:r>
+              <w:rPr>
+                <w:webHidden/>
+                <w:rStyle w:val="IndexLink"/>
+              </w:rPr>
+              <w:t>14.11 Сценарий А11. Подключение Jira</w:t>
+              <w:tab/>
+              <w:t>25</w:t>
             </w:r>
           </w:hyperlink>
         </w:p>
@@ -765,15 +933,15 @@
             </w:tabs>
             <w:rPr/>
           </w:pPr>
-          <w:hyperlink w:anchor="__RefHeading___Toc989_87357894">
+          <w:hyperlink w:anchor="__RefHeading___Toc1432_2557720853">
             <w:r>
               <w:rPr>
                 <w:webHidden/>
                 <w:rStyle w:val="IndexLink"/>
               </w:rPr>
-              <w:t>13 Рекомендации по безопасности</w:t>
+              <w:t>15 Рекомендации по безопасности</w:t>
               <w:tab/>
-              <w:t>20</w:t>
+              <w:t>26</w:t>
             </w:r>
           </w:hyperlink>
         </w:p>
@@ -786,15 +954,15 @@
             </w:tabs>
             <w:rPr/>
           </w:pPr>
-          <w:hyperlink w:anchor="__RefHeading___Toc991_87357894">
+          <w:hyperlink w:anchor="__RefHeading___Toc1434_2557720853">
             <w:r>
               <w:rPr>
                 <w:webHidden/>
                 <w:rStyle w:val="IndexLink"/>
               </w:rPr>
-              <w:t>14 Частые вопросы</w:t>
+              <w:t>16 Частые вопросы</w:t>
               <w:tab/>
-              <w:t>21</w:t>
+              <w:t>27</w:t>
             </w:r>
           </w:hyperlink>
           <w:r>
@@ -811,7 +979,7 @@
         <w:pStyle w:val="Heading1"/>
         <w:rPr/>
       </w:pPr>
-      <w:bookmarkStart w:id="0" w:name="__RefHeading___Toc925_87357894"/>
+      <w:bookmarkStart w:id="0" w:name="__RefHeading___Toc1352_2557720853"/>
       <w:bookmarkStart w:id="1" w:name="о-документе"/>
       <w:bookmarkEnd w:id="0"/>
       <w:r>
@@ -833,7 +1001,7 @@
       </w:pPr>
       <w:r>
         <w:rPr/>
-        <w:t>Руководство описывает администрирование «Пульса Проекта» версии 0.2.1: роли и доступы, сотрудников, направления, реестр изменений, корзину, вход через домен (LDAP / Active Directory) и производственный календарь. Работа с проектами и планами — в «Руководстве пользователя», установка, обновление и резервное копирование — в «Руководстве по развёртыванию».</w:t>
+        <w:t>Руководство описывает администрирование «Пульса Проекта» версии 0.3.0: роли и доступы, сотрудников, направления, реестр изменений, корзину, вход через домен (LDAP / Active Directory) и производственный календарь. Работа с проектами и планами — в «Руководстве пользователя», установка, обновление и резервное копирование — в «Руководстве по развёртыванию».</w:t>
       </w:r>
     </w:p>
     <w:p>
@@ -853,7 +1021,7 @@
         <w:pStyle w:val="Heading1"/>
         <w:rPr/>
       </w:pPr>
-      <w:bookmarkStart w:id="3" w:name="__RefHeading___Toc927_87357894"/>
+      <w:bookmarkStart w:id="3" w:name="__RefHeading___Toc1354_2557720853"/>
       <w:bookmarkStart w:id="4" w:name="роли-и-права"/>
       <w:bookmarkEnd w:id="3"/>
       <w:r>
@@ -873,7 +1041,7 @@
         <w:pStyle w:val="Heading2"/>
         <w:rPr/>
       </w:pPr>
-      <w:bookmarkStart w:id="5" w:name="__RefHeading___Toc929_87357894"/>
+      <w:bookmarkStart w:id="5" w:name="__RefHeading___Toc1356_2557720853"/>
       <w:bookmarkEnd w:id="5"/>
       <w:r>
         <w:rPr>
@@ -1287,7 +1455,7 @@
         <w:pStyle w:val="Heading2"/>
         <w:rPr/>
       </w:pPr>
-      <w:bookmarkStart w:id="7" w:name="__RefHeading___Toc931_87357894"/>
+      <w:bookmarkStart w:id="7" w:name="__RefHeading___Toc1358_2557720853"/>
       <w:bookmarkEnd w:id="7"/>
       <w:r>
         <w:rPr>
@@ -1620,7 +1788,7 @@
         <w:pStyle w:val="Heading2"/>
         <w:rPr/>
       </w:pPr>
-      <w:bookmarkStart w:id="8" w:name="__RefHeading___Toc933_87357894"/>
+      <w:bookmarkStart w:id="8" w:name="__RefHeading___Toc1360_2557720853"/>
       <w:bookmarkStart w:id="9" w:name="как-считается-доступ"/>
       <w:bookmarkEnd w:id="8"/>
       <w:r>
@@ -1637,10 +1805,10 @@
     </w:p>
     <w:p>
       <w:pPr>
-        <w:pStyle w:val="Compact"/>
+        <w:pStyle w:val="Normal"/>
         <w:numPr>
           <w:ilvl w:val="0"/>
-          <w:numId w:val="14"/>
+          <w:numId w:val="22"/>
         </w:numPr>
         <w:rPr/>
       </w:pPr>
@@ -1651,7 +1819,49 @@
     </w:p>
     <w:p>
       <w:pPr>
-        <w:pStyle w:val="Compact"/>
+        <w:pStyle w:val="Normal"/>
+        <w:numPr>
+          <w:ilvl w:val="0"/>
+          <w:numId w:val="2"/>
+        </w:numPr>
+        <w:rPr/>
+      </w:pPr>
+      <w:r>
+        <w:rPr/>
+        <w:t>Менеджер получает полное управление проектами, которые создал сам.</w:t>
+      </w:r>
+    </w:p>
+    <w:p>
+      <w:pPr>
+        <w:pStyle w:val="Normal"/>
+        <w:numPr>
+          <w:ilvl w:val="0"/>
+          <w:numId w:val="2"/>
+        </w:numPr>
+        <w:rPr/>
+      </w:pPr>
+      <w:r>
+        <w:rPr/>
+        <w:t>Правила доступа: «сотрудник → проект» или «сотрудник → направление» (все проекты направления, включая будущие).</w:t>
+      </w:r>
+    </w:p>
+    <w:p>
+      <w:pPr>
+        <w:pStyle w:val="Normal"/>
+        <w:numPr>
+          <w:ilvl w:val="0"/>
+          <w:numId w:val="2"/>
+        </w:numPr>
+        <w:rPr/>
+      </w:pPr>
+      <w:r>
+        <w:rPr/>
+        <w:t>Правила подразделений: «подразделение → проект» или «подразделение → направление» — действуют на сотрудников подразделения и всех вложенных, в том числе пришедших позже (см. «Структура компании»).</w:t>
+      </w:r>
+    </w:p>
+    <w:p>
+      <w:pPr>
+        <w:pStyle w:val="Normal"/>
         <w:numPr>
           <w:ilvl w:val="0"/>
           <w:numId w:val="1"/>
@@ -1660,72 +1870,12 @@
       </w:pPr>
       <w:r>
         <w:rPr/>
-        <w:t>Менеджер получает полное управление проектами, которые создал сам.</w:t>
-      </w:r>
-    </w:p>
-    <w:p>
-      <w:pPr>
-        <w:pStyle w:val="Compact"/>
-        <w:numPr>
-          <w:ilvl w:val="0"/>
-          <w:numId w:val="1"/>
-        </w:numPr>
-        <w:rPr/>
-      </w:pPr>
-      <w:r>
-        <w:rPr/>
-        <w:t>Правила доступа: «сотрудник → проект» или «сотрудник → направление» (все проекты направления, включая будущие). Если правил несколько, действует наибольший уровень.</w:t>
-      </w:r>
-    </w:p>
-    <w:p>
-      <w:pPr>
-        <w:pStyle w:val="Compact"/>
-        <w:numPr>
-          <w:ilvl w:val="0"/>
-          <w:numId w:val="1"/>
-        </w:numPr>
-        <w:rPr/>
-      </w:pPr>
-      <w:r>
-        <w:rPr/>
-        <w:t>Роль «Наблюдатель» ограничивает итог «просмотром».</w:t>
-      </w:r>
-    </w:p>
-    <w:p>
-      <w:pPr>
-        <w:pStyle w:val="FirstParagraph"/>
-        <w:rPr/>
-      </w:pPr>
-      <w:bookmarkStart w:id="10" w:name="как-считается-доступ"/>
-      <w:r>
-        <w:rPr/>
-        <w:t>Проверки выполняет сервер: недоступный проект не приходит в браузер вовсе.</w:t>
-      </w:r>
-      <w:bookmarkEnd w:id="10"/>
-    </w:p>
-    <w:p>
-      <w:pPr>
-        <w:pStyle w:val="Heading2"/>
-        <w:rPr/>
-      </w:pPr>
-      <w:bookmarkStart w:id="11" w:name="__RefHeading___Toc935_87357894"/>
-      <w:bookmarkStart w:id="12" w:name="защита-от-ошибок"/>
-      <w:bookmarkEnd w:id="11"/>
-      <w:r>
-        <w:rPr>
-          <w:rStyle w:val="SectionNumber"/>
-        </w:rPr>
-        <w:t>2.4</w:t>
-      </w:r>
-      <w:r>
-        <w:rPr/>
-        <w:tab/>
-        <w:t>Защита от ошибок</w:t>
-      </w:r>
-    </w:p>
-    <w:p>
-      <w:pPr>
-        <w:pStyle w:val="Compact"/>
+        <w:t>Если правил несколько, действует наибольший уровень.</w:t>
+      </w:r>
+    </w:p>
+    <w:p>
+      <w:pPr>
+        <w:pStyle w:val="Normal"/>
         <w:numPr>
           <w:ilvl w:val="0"/>
           <w:numId w:val="2"/>
@@ -1734,7 +1884,39 @@
       </w:pPr>
       <w:r>
         <w:rPr/>
-        <w:t>Нельзя отключить или удалить свою учётную запись и снять с себя роль администратора.</w:t>
+        <w:t>Роль «Наблюдатель» ограничивает итог «просмотром».</w:t>
+      </w:r>
+    </w:p>
+    <w:p>
+      <w:pPr>
+        <w:pStyle w:val="FirstParagraph"/>
+        <w:rPr/>
+      </w:pPr>
+      <w:bookmarkStart w:id="10" w:name="как-считается-доступ"/>
+      <w:r>
+        <w:rPr/>
+        <w:t>Проверки выполняет сервер: недоступный проект не приходит в браузер вовсе.</w:t>
+      </w:r>
+      <w:bookmarkEnd w:id="10"/>
+    </w:p>
+    <w:p>
+      <w:pPr>
+        <w:pStyle w:val="Heading2"/>
+        <w:rPr/>
+      </w:pPr>
+      <w:bookmarkStart w:id="11" w:name="__RefHeading___Toc1362_2557720853"/>
+      <w:bookmarkStart w:id="12" w:name="защита-от-ошибок"/>
+      <w:bookmarkEnd w:id="11"/>
+      <w:r>
+        <w:rPr>
+          <w:rStyle w:val="SectionNumber"/>
+        </w:rPr>
+        <w:t>2.4</w:t>
+      </w:r>
+      <w:r>
+        <w:rPr/>
+        <w:tab/>
+        <w:t>Защита от ошибок</w:t>
       </w:r>
     </w:p>
     <w:p>
@@ -1742,13 +1924,13 @@
         <w:pStyle w:val="Compact"/>
         <w:numPr>
           <w:ilvl w:val="0"/>
-          <w:numId w:val="2"/>
+          <w:numId w:val="3"/>
         </w:numPr>
         <w:rPr/>
       </w:pPr>
       <w:r>
         <w:rPr/>
-        <w:t>Нельзя понизить или отключить последнего активного администратора.</w:t>
+        <w:t>Нельзя отключить или удалить свою учётную запись и снять с себя роль администратора.</w:t>
       </w:r>
     </w:p>
     <w:p>
@@ -1756,13 +1938,13 @@
         <w:pStyle w:val="Compact"/>
         <w:numPr>
           <w:ilvl w:val="0"/>
-          <w:numId w:val="2"/>
+          <w:numId w:val="3"/>
         </w:numPr>
         <w:rPr/>
       </w:pPr>
       <w:r>
         <w:rPr/>
-        <w:t>Повторная выдача доступа не создаёт дублей.</w:t>
+        <w:t>Нельзя понизить или отключить последнего активного администратора.</w:t>
       </w:r>
     </w:p>
     <w:p>
@@ -1770,67 +1952,13 @@
         <w:pStyle w:val="Compact"/>
         <w:numPr>
           <w:ilvl w:val="0"/>
-          <w:numId w:val="2"/>
+          <w:numId w:val="3"/>
         </w:numPr>
         <w:rPr/>
       </w:pPr>
-      <w:bookmarkStart w:id="13" w:name="роли-и-права"/>
-      <w:bookmarkStart w:id="14" w:name="защита-от-ошибок"/>
-      <w:r>
-        <w:rPr/>
-        <w:t>Удалённые проекты и планы попадают в корзину; удалить навсегда — отдельное действие.</w:t>
-      </w:r>
-      <w:bookmarkEnd w:id="13"/>
-      <w:bookmarkEnd w:id="14"/>
-    </w:p>
-    <w:p>
-      <w:pPr>
-        <w:pStyle w:val="Heading1"/>
-        <w:rPr/>
-      </w:pPr>
-      <w:bookmarkStart w:id="15" w:name="__RefHeading___Toc937_87357894"/>
-      <w:bookmarkStart w:id="16" w:name="первичная-настройка"/>
-      <w:bookmarkEnd w:id="15"/>
-      <w:r>
-        <w:rPr>
-          <w:rStyle w:val="SectionNumber"/>
-        </w:rPr>
-        <w:t>3</w:t>
-      </w:r>
-      <w:r>
-        <w:rPr/>
-        <w:tab/>
-        <w:t>Первичная настройка</w:t>
-      </w:r>
-    </w:p>
-    <w:p>
-      <w:pPr>
-        <w:pStyle w:val="Heading2"/>
-        <w:rPr/>
-      </w:pPr>
-      <w:bookmarkStart w:id="17" w:name="__RefHeading___Toc939_87357894"/>
-      <w:bookmarkStart w:id="18" w:name="после-перехода-с-1.0.1"/>
-      <w:bookmarkEnd w:id="17"/>
-      <w:r>
-        <w:rPr>
-          <w:rStyle w:val="SectionNumber"/>
-        </w:rPr>
-        <w:t>3.1</w:t>
-      </w:r>
-      <w:r>
-        <w:rPr/>
-        <w:tab/>
-        <w:t>После перехода с 1.0.1</w:t>
-      </w:r>
-    </w:p>
-    <w:p>
-      <w:pPr>
-        <w:pStyle w:val="FirstParagraph"/>
-        <w:rPr/>
-      </w:pPr>
-      <w:r>
-        <w:rPr/>
-        <w:t>Сотрудники, их роли, пароли, фото, направления, проекты и доступы перенесены. Проверьте:</w:t>
+      <w:r>
+        <w:rPr/>
+        <w:t>Повторная выдача доступа не создаёт дублей.</w:t>
       </w:r>
     </w:p>
     <w:p>
@@ -1838,20 +1966,67 @@
         <w:pStyle w:val="Compact"/>
         <w:numPr>
           <w:ilvl w:val="0"/>
-          <w:numId w:val="15"/>
+          <w:numId w:val="3"/>
         </w:numPr>
         <w:rPr/>
       </w:pPr>
-      <w:r>
-        <w:rPr>
-          <w:b/>
-          <w:bCs/>
-        </w:rPr>
-        <w:t>Сотрудники</w:t>
-      </w:r>
-      <w:r>
-        <w:rPr/>
-        <w:t xml:space="preserve"> — администраторы на месте, отключённые отключены.</w:t>
+      <w:bookmarkStart w:id="13" w:name="роли-и-права"/>
+      <w:bookmarkStart w:id="14" w:name="защита-от-ошибок"/>
+      <w:r>
+        <w:rPr/>
+        <w:t>Удалённые проекты и планы попадают в корзину; удалить навсегда — отдельное действие.</w:t>
+      </w:r>
+      <w:bookmarkEnd w:id="13"/>
+      <w:bookmarkEnd w:id="14"/>
+    </w:p>
+    <w:p>
+      <w:pPr>
+        <w:pStyle w:val="Heading1"/>
+        <w:rPr/>
+      </w:pPr>
+      <w:bookmarkStart w:id="15" w:name="__RefHeading___Toc1364_2557720853"/>
+      <w:bookmarkStart w:id="16" w:name="первичная-настройка"/>
+      <w:bookmarkEnd w:id="15"/>
+      <w:r>
+        <w:rPr>
+          <w:rStyle w:val="SectionNumber"/>
+        </w:rPr>
+        <w:t>3</w:t>
+      </w:r>
+      <w:r>
+        <w:rPr/>
+        <w:tab/>
+        <w:t>Первичная настройка</w:t>
+      </w:r>
+    </w:p>
+    <w:p>
+      <w:pPr>
+        <w:pStyle w:val="Heading2"/>
+        <w:rPr/>
+      </w:pPr>
+      <w:bookmarkStart w:id="17" w:name="__RefHeading___Toc1366_2557720853"/>
+      <w:bookmarkStart w:id="18" w:name="после-перехода-с-1.0.1"/>
+      <w:bookmarkEnd w:id="17"/>
+      <w:r>
+        <w:rPr>
+          <w:rStyle w:val="SectionNumber"/>
+        </w:rPr>
+        <w:t>3.1</w:t>
+      </w:r>
+      <w:r>
+        <w:rPr/>
+        <w:tab/>
+        <w:t>После перехода с 1.0.1</w:t>
+      </w:r>
+    </w:p>
+    <w:p>
+      <w:pPr>
+        <w:pStyle w:val="FirstParagraph"/>
+        <w:rPr/>
+      </w:pPr>
+      <w:r>
+        <w:rPr/>
+        <w:t>Сотрудники, их роли, пароли, фото, направления, проекты и доступы перенесены. Проверьте:</w:t>
       </w:r>
     </w:p>
     <w:p>
@@ -1859,7 +2034,7 @@
         <w:pStyle w:val="Compact"/>
         <w:numPr>
           <w:ilvl w:val="0"/>
-          <w:numId w:val="16"/>
+          <w:numId w:val="23"/>
         </w:numPr>
         <w:rPr/>
       </w:pPr>
@@ -1868,11 +2043,11 @@
           <w:b/>
           <w:bCs/>
         </w:rPr>
-        <w:t>Доступы → Кто что видит</w:t>
-      </w:r>
-      <w:r>
-        <w:rPr/>
-        <w:t xml:space="preserve"> — доступы как прежде. В 1.0.1 роль «Наблюдатель» не ограничивала правку; теперь наблюдатели только смотрят. Если наблюдатель должен править — смените ему роль на «Редактор».</w:t>
+        <w:t>Сотрудники</w:t>
+      </w:r>
+      <w:r>
+        <w:rPr/>
+        <w:t xml:space="preserve"> — администраторы на месте, отключённые отключены.</w:t>
       </w:r>
     </w:p>
     <w:p>
@@ -1880,7 +2055,7 @@
         <w:pStyle w:val="Compact"/>
         <w:numPr>
           <w:ilvl w:val="0"/>
-          <w:numId w:val="17"/>
+          <w:numId w:val="24"/>
         </w:numPr>
         <w:rPr/>
       </w:pPr>
@@ -1889,22 +2064,11 @@
           <w:b/>
           <w:bCs/>
         </w:rPr>
-        <w:t>Настройки → Вход через домен</w:t>
-      </w:r>
-      <w:r>
-        <w:rPr/>
-        <w:t xml:space="preserve"> — режим и параметры перенесены; нажмите </w:t>
-      </w:r>
-      <w:r>
-        <w:rPr>
-          <w:b/>
-          <w:bCs/>
-        </w:rPr>
-        <w:t>Проверить подключение</w:t>
-      </w:r>
-      <w:r>
-        <w:rPr/>
-        <w:t>.</w:t>
+        <w:t>Доступы → Кто что видит</w:t>
+      </w:r>
+      <w:r>
+        <w:rPr/>
+        <w:t xml:space="preserve"> — доступы как прежде. В 1.0.1 роль «Наблюдатель» не ограничивала правку; теперь наблюдатели только смотрят. Если наблюдатель должен править — смените ему роль на «Редактор».</w:t>
       </w:r>
     </w:p>
     <w:p>
@@ -1912,7 +2076,7 @@
         <w:pStyle w:val="Compact"/>
         <w:numPr>
           <w:ilvl w:val="0"/>
-          <w:numId w:val="18"/>
+          <w:numId w:val="25"/>
         </w:numPr>
         <w:rPr/>
       </w:pPr>
@@ -1921,62 +2085,22 @@
           <w:b/>
           <w:bCs/>
         </w:rPr>
-        <w:t>Настройки → Производственный календарь</w:t>
-      </w:r>
-      <w:r>
-        <w:rPr/>
-        <w:t xml:space="preserve"> — 2025–2027 годы заполнены официальными днями.</w:t>
-      </w:r>
-      <w:bookmarkEnd w:id="18"/>
-    </w:p>
-    <w:p>
-      <w:pPr>
-        <w:pStyle w:val="Heading2"/>
-        <w:rPr/>
-      </w:pPr>
-      <w:bookmarkStart w:id="19" w:name="__RefHeading___Toc941_87357894"/>
-      <w:bookmarkStart w:id="20" w:name="новая-установка"/>
-      <w:bookmarkEnd w:id="19"/>
-      <w:r>
-        <w:rPr>
-          <w:rStyle w:val="SectionNumber"/>
-        </w:rPr>
-        <w:t>3.2</w:t>
-      </w:r>
-      <w:r>
-        <w:rPr/>
-        <w:tab/>
-        <w:t>Новая установка</w:t>
-      </w:r>
-    </w:p>
-    <w:p>
-      <w:pPr>
-        <w:pStyle w:val="FirstParagraph"/>
-        <w:rPr/>
-      </w:pPr>
-      <w:r>
-        <w:rPr/>
-        <w:t xml:space="preserve">Первый администратор (логин </w:t>
-      </w:r>
-      <w:r>
-        <w:rPr>
-          <w:rStyle w:val="VerbatimChar"/>
-        </w:rPr>
-        <w:t>admin</w:t>
-      </w:r>
-      <w:r>
-        <w:rPr/>
-        <w:t xml:space="preserve">) создаётся из переменной </w:t>
-      </w:r>
-      <w:r>
-        <w:rPr>
-          <w:rStyle w:val="VerbatimChar"/>
-        </w:rPr>
-        <w:t>BOOTSTRAP_ADMIN_PASSWORD</w:t>
-      </w:r>
-      <w:r>
-        <w:rPr/>
-        <w:t xml:space="preserve"> при первом запуске (руководство по развёртыванию). Войдите, смените пароль в профиле, затем:</w:t>
+        <w:t>Настройки → Вход через домен</w:t>
+      </w:r>
+      <w:r>
+        <w:rPr/>
+        <w:t xml:space="preserve"> — режим и параметры перенесены; нажмите </w:t>
+      </w:r>
+      <w:r>
+        <w:rPr>
+          <w:b/>
+          <w:bCs/>
+        </w:rPr>
+        <w:t>Проверить подключение</w:t>
+      </w:r>
+      <w:r>
+        <w:rPr/>
+        <w:t>.</w:t>
       </w:r>
     </w:p>
     <w:p>
@@ -1984,7 +2108,7 @@
         <w:pStyle w:val="Compact"/>
         <w:numPr>
           <w:ilvl w:val="0"/>
-          <w:numId w:val="19"/>
+          <w:numId w:val="26"/>
         </w:numPr>
         <w:rPr/>
       </w:pPr>
@@ -1993,11 +2117,62 @@
           <w:b/>
           <w:bCs/>
         </w:rPr>
-        <w:t>Направления</w:t>
-      </w:r>
-      <w:r>
-        <w:rPr/>
-        <w:t xml:space="preserve"> — создайте направления.</w:t>
+        <w:t>Настройки → Производственный календарь</w:t>
+      </w:r>
+      <w:r>
+        <w:rPr/>
+        <w:t xml:space="preserve"> — 2025–2027 годы заполнены официальными днями.</w:t>
+      </w:r>
+      <w:bookmarkEnd w:id="18"/>
+    </w:p>
+    <w:p>
+      <w:pPr>
+        <w:pStyle w:val="Heading2"/>
+        <w:rPr/>
+      </w:pPr>
+      <w:bookmarkStart w:id="19" w:name="__RefHeading___Toc1368_2557720853"/>
+      <w:bookmarkStart w:id="20" w:name="новая-установка"/>
+      <w:bookmarkEnd w:id="19"/>
+      <w:r>
+        <w:rPr>
+          <w:rStyle w:val="SectionNumber"/>
+        </w:rPr>
+        <w:t>3.2</w:t>
+      </w:r>
+      <w:r>
+        <w:rPr/>
+        <w:tab/>
+        <w:t>Новая установка</w:t>
+      </w:r>
+    </w:p>
+    <w:p>
+      <w:pPr>
+        <w:pStyle w:val="FirstParagraph"/>
+        <w:rPr/>
+      </w:pPr>
+      <w:r>
+        <w:rPr/>
+        <w:t xml:space="preserve">Первый администратор (логин </w:t>
+      </w:r>
+      <w:r>
+        <w:rPr>
+          <w:rStyle w:val="VerbatimChar"/>
+        </w:rPr>
+        <w:t>admin</w:t>
+      </w:r>
+      <w:r>
+        <w:rPr/>
+        <w:t xml:space="preserve">) создаётся из переменной </w:t>
+      </w:r>
+      <w:r>
+        <w:rPr>
+          <w:rStyle w:val="VerbatimChar"/>
+        </w:rPr>
+        <w:t>BOOTSTRAP_ADMIN_PASSWORD</w:t>
+      </w:r>
+      <w:r>
+        <w:rPr/>
+        <w:t xml:space="preserve"> при первом запуске (руководство по развёртыванию). Войдите, смените пароль в профиле, затем:</w:t>
       </w:r>
     </w:p>
     <w:p>
@@ -2005,7 +2180,7 @@
         <w:pStyle w:val="Compact"/>
         <w:numPr>
           <w:ilvl w:val="0"/>
-          <w:numId w:val="20"/>
+          <w:numId w:val="27"/>
         </w:numPr>
         <w:rPr/>
       </w:pPr>
@@ -2014,11 +2189,11 @@
           <w:b/>
           <w:bCs/>
         </w:rPr>
-        <w:t>Сотрудники</w:t>
-      </w:r>
-      <w:r>
-        <w:rPr/>
-        <w:t xml:space="preserve"> — заведите сотрудников или настройте вход через домен.</w:t>
+        <w:t>Направления</w:t>
+      </w:r>
+      <w:r>
+        <w:rPr/>
+        <w:t xml:space="preserve"> — создайте направления.</w:t>
       </w:r>
     </w:p>
     <w:p>
@@ -2026,7 +2201,7 @@
         <w:pStyle w:val="Compact"/>
         <w:numPr>
           <w:ilvl w:val="0"/>
-          <w:numId w:val="21"/>
+          <w:numId w:val="28"/>
         </w:numPr>
         <w:rPr/>
       </w:pPr>
@@ -2035,6 +2210,27 @@
           <w:b/>
           <w:bCs/>
         </w:rPr>
+        <w:t>Сотрудники</w:t>
+      </w:r>
+      <w:r>
+        <w:rPr/>
+        <w:t xml:space="preserve"> — заведите сотрудников или настройте вход через домен.</w:t>
+      </w:r>
+    </w:p>
+    <w:p>
+      <w:pPr>
+        <w:pStyle w:val="Compact"/>
+        <w:numPr>
+          <w:ilvl w:val="0"/>
+          <w:numId w:val="29"/>
+        </w:numPr>
+        <w:rPr/>
+      </w:pPr>
+      <w:r>
+        <w:rPr>
+          <w:b/>
+          <w:bCs/>
+        </w:rPr>
         <w:t>Доступы</w:t>
       </w:r>
       <w:r>
@@ -2049,7 +2245,7 @@
         <w:pStyle w:val="Heading1"/>
         <w:rPr/>
       </w:pPr>
-      <w:bookmarkStart w:id="21" w:name="__RefHeading___Toc943_87357894"/>
+      <w:bookmarkStart w:id="21" w:name="__RefHeading___Toc1370_2557720853"/>
       <w:bookmarkStart w:id="22" w:name="сотрудники"/>
       <w:bookmarkEnd w:id="21"/>
       <w:r>
@@ -2069,7 +2265,7 @@
         <w:pStyle w:val="Heading2"/>
         <w:rPr/>
       </w:pPr>
-      <w:bookmarkStart w:id="23" w:name="__RefHeading___Toc945_87357894"/>
+      <w:bookmarkStart w:id="23" w:name="__RefHeading___Toc1372_2557720853"/>
       <w:bookmarkStart w:id="24" w:name="список"/>
       <w:bookmarkEnd w:id="23"/>
       <w:r>
@@ -2177,7 +2373,7 @@
         <w:pStyle w:val="Heading2"/>
         <w:rPr/>
       </w:pPr>
-      <w:bookmarkStart w:id="25" w:name="__RefHeading___Toc947_87357894"/>
+      <w:bookmarkStart w:id="25" w:name="__RefHeading___Toc1374_2557720853"/>
       <w:bookmarkStart w:id="26" w:name="добавление-и-изменение"/>
       <w:bookmarkEnd w:id="25"/>
       <w:r>
@@ -2310,7 +2506,7 @@
         <w:pStyle w:val="Heading2"/>
         <w:rPr/>
       </w:pPr>
-      <w:bookmarkStart w:id="27" w:name="__RefHeading___Toc949_87357894"/>
+      <w:bookmarkStart w:id="27" w:name="__RefHeading___Toc1376_2557720853"/>
       <w:bookmarkStart w:id="28" w:name="отключение-и-удаление"/>
       <w:bookmarkEnd w:id="27"/>
       <w:r>
@@ -2330,7 +2526,7 @@
         <w:pStyle w:val="Compact"/>
         <w:numPr>
           <w:ilvl w:val="0"/>
-          <w:numId w:val="22"/>
+          <w:numId w:val="30"/>
         </w:numPr>
         <w:rPr/>
       </w:pPr>
@@ -2351,7 +2547,7 @@
         <w:pStyle w:val="Compact"/>
         <w:numPr>
           <w:ilvl w:val="0"/>
-          <w:numId w:val="23"/>
+          <w:numId w:val="31"/>
         </w:numPr>
         <w:rPr/>
       </w:pPr>
@@ -2374,8 +2570,8 @@
         <w:pStyle w:val="Heading1"/>
         <w:rPr/>
       </w:pPr>
-      <w:bookmarkStart w:id="29" w:name="__RefHeading___Toc951_87357894"/>
-      <w:bookmarkStart w:id="30" w:name="направления"/>
+      <w:bookmarkStart w:id="29" w:name="__RefHeading___Toc1378_2557720853"/>
+      <w:bookmarkStart w:id="30" w:name="структура-компании"/>
       <w:bookmarkEnd w:id="29"/>
       <w:r>
         <w:rPr>
@@ -2386,7 +2582,7 @@
       <w:r>
         <w:rPr/>
         <w:tab/>
-        <w:t>Направления</w:t>
+        <w:t>Структура компании</w:t>
       </w:r>
     </w:p>
     <w:p>
@@ -2396,7 +2592,18 @@
       </w:pPr>
       <w:r>
         <w:rPr/>
-        <w:t>«Администрирование → Направления» — группы проектов: название, описание, цвет. Порядок направлений — перетаскиванием; он же порядок на главной странице и в боковом меню.</w:t>
+        <w:t xml:space="preserve">Структура общая с «По Делу»: те же подразделения, типы, руководители и правила подчинения, те же файлы обмена. Сотрудники видят её в разделе </w:t>
+      </w:r>
+      <w:r>
+        <w:rPr>
+          <w:b/>
+          <w:bCs/>
+        </w:rPr>
+        <w:t>Структура компании</w:t>
+      </w:r>
+      <w:r>
+        <w:rPr/>
+        <w:t xml:space="preserve"> главного меню; изменяет администратор в «Администрирование → Структура».</w:t>
       </w:r>
     </w:p>
     <w:p>
@@ -2410,7 +2617,7 @@
           <wp:inline distT="0" distB="0" distL="0" distR="0">
             <wp:extent cx="5334000" cy="3333750"/>
             <wp:effectExtent l="0" t="0" r="0" b="0"/>
-            <wp:docPr id="3" name="Image3" descr="Направления"/>
+            <wp:docPr id="3" name="Image3" descr="Структура компании: администрирование"/>
             <wp:cNvGraphicFramePr>
               <a:graphicFrameLocks xmlns:a="http://schemas.openxmlformats.org/drawingml/2006/main" noChangeAspect="1"/>
             </wp:cNvGraphicFramePr>
@@ -2418,7 +2625,7 @@
               <a:graphicData uri="http://schemas.openxmlformats.org/drawingml/2006/picture">
                 <pic:pic xmlns:pic="http://schemas.openxmlformats.org/drawingml/2006/picture">
                   <pic:nvPicPr>
-                    <pic:cNvPr id="3" name="Image3" descr="Направления"/>
+                    <pic:cNvPr id="3" name="Image3" descr="Структура компании: администрирование"/>
                     <pic:cNvPicPr>
                       <a:picLocks noChangeAspect="1" noChangeArrowheads="1"/>
                     </pic:cNvPicPr>
@@ -2452,121 +2659,27 @@
       </w:pPr>
       <w:r>
         <w:rPr/>
-        <w:t>Направления</w:t>
-      </w:r>
-    </w:p>
-    <w:p>
-      <w:pPr>
-        <w:pStyle w:val="BodyText"/>
-        <w:rPr/>
-      </w:pPr>
-      <w:r>
-        <w:rPr/>
-        <w:t>При удалении направления его проекты переходят в «Без направления», доступы к направлению отзываются.</w:t>
-      </w:r>
-    </w:p>
-    <w:p>
-      <w:pPr>
-        <w:pStyle w:val="BodyText"/>
-        <w:rPr/>
-      </w:pPr>
-      <w:r>
-        <w:rPr/>
-        <w:t>Менеджеры создают направления из окна нового проекта (</w:t>
-      </w:r>
-      <w:r>
-        <w:rPr>
-          <w:b/>
-          <w:bCs/>
-        </w:rPr>
-        <w:t>Направление → + Новое направление…</w:t>
-      </w:r>
-      <w:r>
-        <w:rPr/>
-        <w:t>).</w:t>
-      </w:r>
-      <w:bookmarkEnd w:id="30"/>
-    </w:p>
-    <w:p>
-      <w:pPr>
-        <w:pStyle w:val="Heading1"/>
-        <w:rPr/>
-      </w:pPr>
-      <w:bookmarkStart w:id="31" w:name="__RefHeading___Toc953_87357894"/>
-      <w:bookmarkStart w:id="32" w:name="доступы"/>
+        <w:t>Структура компании: администрирование</w:t>
+      </w:r>
+    </w:p>
+    <w:p>
+      <w:pPr>
+        <w:pStyle w:val="Heading2"/>
+        <w:rPr/>
+      </w:pPr>
+      <w:bookmarkStart w:id="31" w:name="__RefHeading___Toc1380_2557720853"/>
+      <w:bookmarkStart w:id="32" w:name="подразделения"/>
       <w:bookmarkEnd w:id="31"/>
       <w:r>
         <w:rPr>
           <w:rStyle w:val="SectionNumber"/>
         </w:rPr>
-        <w:t>6</w:t>
+        <w:t>5.1</w:t>
       </w:r>
       <w:r>
         <w:rPr/>
         <w:tab/>
-        <w:t>Доступы</w:t>
-      </w:r>
-    </w:p>
-    <w:p>
-      <w:pPr>
-        <w:pStyle w:val="FirstParagraph"/>
-        <w:rPr/>
-      </w:pPr>
-      <w:r>
-        <w:rPr/>
-        <w:t>«Администрирование → Доступы» — три вкладки.</w:t>
-      </w:r>
-    </w:p>
-    <w:p>
-      <w:pPr>
-        <w:pStyle w:val="Heading2"/>
-        <w:rPr/>
-      </w:pPr>
-      <w:bookmarkStart w:id="33" w:name="__RefHeading___Toc955_87357894"/>
-      <w:bookmarkStart w:id="34" w:name="выдать-доступ"/>
-      <w:bookmarkEnd w:id="33"/>
-      <w:r>
-        <w:rPr>
-          <w:rStyle w:val="SectionNumber"/>
-        </w:rPr>
-        <w:t>6.1</w:t>
-      </w:r>
-      <w:r>
-        <w:rPr/>
-        <w:tab/>
-        <w:t>Выдать доступ</w:t>
-      </w:r>
-    </w:p>
-    <w:p>
-      <w:pPr>
-        <w:pStyle w:val="FirstParagraph"/>
-        <w:rPr/>
-      </w:pPr>
-      <w:r>
-        <w:rPr/>
-        <w:t xml:space="preserve">Отметьте сотрудников слева и проекты или направления целиком в середине («всё направление, включая будущие проекты»), выберите </w:t>
-      </w:r>
-      <w:r>
-        <w:rPr>
-          <w:b/>
-          <w:bCs/>
-        </w:rPr>
-        <w:t>Уровень доступа</w:t>
-      </w:r>
-      <w:r>
-        <w:rPr/>
-        <w:t xml:space="preserve"> и что делать, </w:t>
-      </w:r>
-      <w:r>
-        <w:rPr>
-          <w:b/>
-          <w:bCs/>
-        </w:rPr>
-        <w:t>если доступ уже есть</w:t>
-      </w:r>
-      <w:r>
-        <w:rPr/>
-        <w:t>:</w:t>
+        <w:t>Подразделения</w:t>
       </w:r>
     </w:p>
     <w:p>
@@ -2574,7 +2687,7 @@
         <w:pStyle w:val="Compact"/>
         <w:numPr>
           <w:ilvl w:val="0"/>
-          <w:numId w:val="24"/>
+          <w:numId w:val="32"/>
         </w:numPr>
         <w:rPr/>
       </w:pPr>
@@ -2583,11 +2696,11 @@
           <w:b/>
           <w:bCs/>
         </w:rPr>
-        <w:t>Заменить уровень</w:t>
-      </w:r>
-      <w:r>
-        <w:rPr/>
-        <w:t xml:space="preserve"> — установить выбранный уровень (в том числе понизить);</w:t>
+        <w:t>Добавить</w:t>
+      </w:r>
+      <w:r>
+        <w:rPr/>
+        <w:t xml:space="preserve"> — название, куда входит (верхний уровень или подразделение) и тип: компания, дирекция, направление, служба, отдел, сектор, группа, позиция. Названия не повторяются среди соседних подразделений.</w:t>
       </w:r>
     </w:p>
     <w:p>
@@ -2595,41 +2708,240 @@
         <w:pStyle w:val="Compact"/>
         <w:numPr>
           <w:ilvl w:val="0"/>
-          <w:numId w:val="25"/>
+          <w:numId w:val="33"/>
         </w:numPr>
         <w:rPr/>
       </w:pPr>
+      <w:r>
+        <w:rPr/>
+        <w:t xml:space="preserve">Кнопки в строке: </w:t>
+      </w:r>
       <w:r>
         <w:rPr>
           <w:b/>
           <w:bCs/>
         </w:rPr>
-        <w:t>Только повысить</w:t>
-      </w:r>
-      <w:r>
-        <w:rPr/>
-        <w:t xml:space="preserve"> — поднять уровень там, где он ниже, остальное не трогать.</w:t>
-      </w:r>
-    </w:p>
-    <w:p>
-      <w:pPr>
-        <w:pStyle w:val="FirstParagraph"/>
-        <w:rPr/>
-      </w:pPr>
-      <w:r>
-        <w:rPr/>
-        <w:t xml:space="preserve">Кнопка </w:t>
+        <w:t>+</w:t>
+      </w:r>
+      <w:r>
+        <w:rPr/>
+        <w:t xml:space="preserve"> — вложенное подразделение, </w:t>
       </w:r>
       <w:r>
         <w:rPr>
           <w:b/>
           <w:bCs/>
         </w:rPr>
-        <w:t>Выдать доступ (N × M)</w:t>
-      </w:r>
-      <w:r>
-        <w:rPr/>
-        <w:t xml:space="preserve"> показывает, сколько сотрудников и объектов выбрано.</w:t>
+        <w:t>Руководители</w:t>
+      </w:r>
+      <w:r>
+        <w:rPr/>
+        <w:t xml:space="preserve">, </w:t>
+      </w:r>
+      <w:r>
+        <w:rPr>
+          <w:b/>
+          <w:bCs/>
+        </w:rPr>
+        <w:t>Изменить</w:t>
+      </w:r>
+      <w:r>
+        <w:rPr/>
+        <w:t xml:space="preserve"> (название, куда входит, тип, порядок среди соседних), </w:t>
+      </w:r>
+      <w:r>
+        <w:rPr>
+          <w:b/>
+          <w:bCs/>
+        </w:rPr>
+        <w:t>Удалить</w:t>
+      </w:r>
+      <w:r>
+        <w:rPr/>
+        <w:t xml:space="preserve"> (только без вложенных; сотрудники остаются без подразделения).</w:t>
+      </w:r>
+    </w:p>
+    <w:p>
+      <w:pPr>
+        <w:pStyle w:val="Compact"/>
+        <w:numPr>
+          <w:ilvl w:val="0"/>
+          <w:numId w:val="34"/>
+        </w:numPr>
+        <w:rPr/>
+      </w:pPr>
+      <w:r>
+        <w:rPr/>
+        <w:t>Число сотрудников ведёт в список сотрудников подразделения; «в ветке» — вместе с вложенными.</w:t>
+      </w:r>
+    </w:p>
+    <w:p>
+      <w:pPr>
+        <w:pStyle w:val="Compact"/>
+        <w:numPr>
+          <w:ilvl w:val="0"/>
+          <w:numId w:val="35"/>
+        </w:numPr>
+        <w:rPr/>
+      </w:pPr>
+      <w:r>
+        <w:rPr>
+          <w:b/>
+          <w:bCs/>
+        </w:rPr>
+        <w:t>Типы и уровни</w:t>
+      </w:r>
+      <w:r>
+        <w:rPr/>
+        <w:t xml:space="preserve"> — подписи и цвета типов, свои типы, наибольшая глубина структуры (по умолчанию 15). Тип, который уже используется, убрать нельзя.</w:t>
+      </w:r>
+      <w:bookmarkEnd w:id="32"/>
+    </w:p>
+    <w:p>
+      <w:pPr>
+        <w:pStyle w:val="Heading2"/>
+        <w:rPr/>
+      </w:pPr>
+      <w:bookmarkStart w:id="33" w:name="__RefHeading___Toc1382_2557720853"/>
+      <w:bookmarkStart w:id="34" w:name="руководители-и-подчинение"/>
+      <w:bookmarkEnd w:id="33"/>
+      <w:r>
+        <w:rPr>
+          <w:rStyle w:val="SectionNumber"/>
+        </w:rPr>
+        <w:t>5.2</w:t>
+      </w:r>
+      <w:r>
+        <w:rPr/>
+        <w:tab/>
+        <w:t>Руководители и подчинение</w:t>
+      </w:r>
+    </w:p>
+    <w:p>
+      <w:pPr>
+        <w:pStyle w:val="FirstParagraph"/>
+        <w:rPr/>
+      </w:pPr>
+      <w:r>
+        <w:rPr/>
+        <w:t xml:space="preserve">У подразделения может быть несколько руководителей; </w:t>
+      </w:r>
+      <w:r>
+        <w:rPr>
+          <w:b/>
+          <w:bCs/>
+        </w:rPr>
+        <w:t>основной</w:t>
+      </w:r>
+      <w:r>
+        <w:rPr/>
+        <w:t xml:space="preserve"> — непосредственный руководитель сотрудников подразделения. Руководитель сотрудника определяется так:</w:t>
+      </w:r>
+    </w:p>
+    <w:p>
+      <w:pPr>
+        <w:pStyle w:val="Compact"/>
+        <w:numPr>
+          <w:ilvl w:val="0"/>
+          <w:numId w:val="36"/>
+        </w:numPr>
+        <w:rPr/>
+      </w:pPr>
+      <w:r>
+        <w:rPr/>
+        <w:t>«Первое лицо» — никому не подчиняется;</w:t>
+      </w:r>
+    </w:p>
+    <w:p>
+      <w:pPr>
+        <w:pStyle w:val="Compact"/>
+        <w:numPr>
+          <w:ilvl w:val="0"/>
+          <w:numId w:val="37"/>
+        </w:numPr>
+        <w:rPr/>
+      </w:pPr>
+      <w:r>
+        <w:rPr/>
+        <w:t>явно назначенный руководитель (в карточке сотрудника);</w:t>
+      </w:r>
+    </w:p>
+    <w:p>
+      <w:pPr>
+        <w:pStyle w:val="Compact"/>
+        <w:numPr>
+          <w:ilvl w:val="0"/>
+          <w:numId w:val="38"/>
+        </w:numPr>
+        <w:rPr/>
+      </w:pPr>
+      <w:r>
+        <w:rPr/>
+        <w:t>иначе — основной руководитель его подразделения; если это он сам или руководителя нет — руководитель вышестоящего подразделения и так далее.</w:t>
+      </w:r>
+    </w:p>
+    <w:p>
+      <w:pPr>
+        <w:pStyle w:val="FirstParagraph"/>
+        <w:rPr/>
+      </w:pPr>
+      <w:bookmarkStart w:id="35" w:name="руководители-и-подчинение"/>
+      <w:r>
+        <w:rPr/>
+        <w:t>Циклы подчинения система не допускает. Подразделение и руководитель сотрудника задаются в «Администрирование → Сотрудники» в карточке сотрудника; там же фильтр по подразделению и «Без подразделения».</w:t>
+      </w:r>
+      <w:bookmarkEnd w:id="35"/>
+    </w:p>
+    <w:p>
+      <w:pPr>
+        <w:pStyle w:val="Heading2"/>
+        <w:rPr/>
+      </w:pPr>
+      <w:bookmarkStart w:id="36" w:name="__RefHeading___Toc1384_2557720853"/>
+      <w:bookmarkStart w:id="37" w:name="импорт-и-экспорт"/>
+      <w:bookmarkEnd w:id="36"/>
+      <w:r>
+        <w:rPr>
+          <w:rStyle w:val="SectionNumber"/>
+        </w:rPr>
+        <w:t>5.3</w:t>
+      </w:r>
+      <w:r>
+        <w:rPr/>
+        <w:tab/>
+        <w:t>Импорт и экспорт</w:t>
+      </w:r>
+    </w:p>
+    <w:p>
+      <w:pPr>
+        <w:pStyle w:val="FirstParagraph"/>
+        <w:rPr/>
+      </w:pPr>
+      <w:r>
+        <w:rPr/>
+        <w:t xml:space="preserve">«Администрирование → Импорт и экспорт» — загрузка и выгрузка структуры и сотрудников в форматах «По Делу»: файл, выгруженный в одном инструменте, загружается в другом. Каждая загрузка сначала </w:t>
+      </w:r>
+      <w:r>
+        <w:rPr>
+          <w:b/>
+          <w:bCs/>
+        </w:rPr>
+        <w:t>проверяется</w:t>
+      </w:r>
+      <w:r>
+        <w:rPr/>
+        <w:t xml:space="preserve">: система показывает, что будет создано и изменено, и ошибки; </w:t>
+      </w:r>
+      <w:r>
+        <w:rPr>
+          <w:b/>
+          <w:bCs/>
+        </w:rPr>
+        <w:t>Применить</w:t>
+      </w:r>
+      <w:r>
+        <w:rPr/>
+        <w:t xml:space="preserve"> записывает всё одной операцией.</w:t>
       </w:r>
     </w:p>
     <w:p>
@@ -2643,7 +2955,7 @@
           <wp:inline distT="0" distB="0" distL="0" distR="0">
             <wp:extent cx="5334000" cy="3333750"/>
             <wp:effectExtent l="0" t="0" r="0" b="0"/>
-            <wp:docPr id="4" name="Image4" descr="Выдача доступа"/>
+            <wp:docPr id="4" name="Image4" descr="Импорт и экспорт"/>
             <wp:cNvGraphicFramePr>
               <a:graphicFrameLocks xmlns:a="http://schemas.openxmlformats.org/drawingml/2006/main" noChangeAspect="1"/>
             </wp:cNvGraphicFramePr>
@@ -2651,7 +2963,7 @@
               <a:graphicData uri="http://schemas.openxmlformats.org/drawingml/2006/picture">
                 <pic:pic xmlns:pic="http://schemas.openxmlformats.org/drawingml/2006/picture">
                   <pic:nvPicPr>
-                    <pic:cNvPr id="4" name="Image4" descr="Выдача доступа"/>
+                    <pic:cNvPr id="4" name="Image4" descr="Импорт и экспорт"/>
                     <pic:cNvPicPr>
                       <a:picLocks noChangeAspect="1" noChangeArrowheads="1"/>
                     </pic:cNvPicPr>
@@ -2683,95 +2995,755 @@
         <w:pStyle w:val="ImageCaption"/>
         <w:rPr/>
       </w:pPr>
-      <w:bookmarkStart w:id="35" w:name="выдать-доступ"/>
-      <w:r>
-        <w:rPr/>
-        <w:t>Выдача доступа</w:t>
-      </w:r>
-      <w:bookmarkEnd w:id="35"/>
-    </w:p>
-    <w:p>
-      <w:pPr>
-        <w:pStyle w:val="Heading2"/>
-        <w:rPr/>
-      </w:pPr>
-      <w:bookmarkStart w:id="36" w:name="__RefHeading___Toc957_87357894"/>
-      <w:bookmarkStart w:id="37" w:name="правила"/>
-      <w:bookmarkEnd w:id="36"/>
-      <w:r>
-        <w:rPr>
-          <w:rStyle w:val="SectionNumber"/>
-        </w:rPr>
-        <w:t>6.2</w:t>
-      </w:r>
-      <w:r>
-        <w:rPr/>
-        <w:tab/>
-        <w:t>Правила</w:t>
-      </w:r>
-    </w:p>
-    <w:p>
-      <w:pPr>
-        <w:pStyle w:val="FirstParagraph"/>
-        <w:rPr/>
-      </w:pPr>
-      <w:r>
-        <w:rPr/>
-        <w:t xml:space="preserve">Вкладка </w:t>
-      </w:r>
+      <w:r>
+        <w:rPr/>
+        <w:t>Импорт и экспорт</w:t>
+      </w:r>
+    </w:p>
+    <w:tbl>
+      <w:tblPr>
+        <w:tblStyle w:val="Table"/>
+        <w:tblW w:w="5000" w:type="pct"/>
+        <w:jc w:val="center"/>
+        <w:tblInd w:w="0" w:type="dxa"/>
+        <w:tblLayout w:type="fixed"/>
+        <w:tblCellMar>
+          <w:top w:w="0" w:type="dxa"/>
+          <w:left w:w="108" w:type="dxa"/>
+          <w:bottom w:w="0" w:type="dxa"/>
+          <w:right w:w="108" w:type="dxa"/>
+        </w:tblCellMar>
+        <w:tblLook w:val="0020" w:noHBand="0" w:noVBand="0" w:firstColumn="0" w:lastRow="0" w:lastColumn="0" w:firstRow="1"/>
+      </w:tblPr>
+      <w:tblGrid>
+        <w:gridCol w:w="1949"/>
+        <w:gridCol w:w="7410"/>
+      </w:tblGrid>
+      <w:tr>
+        <w:trPr>
+          <w:tblHeader w:val="true"/>
+        </w:trPr>
+        <w:tc>
+          <w:tcPr>
+            <w:tcW w:w="1949" w:type="dxa"/>
+            <w:tcBorders>
+              <w:top w:val="single" w:sz="4" w:space="0" w:color="D6DCEA"/>
+              <w:left w:val="single" w:sz="4" w:space="0" w:color="D6DCEA"/>
+              <w:bottom w:val="single" w:sz="6" w:space="0" w:color="000000"/>
+              <w:right w:val="single" w:sz="4" w:space="0" w:color="D6DCEA"/>
+            </w:tcBorders>
+            <w:shd w:color="auto" w:fill="EEF2FB" w:val="clear"/>
+            <w:vAlign w:val="bottom"/>
+          </w:tcPr>
+          <w:p>
+            <w:pPr>
+              <w:pStyle w:val="Compact"/>
+              <w:widowControl/>
+              <w:spacing w:before="36" w:after="40"/>
+              <w:jc w:val="left"/>
+              <w:rPr>
+                <w:kern w:val="0"/>
+                <w:szCs w:val="24"/>
+                <w:lang w:val="ru-RU" w:eastAsia="en-US" w:bidi="ar-SA"/>
+              </w:rPr>
+            </w:pPr>
+            <w:r>
+              <w:rPr>
+                <w:b/>
+                <w:kern w:val="0"/>
+                <w:sz w:val="18"/>
+                <w:szCs w:val="24"/>
+                <w:lang w:val="ru-RU" w:eastAsia="en-US" w:bidi="ar-SA"/>
+              </w:rPr>
+              <w:t>Вкладка</w:t>
+            </w:r>
+          </w:p>
+        </w:tc>
+        <w:tc>
+          <w:tcPr>
+            <w:tcW w:w="7410" w:type="dxa"/>
+            <w:tcBorders>
+              <w:top w:val="single" w:sz="4" w:space="0" w:color="D6DCEA"/>
+              <w:left w:val="single" w:sz="4" w:space="0" w:color="D6DCEA"/>
+              <w:bottom w:val="single" w:sz="6" w:space="0" w:color="000000"/>
+              <w:right w:val="single" w:sz="4" w:space="0" w:color="D6DCEA"/>
+            </w:tcBorders>
+            <w:shd w:color="auto" w:fill="EEF2FB" w:val="clear"/>
+            <w:vAlign w:val="bottom"/>
+          </w:tcPr>
+          <w:p>
+            <w:pPr>
+              <w:pStyle w:val="Compact"/>
+              <w:widowControl/>
+              <w:spacing w:before="36" w:after="40"/>
+              <w:jc w:val="left"/>
+              <w:rPr>
+                <w:kern w:val="0"/>
+                <w:szCs w:val="24"/>
+                <w:lang w:val="ru-RU" w:eastAsia="en-US" w:bidi="ar-SA"/>
+              </w:rPr>
+            </w:pPr>
+            <w:r>
+              <w:rPr>
+                <w:b/>
+                <w:kern w:val="0"/>
+                <w:sz w:val="18"/>
+                <w:szCs w:val="24"/>
+                <w:lang w:val="ru-RU" w:eastAsia="en-US" w:bidi="ar-SA"/>
+              </w:rPr>
+              <w:t>Что переносит</w:t>
+            </w:r>
+          </w:p>
+        </w:tc>
+      </w:tr>
+      <w:tr>
+        <w:trPr/>
+        <w:tc>
+          <w:tcPr>
+            <w:tcW w:w="1949" w:type="dxa"/>
+            <w:tcBorders>
+              <w:top w:val="single" w:sz="4" w:space="0" w:color="D6DCEA"/>
+              <w:left w:val="single" w:sz="4" w:space="0" w:color="D6DCEA"/>
+              <w:bottom w:val="single" w:sz="4" w:space="0" w:color="D6DCEA"/>
+              <w:right w:val="single" w:sz="4" w:space="0" w:color="D6DCEA"/>
+            </w:tcBorders>
+          </w:tcPr>
+          <w:p>
+            <w:pPr>
+              <w:pStyle w:val="Compact"/>
+              <w:widowControl/>
+              <w:spacing w:before="36" w:after="40"/>
+              <w:jc w:val="left"/>
+              <w:rPr>
+                <w:kern w:val="0"/>
+                <w:szCs w:val="24"/>
+                <w:lang w:val="ru-RU" w:eastAsia="en-US" w:bidi="ar-SA"/>
+              </w:rPr>
+            </w:pPr>
+            <w:r>
+              <w:rPr>
+                <w:kern w:val="0"/>
+                <w:sz w:val="18"/>
+                <w:szCs w:val="24"/>
+                <w:lang w:val="ru-RU" w:eastAsia="en-US" w:bidi="ar-SA"/>
+              </w:rPr>
+              <w:t>Структура (JSON)</w:t>
+            </w:r>
+          </w:p>
+        </w:tc>
+        <w:tc>
+          <w:tcPr>
+            <w:tcW w:w="7410" w:type="dxa"/>
+            <w:tcBorders>
+              <w:top w:val="single" w:sz="4" w:space="0" w:color="D6DCEA"/>
+              <w:left w:val="single" w:sz="4" w:space="0" w:color="D6DCEA"/>
+              <w:bottom w:val="single" w:sz="4" w:space="0" w:color="D6DCEA"/>
+              <w:right w:val="single" w:sz="4" w:space="0" w:color="D6DCEA"/>
+            </w:tcBorders>
+          </w:tcPr>
+          <w:p>
+            <w:pPr>
+              <w:pStyle w:val="Compact"/>
+              <w:widowControl/>
+              <w:spacing w:before="36" w:after="40"/>
+              <w:jc w:val="left"/>
+              <w:rPr>
+                <w:kern w:val="0"/>
+                <w:szCs w:val="24"/>
+                <w:lang w:val="ru-RU" w:eastAsia="en-US" w:bidi="ar-SA"/>
+              </w:rPr>
+            </w:pPr>
+            <w:r>
+              <w:rPr>
+                <w:kern w:val="0"/>
+                <w:sz w:val="18"/>
+                <w:szCs w:val="24"/>
+                <w:lang w:val="ru-RU" w:eastAsia="en-US" w:bidi="ar-SA"/>
+              </w:rPr>
+              <w:t xml:space="preserve">Подразделения, типы, руководители — файл </w:t>
+            </w:r>
+            <w:r>
+              <w:rPr>
+                <w:rStyle w:val="VerbatimChar"/>
+                <w:kern w:val="0"/>
+                <w:sz w:val="18"/>
+                <w:szCs w:val="24"/>
+                <w:lang w:val="ru-RU" w:eastAsia="en-US" w:bidi="ar-SA"/>
+              </w:rPr>
+              <w:t>podelu.org-structure</w:t>
+            </w:r>
+          </w:p>
+        </w:tc>
+      </w:tr>
+      <w:tr>
+        <w:trPr/>
+        <w:tc>
+          <w:tcPr>
+            <w:tcW w:w="1949" w:type="dxa"/>
+            <w:tcBorders>
+              <w:top w:val="single" w:sz="4" w:space="0" w:color="D6DCEA"/>
+              <w:left w:val="single" w:sz="4" w:space="0" w:color="D6DCEA"/>
+              <w:bottom w:val="single" w:sz="4" w:space="0" w:color="D6DCEA"/>
+              <w:right w:val="single" w:sz="4" w:space="0" w:color="D6DCEA"/>
+            </w:tcBorders>
+          </w:tcPr>
+          <w:p>
+            <w:pPr>
+              <w:pStyle w:val="Compact"/>
+              <w:widowControl/>
+              <w:spacing w:before="36" w:after="40"/>
+              <w:jc w:val="left"/>
+              <w:rPr>
+                <w:kern w:val="0"/>
+                <w:szCs w:val="24"/>
+                <w:lang w:val="ru-RU" w:eastAsia="en-US" w:bidi="ar-SA"/>
+              </w:rPr>
+            </w:pPr>
+            <w:r>
+              <w:rPr>
+                <w:kern w:val="0"/>
+                <w:sz w:val="18"/>
+                <w:szCs w:val="24"/>
+                <w:lang w:val="ru-RU" w:eastAsia="en-US" w:bidi="ar-SA"/>
+              </w:rPr>
+              <w:t>Сотрудники (CSV, JSON, ZIP)</w:t>
+            </w:r>
+          </w:p>
+        </w:tc>
+        <w:tc>
+          <w:tcPr>
+            <w:tcW w:w="7410" w:type="dxa"/>
+            <w:tcBorders>
+              <w:top w:val="single" w:sz="4" w:space="0" w:color="D6DCEA"/>
+              <w:left w:val="single" w:sz="4" w:space="0" w:color="D6DCEA"/>
+              <w:bottom w:val="single" w:sz="4" w:space="0" w:color="D6DCEA"/>
+              <w:right w:val="single" w:sz="4" w:space="0" w:color="D6DCEA"/>
+            </w:tcBorders>
+          </w:tcPr>
+          <w:p>
+            <w:pPr>
+              <w:pStyle w:val="Compact"/>
+              <w:widowControl/>
+              <w:spacing w:before="36" w:after="40"/>
+              <w:jc w:val="left"/>
+              <w:rPr>
+                <w:kern w:val="0"/>
+                <w:szCs w:val="24"/>
+                <w:lang w:val="ru-RU" w:eastAsia="en-US" w:bidi="ar-SA"/>
+              </w:rPr>
+            </w:pPr>
+            <w:r>
+              <w:rPr>
+                <w:kern w:val="0"/>
+                <w:sz w:val="18"/>
+                <w:szCs w:val="24"/>
+                <w:lang w:val="ru-RU" w:eastAsia="en-US" w:bidi="ar-SA"/>
+              </w:rPr>
+              <w:t xml:space="preserve">Сотрудники с подразделением, руководителем, ролью, фото — файл </w:t>
+            </w:r>
+            <w:r>
+              <w:rPr>
+                <w:rStyle w:val="VerbatimChar"/>
+                <w:kern w:val="0"/>
+                <w:sz w:val="18"/>
+                <w:szCs w:val="24"/>
+                <w:lang w:val="ru-RU" w:eastAsia="en-US" w:bidi="ar-SA"/>
+              </w:rPr>
+              <w:t>podelu.employees</w:t>
+            </w:r>
+          </w:p>
+        </w:tc>
+      </w:tr>
+      <w:tr>
+        <w:trPr/>
+        <w:tc>
+          <w:tcPr>
+            <w:tcW w:w="1949" w:type="dxa"/>
+            <w:tcBorders>
+              <w:top w:val="single" w:sz="4" w:space="0" w:color="D6DCEA"/>
+              <w:left w:val="single" w:sz="4" w:space="0" w:color="D6DCEA"/>
+              <w:bottom w:val="single" w:sz="4" w:space="0" w:color="D6DCEA"/>
+              <w:right w:val="single" w:sz="4" w:space="0" w:color="D6DCEA"/>
+            </w:tcBorders>
+          </w:tcPr>
+          <w:p>
+            <w:pPr>
+              <w:pStyle w:val="Compact"/>
+              <w:widowControl/>
+              <w:spacing w:before="36" w:after="40"/>
+              <w:jc w:val="left"/>
+              <w:rPr>
+                <w:kern w:val="0"/>
+                <w:szCs w:val="24"/>
+                <w:lang w:val="ru-RU" w:eastAsia="en-US" w:bidi="ar-SA"/>
+              </w:rPr>
+            </w:pPr>
+            <w:r>
+              <w:rPr>
+                <w:kern w:val="0"/>
+                <w:sz w:val="18"/>
+                <w:szCs w:val="24"/>
+                <w:lang w:val="ru-RU" w:eastAsia="en-US" w:bidi="ar-SA"/>
+              </w:rPr>
+              <w:t>Быстрый импорт CSV</w:t>
+            </w:r>
+          </w:p>
+        </w:tc>
+        <w:tc>
+          <w:tcPr>
+            <w:tcW w:w="7410" w:type="dxa"/>
+            <w:tcBorders>
+              <w:top w:val="single" w:sz="4" w:space="0" w:color="D6DCEA"/>
+              <w:left w:val="single" w:sz="4" w:space="0" w:color="D6DCEA"/>
+              <w:bottom w:val="single" w:sz="4" w:space="0" w:color="D6DCEA"/>
+              <w:right w:val="single" w:sz="4" w:space="0" w:color="D6DCEA"/>
+            </w:tcBorders>
+          </w:tcPr>
+          <w:p>
+            <w:pPr>
+              <w:pStyle w:val="Compact"/>
+              <w:widowControl/>
+              <w:spacing w:before="36" w:after="40"/>
+              <w:jc w:val="left"/>
+              <w:rPr>
+                <w:kern w:val="0"/>
+                <w:szCs w:val="24"/>
+                <w:lang w:val="ru-RU" w:eastAsia="en-US" w:bidi="ar-SA"/>
+              </w:rPr>
+            </w:pPr>
+            <w:r>
+              <w:rPr>
+                <w:kern w:val="0"/>
+                <w:sz w:val="18"/>
+                <w:szCs w:val="24"/>
+                <w:lang w:val="ru-RU" w:eastAsia="en-US" w:bidi="ar-SA"/>
+              </w:rPr>
+              <w:t>Люди и подразделения одной таблицей: email, ФИО, путь подразделения, должность, руководитель, «руководит»</w:t>
+            </w:r>
+          </w:p>
+        </w:tc>
+      </w:tr>
+      <w:tr>
+        <w:trPr/>
+        <w:tc>
+          <w:tcPr>
+            <w:tcW w:w="1949" w:type="dxa"/>
+            <w:tcBorders>
+              <w:top w:val="single" w:sz="4" w:space="0" w:color="D6DCEA"/>
+              <w:left w:val="single" w:sz="4" w:space="0" w:color="D6DCEA"/>
+              <w:bottom w:val="single" w:sz="4" w:space="0" w:color="D6DCEA"/>
+              <w:right w:val="single" w:sz="4" w:space="0" w:color="D6DCEA"/>
+            </w:tcBorders>
+          </w:tcPr>
+          <w:p>
+            <w:pPr>
+              <w:pStyle w:val="Compact"/>
+              <w:widowControl/>
+              <w:spacing w:before="36" w:after="40"/>
+              <w:jc w:val="left"/>
+              <w:rPr>
+                <w:kern w:val="0"/>
+                <w:szCs w:val="24"/>
+                <w:lang w:val="ru-RU" w:eastAsia="en-US" w:bidi="ar-SA"/>
+              </w:rPr>
+            </w:pPr>
+            <w:r>
+              <w:rPr>
+                <w:kern w:val="0"/>
+                <w:sz w:val="18"/>
+                <w:szCs w:val="24"/>
+                <w:lang w:val="ru-RU" w:eastAsia="en-US" w:bidi="ar-SA"/>
+              </w:rPr>
+              <w:t>Active Directory</w:t>
+            </w:r>
+          </w:p>
+        </w:tc>
+        <w:tc>
+          <w:tcPr>
+            <w:tcW w:w="7410" w:type="dxa"/>
+            <w:tcBorders>
+              <w:top w:val="single" w:sz="4" w:space="0" w:color="D6DCEA"/>
+              <w:left w:val="single" w:sz="4" w:space="0" w:color="D6DCEA"/>
+              <w:bottom w:val="single" w:sz="4" w:space="0" w:color="D6DCEA"/>
+              <w:right w:val="single" w:sz="4" w:space="0" w:color="D6DCEA"/>
+            </w:tcBorders>
+          </w:tcPr>
+          <w:p>
+            <w:pPr>
+              <w:pStyle w:val="Compact"/>
+              <w:widowControl/>
+              <w:spacing w:before="36" w:after="40"/>
+              <w:jc w:val="left"/>
+              <w:rPr>
+                <w:kern w:val="0"/>
+                <w:szCs w:val="24"/>
+                <w:lang w:val="ru-RU" w:eastAsia="en-US" w:bidi="ar-SA"/>
+              </w:rPr>
+            </w:pPr>
+            <w:r>
+              <w:rPr>
+                <w:kern w:val="0"/>
+                <w:sz w:val="18"/>
+                <w:szCs w:val="24"/>
+                <w:lang w:val="ru-RU" w:eastAsia="en-US" w:bidi="ar-SA"/>
+              </w:rPr>
+              <w:t>Структура и сотрудники из каталога по подключению «Вход через домен»</w:t>
+            </w:r>
+          </w:p>
+        </w:tc>
+      </w:tr>
+    </w:tbl>
+    <w:p>
+      <w:pPr>
+        <w:pStyle w:val="BodyText"/>
+        <w:rPr/>
+      </w:pPr>
+      <w:r>
+        <w:rPr/>
+        <w:t>Поля «По Делу», которых в «Пульсе» нет (функциональные руководители, полномочия, часовой пояс, видимость), при загрузке пропускаются с пояснением, при выгрузке остаются пустыми. Пустое значение в файле ничего не стирает.</w:t>
+      </w:r>
+    </w:p>
+    <w:p>
+      <w:pPr>
+        <w:pStyle w:val="BodyText"/>
+        <w:rPr/>
+      </w:pPr>
       <w:r>
         <w:rPr>
           <w:b/>
           <w:bCs/>
         </w:rPr>
-        <w:t>Правила</w:t>
-      </w:r>
-      <w:r>
-        <w:rPr/>
-        <w:t xml:space="preserve"> — все действующие правила: сотрудник, проект или направление, уровень. Уровень меняется в строке; </w:t>
+        <w:t>Структура (JSON).</w:t>
+      </w:r>
+      <w:r>
+        <w:rPr/>
+        <w:t xml:space="preserve"> </w:t>
       </w:r>
       <w:r>
         <w:rPr>
           <w:b/>
           <w:bCs/>
         </w:rPr>
-        <w:t>Отозвать</w:t>
-      </w:r>
-      <w:r>
-        <w:rPr/>
-        <w:t xml:space="preserve"> — одно правило, флажки и </w:t>
+        <w:t>Выгрузить</w:t>
+      </w:r>
+      <w:r>
+        <w:rPr/>
+        <w:t xml:space="preserve"> — файл </w:t>
+      </w:r>
+      <w:r>
+        <w:rPr>
+          <w:rStyle w:val="VerbatimChar"/>
+        </w:rPr>
+        <w:t>puls-structure-&lt;дата&gt;.json</w:t>
+      </w:r>
+      <w:r>
+        <w:rPr/>
+        <w:t xml:space="preserve">. При загрузке подразделения сопоставляются по пути от корня (без учёта регистра и лишних пробелов): новые создаются, у существующих обновляются тип и порядок. Подразделения, которых нет в файле, остаются и перечисляются отдельно. Руководители сопоставляются по email (или логину) и только добавляются; если сотрудника ещё нет — назначение «ожидает» загрузки сотрудников. Настройки структуры из файла (типы и глубина) применяются, если отмечено </w:t>
       </w:r>
       <w:r>
         <w:rPr>
           <w:b/>
           <w:bCs/>
         </w:rPr>
-        <w:t>Отозвать выбранные</w:t>
-      </w:r>
-      <w:r>
-        <w:rPr/>
-        <w:t xml:space="preserve"> — несколько сразу.</w:t>
-      </w:r>
+        <w:t>Применить настройки</w:t>
+      </w:r>
+      <w:r>
+        <w:rPr/>
+        <w:t>.</w:t>
+      </w:r>
+    </w:p>
+    <w:p>
+      <w:pPr>
+        <w:pStyle w:val="BodyText"/>
+        <w:rPr/>
+      </w:pPr>
+      <w:r>
+        <w:rPr>
+          <w:b/>
+          <w:bCs/>
+        </w:rPr>
+        <w:t>Сотрудники.</w:t>
+      </w:r>
+      <w:r>
+        <w:rPr/>
+        <w:t xml:space="preserve"> Выгрузка — CSV (для Excel), JSON или ZIP с фото; можно включить отключённых сотрудников и сотрудников без email (для «По Делу» их лучше не включать: там email обязателен). Загрузка принимает те же форматы и файлы «По Делу»:</w:t>
+      </w:r>
+    </w:p>
+    <w:p>
+      <w:pPr>
+        <w:pStyle w:val="Compact"/>
+        <w:numPr>
+          <w:ilvl w:val="0"/>
+          <w:numId w:val="39"/>
+        </w:numPr>
+        <w:rPr/>
+      </w:pPr>
+      <w:r>
+        <w:rPr/>
+        <w:t xml:space="preserve">сотрудник сопоставляется по email; если email в системе пуст — по логину; если логин занят сотрудником с другим email, система спросит: </w:t>
+      </w:r>
+      <w:r>
+        <w:rPr>
+          <w:b/>
+          <w:bCs/>
+        </w:rPr>
+        <w:t>тот же человек</w:t>
+      </w:r>
+      <w:r>
+        <w:rPr/>
+        <w:t xml:space="preserve"> или </w:t>
+      </w:r>
+      <w:r>
+        <w:rPr>
+          <w:b/>
+          <w:bCs/>
+        </w:rPr>
+        <w:t>новый</w:t>
+      </w:r>
+      <w:r>
+        <w:rPr/>
+        <w:t>;</w:t>
+      </w:r>
+    </w:p>
+    <w:p>
+      <w:pPr>
+        <w:pStyle w:val="Compact"/>
+        <w:numPr>
+          <w:ilvl w:val="0"/>
+          <w:numId w:val="40"/>
+        </w:numPr>
+        <w:rPr/>
+      </w:pPr>
+      <w:r>
+        <w:rPr/>
+        <w:t xml:space="preserve">если и в системе, и в файле значения есть и они различаются — это </w:t>
+      </w:r>
+      <w:r>
+        <w:rPr>
+          <w:b/>
+          <w:bCs/>
+        </w:rPr>
+        <w:t>коллизия</w:t>
+      </w:r>
+      <w:r>
+        <w:rPr/>
+        <w:t xml:space="preserve">: на карточке сотрудника выберите </w:t>
+      </w:r>
+      <w:r>
+        <w:rPr>
+          <w:b/>
+          <w:bCs/>
+        </w:rPr>
+        <w:t>Система</w:t>
+      </w:r>
+      <w:r>
+        <w:rPr/>
+        <w:t xml:space="preserve">, </w:t>
+      </w:r>
+      <w:r>
+        <w:rPr>
+          <w:b/>
+          <w:bCs/>
+        </w:rPr>
+        <w:t>Файл</w:t>
+      </w:r>
+      <w:r>
+        <w:rPr/>
+        <w:t xml:space="preserve"> (для «Руководит» — ещё </w:t>
+      </w:r>
+      <w:r>
+        <w:rPr>
+          <w:b/>
+          <w:bCs/>
+        </w:rPr>
+        <w:t>Объединить</w:t>
+      </w:r>
+      <w:r>
+        <w:rPr/>
+        <w:t xml:space="preserve">) или сразу для всех: </w:t>
+      </w:r>
+      <w:r>
+        <w:rPr>
+          <w:b/>
+          <w:bCs/>
+        </w:rPr>
+        <w:t>Во всех коллизиях: оставить значения системы / взять из файла</w:t>
+      </w:r>
+      <w:r>
+        <w:rPr/>
+        <w:t>;</w:t>
+      </w:r>
+    </w:p>
+    <w:p>
+      <w:pPr>
+        <w:pStyle w:val="Compact"/>
+        <w:numPr>
+          <w:ilvl w:val="0"/>
+          <w:numId w:val="41"/>
+        </w:numPr>
+        <w:rPr/>
+      </w:pPr>
+      <w:r>
+        <w:rPr/>
+        <w:t xml:space="preserve">новые сотрудники создаются без пароля с ролью «Наблюдатель» (как их включить — </w:t>
+      </w:r>
+      <w:r>
+        <w:rPr>
+          <w:b/>
+          <w:bCs/>
+        </w:rPr>
+        <w:t>Новые сотрудники</w:t>
+      </w:r>
+      <w:r>
+        <w:rPr/>
+        <w:t>: неактивными, активными или как в файле); пароль задаётся в «Сотрудниках» или вход через домен;</w:t>
+      </w:r>
+    </w:p>
+    <w:p>
+      <w:pPr>
+        <w:pStyle w:val="Compact"/>
+        <w:numPr>
+          <w:ilvl w:val="0"/>
+          <w:numId w:val="42"/>
+        </w:numPr>
+        <w:rPr/>
+      </w:pPr>
+      <w:r>
+        <w:rPr/>
+        <w:t>роли «По Делу» понимаются: «Руководитель» — Менеджер, «Сотрудник» — роль не меняется (новому — Наблюдатель); права администратора файлом не выдаются — новый сотрудник с ролью «Администратор» создаётся наблюдателем;</w:t>
+      </w:r>
+    </w:p>
+    <w:p>
+      <w:pPr>
+        <w:pStyle w:val="Compact"/>
+        <w:numPr>
+          <w:ilvl w:val="0"/>
+          <w:numId w:val="43"/>
+        </w:numPr>
+        <w:rPr/>
+      </w:pPr>
+      <w:r>
+        <w:rPr/>
+        <w:t>свою роль и свою учётную запись загрузкой изменить или отключить нельзя.</w:t>
+      </w:r>
+    </w:p>
+    <w:p>
+      <w:pPr>
+        <w:pStyle w:val="FirstParagraph"/>
+        <w:rPr/>
+      </w:pPr>
+      <w:r>
+        <w:rPr>
+          <w:b/>
+          <w:bCs/>
+        </w:rPr>
+        <w:t>Быстрый импорт CSV</w:t>
+      </w:r>
+      <w:r>
+        <w:rPr/>
+        <w:t xml:space="preserve"> — одна таблица «люди + подразделения», как в «По Делу»: столбцы email (или логин), ФИО, путь подразделения через «/», должность, email руководителя, «руководит» (да/нет); разделитель «;» или «,», заголовки по-русски или по-английски. </w:t>
+      </w:r>
+      <w:r>
+        <w:rPr>
+          <w:b/>
+          <w:bCs/>
+        </w:rPr>
+        <w:t>Вставить пример</w:t>
+      </w:r>
+      <w:r>
+        <w:rPr/>
+        <w:t xml:space="preserve"> показывает формат. Отметьте </w:t>
+      </w:r>
+      <w:r>
+        <w:rPr>
+          <w:b/>
+          <w:bCs/>
+        </w:rPr>
+        <w:t>Создавать новых сотрудников</w:t>
+      </w:r>
+      <w:r>
+        <w:rPr/>
+        <w:t>, если в файле есть люди, которых ещё нет в системе.</w:t>
+      </w:r>
+    </w:p>
+    <w:p>
+      <w:pPr>
+        <w:pStyle w:val="BodyText"/>
+        <w:rPr/>
+      </w:pPr>
+      <w:r>
+        <w:rPr>
+          <w:b/>
+          <w:bCs/>
+        </w:rPr>
+        <w:t>Active Directory</w:t>
+      </w:r>
+      <w:r>
+        <w:rPr/>
+        <w:t xml:space="preserve"> — структура и сотрудники из каталога по подключению «Вход через домен»: путь подразделения берётся из атрибутов (по умолчанию </w:t>
+      </w:r>
+      <w:r>
+        <w:rPr>
+          <w:rStyle w:val="VerbatimChar"/>
+        </w:rPr>
+        <w:t>company, division, department</w:t>
+      </w:r>
+      <w:r>
+        <w:rPr/>
+        <w:t xml:space="preserve">) или из OU, руководители — по атрибуту </w:t>
+      </w:r>
+      <w:r>
+        <w:rPr>
+          <w:rStyle w:val="VerbatimChar"/>
+        </w:rPr>
+        <w:t>manager</w:t>
+      </w:r>
+      <w:r>
+        <w:rPr/>
+        <w:t xml:space="preserve">, отключённые в каталоге — отключаются. </w:t>
+      </w:r>
+      <w:r>
+        <w:rPr>
+          <w:b/>
+          <w:bCs/>
+        </w:rPr>
+        <w:t>Отключать отсутствующих в каталоге</w:t>
+      </w:r>
+      <w:r>
+        <w:rPr/>
+        <w:t xml:space="preserve"> отключает сотрудников, пришедших из каталога и пропавших из него. Синхронизацию по расписанию настраивают на сервере командой </w:t>
+      </w:r>
+      <w:r>
+        <w:rPr>
+          <w:rStyle w:val="VerbatimChar"/>
+        </w:rPr>
+        <w:t>scripts/org_transfer.py sync-ad --apply</w:t>
+      </w:r>
+      <w:r>
+        <w:rPr/>
+        <w:t xml:space="preserve"> (см. руководство по развёртыванию).</w:t>
+      </w:r>
+      <w:bookmarkEnd w:id="30"/>
       <w:bookmarkEnd w:id="37"/>
     </w:p>
     <w:p>
       <w:pPr>
-        <w:pStyle w:val="Heading2"/>
-        <w:rPr/>
-      </w:pPr>
-      <w:bookmarkStart w:id="38" w:name="__RefHeading___Toc959_87357894"/>
-      <w:bookmarkStart w:id="39" w:name="кто-что-видит"/>
+        <w:pStyle w:val="Heading1"/>
+        <w:rPr/>
+      </w:pPr>
+      <w:bookmarkStart w:id="38" w:name="__RefHeading___Toc1386_2557720853"/>
+      <w:bookmarkStart w:id="39" w:name="направления"/>
       <w:bookmarkEnd w:id="38"/>
       <w:r>
         <w:rPr>
           <w:rStyle w:val="SectionNumber"/>
         </w:rPr>
-        <w:t>6.3</w:t>
+        <w:t>6</w:t>
       </w:r>
       <w:r>
         <w:rPr/>
         <w:tab/>
-        <w:t>Кто что видит</w:t>
+        <w:t>Направления</w:t>
       </w:r>
     </w:p>
     <w:p>
@@ -2781,7 +3753,7 @@
       </w:pPr>
       <w:r>
         <w:rPr/>
-        <w:t>Матрица «сотрудник × проект» с действующими уровнями — с учётом ролей, правил на направления и собственных проектов менеджеров. Удобно для проверки после изменений.</w:t>
+        <w:t>«Администрирование → Направления» — группы проектов: название, описание, цвет. Порядок направлений — перетаскиванием; он же порядок на главной странице и в боковом меню.</w:t>
       </w:r>
     </w:p>
     <w:p>
@@ -2795,7 +3767,7 @@
           <wp:inline distT="0" distB="0" distL="0" distR="0">
             <wp:extent cx="5334000" cy="3333750"/>
             <wp:effectExtent l="0" t="0" r="0" b="0"/>
-            <wp:docPr id="5" name="Image5" descr="Кто что видит"/>
+            <wp:docPr id="5" name="Image5" descr="Направления"/>
             <wp:cNvGraphicFramePr>
               <a:graphicFrameLocks xmlns:a="http://schemas.openxmlformats.org/drawingml/2006/main" noChangeAspect="1"/>
             </wp:cNvGraphicFramePr>
@@ -2803,7 +3775,7 @@
               <a:graphicData uri="http://schemas.openxmlformats.org/drawingml/2006/picture">
                 <pic:pic xmlns:pic="http://schemas.openxmlformats.org/drawingml/2006/picture">
                   <pic:nvPicPr>
-                    <pic:cNvPr id="5" name="Image5" descr="Кто что видит"/>
+                    <pic:cNvPr id="5" name="Image5" descr="Направления"/>
                     <pic:cNvPicPr>
                       <a:picLocks noChangeAspect="1" noChangeArrowheads="1"/>
                     </pic:cNvPicPr>
@@ -2835,33 +3807,91 @@
         <w:pStyle w:val="ImageCaption"/>
         <w:rPr/>
       </w:pPr>
-      <w:bookmarkStart w:id="40" w:name="доступы"/>
-      <w:bookmarkStart w:id="41" w:name="кто-что-видит"/>
-      <w:r>
-        <w:rPr/>
-        <w:t>Кто что видит</w:t>
-      </w:r>
+      <w:r>
+        <w:rPr/>
+        <w:t>Направления</w:t>
+      </w:r>
+    </w:p>
+    <w:p>
+      <w:pPr>
+        <w:pStyle w:val="BodyText"/>
+        <w:rPr/>
+      </w:pPr>
+      <w:r>
+        <w:rPr/>
+        <w:t>При удалении направления его проекты переходят в «Без направления», доступы к направлению отзываются.</w:t>
+      </w:r>
+    </w:p>
+    <w:p>
+      <w:pPr>
+        <w:pStyle w:val="BodyText"/>
+        <w:rPr/>
+      </w:pPr>
+      <w:r>
+        <w:rPr/>
+        <w:t>Менеджеры создают направления из окна нового проекта (</w:t>
+      </w:r>
+      <w:r>
+        <w:rPr>
+          <w:b/>
+          <w:bCs/>
+        </w:rPr>
+        <w:t>Направление → + Новое направление…</w:t>
+      </w:r>
+      <w:r>
+        <w:rPr/>
+        <w:t>).</w:t>
+      </w:r>
+      <w:bookmarkEnd w:id="39"/>
+    </w:p>
+    <w:p>
+      <w:pPr>
+        <w:pStyle w:val="Heading1"/>
+        <w:rPr/>
+      </w:pPr>
+      <w:bookmarkStart w:id="40" w:name="__RefHeading___Toc1388_2557720853"/>
+      <w:bookmarkStart w:id="41" w:name="доступы"/>
       <w:bookmarkEnd w:id="40"/>
-      <w:bookmarkEnd w:id="41"/>
-    </w:p>
-    <w:p>
-      <w:pPr>
-        <w:pStyle w:val="Heading1"/>
-        <w:rPr/>
-      </w:pPr>
-      <w:bookmarkStart w:id="42" w:name="__RefHeading___Toc961_87357894"/>
-      <w:bookmarkStart w:id="43" w:name="реестр-изменений"/>
+      <w:r>
+        <w:rPr>
+          <w:rStyle w:val="SectionNumber"/>
+        </w:rPr>
+        <w:t>7</w:t>
+      </w:r>
+      <w:r>
+        <w:rPr/>
+        <w:tab/>
+        <w:t>Доступы</w:t>
+      </w:r>
+    </w:p>
+    <w:p>
+      <w:pPr>
+        <w:pStyle w:val="FirstParagraph"/>
+        <w:rPr/>
+      </w:pPr>
+      <w:r>
+        <w:rPr/>
+        <w:t>«Администрирование → Доступы» — три вкладки.</w:t>
+      </w:r>
+    </w:p>
+    <w:p>
+      <w:pPr>
+        <w:pStyle w:val="Heading2"/>
+        <w:rPr/>
+      </w:pPr>
+      <w:bookmarkStart w:id="42" w:name="__RefHeading___Toc1390_2557720853"/>
+      <w:bookmarkStart w:id="43" w:name="выдать-доступ"/>
       <w:bookmarkEnd w:id="42"/>
       <w:r>
         <w:rPr>
           <w:rStyle w:val="SectionNumber"/>
         </w:rPr>
-        <w:t>7</w:t>
+        <w:t>7.1</w:t>
       </w:r>
       <w:r>
         <w:rPr/>
         <w:tab/>
-        <w:t>Реестр изменений</w:t>
+        <w:t>Выдать доступ</w:t>
       </w:r>
     </w:p>
     <w:p>
@@ -2871,7 +3901,103 @@
       </w:pPr>
       <w:r>
         <w:rPr/>
-        <w:t>«Администрирование → Реестр изменений» — журнал всех изменений системы: сотрудники, доступы, проекты, планы, правки графиков (сводкой), настройки. Записи 1.0.1 перенесены.</w:t>
+        <w:t xml:space="preserve">Отметьте сотрудников слева и проекты или направления целиком в середине («всё направление, включая будущие проекты»), выберите </w:t>
+      </w:r>
+      <w:r>
+        <w:rPr>
+          <w:b/>
+          <w:bCs/>
+        </w:rPr>
+        <w:t>Уровень доступа</w:t>
+      </w:r>
+      <w:r>
+        <w:rPr/>
+        <w:t xml:space="preserve"> и что делать, </w:t>
+      </w:r>
+      <w:r>
+        <w:rPr>
+          <w:b/>
+          <w:bCs/>
+        </w:rPr>
+        <w:t>если доступ уже есть</w:t>
+      </w:r>
+      <w:r>
+        <w:rPr/>
+        <w:t xml:space="preserve">. Переключатель </w:t>
+      </w:r>
+      <w:r>
+        <w:rPr>
+          <w:b/>
+          <w:bCs/>
+        </w:rPr>
+        <w:t>Сотрудникам / Подразделениям</w:t>
+      </w:r>
+      <w:r>
+        <w:rPr/>
+        <w:t xml:space="preserve"> над списком слева выдаёт доступ подразделениям: его получают все сотрудники подразделения и вложенных, включая будущих; перешедший в другое подразделение сотрудник теряет доступ прежнего.</w:t>
+      </w:r>
+    </w:p>
+    <w:p>
+      <w:pPr>
+        <w:pStyle w:val="Compact"/>
+        <w:numPr>
+          <w:ilvl w:val="0"/>
+          <w:numId w:val="44"/>
+        </w:numPr>
+        <w:rPr/>
+      </w:pPr>
+      <w:r>
+        <w:rPr>
+          <w:b/>
+          <w:bCs/>
+        </w:rPr>
+        <w:t>Заменить уровень</w:t>
+      </w:r>
+      <w:r>
+        <w:rPr/>
+        <w:t xml:space="preserve"> — установить выбранный уровень (в том числе понизить);</w:t>
+      </w:r>
+    </w:p>
+    <w:p>
+      <w:pPr>
+        <w:pStyle w:val="Compact"/>
+        <w:numPr>
+          <w:ilvl w:val="0"/>
+          <w:numId w:val="45"/>
+        </w:numPr>
+        <w:rPr/>
+      </w:pPr>
+      <w:r>
+        <w:rPr>
+          <w:b/>
+          <w:bCs/>
+        </w:rPr>
+        <w:t>Только повысить</w:t>
+      </w:r>
+      <w:r>
+        <w:rPr/>
+        <w:t xml:space="preserve"> — поднять уровень там, где он ниже, остальное не трогать.</w:t>
+      </w:r>
+    </w:p>
+    <w:p>
+      <w:pPr>
+        <w:pStyle w:val="FirstParagraph"/>
+        <w:rPr/>
+      </w:pPr>
+      <w:r>
+        <w:rPr/>
+        <w:t xml:space="preserve">Кнопка </w:t>
+      </w:r>
+      <w:r>
+        <w:rPr>
+          <w:b/>
+          <w:bCs/>
+        </w:rPr>
+        <w:t>Выдать доступ (N × M)</w:t>
+      </w:r>
+      <w:r>
+        <w:rPr/>
+        <w:t xml:space="preserve"> показывает, сколько сотрудников и объектов выбрано.</w:t>
       </w:r>
     </w:p>
     <w:p>
@@ -2885,7 +4011,7 @@
           <wp:inline distT="0" distB="0" distL="0" distR="0">
             <wp:extent cx="5334000" cy="3333750"/>
             <wp:effectExtent l="0" t="0" r="0" b="0"/>
-            <wp:docPr id="6" name="Image6" descr="Реестр изменений"/>
+            <wp:docPr id="6" name="Image6" descr="Выдача доступа"/>
             <wp:cNvGraphicFramePr>
               <a:graphicFrameLocks xmlns:a="http://schemas.openxmlformats.org/drawingml/2006/main" noChangeAspect="1"/>
             </wp:cNvGraphicFramePr>
@@ -2893,7 +4019,7 @@
               <a:graphicData uri="http://schemas.openxmlformats.org/drawingml/2006/picture">
                 <pic:pic xmlns:pic="http://schemas.openxmlformats.org/drawingml/2006/picture">
                   <pic:nvPicPr>
-                    <pic:cNvPr id="6" name="Image6" descr="Реестр изменений"/>
+                    <pic:cNvPr id="6" name="Image6" descr="Выдача доступа"/>
                     <pic:cNvPicPr>
                       <a:picLocks noChangeAspect="1" noChangeArrowheads="1"/>
                     </pic:cNvPicPr>
@@ -2925,125 +4051,74 @@
         <w:pStyle w:val="ImageCaption"/>
         <w:rPr/>
       </w:pPr>
-      <w:r>
-        <w:rPr/>
-        <w:t>Реестр изменений</w:t>
-      </w:r>
-    </w:p>
-    <w:p>
-      <w:pPr>
-        <w:pStyle w:val="BodyText"/>
-        <w:rPr/>
-      </w:pPr>
-      <w:r>
-        <w:rPr/>
-        <w:t>Автор показан по ФИО (логин — во всплывающей подсказке), объекты — названиями («Проект «…»», «Сотрудник …»), поля и значения — по-русски; записи, перенесённые из прежней версии, показываются так же (сами записи не меняются). Длинные значения переносятся; щелчок по строке показывает запись целиком.</w:t>
-      </w:r>
-    </w:p>
-    <w:p>
-      <w:pPr>
-        <w:pStyle w:val="BodyText"/>
-        <w:rPr/>
-      </w:pPr>
-      <w:r>
-        <w:rPr/>
-        <w:t xml:space="preserve">Фильтры: раздел, действие, автор, проект, период; поиск по тексту. </w:t>
+      <w:bookmarkStart w:id="44" w:name="выдать-доступ"/>
+      <w:r>
+        <w:rPr/>
+        <w:t>Выдача доступа</w:t>
+      </w:r>
+      <w:bookmarkEnd w:id="44"/>
+    </w:p>
+    <w:p>
+      <w:pPr>
+        <w:pStyle w:val="Heading2"/>
+        <w:rPr/>
+      </w:pPr>
+      <w:bookmarkStart w:id="45" w:name="__RefHeading___Toc1392_2557720853"/>
+      <w:bookmarkStart w:id="46" w:name="правила"/>
+      <w:bookmarkEnd w:id="45"/>
+      <w:r>
+        <w:rPr>
+          <w:rStyle w:val="SectionNumber"/>
+        </w:rPr>
+        <w:t>7.2</w:t>
+      </w:r>
+      <w:r>
+        <w:rPr/>
+        <w:tab/>
+        <w:t>Правила</w:t>
+      </w:r>
+    </w:p>
+    <w:p>
+      <w:pPr>
+        <w:pStyle w:val="FirstParagraph"/>
+        <w:rPr/>
+      </w:pPr>
+      <w:r>
+        <w:rPr/>
+        <w:t xml:space="preserve">Вкладка </w:t>
       </w:r>
       <w:r>
         <w:rPr>
           <w:b/>
           <w:bCs/>
         </w:rPr>
-        <w:t>Выгрузить CSV</w:t>
-      </w:r>
-      <w:r>
-        <w:rPr/>
-        <w:t xml:space="preserve"> — записи с текущими фильтрами для Excel. Подробная история правок конкретного плана — в «Истории плана» на экране проекта.</w:t>
-      </w:r>
-      <w:bookmarkEnd w:id="43"/>
-    </w:p>
-    <w:p>
-      <w:pPr>
-        <w:pStyle w:val="Heading1"/>
-        <w:rPr/>
-      </w:pPr>
-      <w:bookmarkStart w:id="44" w:name="__RefHeading___Toc963_87357894"/>
-      <w:bookmarkStart w:id="45" w:name="корзина"/>
-      <w:bookmarkEnd w:id="44"/>
-      <w:r>
-        <w:rPr>
-          <w:rStyle w:val="SectionNumber"/>
-        </w:rPr>
-        <w:t>8</w:t>
-      </w:r>
-      <w:r>
-        <w:rPr/>
-        <w:tab/>
-        <w:t>Корзина</w:t>
-      </w:r>
-    </w:p>
-    <w:p>
-      <w:pPr>
-        <w:pStyle w:val="FirstParagraph"/>
-        <w:rPr/>
-      </w:pPr>
-      <w:r>
-        <w:rPr/>
-        <w:t xml:space="preserve">«Администрирование → Корзина» — удалённые проекты и планы: кто и когда удалил. </w:t>
+        <w:t>Правила</w:t>
+      </w:r>
+      <w:r>
+        <w:rPr/>
+        <w:t xml:space="preserve"> — все действующие правила: сначала подразделениям (с путём и числом сотрудников в ветке), затем сотрудникам — проект или направление, уровень. Уровень меняется в строке; </w:t>
       </w:r>
       <w:r>
         <w:rPr>
           <w:b/>
           <w:bCs/>
         </w:rPr>
-        <w:t>Восстановить</w:t>
-      </w:r>
-      <w:r>
-        <w:rPr/>
-        <w:t xml:space="preserve"> возвращает объект на место (проект — в своё направление, план — во вкладки или в архив проекта, откуда его удалили). </w:t>
+        <w:t>Отозвать</w:t>
+      </w:r>
+      <w:r>
+        <w:rPr/>
+        <w:t xml:space="preserve"> — одно правило, флажки и </w:t>
       </w:r>
       <w:r>
         <w:rPr>
           <w:b/>
           <w:bCs/>
         </w:rPr>
-        <w:t>Удалить навсегда</w:t>
-      </w:r>
-      <w:r>
-        <w:rPr/>
-        <w:t xml:space="preserve"> — необратимо и доступно только администратору.</w:t>
-      </w:r>
-    </w:p>
-    <w:p>
-      <w:pPr>
-        <w:pStyle w:val="BodyText"/>
-        <w:rPr/>
-      </w:pPr>
-      <w:r>
-        <w:rPr/>
-        <w:t xml:space="preserve">Менеджер видит в боковом меню свою </w:t>
-      </w:r>
-      <w:r>
-        <w:rPr>
-          <w:b/>
-          <w:bCs/>
-        </w:rPr>
-        <w:t>Корзину</w:t>
-      </w:r>
-      <w:r>
-        <w:rPr/>
-        <w:t xml:space="preserve"> — удалённые планы проектов, которыми он полностью управляет, — и может вернуть их. Сразу после удаления проект или план можно вернуть и кнопкой </w:t>
-      </w:r>
-      <w:r>
-        <w:rPr>
-          <w:b/>
-          <w:bCs/>
-        </w:rPr>
-        <w:t>Отменить</w:t>
-      </w:r>
-      <w:r>
-        <w:rPr/>
-        <w:t xml:space="preserve"> в уведомлении.</w:t>
+        <w:t>Отозвать выбранные</w:t>
+      </w:r>
+      <w:r>
+        <w:rPr/>
+        <w:t xml:space="preserve"> — несколько сразу.</w:t>
       </w:r>
     </w:p>
     <w:p>
@@ -3057,7 +4132,7 @@
           <wp:inline distT="0" distB="0" distL="0" distR="0">
             <wp:extent cx="5334000" cy="3333750"/>
             <wp:effectExtent l="0" t="0" r="0" b="0"/>
-            <wp:docPr id="7" name="Image7" descr="Корзина"/>
+            <wp:docPr id="7" name="Image7" descr="Доступ подразделениям"/>
             <wp:cNvGraphicFramePr>
               <a:graphicFrameLocks xmlns:a="http://schemas.openxmlformats.org/drawingml/2006/main" noChangeAspect="1"/>
             </wp:cNvGraphicFramePr>
@@ -3065,7 +4140,7 @@
               <a:graphicData uri="http://schemas.openxmlformats.org/drawingml/2006/picture">
                 <pic:pic xmlns:pic="http://schemas.openxmlformats.org/drawingml/2006/picture">
                   <pic:nvPicPr>
-                    <pic:cNvPr id="7" name="Image7" descr="Корзина"/>
+                    <pic:cNvPr id="7" name="Image7" descr="Доступ подразделениям"/>
                     <pic:cNvPicPr>
                       <a:picLocks noChangeAspect="1" noChangeArrowheads="1"/>
                     </pic:cNvPicPr>
@@ -3097,31 +4172,31 @@
         <w:pStyle w:val="ImageCaption"/>
         <w:rPr/>
       </w:pPr>
-      <w:bookmarkStart w:id="46" w:name="корзина"/>
-      <w:r>
-        <w:rPr/>
-        <w:t>Корзина</w:t>
-      </w:r>
-      <w:bookmarkEnd w:id="46"/>
-    </w:p>
-    <w:p>
-      <w:pPr>
-        <w:pStyle w:val="Heading1"/>
-        <w:rPr/>
-      </w:pPr>
-      <w:bookmarkStart w:id="47" w:name="__RefHeading___Toc965_87357894"/>
-      <w:bookmarkStart w:id="48" w:name="вход-через-домен"/>
+      <w:bookmarkStart w:id="47" w:name="правила"/>
+      <w:r>
+        <w:rPr/>
+        <w:t>Доступ подразделениям</w:t>
+      </w:r>
       <w:bookmarkEnd w:id="47"/>
+    </w:p>
+    <w:p>
+      <w:pPr>
+        <w:pStyle w:val="Heading2"/>
+        <w:rPr/>
+      </w:pPr>
+      <w:bookmarkStart w:id="48" w:name="__RefHeading___Toc1394_2557720853"/>
+      <w:bookmarkStart w:id="49" w:name="кто-что-видит"/>
+      <w:bookmarkEnd w:id="48"/>
       <w:r>
         <w:rPr>
           <w:rStyle w:val="SectionNumber"/>
         </w:rPr>
-        <w:t>9</w:t>
+        <w:t>7.3</w:t>
       </w:r>
       <w:r>
         <w:rPr/>
         <w:tab/>
-        <w:t>Вход через домен</w:t>
+        <w:t>Кто что видит</w:t>
       </w:r>
     </w:p>
     <w:p>
@@ -3131,7 +4206,7 @@
       </w:pPr>
       <w:r>
         <w:rPr/>
-        <w:t>«Администрирование → Настройки → Вход через домен» — вход по учётной записи LDAP (Active Directory, FreeIPA, OpenLDAP и др.).</w:t>
+        <w:t>Матрица «сотрудник × проект» с действующими уровнями — с учётом ролей, правил на направления и подразделения и собственных проектов менеджеров. Удобно для проверки после изменений.</w:t>
       </w:r>
     </w:p>
     <w:p>
@@ -3145,7 +4220,7 @@
           <wp:inline distT="0" distB="0" distL="0" distR="0">
             <wp:extent cx="5334000" cy="3333750"/>
             <wp:effectExtent l="0" t="0" r="0" b="0"/>
-            <wp:docPr id="8" name="Image8" descr="Вход через домен"/>
+            <wp:docPr id="8" name="Image8" descr="Кто что видит"/>
             <wp:cNvGraphicFramePr>
               <a:graphicFrameLocks xmlns:a="http://schemas.openxmlformats.org/drawingml/2006/main" noChangeAspect="1"/>
             </wp:cNvGraphicFramePr>
@@ -3153,13 +4228,638 @@
               <a:graphicData uri="http://schemas.openxmlformats.org/drawingml/2006/picture">
                 <pic:pic xmlns:pic="http://schemas.openxmlformats.org/drawingml/2006/picture">
                   <pic:nvPicPr>
-                    <pic:cNvPr id="8" name="Image8" descr="Вход через домен"/>
+                    <pic:cNvPr id="8" name="Image8" descr="Кто что видит"/>
                     <pic:cNvPicPr>
                       <a:picLocks noChangeAspect="1" noChangeArrowheads="1"/>
                     </pic:cNvPicPr>
                   </pic:nvPicPr>
                   <pic:blipFill>
                     <a:blip r:embed="rId9"/>
+                    <a:stretch>
+                      <a:fillRect/>
+                    </a:stretch>
+                  </pic:blipFill>
+                  <pic:spPr bwMode="auto">
+                    <a:xfrm>
+                      <a:off x="0" y="0"/>
+                      <a:ext cx="5334000" cy="3333750"/>
+                    </a:xfrm>
+                    <a:prstGeom prst="rect">
+                      <a:avLst/>
+                    </a:prstGeom>
+                  </pic:spPr>
+                </pic:pic>
+              </a:graphicData>
+            </a:graphic>
+          </wp:inline>
+        </w:drawing>
+      </w:r>
+    </w:p>
+    <w:p>
+      <w:pPr>
+        <w:pStyle w:val="ImageCaption"/>
+        <w:rPr/>
+      </w:pPr>
+      <w:bookmarkStart w:id="50" w:name="доступы"/>
+      <w:bookmarkStart w:id="51" w:name="кто-что-видит"/>
+      <w:r>
+        <w:rPr/>
+        <w:t>Кто что видит</w:t>
+      </w:r>
+      <w:bookmarkEnd w:id="50"/>
+      <w:bookmarkEnd w:id="51"/>
+    </w:p>
+    <w:p>
+      <w:pPr>
+        <w:pStyle w:val="Heading1"/>
+        <w:rPr/>
+      </w:pPr>
+      <w:bookmarkStart w:id="52" w:name="__RefHeading___Toc1396_2557720853"/>
+      <w:bookmarkStart w:id="53" w:name="реестр-изменений"/>
+      <w:bookmarkEnd w:id="52"/>
+      <w:r>
+        <w:rPr>
+          <w:rStyle w:val="SectionNumber"/>
+        </w:rPr>
+        <w:t>8</w:t>
+      </w:r>
+      <w:r>
+        <w:rPr/>
+        <w:tab/>
+        <w:t>Реестр изменений</w:t>
+      </w:r>
+    </w:p>
+    <w:p>
+      <w:pPr>
+        <w:pStyle w:val="FirstParagraph"/>
+        <w:rPr/>
+      </w:pPr>
+      <w:r>
+        <w:rPr/>
+        <w:t>«Администрирование → Реестр изменений» — журнал всех изменений системы: сотрудники, доступы, проекты, планы, правки графиков (сводкой), настройки. Записи 1.0.1 перенесены.</w:t>
+      </w:r>
+    </w:p>
+    <w:p>
+      <w:pPr>
+        <w:pStyle w:val="CaptionedFigure"/>
+        <w:rPr/>
+      </w:pPr>
+      <w:r>
+        <w:rPr/>
+        <w:drawing>
+          <wp:inline distT="0" distB="0" distL="0" distR="0">
+            <wp:extent cx="5334000" cy="3333750"/>
+            <wp:effectExtent l="0" t="0" r="0" b="0"/>
+            <wp:docPr id="9" name="Image9" descr="Реестр изменений"/>
+            <wp:cNvGraphicFramePr>
+              <a:graphicFrameLocks xmlns:a="http://schemas.openxmlformats.org/drawingml/2006/main" noChangeAspect="1"/>
+            </wp:cNvGraphicFramePr>
+            <a:graphic xmlns:a="http://schemas.openxmlformats.org/drawingml/2006/main">
+              <a:graphicData uri="http://schemas.openxmlformats.org/drawingml/2006/picture">
+                <pic:pic xmlns:pic="http://schemas.openxmlformats.org/drawingml/2006/picture">
+                  <pic:nvPicPr>
+                    <pic:cNvPr id="9" name="Image9" descr="Реестр изменений"/>
+                    <pic:cNvPicPr>
+                      <a:picLocks noChangeAspect="1" noChangeArrowheads="1"/>
+                    </pic:cNvPicPr>
+                  </pic:nvPicPr>
+                  <pic:blipFill>
+                    <a:blip r:embed="rId10"/>
+                    <a:stretch>
+                      <a:fillRect/>
+                    </a:stretch>
+                  </pic:blipFill>
+                  <pic:spPr bwMode="auto">
+                    <a:xfrm>
+                      <a:off x="0" y="0"/>
+                      <a:ext cx="5334000" cy="3333750"/>
+                    </a:xfrm>
+                    <a:prstGeom prst="rect">
+                      <a:avLst/>
+                    </a:prstGeom>
+                  </pic:spPr>
+                </pic:pic>
+              </a:graphicData>
+            </a:graphic>
+          </wp:inline>
+        </w:drawing>
+      </w:r>
+    </w:p>
+    <w:p>
+      <w:pPr>
+        <w:pStyle w:val="ImageCaption"/>
+        <w:rPr/>
+      </w:pPr>
+      <w:r>
+        <w:rPr/>
+        <w:t>Реестр изменений</w:t>
+      </w:r>
+    </w:p>
+    <w:p>
+      <w:pPr>
+        <w:pStyle w:val="BodyText"/>
+        <w:rPr/>
+      </w:pPr>
+      <w:r>
+        <w:rPr/>
+        <w:t>Автор показан по ФИО (логин — во всплывающей подсказке), объекты — названиями («Проект «…»», «Сотрудник …»), поля и значения — по-русски; записи, перенесённые из прежней версии, показываются так же (сами записи не меняются). Длинные значения переносятся; щелчок по строке показывает запись целиком.</w:t>
+      </w:r>
+    </w:p>
+    <w:p>
+      <w:pPr>
+        <w:pStyle w:val="BodyText"/>
+        <w:rPr/>
+      </w:pPr>
+      <w:r>
+        <w:rPr/>
+        <w:t xml:space="preserve">Фильтры: раздел, действие, автор, проект, период; поиск по тексту. </w:t>
+      </w:r>
+      <w:r>
+        <w:rPr>
+          <w:b/>
+          <w:bCs/>
+        </w:rPr>
+        <w:t>Выгрузить CSV</w:t>
+      </w:r>
+      <w:r>
+        <w:rPr/>
+        <w:t xml:space="preserve"> — записи с текущими фильтрами для Excel. Подробная история правок конкретного плана — в «Истории плана» на экране проекта.</w:t>
+      </w:r>
+      <w:bookmarkEnd w:id="53"/>
+    </w:p>
+    <w:p>
+      <w:pPr>
+        <w:pStyle w:val="Heading1"/>
+        <w:rPr/>
+      </w:pPr>
+      <w:bookmarkStart w:id="54" w:name="__RefHeading___Toc1398_2557720853"/>
+      <w:bookmarkStart w:id="55" w:name="корзина"/>
+      <w:bookmarkEnd w:id="54"/>
+      <w:r>
+        <w:rPr>
+          <w:rStyle w:val="SectionNumber"/>
+        </w:rPr>
+        <w:t>9</w:t>
+      </w:r>
+      <w:r>
+        <w:rPr/>
+        <w:tab/>
+        <w:t>Корзина</w:t>
+      </w:r>
+    </w:p>
+    <w:p>
+      <w:pPr>
+        <w:pStyle w:val="FirstParagraph"/>
+        <w:rPr/>
+      </w:pPr>
+      <w:r>
+        <w:rPr/>
+        <w:t xml:space="preserve">«Администрирование → Корзина» — удалённые проекты и планы: кто и когда удалил. </w:t>
+      </w:r>
+      <w:r>
+        <w:rPr>
+          <w:b/>
+          <w:bCs/>
+        </w:rPr>
+        <w:t>Восстановить</w:t>
+      </w:r>
+      <w:r>
+        <w:rPr/>
+        <w:t xml:space="preserve"> возвращает объект на место (проект — в своё направление, план — во вкладки или в архив проекта, откуда его удалили). </w:t>
+      </w:r>
+      <w:r>
+        <w:rPr>
+          <w:b/>
+          <w:bCs/>
+        </w:rPr>
+        <w:t>Удалить навсегда</w:t>
+      </w:r>
+      <w:r>
+        <w:rPr/>
+        <w:t xml:space="preserve"> — необратимо и доступно только администратору.</w:t>
+      </w:r>
+    </w:p>
+    <w:p>
+      <w:pPr>
+        <w:pStyle w:val="BodyText"/>
+        <w:rPr/>
+      </w:pPr>
+      <w:r>
+        <w:rPr/>
+        <w:t xml:space="preserve">Менеджер видит в боковом меню свою </w:t>
+      </w:r>
+      <w:r>
+        <w:rPr>
+          <w:b/>
+          <w:bCs/>
+        </w:rPr>
+        <w:t>Корзину</w:t>
+      </w:r>
+      <w:r>
+        <w:rPr/>
+        <w:t xml:space="preserve"> — удалённые планы проектов, которыми он полностью управляет, — и может вернуть их. Сразу после удаления проект или план можно вернуть и кнопкой </w:t>
+      </w:r>
+      <w:r>
+        <w:rPr>
+          <w:b/>
+          <w:bCs/>
+        </w:rPr>
+        <w:t>Отменить</w:t>
+      </w:r>
+      <w:r>
+        <w:rPr/>
+        <w:t xml:space="preserve"> в уведомлении.</w:t>
+      </w:r>
+    </w:p>
+    <w:p>
+      <w:pPr>
+        <w:pStyle w:val="CaptionedFigure"/>
+        <w:rPr/>
+      </w:pPr>
+      <w:r>
+        <w:rPr/>
+        <w:drawing>
+          <wp:inline distT="0" distB="0" distL="0" distR="0">
+            <wp:extent cx="5334000" cy="3333750"/>
+            <wp:effectExtent l="0" t="0" r="0" b="0"/>
+            <wp:docPr id="10" name="Image10" descr="Корзина"/>
+            <wp:cNvGraphicFramePr>
+              <a:graphicFrameLocks xmlns:a="http://schemas.openxmlformats.org/drawingml/2006/main" noChangeAspect="1"/>
+            </wp:cNvGraphicFramePr>
+            <a:graphic xmlns:a="http://schemas.openxmlformats.org/drawingml/2006/main">
+              <a:graphicData uri="http://schemas.openxmlformats.org/drawingml/2006/picture">
+                <pic:pic xmlns:pic="http://schemas.openxmlformats.org/drawingml/2006/picture">
+                  <pic:nvPicPr>
+                    <pic:cNvPr id="10" name="Image10" descr="Корзина"/>
+                    <pic:cNvPicPr>
+                      <a:picLocks noChangeAspect="1" noChangeArrowheads="1"/>
+                    </pic:cNvPicPr>
+                  </pic:nvPicPr>
+                  <pic:blipFill>
+                    <a:blip r:embed="rId11"/>
+                    <a:stretch>
+                      <a:fillRect/>
+                    </a:stretch>
+                  </pic:blipFill>
+                  <pic:spPr bwMode="auto">
+                    <a:xfrm>
+                      <a:off x="0" y="0"/>
+                      <a:ext cx="5334000" cy="3333750"/>
+                    </a:xfrm>
+                    <a:prstGeom prst="rect">
+                      <a:avLst/>
+                    </a:prstGeom>
+                  </pic:spPr>
+                </pic:pic>
+              </a:graphicData>
+            </a:graphic>
+          </wp:inline>
+        </w:drawing>
+      </w:r>
+    </w:p>
+    <w:p>
+      <w:pPr>
+        <w:pStyle w:val="ImageCaption"/>
+        <w:rPr/>
+      </w:pPr>
+      <w:bookmarkStart w:id="56" w:name="корзина"/>
+      <w:r>
+        <w:rPr/>
+        <w:t>Корзина</w:t>
+      </w:r>
+      <w:bookmarkEnd w:id="56"/>
+    </w:p>
+    <w:p>
+      <w:pPr>
+        <w:pStyle w:val="Heading1"/>
+        <w:rPr/>
+      </w:pPr>
+      <w:bookmarkStart w:id="57" w:name="__RefHeading___Toc1400_2557720853"/>
+      <w:bookmarkStart w:id="58" w:name="интеграции-jira"/>
+      <w:bookmarkEnd w:id="57"/>
+      <w:r>
+        <w:rPr>
+          <w:rStyle w:val="SectionNumber"/>
+        </w:rPr>
+        <w:t>10</w:t>
+      </w:r>
+      <w:r>
+        <w:rPr/>
+        <w:tab/>
+        <w:t>Интеграции: Jira</w:t>
+      </w:r>
+    </w:p>
+    <w:p>
+      <w:pPr>
+        <w:pStyle w:val="FirstParagraph"/>
+        <w:rPr/>
+      </w:pPr>
+      <w:r>
+        <w:rPr/>
+        <w:t>«Администрирование → Интеграции» — подключение к Jira, такое же, как в burndown_tool. Одно подключение на систему; сотрудники видят статусы и сроки задач Jira, привязанных к строкам планов, и переносят их в план.</w:t>
+      </w:r>
+    </w:p>
+    <w:p>
+      <w:pPr>
+        <w:pStyle w:val="CaptionedFigure"/>
+        <w:rPr/>
+      </w:pPr>
+      <w:r>
+        <w:rPr/>
+        <w:drawing>
+          <wp:inline distT="0" distB="0" distL="0" distR="0">
+            <wp:extent cx="5334000" cy="3333750"/>
+            <wp:effectExtent l="0" t="0" r="0" b="0"/>
+            <wp:docPr id="11" name="Image11" descr="Подключение к Jira"/>
+            <wp:cNvGraphicFramePr>
+              <a:graphicFrameLocks xmlns:a="http://schemas.openxmlformats.org/drawingml/2006/main" noChangeAspect="1"/>
+            </wp:cNvGraphicFramePr>
+            <a:graphic xmlns:a="http://schemas.openxmlformats.org/drawingml/2006/main">
+              <a:graphicData uri="http://schemas.openxmlformats.org/drawingml/2006/picture">
+                <pic:pic xmlns:pic="http://schemas.openxmlformats.org/drawingml/2006/picture">
+                  <pic:nvPicPr>
+                    <pic:cNvPr id="11" name="Image11" descr="Подключение к Jira"/>
+                    <pic:cNvPicPr>
+                      <a:picLocks noChangeAspect="1" noChangeArrowheads="1"/>
+                    </pic:cNvPicPr>
+                  </pic:nvPicPr>
+                  <pic:blipFill>
+                    <a:blip r:embed="rId12"/>
+                    <a:stretch>
+                      <a:fillRect/>
+                    </a:stretch>
+                  </pic:blipFill>
+                  <pic:spPr bwMode="auto">
+                    <a:xfrm>
+                      <a:off x="0" y="0"/>
+                      <a:ext cx="5334000" cy="3333750"/>
+                    </a:xfrm>
+                    <a:prstGeom prst="rect">
+                      <a:avLst/>
+                    </a:prstGeom>
+                  </pic:spPr>
+                </pic:pic>
+              </a:graphicData>
+            </a:graphic>
+          </wp:inline>
+        </w:drawing>
+      </w:r>
+    </w:p>
+    <w:p>
+      <w:pPr>
+        <w:pStyle w:val="ImageCaption"/>
+        <w:rPr/>
+      </w:pPr>
+      <w:r>
+        <w:rPr/>
+        <w:t>Подключение к Jira</w:t>
+      </w:r>
+    </w:p>
+    <w:p>
+      <w:pPr>
+        <w:pStyle w:val="Compact"/>
+        <w:numPr>
+          <w:ilvl w:val="0"/>
+          <w:numId w:val="46"/>
+        </w:numPr>
+        <w:rPr/>
+      </w:pPr>
+      <w:r>
+        <w:rPr>
+          <w:b/>
+          <w:bCs/>
+        </w:rPr>
+        <w:t>Адрес Jira</w:t>
+      </w:r>
+      <w:r>
+        <w:rPr/>
+        <w:t xml:space="preserve"> — например, </w:t>
+      </w:r>
+      <w:r>
+        <w:rPr>
+          <w:rStyle w:val="VerbatimChar"/>
+        </w:rPr>
+        <w:t>https://jira.company.ru</w:t>
+      </w:r>
+      <w:r>
+        <w:rPr/>
+        <w:t xml:space="preserve"> (для Jira Cloud — </w:t>
+      </w:r>
+      <w:r>
+        <w:rPr>
+          <w:rStyle w:val="VerbatimChar"/>
+        </w:rPr>
+        <w:t>https://company.atlassian.net</w:t>
+      </w:r>
+      <w:r>
+        <w:rPr/>
+        <w:t>).</w:t>
+      </w:r>
+    </w:p>
+    <w:p>
+      <w:pPr>
+        <w:pStyle w:val="Compact"/>
+        <w:numPr>
+          <w:ilvl w:val="0"/>
+          <w:numId w:val="47"/>
+        </w:numPr>
+        <w:rPr/>
+      </w:pPr>
+      <w:r>
+        <w:rPr>
+          <w:b/>
+          <w:bCs/>
+        </w:rPr>
+        <w:t>Способ входа</w:t>
+      </w:r>
+      <w:r>
+        <w:rPr/>
+        <w:t>: Jira Server/DC — логин и пароль; Jira Server/DC — Personal Access Token (8.14 и новее); Jira Cloud — email и API-токен.</w:t>
+      </w:r>
+    </w:p>
+    <w:p>
+      <w:pPr>
+        <w:pStyle w:val="Compact"/>
+        <w:numPr>
+          <w:ilvl w:val="0"/>
+          <w:numId w:val="48"/>
+        </w:numPr>
+        <w:rPr/>
+      </w:pPr>
+      <w:r>
+        <w:rPr/>
+        <w:t>Логин (или email) и пароль (или токен). Пароль хранится зашифрованным и в интерфейс не возвращается; чтобы не менять его, оставьте поле пустым. После смены адреса пароль нужно ввести заново — сохранённый пароль уходит только на адрес, для которого был введён.</w:t>
+      </w:r>
+    </w:p>
+    <w:p>
+      <w:pPr>
+        <w:pStyle w:val="Compact"/>
+        <w:numPr>
+          <w:ilvl w:val="0"/>
+          <w:numId w:val="49"/>
+        </w:numPr>
+        <w:rPr/>
+      </w:pPr>
+      <w:r>
+        <w:rPr>
+          <w:b/>
+          <w:bCs/>
+        </w:rPr>
+        <w:t>Не проверять TLS-сертификат</w:t>
+      </w:r>
+      <w:r>
+        <w:rPr/>
+        <w:t xml:space="preserve"> — только для самоподписанных и корпоративных сертификатов.</w:t>
+      </w:r>
+    </w:p>
+    <w:p>
+      <w:pPr>
+        <w:pStyle w:val="Compact"/>
+        <w:numPr>
+          <w:ilvl w:val="0"/>
+          <w:numId w:val="50"/>
+        </w:numPr>
+        <w:rPr/>
+      </w:pPr>
+      <w:r>
+        <w:rPr>
+          <w:b/>
+          <w:bCs/>
+        </w:rPr>
+        <w:t>Поля дат задачи</w:t>
+      </w:r>
+      <w:r>
+        <w:rPr/>
+        <w:t xml:space="preserve">: </w:t>
+      </w:r>
+      <w:r>
+        <w:rPr>
+          <w:b/>
+          <w:bCs/>
+        </w:rPr>
+        <w:t>Загрузить поля из Jira</w:t>
+      </w:r>
+      <w:r>
+        <w:rPr/>
+        <w:t xml:space="preserve"> и выберите поле начала (например, Start date) и срока (обычно «Срок», duedate).</w:t>
+      </w:r>
+    </w:p>
+    <w:p>
+      <w:pPr>
+        <w:pStyle w:val="Compact"/>
+        <w:numPr>
+          <w:ilvl w:val="0"/>
+          <w:numId w:val="51"/>
+        </w:numPr>
+        <w:rPr/>
+      </w:pPr>
+      <w:r>
+        <w:rPr>
+          <w:b/>
+          <w:bCs/>
+        </w:rPr>
+        <w:t>Проверить подключение</w:t>
+      </w:r>
+      <w:r>
+        <w:rPr/>
+        <w:t xml:space="preserve"> → «Соединение установлено: » → </w:t>
+      </w:r>
+      <w:r>
+        <w:rPr>
+          <w:b/>
+          <w:bCs/>
+        </w:rPr>
+        <w:t>Сохранить</w:t>
+      </w:r>
+      <w:r>
+        <w:rPr/>
+        <w:t>.</w:t>
+      </w:r>
+    </w:p>
+    <w:p>
+      <w:pPr>
+        <w:pStyle w:val="FirstParagraph"/>
+        <w:rPr/>
+      </w:pPr>
+      <w:r>
+        <w:rPr/>
+        <w:t>Учётная запись подключения определяет, какие задачи видны всем сотрудникам с доступом к плану. Используйте сервисную учётную запись с правом только просмотра нужных проектов Jira. «Пульс» в Jira ничего не записывает.</w:t>
+      </w:r>
+    </w:p>
+    <w:p>
+      <w:pPr>
+        <w:pStyle w:val="BodyText"/>
+        <w:rPr/>
+      </w:pPr>
+      <w:r>
+        <w:rPr>
+          <w:b/>
+          <w:bCs/>
+        </w:rPr>
+        <w:t>Отключить</w:t>
+      </w:r>
+      <w:r>
+        <w:rPr/>
+        <w:t xml:space="preserve"> удаляет подключение и пароль; ссылки строк на задачи сохраняются.</w:t>
+      </w:r>
+      <w:bookmarkEnd w:id="58"/>
+    </w:p>
+    <w:p>
+      <w:pPr>
+        <w:pStyle w:val="Heading1"/>
+        <w:rPr/>
+      </w:pPr>
+      <w:bookmarkStart w:id="59" w:name="__RefHeading___Toc1402_2557720853"/>
+      <w:bookmarkStart w:id="60" w:name="вход-через-домен"/>
+      <w:bookmarkEnd w:id="59"/>
+      <w:r>
+        <w:rPr>
+          <w:rStyle w:val="SectionNumber"/>
+        </w:rPr>
+        <w:t>11</w:t>
+      </w:r>
+      <w:r>
+        <w:rPr/>
+        <w:tab/>
+        <w:t>Вход через домен</w:t>
+      </w:r>
+    </w:p>
+    <w:p>
+      <w:pPr>
+        <w:pStyle w:val="FirstParagraph"/>
+        <w:rPr/>
+      </w:pPr>
+      <w:r>
+        <w:rPr/>
+        <w:t>«Администрирование → Настройки → Вход через домен» — вход по учётной записи LDAP (Active Directory, FreeIPA, OpenLDAP и др.).</w:t>
+      </w:r>
+    </w:p>
+    <w:p>
+      <w:pPr>
+        <w:pStyle w:val="CaptionedFigure"/>
+        <w:rPr/>
+      </w:pPr>
+      <w:r>
+        <w:rPr/>
+        <w:drawing>
+          <wp:inline distT="0" distB="0" distL="0" distR="0">
+            <wp:extent cx="5334000" cy="3333750"/>
+            <wp:effectExtent l="0" t="0" r="0" b="0"/>
+            <wp:docPr id="12" name="Image12" descr="Вход через домен"/>
+            <wp:cNvGraphicFramePr>
+              <a:graphicFrameLocks xmlns:a="http://schemas.openxmlformats.org/drawingml/2006/main" noChangeAspect="1"/>
+            </wp:cNvGraphicFramePr>
+            <a:graphic xmlns:a="http://schemas.openxmlformats.org/drawingml/2006/main">
+              <a:graphicData uri="http://schemas.openxmlformats.org/drawingml/2006/picture">
+                <pic:pic xmlns:pic="http://schemas.openxmlformats.org/drawingml/2006/picture">
+                  <pic:nvPicPr>
+                    <pic:cNvPr id="12" name="Image12" descr="Вход через домен"/>
+                    <pic:cNvPicPr>
+                      <a:picLocks noChangeAspect="1" noChangeArrowheads="1"/>
+                    </pic:cNvPicPr>
+                  </pic:nvPicPr>
+                  <pic:blipFill>
+                    <a:blip r:embed="rId13"/>
                     <a:stretch>
                       <a:fillRect/>
                     </a:stretch>
@@ -4197,26 +5897,26 @@
         <w:pStyle w:val="BodyText"/>
         <w:rPr/>
       </w:pPr>
-      <w:bookmarkStart w:id="49" w:name="вход-через-домен"/>
+      <w:bookmarkStart w:id="61" w:name="вход-через-домен"/>
       <w:r>
         <w:rPr/>
         <w:t>При входе через домен ФИО и email сотрудника обновляются из каталога. Если сотрудник раньше входил по паролю системы, его учётная запись переводится на вход через домен (пароль системы удаляется). Исключение — локальные администраторы: они никогда не связываются с каталогом и всегда входят паролем системы (иначе учётная запись каталога с тем же логином получила бы права администратора).</w:t>
       </w:r>
-      <w:bookmarkEnd w:id="49"/>
+      <w:bookmarkEnd w:id="61"/>
     </w:p>
     <w:p>
       <w:pPr>
         <w:pStyle w:val="Heading1"/>
         <w:rPr/>
       </w:pPr>
-      <w:bookmarkStart w:id="50" w:name="__RefHeading___Toc967_87357894"/>
-      <w:bookmarkStart w:id="51" w:name="производственный-календарь"/>
-      <w:bookmarkEnd w:id="50"/>
+      <w:bookmarkStart w:id="62" w:name="__RefHeading___Toc1404_2557720853"/>
+      <w:bookmarkStart w:id="63" w:name="производственный-календарь"/>
+      <w:bookmarkEnd w:id="62"/>
       <w:r>
         <w:rPr>
           <w:rStyle w:val="SectionNumber"/>
         </w:rPr>
-        <w:t>10</w:t>
+        <w:t>12</w:t>
       </w:r>
       <w:r>
         <w:rPr/>
@@ -4245,7 +5945,7 @@
           <wp:inline distT="0" distB="0" distL="0" distR="0">
             <wp:extent cx="5334000" cy="3333750"/>
             <wp:effectExtent l="0" t="0" r="0" b="0"/>
-            <wp:docPr id="9" name="Image9" descr="Производственный календарь"/>
+            <wp:docPr id="13" name="Image13" descr="Производственный календарь"/>
             <wp:cNvGraphicFramePr>
               <a:graphicFrameLocks xmlns:a="http://schemas.openxmlformats.org/drawingml/2006/main" noChangeAspect="1"/>
             </wp:cNvGraphicFramePr>
@@ -4253,13 +5953,13 @@
               <a:graphicData uri="http://schemas.openxmlformats.org/drawingml/2006/picture">
                 <pic:pic xmlns:pic="http://schemas.openxmlformats.org/drawingml/2006/picture">
                   <pic:nvPicPr>
-                    <pic:cNvPr id="9" name="Image9" descr="Производственный календарь"/>
+                    <pic:cNvPr id="13" name="Image13" descr="Производственный календарь"/>
                     <pic:cNvPicPr>
                       <a:picLocks noChangeAspect="1" noChangeArrowheads="1"/>
                     </pic:cNvPicPr>
                   </pic:nvPicPr>
                   <pic:blipFill>
-                    <a:blip r:embed="rId10"/>
+                    <a:blip r:embed="rId14"/>
                     <a:stretch>
                       <a:fillRect/>
                     </a:stretch>
@@ -4295,7 +5995,7 @@
         <w:pStyle w:val="Compact"/>
         <w:numPr>
           <w:ilvl w:val="0"/>
-          <w:numId w:val="26"/>
+          <w:numId w:val="52"/>
         </w:numPr>
         <w:rPr/>
       </w:pPr>
@@ -4309,7 +6009,7 @@
         <w:pStyle w:val="Compact"/>
         <w:numPr>
           <w:ilvl w:val="0"/>
-          <w:numId w:val="27"/>
+          <w:numId w:val="53"/>
         </w:numPr>
         <w:rPr/>
       </w:pPr>
@@ -4341,7 +6041,7 @@
         <w:pStyle w:val="Compact"/>
         <w:numPr>
           <w:ilvl w:val="0"/>
-          <w:numId w:val="28"/>
+          <w:numId w:val="54"/>
         </w:numPr>
         <w:rPr/>
       </w:pPr>
@@ -4367,21 +6067,21 @@
         <w:rPr/>
         <w:t xml:space="preserve"> Постановление о переносе выходных на следующий год обычно выходит осенью — добавьте дни, как только оно опубликовано.</w:t>
       </w:r>
-      <w:bookmarkEnd w:id="51"/>
+      <w:bookmarkEnd w:id="63"/>
     </w:p>
     <w:p>
       <w:pPr>
         <w:pStyle w:val="Heading1"/>
         <w:rPr/>
       </w:pPr>
-      <w:bookmarkStart w:id="52" w:name="__RefHeading___Toc969_87357894"/>
-      <w:bookmarkStart w:id="53" w:name="работа-сервиса"/>
-      <w:bookmarkEnd w:id="52"/>
+      <w:bookmarkStart w:id="64" w:name="__RefHeading___Toc1406_2557720853"/>
+      <w:bookmarkStart w:id="65" w:name="работа-сервиса"/>
+      <w:bookmarkEnd w:id="64"/>
       <w:r>
         <w:rPr>
           <w:rStyle w:val="SectionNumber"/>
         </w:rPr>
-        <w:t>11</w:t>
+        <w:t>13</w:t>
       </w:r>
       <w:r>
         <w:rPr/>
@@ -4394,7 +6094,7 @@
         <w:pStyle w:val="Compact"/>
         <w:numPr>
           <w:ilvl w:val="0"/>
-          <w:numId w:val="29"/>
+          <w:numId w:val="55"/>
         </w:numPr>
         <w:rPr/>
       </w:pPr>
@@ -4415,7 +6115,7 @@
         <w:pStyle w:val="Compact"/>
         <w:numPr>
           <w:ilvl w:val="0"/>
-          <w:numId w:val="30"/>
+          <w:numId w:val="56"/>
         </w:numPr>
         <w:rPr/>
       </w:pPr>
@@ -4424,11 +6124,11 @@
           <w:b/>
           <w:bCs/>
         </w:rPr>
-        <w:t>Резервные копии</w:t>
-      </w:r>
-      <w:r>
-        <w:rPr/>
-        <w:t xml:space="preserve"> — ежедневно, хранение 30 дней; копия перед каждым обновлением. Восстановление — руководство по развёртыванию.</w:t>
+        <w:t>Руководства</w:t>
+      </w:r>
+      <w:r>
+        <w:rPr/>
+        <w:t xml:space="preserve"> — пункт «Руководство» в боковом меню: руководство пользователя, а администратору и это руководство (переключатель вверху страницы); значок «?» в разделах администрирования открывает нужный раздел.</w:t>
       </w:r>
     </w:p>
     <w:p>
@@ -4436,7 +6136,7 @@
         <w:pStyle w:val="Compact"/>
         <w:numPr>
           <w:ilvl w:val="0"/>
-          <w:numId w:val="31"/>
+          <w:numId w:val="57"/>
         </w:numPr>
         <w:rPr/>
       </w:pPr>
@@ -4445,21 +6145,11 @@
           <w:b/>
           <w:bCs/>
         </w:rPr>
-        <w:t>Забытый пароль администратора</w:t>
-      </w:r>
-      <w:r>
-        <w:rPr/>
-        <w:t xml:space="preserve"> — инженер сопровождения сбрасывает его командой </w:t>
-      </w:r>
-      <w:r>
-        <w:rPr>
-          <w:rStyle w:val="VerbatimChar"/>
-        </w:rPr>
-        <w:t>docker compose exec backend flask --app wsgi reset-password &lt;логин&gt;</w:t>
-      </w:r>
-      <w:r>
-        <w:rPr/>
-        <w:t>.</w:t>
+        <w:t>Резервные копии</w:t>
+      </w:r>
+      <w:r>
+        <w:rPr/>
+        <w:t xml:space="preserve"> — ежедневно, хранение 30 дней; копия перед каждым обновлением. Восстановление — руководство по развёртыванию.</w:t>
       </w:r>
     </w:p>
     <w:p>
@@ -4467,7 +6157,7 @@
         <w:pStyle w:val="Compact"/>
         <w:numPr>
           <w:ilvl w:val="0"/>
-          <w:numId w:val="32"/>
+          <w:numId w:val="58"/>
         </w:numPr>
         <w:rPr/>
       </w:pPr>
@@ -4476,62 +6166,21 @@
           <w:b/>
           <w:bCs/>
         </w:rPr>
-        <w:t>Журналы</w:t>
-      </w:r>
-      <w:r>
-        <w:rPr/>
-        <w:t xml:space="preserve"> — </w:t>
+        <w:t>Забытый пароль администратора</w:t>
+      </w:r>
+      <w:r>
+        <w:rPr/>
+        <w:t xml:space="preserve"> — инженер сопровождения сбрасывает его командой </w:t>
       </w:r>
       <w:r>
         <w:rPr>
           <w:rStyle w:val="VerbatimChar"/>
         </w:rPr>
-        <w:t>docker compose logs backend</w:t>
+        <w:t>docker compose exec backend flask --app wsgi reset-password &lt;логин&gt;</w:t>
       </w:r>
       <w:r>
         <w:rPr/>
         <w:t>.</w:t>
-      </w:r>
-      <w:bookmarkEnd w:id="53"/>
-    </w:p>
-    <w:p>
-      <w:pPr>
-        <w:pStyle w:val="Heading1"/>
-        <w:rPr/>
-      </w:pPr>
-      <w:bookmarkStart w:id="54" w:name="__RefHeading___Toc971_87357894"/>
-      <w:bookmarkStart w:id="55" w:name="сценарии-администратора"/>
-      <w:bookmarkEnd w:id="54"/>
-      <w:r>
-        <w:rPr>
-          <w:rStyle w:val="SectionNumber"/>
-        </w:rPr>
-        <w:t>12</w:t>
-      </w:r>
-      <w:r>
-        <w:rPr/>
-        <w:tab/>
-        <w:t>Сценарии администратора</w:t>
-      </w:r>
-    </w:p>
-    <w:p>
-      <w:pPr>
-        <w:pStyle w:val="Heading2"/>
-        <w:rPr/>
-      </w:pPr>
-      <w:bookmarkStart w:id="56" w:name="__RefHeading___Toc973_87357894"/>
-      <w:bookmarkStart w:id="57" w:name="X525cf896d0e0da260fae1e7259530962a7d5ac1"/>
-      <w:bookmarkEnd w:id="56"/>
-      <w:r>
-        <w:rPr>
-          <w:rStyle w:val="SectionNumber"/>
-        </w:rPr>
-        <w:t>12.1</w:t>
-      </w:r>
-      <w:r>
-        <w:rPr/>
-        <w:tab/>
-        <w:t>Сценарий А1. Новый сотрудник проектного офиса</w:t>
       </w:r>
     </w:p>
     <w:p>
@@ -4539,7 +6188,7 @@
         <w:pStyle w:val="Compact"/>
         <w:numPr>
           <w:ilvl w:val="0"/>
-          <w:numId w:val="33"/>
+          <w:numId w:val="59"/>
         </w:numPr>
         <w:rPr/>
       </w:pPr>
@@ -4548,11 +6197,62 @@
           <w:b/>
           <w:bCs/>
         </w:rPr>
-        <w:t>Сотрудники → Сотрудник</w:t>
-      </w:r>
-      <w:r>
-        <w:rPr/>
-        <w:t>: ФИО, должность, логин, email, роль «Редактор», способ входа (домен или пароль).</w:t>
+        <w:t>Журналы</w:t>
+      </w:r>
+      <w:r>
+        <w:rPr/>
+        <w:t xml:space="preserve"> — </w:t>
+      </w:r>
+      <w:r>
+        <w:rPr>
+          <w:rStyle w:val="VerbatimChar"/>
+        </w:rPr>
+        <w:t>docker compose logs backend</w:t>
+      </w:r>
+      <w:r>
+        <w:rPr/>
+        <w:t>.</w:t>
+      </w:r>
+      <w:bookmarkEnd w:id="65"/>
+    </w:p>
+    <w:p>
+      <w:pPr>
+        <w:pStyle w:val="Heading1"/>
+        <w:rPr/>
+      </w:pPr>
+      <w:bookmarkStart w:id="66" w:name="__RefHeading___Toc1408_2557720853"/>
+      <w:bookmarkStart w:id="67" w:name="сценарии-администратора"/>
+      <w:bookmarkEnd w:id="66"/>
+      <w:r>
+        <w:rPr>
+          <w:rStyle w:val="SectionNumber"/>
+        </w:rPr>
+        <w:t>14</w:t>
+      </w:r>
+      <w:r>
+        <w:rPr/>
+        <w:tab/>
+        <w:t>Сценарии администратора</w:t>
+      </w:r>
+    </w:p>
+    <w:p>
+      <w:pPr>
+        <w:pStyle w:val="Heading2"/>
+        <w:rPr/>
+      </w:pPr>
+      <w:bookmarkStart w:id="68" w:name="__RefHeading___Toc1410_2557720853"/>
+      <w:bookmarkStart w:id="69" w:name="X525cf896d0e0da260fae1e7259530962a7d5ac1"/>
+      <w:bookmarkEnd w:id="68"/>
+      <w:r>
+        <w:rPr>
+          <w:rStyle w:val="SectionNumber"/>
+        </w:rPr>
+        <w:t>14.1</w:t>
+      </w:r>
+      <w:r>
+        <w:rPr/>
+        <w:tab/>
+        <w:t>Сценарий А1. Новый сотрудник проектного офиса</w:t>
       </w:r>
     </w:p>
     <w:p>
@@ -4560,7 +6260,7 @@
         <w:pStyle w:val="Compact"/>
         <w:numPr>
           <w:ilvl w:val="0"/>
-          <w:numId w:val="34"/>
+          <w:numId w:val="60"/>
         </w:numPr>
         <w:rPr/>
       </w:pPr>
@@ -4569,11 +6269,11 @@
           <w:b/>
           <w:bCs/>
         </w:rPr>
-        <w:t>Доступы → Выдать доступ</w:t>
-      </w:r>
-      <w:r>
-        <w:rPr/>
-        <w:t>: сотрудник → направление «Проектный офис» → «Редактирование».</w:t>
+        <w:t>Сотрудники → Сотрудник</w:t>
+      </w:r>
+      <w:r>
+        <w:rPr/>
+        <w:t>: ФИО, должность, логин, email, роль «Редактор», способ входа (домен или пароль).</w:t>
       </w:r>
     </w:p>
     <w:p>
@@ -4581,35 +6281,20 @@
         <w:pStyle w:val="Compact"/>
         <w:numPr>
           <w:ilvl w:val="0"/>
-          <w:numId w:val="35"/>
+          <w:numId w:val="61"/>
         </w:numPr>
         <w:rPr/>
       </w:pPr>
-      <w:bookmarkStart w:id="58" w:name="X525cf896d0e0da260fae1e7259530962a7d5ac1"/>
-      <w:r>
-        <w:rPr/>
-        <w:t>Сотрудник входит и видит все проекты направления, включая будущие.</w:t>
-      </w:r>
-      <w:bookmarkEnd w:id="58"/>
-    </w:p>
-    <w:p>
-      <w:pPr>
-        <w:pStyle w:val="Heading2"/>
-        <w:rPr/>
-      </w:pPr>
-      <w:bookmarkStart w:id="59" w:name="__RefHeading___Toc975_87357894"/>
-      <w:bookmarkStart w:id="60" w:name="сценарий-а2.-увольнение"/>
-      <w:bookmarkEnd w:id="59"/>
-      <w:r>
-        <w:rPr>
-          <w:rStyle w:val="SectionNumber"/>
-        </w:rPr>
-        <w:t>12.2</w:t>
-      </w:r>
-      <w:r>
-        <w:rPr/>
-        <w:tab/>
-        <w:t>Сценарий А2. Увольнение</w:t>
+      <w:r>
+        <w:rPr>
+          <w:b/>
+          <w:bCs/>
+        </w:rPr>
+        <w:t>Доступы → Выдать доступ</w:t>
+      </w:r>
+      <w:r>
+        <w:rPr/>
+        <w:t>: сотрудник → направление «Проектный офис» → «Редактирование».</w:t>
       </w:r>
     </w:p>
     <w:p>
@@ -4617,31 +6302,35 @@
         <w:pStyle w:val="Compact"/>
         <w:numPr>
           <w:ilvl w:val="0"/>
-          <w:numId w:val="36"/>
+          <w:numId w:val="62"/>
         </w:numPr>
         <w:rPr/>
       </w:pPr>
-      <w:r>
-        <w:rPr>
-          <w:b/>
-          <w:bCs/>
-        </w:rPr>
-        <w:t>Сотрудники</w:t>
-      </w:r>
-      <w:r>
-        <w:rPr/>
-        <w:t xml:space="preserve"> → переключатель «Активен» у сотрудника → </w:t>
-      </w:r>
-      <w:r>
-        <w:rPr>
-          <w:b/>
-          <w:bCs/>
-        </w:rPr>
-        <w:t>Отключить</w:t>
-      </w:r>
-      <w:r>
-        <w:rPr/>
-        <w:t>: сотрудник сразу выходит со всех устройств.</w:t>
+      <w:bookmarkStart w:id="70" w:name="X525cf896d0e0da260fae1e7259530962a7d5ac1"/>
+      <w:r>
+        <w:rPr/>
+        <w:t>Сотрудник входит и видит все проекты направления, включая будущие.</w:t>
+      </w:r>
+      <w:bookmarkEnd w:id="70"/>
+    </w:p>
+    <w:p>
+      <w:pPr>
+        <w:pStyle w:val="Heading2"/>
+        <w:rPr/>
+      </w:pPr>
+      <w:bookmarkStart w:id="71" w:name="__RefHeading___Toc1412_2557720853"/>
+      <w:bookmarkStart w:id="72" w:name="сценарий-а2.-увольнение"/>
+      <w:bookmarkEnd w:id="71"/>
+      <w:r>
+        <w:rPr>
+          <w:rStyle w:val="SectionNumber"/>
+        </w:rPr>
+        <w:t>14.2</w:t>
+      </w:r>
+      <w:r>
+        <w:rPr/>
+        <w:tab/>
+        <w:t>Сценарий А2. Увольнение</w:t>
       </w:r>
     </w:p>
     <w:p>
@@ -4649,13 +6338,31 @@
         <w:pStyle w:val="Compact"/>
         <w:numPr>
           <w:ilvl w:val="0"/>
-          <w:numId w:val="37"/>
+          <w:numId w:val="63"/>
         </w:numPr>
         <w:rPr/>
       </w:pPr>
       <w:r>
-        <w:rPr/>
-        <w:t>В планах, где он исполнитель, назначьте другого исполнителя (карточка задачи или «Исполнители плана»).</w:t>
+        <w:rPr>
+          <w:b/>
+          <w:bCs/>
+        </w:rPr>
+        <w:t>Сотрудники</w:t>
+      </w:r>
+      <w:r>
+        <w:rPr/>
+        <w:t xml:space="preserve"> → переключатель «Активен» у сотрудника → </w:t>
+      </w:r>
+      <w:r>
+        <w:rPr>
+          <w:b/>
+          <w:bCs/>
+        </w:rPr>
+        <w:t>Отключить</w:t>
+      </w:r>
+      <w:r>
+        <w:rPr/>
+        <w:t>: сотрудник сразу выходит со всех устройств.</w:t>
       </w:r>
     </w:p>
     <w:p>
@@ -4663,229 +6370,13 @@
         <w:pStyle w:val="Compact"/>
         <w:numPr>
           <w:ilvl w:val="0"/>
-          <w:numId w:val="38"/>
+          <w:numId w:val="64"/>
         </w:numPr>
         <w:rPr/>
       </w:pPr>
-      <w:bookmarkStart w:id="61" w:name="сценарий-а2.-увольнение"/>
-      <w:r>
-        <w:rPr/>
-        <w:t>Учётную запись не удаляйте — его комментарии и история останутся понятными.</w:t>
-      </w:r>
-      <w:bookmarkEnd w:id="61"/>
-    </w:p>
-    <w:p>
-      <w:pPr>
-        <w:pStyle w:val="Heading2"/>
-        <w:rPr/>
-      </w:pPr>
-      <w:bookmarkStart w:id="62" w:name="__RefHeading___Toc977_87357894"/>
-      <w:bookmarkStart w:id="63" w:name="X40b3630711ad101350b0dd1e981711065e8bd89"/>
-      <w:bookmarkEnd w:id="62"/>
-      <w:r>
-        <w:rPr>
-          <w:rStyle w:val="SectionNumber"/>
-        </w:rPr>
-        <w:t>12.3</w:t>
-      </w:r>
-      <w:r>
-        <w:rPr/>
-        <w:tab/>
-        <w:t>Сценарий А3. Наблюдатель должен править план</w:t>
-      </w:r>
-    </w:p>
-    <w:p>
-      <w:pPr>
-        <w:pStyle w:val="FirstParagraph"/>
-        <w:rPr/>
-      </w:pPr>
-      <w:bookmarkStart w:id="64" w:name="X40b3630711ad101350b0dd1e981711065e8bd89"/>
-      <w:r>
-        <w:rPr/>
-        <w:t>Роль «Наблюдатель» ограничивает любой доступ просмотром. Смените роль на «Редактор» (в таблице сотрудников) и проверьте уровень доступа к проекту — «Редактирование».</w:t>
-      </w:r>
-      <w:bookmarkEnd w:id="64"/>
-    </w:p>
-    <w:p>
-      <w:pPr>
-        <w:pStyle w:val="Heading2"/>
-        <w:rPr/>
-      </w:pPr>
-      <w:bookmarkStart w:id="65" w:name="__RefHeading___Toc979_87357894"/>
-      <w:bookmarkStart w:id="66" w:name="X47b085d6f5d4ae9e2a209044082e45befec994f"/>
-      <w:bookmarkEnd w:id="65"/>
-      <w:r>
-        <w:rPr>
-          <w:rStyle w:val="SectionNumber"/>
-        </w:rPr>
-        <w:t>12.4</w:t>
-      </w:r>
-      <w:r>
-        <w:rPr/>
-        <w:tab/>
-        <w:t>Сценарий А4. Руководителю нужен обзор всех проектов направления</w:t>
-      </w:r>
-    </w:p>
-    <w:p>
-      <w:pPr>
-        <w:pStyle w:val="FirstParagraph"/>
-        <w:rPr/>
-      </w:pPr>
-      <w:r>
-        <w:rPr>
-          <w:b/>
-          <w:bCs/>
-        </w:rPr>
-        <w:t>Доступы → Выдать доступ</w:t>
-      </w:r>
-      <w:r>
-        <w:rPr/>
-        <w:t>: руководитель → направление целиком → «Просмотр» (или «Редактирование»). Роль «Менеджер» даст ему право создавать проекты.</w:t>
-      </w:r>
-      <w:bookmarkEnd w:id="66"/>
-    </w:p>
-    <w:p>
-      <w:pPr>
-        <w:pStyle w:val="Heading2"/>
-        <w:rPr/>
-      </w:pPr>
-      <w:bookmarkStart w:id="67" w:name="__RefHeading___Toc981_87357894"/>
-      <w:bookmarkStart w:id="68" w:name="Xe1ad479a47bf9d896db09fa985b7ceb589233e6"/>
-      <w:bookmarkEnd w:id="67"/>
-      <w:r>
-        <w:rPr>
-          <w:rStyle w:val="SectionNumber"/>
-        </w:rPr>
-        <w:t>12.5</w:t>
-      </w:r>
-      <w:r>
-        <w:rPr/>
-        <w:tab/>
-        <w:t>Сценарий А5. Удалённый план нужно вернуть</w:t>
-      </w:r>
-    </w:p>
-    <w:p>
-      <w:pPr>
-        <w:pStyle w:val="FirstParagraph"/>
-        <w:rPr/>
-      </w:pPr>
-      <w:r>
-        <w:rPr>
-          <w:b/>
-          <w:bCs/>
-        </w:rPr>
-        <w:t>Корзина → Планы</w:t>
-      </w:r>
-      <w:r>
-        <w:rPr/>
-        <w:t xml:space="preserve"> → </w:t>
-      </w:r>
-      <w:r>
-        <w:rPr>
-          <w:b/>
-          <w:bCs/>
-        </w:rPr>
-        <w:t>Восстановить</w:t>
-      </w:r>
-      <w:r>
-        <w:rPr/>
-        <w:t xml:space="preserve">: план возвращается туда, откуда его удалили, — во вкладки или в архив проекта (тогда откройте проект → </w:t>
-      </w:r>
-      <w:r>
-        <w:rPr>
-          <w:b/>
-          <w:bCs/>
-        </w:rPr>
-        <w:t>Архив</w:t>
-      </w:r>
-      <w:r>
-        <w:rPr/>
-        <w:t xml:space="preserve"> → </w:t>
-      </w:r>
-      <w:r>
-        <w:rPr>
-          <w:b/>
-          <w:bCs/>
-        </w:rPr>
-        <w:t>Вернуть во вкладки</w:t>
-      </w:r>
-      <w:r>
-        <w:rPr/>
-        <w:t>).</w:t>
-      </w:r>
-      <w:bookmarkEnd w:id="68"/>
-    </w:p>
-    <w:p>
-      <w:pPr>
-        <w:pStyle w:val="Heading2"/>
-        <w:rPr/>
-      </w:pPr>
-      <w:bookmarkStart w:id="69" w:name="__RefHeading___Toc983_87357894"/>
-      <w:bookmarkStart w:id="70" w:name="сценарий-а6.-сотрудник-забыл-пароль"/>
-      <w:bookmarkEnd w:id="69"/>
-      <w:r>
-        <w:rPr>
-          <w:rStyle w:val="SectionNumber"/>
-        </w:rPr>
-        <w:t>12.6</w:t>
-      </w:r>
-      <w:r>
-        <w:rPr/>
-        <w:tab/>
-        <w:t>Сценарий А6. Сотрудник забыл пароль</w:t>
-      </w:r>
-    </w:p>
-    <w:p>
-      <w:pPr>
-        <w:pStyle w:val="FirstParagraph"/>
-        <w:rPr/>
-      </w:pPr>
-      <w:r>
-        <w:rPr/>
-        <w:t xml:space="preserve">Для входа по паролю системы: </w:t>
-      </w:r>
-      <w:r>
-        <w:rPr>
-          <w:b/>
-          <w:bCs/>
-        </w:rPr>
-        <w:t>Сотрудники</w:t>
-      </w:r>
-      <w:r>
-        <w:rPr/>
-        <w:t xml:space="preserve"> → карточка → </w:t>
-      </w:r>
-      <w:r>
-        <w:rPr>
-          <w:b/>
-          <w:bCs/>
-        </w:rPr>
-        <w:t>Новый пароль</w:t>
-      </w:r>
-      <w:r>
-        <w:rPr/>
-        <w:t xml:space="preserve"> → сообщите временный пароль, сотрудник сменит его в профиле. Для входа через домен пароль меняется средствами домена.</w:t>
-      </w:r>
-      <w:bookmarkEnd w:id="70"/>
-    </w:p>
-    <w:p>
-      <w:pPr>
-        <w:pStyle w:val="Heading2"/>
-        <w:rPr/>
-      </w:pPr>
-      <w:bookmarkStart w:id="71" w:name="__RefHeading___Toc985_87357894"/>
-      <w:bookmarkStart w:id="72" w:name="сценарий-а7.-переход-на-вход-через-домен"/>
-      <w:bookmarkEnd w:id="71"/>
-      <w:r>
-        <w:rPr>
-          <w:rStyle w:val="SectionNumber"/>
-        </w:rPr>
-        <w:t>12.7</w:t>
-      </w:r>
-      <w:r>
-        <w:rPr/>
-        <w:tab/>
-        <w:t>Сценарий А7. Переход на вход через домен</w:t>
+      <w:r>
+        <w:rPr/>
+        <w:t>В планах, где он исполнитель, назначьте другого исполнителя (карточка задачи или «Исполнители плана»).</w:t>
       </w:r>
     </w:p>
     <w:p>
@@ -4893,8 +6384,72 @@
         <w:pStyle w:val="Compact"/>
         <w:numPr>
           <w:ilvl w:val="0"/>
-          <w:numId w:val="39"/>
+          <w:numId w:val="65"/>
         </w:numPr>
+        <w:rPr/>
+      </w:pPr>
+      <w:bookmarkStart w:id="73" w:name="сценарий-а2.-увольнение"/>
+      <w:r>
+        <w:rPr/>
+        <w:t>Учётную запись не удаляйте — его комментарии и история останутся понятными.</w:t>
+      </w:r>
+      <w:bookmarkEnd w:id="73"/>
+    </w:p>
+    <w:p>
+      <w:pPr>
+        <w:pStyle w:val="Heading2"/>
+        <w:rPr/>
+      </w:pPr>
+      <w:bookmarkStart w:id="74" w:name="__RefHeading___Toc1414_2557720853"/>
+      <w:bookmarkStart w:id="75" w:name="X40b3630711ad101350b0dd1e981711065e8bd89"/>
+      <w:bookmarkEnd w:id="74"/>
+      <w:r>
+        <w:rPr>
+          <w:rStyle w:val="SectionNumber"/>
+        </w:rPr>
+        <w:t>14.3</w:t>
+      </w:r>
+      <w:r>
+        <w:rPr/>
+        <w:tab/>
+        <w:t>Сценарий А3. Наблюдатель должен править план</w:t>
+      </w:r>
+    </w:p>
+    <w:p>
+      <w:pPr>
+        <w:pStyle w:val="FirstParagraph"/>
+        <w:rPr/>
+      </w:pPr>
+      <w:bookmarkStart w:id="76" w:name="X40b3630711ad101350b0dd1e981711065e8bd89"/>
+      <w:r>
+        <w:rPr/>
+        <w:t>Роль «Наблюдатель» ограничивает любой доступ просмотром. Смените роль на «Редактор» (в таблице сотрудников) и проверьте уровень доступа к проекту — «Редактирование».</w:t>
+      </w:r>
+      <w:bookmarkEnd w:id="76"/>
+    </w:p>
+    <w:p>
+      <w:pPr>
+        <w:pStyle w:val="Heading2"/>
+        <w:rPr/>
+      </w:pPr>
+      <w:bookmarkStart w:id="77" w:name="__RefHeading___Toc1416_2557720853"/>
+      <w:bookmarkStart w:id="78" w:name="X47b085d6f5d4ae9e2a209044082e45befec994f"/>
+      <w:bookmarkEnd w:id="77"/>
+      <w:r>
+        <w:rPr>
+          <w:rStyle w:val="SectionNumber"/>
+        </w:rPr>
+        <w:t>14.4</w:t>
+      </w:r>
+      <w:r>
+        <w:rPr/>
+        <w:tab/>
+        <w:t>Сценарий А4. Руководителю нужен обзор всех проектов направления</w:t>
+      </w:r>
+    </w:p>
+    <w:p>
+      <w:pPr>
+        <w:pStyle w:val="FirstParagraph"/>
         <w:rPr/>
       </w:pPr>
       <w:r>
@@ -4902,11 +6457,156 @@
           <w:b/>
           <w:bCs/>
         </w:rPr>
-        <w:t>Настройки → Вход через домен</w:t>
-      </w:r>
-      <w:r>
-        <w:rPr/>
-        <w:t>: адрес, сервисная учётная запись, Base DN, фильтр, атрибуты.</w:t>
+        <w:t>Доступы → Выдать доступ</w:t>
+      </w:r>
+      <w:r>
+        <w:rPr/>
+        <w:t>: руководитель → направление целиком → «Просмотр» (или «Редактирование»). Роль «Менеджер» даст ему право создавать проекты.</w:t>
+      </w:r>
+      <w:bookmarkEnd w:id="78"/>
+    </w:p>
+    <w:p>
+      <w:pPr>
+        <w:pStyle w:val="Heading2"/>
+        <w:rPr/>
+      </w:pPr>
+      <w:bookmarkStart w:id="79" w:name="__RefHeading___Toc1418_2557720853"/>
+      <w:bookmarkStart w:id="80" w:name="Xe1ad479a47bf9d896db09fa985b7ceb589233e6"/>
+      <w:bookmarkEnd w:id="79"/>
+      <w:r>
+        <w:rPr>
+          <w:rStyle w:val="SectionNumber"/>
+        </w:rPr>
+        <w:t>14.5</w:t>
+      </w:r>
+      <w:r>
+        <w:rPr/>
+        <w:tab/>
+        <w:t>Сценарий А5. Удалённый план нужно вернуть</w:t>
+      </w:r>
+    </w:p>
+    <w:p>
+      <w:pPr>
+        <w:pStyle w:val="FirstParagraph"/>
+        <w:rPr/>
+      </w:pPr>
+      <w:r>
+        <w:rPr>
+          <w:b/>
+          <w:bCs/>
+        </w:rPr>
+        <w:t>Корзина → Планы</w:t>
+      </w:r>
+      <w:r>
+        <w:rPr/>
+        <w:t xml:space="preserve"> → </w:t>
+      </w:r>
+      <w:r>
+        <w:rPr>
+          <w:b/>
+          <w:bCs/>
+        </w:rPr>
+        <w:t>Восстановить</w:t>
+      </w:r>
+      <w:r>
+        <w:rPr/>
+        <w:t xml:space="preserve">: план возвращается туда, откуда его удалили, — во вкладки или в архив проекта (тогда откройте проект → </w:t>
+      </w:r>
+      <w:r>
+        <w:rPr>
+          <w:b/>
+          <w:bCs/>
+        </w:rPr>
+        <w:t>Архив</w:t>
+      </w:r>
+      <w:r>
+        <w:rPr/>
+        <w:t xml:space="preserve"> → </w:t>
+      </w:r>
+      <w:r>
+        <w:rPr>
+          <w:b/>
+          <w:bCs/>
+        </w:rPr>
+        <w:t>Вернуть во вкладки</w:t>
+      </w:r>
+      <w:r>
+        <w:rPr/>
+        <w:t>).</w:t>
+      </w:r>
+      <w:bookmarkEnd w:id="80"/>
+    </w:p>
+    <w:p>
+      <w:pPr>
+        <w:pStyle w:val="Heading2"/>
+        <w:rPr/>
+      </w:pPr>
+      <w:bookmarkStart w:id="81" w:name="__RefHeading___Toc1420_2557720853"/>
+      <w:bookmarkStart w:id="82" w:name="сценарий-а6.-сотрудник-забыл-пароль"/>
+      <w:bookmarkEnd w:id="81"/>
+      <w:r>
+        <w:rPr>
+          <w:rStyle w:val="SectionNumber"/>
+        </w:rPr>
+        <w:t>14.6</w:t>
+      </w:r>
+      <w:r>
+        <w:rPr/>
+        <w:tab/>
+        <w:t>Сценарий А6. Сотрудник забыл пароль</w:t>
+      </w:r>
+    </w:p>
+    <w:p>
+      <w:pPr>
+        <w:pStyle w:val="FirstParagraph"/>
+        <w:rPr/>
+      </w:pPr>
+      <w:r>
+        <w:rPr/>
+        <w:t xml:space="preserve">Для входа по паролю системы: </w:t>
+      </w:r>
+      <w:r>
+        <w:rPr>
+          <w:b/>
+          <w:bCs/>
+        </w:rPr>
+        <w:t>Сотрудники</w:t>
+      </w:r>
+      <w:r>
+        <w:rPr/>
+        <w:t xml:space="preserve"> → карточка → </w:t>
+      </w:r>
+      <w:r>
+        <w:rPr>
+          <w:b/>
+          <w:bCs/>
+        </w:rPr>
+        <w:t>Новый пароль</w:t>
+      </w:r>
+      <w:r>
+        <w:rPr/>
+        <w:t xml:space="preserve"> → сообщите временный пароль, сотрудник сменит его в профиле. Для входа через домен пароль меняется средствами домена.</w:t>
+      </w:r>
+      <w:bookmarkEnd w:id="82"/>
+    </w:p>
+    <w:p>
+      <w:pPr>
+        <w:pStyle w:val="Heading2"/>
+        <w:rPr/>
+      </w:pPr>
+      <w:bookmarkStart w:id="83" w:name="__RefHeading___Toc1422_2557720853"/>
+      <w:bookmarkStart w:id="84" w:name="сценарий-а7.-переход-на-вход-через-домен"/>
+      <w:bookmarkEnd w:id="83"/>
+      <w:r>
+        <w:rPr>
+          <w:rStyle w:val="SectionNumber"/>
+        </w:rPr>
+        <w:t>14.7</w:t>
+      </w:r>
+      <w:r>
+        <w:rPr/>
+        <w:tab/>
+        <w:t>Сценарий А7. Переход на вход через домен</w:t>
       </w:r>
     </w:p>
     <w:p>
@@ -4914,7 +6614,7 @@
         <w:pStyle w:val="Compact"/>
         <w:numPr>
           <w:ilvl w:val="0"/>
-          <w:numId w:val="40"/>
+          <w:numId w:val="66"/>
         </w:numPr>
         <w:rPr/>
       </w:pPr>
@@ -4923,11 +6623,11 @@
           <w:b/>
           <w:bCs/>
         </w:rPr>
-        <w:t>Проверить подключение</w:t>
-      </w:r>
-      <w:r>
-        <w:rPr/>
-        <w:t>.</w:t>
+        <w:t>Настройки → Вход через домен</w:t>
+      </w:r>
+      <w:r>
+        <w:rPr/>
+        <w:t>: адрес, сервисная учётная запись, Base DN, фильтр, атрибуты.</w:t>
       </w:r>
     </w:p>
     <w:p>
@@ -4935,24 +6635,20 @@
         <w:pStyle w:val="Compact"/>
         <w:numPr>
           <w:ilvl w:val="0"/>
-          <w:numId w:val="41"/>
+          <w:numId w:val="67"/>
         </w:numPr>
         <w:rPr/>
       </w:pPr>
-      <w:r>
-        <w:rPr/>
-        <w:t xml:space="preserve">Режим </w:t>
-      </w:r>
       <w:r>
         <w:rPr>
           <w:b/>
           <w:bCs/>
         </w:rPr>
-        <w:t>Сначала домен, затем пароль системы</w:t>
-      </w:r>
-      <w:r>
-        <w:rPr/>
-        <w:t xml:space="preserve"> — переходный: работают оба способа.</w:t>
+        <w:t>Проверить подключение</w:t>
+      </w:r>
+      <w:r>
+        <w:rPr/>
+        <w:t>.</w:t>
       </w:r>
     </w:p>
     <w:p>
@@ -4960,99 +6656,24 @@
         <w:pStyle w:val="Compact"/>
         <w:numPr>
           <w:ilvl w:val="0"/>
-          <w:numId w:val="42"/>
+          <w:numId w:val="68"/>
         </w:numPr>
         <w:rPr/>
       </w:pPr>
       <w:r>
         <w:rPr/>
-        <w:t xml:space="preserve">Когда все сотрудники вошли через домен, при необходимости переключите режим на </w:t>
+        <w:t xml:space="preserve">Режим </w:t>
       </w:r>
       <w:r>
         <w:rPr>
           <w:b/>
           <w:bCs/>
         </w:rPr>
-        <w:t>Только учётная запись домена</w:t>
-      </w:r>
-      <w:r>
-        <w:rPr/>
-        <w:t xml:space="preserve"> — локальные администраторы сохранят вход по паролю.</w:t>
-      </w:r>
-      <w:bookmarkEnd w:id="72"/>
-    </w:p>
-    <w:p>
-      <w:pPr>
-        <w:pStyle w:val="Heading2"/>
-        <w:rPr/>
-      </w:pPr>
-      <w:bookmarkStart w:id="73" w:name="__RefHeading___Toc987_87357894"/>
-      <w:bookmarkStart w:id="74" w:name="сценарий-а8.-кто-удалил-строку-в-плане"/>
-      <w:bookmarkEnd w:id="73"/>
-      <w:r>
-        <w:rPr>
-          <w:rStyle w:val="SectionNumber"/>
-        </w:rPr>
-        <w:t>12.8</w:t>
-      </w:r>
-      <w:r>
-        <w:rPr/>
-        <w:tab/>
-        <w:t>Сценарий А8. Кто удалил строку в плане?</w:t>
-      </w:r>
-    </w:p>
-    <w:p>
-      <w:pPr>
-        <w:pStyle w:val="FirstParagraph"/>
-        <w:rPr/>
-      </w:pPr>
-      <w:r>
-        <w:rPr/>
-        <w:t xml:space="preserve">Откройте проект → </w:t>
-      </w:r>
-      <w:r>
-        <w:rPr>
-          <w:b/>
-          <w:bCs/>
-        </w:rPr>
-        <w:t>История плана → Журнал изменений</w:t>
-      </w:r>
-      <w:r>
-        <w:rPr/>
-        <w:t xml:space="preserve"> и отфильтруйте по сотруднику или найдите запись «… удалена». Для общей картины по системе — </w:t>
-      </w:r>
-      <w:r>
-        <w:rPr>
-          <w:b/>
-          <w:bCs/>
-        </w:rPr>
-        <w:t>Реестр изменений</w:t>
-      </w:r>
-      <w:r>
-        <w:rPr/>
-        <w:t xml:space="preserve"> с фильтром по проекту.</w:t>
-      </w:r>
-      <w:bookmarkEnd w:id="55"/>
-      <w:bookmarkEnd w:id="74"/>
-    </w:p>
-    <w:p>
-      <w:pPr>
-        <w:pStyle w:val="Heading1"/>
-        <w:rPr/>
-      </w:pPr>
-      <w:bookmarkStart w:id="75" w:name="__RefHeading___Toc989_87357894"/>
-      <w:bookmarkStart w:id="76" w:name="рекомендации-по-безопасности"/>
-      <w:bookmarkEnd w:id="75"/>
-      <w:r>
-        <w:rPr>
-          <w:rStyle w:val="SectionNumber"/>
-        </w:rPr>
-        <w:t>13</w:t>
-      </w:r>
-      <w:r>
-        <w:rPr/>
-        <w:tab/>
-        <w:t>Рекомендации по безопасности</w:t>
+        <w:t>Сначала домен, затем пароль системы</w:t>
+      </w:r>
+      <w:r>
+        <w:rPr/>
+        <w:t xml:space="preserve"> — переходный: работают оба способа.</w:t>
       </w:r>
     </w:p>
     <w:p>
@@ -5060,13 +6681,98 @@
         <w:pStyle w:val="Compact"/>
         <w:numPr>
           <w:ilvl w:val="0"/>
-          <w:numId w:val="43"/>
+          <w:numId w:val="69"/>
         </w:numPr>
         <w:rPr/>
       </w:pPr>
       <w:r>
         <w:rPr/>
-        <w:t>Держите не меньше двух активных администраторов; работайте под личными учётными записями.</w:t>
+        <w:t xml:space="preserve">Когда все сотрудники вошли через домен, при необходимости переключите режим на </w:t>
+      </w:r>
+      <w:r>
+        <w:rPr>
+          <w:b/>
+          <w:bCs/>
+        </w:rPr>
+        <w:t>Только учётная запись домена</w:t>
+      </w:r>
+      <w:r>
+        <w:rPr/>
+        <w:t xml:space="preserve"> — локальные администраторы сохранят вход по паролю.</w:t>
+      </w:r>
+      <w:bookmarkEnd w:id="84"/>
+    </w:p>
+    <w:p>
+      <w:pPr>
+        <w:pStyle w:val="Heading2"/>
+        <w:rPr/>
+      </w:pPr>
+      <w:bookmarkStart w:id="85" w:name="__RefHeading___Toc1424_2557720853"/>
+      <w:bookmarkStart w:id="86" w:name="сценарий-а8.-кто-удалил-строку-в-плане"/>
+      <w:bookmarkEnd w:id="85"/>
+      <w:r>
+        <w:rPr>
+          <w:rStyle w:val="SectionNumber"/>
+        </w:rPr>
+        <w:t>14.8</w:t>
+      </w:r>
+      <w:r>
+        <w:rPr/>
+        <w:tab/>
+        <w:t>Сценарий А8. Кто удалил строку в плане?</w:t>
+      </w:r>
+    </w:p>
+    <w:p>
+      <w:pPr>
+        <w:pStyle w:val="FirstParagraph"/>
+        <w:rPr/>
+      </w:pPr>
+      <w:r>
+        <w:rPr/>
+        <w:t xml:space="preserve">Откройте проект → </w:t>
+      </w:r>
+      <w:r>
+        <w:rPr>
+          <w:b/>
+          <w:bCs/>
+        </w:rPr>
+        <w:t>История плана → Журнал изменений</w:t>
+      </w:r>
+      <w:r>
+        <w:rPr/>
+        <w:t xml:space="preserve"> и отфильтруйте по сотруднику или найдите запись «… удалена». Для общей картины по системе — </w:t>
+      </w:r>
+      <w:r>
+        <w:rPr>
+          <w:b/>
+          <w:bCs/>
+        </w:rPr>
+        <w:t>Реестр изменений</w:t>
+      </w:r>
+      <w:r>
+        <w:rPr/>
+        <w:t xml:space="preserve"> с фильтром по проекту.</w:t>
+      </w:r>
+      <w:bookmarkEnd w:id="86"/>
+    </w:p>
+    <w:p>
+      <w:pPr>
+        <w:pStyle w:val="Heading2"/>
+        <w:rPr/>
+      </w:pPr>
+      <w:bookmarkStart w:id="87" w:name="__RefHeading___Toc1426_2557720853"/>
+      <w:bookmarkStart w:id="88" w:name="X387a919fb1df514141b31fa3d13f82a51b424f4"/>
+      <w:bookmarkEnd w:id="87"/>
+      <w:r>
+        <w:rPr>
+          <w:rStyle w:val="SectionNumber"/>
+        </w:rPr>
+        <w:t>14.9</w:t>
+      </w:r>
+      <w:r>
+        <w:rPr/>
+        <w:tab/>
+        <w:t>Сценарий А9. Структура компании из «По Делу»</w:t>
       </w:r>
     </w:p>
     <w:p>
@@ -5074,13 +6780,13 @@
         <w:pStyle w:val="Compact"/>
         <w:numPr>
           <w:ilvl w:val="0"/>
-          <w:numId w:val="44"/>
+          <w:numId w:val="70"/>
         </w:numPr>
         <w:rPr/>
       </w:pPr>
       <w:r>
         <w:rPr/>
-        <w:t>Выдавайте доступ к направлениям, а не к каждому проекту, — меньше правил, проще проверка.</w:t>
+        <w:t>В «По Делу»: «Импорт и экспорт» → выгрузите структуру (JSON) и сотрудников (ZIP с фото).</w:t>
       </w:r>
     </w:p>
     <w:p>
@@ -5088,13 +6794,46 @@
         <w:pStyle w:val="Compact"/>
         <w:numPr>
           <w:ilvl w:val="0"/>
-          <w:numId w:val="45"/>
+          <w:numId w:val="71"/>
         </w:numPr>
         <w:rPr/>
       </w:pPr>
       <w:r>
         <w:rPr/>
-        <w:t>Для увольнения отключайте учётную запись; удаляйте только ошибочно созданные.</w:t>
+        <w:t xml:space="preserve">В «Пульсе»: «Администрирование → Импорт и экспорт» → </w:t>
+      </w:r>
+      <w:r>
+        <w:rPr>
+          <w:b/>
+          <w:bCs/>
+        </w:rPr>
+        <w:t>Структура (JSON)</w:t>
+      </w:r>
+      <w:r>
+        <w:rPr/>
+        <w:t xml:space="preserve"> → файл → </w:t>
+      </w:r>
+      <w:r>
+        <w:rPr>
+          <w:b/>
+          <w:bCs/>
+        </w:rPr>
+        <w:t>Проверить</w:t>
+      </w:r>
+      <w:r>
+        <w:rPr/>
+        <w:t xml:space="preserve"> → </w:t>
+      </w:r>
+      <w:r>
+        <w:rPr>
+          <w:b/>
+          <w:bCs/>
+        </w:rPr>
+        <w:t>Применить</w:t>
+      </w:r>
+      <w:r>
+        <w:rPr/>
+        <w:t>: появятся подразделения, типы и руководители (руководители, которых ещё нет в «Пульсе», будут назначены при загрузке сотрудников).</w:t>
       </w:r>
     </w:p>
     <w:p>
@@ -5102,13 +6841,42 @@
         <w:pStyle w:val="Compact"/>
         <w:numPr>
           <w:ilvl w:val="0"/>
-          <w:numId w:val="46"/>
+          <w:numId w:val="72"/>
         </w:numPr>
         <w:rPr/>
       </w:pPr>
       <w:r>
-        <w:rPr/>
-        <w:t>Включите HTTPS (руководство по развёртыванию) — пароли и сессии не должны идти по сети открытым текстом.</w:t>
+        <w:rPr>
+          <w:b/>
+          <w:bCs/>
+        </w:rPr>
+        <w:t>Сотрудники</w:t>
+      </w:r>
+      <w:r>
+        <w:rPr/>
+        <w:t xml:space="preserve"> → тот же ZIP → </w:t>
+      </w:r>
+      <w:r>
+        <w:rPr>
+          <w:b/>
+          <w:bCs/>
+        </w:rPr>
+        <w:t>Проверить</w:t>
+      </w:r>
+      <w:r>
+        <w:rPr/>
+        <w:t xml:space="preserve">: сотрудники сопоставляются по email (или логину); расхождения решите на карточках («Система» или «Файл») → </w:t>
+      </w:r>
+      <w:r>
+        <w:rPr>
+          <w:b/>
+          <w:bCs/>
+        </w:rPr>
+        <w:t>Применить</w:t>
+      </w:r>
+      <w:r>
+        <w:rPr/>
+        <w:t>.</w:t>
       </w:r>
     </w:p>
     <w:p>
@@ -5116,51 +6884,349 @@
         <w:pStyle w:val="Compact"/>
         <w:numPr>
           <w:ilvl w:val="0"/>
-          <w:numId w:val="47"/>
+          <w:numId w:val="73"/>
         </w:numPr>
         <w:rPr/>
       </w:pPr>
-      <w:r>
-        <w:rPr/>
-        <w:t xml:space="preserve">Регулярно смотрите </w:t>
+      <w:bookmarkStart w:id="89" w:name="X387a919fb1df514141b31fa3d13f82a51b424f4"/>
+      <w:r>
+        <w:rPr/>
+        <w:t>Проверьте «Структура компании» в главном меню.</w:t>
+      </w:r>
+      <w:bookmarkEnd w:id="89"/>
+    </w:p>
+    <w:p>
+      <w:pPr>
+        <w:pStyle w:val="Heading2"/>
+        <w:rPr/>
+      </w:pPr>
+      <w:bookmarkStart w:id="90" w:name="__RefHeading___Toc1428_2557720853"/>
+      <w:bookmarkStart w:id="91" w:name="Xa559ee2f1a0fdc2b80a1f0cd131cb58a0b5e8f8"/>
+      <w:bookmarkEnd w:id="90"/>
+      <w:r>
+        <w:rPr>
+          <w:rStyle w:val="SectionNumber"/>
+        </w:rPr>
+        <w:t>14.10</w:t>
+      </w:r>
+      <w:r>
+        <w:rPr/>
+        <w:tab/>
+        <w:t>Сценарий А10. Отдел продаж должен видеть все проекты направления «Коммерция»</w:t>
+      </w:r>
+    </w:p>
+    <w:p>
+      <w:pPr>
+        <w:pStyle w:val="Compact"/>
+        <w:numPr>
+          <w:ilvl w:val="0"/>
+          <w:numId w:val="74"/>
+        </w:numPr>
+        <w:rPr/>
+      </w:pPr>
+      <w:r>
+        <w:rPr/>
+        <w:t>«Доступы → Выдать доступ → Подразделениям» → отметьте «Продажи».</w:t>
+      </w:r>
+    </w:p>
+    <w:p>
+      <w:pPr>
+        <w:pStyle w:val="Compact"/>
+        <w:numPr>
+          <w:ilvl w:val="0"/>
+          <w:numId w:val="75"/>
+        </w:numPr>
+        <w:rPr/>
+      </w:pPr>
+      <w:r>
+        <w:rPr/>
+        <w:t xml:space="preserve">В середине — направление «Коммерция» целиком; уровень «Просмотр» → </w:t>
       </w:r>
       <w:r>
         <w:rPr>
           <w:b/>
           <w:bCs/>
         </w:rPr>
-        <w:t>Доступы → Кто что видит</w:t>
-      </w:r>
-      <w:r>
-        <w:rPr/>
-        <w:t xml:space="preserve"> и </w:t>
+        <w:t>Выдать доступ</w:t>
+      </w:r>
+      <w:r>
+        <w:rPr/>
+        <w:t>.</w:t>
+      </w:r>
+    </w:p>
+    <w:p>
+      <w:pPr>
+        <w:pStyle w:val="Compact"/>
+        <w:numPr>
+          <w:ilvl w:val="0"/>
+          <w:numId w:val="76"/>
+        </w:numPr>
+        <w:rPr/>
+      </w:pPr>
+      <w:bookmarkStart w:id="92" w:name="Xa559ee2f1a0fdc2b80a1f0cd131cb58a0b5e8f8"/>
+      <w:r>
+        <w:rPr/>
+        <w:t>Новые сотрудники отдела увидят проекты сразу после того, как им укажут подразделение.</w:t>
+      </w:r>
+      <w:bookmarkEnd w:id="92"/>
+    </w:p>
+    <w:p>
+      <w:pPr>
+        <w:pStyle w:val="Heading2"/>
+        <w:rPr/>
+      </w:pPr>
+      <w:bookmarkStart w:id="93" w:name="__RefHeading___Toc1430_2557720853"/>
+      <w:bookmarkStart w:id="94" w:name="сценарий-а11.-подключение-jira"/>
+      <w:bookmarkEnd w:id="93"/>
+      <w:r>
+        <w:rPr>
+          <w:rStyle w:val="SectionNumber"/>
+        </w:rPr>
+        <w:t>14.11</w:t>
+      </w:r>
+      <w:r>
+        <w:rPr/>
+        <w:tab/>
+        <w:t>Сценарий А11. Подключение Jira</w:t>
+      </w:r>
+    </w:p>
+    <w:p>
+      <w:pPr>
+        <w:pStyle w:val="Compact"/>
+        <w:numPr>
+          <w:ilvl w:val="0"/>
+          <w:numId w:val="77"/>
+        </w:numPr>
+        <w:rPr/>
+      </w:pPr>
+      <w:r>
+        <w:rPr/>
+        <w:t>Заведите в Jira сервисную учётную запись с правом просмотра нужных проектов; для Jira Server/DC 8.14+ — Personal Access Token.</w:t>
+      </w:r>
+    </w:p>
+    <w:p>
+      <w:pPr>
+        <w:pStyle w:val="Compact"/>
+        <w:numPr>
+          <w:ilvl w:val="0"/>
+          <w:numId w:val="78"/>
+        </w:numPr>
+        <w:rPr/>
+      </w:pPr>
+      <w:r>
+        <w:rPr/>
+        <w:t xml:space="preserve">«Администрирование → Интеграции» → адрес, способ входа, учётная запись, токен → </w:t>
       </w:r>
       <w:r>
         <w:rPr>
           <w:b/>
           <w:bCs/>
         </w:rPr>
+        <w:t>Проверить подключение</w:t>
+      </w:r>
+      <w:r>
+        <w:rPr/>
+        <w:t xml:space="preserve"> → </w:t>
+      </w:r>
+      <w:r>
+        <w:rPr>
+          <w:b/>
+          <w:bCs/>
+        </w:rPr>
+        <w:t>Сохранить</w:t>
+      </w:r>
+      <w:r>
+        <w:rPr/>
+        <w:t>.</w:t>
+      </w:r>
+    </w:p>
+    <w:p>
+      <w:pPr>
+        <w:pStyle w:val="Compact"/>
+        <w:numPr>
+          <w:ilvl w:val="0"/>
+          <w:numId w:val="79"/>
+        </w:numPr>
+        <w:rPr/>
+      </w:pPr>
+      <w:r>
+        <w:rPr/>
+        <w:t xml:space="preserve">Если сервер ходит в интернет через прокси — задайте </w:t>
+      </w:r>
+      <w:r>
+        <w:rPr>
+          <w:rStyle w:val="VerbatimChar"/>
+        </w:rPr>
+        <w:t>HTTPS_PROXY</w:t>
+      </w:r>
+      <w:r>
+        <w:rPr/>
+        <w:t xml:space="preserve"> в </w:t>
+      </w:r>
+      <w:r>
+        <w:rPr>
+          <w:rStyle w:val="VerbatimChar"/>
+        </w:rPr>
+        <w:t>.env</w:t>
+      </w:r>
+      <w:r>
+        <w:rPr/>
+        <w:t xml:space="preserve"> (руководство по развёртыванию).</w:t>
+      </w:r>
+    </w:p>
+    <w:p>
+      <w:pPr>
+        <w:pStyle w:val="Compact"/>
+        <w:numPr>
+          <w:ilvl w:val="0"/>
+          <w:numId w:val="80"/>
+        </w:numPr>
+        <w:rPr/>
+      </w:pPr>
+      <w:r>
+        <w:rPr/>
+        <w:t xml:space="preserve">Сообщите сотрудникам: в карточке строки — ключ задачи, в плане — меню </w:t>
+      </w:r>
+      <w:r>
+        <w:rPr>
+          <w:b/>
+          <w:bCs/>
+        </w:rPr>
+        <w:t>J</w:t>
+      </w:r>
+      <w:r>
+        <w:rPr/>
+        <w:t>.</w:t>
+      </w:r>
+      <w:bookmarkEnd w:id="67"/>
+      <w:bookmarkEnd w:id="94"/>
+    </w:p>
+    <w:p>
+      <w:pPr>
+        <w:pStyle w:val="Heading1"/>
+        <w:rPr/>
+      </w:pPr>
+      <w:bookmarkStart w:id="95" w:name="__RefHeading___Toc1432_2557720853"/>
+      <w:bookmarkStart w:id="96" w:name="рекомендации-по-безопасности"/>
+      <w:bookmarkEnd w:id="95"/>
+      <w:r>
+        <w:rPr>
+          <w:rStyle w:val="SectionNumber"/>
+        </w:rPr>
+        <w:t>15</w:t>
+      </w:r>
+      <w:r>
+        <w:rPr/>
+        <w:tab/>
+        <w:t>Рекомендации по безопасности</w:t>
+      </w:r>
+    </w:p>
+    <w:p>
+      <w:pPr>
+        <w:pStyle w:val="Compact"/>
+        <w:numPr>
+          <w:ilvl w:val="0"/>
+          <w:numId w:val="81"/>
+        </w:numPr>
+        <w:rPr/>
+      </w:pPr>
+      <w:r>
+        <w:rPr/>
+        <w:t>Держите не меньше двух активных администраторов; работайте под личными учётными записями.</w:t>
+      </w:r>
+    </w:p>
+    <w:p>
+      <w:pPr>
+        <w:pStyle w:val="Compact"/>
+        <w:numPr>
+          <w:ilvl w:val="0"/>
+          <w:numId w:val="82"/>
+        </w:numPr>
+        <w:rPr/>
+      </w:pPr>
+      <w:r>
+        <w:rPr/>
+        <w:t>Выдавайте доступ к направлениям, а не к каждому проекту, — меньше правил, проще проверка.</w:t>
+      </w:r>
+    </w:p>
+    <w:p>
+      <w:pPr>
+        <w:pStyle w:val="Compact"/>
+        <w:numPr>
+          <w:ilvl w:val="0"/>
+          <w:numId w:val="83"/>
+        </w:numPr>
+        <w:rPr/>
+      </w:pPr>
+      <w:r>
+        <w:rPr/>
+        <w:t>Для увольнения отключайте учётную запись; удаляйте только ошибочно созданные.</w:t>
+      </w:r>
+    </w:p>
+    <w:p>
+      <w:pPr>
+        <w:pStyle w:val="Compact"/>
+        <w:numPr>
+          <w:ilvl w:val="0"/>
+          <w:numId w:val="84"/>
+        </w:numPr>
+        <w:rPr/>
+      </w:pPr>
+      <w:r>
+        <w:rPr/>
+        <w:t>Включите HTTPS (руководство по развёртыванию) — пароли и сессии не должны идти по сети открытым текстом.</w:t>
+      </w:r>
+    </w:p>
+    <w:p>
+      <w:pPr>
+        <w:pStyle w:val="Compact"/>
+        <w:numPr>
+          <w:ilvl w:val="0"/>
+          <w:numId w:val="85"/>
+        </w:numPr>
+        <w:rPr/>
+      </w:pPr>
+      <w:r>
+        <w:rPr/>
+        <w:t xml:space="preserve">Регулярно смотрите </w:t>
+      </w:r>
+      <w:r>
+        <w:rPr>
+          <w:b/>
+          <w:bCs/>
+        </w:rPr>
+        <w:t>Доступы → Кто что видит</w:t>
+      </w:r>
+      <w:r>
+        <w:rPr/>
+        <w:t xml:space="preserve"> и </w:t>
+      </w:r>
+      <w:r>
+        <w:rPr>
+          <w:b/>
+          <w:bCs/>
+        </w:rPr>
         <w:t>Реестр изменений</w:t>
       </w:r>
       <w:r>
         <w:rPr/>
         <w:t>.</w:t>
       </w:r>
-      <w:bookmarkEnd w:id="76"/>
+      <w:bookmarkEnd w:id="96"/>
     </w:p>
     <w:p>
       <w:pPr>
         <w:pStyle w:val="Heading1"/>
         <w:rPr/>
       </w:pPr>
-      <w:bookmarkStart w:id="77" w:name="__RefHeading___Toc991_87357894"/>
-      <w:bookmarkStart w:id="78" w:name="частые-вопросы"/>
-      <w:bookmarkEnd w:id="77"/>
+      <w:bookmarkStart w:id="97" w:name="__RefHeading___Toc1434_2557720853"/>
+      <w:bookmarkStart w:id="98" w:name="частые-вопросы"/>
+      <w:bookmarkEnd w:id="97"/>
       <w:r>
         <w:rPr>
           <w:rStyle w:val="SectionNumber"/>
         </w:rPr>
-        <w:t>14</w:t>
+        <w:t>16</w:t>
       </w:r>
       <w:r>
         <w:rPr/>
@@ -5258,12 +7324,12 @@
         <w:rPr/>
         <w:t xml:space="preserve"> У каждого плана свои — «Настройки графика» на экране проекта (руководство пользователя).</w:t>
       </w:r>
-      <w:bookmarkEnd w:id="78"/>
+      <w:bookmarkEnd w:id="98"/>
     </w:p>
     <w:sectPr>
-      <w:footerReference w:type="even" r:id="rId11"/>
-      <w:footerReference w:type="default" r:id="rId12"/>
-      <w:footerReference w:type="first" r:id="rId13"/>
+      <w:footerReference w:type="even" r:id="rId15"/>
+      <w:footerReference w:type="default" r:id="rId16"/>
+      <w:footerReference w:type="first" r:id="rId17"/>
       <w:type w:val="nextPage"/>
       <w:pgSz w:w="12240" w:h="15840"/>
       <w:pgMar w:left="1440" w:right="1440" w:gutter="0" w:header="0" w:top="1440" w:footer="720" w:bottom="1440"/>
@@ -5304,7 +7370,7 @@
         <w:color w:val="8A92A6"/>
         <w:sz w:val="16"/>
       </w:rPr>
-      <w:t xml:space="preserve">Пульс Проекта 0.2.1 · стр. </w:t>
+      <w:t xml:space="preserve">Пульс Проекта 0.3.0 · стр. </w:t>
     </w:r>
     <w:r>
       <w:rPr/>
@@ -5320,7 +7386,7 @@
     </w:r>
     <w:r>
       <w:rPr/>
-      <w:t>21</w:t>
+      <w:t>27</w:t>
     </w:r>
     <w:r>
       <w:rPr/>
@@ -5343,7 +7409,7 @@
         <w:color w:val="8A92A6"/>
         <w:sz w:val="16"/>
       </w:rPr>
-      <w:t xml:space="preserve">Пульс Проекта 0.2.1 · стр. </w:t>
+      <w:t xml:space="preserve">Пульс Проекта 0.3.0 · стр. </w:t>
     </w:r>
     <w:r>
       <w:rPr/>
@@ -5359,7 +7425,7 @@
     </w:r>
     <w:r>
       <w:rPr/>
-      <w:t>21</w:t>
+      <w:t>27</w:t>
     </w:r>
     <w:r>
       <w:rPr/>
@@ -5373,6 +7439,142 @@
 <w:numbering xmlns:w="http://schemas.openxmlformats.org/wordprocessingml/2006/main" xmlns:o="urn:schemas-microsoft-com:office:office" xmlns:r="http://schemas.openxmlformats.org/officeDocument/2006/relationships" xmlns:v="urn:schemas-microsoft-com:vml" xmlns:mc="http://schemas.openxmlformats.org/markup-compatibility/2006" xmlns:w14="http://schemas.microsoft.com/office/word/2010/wordml" mc:Ignorable="w14">
   <w:abstractNum w:abstractNumId="1">
     <w:lvl w:ilvl="0">
+      <w:numFmt w:val="bullet"/>
+      <w:lvlText w:val=""/>
+      <w:lvlJc w:val="left"/>
+      <w:pPr>
+        <w:tabs>
+          <w:tab w:val="num" w:pos="0"/>
+        </w:tabs>
+        <w:ind w:left="720" w:hanging="480"/>
+      </w:pPr>
+      <w:rPr>
+        <w:rFonts w:ascii="Symbol" w:hAnsi="Symbol" w:cs="Symbol" w:hint="default"/>
+      </w:rPr>
+    </w:lvl>
+    <w:lvl w:ilvl="1">
+      <w:start w:val="0"/>
+      <w:numFmt w:val="bullet"/>
+      <w:lvlText w:val=""/>
+      <w:lvlJc w:val="left"/>
+      <w:pPr>
+        <w:tabs>
+          <w:tab w:val="num" w:pos="0"/>
+        </w:tabs>
+        <w:ind w:left="1440" w:hanging="480"/>
+      </w:pPr>
+      <w:rPr>
+        <w:rFonts w:ascii="Symbol" w:hAnsi="Symbol" w:cs="Symbol" w:hint="default"/>
+      </w:rPr>
+    </w:lvl>
+    <w:lvl w:ilvl="2">
+      <w:start w:val="0"/>
+      <w:numFmt w:val="bullet"/>
+      <w:lvlText w:val=""/>
+      <w:lvlJc w:val="left"/>
+      <w:pPr>
+        <w:tabs>
+          <w:tab w:val="num" w:pos="0"/>
+        </w:tabs>
+        <w:ind w:left="2160" w:hanging="480"/>
+      </w:pPr>
+      <w:rPr>
+        <w:rFonts w:ascii="Symbol" w:hAnsi="Symbol" w:cs="Symbol" w:hint="default"/>
+      </w:rPr>
+    </w:lvl>
+    <w:lvl w:ilvl="3">
+      <w:start w:val="0"/>
+      <w:numFmt w:val="bullet"/>
+      <w:lvlText w:val=""/>
+      <w:lvlJc w:val="left"/>
+      <w:pPr>
+        <w:tabs>
+          <w:tab w:val="num" w:pos="0"/>
+        </w:tabs>
+        <w:ind w:left="2880" w:hanging="480"/>
+      </w:pPr>
+      <w:rPr>
+        <w:rFonts w:ascii="Symbol" w:hAnsi="Symbol" w:cs="Symbol" w:hint="default"/>
+      </w:rPr>
+    </w:lvl>
+    <w:lvl w:ilvl="4">
+      <w:start w:val="0"/>
+      <w:numFmt w:val="bullet"/>
+      <w:lvlText w:val=""/>
+      <w:lvlJc w:val="left"/>
+      <w:pPr>
+        <w:tabs>
+          <w:tab w:val="num" w:pos="0"/>
+        </w:tabs>
+        <w:ind w:left="3600" w:hanging="480"/>
+      </w:pPr>
+      <w:rPr>
+        <w:rFonts w:ascii="Symbol" w:hAnsi="Symbol" w:cs="Symbol" w:hint="default"/>
+      </w:rPr>
+    </w:lvl>
+    <w:lvl w:ilvl="5">
+      <w:start w:val="0"/>
+      <w:numFmt w:val="bullet"/>
+      <w:lvlText w:val=""/>
+      <w:lvlJc w:val="left"/>
+      <w:pPr>
+        <w:tabs>
+          <w:tab w:val="num" w:pos="0"/>
+        </w:tabs>
+        <w:ind w:left="4320" w:hanging="480"/>
+      </w:pPr>
+      <w:rPr>
+        <w:rFonts w:ascii="Symbol" w:hAnsi="Symbol" w:cs="Symbol" w:hint="default"/>
+      </w:rPr>
+    </w:lvl>
+    <w:lvl w:ilvl="6">
+      <w:start w:val="0"/>
+      <w:numFmt w:val="bullet"/>
+      <w:lvlText w:val=""/>
+      <w:lvlJc w:val="left"/>
+      <w:pPr>
+        <w:tabs>
+          <w:tab w:val="num" w:pos="0"/>
+        </w:tabs>
+        <w:ind w:left="5040" w:hanging="480"/>
+      </w:pPr>
+      <w:rPr>
+        <w:rFonts w:ascii="Symbol" w:hAnsi="Symbol" w:cs="Symbol" w:hint="default"/>
+      </w:rPr>
+    </w:lvl>
+    <w:lvl w:ilvl="7">
+      <w:start w:val="0"/>
+      <w:numFmt w:val="bullet"/>
+      <w:lvlText w:val=""/>
+      <w:lvlJc w:val="left"/>
+      <w:pPr>
+        <w:tabs>
+          <w:tab w:val="num" w:pos="0"/>
+        </w:tabs>
+        <w:ind w:left="5760" w:hanging="480"/>
+      </w:pPr>
+      <w:rPr>
+        <w:rFonts w:ascii="Symbol" w:hAnsi="Symbol" w:cs="Symbol" w:hint="default"/>
+      </w:rPr>
+    </w:lvl>
+    <w:lvl w:ilvl="8">
+      <w:start w:val="0"/>
+      <w:numFmt w:val="bullet"/>
+      <w:lvlText w:val=""/>
+      <w:lvlJc w:val="left"/>
+      <w:pPr>
+        <w:tabs>
+          <w:tab w:val="num" w:pos="0"/>
+        </w:tabs>
+        <w:ind w:left="6480" w:hanging="480"/>
+      </w:pPr>
+      <w:rPr>
+        <w:rFonts w:ascii="Symbol" w:hAnsi="Symbol" w:cs="Symbol" w:hint="default"/>
+      </w:rPr>
+    </w:lvl>
+  </w:abstractNum>
+  <w:abstractNum w:abstractNumId="2">
+    <w:lvl w:ilvl="0">
       <w:start w:val="1"/>
       <w:numFmt w:val="decimal"/>
       <w:lvlText w:val="%1."/>
@@ -5490,7 +7692,7 @@
       <w:rPr/>
     </w:lvl>
   </w:abstractNum>
-  <w:abstractNum w:abstractNumId="2">
+  <w:abstractNum w:abstractNumId="3">
     <w:lvl w:ilvl="0">
       <w:numFmt w:val="bullet"/>
       <w:lvlText w:val=""/>
@@ -5624,125 +7826,6 @@
       <w:rPr>
         <w:rFonts w:ascii="Symbol" w:hAnsi="Symbol" w:cs="Symbol" w:hint="default"/>
       </w:rPr>
-    </w:lvl>
-  </w:abstractNum>
-  <w:abstractNum w:abstractNumId="3">
-    <w:lvl w:ilvl="0">
-      <w:start w:val="1"/>
-      <w:numFmt w:val="decimal"/>
-      <w:lvlText w:val="%1."/>
-      <w:lvlJc w:val="left"/>
-      <w:pPr>
-        <w:tabs>
-          <w:tab w:val="num" w:pos="0"/>
-        </w:tabs>
-        <w:ind w:left="720" w:hanging="480"/>
-      </w:pPr>
-      <w:rPr/>
-    </w:lvl>
-    <w:lvl w:ilvl="1">
-      <w:start w:val="1"/>
-      <w:numFmt w:val="decimal"/>
-      <w:lvlText w:val="%2."/>
-      <w:lvlJc w:val="left"/>
-      <w:pPr>
-        <w:tabs>
-          <w:tab w:val="num" w:pos="0"/>
-        </w:tabs>
-        <w:ind w:left="1440" w:hanging="480"/>
-      </w:pPr>
-      <w:rPr/>
-    </w:lvl>
-    <w:lvl w:ilvl="2">
-      <w:start w:val="1"/>
-      <w:numFmt w:val="decimal"/>
-      <w:lvlText w:val="%3."/>
-      <w:lvlJc w:val="left"/>
-      <w:pPr>
-        <w:tabs>
-          <w:tab w:val="num" w:pos="0"/>
-        </w:tabs>
-        <w:ind w:left="2160" w:hanging="480"/>
-      </w:pPr>
-      <w:rPr/>
-    </w:lvl>
-    <w:lvl w:ilvl="3">
-      <w:start w:val="1"/>
-      <w:numFmt w:val="decimal"/>
-      <w:lvlText w:val="%4."/>
-      <w:lvlJc w:val="left"/>
-      <w:pPr>
-        <w:tabs>
-          <w:tab w:val="num" w:pos="0"/>
-        </w:tabs>
-        <w:ind w:left="2880" w:hanging="480"/>
-      </w:pPr>
-      <w:rPr/>
-    </w:lvl>
-    <w:lvl w:ilvl="4">
-      <w:start w:val="1"/>
-      <w:numFmt w:val="decimal"/>
-      <w:lvlText w:val="%5."/>
-      <w:lvlJc w:val="left"/>
-      <w:pPr>
-        <w:tabs>
-          <w:tab w:val="num" w:pos="0"/>
-        </w:tabs>
-        <w:ind w:left="3600" w:hanging="480"/>
-      </w:pPr>
-      <w:rPr/>
-    </w:lvl>
-    <w:lvl w:ilvl="5">
-      <w:start w:val="1"/>
-      <w:numFmt w:val="decimal"/>
-      <w:lvlText w:val="%6."/>
-      <w:lvlJc w:val="left"/>
-      <w:pPr>
-        <w:tabs>
-          <w:tab w:val="num" w:pos="0"/>
-        </w:tabs>
-        <w:ind w:left="4320" w:hanging="480"/>
-      </w:pPr>
-      <w:rPr/>
-    </w:lvl>
-    <w:lvl w:ilvl="6">
-      <w:start w:val="1"/>
-      <w:numFmt w:val="decimal"/>
-      <w:lvlText w:val="%7."/>
-      <w:lvlJc w:val="left"/>
-      <w:pPr>
-        <w:tabs>
-          <w:tab w:val="num" w:pos="0"/>
-        </w:tabs>
-        <w:ind w:left="5040" w:hanging="480"/>
-      </w:pPr>
-      <w:rPr/>
-    </w:lvl>
-    <w:lvl w:ilvl="7">
-      <w:start w:val="1"/>
-      <w:numFmt w:val="decimal"/>
-      <w:lvlText w:val="%8."/>
-      <w:lvlJc w:val="left"/>
-      <w:pPr>
-        <w:tabs>
-          <w:tab w:val="num" w:pos="0"/>
-        </w:tabs>
-        <w:ind w:left="5760" w:hanging="480"/>
-      </w:pPr>
-      <w:rPr/>
-    </w:lvl>
-    <w:lvl w:ilvl="8">
-      <w:start w:val="1"/>
-      <w:numFmt w:val="decimal"/>
-      <w:lvlText w:val="%9."/>
-      <w:lvlJc w:val="left"/>
-      <w:pPr>
-        <w:tabs>
-          <w:tab w:val="num" w:pos="0"/>
-        </w:tabs>
-        <w:ind w:left="6480" w:hanging="480"/>
-      </w:pPr>
-      <w:rPr/>
     </w:lvl>
   </w:abstractNum>
   <w:abstractNum w:abstractNumId="4">
@@ -5866,8 +7949,9 @@
   </w:abstractNum>
   <w:abstractNum w:abstractNumId="5">
     <w:lvl w:ilvl="0">
-      <w:numFmt w:val="bullet"/>
-      <w:lvlText w:val=""/>
+      <w:start w:val="1"/>
+      <w:numFmt w:val="decimal"/>
+      <w:lvlText w:val="%1."/>
       <w:lvlJc w:val="left"/>
       <w:pPr>
         <w:tabs>
@@ -5875,14 +7959,12 @@
         </w:tabs>
         <w:ind w:left="720" w:hanging="480"/>
       </w:pPr>
-      <w:rPr>
-        <w:rFonts w:ascii="Symbol" w:hAnsi="Symbol" w:cs="Symbol" w:hint="default"/>
-      </w:rPr>
+      <w:rPr/>
     </w:lvl>
     <w:lvl w:ilvl="1">
-      <w:start w:val="0"/>
-      <w:numFmt w:val="bullet"/>
-      <w:lvlText w:val=""/>
+      <w:start w:val="1"/>
+      <w:numFmt w:val="decimal"/>
+      <w:lvlText w:val="%2."/>
       <w:lvlJc w:val="left"/>
       <w:pPr>
         <w:tabs>
@@ -5890,14 +7972,12 @@
         </w:tabs>
         <w:ind w:left="1440" w:hanging="480"/>
       </w:pPr>
-      <w:rPr>
-        <w:rFonts w:ascii="Symbol" w:hAnsi="Symbol" w:cs="Symbol" w:hint="default"/>
-      </w:rPr>
+      <w:rPr/>
     </w:lvl>
     <w:lvl w:ilvl="2">
-      <w:start w:val="0"/>
-      <w:numFmt w:val="bullet"/>
-      <w:lvlText w:val=""/>
+      <w:start w:val="1"/>
+      <w:numFmt w:val="decimal"/>
+      <w:lvlText w:val="%3."/>
       <w:lvlJc w:val="left"/>
       <w:pPr>
         <w:tabs>
@@ -5905,14 +7985,12 @@
         </w:tabs>
         <w:ind w:left="2160" w:hanging="480"/>
       </w:pPr>
-      <w:rPr>
-        <w:rFonts w:ascii="Symbol" w:hAnsi="Symbol" w:cs="Symbol" w:hint="default"/>
-      </w:rPr>
+      <w:rPr/>
     </w:lvl>
     <w:lvl w:ilvl="3">
-      <w:start w:val="0"/>
-      <w:numFmt w:val="bullet"/>
-      <w:lvlText w:val=""/>
+      <w:start w:val="1"/>
+      <w:numFmt w:val="decimal"/>
+      <w:lvlText w:val="%4."/>
       <w:lvlJc w:val="left"/>
       <w:pPr>
         <w:tabs>
@@ -5920,14 +7998,12 @@
         </w:tabs>
         <w:ind w:left="2880" w:hanging="480"/>
       </w:pPr>
-      <w:rPr>
-        <w:rFonts w:ascii="Symbol" w:hAnsi="Symbol" w:cs="Symbol" w:hint="default"/>
-      </w:rPr>
+      <w:rPr/>
     </w:lvl>
     <w:lvl w:ilvl="4">
-      <w:start w:val="0"/>
-      <w:numFmt w:val="bullet"/>
-      <w:lvlText w:val=""/>
+      <w:start w:val="1"/>
+      <w:numFmt w:val="decimal"/>
+      <w:lvlText w:val="%5."/>
       <w:lvlJc w:val="left"/>
       <w:pPr>
         <w:tabs>
@@ -5935,14 +8011,12 @@
         </w:tabs>
         <w:ind w:left="3600" w:hanging="480"/>
       </w:pPr>
-      <w:rPr>
-        <w:rFonts w:ascii="Symbol" w:hAnsi="Symbol" w:cs="Symbol" w:hint="default"/>
-      </w:rPr>
+      <w:rPr/>
     </w:lvl>
     <w:lvl w:ilvl="5">
-      <w:start w:val="0"/>
-      <w:numFmt w:val="bullet"/>
-      <w:lvlText w:val=""/>
+      <w:start w:val="1"/>
+      <w:numFmt w:val="decimal"/>
+      <w:lvlText w:val="%6."/>
       <w:lvlJc w:val="left"/>
       <w:pPr>
         <w:tabs>
@@ -5950,14 +8024,12 @@
         </w:tabs>
         <w:ind w:left="4320" w:hanging="480"/>
       </w:pPr>
-      <w:rPr>
-        <w:rFonts w:ascii="Symbol" w:hAnsi="Symbol" w:cs="Symbol" w:hint="default"/>
-      </w:rPr>
+      <w:rPr/>
     </w:lvl>
     <w:lvl w:ilvl="6">
-      <w:start w:val="0"/>
-      <w:numFmt w:val="bullet"/>
-      <w:lvlText w:val=""/>
+      <w:start w:val="1"/>
+      <w:numFmt w:val="decimal"/>
+      <w:lvlText w:val="%7."/>
       <w:lvlJc w:val="left"/>
       <w:pPr>
         <w:tabs>
@@ -5965,14 +8037,12 @@
         </w:tabs>
         <w:ind w:left="5040" w:hanging="480"/>
       </w:pPr>
-      <w:rPr>
-        <w:rFonts w:ascii="Symbol" w:hAnsi="Symbol" w:cs="Symbol" w:hint="default"/>
-      </w:rPr>
+      <w:rPr/>
     </w:lvl>
     <w:lvl w:ilvl="7">
-      <w:start w:val="0"/>
-      <w:numFmt w:val="bullet"/>
-      <w:lvlText w:val=""/>
+      <w:start w:val="1"/>
+      <w:numFmt w:val="decimal"/>
+      <w:lvlText w:val="%8."/>
       <w:lvlJc w:val="left"/>
       <w:pPr>
         <w:tabs>
@@ -5980,14 +8050,12 @@
         </w:tabs>
         <w:ind w:left="5760" w:hanging="480"/>
       </w:pPr>
-      <w:rPr>
-        <w:rFonts w:ascii="Symbol" w:hAnsi="Symbol" w:cs="Symbol" w:hint="default"/>
-      </w:rPr>
+      <w:rPr/>
     </w:lvl>
     <w:lvl w:ilvl="8">
-      <w:start w:val="0"/>
-      <w:numFmt w:val="bullet"/>
-      <w:lvlText w:val=""/>
+      <w:start w:val="1"/>
+      <w:numFmt w:val="decimal"/>
+      <w:lvlText w:val="%9."/>
       <w:lvlJc w:val="left"/>
       <w:pPr>
         <w:tabs>
@@ -5995,9 +8063,7 @@
         </w:tabs>
         <w:ind w:left="6480" w:hanging="480"/>
       </w:pPr>
-      <w:rPr>
-        <w:rFonts w:ascii="Symbol" w:hAnsi="Symbol" w:cs="Symbol" w:hint="default"/>
-      </w:rPr>
+      <w:rPr/>
     </w:lvl>
   </w:abstractNum>
   <w:abstractNum w:abstractNumId="6">
@@ -6274,6 +8340,125 @@
   </w:abstractNum>
   <w:abstractNum w:abstractNumId="8">
     <w:lvl w:ilvl="0">
+      <w:start w:val="1"/>
+      <w:numFmt w:val="decimal"/>
+      <w:lvlText w:val="%1."/>
+      <w:lvlJc w:val="left"/>
+      <w:pPr>
+        <w:tabs>
+          <w:tab w:val="num" w:pos="0"/>
+        </w:tabs>
+        <w:ind w:left="720" w:hanging="480"/>
+      </w:pPr>
+      <w:rPr/>
+    </w:lvl>
+    <w:lvl w:ilvl="1">
+      <w:start w:val="1"/>
+      <w:numFmt w:val="decimal"/>
+      <w:lvlText w:val="%2."/>
+      <w:lvlJc w:val="left"/>
+      <w:pPr>
+        <w:tabs>
+          <w:tab w:val="num" w:pos="0"/>
+        </w:tabs>
+        <w:ind w:left="1440" w:hanging="480"/>
+      </w:pPr>
+      <w:rPr/>
+    </w:lvl>
+    <w:lvl w:ilvl="2">
+      <w:start w:val="1"/>
+      <w:numFmt w:val="decimal"/>
+      <w:lvlText w:val="%3."/>
+      <w:lvlJc w:val="left"/>
+      <w:pPr>
+        <w:tabs>
+          <w:tab w:val="num" w:pos="0"/>
+        </w:tabs>
+        <w:ind w:left="2160" w:hanging="480"/>
+      </w:pPr>
+      <w:rPr/>
+    </w:lvl>
+    <w:lvl w:ilvl="3">
+      <w:start w:val="1"/>
+      <w:numFmt w:val="decimal"/>
+      <w:lvlText w:val="%4."/>
+      <w:lvlJc w:val="left"/>
+      <w:pPr>
+        <w:tabs>
+          <w:tab w:val="num" w:pos="0"/>
+        </w:tabs>
+        <w:ind w:left="2880" w:hanging="480"/>
+      </w:pPr>
+      <w:rPr/>
+    </w:lvl>
+    <w:lvl w:ilvl="4">
+      <w:start w:val="1"/>
+      <w:numFmt w:val="decimal"/>
+      <w:lvlText w:val="%5."/>
+      <w:lvlJc w:val="left"/>
+      <w:pPr>
+        <w:tabs>
+          <w:tab w:val="num" w:pos="0"/>
+        </w:tabs>
+        <w:ind w:left="3600" w:hanging="480"/>
+      </w:pPr>
+      <w:rPr/>
+    </w:lvl>
+    <w:lvl w:ilvl="5">
+      <w:start w:val="1"/>
+      <w:numFmt w:val="decimal"/>
+      <w:lvlText w:val="%6."/>
+      <w:lvlJc w:val="left"/>
+      <w:pPr>
+        <w:tabs>
+          <w:tab w:val="num" w:pos="0"/>
+        </w:tabs>
+        <w:ind w:left="4320" w:hanging="480"/>
+      </w:pPr>
+      <w:rPr/>
+    </w:lvl>
+    <w:lvl w:ilvl="6">
+      <w:start w:val="1"/>
+      <w:numFmt w:val="decimal"/>
+      <w:lvlText w:val="%7."/>
+      <w:lvlJc w:val="left"/>
+      <w:pPr>
+        <w:tabs>
+          <w:tab w:val="num" w:pos="0"/>
+        </w:tabs>
+        <w:ind w:left="5040" w:hanging="480"/>
+      </w:pPr>
+      <w:rPr/>
+    </w:lvl>
+    <w:lvl w:ilvl="7">
+      <w:start w:val="1"/>
+      <w:numFmt w:val="decimal"/>
+      <w:lvlText w:val="%8."/>
+      <w:lvlJc w:val="left"/>
+      <w:pPr>
+        <w:tabs>
+          <w:tab w:val="num" w:pos="0"/>
+        </w:tabs>
+        <w:ind w:left="5760" w:hanging="480"/>
+      </w:pPr>
+      <w:rPr/>
+    </w:lvl>
+    <w:lvl w:ilvl="8">
+      <w:start w:val="1"/>
+      <w:numFmt w:val="decimal"/>
+      <w:lvlText w:val="%9."/>
+      <w:lvlJc w:val="left"/>
+      <w:pPr>
+        <w:tabs>
+          <w:tab w:val="num" w:pos="0"/>
+        </w:tabs>
+        <w:ind w:left="6480" w:hanging="480"/>
+      </w:pPr>
+      <w:rPr/>
+    </w:lvl>
+  </w:abstractNum>
+  <w:abstractNum w:abstractNumId="9">
+    <w:lvl w:ilvl="0">
       <w:numFmt w:val="bullet"/>
       <w:lvlText w:val=""/>
       <w:lvlJc w:val="left"/>
@@ -6408,130 +8593,10 @@
       </w:rPr>
     </w:lvl>
   </w:abstractNum>
-  <w:abstractNum w:abstractNumId="9">
-    <w:lvl w:ilvl="0">
-      <w:start w:val="1"/>
-      <w:numFmt w:val="decimal"/>
-      <w:lvlText w:val="%1."/>
-      <w:lvlJc w:val="left"/>
-      <w:pPr>
-        <w:tabs>
-          <w:tab w:val="num" w:pos="0"/>
-        </w:tabs>
-        <w:ind w:left="720" w:hanging="480"/>
-      </w:pPr>
-      <w:rPr/>
-    </w:lvl>
-    <w:lvl w:ilvl="1">
-      <w:start w:val="1"/>
-      <w:numFmt w:val="decimal"/>
-      <w:lvlText w:val="%2."/>
-      <w:lvlJc w:val="left"/>
-      <w:pPr>
-        <w:tabs>
-          <w:tab w:val="num" w:pos="0"/>
-        </w:tabs>
-        <w:ind w:left="1440" w:hanging="480"/>
-      </w:pPr>
-      <w:rPr/>
-    </w:lvl>
-    <w:lvl w:ilvl="2">
-      <w:start w:val="1"/>
-      <w:numFmt w:val="decimal"/>
-      <w:lvlText w:val="%3."/>
-      <w:lvlJc w:val="left"/>
-      <w:pPr>
-        <w:tabs>
-          <w:tab w:val="num" w:pos="0"/>
-        </w:tabs>
-        <w:ind w:left="2160" w:hanging="480"/>
-      </w:pPr>
-      <w:rPr/>
-    </w:lvl>
-    <w:lvl w:ilvl="3">
-      <w:start w:val="1"/>
-      <w:numFmt w:val="decimal"/>
-      <w:lvlText w:val="%4."/>
-      <w:lvlJc w:val="left"/>
-      <w:pPr>
-        <w:tabs>
-          <w:tab w:val="num" w:pos="0"/>
-        </w:tabs>
-        <w:ind w:left="2880" w:hanging="480"/>
-      </w:pPr>
-      <w:rPr/>
-    </w:lvl>
-    <w:lvl w:ilvl="4">
-      <w:start w:val="1"/>
-      <w:numFmt w:val="decimal"/>
-      <w:lvlText w:val="%5."/>
-      <w:lvlJc w:val="left"/>
-      <w:pPr>
-        <w:tabs>
-          <w:tab w:val="num" w:pos="0"/>
-        </w:tabs>
-        <w:ind w:left="3600" w:hanging="480"/>
-      </w:pPr>
-      <w:rPr/>
-    </w:lvl>
-    <w:lvl w:ilvl="5">
-      <w:start w:val="1"/>
-      <w:numFmt w:val="decimal"/>
-      <w:lvlText w:val="%6."/>
-      <w:lvlJc w:val="left"/>
-      <w:pPr>
-        <w:tabs>
-          <w:tab w:val="num" w:pos="0"/>
-        </w:tabs>
-        <w:ind w:left="4320" w:hanging="480"/>
-      </w:pPr>
-      <w:rPr/>
-    </w:lvl>
-    <w:lvl w:ilvl="6">
-      <w:start w:val="1"/>
-      <w:numFmt w:val="decimal"/>
-      <w:lvlText w:val="%7."/>
-      <w:lvlJc w:val="left"/>
-      <w:pPr>
-        <w:tabs>
-          <w:tab w:val="num" w:pos="0"/>
-        </w:tabs>
-        <w:ind w:left="5040" w:hanging="480"/>
-      </w:pPr>
-      <w:rPr/>
-    </w:lvl>
-    <w:lvl w:ilvl="7">
-      <w:start w:val="1"/>
-      <w:numFmt w:val="decimal"/>
-      <w:lvlText w:val="%8."/>
-      <w:lvlJc w:val="left"/>
-      <w:pPr>
-        <w:tabs>
-          <w:tab w:val="num" w:pos="0"/>
-        </w:tabs>
-        <w:ind w:left="5760" w:hanging="480"/>
-      </w:pPr>
-      <w:rPr/>
-    </w:lvl>
-    <w:lvl w:ilvl="8">
-      <w:start w:val="1"/>
-      <w:numFmt w:val="decimal"/>
-      <w:lvlText w:val="%9."/>
-      <w:lvlJc w:val="left"/>
-      <w:pPr>
-        <w:tabs>
-          <w:tab w:val="num" w:pos="0"/>
-        </w:tabs>
-        <w:ind w:left="6480" w:hanging="480"/>
-      </w:pPr>
-      <w:rPr/>
-    </w:lvl>
-  </w:abstractNum>
   <w:abstractNum w:abstractNumId="10">
     <w:lvl w:ilvl="0">
-      <w:start w:val="1"/>
-      <w:numFmt w:val="decimal"/>
-      <w:lvlText w:val="%1."/>
+      <w:numFmt w:val="bullet"/>
+      <w:lvlText w:val=""/>
       <w:lvlJc w:val="left"/>
       <w:pPr>
         <w:tabs>
@@ -6539,12 +8604,14 @@
         </w:tabs>
         <w:ind w:left="720" w:hanging="480"/>
       </w:pPr>
-      <w:rPr/>
+      <w:rPr>
+        <w:rFonts w:ascii="Symbol" w:hAnsi="Symbol" w:cs="Symbol" w:hint="default"/>
+      </w:rPr>
     </w:lvl>
     <w:lvl w:ilvl="1">
-      <w:start w:val="1"/>
-      <w:numFmt w:val="decimal"/>
-      <w:lvlText w:val="%2."/>
+      <w:start w:val="0"/>
+      <w:numFmt w:val="bullet"/>
+      <w:lvlText w:val=""/>
       <w:lvlJc w:val="left"/>
       <w:pPr>
         <w:tabs>
@@ -6552,12 +8619,14 @@
         </w:tabs>
         <w:ind w:left="1440" w:hanging="480"/>
       </w:pPr>
-      <w:rPr/>
+      <w:rPr>
+        <w:rFonts w:ascii="Symbol" w:hAnsi="Symbol" w:cs="Symbol" w:hint="default"/>
+      </w:rPr>
     </w:lvl>
     <w:lvl w:ilvl="2">
-      <w:start w:val="1"/>
-      <w:numFmt w:val="decimal"/>
-      <w:lvlText w:val="%3."/>
+      <w:start w:val="0"/>
+      <w:numFmt w:val="bullet"/>
+      <w:lvlText w:val=""/>
       <w:lvlJc w:val="left"/>
       <w:pPr>
         <w:tabs>
@@ -6565,12 +8634,14 @@
         </w:tabs>
         <w:ind w:left="2160" w:hanging="480"/>
       </w:pPr>
-      <w:rPr/>
+      <w:rPr>
+        <w:rFonts w:ascii="Symbol" w:hAnsi="Symbol" w:cs="Symbol" w:hint="default"/>
+      </w:rPr>
     </w:lvl>
     <w:lvl w:ilvl="3">
-      <w:start w:val="1"/>
-      <w:numFmt w:val="decimal"/>
-      <w:lvlText w:val="%4."/>
+      <w:start w:val="0"/>
+      <w:numFmt w:val="bullet"/>
+      <w:lvlText w:val=""/>
       <w:lvlJc w:val="left"/>
       <w:pPr>
         <w:tabs>
@@ -6578,12 +8649,14 @@
         </w:tabs>
         <w:ind w:left="2880" w:hanging="480"/>
       </w:pPr>
-      <w:rPr/>
+      <w:rPr>
+        <w:rFonts w:ascii="Symbol" w:hAnsi="Symbol" w:cs="Symbol" w:hint="default"/>
+      </w:rPr>
     </w:lvl>
     <w:lvl w:ilvl="4">
-      <w:start w:val="1"/>
-      <w:numFmt w:val="decimal"/>
-      <w:lvlText w:val="%5."/>
+      <w:start w:val="0"/>
+      <w:numFmt w:val="bullet"/>
+      <w:lvlText w:val=""/>
       <w:lvlJc w:val="left"/>
       <w:pPr>
         <w:tabs>
@@ -6591,12 +8664,14 @@
         </w:tabs>
         <w:ind w:left="3600" w:hanging="480"/>
       </w:pPr>
-      <w:rPr/>
+      <w:rPr>
+        <w:rFonts w:ascii="Symbol" w:hAnsi="Symbol" w:cs="Symbol" w:hint="default"/>
+      </w:rPr>
     </w:lvl>
     <w:lvl w:ilvl="5">
-      <w:start w:val="1"/>
-      <w:numFmt w:val="decimal"/>
-      <w:lvlText w:val="%6."/>
+      <w:start w:val="0"/>
+      <w:numFmt w:val="bullet"/>
+      <w:lvlText w:val=""/>
       <w:lvlJc w:val="left"/>
       <w:pPr>
         <w:tabs>
@@ -6604,12 +8679,14 @@
         </w:tabs>
         <w:ind w:left="4320" w:hanging="480"/>
       </w:pPr>
-      <w:rPr/>
+      <w:rPr>
+        <w:rFonts w:ascii="Symbol" w:hAnsi="Symbol" w:cs="Symbol" w:hint="default"/>
+      </w:rPr>
     </w:lvl>
     <w:lvl w:ilvl="6">
-      <w:start w:val="1"/>
-      <w:numFmt w:val="decimal"/>
-      <w:lvlText w:val="%7."/>
+      <w:start w:val="0"/>
+      <w:numFmt w:val="bullet"/>
+      <w:lvlText w:val=""/>
       <w:lvlJc w:val="left"/>
       <w:pPr>
         <w:tabs>
@@ -6617,12 +8694,14 @@
         </w:tabs>
         <w:ind w:left="5040" w:hanging="480"/>
       </w:pPr>
-      <w:rPr/>
+      <w:rPr>
+        <w:rFonts w:ascii="Symbol" w:hAnsi="Symbol" w:cs="Symbol" w:hint="default"/>
+      </w:rPr>
     </w:lvl>
     <w:lvl w:ilvl="7">
-      <w:start w:val="1"/>
-      <w:numFmt w:val="decimal"/>
-      <w:lvlText w:val="%8."/>
+      <w:start w:val="0"/>
+      <w:numFmt w:val="bullet"/>
+      <w:lvlText w:val=""/>
       <w:lvlJc w:val="left"/>
       <w:pPr>
         <w:tabs>
@@ -6630,12 +8709,14 @@
         </w:tabs>
         <w:ind w:left="5760" w:hanging="480"/>
       </w:pPr>
-      <w:rPr/>
+      <w:rPr>
+        <w:rFonts w:ascii="Symbol" w:hAnsi="Symbol" w:cs="Symbol" w:hint="default"/>
+      </w:rPr>
     </w:lvl>
     <w:lvl w:ilvl="8">
-      <w:start w:val="1"/>
-      <w:numFmt w:val="decimal"/>
-      <w:lvlText w:val="%9."/>
+      <w:start w:val="0"/>
+      <w:numFmt w:val="bullet"/>
+      <w:lvlText w:val=""/>
       <w:lvlJc w:val="left"/>
       <w:pPr>
         <w:tabs>
@@ -6643,7 +8724,9 @@
         </w:tabs>
         <w:ind w:left="6480" w:hanging="480"/>
       </w:pPr>
-      <w:rPr/>
+      <w:rPr>
+        <w:rFonts w:ascii="Symbol" w:hAnsi="Symbol" w:cs="Symbol" w:hint="default"/>
+      </w:rPr>
     </w:lvl>
   </w:abstractNum>
   <w:abstractNum w:abstractNumId="11">
@@ -6902,6 +8985,992 @@
     </w:lvl>
   </w:abstractNum>
   <w:abstractNum w:abstractNumId="13">
+    <w:lvl w:ilvl="0">
+      <w:numFmt w:val="bullet"/>
+      <w:lvlText w:val=""/>
+      <w:lvlJc w:val="left"/>
+      <w:pPr>
+        <w:tabs>
+          <w:tab w:val="num" w:pos="0"/>
+        </w:tabs>
+        <w:ind w:left="720" w:hanging="480"/>
+      </w:pPr>
+      <w:rPr>
+        <w:rFonts w:ascii="Symbol" w:hAnsi="Symbol" w:cs="Symbol" w:hint="default"/>
+      </w:rPr>
+    </w:lvl>
+    <w:lvl w:ilvl="1">
+      <w:start w:val="0"/>
+      <w:numFmt w:val="bullet"/>
+      <w:lvlText w:val=""/>
+      <w:lvlJc w:val="left"/>
+      <w:pPr>
+        <w:tabs>
+          <w:tab w:val="num" w:pos="0"/>
+        </w:tabs>
+        <w:ind w:left="1440" w:hanging="480"/>
+      </w:pPr>
+      <w:rPr>
+        <w:rFonts w:ascii="Symbol" w:hAnsi="Symbol" w:cs="Symbol" w:hint="default"/>
+      </w:rPr>
+    </w:lvl>
+    <w:lvl w:ilvl="2">
+      <w:start w:val="0"/>
+      <w:numFmt w:val="bullet"/>
+      <w:lvlText w:val=""/>
+      <w:lvlJc w:val="left"/>
+      <w:pPr>
+        <w:tabs>
+          <w:tab w:val="num" w:pos="0"/>
+        </w:tabs>
+        <w:ind w:left="2160" w:hanging="480"/>
+      </w:pPr>
+      <w:rPr>
+        <w:rFonts w:ascii="Symbol" w:hAnsi="Symbol" w:cs="Symbol" w:hint="default"/>
+      </w:rPr>
+    </w:lvl>
+    <w:lvl w:ilvl="3">
+      <w:start w:val="0"/>
+      <w:numFmt w:val="bullet"/>
+      <w:lvlText w:val=""/>
+      <w:lvlJc w:val="left"/>
+      <w:pPr>
+        <w:tabs>
+          <w:tab w:val="num" w:pos="0"/>
+        </w:tabs>
+        <w:ind w:left="2880" w:hanging="480"/>
+      </w:pPr>
+      <w:rPr>
+        <w:rFonts w:ascii="Symbol" w:hAnsi="Symbol" w:cs="Symbol" w:hint="default"/>
+      </w:rPr>
+    </w:lvl>
+    <w:lvl w:ilvl="4">
+      <w:start w:val="0"/>
+      <w:numFmt w:val="bullet"/>
+      <w:lvlText w:val=""/>
+      <w:lvlJc w:val="left"/>
+      <w:pPr>
+        <w:tabs>
+          <w:tab w:val="num" w:pos="0"/>
+        </w:tabs>
+        <w:ind w:left="3600" w:hanging="480"/>
+      </w:pPr>
+      <w:rPr>
+        <w:rFonts w:ascii="Symbol" w:hAnsi="Symbol" w:cs="Symbol" w:hint="default"/>
+      </w:rPr>
+    </w:lvl>
+    <w:lvl w:ilvl="5">
+      <w:start w:val="0"/>
+      <w:numFmt w:val="bullet"/>
+      <w:lvlText w:val=""/>
+      <w:lvlJc w:val="left"/>
+      <w:pPr>
+        <w:tabs>
+          <w:tab w:val="num" w:pos="0"/>
+        </w:tabs>
+        <w:ind w:left="4320" w:hanging="480"/>
+      </w:pPr>
+      <w:rPr>
+        <w:rFonts w:ascii="Symbol" w:hAnsi="Symbol" w:cs="Symbol" w:hint="default"/>
+      </w:rPr>
+    </w:lvl>
+    <w:lvl w:ilvl="6">
+      <w:start w:val="0"/>
+      <w:numFmt w:val="bullet"/>
+      <w:lvlText w:val=""/>
+      <w:lvlJc w:val="left"/>
+      <w:pPr>
+        <w:tabs>
+          <w:tab w:val="num" w:pos="0"/>
+        </w:tabs>
+        <w:ind w:left="5040" w:hanging="480"/>
+      </w:pPr>
+      <w:rPr>
+        <w:rFonts w:ascii="Symbol" w:hAnsi="Symbol" w:cs="Symbol" w:hint="default"/>
+      </w:rPr>
+    </w:lvl>
+    <w:lvl w:ilvl="7">
+      <w:start w:val="0"/>
+      <w:numFmt w:val="bullet"/>
+      <w:lvlText w:val=""/>
+      <w:lvlJc w:val="left"/>
+      <w:pPr>
+        <w:tabs>
+          <w:tab w:val="num" w:pos="0"/>
+        </w:tabs>
+        <w:ind w:left="5760" w:hanging="480"/>
+      </w:pPr>
+      <w:rPr>
+        <w:rFonts w:ascii="Symbol" w:hAnsi="Symbol" w:cs="Symbol" w:hint="default"/>
+      </w:rPr>
+    </w:lvl>
+    <w:lvl w:ilvl="8">
+      <w:start w:val="0"/>
+      <w:numFmt w:val="bullet"/>
+      <w:lvlText w:val=""/>
+      <w:lvlJc w:val="left"/>
+      <w:pPr>
+        <w:tabs>
+          <w:tab w:val="num" w:pos="0"/>
+        </w:tabs>
+        <w:ind w:left="6480" w:hanging="480"/>
+      </w:pPr>
+      <w:rPr>
+        <w:rFonts w:ascii="Symbol" w:hAnsi="Symbol" w:cs="Symbol" w:hint="default"/>
+      </w:rPr>
+    </w:lvl>
+  </w:abstractNum>
+  <w:abstractNum w:abstractNumId="14">
+    <w:lvl w:ilvl="0">
+      <w:start w:val="1"/>
+      <w:numFmt w:val="decimal"/>
+      <w:lvlText w:val="%1."/>
+      <w:lvlJc w:val="left"/>
+      <w:pPr>
+        <w:tabs>
+          <w:tab w:val="num" w:pos="0"/>
+        </w:tabs>
+        <w:ind w:left="720" w:hanging="480"/>
+      </w:pPr>
+      <w:rPr/>
+    </w:lvl>
+    <w:lvl w:ilvl="1">
+      <w:start w:val="1"/>
+      <w:numFmt w:val="decimal"/>
+      <w:lvlText w:val="%2."/>
+      <w:lvlJc w:val="left"/>
+      <w:pPr>
+        <w:tabs>
+          <w:tab w:val="num" w:pos="0"/>
+        </w:tabs>
+        <w:ind w:left="1440" w:hanging="480"/>
+      </w:pPr>
+      <w:rPr/>
+    </w:lvl>
+    <w:lvl w:ilvl="2">
+      <w:start w:val="1"/>
+      <w:numFmt w:val="decimal"/>
+      <w:lvlText w:val="%3."/>
+      <w:lvlJc w:val="left"/>
+      <w:pPr>
+        <w:tabs>
+          <w:tab w:val="num" w:pos="0"/>
+        </w:tabs>
+        <w:ind w:left="2160" w:hanging="480"/>
+      </w:pPr>
+      <w:rPr/>
+    </w:lvl>
+    <w:lvl w:ilvl="3">
+      <w:start w:val="1"/>
+      <w:numFmt w:val="decimal"/>
+      <w:lvlText w:val="%4."/>
+      <w:lvlJc w:val="left"/>
+      <w:pPr>
+        <w:tabs>
+          <w:tab w:val="num" w:pos="0"/>
+        </w:tabs>
+        <w:ind w:left="2880" w:hanging="480"/>
+      </w:pPr>
+      <w:rPr/>
+    </w:lvl>
+    <w:lvl w:ilvl="4">
+      <w:start w:val="1"/>
+      <w:numFmt w:val="decimal"/>
+      <w:lvlText w:val="%5."/>
+      <w:lvlJc w:val="left"/>
+      <w:pPr>
+        <w:tabs>
+          <w:tab w:val="num" w:pos="0"/>
+        </w:tabs>
+        <w:ind w:left="3600" w:hanging="480"/>
+      </w:pPr>
+      <w:rPr/>
+    </w:lvl>
+    <w:lvl w:ilvl="5">
+      <w:start w:val="1"/>
+      <w:numFmt w:val="decimal"/>
+      <w:lvlText w:val="%6."/>
+      <w:lvlJc w:val="left"/>
+      <w:pPr>
+        <w:tabs>
+          <w:tab w:val="num" w:pos="0"/>
+        </w:tabs>
+        <w:ind w:left="4320" w:hanging="480"/>
+      </w:pPr>
+      <w:rPr/>
+    </w:lvl>
+    <w:lvl w:ilvl="6">
+      <w:start w:val="1"/>
+      <w:numFmt w:val="decimal"/>
+      <w:lvlText w:val="%7."/>
+      <w:lvlJc w:val="left"/>
+      <w:pPr>
+        <w:tabs>
+          <w:tab w:val="num" w:pos="0"/>
+        </w:tabs>
+        <w:ind w:left="5040" w:hanging="480"/>
+      </w:pPr>
+      <w:rPr/>
+    </w:lvl>
+    <w:lvl w:ilvl="7">
+      <w:start w:val="1"/>
+      <w:numFmt w:val="decimal"/>
+      <w:lvlText w:val="%8."/>
+      <w:lvlJc w:val="left"/>
+      <w:pPr>
+        <w:tabs>
+          <w:tab w:val="num" w:pos="0"/>
+        </w:tabs>
+        <w:ind w:left="5760" w:hanging="480"/>
+      </w:pPr>
+      <w:rPr/>
+    </w:lvl>
+    <w:lvl w:ilvl="8">
+      <w:start w:val="1"/>
+      <w:numFmt w:val="decimal"/>
+      <w:lvlText w:val="%9."/>
+      <w:lvlJc w:val="left"/>
+      <w:pPr>
+        <w:tabs>
+          <w:tab w:val="num" w:pos="0"/>
+        </w:tabs>
+        <w:ind w:left="6480" w:hanging="480"/>
+      </w:pPr>
+      <w:rPr/>
+    </w:lvl>
+  </w:abstractNum>
+  <w:abstractNum w:abstractNumId="15">
+    <w:lvl w:ilvl="0">
+      <w:start w:val="1"/>
+      <w:numFmt w:val="decimal"/>
+      <w:lvlText w:val="%1."/>
+      <w:lvlJc w:val="left"/>
+      <w:pPr>
+        <w:tabs>
+          <w:tab w:val="num" w:pos="0"/>
+        </w:tabs>
+        <w:ind w:left="720" w:hanging="480"/>
+      </w:pPr>
+      <w:rPr/>
+    </w:lvl>
+    <w:lvl w:ilvl="1">
+      <w:start w:val="1"/>
+      <w:numFmt w:val="decimal"/>
+      <w:lvlText w:val="%2."/>
+      <w:lvlJc w:val="left"/>
+      <w:pPr>
+        <w:tabs>
+          <w:tab w:val="num" w:pos="0"/>
+        </w:tabs>
+        <w:ind w:left="1440" w:hanging="480"/>
+      </w:pPr>
+      <w:rPr/>
+    </w:lvl>
+    <w:lvl w:ilvl="2">
+      <w:start w:val="1"/>
+      <w:numFmt w:val="decimal"/>
+      <w:lvlText w:val="%3."/>
+      <w:lvlJc w:val="left"/>
+      <w:pPr>
+        <w:tabs>
+          <w:tab w:val="num" w:pos="0"/>
+        </w:tabs>
+        <w:ind w:left="2160" w:hanging="480"/>
+      </w:pPr>
+      <w:rPr/>
+    </w:lvl>
+    <w:lvl w:ilvl="3">
+      <w:start w:val="1"/>
+      <w:numFmt w:val="decimal"/>
+      <w:lvlText w:val="%4."/>
+      <w:lvlJc w:val="left"/>
+      <w:pPr>
+        <w:tabs>
+          <w:tab w:val="num" w:pos="0"/>
+        </w:tabs>
+        <w:ind w:left="2880" w:hanging="480"/>
+      </w:pPr>
+      <w:rPr/>
+    </w:lvl>
+    <w:lvl w:ilvl="4">
+      <w:start w:val="1"/>
+      <w:numFmt w:val="decimal"/>
+      <w:lvlText w:val="%5."/>
+      <w:lvlJc w:val="left"/>
+      <w:pPr>
+        <w:tabs>
+          <w:tab w:val="num" w:pos="0"/>
+        </w:tabs>
+        <w:ind w:left="3600" w:hanging="480"/>
+      </w:pPr>
+      <w:rPr/>
+    </w:lvl>
+    <w:lvl w:ilvl="5">
+      <w:start w:val="1"/>
+      <w:numFmt w:val="decimal"/>
+      <w:lvlText w:val="%6."/>
+      <w:lvlJc w:val="left"/>
+      <w:pPr>
+        <w:tabs>
+          <w:tab w:val="num" w:pos="0"/>
+        </w:tabs>
+        <w:ind w:left="4320" w:hanging="480"/>
+      </w:pPr>
+      <w:rPr/>
+    </w:lvl>
+    <w:lvl w:ilvl="6">
+      <w:start w:val="1"/>
+      <w:numFmt w:val="decimal"/>
+      <w:lvlText w:val="%7."/>
+      <w:lvlJc w:val="left"/>
+      <w:pPr>
+        <w:tabs>
+          <w:tab w:val="num" w:pos="0"/>
+        </w:tabs>
+        <w:ind w:left="5040" w:hanging="480"/>
+      </w:pPr>
+      <w:rPr/>
+    </w:lvl>
+    <w:lvl w:ilvl="7">
+      <w:start w:val="1"/>
+      <w:numFmt w:val="decimal"/>
+      <w:lvlText w:val="%8."/>
+      <w:lvlJc w:val="left"/>
+      <w:pPr>
+        <w:tabs>
+          <w:tab w:val="num" w:pos="0"/>
+        </w:tabs>
+        <w:ind w:left="5760" w:hanging="480"/>
+      </w:pPr>
+      <w:rPr/>
+    </w:lvl>
+    <w:lvl w:ilvl="8">
+      <w:start w:val="1"/>
+      <w:numFmt w:val="decimal"/>
+      <w:lvlText w:val="%9."/>
+      <w:lvlJc w:val="left"/>
+      <w:pPr>
+        <w:tabs>
+          <w:tab w:val="num" w:pos="0"/>
+        </w:tabs>
+        <w:ind w:left="6480" w:hanging="480"/>
+      </w:pPr>
+      <w:rPr/>
+    </w:lvl>
+  </w:abstractNum>
+  <w:abstractNum w:abstractNumId="16">
+    <w:lvl w:ilvl="0">
+      <w:start w:val="1"/>
+      <w:numFmt w:val="decimal"/>
+      <w:lvlText w:val="%1."/>
+      <w:lvlJc w:val="left"/>
+      <w:pPr>
+        <w:tabs>
+          <w:tab w:val="num" w:pos="0"/>
+        </w:tabs>
+        <w:ind w:left="720" w:hanging="480"/>
+      </w:pPr>
+      <w:rPr/>
+    </w:lvl>
+    <w:lvl w:ilvl="1">
+      <w:start w:val="1"/>
+      <w:numFmt w:val="decimal"/>
+      <w:lvlText w:val="%2."/>
+      <w:lvlJc w:val="left"/>
+      <w:pPr>
+        <w:tabs>
+          <w:tab w:val="num" w:pos="0"/>
+        </w:tabs>
+        <w:ind w:left="1440" w:hanging="480"/>
+      </w:pPr>
+      <w:rPr/>
+    </w:lvl>
+    <w:lvl w:ilvl="2">
+      <w:start w:val="1"/>
+      <w:numFmt w:val="decimal"/>
+      <w:lvlText w:val="%3."/>
+      <w:lvlJc w:val="left"/>
+      <w:pPr>
+        <w:tabs>
+          <w:tab w:val="num" w:pos="0"/>
+        </w:tabs>
+        <w:ind w:left="2160" w:hanging="480"/>
+      </w:pPr>
+      <w:rPr/>
+    </w:lvl>
+    <w:lvl w:ilvl="3">
+      <w:start w:val="1"/>
+      <w:numFmt w:val="decimal"/>
+      <w:lvlText w:val="%4."/>
+      <w:lvlJc w:val="left"/>
+      <w:pPr>
+        <w:tabs>
+          <w:tab w:val="num" w:pos="0"/>
+        </w:tabs>
+        <w:ind w:left="2880" w:hanging="480"/>
+      </w:pPr>
+      <w:rPr/>
+    </w:lvl>
+    <w:lvl w:ilvl="4">
+      <w:start w:val="1"/>
+      <w:numFmt w:val="decimal"/>
+      <w:lvlText w:val="%5."/>
+      <w:lvlJc w:val="left"/>
+      <w:pPr>
+        <w:tabs>
+          <w:tab w:val="num" w:pos="0"/>
+        </w:tabs>
+        <w:ind w:left="3600" w:hanging="480"/>
+      </w:pPr>
+      <w:rPr/>
+    </w:lvl>
+    <w:lvl w:ilvl="5">
+      <w:start w:val="1"/>
+      <w:numFmt w:val="decimal"/>
+      <w:lvlText w:val="%6."/>
+      <w:lvlJc w:val="left"/>
+      <w:pPr>
+        <w:tabs>
+          <w:tab w:val="num" w:pos="0"/>
+        </w:tabs>
+        <w:ind w:left="4320" w:hanging="480"/>
+      </w:pPr>
+      <w:rPr/>
+    </w:lvl>
+    <w:lvl w:ilvl="6">
+      <w:start w:val="1"/>
+      <w:numFmt w:val="decimal"/>
+      <w:lvlText w:val="%7."/>
+      <w:lvlJc w:val="left"/>
+      <w:pPr>
+        <w:tabs>
+          <w:tab w:val="num" w:pos="0"/>
+        </w:tabs>
+        <w:ind w:left="5040" w:hanging="480"/>
+      </w:pPr>
+      <w:rPr/>
+    </w:lvl>
+    <w:lvl w:ilvl="7">
+      <w:start w:val="1"/>
+      <w:numFmt w:val="decimal"/>
+      <w:lvlText w:val="%8."/>
+      <w:lvlJc w:val="left"/>
+      <w:pPr>
+        <w:tabs>
+          <w:tab w:val="num" w:pos="0"/>
+        </w:tabs>
+        <w:ind w:left="5760" w:hanging="480"/>
+      </w:pPr>
+      <w:rPr/>
+    </w:lvl>
+    <w:lvl w:ilvl="8">
+      <w:start w:val="1"/>
+      <w:numFmt w:val="decimal"/>
+      <w:lvlText w:val="%9."/>
+      <w:lvlJc w:val="left"/>
+      <w:pPr>
+        <w:tabs>
+          <w:tab w:val="num" w:pos="0"/>
+        </w:tabs>
+        <w:ind w:left="6480" w:hanging="480"/>
+      </w:pPr>
+      <w:rPr/>
+    </w:lvl>
+  </w:abstractNum>
+  <w:abstractNum w:abstractNumId="17">
+    <w:lvl w:ilvl="0">
+      <w:start w:val="1"/>
+      <w:numFmt w:val="decimal"/>
+      <w:lvlText w:val="%1."/>
+      <w:lvlJc w:val="left"/>
+      <w:pPr>
+        <w:tabs>
+          <w:tab w:val="num" w:pos="0"/>
+        </w:tabs>
+        <w:ind w:left="720" w:hanging="480"/>
+      </w:pPr>
+      <w:rPr/>
+    </w:lvl>
+    <w:lvl w:ilvl="1">
+      <w:start w:val="1"/>
+      <w:numFmt w:val="decimal"/>
+      <w:lvlText w:val="%2."/>
+      <w:lvlJc w:val="left"/>
+      <w:pPr>
+        <w:tabs>
+          <w:tab w:val="num" w:pos="0"/>
+        </w:tabs>
+        <w:ind w:left="1440" w:hanging="480"/>
+      </w:pPr>
+      <w:rPr/>
+    </w:lvl>
+    <w:lvl w:ilvl="2">
+      <w:start w:val="1"/>
+      <w:numFmt w:val="decimal"/>
+      <w:lvlText w:val="%3."/>
+      <w:lvlJc w:val="left"/>
+      <w:pPr>
+        <w:tabs>
+          <w:tab w:val="num" w:pos="0"/>
+        </w:tabs>
+        <w:ind w:left="2160" w:hanging="480"/>
+      </w:pPr>
+      <w:rPr/>
+    </w:lvl>
+    <w:lvl w:ilvl="3">
+      <w:start w:val="1"/>
+      <w:numFmt w:val="decimal"/>
+      <w:lvlText w:val="%4."/>
+      <w:lvlJc w:val="left"/>
+      <w:pPr>
+        <w:tabs>
+          <w:tab w:val="num" w:pos="0"/>
+        </w:tabs>
+        <w:ind w:left="2880" w:hanging="480"/>
+      </w:pPr>
+      <w:rPr/>
+    </w:lvl>
+    <w:lvl w:ilvl="4">
+      <w:start w:val="1"/>
+      <w:numFmt w:val="decimal"/>
+      <w:lvlText w:val="%5."/>
+      <w:lvlJc w:val="left"/>
+      <w:pPr>
+        <w:tabs>
+          <w:tab w:val="num" w:pos="0"/>
+        </w:tabs>
+        <w:ind w:left="3600" w:hanging="480"/>
+      </w:pPr>
+      <w:rPr/>
+    </w:lvl>
+    <w:lvl w:ilvl="5">
+      <w:start w:val="1"/>
+      <w:numFmt w:val="decimal"/>
+      <w:lvlText w:val="%6."/>
+      <w:lvlJc w:val="left"/>
+      <w:pPr>
+        <w:tabs>
+          <w:tab w:val="num" w:pos="0"/>
+        </w:tabs>
+        <w:ind w:left="4320" w:hanging="480"/>
+      </w:pPr>
+      <w:rPr/>
+    </w:lvl>
+    <w:lvl w:ilvl="6">
+      <w:start w:val="1"/>
+      <w:numFmt w:val="decimal"/>
+      <w:lvlText w:val="%7."/>
+      <w:lvlJc w:val="left"/>
+      <w:pPr>
+        <w:tabs>
+          <w:tab w:val="num" w:pos="0"/>
+        </w:tabs>
+        <w:ind w:left="5040" w:hanging="480"/>
+      </w:pPr>
+      <w:rPr/>
+    </w:lvl>
+    <w:lvl w:ilvl="7">
+      <w:start w:val="1"/>
+      <w:numFmt w:val="decimal"/>
+      <w:lvlText w:val="%8."/>
+      <w:lvlJc w:val="left"/>
+      <w:pPr>
+        <w:tabs>
+          <w:tab w:val="num" w:pos="0"/>
+        </w:tabs>
+        <w:ind w:left="5760" w:hanging="480"/>
+      </w:pPr>
+      <w:rPr/>
+    </w:lvl>
+    <w:lvl w:ilvl="8">
+      <w:start w:val="1"/>
+      <w:numFmt w:val="decimal"/>
+      <w:lvlText w:val="%9."/>
+      <w:lvlJc w:val="left"/>
+      <w:pPr>
+        <w:tabs>
+          <w:tab w:val="num" w:pos="0"/>
+        </w:tabs>
+        <w:ind w:left="6480" w:hanging="480"/>
+      </w:pPr>
+      <w:rPr/>
+    </w:lvl>
+  </w:abstractNum>
+  <w:abstractNum w:abstractNumId="18">
+    <w:lvl w:ilvl="0">
+      <w:start w:val="1"/>
+      <w:numFmt w:val="decimal"/>
+      <w:lvlText w:val="%1."/>
+      <w:lvlJc w:val="left"/>
+      <w:pPr>
+        <w:tabs>
+          <w:tab w:val="num" w:pos="0"/>
+        </w:tabs>
+        <w:ind w:left="720" w:hanging="480"/>
+      </w:pPr>
+      <w:rPr/>
+    </w:lvl>
+    <w:lvl w:ilvl="1">
+      <w:start w:val="1"/>
+      <w:numFmt w:val="decimal"/>
+      <w:lvlText w:val="%2."/>
+      <w:lvlJc w:val="left"/>
+      <w:pPr>
+        <w:tabs>
+          <w:tab w:val="num" w:pos="0"/>
+        </w:tabs>
+        <w:ind w:left="1440" w:hanging="480"/>
+      </w:pPr>
+      <w:rPr/>
+    </w:lvl>
+    <w:lvl w:ilvl="2">
+      <w:start w:val="1"/>
+      <w:numFmt w:val="decimal"/>
+      <w:lvlText w:val="%3."/>
+      <w:lvlJc w:val="left"/>
+      <w:pPr>
+        <w:tabs>
+          <w:tab w:val="num" w:pos="0"/>
+        </w:tabs>
+        <w:ind w:left="2160" w:hanging="480"/>
+      </w:pPr>
+      <w:rPr/>
+    </w:lvl>
+    <w:lvl w:ilvl="3">
+      <w:start w:val="1"/>
+      <w:numFmt w:val="decimal"/>
+      <w:lvlText w:val="%4."/>
+      <w:lvlJc w:val="left"/>
+      <w:pPr>
+        <w:tabs>
+          <w:tab w:val="num" w:pos="0"/>
+        </w:tabs>
+        <w:ind w:left="2880" w:hanging="480"/>
+      </w:pPr>
+      <w:rPr/>
+    </w:lvl>
+    <w:lvl w:ilvl="4">
+      <w:start w:val="1"/>
+      <w:numFmt w:val="decimal"/>
+      <w:lvlText w:val="%5."/>
+      <w:lvlJc w:val="left"/>
+      <w:pPr>
+        <w:tabs>
+          <w:tab w:val="num" w:pos="0"/>
+        </w:tabs>
+        <w:ind w:left="3600" w:hanging="480"/>
+      </w:pPr>
+      <w:rPr/>
+    </w:lvl>
+    <w:lvl w:ilvl="5">
+      <w:start w:val="1"/>
+      <w:numFmt w:val="decimal"/>
+      <w:lvlText w:val="%6."/>
+      <w:lvlJc w:val="left"/>
+      <w:pPr>
+        <w:tabs>
+          <w:tab w:val="num" w:pos="0"/>
+        </w:tabs>
+        <w:ind w:left="4320" w:hanging="480"/>
+      </w:pPr>
+      <w:rPr/>
+    </w:lvl>
+    <w:lvl w:ilvl="6">
+      <w:start w:val="1"/>
+      <w:numFmt w:val="decimal"/>
+      <w:lvlText w:val="%7."/>
+      <w:lvlJc w:val="left"/>
+      <w:pPr>
+        <w:tabs>
+          <w:tab w:val="num" w:pos="0"/>
+        </w:tabs>
+        <w:ind w:left="5040" w:hanging="480"/>
+      </w:pPr>
+      <w:rPr/>
+    </w:lvl>
+    <w:lvl w:ilvl="7">
+      <w:start w:val="1"/>
+      <w:numFmt w:val="decimal"/>
+      <w:lvlText w:val="%8."/>
+      <w:lvlJc w:val="left"/>
+      <w:pPr>
+        <w:tabs>
+          <w:tab w:val="num" w:pos="0"/>
+        </w:tabs>
+        <w:ind w:left="5760" w:hanging="480"/>
+      </w:pPr>
+      <w:rPr/>
+    </w:lvl>
+    <w:lvl w:ilvl="8">
+      <w:start w:val="1"/>
+      <w:numFmt w:val="decimal"/>
+      <w:lvlText w:val="%9."/>
+      <w:lvlJc w:val="left"/>
+      <w:pPr>
+        <w:tabs>
+          <w:tab w:val="num" w:pos="0"/>
+        </w:tabs>
+        <w:ind w:left="6480" w:hanging="480"/>
+      </w:pPr>
+      <w:rPr/>
+    </w:lvl>
+  </w:abstractNum>
+  <w:abstractNum w:abstractNumId="19">
+    <w:lvl w:ilvl="0">
+      <w:start w:val="1"/>
+      <w:numFmt w:val="decimal"/>
+      <w:lvlText w:val="%1."/>
+      <w:lvlJc w:val="left"/>
+      <w:pPr>
+        <w:tabs>
+          <w:tab w:val="num" w:pos="0"/>
+        </w:tabs>
+        <w:ind w:left="720" w:hanging="480"/>
+      </w:pPr>
+      <w:rPr/>
+    </w:lvl>
+    <w:lvl w:ilvl="1">
+      <w:start w:val="1"/>
+      <w:numFmt w:val="decimal"/>
+      <w:lvlText w:val="%2."/>
+      <w:lvlJc w:val="left"/>
+      <w:pPr>
+        <w:tabs>
+          <w:tab w:val="num" w:pos="0"/>
+        </w:tabs>
+        <w:ind w:left="1440" w:hanging="480"/>
+      </w:pPr>
+      <w:rPr/>
+    </w:lvl>
+    <w:lvl w:ilvl="2">
+      <w:start w:val="1"/>
+      <w:numFmt w:val="decimal"/>
+      <w:lvlText w:val="%3."/>
+      <w:lvlJc w:val="left"/>
+      <w:pPr>
+        <w:tabs>
+          <w:tab w:val="num" w:pos="0"/>
+        </w:tabs>
+        <w:ind w:left="2160" w:hanging="480"/>
+      </w:pPr>
+      <w:rPr/>
+    </w:lvl>
+    <w:lvl w:ilvl="3">
+      <w:start w:val="1"/>
+      <w:numFmt w:val="decimal"/>
+      <w:lvlText w:val="%4."/>
+      <w:lvlJc w:val="left"/>
+      <w:pPr>
+        <w:tabs>
+          <w:tab w:val="num" w:pos="0"/>
+        </w:tabs>
+        <w:ind w:left="2880" w:hanging="480"/>
+      </w:pPr>
+      <w:rPr/>
+    </w:lvl>
+    <w:lvl w:ilvl="4">
+      <w:start w:val="1"/>
+      <w:numFmt w:val="decimal"/>
+      <w:lvlText w:val="%5."/>
+      <w:lvlJc w:val="left"/>
+      <w:pPr>
+        <w:tabs>
+          <w:tab w:val="num" w:pos="0"/>
+        </w:tabs>
+        <w:ind w:left="3600" w:hanging="480"/>
+      </w:pPr>
+      <w:rPr/>
+    </w:lvl>
+    <w:lvl w:ilvl="5">
+      <w:start w:val="1"/>
+      <w:numFmt w:val="decimal"/>
+      <w:lvlText w:val="%6."/>
+      <w:lvlJc w:val="left"/>
+      <w:pPr>
+        <w:tabs>
+          <w:tab w:val="num" w:pos="0"/>
+        </w:tabs>
+        <w:ind w:left="4320" w:hanging="480"/>
+      </w:pPr>
+      <w:rPr/>
+    </w:lvl>
+    <w:lvl w:ilvl="6">
+      <w:start w:val="1"/>
+      <w:numFmt w:val="decimal"/>
+      <w:lvlText w:val="%7."/>
+      <w:lvlJc w:val="left"/>
+      <w:pPr>
+        <w:tabs>
+          <w:tab w:val="num" w:pos="0"/>
+        </w:tabs>
+        <w:ind w:left="5040" w:hanging="480"/>
+      </w:pPr>
+      <w:rPr/>
+    </w:lvl>
+    <w:lvl w:ilvl="7">
+      <w:start w:val="1"/>
+      <w:numFmt w:val="decimal"/>
+      <w:lvlText w:val="%8."/>
+      <w:lvlJc w:val="left"/>
+      <w:pPr>
+        <w:tabs>
+          <w:tab w:val="num" w:pos="0"/>
+        </w:tabs>
+        <w:ind w:left="5760" w:hanging="480"/>
+      </w:pPr>
+      <w:rPr/>
+    </w:lvl>
+    <w:lvl w:ilvl="8">
+      <w:start w:val="1"/>
+      <w:numFmt w:val="decimal"/>
+      <w:lvlText w:val="%9."/>
+      <w:lvlJc w:val="left"/>
+      <w:pPr>
+        <w:tabs>
+          <w:tab w:val="num" w:pos="0"/>
+        </w:tabs>
+        <w:ind w:left="6480" w:hanging="480"/>
+      </w:pPr>
+      <w:rPr/>
+    </w:lvl>
+  </w:abstractNum>
+  <w:abstractNum w:abstractNumId="20">
+    <w:lvl w:ilvl="0">
+      <w:numFmt w:val="bullet"/>
+      <w:lvlText w:val=""/>
+      <w:lvlJc w:val="left"/>
+      <w:pPr>
+        <w:tabs>
+          <w:tab w:val="num" w:pos="0"/>
+        </w:tabs>
+        <w:ind w:left="720" w:hanging="480"/>
+      </w:pPr>
+      <w:rPr>
+        <w:rFonts w:ascii="Symbol" w:hAnsi="Symbol" w:cs="Symbol" w:hint="default"/>
+      </w:rPr>
+    </w:lvl>
+    <w:lvl w:ilvl="1">
+      <w:start w:val="0"/>
+      <w:numFmt w:val="bullet"/>
+      <w:lvlText w:val=""/>
+      <w:lvlJc w:val="left"/>
+      <w:pPr>
+        <w:tabs>
+          <w:tab w:val="num" w:pos="0"/>
+        </w:tabs>
+        <w:ind w:left="1440" w:hanging="480"/>
+      </w:pPr>
+      <w:rPr>
+        <w:rFonts w:ascii="Symbol" w:hAnsi="Symbol" w:cs="Symbol" w:hint="default"/>
+      </w:rPr>
+    </w:lvl>
+    <w:lvl w:ilvl="2">
+      <w:start w:val="0"/>
+      <w:numFmt w:val="bullet"/>
+      <w:lvlText w:val=""/>
+      <w:lvlJc w:val="left"/>
+      <w:pPr>
+        <w:tabs>
+          <w:tab w:val="num" w:pos="0"/>
+        </w:tabs>
+        <w:ind w:left="2160" w:hanging="480"/>
+      </w:pPr>
+      <w:rPr>
+        <w:rFonts w:ascii="Symbol" w:hAnsi="Symbol" w:cs="Symbol" w:hint="default"/>
+      </w:rPr>
+    </w:lvl>
+    <w:lvl w:ilvl="3">
+      <w:start w:val="0"/>
+      <w:numFmt w:val="bullet"/>
+      <w:lvlText w:val=""/>
+      <w:lvlJc w:val="left"/>
+      <w:pPr>
+        <w:tabs>
+          <w:tab w:val="num" w:pos="0"/>
+        </w:tabs>
+        <w:ind w:left="2880" w:hanging="480"/>
+      </w:pPr>
+      <w:rPr>
+        <w:rFonts w:ascii="Symbol" w:hAnsi="Symbol" w:cs="Symbol" w:hint="default"/>
+      </w:rPr>
+    </w:lvl>
+    <w:lvl w:ilvl="4">
+      <w:start w:val="0"/>
+      <w:numFmt w:val="bullet"/>
+      <w:lvlText w:val=""/>
+      <w:lvlJc w:val="left"/>
+      <w:pPr>
+        <w:tabs>
+          <w:tab w:val="num" w:pos="0"/>
+        </w:tabs>
+        <w:ind w:left="3600" w:hanging="480"/>
+      </w:pPr>
+      <w:rPr>
+        <w:rFonts w:ascii="Symbol" w:hAnsi="Symbol" w:cs="Symbol" w:hint="default"/>
+      </w:rPr>
+    </w:lvl>
+    <w:lvl w:ilvl="5">
+      <w:start w:val="0"/>
+      <w:numFmt w:val="bullet"/>
+      <w:lvlText w:val=""/>
+      <w:lvlJc w:val="left"/>
+      <w:pPr>
+        <w:tabs>
+          <w:tab w:val="num" w:pos="0"/>
+        </w:tabs>
+        <w:ind w:left="4320" w:hanging="480"/>
+      </w:pPr>
+      <w:rPr>
+        <w:rFonts w:ascii="Symbol" w:hAnsi="Symbol" w:cs="Symbol" w:hint="default"/>
+      </w:rPr>
+    </w:lvl>
+    <w:lvl w:ilvl="6">
+      <w:start w:val="0"/>
+      <w:numFmt w:val="bullet"/>
+      <w:lvlText w:val=""/>
+      <w:lvlJc w:val="left"/>
+      <w:pPr>
+        <w:tabs>
+          <w:tab w:val="num" w:pos="0"/>
+        </w:tabs>
+        <w:ind w:left="5040" w:hanging="480"/>
+      </w:pPr>
+      <w:rPr>
+        <w:rFonts w:ascii="Symbol" w:hAnsi="Symbol" w:cs="Symbol" w:hint="default"/>
+      </w:rPr>
+    </w:lvl>
+    <w:lvl w:ilvl="7">
+      <w:start w:val="0"/>
+      <w:numFmt w:val="bullet"/>
+      <w:lvlText w:val=""/>
+      <w:lvlJc w:val="left"/>
+      <w:pPr>
+        <w:tabs>
+          <w:tab w:val="num" w:pos="0"/>
+        </w:tabs>
+        <w:ind w:left="5760" w:hanging="480"/>
+      </w:pPr>
+      <w:rPr>
+        <w:rFonts w:ascii="Symbol" w:hAnsi="Symbol" w:cs="Symbol" w:hint="default"/>
+      </w:rPr>
+    </w:lvl>
+    <w:lvl w:ilvl="8">
+      <w:start w:val="0"/>
+      <w:numFmt w:val="bullet"/>
+      <w:lvlText w:val=""/>
+      <w:lvlJc w:val="left"/>
+      <w:pPr>
+        <w:tabs>
+          <w:tab w:val="num" w:pos="0"/>
+        </w:tabs>
+        <w:ind w:left="6480" w:hanging="480"/>
+      </w:pPr>
+      <w:rPr>
+        <w:rFonts w:ascii="Symbol" w:hAnsi="Symbol" w:cs="Symbol" w:hint="default"/>
+      </w:rPr>
+    </w:lvl>
+  </w:abstractNum>
+  <w:abstractNum w:abstractNumId="21">
     <w:lvl w:ilvl="0">
       <w:start w:val="1"/>
       <w:numFmt w:val="none"/>
@@ -7060,43 +10129,40 @@
     <w:abstractNumId w:val="13"/>
   </w:num>
   <w:num w:numId="14">
-    <w:abstractNumId w:val="1"/>
+    <w:abstractNumId w:val="14"/>
+  </w:num>
+  <w:num w:numId="15">
+    <w:abstractNumId w:val="15"/>
+  </w:num>
+  <w:num w:numId="16">
+    <w:abstractNumId w:val="16"/>
+  </w:num>
+  <w:num w:numId="17">
+    <w:abstractNumId w:val="17"/>
+  </w:num>
+  <w:num w:numId="18">
+    <w:abstractNumId w:val="18"/>
+  </w:num>
+  <w:num w:numId="19">
+    <w:abstractNumId w:val="19"/>
+  </w:num>
+  <w:num w:numId="20">
+    <w:abstractNumId w:val="20"/>
+  </w:num>
+  <w:num w:numId="21">
+    <w:abstractNumId w:val="21"/>
+  </w:num>
+  <w:num w:numId="22">
+    <w:abstractNumId w:val="2"/>
     <w:lvlOverride w:ilvl="0">
       <w:startOverride w:val="1"/>
     </w:lvlOverride>
   </w:num>
-  <w:num w:numId="15">
-    <w:abstractNumId w:val="1"/>
+  <w:num w:numId="23">
+    <w:abstractNumId w:val="2"/>
     <w:lvlOverride w:ilvl="0">
       <w:startOverride w:val="1"/>
     </w:lvlOverride>
-  </w:num>
-  <w:num w:numId="16">
-    <w:abstractNumId w:val="1"/>
-  </w:num>
-  <w:num w:numId="17">
-    <w:abstractNumId w:val="1"/>
-  </w:num>
-  <w:num w:numId="18">
-    <w:abstractNumId w:val="1"/>
-  </w:num>
-  <w:num w:numId="19">
-    <w:abstractNumId w:val="1"/>
-    <w:lvlOverride w:ilvl="0">
-      <w:startOverride w:val="1"/>
-    </w:lvlOverride>
-  </w:num>
-  <w:num w:numId="20">
-    <w:abstractNumId w:val="1"/>
-  </w:num>
-  <w:num w:numId="21">
-    <w:abstractNumId w:val="1"/>
-  </w:num>
-  <w:num w:numId="22">
-    <w:abstractNumId w:val="2"/>
-  </w:num>
-  <w:num w:numId="23">
-    <w:abstractNumId w:val="2"/>
   </w:num>
   <w:num w:numId="24">
     <w:abstractNumId w:val="2"/>
@@ -7109,6 +10175,9 @@
   </w:num>
   <w:num w:numId="27">
     <w:abstractNumId w:val="2"/>
+    <w:lvlOverride w:ilvl="0">
+      <w:startOverride w:val="1"/>
+    </w:lvlOverride>
   </w:num>
   <w:num w:numId="28">
     <w:abstractNumId w:val="2"/>
@@ -7117,67 +10186,196 @@
     <w:abstractNumId w:val="2"/>
   </w:num>
   <w:num w:numId="30">
-    <w:abstractNumId w:val="2"/>
+    <w:abstractNumId w:val="3"/>
   </w:num>
   <w:num w:numId="31">
-    <w:abstractNumId w:val="2"/>
+    <w:abstractNumId w:val="3"/>
   </w:num>
   <w:num w:numId="32">
-    <w:abstractNumId w:val="2"/>
+    <w:abstractNumId w:val="3"/>
   </w:num>
   <w:num w:numId="33">
-    <w:abstractNumId w:val="1"/>
-    <w:lvlOverride w:ilvl="0">
-      <w:startOverride w:val="1"/>
-    </w:lvlOverride>
+    <w:abstractNumId w:val="3"/>
   </w:num>
   <w:num w:numId="34">
-    <w:abstractNumId w:val="1"/>
+    <w:abstractNumId w:val="3"/>
   </w:num>
   <w:num w:numId="35">
-    <w:abstractNumId w:val="1"/>
+    <w:abstractNumId w:val="3"/>
   </w:num>
   <w:num w:numId="36">
-    <w:abstractNumId w:val="1"/>
+    <w:abstractNumId w:val="2"/>
     <w:lvlOverride w:ilvl="0">
       <w:startOverride w:val="1"/>
     </w:lvlOverride>
   </w:num>
   <w:num w:numId="37">
-    <w:abstractNumId w:val="1"/>
+    <w:abstractNumId w:val="2"/>
   </w:num>
   <w:num w:numId="38">
-    <w:abstractNumId w:val="1"/>
+    <w:abstractNumId w:val="2"/>
   </w:num>
   <w:num w:numId="39">
-    <w:abstractNumId w:val="1"/>
+    <w:abstractNumId w:val="3"/>
+  </w:num>
+  <w:num w:numId="40">
+    <w:abstractNumId w:val="3"/>
+  </w:num>
+  <w:num w:numId="41">
+    <w:abstractNumId w:val="3"/>
+  </w:num>
+  <w:num w:numId="42">
+    <w:abstractNumId w:val="3"/>
+  </w:num>
+  <w:num w:numId="43">
+    <w:abstractNumId w:val="3"/>
+  </w:num>
+  <w:num w:numId="44">
+    <w:abstractNumId w:val="3"/>
+  </w:num>
+  <w:num w:numId="45">
+    <w:abstractNumId w:val="3"/>
+  </w:num>
+  <w:num w:numId="46">
+    <w:abstractNumId w:val="2"/>
     <w:lvlOverride w:ilvl="0">
       <w:startOverride w:val="1"/>
     </w:lvlOverride>
   </w:num>
-  <w:num w:numId="40">
-    <w:abstractNumId w:val="1"/>
-  </w:num>
-  <w:num w:numId="41">
-    <w:abstractNumId w:val="1"/>
-  </w:num>
-  <w:num w:numId="42">
-    <w:abstractNumId w:val="1"/>
-  </w:num>
-  <w:num w:numId="43">
+  <w:num w:numId="47">
     <w:abstractNumId w:val="2"/>
   </w:num>
-  <w:num w:numId="44">
+  <w:num w:numId="48">
     <w:abstractNumId w:val="2"/>
   </w:num>
-  <w:num w:numId="45">
+  <w:num w:numId="49">
     <w:abstractNumId w:val="2"/>
   </w:num>
-  <w:num w:numId="46">
+  <w:num w:numId="50">
     <w:abstractNumId w:val="2"/>
   </w:num>
-  <w:num w:numId="47">
+  <w:num w:numId="51">
     <w:abstractNumId w:val="2"/>
+  </w:num>
+  <w:num w:numId="52">
+    <w:abstractNumId w:val="3"/>
+  </w:num>
+  <w:num w:numId="53">
+    <w:abstractNumId w:val="3"/>
+  </w:num>
+  <w:num w:numId="54">
+    <w:abstractNumId w:val="3"/>
+  </w:num>
+  <w:num w:numId="55">
+    <w:abstractNumId w:val="3"/>
+  </w:num>
+  <w:num w:numId="56">
+    <w:abstractNumId w:val="3"/>
+  </w:num>
+  <w:num w:numId="57">
+    <w:abstractNumId w:val="3"/>
+  </w:num>
+  <w:num w:numId="58">
+    <w:abstractNumId w:val="3"/>
+  </w:num>
+  <w:num w:numId="59">
+    <w:abstractNumId w:val="3"/>
+  </w:num>
+  <w:num w:numId="60">
+    <w:abstractNumId w:val="2"/>
+    <w:lvlOverride w:ilvl="0">
+      <w:startOverride w:val="1"/>
+    </w:lvlOverride>
+  </w:num>
+  <w:num w:numId="61">
+    <w:abstractNumId w:val="2"/>
+  </w:num>
+  <w:num w:numId="62">
+    <w:abstractNumId w:val="2"/>
+  </w:num>
+  <w:num w:numId="63">
+    <w:abstractNumId w:val="2"/>
+    <w:lvlOverride w:ilvl="0">
+      <w:startOverride w:val="1"/>
+    </w:lvlOverride>
+  </w:num>
+  <w:num w:numId="64">
+    <w:abstractNumId w:val="2"/>
+  </w:num>
+  <w:num w:numId="65">
+    <w:abstractNumId w:val="2"/>
+  </w:num>
+  <w:num w:numId="66">
+    <w:abstractNumId w:val="2"/>
+    <w:lvlOverride w:ilvl="0">
+      <w:startOverride w:val="1"/>
+    </w:lvlOverride>
+  </w:num>
+  <w:num w:numId="67">
+    <w:abstractNumId w:val="2"/>
+  </w:num>
+  <w:num w:numId="68">
+    <w:abstractNumId w:val="2"/>
+  </w:num>
+  <w:num w:numId="69">
+    <w:abstractNumId w:val="2"/>
+  </w:num>
+  <w:num w:numId="70">
+    <w:abstractNumId w:val="2"/>
+    <w:lvlOverride w:ilvl="0">
+      <w:startOverride w:val="1"/>
+    </w:lvlOverride>
+  </w:num>
+  <w:num w:numId="71">
+    <w:abstractNumId w:val="2"/>
+  </w:num>
+  <w:num w:numId="72">
+    <w:abstractNumId w:val="2"/>
+  </w:num>
+  <w:num w:numId="73">
+    <w:abstractNumId w:val="2"/>
+  </w:num>
+  <w:num w:numId="74">
+    <w:abstractNumId w:val="2"/>
+    <w:lvlOverride w:ilvl="0">
+      <w:startOverride w:val="1"/>
+    </w:lvlOverride>
+  </w:num>
+  <w:num w:numId="75">
+    <w:abstractNumId w:val="2"/>
+  </w:num>
+  <w:num w:numId="76">
+    <w:abstractNumId w:val="2"/>
+  </w:num>
+  <w:num w:numId="77">
+    <w:abstractNumId w:val="2"/>
+    <w:lvlOverride w:ilvl="0">
+      <w:startOverride w:val="1"/>
+    </w:lvlOverride>
+  </w:num>
+  <w:num w:numId="78">
+    <w:abstractNumId w:val="2"/>
+  </w:num>
+  <w:num w:numId="79">
+    <w:abstractNumId w:val="2"/>
+  </w:num>
+  <w:num w:numId="80">
+    <w:abstractNumId w:val="2"/>
+  </w:num>
+  <w:num w:numId="81">
+    <w:abstractNumId w:val="3"/>
+  </w:num>
+  <w:num w:numId="82">
+    <w:abstractNumId w:val="3"/>
+  </w:num>
+  <w:num w:numId="83">
+    <w:abstractNumId w:val="3"/>
+  </w:num>
+  <w:num w:numId="84">
+    <w:abstractNumId w:val="3"/>
+  </w:num>
+  <w:num w:numId="85">
+    <w:abstractNumId w:val="3"/>
   </w:num>
 </w:numbering>
 </file>

--- a/docs/manuals/admin-guide.docx
+++ b/docs/manuals/admin-guide.docx
@@ -23,7 +23,7 @@
       </w:pPr>
       <w:r>
         <w:rPr/>
-        <w:t>Версия 0.3.0</w:t>
+        <w:t>Версия 0.3.1</w:t>
       </w:r>
     </w:p>
     <w:p>
@@ -93,7 +93,7 @@
             </w:rPr>
             <w:fldChar w:fldCharType="separate"/>
           </w:r>
-          <w:hyperlink w:anchor="__RefHeading___Toc1352_2557720853">
+          <w:hyperlink w:anchor="__RefHeading___Toc1357_2237095093">
             <w:r>
               <w:rPr>
                 <w:webHidden/>
@@ -114,7 +114,7 @@
             </w:tabs>
             <w:rPr/>
           </w:pPr>
-          <w:hyperlink w:anchor="__RefHeading___Toc1354_2557720853">
+          <w:hyperlink w:anchor="__RefHeading___Toc1359_2237095093">
             <w:r>
               <w:rPr>
                 <w:webHidden/>
@@ -135,7 +135,7 @@
             </w:tabs>
             <w:rPr/>
           </w:pPr>
-          <w:hyperlink w:anchor="__RefHeading___Toc1356_2557720853">
+          <w:hyperlink w:anchor="__RefHeading___Toc1361_2237095093">
             <w:r>
               <w:rPr>
                 <w:webHidden/>
@@ -156,7 +156,7 @@
             </w:tabs>
             <w:rPr/>
           </w:pPr>
-          <w:hyperlink w:anchor="__RefHeading___Toc1358_2557720853">
+          <w:hyperlink w:anchor="__RefHeading___Toc1363_2237095093">
             <w:r>
               <w:rPr>
                 <w:webHidden/>
@@ -177,7 +177,7 @@
             </w:tabs>
             <w:rPr/>
           </w:pPr>
-          <w:hyperlink w:anchor="__RefHeading___Toc1360_2557720853">
+          <w:hyperlink w:anchor="__RefHeading___Toc1365_2237095093">
             <w:r>
               <w:rPr>
                 <w:webHidden/>
@@ -198,7 +198,7 @@
             </w:tabs>
             <w:rPr/>
           </w:pPr>
-          <w:hyperlink w:anchor="__RefHeading___Toc1362_2557720853">
+          <w:hyperlink w:anchor="__RefHeading___Toc1367_2237095093">
             <w:r>
               <w:rPr>
                 <w:webHidden/>
@@ -219,7 +219,7 @@
             </w:tabs>
             <w:rPr/>
           </w:pPr>
-          <w:hyperlink w:anchor="__RefHeading___Toc1364_2557720853">
+          <w:hyperlink w:anchor="__RefHeading___Toc1369_2237095093">
             <w:r>
               <w:rPr>
                 <w:webHidden/>
@@ -240,7 +240,7 @@
             </w:tabs>
             <w:rPr/>
           </w:pPr>
-          <w:hyperlink w:anchor="__RefHeading___Toc1366_2557720853">
+          <w:hyperlink w:anchor="__RefHeading___Toc1371_2237095093">
             <w:r>
               <w:rPr>
                 <w:webHidden/>
@@ -261,7 +261,7 @@
             </w:tabs>
             <w:rPr/>
           </w:pPr>
-          <w:hyperlink w:anchor="__RefHeading___Toc1368_2557720853">
+          <w:hyperlink w:anchor="__RefHeading___Toc1373_2237095093">
             <w:r>
               <w:rPr>
                 <w:webHidden/>
@@ -282,7 +282,7 @@
             </w:tabs>
             <w:rPr/>
           </w:pPr>
-          <w:hyperlink w:anchor="__RefHeading___Toc1370_2557720853">
+          <w:hyperlink w:anchor="__RefHeading___Toc1375_2237095093">
             <w:r>
               <w:rPr>
                 <w:webHidden/>
@@ -303,7 +303,7 @@
             </w:tabs>
             <w:rPr/>
           </w:pPr>
-          <w:hyperlink w:anchor="__RefHeading___Toc1372_2557720853">
+          <w:hyperlink w:anchor="__RefHeading___Toc1377_2237095093">
             <w:r>
               <w:rPr>
                 <w:webHidden/>
@@ -324,7 +324,7 @@
             </w:tabs>
             <w:rPr/>
           </w:pPr>
-          <w:hyperlink w:anchor="__RefHeading___Toc1374_2557720853">
+          <w:hyperlink w:anchor="__RefHeading___Toc1379_2237095093">
             <w:r>
               <w:rPr>
                 <w:webHidden/>
@@ -345,7 +345,7 @@
             </w:tabs>
             <w:rPr/>
           </w:pPr>
-          <w:hyperlink w:anchor="__RefHeading___Toc1376_2557720853">
+          <w:hyperlink w:anchor="__RefHeading___Toc1381_2237095093">
             <w:r>
               <w:rPr>
                 <w:webHidden/>
@@ -366,7 +366,7 @@
             </w:tabs>
             <w:rPr/>
           </w:pPr>
-          <w:hyperlink w:anchor="__RefHeading___Toc1378_2557720853">
+          <w:hyperlink w:anchor="__RefHeading___Toc1383_2237095093">
             <w:r>
               <w:rPr>
                 <w:webHidden/>
@@ -387,7 +387,7 @@
             </w:tabs>
             <w:rPr/>
           </w:pPr>
-          <w:hyperlink w:anchor="__RefHeading___Toc1380_2557720853">
+          <w:hyperlink w:anchor="__RefHeading___Toc1385_2237095093">
             <w:r>
               <w:rPr>
                 <w:webHidden/>
@@ -408,7 +408,7 @@
             </w:tabs>
             <w:rPr/>
           </w:pPr>
-          <w:hyperlink w:anchor="__RefHeading___Toc1382_2557720853">
+          <w:hyperlink w:anchor="__RefHeading___Toc1387_2237095093">
             <w:r>
               <w:rPr>
                 <w:webHidden/>
@@ -429,7 +429,7 @@
             </w:tabs>
             <w:rPr/>
           </w:pPr>
-          <w:hyperlink w:anchor="__RefHeading___Toc1384_2557720853">
+          <w:hyperlink w:anchor="__RefHeading___Toc1389_2237095093">
             <w:r>
               <w:rPr>
                 <w:webHidden/>
@@ -450,7 +450,7 @@
             </w:tabs>
             <w:rPr/>
           </w:pPr>
-          <w:hyperlink w:anchor="__RefHeading___Toc1386_2557720853">
+          <w:hyperlink w:anchor="__RefHeading___Toc1391_2237095093">
             <w:r>
               <w:rPr>
                 <w:webHidden/>
@@ -471,7 +471,7 @@
             </w:tabs>
             <w:rPr/>
           </w:pPr>
-          <w:hyperlink w:anchor="__RefHeading___Toc1388_2557720853">
+          <w:hyperlink w:anchor="__RefHeading___Toc1393_2237095093">
             <w:r>
               <w:rPr>
                 <w:webHidden/>
@@ -492,7 +492,7 @@
             </w:tabs>
             <w:rPr/>
           </w:pPr>
-          <w:hyperlink w:anchor="__RefHeading___Toc1390_2557720853">
+          <w:hyperlink w:anchor="__RefHeading___Toc1395_2237095093">
             <w:r>
               <w:rPr>
                 <w:webHidden/>
@@ -513,7 +513,7 @@
             </w:tabs>
             <w:rPr/>
           </w:pPr>
-          <w:hyperlink w:anchor="__RefHeading___Toc1392_2557720853">
+          <w:hyperlink w:anchor="__RefHeading___Toc1397_2237095093">
             <w:r>
               <w:rPr>
                 <w:webHidden/>
@@ -534,7 +534,7 @@
             </w:tabs>
             <w:rPr/>
           </w:pPr>
-          <w:hyperlink w:anchor="__RefHeading___Toc1394_2557720853">
+          <w:hyperlink w:anchor="__RefHeading___Toc1399_2237095093">
             <w:r>
               <w:rPr>
                 <w:webHidden/>
@@ -555,7 +555,7 @@
             </w:tabs>
             <w:rPr/>
           </w:pPr>
-          <w:hyperlink w:anchor="__RefHeading___Toc1396_2557720853">
+          <w:hyperlink w:anchor="__RefHeading___Toc1401_2237095093">
             <w:r>
               <w:rPr>
                 <w:webHidden/>
@@ -576,7 +576,7 @@
             </w:tabs>
             <w:rPr/>
           </w:pPr>
-          <w:hyperlink w:anchor="__RefHeading___Toc1398_2557720853">
+          <w:hyperlink w:anchor="__RefHeading___Toc1403_2237095093">
             <w:r>
               <w:rPr>
                 <w:webHidden/>
@@ -597,7 +597,7 @@
             </w:tabs>
             <w:rPr/>
           </w:pPr>
-          <w:hyperlink w:anchor="__RefHeading___Toc1400_2557720853">
+          <w:hyperlink w:anchor="__RefHeading___Toc1405_2237095093">
             <w:r>
               <w:rPr>
                 <w:webHidden/>
@@ -618,7 +618,7 @@
             </w:tabs>
             <w:rPr/>
           </w:pPr>
-          <w:hyperlink w:anchor="__RefHeading___Toc1402_2557720853">
+          <w:hyperlink w:anchor="__RefHeading___Toc1407_2237095093">
             <w:r>
               <w:rPr>
                 <w:webHidden/>
@@ -639,7 +639,7 @@
             </w:tabs>
             <w:rPr/>
           </w:pPr>
-          <w:hyperlink w:anchor="__RefHeading___Toc1404_2557720853">
+          <w:hyperlink w:anchor="__RefHeading___Toc1409_2237095093">
             <w:r>
               <w:rPr>
                 <w:webHidden/>
@@ -660,7 +660,7 @@
             </w:tabs>
             <w:rPr/>
           </w:pPr>
-          <w:hyperlink w:anchor="__RefHeading___Toc1406_2557720853">
+          <w:hyperlink w:anchor="__RefHeading___Toc1411_2237095093">
             <w:r>
               <w:rPr>
                 <w:webHidden/>
@@ -681,7 +681,7 @@
             </w:tabs>
             <w:rPr/>
           </w:pPr>
-          <w:hyperlink w:anchor="__RefHeading___Toc1408_2557720853">
+          <w:hyperlink w:anchor="__RefHeading___Toc1413_2237095093">
             <w:r>
               <w:rPr>
                 <w:webHidden/>
@@ -702,7 +702,7 @@
             </w:tabs>
             <w:rPr/>
           </w:pPr>
-          <w:hyperlink w:anchor="__RefHeading___Toc1410_2557720853">
+          <w:hyperlink w:anchor="__RefHeading___Toc1415_2237095093">
             <w:r>
               <w:rPr>
                 <w:webHidden/>
@@ -723,7 +723,7 @@
             </w:tabs>
             <w:rPr/>
           </w:pPr>
-          <w:hyperlink w:anchor="__RefHeading___Toc1412_2557720853">
+          <w:hyperlink w:anchor="__RefHeading___Toc1417_2237095093">
             <w:r>
               <w:rPr>
                 <w:webHidden/>
@@ -744,7 +744,7 @@
             </w:tabs>
             <w:rPr/>
           </w:pPr>
-          <w:hyperlink w:anchor="__RefHeading___Toc1414_2557720853">
+          <w:hyperlink w:anchor="__RefHeading___Toc1419_2237095093">
             <w:r>
               <w:rPr>
                 <w:webHidden/>
@@ -765,7 +765,7 @@
             </w:tabs>
             <w:rPr/>
           </w:pPr>
-          <w:hyperlink w:anchor="__RefHeading___Toc1416_2557720853">
+          <w:hyperlink w:anchor="__RefHeading___Toc1421_2237095093">
             <w:r>
               <w:rPr>
                 <w:webHidden/>
@@ -786,7 +786,7 @@
             </w:tabs>
             <w:rPr/>
           </w:pPr>
-          <w:hyperlink w:anchor="__RefHeading___Toc1418_2557720853">
+          <w:hyperlink w:anchor="__RefHeading___Toc1423_2237095093">
             <w:r>
               <w:rPr>
                 <w:webHidden/>
@@ -807,7 +807,7 @@
             </w:tabs>
             <w:rPr/>
           </w:pPr>
-          <w:hyperlink w:anchor="__RefHeading___Toc1420_2557720853">
+          <w:hyperlink w:anchor="__RefHeading___Toc1425_2237095093">
             <w:r>
               <w:rPr>
                 <w:webHidden/>
@@ -828,7 +828,7 @@
             </w:tabs>
             <w:rPr/>
           </w:pPr>
-          <w:hyperlink w:anchor="__RefHeading___Toc1422_2557720853">
+          <w:hyperlink w:anchor="__RefHeading___Toc1427_2237095093">
             <w:r>
               <w:rPr>
                 <w:webHidden/>
@@ -849,7 +849,7 @@
             </w:tabs>
             <w:rPr/>
           </w:pPr>
-          <w:hyperlink w:anchor="__RefHeading___Toc1424_2557720853">
+          <w:hyperlink w:anchor="__RefHeading___Toc1429_2237095093">
             <w:r>
               <w:rPr>
                 <w:webHidden/>
@@ -870,7 +870,7 @@
             </w:tabs>
             <w:rPr/>
           </w:pPr>
-          <w:hyperlink w:anchor="__RefHeading___Toc1426_2557720853">
+          <w:hyperlink w:anchor="__RefHeading___Toc1431_2237095093">
             <w:r>
               <w:rPr>
                 <w:webHidden/>
@@ -891,7 +891,7 @@
             </w:tabs>
             <w:rPr/>
           </w:pPr>
-          <w:hyperlink w:anchor="__RefHeading___Toc1428_2557720853">
+          <w:hyperlink w:anchor="__RefHeading___Toc1433_2237095093">
             <w:r>
               <w:rPr>
                 <w:webHidden/>
@@ -912,7 +912,7 @@
             </w:tabs>
             <w:rPr/>
           </w:pPr>
-          <w:hyperlink w:anchor="__RefHeading___Toc1430_2557720853">
+          <w:hyperlink w:anchor="__RefHeading___Toc1435_2237095093">
             <w:r>
               <w:rPr>
                 <w:webHidden/>
@@ -933,7 +933,7 @@
             </w:tabs>
             <w:rPr/>
           </w:pPr>
-          <w:hyperlink w:anchor="__RefHeading___Toc1432_2557720853">
+          <w:hyperlink w:anchor="__RefHeading___Toc1437_2237095093">
             <w:r>
               <w:rPr>
                 <w:webHidden/>
@@ -954,7 +954,7 @@
             </w:tabs>
             <w:rPr/>
           </w:pPr>
-          <w:hyperlink w:anchor="__RefHeading___Toc1434_2557720853">
+          <w:hyperlink w:anchor="__RefHeading___Toc1439_2237095093">
             <w:r>
               <w:rPr>
                 <w:webHidden/>
@@ -979,7 +979,7 @@
         <w:pStyle w:val="Heading1"/>
         <w:rPr/>
       </w:pPr>
-      <w:bookmarkStart w:id="0" w:name="__RefHeading___Toc1352_2557720853"/>
+      <w:bookmarkStart w:id="0" w:name="__RefHeading___Toc1357_2237095093"/>
       <w:bookmarkStart w:id="1" w:name="о-документе"/>
       <w:bookmarkEnd w:id="0"/>
       <w:r>
@@ -1001,7 +1001,7 @@
       </w:pPr>
       <w:r>
         <w:rPr/>
-        <w:t>Руководство описывает администрирование «Пульса Проекта» версии 0.3.0: роли и доступы, сотрудников, направления, реестр изменений, корзину, вход через домен (LDAP / Active Directory) и производственный календарь. Работа с проектами и планами — в «Руководстве пользователя», установка, обновление и резервное копирование — в «Руководстве по развёртыванию».</w:t>
+        <w:t>Руководство описывает администрирование «Пульса Проекта» версии 0.3.1: роли и доступы, сотрудников, направления, реестр изменений, корзину, вход через домен (LDAP / Active Directory) и производственный календарь. Работа с проектами и планами — в «Руководстве пользователя», установка, обновление и резервное копирование — в «Руководстве по развёртыванию».</w:t>
       </w:r>
     </w:p>
     <w:p>
@@ -1021,7 +1021,7 @@
         <w:pStyle w:val="Heading1"/>
         <w:rPr/>
       </w:pPr>
-      <w:bookmarkStart w:id="3" w:name="__RefHeading___Toc1354_2557720853"/>
+      <w:bookmarkStart w:id="3" w:name="__RefHeading___Toc1359_2237095093"/>
       <w:bookmarkStart w:id="4" w:name="роли-и-права"/>
       <w:bookmarkEnd w:id="3"/>
       <w:r>
@@ -1041,7 +1041,7 @@
         <w:pStyle w:val="Heading2"/>
         <w:rPr/>
       </w:pPr>
-      <w:bookmarkStart w:id="5" w:name="__RefHeading___Toc1356_2557720853"/>
+      <w:bookmarkStart w:id="5" w:name="__RefHeading___Toc1361_2237095093"/>
       <w:bookmarkEnd w:id="5"/>
       <w:r>
         <w:rPr>
@@ -1455,7 +1455,7 @@
         <w:pStyle w:val="Heading2"/>
         <w:rPr/>
       </w:pPr>
-      <w:bookmarkStart w:id="7" w:name="__RefHeading___Toc1358_2557720853"/>
+      <w:bookmarkStart w:id="7" w:name="__RefHeading___Toc1363_2237095093"/>
       <w:bookmarkEnd w:id="7"/>
       <w:r>
         <w:rPr>
@@ -1788,7 +1788,7 @@
         <w:pStyle w:val="Heading2"/>
         <w:rPr/>
       </w:pPr>
-      <w:bookmarkStart w:id="8" w:name="__RefHeading___Toc1360_2557720853"/>
+      <w:bookmarkStart w:id="8" w:name="__RefHeading___Toc1365_2237095093"/>
       <w:bookmarkStart w:id="9" w:name="как-считается-доступ"/>
       <w:bookmarkEnd w:id="8"/>
       <w:r>
@@ -1904,7 +1904,7 @@
         <w:pStyle w:val="Heading2"/>
         <w:rPr/>
       </w:pPr>
-      <w:bookmarkStart w:id="11" w:name="__RefHeading___Toc1362_2557720853"/>
+      <w:bookmarkStart w:id="11" w:name="__RefHeading___Toc1367_2237095093"/>
       <w:bookmarkStart w:id="12" w:name="защита-от-ошибок"/>
       <w:bookmarkEnd w:id="11"/>
       <w:r>
@@ -1984,7 +1984,7 @@
         <w:pStyle w:val="Heading1"/>
         <w:rPr/>
       </w:pPr>
-      <w:bookmarkStart w:id="15" w:name="__RefHeading___Toc1364_2557720853"/>
+      <w:bookmarkStart w:id="15" w:name="__RefHeading___Toc1369_2237095093"/>
       <w:bookmarkStart w:id="16" w:name="первичная-настройка"/>
       <w:bookmarkEnd w:id="15"/>
       <w:r>
@@ -2004,7 +2004,7 @@
         <w:pStyle w:val="Heading2"/>
         <w:rPr/>
       </w:pPr>
-      <w:bookmarkStart w:id="17" w:name="__RefHeading___Toc1366_2557720853"/>
+      <w:bookmarkStart w:id="17" w:name="__RefHeading___Toc1371_2237095093"/>
       <w:bookmarkStart w:id="18" w:name="после-перехода-с-1.0.1"/>
       <w:bookmarkEnd w:id="17"/>
       <w:r>
@@ -2130,7 +2130,7 @@
         <w:pStyle w:val="Heading2"/>
         <w:rPr/>
       </w:pPr>
-      <w:bookmarkStart w:id="19" w:name="__RefHeading___Toc1368_2557720853"/>
+      <w:bookmarkStart w:id="19" w:name="__RefHeading___Toc1373_2237095093"/>
       <w:bookmarkStart w:id="20" w:name="новая-установка"/>
       <w:bookmarkEnd w:id="19"/>
       <w:r>
@@ -2245,7 +2245,7 @@
         <w:pStyle w:val="Heading1"/>
         <w:rPr/>
       </w:pPr>
-      <w:bookmarkStart w:id="21" w:name="__RefHeading___Toc1370_2557720853"/>
+      <w:bookmarkStart w:id="21" w:name="__RefHeading___Toc1375_2237095093"/>
       <w:bookmarkStart w:id="22" w:name="сотрудники"/>
       <w:bookmarkEnd w:id="21"/>
       <w:r>
@@ -2265,7 +2265,7 @@
         <w:pStyle w:val="Heading2"/>
         <w:rPr/>
       </w:pPr>
-      <w:bookmarkStart w:id="23" w:name="__RefHeading___Toc1372_2557720853"/>
+      <w:bookmarkStart w:id="23" w:name="__RefHeading___Toc1377_2237095093"/>
       <w:bookmarkStart w:id="24" w:name="список"/>
       <w:bookmarkEnd w:id="23"/>
       <w:r>
@@ -2373,7 +2373,7 @@
         <w:pStyle w:val="Heading2"/>
         <w:rPr/>
       </w:pPr>
-      <w:bookmarkStart w:id="25" w:name="__RefHeading___Toc1374_2557720853"/>
+      <w:bookmarkStart w:id="25" w:name="__RefHeading___Toc1379_2237095093"/>
       <w:bookmarkStart w:id="26" w:name="добавление-и-изменение"/>
       <w:bookmarkEnd w:id="25"/>
       <w:r>
@@ -2506,7 +2506,7 @@
         <w:pStyle w:val="Heading2"/>
         <w:rPr/>
       </w:pPr>
-      <w:bookmarkStart w:id="27" w:name="__RefHeading___Toc1376_2557720853"/>
+      <w:bookmarkStart w:id="27" w:name="__RefHeading___Toc1381_2237095093"/>
       <w:bookmarkStart w:id="28" w:name="отключение-и-удаление"/>
       <w:bookmarkEnd w:id="27"/>
       <w:r>
@@ -2570,7 +2570,7 @@
         <w:pStyle w:val="Heading1"/>
         <w:rPr/>
       </w:pPr>
-      <w:bookmarkStart w:id="29" w:name="__RefHeading___Toc1378_2557720853"/>
+      <w:bookmarkStart w:id="29" w:name="__RefHeading___Toc1383_2237095093"/>
       <w:bookmarkStart w:id="30" w:name="структура-компании"/>
       <w:bookmarkEnd w:id="29"/>
       <w:r>
@@ -2667,7 +2667,7 @@
         <w:pStyle w:val="Heading2"/>
         <w:rPr/>
       </w:pPr>
-      <w:bookmarkStart w:id="31" w:name="__RefHeading___Toc1380_2557720853"/>
+      <w:bookmarkStart w:id="31" w:name="__RefHeading___Toc1385_2237095093"/>
       <w:bookmarkStart w:id="32" w:name="подразделения"/>
       <w:bookmarkEnd w:id="31"/>
       <w:r>
@@ -2802,7 +2802,7 @@
         <w:pStyle w:val="Heading2"/>
         <w:rPr/>
       </w:pPr>
-      <w:bookmarkStart w:id="33" w:name="__RefHeading___Toc1382_2557720853"/>
+      <w:bookmarkStart w:id="33" w:name="__RefHeading___Toc1387_2237095093"/>
       <w:bookmarkStart w:id="34" w:name="руководители-и-подчинение"/>
       <w:bookmarkEnd w:id="33"/>
       <w:r>
@@ -2897,7 +2897,7 @@
         <w:pStyle w:val="Heading2"/>
         <w:rPr/>
       </w:pPr>
-      <w:bookmarkStart w:id="36" w:name="__RefHeading___Toc1384_2557720853"/>
+      <w:bookmarkStart w:id="36" w:name="__RefHeading___Toc1389_2237095093"/>
       <w:bookmarkStart w:id="37" w:name="импорт-и-экспорт"/>
       <w:bookmarkEnd w:id="36"/>
       <w:r>
@@ -3731,7 +3731,7 @@
         <w:pStyle w:val="Heading1"/>
         <w:rPr/>
       </w:pPr>
-      <w:bookmarkStart w:id="38" w:name="__RefHeading___Toc1386_2557720853"/>
+      <w:bookmarkStart w:id="38" w:name="__RefHeading___Toc1391_2237095093"/>
       <w:bookmarkStart w:id="39" w:name="направления"/>
       <w:bookmarkEnd w:id="38"/>
       <w:r>
@@ -3849,7 +3849,7 @@
         <w:pStyle w:val="Heading1"/>
         <w:rPr/>
       </w:pPr>
-      <w:bookmarkStart w:id="40" w:name="__RefHeading___Toc1388_2557720853"/>
+      <w:bookmarkStart w:id="40" w:name="__RefHeading___Toc1393_2237095093"/>
       <w:bookmarkStart w:id="41" w:name="доступы"/>
       <w:bookmarkEnd w:id="40"/>
       <w:r>
@@ -3879,7 +3879,7 @@
         <w:pStyle w:val="Heading2"/>
         <w:rPr/>
       </w:pPr>
-      <w:bookmarkStart w:id="42" w:name="__RefHeading___Toc1390_2557720853"/>
+      <w:bookmarkStart w:id="42" w:name="__RefHeading___Toc1395_2237095093"/>
       <w:bookmarkStart w:id="43" w:name="выдать-доступ"/>
       <w:bookmarkEnd w:id="42"/>
       <w:r>
@@ -4063,7 +4063,7 @@
         <w:pStyle w:val="Heading2"/>
         <w:rPr/>
       </w:pPr>
-      <w:bookmarkStart w:id="45" w:name="__RefHeading___Toc1392_2557720853"/>
+      <w:bookmarkStart w:id="45" w:name="__RefHeading___Toc1397_2237095093"/>
       <w:bookmarkStart w:id="46" w:name="правила"/>
       <w:bookmarkEnd w:id="45"/>
       <w:r>
@@ -4184,7 +4184,7 @@
         <w:pStyle w:val="Heading2"/>
         <w:rPr/>
       </w:pPr>
-      <w:bookmarkStart w:id="48" w:name="__RefHeading___Toc1394_2557720853"/>
+      <w:bookmarkStart w:id="48" w:name="__RefHeading___Toc1399_2237095093"/>
       <w:bookmarkStart w:id="49" w:name="кто-что-видит"/>
       <w:bookmarkEnd w:id="48"/>
       <w:r>
@@ -4274,7 +4274,7 @@
         <w:pStyle w:val="Heading1"/>
         <w:rPr/>
       </w:pPr>
-      <w:bookmarkStart w:id="52" w:name="__RefHeading___Toc1396_2557720853"/>
+      <w:bookmarkStart w:id="52" w:name="__RefHeading___Toc1401_2237095093"/>
       <w:bookmarkStart w:id="53" w:name="реестр-изменений"/>
       <w:bookmarkEnd w:id="52"/>
       <w:r>
@@ -4392,7 +4392,7 @@
         <w:pStyle w:val="Heading1"/>
         <w:rPr/>
       </w:pPr>
-      <w:bookmarkStart w:id="54" w:name="__RefHeading___Toc1398_2557720853"/>
+      <w:bookmarkStart w:id="54" w:name="__RefHeading___Toc1403_2237095093"/>
       <w:bookmarkStart w:id="55" w:name="корзина"/>
       <w:bookmarkEnd w:id="54"/>
       <w:r>
@@ -4534,7 +4534,7 @@
         <w:pStyle w:val="Heading1"/>
         <w:rPr/>
       </w:pPr>
-      <w:bookmarkStart w:id="57" w:name="__RefHeading___Toc1400_2557720853"/>
+      <w:bookmarkStart w:id="57" w:name="__RefHeading___Toc1405_2237095093"/>
       <w:bookmarkStart w:id="58" w:name="интеграции-jira"/>
       <w:bookmarkEnd w:id="57"/>
       <w:r>
@@ -4762,7 +4762,7 @@
       </w:r>
       <w:r>
         <w:rPr/>
-        <w:t xml:space="preserve"> → «Соединение установлено: » → </w:t>
+        <w:t xml:space="preserve"> → «Соединение установлено:  · Jira Server 8.20.10 · поиск задач работает» → </w:t>
       </w:r>
       <w:r>
         <w:rPr>
@@ -4773,7 +4773,7 @@
       </w:r>
       <w:r>
         <w:rPr/>
-        <w:t>.</w:t>
+        <w:t>. Проверка входит в Jira, узнаёт её версию и выполняет поиск задач тем же запросом, каким читаются задачи планов: если вход удался, а поиск нет, проверка скажет об этом с причиной от Jira.</w:t>
       </w:r>
     </w:p>
     <w:p>
@@ -4809,7 +4809,7 @@
         <w:pStyle w:val="Heading1"/>
         <w:rPr/>
       </w:pPr>
-      <w:bookmarkStart w:id="59" w:name="__RefHeading___Toc1402_2557720853"/>
+      <w:bookmarkStart w:id="59" w:name="__RefHeading___Toc1407_2237095093"/>
       <w:bookmarkStart w:id="60" w:name="вход-через-домен"/>
       <w:bookmarkEnd w:id="59"/>
       <w:r>
@@ -5909,7 +5909,7 @@
         <w:pStyle w:val="Heading1"/>
         <w:rPr/>
       </w:pPr>
-      <w:bookmarkStart w:id="62" w:name="__RefHeading___Toc1404_2557720853"/>
+      <w:bookmarkStart w:id="62" w:name="__RefHeading___Toc1409_2237095093"/>
       <w:bookmarkStart w:id="63" w:name="производственный-календарь"/>
       <w:bookmarkEnd w:id="62"/>
       <w:r>
@@ -6074,7 +6074,7 @@
         <w:pStyle w:val="Heading1"/>
         <w:rPr/>
       </w:pPr>
-      <w:bookmarkStart w:id="64" w:name="__RefHeading___Toc1406_2557720853"/>
+      <w:bookmarkStart w:id="64" w:name="__RefHeading___Toc1411_2237095093"/>
       <w:bookmarkStart w:id="65" w:name="работа-сервиса"/>
       <w:bookmarkEnd w:id="64"/>
       <w:r>
@@ -6220,7 +6220,7 @@
         <w:pStyle w:val="Heading1"/>
         <w:rPr/>
       </w:pPr>
-      <w:bookmarkStart w:id="66" w:name="__RefHeading___Toc1408_2557720853"/>
+      <w:bookmarkStart w:id="66" w:name="__RefHeading___Toc1413_2237095093"/>
       <w:bookmarkStart w:id="67" w:name="сценарии-администратора"/>
       <w:bookmarkEnd w:id="66"/>
       <w:r>
@@ -6240,7 +6240,7 @@
         <w:pStyle w:val="Heading2"/>
         <w:rPr/>
       </w:pPr>
-      <w:bookmarkStart w:id="68" w:name="__RefHeading___Toc1410_2557720853"/>
+      <w:bookmarkStart w:id="68" w:name="__RefHeading___Toc1415_2237095093"/>
       <w:bookmarkStart w:id="69" w:name="X525cf896d0e0da260fae1e7259530962a7d5ac1"/>
       <w:bookmarkEnd w:id="68"/>
       <w:r>
@@ -6318,7 +6318,7 @@
         <w:pStyle w:val="Heading2"/>
         <w:rPr/>
       </w:pPr>
-      <w:bookmarkStart w:id="71" w:name="__RefHeading___Toc1412_2557720853"/>
+      <w:bookmarkStart w:id="71" w:name="__RefHeading___Toc1417_2237095093"/>
       <w:bookmarkStart w:id="72" w:name="сценарий-а2.-увольнение"/>
       <w:bookmarkEnd w:id="71"/>
       <w:r>
@@ -6400,7 +6400,7 @@
         <w:pStyle w:val="Heading2"/>
         <w:rPr/>
       </w:pPr>
-      <w:bookmarkStart w:id="74" w:name="__RefHeading___Toc1414_2557720853"/>
+      <w:bookmarkStart w:id="74" w:name="__RefHeading___Toc1419_2237095093"/>
       <w:bookmarkStart w:id="75" w:name="X40b3630711ad101350b0dd1e981711065e8bd89"/>
       <w:bookmarkEnd w:id="74"/>
       <w:r>
@@ -6432,7 +6432,7 @@
         <w:pStyle w:val="Heading2"/>
         <w:rPr/>
       </w:pPr>
-      <w:bookmarkStart w:id="77" w:name="__RefHeading___Toc1416_2557720853"/>
+      <w:bookmarkStart w:id="77" w:name="__RefHeading___Toc1421_2237095093"/>
       <w:bookmarkStart w:id="78" w:name="X47b085d6f5d4ae9e2a209044082e45befec994f"/>
       <w:bookmarkEnd w:id="77"/>
       <w:r>
@@ -6470,7 +6470,7 @@
         <w:pStyle w:val="Heading2"/>
         <w:rPr/>
       </w:pPr>
-      <w:bookmarkStart w:id="79" w:name="__RefHeading___Toc1418_2557720853"/>
+      <w:bookmarkStart w:id="79" w:name="__RefHeading___Toc1423_2237095093"/>
       <w:bookmarkStart w:id="80" w:name="Xe1ad479a47bf9d896db09fa985b7ceb589233e6"/>
       <w:bookmarkEnd w:id="79"/>
       <w:r>
@@ -6541,7 +6541,7 @@
         <w:pStyle w:val="Heading2"/>
         <w:rPr/>
       </w:pPr>
-      <w:bookmarkStart w:id="81" w:name="__RefHeading___Toc1420_2557720853"/>
+      <w:bookmarkStart w:id="81" w:name="__RefHeading___Toc1425_2237095093"/>
       <w:bookmarkStart w:id="82" w:name="сценарий-а6.-сотрудник-забыл-пароль"/>
       <w:bookmarkEnd w:id="81"/>
       <w:r>
@@ -6594,7 +6594,7 @@
         <w:pStyle w:val="Heading2"/>
         <w:rPr/>
       </w:pPr>
-      <w:bookmarkStart w:id="83" w:name="__RefHeading___Toc1422_2557720853"/>
+      <w:bookmarkStart w:id="83" w:name="__RefHeading___Toc1427_2237095093"/>
       <w:bookmarkStart w:id="84" w:name="сценарий-а7.-переход-на-вход-через-домен"/>
       <w:bookmarkEnd w:id="83"/>
       <w:r>
@@ -6707,7 +6707,7 @@
         <w:pStyle w:val="Heading2"/>
         <w:rPr/>
       </w:pPr>
-      <w:bookmarkStart w:id="85" w:name="__RefHeading___Toc1424_2557720853"/>
+      <w:bookmarkStart w:id="85" w:name="__RefHeading___Toc1429_2237095093"/>
       <w:bookmarkStart w:id="86" w:name="сценарий-а8.-кто-удалил-строку-в-плане"/>
       <w:bookmarkEnd w:id="85"/>
       <w:r>
@@ -6760,7 +6760,7 @@
         <w:pStyle w:val="Heading2"/>
         <w:rPr/>
       </w:pPr>
-      <w:bookmarkStart w:id="87" w:name="__RefHeading___Toc1426_2557720853"/>
+      <w:bookmarkStart w:id="87" w:name="__RefHeading___Toc1431_2237095093"/>
       <w:bookmarkStart w:id="88" w:name="X387a919fb1df514141b31fa3d13f82a51b424f4"/>
       <w:bookmarkEnd w:id="87"/>
       <w:r>
@@ -6900,7 +6900,7 @@
         <w:pStyle w:val="Heading2"/>
         <w:rPr/>
       </w:pPr>
-      <w:bookmarkStart w:id="90" w:name="__RefHeading___Toc1428_2557720853"/>
+      <w:bookmarkStart w:id="90" w:name="__RefHeading___Toc1433_2237095093"/>
       <w:bookmarkStart w:id="91" w:name="Xa559ee2f1a0fdc2b80a1f0cd131cb58a0b5e8f8"/>
       <w:bookmarkEnd w:id="90"/>
       <w:r>
@@ -6975,7 +6975,7 @@
         <w:pStyle w:val="Heading2"/>
         <w:rPr/>
       </w:pPr>
-      <w:bookmarkStart w:id="93" w:name="__RefHeading___Toc1430_2557720853"/>
+      <w:bookmarkStart w:id="93" w:name="__RefHeading___Toc1435_2237095093"/>
       <w:bookmarkStart w:id="94" w:name="сценарий-а11.-подключение-jira"/>
       <w:bookmarkEnd w:id="93"/>
       <w:r>
@@ -7106,7 +7106,7 @@
         <w:pStyle w:val="Heading1"/>
         <w:rPr/>
       </w:pPr>
-      <w:bookmarkStart w:id="95" w:name="__RefHeading___Toc1432_2557720853"/>
+      <w:bookmarkStart w:id="95" w:name="__RefHeading___Toc1437_2237095093"/>
       <w:bookmarkStart w:id="96" w:name="рекомендации-по-безопасности"/>
       <w:bookmarkEnd w:id="95"/>
       <w:r>
@@ -7219,7 +7219,7 @@
         <w:pStyle w:val="Heading1"/>
         <w:rPr/>
       </w:pPr>
-      <w:bookmarkStart w:id="97" w:name="__RefHeading___Toc1434_2557720853"/>
+      <w:bookmarkStart w:id="97" w:name="__RefHeading___Toc1439_2237095093"/>
       <w:bookmarkStart w:id="98" w:name="частые-вопросы"/>
       <w:bookmarkEnd w:id="97"/>
       <w:r>
@@ -7370,7 +7370,7 @@
         <w:color w:val="8A92A6"/>
         <w:sz w:val="16"/>
       </w:rPr>
-      <w:t xml:space="preserve">Пульс Проекта 0.3.0 · стр. </w:t>
+      <w:t xml:space="preserve">Пульс Проекта 0.3.1 · стр. </w:t>
     </w:r>
     <w:r>
       <w:rPr/>
@@ -7409,7 +7409,7 @@
         <w:color w:val="8A92A6"/>
         <w:sz w:val="16"/>
       </w:rPr>
-      <w:t xml:space="preserve">Пульс Проекта 0.3.0 · стр. </w:t>
+      <w:t xml:space="preserve">Пульс Проекта 0.3.1 · стр. </w:t>
     </w:r>
     <w:r>
       <w:rPr/>

--- a/docs/manuals/admin-guide.docx
+++ b/docs/manuals/admin-guide.docx
@@ -23,7 +23,7 @@
       </w:pPr>
       <w:r>
         <w:rPr/>
-        <w:t>Версия 0.3.1</w:t>
+        <w:t>Версия 0.4.0</w:t>
       </w:r>
     </w:p>
     <w:p>
@@ -93,7 +93,7 @@
             </w:rPr>
             <w:fldChar w:fldCharType="separate"/>
           </w:r>
-          <w:hyperlink w:anchor="__RefHeading___Toc1357_2237095093">
+          <w:hyperlink w:anchor="__RefHeading___Toc1502_3190699405">
             <w:r>
               <w:rPr>
                 <w:webHidden/>
@@ -114,7 +114,7 @@
             </w:tabs>
             <w:rPr/>
           </w:pPr>
-          <w:hyperlink w:anchor="__RefHeading___Toc1359_2237095093">
+          <w:hyperlink w:anchor="__RefHeading___Toc1504_3190699405">
             <w:r>
               <w:rPr>
                 <w:webHidden/>
@@ -135,7 +135,7 @@
             </w:tabs>
             <w:rPr/>
           </w:pPr>
-          <w:hyperlink w:anchor="__RefHeading___Toc1361_2237095093">
+          <w:hyperlink w:anchor="__RefHeading___Toc1506_3190699405">
             <w:r>
               <w:rPr>
                 <w:webHidden/>
@@ -156,7 +156,7 @@
             </w:tabs>
             <w:rPr/>
           </w:pPr>
-          <w:hyperlink w:anchor="__RefHeading___Toc1363_2237095093">
+          <w:hyperlink w:anchor="__RefHeading___Toc1508_3190699405">
             <w:r>
               <w:rPr>
                 <w:webHidden/>
@@ -177,7 +177,7 @@
             </w:tabs>
             <w:rPr/>
           </w:pPr>
-          <w:hyperlink w:anchor="__RefHeading___Toc1365_2237095093">
+          <w:hyperlink w:anchor="__RefHeading___Toc1510_3190699405">
             <w:r>
               <w:rPr>
                 <w:webHidden/>
@@ -198,7 +198,7 @@
             </w:tabs>
             <w:rPr/>
           </w:pPr>
-          <w:hyperlink w:anchor="__RefHeading___Toc1367_2237095093">
+          <w:hyperlink w:anchor="__RefHeading___Toc1512_3190699405">
             <w:r>
               <w:rPr>
                 <w:webHidden/>
@@ -219,7 +219,7 @@
             </w:tabs>
             <w:rPr/>
           </w:pPr>
-          <w:hyperlink w:anchor="__RefHeading___Toc1369_2237095093">
+          <w:hyperlink w:anchor="__RefHeading___Toc1514_3190699405">
             <w:r>
               <w:rPr>
                 <w:webHidden/>
@@ -240,7 +240,7 @@
             </w:tabs>
             <w:rPr/>
           </w:pPr>
-          <w:hyperlink w:anchor="__RefHeading___Toc1371_2237095093">
+          <w:hyperlink w:anchor="__RefHeading___Toc1516_3190699405">
             <w:r>
               <w:rPr>
                 <w:webHidden/>
@@ -261,7 +261,7 @@
             </w:tabs>
             <w:rPr/>
           </w:pPr>
-          <w:hyperlink w:anchor="__RefHeading___Toc1373_2237095093">
+          <w:hyperlink w:anchor="__RefHeading___Toc1518_3190699405">
             <w:r>
               <w:rPr>
                 <w:webHidden/>
@@ -282,7 +282,7 @@
             </w:tabs>
             <w:rPr/>
           </w:pPr>
-          <w:hyperlink w:anchor="__RefHeading___Toc1375_2237095093">
+          <w:hyperlink w:anchor="__RefHeading___Toc1520_3190699405">
             <w:r>
               <w:rPr>
                 <w:webHidden/>
@@ -303,7 +303,7 @@
             </w:tabs>
             <w:rPr/>
           </w:pPr>
-          <w:hyperlink w:anchor="__RefHeading___Toc1377_2237095093">
+          <w:hyperlink w:anchor="__RefHeading___Toc1522_3190699405">
             <w:r>
               <w:rPr>
                 <w:webHidden/>
@@ -324,7 +324,7 @@
             </w:tabs>
             <w:rPr/>
           </w:pPr>
-          <w:hyperlink w:anchor="__RefHeading___Toc1379_2237095093">
+          <w:hyperlink w:anchor="__RefHeading___Toc1524_3190699405">
             <w:r>
               <w:rPr>
                 <w:webHidden/>
@@ -345,7 +345,7 @@
             </w:tabs>
             <w:rPr/>
           </w:pPr>
-          <w:hyperlink w:anchor="__RefHeading___Toc1381_2237095093">
+          <w:hyperlink w:anchor="__RefHeading___Toc1526_3190699405">
             <w:r>
               <w:rPr>
                 <w:webHidden/>
@@ -366,7 +366,7 @@
             </w:tabs>
             <w:rPr/>
           </w:pPr>
-          <w:hyperlink w:anchor="__RefHeading___Toc1383_2237095093">
+          <w:hyperlink w:anchor="__RefHeading___Toc1528_3190699405">
             <w:r>
               <w:rPr>
                 <w:webHidden/>
@@ -387,7 +387,7 @@
             </w:tabs>
             <w:rPr/>
           </w:pPr>
-          <w:hyperlink w:anchor="__RefHeading___Toc1385_2237095093">
+          <w:hyperlink w:anchor="__RefHeading___Toc1530_3190699405">
             <w:r>
               <w:rPr>
                 <w:webHidden/>
@@ -408,7 +408,7 @@
             </w:tabs>
             <w:rPr/>
           </w:pPr>
-          <w:hyperlink w:anchor="__RefHeading___Toc1387_2237095093">
+          <w:hyperlink w:anchor="__RefHeading___Toc1532_3190699405">
             <w:r>
               <w:rPr>
                 <w:webHidden/>
@@ -429,7 +429,7 @@
             </w:tabs>
             <w:rPr/>
           </w:pPr>
-          <w:hyperlink w:anchor="__RefHeading___Toc1389_2237095093">
+          <w:hyperlink w:anchor="__RefHeading___Toc1534_3190699405">
             <w:r>
               <w:rPr>
                 <w:webHidden/>
@@ -450,7 +450,7 @@
             </w:tabs>
             <w:rPr/>
           </w:pPr>
-          <w:hyperlink w:anchor="__RefHeading___Toc1391_2237095093">
+          <w:hyperlink w:anchor="__RefHeading___Toc1536_3190699405">
             <w:r>
               <w:rPr>
                 <w:webHidden/>
@@ -471,7 +471,7 @@
             </w:tabs>
             <w:rPr/>
           </w:pPr>
-          <w:hyperlink w:anchor="__RefHeading___Toc1393_2237095093">
+          <w:hyperlink w:anchor="__RefHeading___Toc1538_3190699405">
             <w:r>
               <w:rPr>
                 <w:webHidden/>
@@ -492,7 +492,7 @@
             </w:tabs>
             <w:rPr/>
           </w:pPr>
-          <w:hyperlink w:anchor="__RefHeading___Toc1395_2237095093">
+          <w:hyperlink w:anchor="__RefHeading___Toc1540_3190699405">
             <w:r>
               <w:rPr>
                 <w:webHidden/>
@@ -513,7 +513,7 @@
             </w:tabs>
             <w:rPr/>
           </w:pPr>
-          <w:hyperlink w:anchor="__RefHeading___Toc1397_2237095093">
+          <w:hyperlink w:anchor="__RefHeading___Toc1542_3190699405">
             <w:r>
               <w:rPr>
                 <w:webHidden/>
@@ -534,7 +534,7 @@
             </w:tabs>
             <w:rPr/>
           </w:pPr>
-          <w:hyperlink w:anchor="__RefHeading___Toc1399_2237095093">
+          <w:hyperlink w:anchor="__RefHeading___Toc1544_3190699405">
             <w:r>
               <w:rPr>
                 <w:webHidden/>
@@ -555,7 +555,7 @@
             </w:tabs>
             <w:rPr/>
           </w:pPr>
-          <w:hyperlink w:anchor="__RefHeading___Toc1401_2237095093">
+          <w:hyperlink w:anchor="__RefHeading___Toc1546_3190699405">
             <w:r>
               <w:rPr>
                 <w:webHidden/>
@@ -576,7 +576,7 @@
             </w:tabs>
             <w:rPr/>
           </w:pPr>
-          <w:hyperlink w:anchor="__RefHeading___Toc1403_2237095093">
+          <w:hyperlink w:anchor="__RefHeading___Toc1548_3190699405">
             <w:r>
               <w:rPr>
                 <w:webHidden/>
@@ -597,15 +597,57 @@
             </w:tabs>
             <w:rPr/>
           </w:pPr>
-          <w:hyperlink w:anchor="__RefHeading___Toc1405_2237095093">
+          <w:hyperlink w:anchor="__RefHeading___Toc1550_3190699405">
             <w:r>
               <w:rPr>
                 <w:webHidden/>
                 <w:rStyle w:val="IndexLink"/>
               </w:rPr>
-              <w:t>10 Интеграции: Jira</w:t>
+              <w:t>10 Интеграции</w:t>
               <w:tab/>
               <w:t>18</w:t>
+            </w:r>
+          </w:hyperlink>
+        </w:p>
+        <w:p>
+          <w:pPr>
+            <w:pStyle w:val="TOC2"/>
+            <w:tabs>
+              <w:tab w:val="clear" w:pos="9077"/>
+              <w:tab w:val="right" w:pos="9359" w:leader="dot"/>
+            </w:tabs>
+            <w:rPr/>
+          </w:pPr>
+          <w:hyperlink w:anchor="__RefHeading___Toc1552_3190699405">
+            <w:r>
+              <w:rPr>
+                <w:webHidden/>
+                <w:rStyle w:val="IndexLink"/>
+              </w:rPr>
+              <w:t>10.1 Jira</w:t>
+              <w:tab/>
+              <w:t>18</w:t>
+            </w:r>
+          </w:hyperlink>
+        </w:p>
+        <w:p>
+          <w:pPr>
+            <w:pStyle w:val="TOC2"/>
+            <w:tabs>
+              <w:tab w:val="clear" w:pos="9077"/>
+              <w:tab w:val="right" w:pos="9359" w:leader="dot"/>
+            </w:tabs>
+            <w:rPr/>
+          </w:pPr>
+          <w:hyperlink w:anchor="__RefHeading___Toc1554_3190699405">
+            <w:r>
+              <w:rPr>
+                <w:webHidden/>
+                <w:rStyle w:val="IndexLink"/>
+              </w:rPr>
+              <w:t>10.2 «По Делу»</w:t>
+              <w:tab/>
+              <w:t>19</w:t>
             </w:r>
           </w:hyperlink>
         </w:p>
@@ -618,7 +660,7 @@
             </w:tabs>
             <w:rPr/>
           </w:pPr>
-          <w:hyperlink w:anchor="__RefHeading___Toc1407_2237095093">
+          <w:hyperlink w:anchor="__RefHeading___Toc1556_3190699405">
             <w:r>
               <w:rPr>
                 <w:webHidden/>
@@ -626,7 +668,7 @@
               </w:rPr>
               <w:t>11 Вход через домен</w:t>
               <w:tab/>
-              <w:t>20</w:t>
+              <w:t>21</w:t>
             </w:r>
           </w:hyperlink>
         </w:p>
@@ -639,34 +681,13 @@
             </w:tabs>
             <w:rPr/>
           </w:pPr>
-          <w:hyperlink w:anchor="__RefHeading___Toc1409_2237095093">
+          <w:hyperlink w:anchor="__RefHeading___Toc1558_3190699405">
             <w:r>
               <w:rPr>
                 <w:webHidden/>
                 <w:rStyle w:val="IndexLink"/>
               </w:rPr>
               <w:t>12 Производственный календарь</w:t>
-              <w:tab/>
-              <w:t>22</w:t>
-            </w:r>
-          </w:hyperlink>
-        </w:p>
-        <w:p>
-          <w:pPr>
-            <w:pStyle w:val="TOC1"/>
-            <w:tabs>
-              <w:tab w:val="clear" w:pos="9360"/>
-              <w:tab w:val="right" w:pos="9359" w:leader="dot"/>
-            </w:tabs>
-            <w:rPr/>
-          </w:pPr>
-          <w:hyperlink w:anchor="__RefHeading___Toc1411_2237095093">
-            <w:r>
-              <w:rPr>
-                <w:webHidden/>
-                <w:rStyle w:val="IndexLink"/>
-              </w:rPr>
-              <w:t>13 Работа сервиса</w:t>
               <w:tab/>
               <w:t>23</w:t>
             </w:r>
@@ -681,13 +702,13 @@
             </w:tabs>
             <w:rPr/>
           </w:pPr>
-          <w:hyperlink w:anchor="__RefHeading___Toc1413_2237095093">
+          <w:hyperlink w:anchor="__RefHeading___Toc1560_3190699405">
             <w:r>
               <w:rPr>
                 <w:webHidden/>
                 <w:rStyle w:val="IndexLink"/>
               </w:rPr>
-              <w:t>14 Сценарии администратора</w:t>
+              <w:t>13 Работа сервиса</w:t>
               <w:tab/>
               <w:t>24</w:t>
             </w:r>
@@ -695,167 +716,20 @@
         </w:p>
         <w:p>
           <w:pPr>
-            <w:pStyle w:val="TOC2"/>
+            <w:pStyle w:val="TOC1"/>
             <w:tabs>
-              <w:tab w:val="clear" w:pos="9077"/>
+              <w:tab w:val="clear" w:pos="9360"/>
               <w:tab w:val="right" w:pos="9359" w:leader="dot"/>
             </w:tabs>
             <w:rPr/>
           </w:pPr>
-          <w:hyperlink w:anchor="__RefHeading___Toc1415_2237095093">
+          <w:hyperlink w:anchor="__RefHeading___Toc1562_3190699405">
             <w:r>
               <w:rPr>
                 <w:webHidden/>
                 <w:rStyle w:val="IndexLink"/>
               </w:rPr>
-              <w:t>14.1 Сценарий А1. Новый сотрудник проектного офиса</w:t>
-              <w:tab/>
-              <w:t>24</w:t>
-            </w:r>
-          </w:hyperlink>
-        </w:p>
-        <w:p>
-          <w:pPr>
-            <w:pStyle w:val="TOC2"/>
-            <w:tabs>
-              <w:tab w:val="clear" w:pos="9077"/>
-              <w:tab w:val="right" w:pos="9359" w:leader="dot"/>
-            </w:tabs>
-            <w:rPr/>
-          </w:pPr>
-          <w:hyperlink w:anchor="__RefHeading___Toc1417_2237095093">
-            <w:r>
-              <w:rPr>
-                <w:webHidden/>
-                <w:rStyle w:val="IndexLink"/>
-              </w:rPr>
-              <w:t>14.2 Сценарий А2. Увольнение</w:t>
-              <w:tab/>
-              <w:t>24</w:t>
-            </w:r>
-          </w:hyperlink>
-        </w:p>
-        <w:p>
-          <w:pPr>
-            <w:pStyle w:val="TOC2"/>
-            <w:tabs>
-              <w:tab w:val="clear" w:pos="9077"/>
-              <w:tab w:val="right" w:pos="9359" w:leader="dot"/>
-            </w:tabs>
-            <w:rPr/>
-          </w:pPr>
-          <w:hyperlink w:anchor="__RefHeading___Toc1419_2237095093">
-            <w:r>
-              <w:rPr>
-                <w:webHidden/>
-                <w:rStyle w:val="IndexLink"/>
-              </w:rPr>
-              <w:t>14.3 Сценарий А3. Наблюдатель должен править план</w:t>
-              <w:tab/>
-              <w:t>24</w:t>
-            </w:r>
-          </w:hyperlink>
-        </w:p>
-        <w:p>
-          <w:pPr>
-            <w:pStyle w:val="TOC2"/>
-            <w:tabs>
-              <w:tab w:val="clear" w:pos="9077"/>
-              <w:tab w:val="right" w:pos="9359" w:leader="dot"/>
-            </w:tabs>
-            <w:rPr/>
-          </w:pPr>
-          <w:hyperlink w:anchor="__RefHeading___Toc1421_2237095093">
-            <w:r>
-              <w:rPr>
-                <w:webHidden/>
-                <w:rStyle w:val="IndexLink"/>
-              </w:rPr>
-              <w:t>14.4 Сценарий А4. Руководителю нужен обзор всех проектов направления</w:t>
-              <w:tab/>
-              <w:t>24</w:t>
-            </w:r>
-          </w:hyperlink>
-        </w:p>
-        <w:p>
-          <w:pPr>
-            <w:pStyle w:val="TOC2"/>
-            <w:tabs>
-              <w:tab w:val="clear" w:pos="9077"/>
-              <w:tab w:val="right" w:pos="9359" w:leader="dot"/>
-            </w:tabs>
-            <w:rPr/>
-          </w:pPr>
-          <w:hyperlink w:anchor="__RefHeading___Toc1423_2237095093">
-            <w:r>
-              <w:rPr>
-                <w:webHidden/>
-                <w:rStyle w:val="IndexLink"/>
-              </w:rPr>
-              <w:t>14.5 Сценарий А5. Удалённый план нужно вернуть</w:t>
-              <w:tab/>
-              <w:t>24</w:t>
-            </w:r>
-          </w:hyperlink>
-        </w:p>
-        <w:p>
-          <w:pPr>
-            <w:pStyle w:val="TOC2"/>
-            <w:tabs>
-              <w:tab w:val="clear" w:pos="9077"/>
-              <w:tab w:val="right" w:pos="9359" w:leader="dot"/>
-            </w:tabs>
-            <w:rPr/>
-          </w:pPr>
-          <w:hyperlink w:anchor="__RefHeading___Toc1425_2237095093">
-            <w:r>
-              <w:rPr>
-                <w:webHidden/>
-                <w:rStyle w:val="IndexLink"/>
-              </w:rPr>
-              <w:t>14.6 Сценарий А6. Сотрудник забыл пароль</w:t>
-              <w:tab/>
-              <w:t>24</w:t>
-            </w:r>
-          </w:hyperlink>
-        </w:p>
-        <w:p>
-          <w:pPr>
-            <w:pStyle w:val="TOC2"/>
-            <w:tabs>
-              <w:tab w:val="clear" w:pos="9077"/>
-              <w:tab w:val="right" w:pos="9359" w:leader="dot"/>
-            </w:tabs>
-            <w:rPr/>
-          </w:pPr>
-          <w:hyperlink w:anchor="__RefHeading___Toc1427_2237095093">
-            <w:r>
-              <w:rPr>
-                <w:webHidden/>
-                <w:rStyle w:val="IndexLink"/>
-              </w:rPr>
-              <w:t>14.7 Сценарий А7. Переход на вход через домен</w:t>
-              <w:tab/>
-              <w:t>24</w:t>
-            </w:r>
-          </w:hyperlink>
-        </w:p>
-        <w:p>
-          <w:pPr>
-            <w:pStyle w:val="TOC2"/>
-            <w:tabs>
-              <w:tab w:val="clear" w:pos="9077"/>
-              <w:tab w:val="right" w:pos="9359" w:leader="dot"/>
-            </w:tabs>
-            <w:rPr/>
-          </w:pPr>
-          <w:hyperlink w:anchor="__RefHeading___Toc1429_2237095093">
-            <w:r>
-              <w:rPr>
-                <w:webHidden/>
-                <w:rStyle w:val="IndexLink"/>
-              </w:rPr>
-              <w:t>14.8 Сценарий А8. Кто удалил строку в плане?</w:t>
+              <w:t>14 Сценарии администратора</w:t>
               <w:tab/>
               <w:t>25</w:t>
             </w:r>
@@ -870,13 +744,13 @@
             </w:tabs>
             <w:rPr/>
           </w:pPr>
-          <w:hyperlink w:anchor="__RefHeading___Toc1431_2237095093">
+          <w:hyperlink w:anchor="__RefHeading___Toc1564_3190699405">
             <w:r>
               <w:rPr>
                 <w:webHidden/>
                 <w:rStyle w:val="IndexLink"/>
               </w:rPr>
-              <w:t>14.9 Сценарий А9. Структура компании из «По Делу»</w:t>
+              <w:t>14.1 Сценарий А1. Новый сотрудник проектного офиса</w:t>
               <w:tab/>
               <w:t>25</w:t>
             </w:r>
@@ -891,13 +765,13 @@
             </w:tabs>
             <w:rPr/>
           </w:pPr>
-          <w:hyperlink w:anchor="__RefHeading___Toc1433_2237095093">
+          <w:hyperlink w:anchor="__RefHeading___Toc1566_3190699405">
             <w:r>
               <w:rPr>
                 <w:webHidden/>
                 <w:rStyle w:val="IndexLink"/>
               </w:rPr>
-              <w:t>14.10 Сценарий А10. Отдел продаж должен видеть все проекты направления «Коммерция»</w:t>
+              <w:t>14.2 Сценарий А2. Увольнение</w:t>
               <w:tab/>
               <w:t>25</w:t>
             </w:r>
@@ -912,13 +786,13 @@
             </w:tabs>
             <w:rPr/>
           </w:pPr>
-          <w:hyperlink w:anchor="__RefHeading___Toc1435_2237095093">
+          <w:hyperlink w:anchor="__RefHeading___Toc1568_3190699405">
             <w:r>
               <w:rPr>
                 <w:webHidden/>
                 <w:rStyle w:val="IndexLink"/>
               </w:rPr>
-              <w:t>14.11 Сценарий А11. Подключение Jira</w:t>
+              <w:t>14.3 Сценарий А3. Наблюдатель должен править план</w:t>
               <w:tab/>
               <w:t>25</w:t>
             </w:r>
@@ -926,20 +800,167 @@
         </w:p>
         <w:p>
           <w:pPr>
-            <w:pStyle w:val="TOC1"/>
+            <w:pStyle w:val="TOC2"/>
             <w:tabs>
-              <w:tab w:val="clear" w:pos="9360"/>
+              <w:tab w:val="clear" w:pos="9077"/>
               <w:tab w:val="right" w:pos="9359" w:leader="dot"/>
             </w:tabs>
             <w:rPr/>
           </w:pPr>
-          <w:hyperlink w:anchor="__RefHeading___Toc1437_2237095093">
+          <w:hyperlink w:anchor="__RefHeading___Toc1570_3190699405">
             <w:r>
               <w:rPr>
                 <w:webHidden/>
                 <w:rStyle w:val="IndexLink"/>
               </w:rPr>
-              <w:t>15 Рекомендации по безопасности</w:t>
+              <w:t>14.4 Сценарий А4. Руководителю нужен обзор всех проектов направления</w:t>
+              <w:tab/>
+              <w:t>25</w:t>
+            </w:r>
+          </w:hyperlink>
+        </w:p>
+        <w:p>
+          <w:pPr>
+            <w:pStyle w:val="TOC2"/>
+            <w:tabs>
+              <w:tab w:val="clear" w:pos="9077"/>
+              <w:tab w:val="right" w:pos="9359" w:leader="dot"/>
+            </w:tabs>
+            <w:rPr/>
+          </w:pPr>
+          <w:hyperlink w:anchor="__RefHeading___Toc1572_3190699405">
+            <w:r>
+              <w:rPr>
+                <w:webHidden/>
+                <w:rStyle w:val="IndexLink"/>
+              </w:rPr>
+              <w:t>14.5 Сценарий А5. Удалённый план нужно вернуть</w:t>
+              <w:tab/>
+              <w:t>25</w:t>
+            </w:r>
+          </w:hyperlink>
+        </w:p>
+        <w:p>
+          <w:pPr>
+            <w:pStyle w:val="TOC2"/>
+            <w:tabs>
+              <w:tab w:val="clear" w:pos="9077"/>
+              <w:tab w:val="right" w:pos="9359" w:leader="dot"/>
+            </w:tabs>
+            <w:rPr/>
+          </w:pPr>
+          <w:hyperlink w:anchor="__RefHeading___Toc1574_3190699405">
+            <w:r>
+              <w:rPr>
+                <w:webHidden/>
+                <w:rStyle w:val="IndexLink"/>
+              </w:rPr>
+              <w:t>14.6 Сценарий А6. Сотрудник забыл пароль</w:t>
+              <w:tab/>
+              <w:t>25</w:t>
+            </w:r>
+          </w:hyperlink>
+        </w:p>
+        <w:p>
+          <w:pPr>
+            <w:pStyle w:val="TOC2"/>
+            <w:tabs>
+              <w:tab w:val="clear" w:pos="9077"/>
+              <w:tab w:val="right" w:pos="9359" w:leader="dot"/>
+            </w:tabs>
+            <w:rPr/>
+          </w:pPr>
+          <w:hyperlink w:anchor="__RefHeading___Toc1576_3190699405">
+            <w:r>
+              <w:rPr>
+                <w:webHidden/>
+                <w:rStyle w:val="IndexLink"/>
+              </w:rPr>
+              <w:t>14.7 Сценарий А7. Переход на вход через домен</w:t>
+              <w:tab/>
+              <w:t>25</w:t>
+            </w:r>
+          </w:hyperlink>
+        </w:p>
+        <w:p>
+          <w:pPr>
+            <w:pStyle w:val="TOC2"/>
+            <w:tabs>
+              <w:tab w:val="clear" w:pos="9077"/>
+              <w:tab w:val="right" w:pos="9359" w:leader="dot"/>
+            </w:tabs>
+            <w:rPr/>
+          </w:pPr>
+          <w:hyperlink w:anchor="__RefHeading___Toc1578_3190699405">
+            <w:r>
+              <w:rPr>
+                <w:webHidden/>
+                <w:rStyle w:val="IndexLink"/>
+              </w:rPr>
+              <w:t>14.8 Сценарий А8. Кто удалил строку в плане?</w:t>
+              <w:tab/>
+              <w:t>26</w:t>
+            </w:r>
+          </w:hyperlink>
+        </w:p>
+        <w:p>
+          <w:pPr>
+            <w:pStyle w:val="TOC2"/>
+            <w:tabs>
+              <w:tab w:val="clear" w:pos="9077"/>
+              <w:tab w:val="right" w:pos="9359" w:leader="dot"/>
+            </w:tabs>
+            <w:rPr/>
+          </w:pPr>
+          <w:hyperlink w:anchor="__RefHeading___Toc1580_3190699405">
+            <w:r>
+              <w:rPr>
+                <w:webHidden/>
+                <w:rStyle w:val="IndexLink"/>
+              </w:rPr>
+              <w:t>14.9 Сценарий А9. Структура компании из «По Делу»</w:t>
+              <w:tab/>
+              <w:t>26</w:t>
+            </w:r>
+          </w:hyperlink>
+        </w:p>
+        <w:p>
+          <w:pPr>
+            <w:pStyle w:val="TOC2"/>
+            <w:tabs>
+              <w:tab w:val="clear" w:pos="9077"/>
+              <w:tab w:val="right" w:pos="9359" w:leader="dot"/>
+            </w:tabs>
+            <w:rPr/>
+          </w:pPr>
+          <w:hyperlink w:anchor="__RefHeading___Toc1582_3190699405">
+            <w:r>
+              <w:rPr>
+                <w:webHidden/>
+                <w:rStyle w:val="IndexLink"/>
+              </w:rPr>
+              <w:t>14.10 Сценарий А10. Отдел продаж должен видеть все проекты направления «Коммерция»</w:t>
+              <w:tab/>
+              <w:t>26</w:t>
+            </w:r>
+          </w:hyperlink>
+        </w:p>
+        <w:p>
+          <w:pPr>
+            <w:pStyle w:val="TOC2"/>
+            <w:tabs>
+              <w:tab w:val="clear" w:pos="9077"/>
+              <w:tab w:val="right" w:pos="9359" w:leader="dot"/>
+            </w:tabs>
+            <w:rPr/>
+          </w:pPr>
+          <w:hyperlink w:anchor="__RefHeading___Toc1584_3190699405">
+            <w:r>
+              <w:rPr>
+                <w:webHidden/>
+                <w:rStyle w:val="IndexLink"/>
+              </w:rPr>
+              <w:t>14.11 Сценарий А11. Подключение Jira</w:t>
               <w:tab/>
               <w:t>26</w:t>
             </w:r>
@@ -954,15 +975,36 @@
             </w:tabs>
             <w:rPr/>
           </w:pPr>
-          <w:hyperlink w:anchor="__RefHeading___Toc1439_2237095093">
+          <w:hyperlink w:anchor="__RefHeading___Toc1586_3190699405">
             <w:r>
               <w:rPr>
                 <w:webHidden/>
                 <w:rStyle w:val="IndexLink"/>
               </w:rPr>
+              <w:t>15 Рекомендации по безопасности</w:t>
+              <w:tab/>
+              <w:t>28</w:t>
+            </w:r>
+          </w:hyperlink>
+        </w:p>
+        <w:p>
+          <w:pPr>
+            <w:pStyle w:val="TOC1"/>
+            <w:tabs>
+              <w:tab w:val="clear" w:pos="9360"/>
+              <w:tab w:val="right" w:pos="9359" w:leader="dot"/>
+            </w:tabs>
+            <w:rPr/>
+          </w:pPr>
+          <w:hyperlink w:anchor="__RefHeading___Toc1588_3190699405">
+            <w:r>
+              <w:rPr>
+                <w:webHidden/>
+                <w:rStyle w:val="IndexLink"/>
+              </w:rPr>
               <w:t>16 Частые вопросы</w:t>
               <w:tab/>
-              <w:t>27</w:t>
+              <w:t>29</w:t>
             </w:r>
           </w:hyperlink>
           <w:r>
@@ -979,7 +1021,7 @@
         <w:pStyle w:val="Heading1"/>
         <w:rPr/>
       </w:pPr>
-      <w:bookmarkStart w:id="0" w:name="__RefHeading___Toc1357_2237095093"/>
+      <w:bookmarkStart w:id="0" w:name="__RefHeading___Toc1502_3190699405"/>
       <w:bookmarkStart w:id="1" w:name="о-документе"/>
       <w:bookmarkEnd w:id="0"/>
       <w:r>
@@ -1001,7 +1043,7 @@
       </w:pPr>
       <w:r>
         <w:rPr/>
-        <w:t>Руководство описывает администрирование «Пульса Проекта» версии 0.3.1: роли и доступы, сотрудников, направления, реестр изменений, корзину, вход через домен (LDAP / Active Directory) и производственный календарь. Работа с проектами и планами — в «Руководстве пользователя», установка, обновление и резервное копирование — в «Руководстве по развёртыванию».</w:t>
+        <w:t>Руководство описывает администрирование «Пульса Проекта» версии 0.4.0: роли и доступы, сотрудников, направления, реестр изменений, корзину, вход через домен (LDAP / Active Directory) и производственный календарь. Работа с проектами и планами — в «Руководстве пользователя», установка, обновление и резервное копирование — в «Руководстве по развёртыванию».</w:t>
       </w:r>
     </w:p>
     <w:p>
@@ -1021,7 +1063,7 @@
         <w:pStyle w:val="Heading1"/>
         <w:rPr/>
       </w:pPr>
-      <w:bookmarkStart w:id="3" w:name="__RefHeading___Toc1359_2237095093"/>
+      <w:bookmarkStart w:id="3" w:name="__RefHeading___Toc1504_3190699405"/>
       <w:bookmarkStart w:id="4" w:name="роли-и-права"/>
       <w:bookmarkEnd w:id="3"/>
       <w:r>
@@ -1041,7 +1083,7 @@
         <w:pStyle w:val="Heading2"/>
         <w:rPr/>
       </w:pPr>
-      <w:bookmarkStart w:id="5" w:name="__RefHeading___Toc1361_2237095093"/>
+      <w:bookmarkStart w:id="5" w:name="__RefHeading___Toc1506_3190699405"/>
       <w:bookmarkEnd w:id="5"/>
       <w:r>
         <w:rPr>
@@ -1455,7 +1497,7 @@
         <w:pStyle w:val="Heading2"/>
         <w:rPr/>
       </w:pPr>
-      <w:bookmarkStart w:id="7" w:name="__RefHeading___Toc1363_2237095093"/>
+      <w:bookmarkStart w:id="7" w:name="__RefHeading___Toc1508_3190699405"/>
       <w:bookmarkEnd w:id="7"/>
       <w:r>
         <w:rPr>
@@ -1788,7 +1830,7 @@
         <w:pStyle w:val="Heading2"/>
         <w:rPr/>
       </w:pPr>
-      <w:bookmarkStart w:id="8" w:name="__RefHeading___Toc1365_2237095093"/>
+      <w:bookmarkStart w:id="8" w:name="__RefHeading___Toc1510_3190699405"/>
       <w:bookmarkStart w:id="9" w:name="как-считается-доступ"/>
       <w:bookmarkEnd w:id="8"/>
       <w:r>
@@ -1808,7 +1850,7 @@
         <w:pStyle w:val="Normal"/>
         <w:numPr>
           <w:ilvl w:val="0"/>
-          <w:numId w:val="22"/>
+          <w:numId w:val="23"/>
         </w:numPr>
         <w:rPr/>
       </w:pPr>
@@ -1904,7 +1946,7 @@
         <w:pStyle w:val="Heading2"/>
         <w:rPr/>
       </w:pPr>
-      <w:bookmarkStart w:id="11" w:name="__RefHeading___Toc1367_2237095093"/>
+      <w:bookmarkStart w:id="11" w:name="__RefHeading___Toc1512_3190699405"/>
       <w:bookmarkStart w:id="12" w:name="защита-от-ошибок"/>
       <w:bookmarkEnd w:id="11"/>
       <w:r>
@@ -1984,7 +2026,7 @@
         <w:pStyle w:val="Heading1"/>
         <w:rPr/>
       </w:pPr>
-      <w:bookmarkStart w:id="15" w:name="__RefHeading___Toc1369_2237095093"/>
+      <w:bookmarkStart w:id="15" w:name="__RefHeading___Toc1514_3190699405"/>
       <w:bookmarkStart w:id="16" w:name="первичная-настройка"/>
       <w:bookmarkEnd w:id="15"/>
       <w:r>
@@ -2004,7 +2046,7 @@
         <w:pStyle w:val="Heading2"/>
         <w:rPr/>
       </w:pPr>
-      <w:bookmarkStart w:id="17" w:name="__RefHeading___Toc1371_2237095093"/>
+      <w:bookmarkStart w:id="17" w:name="__RefHeading___Toc1516_3190699405"/>
       <w:bookmarkStart w:id="18" w:name="после-перехода-с-1.0.1"/>
       <w:bookmarkEnd w:id="17"/>
       <w:r>
@@ -2027,27 +2069,6 @@
       <w:r>
         <w:rPr/>
         <w:t>Сотрудники, их роли, пароли, фото, направления, проекты и доступы перенесены. Проверьте:</w:t>
-      </w:r>
-    </w:p>
-    <w:p>
-      <w:pPr>
-        <w:pStyle w:val="Compact"/>
-        <w:numPr>
-          <w:ilvl w:val="0"/>
-          <w:numId w:val="23"/>
-        </w:numPr>
-        <w:rPr/>
-      </w:pPr>
-      <w:r>
-        <w:rPr>
-          <w:b/>
-          <w:bCs/>
-        </w:rPr>
-        <w:t>Сотрудники</w:t>
-      </w:r>
-      <w:r>
-        <w:rPr/>
-        <w:t xml:space="preserve"> — администраторы на месте, отключённые отключены.</w:t>
       </w:r>
     </w:p>
     <w:p>
@@ -2064,11 +2085,11 @@
           <w:b/>
           <w:bCs/>
         </w:rPr>
-        <w:t>Доступы → Кто что видит</w:t>
-      </w:r>
-      <w:r>
-        <w:rPr/>
-        <w:t xml:space="preserve"> — доступы как прежде. В 1.0.1 роль «Наблюдатель» не ограничивала правку; теперь наблюдатели только смотрят. Если наблюдатель должен править — смените ему роль на «Редактор».</w:t>
+        <w:t>Сотрудники</w:t>
+      </w:r>
+      <w:r>
+        <w:rPr/>
+        <w:t xml:space="preserve"> — администраторы на месте, отключённые отключены.</w:t>
       </w:r>
     </w:p>
     <w:p>
@@ -2085,22 +2106,11 @@
           <w:b/>
           <w:bCs/>
         </w:rPr>
-        <w:t>Настройки → Вход через домен</w:t>
-      </w:r>
-      <w:r>
-        <w:rPr/>
-        <w:t xml:space="preserve"> — режим и параметры перенесены; нажмите </w:t>
-      </w:r>
-      <w:r>
-        <w:rPr>
-          <w:b/>
-          <w:bCs/>
-        </w:rPr>
-        <w:t>Проверить подключение</w:t>
-      </w:r>
-      <w:r>
-        <w:rPr/>
-        <w:t>.</w:t>
+        <w:t>Доступы → Кто что видит</w:t>
+      </w:r>
+      <w:r>
+        <w:rPr/>
+        <w:t xml:space="preserve"> — доступы как прежде. В 1.0.1 роль «Наблюдатель» не ограничивала правку; теперь наблюдатели только смотрят. Если наблюдатель должен править — смените ему роль на «Редактор».</w:t>
       </w:r>
     </w:p>
     <w:p>
@@ -2117,62 +2127,22 @@
           <w:b/>
           <w:bCs/>
         </w:rPr>
-        <w:t>Настройки → Производственный календарь</w:t>
-      </w:r>
-      <w:r>
-        <w:rPr/>
-        <w:t xml:space="preserve"> — 2025–2027 годы заполнены официальными днями.</w:t>
-      </w:r>
-      <w:bookmarkEnd w:id="18"/>
-    </w:p>
-    <w:p>
-      <w:pPr>
-        <w:pStyle w:val="Heading2"/>
-        <w:rPr/>
-      </w:pPr>
-      <w:bookmarkStart w:id="19" w:name="__RefHeading___Toc1373_2237095093"/>
-      <w:bookmarkStart w:id="20" w:name="новая-установка"/>
-      <w:bookmarkEnd w:id="19"/>
-      <w:r>
-        <w:rPr>
-          <w:rStyle w:val="SectionNumber"/>
-        </w:rPr>
-        <w:t>3.2</w:t>
-      </w:r>
-      <w:r>
-        <w:rPr/>
-        <w:tab/>
-        <w:t>Новая установка</w:t>
-      </w:r>
-    </w:p>
-    <w:p>
-      <w:pPr>
-        <w:pStyle w:val="FirstParagraph"/>
-        <w:rPr/>
-      </w:pPr>
-      <w:r>
-        <w:rPr/>
-        <w:t xml:space="preserve">Первый администратор (логин </w:t>
-      </w:r>
-      <w:r>
-        <w:rPr>
-          <w:rStyle w:val="VerbatimChar"/>
-        </w:rPr>
-        <w:t>admin</w:t>
-      </w:r>
-      <w:r>
-        <w:rPr/>
-        <w:t xml:space="preserve">) создаётся из переменной </w:t>
-      </w:r>
-      <w:r>
-        <w:rPr>
-          <w:rStyle w:val="VerbatimChar"/>
-        </w:rPr>
-        <w:t>BOOTSTRAP_ADMIN_PASSWORD</w:t>
-      </w:r>
-      <w:r>
-        <w:rPr/>
-        <w:t xml:space="preserve"> при первом запуске (руководство по развёртыванию). Войдите, смените пароль в профиле, затем:</w:t>
+        <w:t>Настройки → Вход через домен</w:t>
+      </w:r>
+      <w:r>
+        <w:rPr/>
+        <w:t xml:space="preserve"> — режим и параметры перенесены; нажмите </w:t>
+      </w:r>
+      <w:r>
+        <w:rPr>
+          <w:b/>
+          <w:bCs/>
+        </w:rPr>
+        <w:t>Проверить подключение</w:t>
+      </w:r>
+      <w:r>
+        <w:rPr/>
+        <w:t>.</w:t>
       </w:r>
     </w:p>
     <w:p>
@@ -2189,11 +2159,62 @@
           <w:b/>
           <w:bCs/>
         </w:rPr>
-        <w:t>Направления</w:t>
-      </w:r>
-      <w:r>
-        <w:rPr/>
-        <w:t xml:space="preserve"> — создайте направления.</w:t>
+        <w:t>Настройки → Производственный календарь</w:t>
+      </w:r>
+      <w:r>
+        <w:rPr/>
+        <w:t xml:space="preserve"> — 2025–2027 годы заполнены официальными днями.</w:t>
+      </w:r>
+      <w:bookmarkEnd w:id="18"/>
+    </w:p>
+    <w:p>
+      <w:pPr>
+        <w:pStyle w:val="Heading2"/>
+        <w:rPr/>
+      </w:pPr>
+      <w:bookmarkStart w:id="19" w:name="__RefHeading___Toc1518_3190699405"/>
+      <w:bookmarkStart w:id="20" w:name="новая-установка"/>
+      <w:bookmarkEnd w:id="19"/>
+      <w:r>
+        <w:rPr>
+          <w:rStyle w:val="SectionNumber"/>
+        </w:rPr>
+        <w:t>3.2</w:t>
+      </w:r>
+      <w:r>
+        <w:rPr/>
+        <w:tab/>
+        <w:t>Новая установка</w:t>
+      </w:r>
+    </w:p>
+    <w:p>
+      <w:pPr>
+        <w:pStyle w:val="FirstParagraph"/>
+        <w:rPr/>
+      </w:pPr>
+      <w:r>
+        <w:rPr/>
+        <w:t xml:space="preserve">Первый администратор (логин </w:t>
+      </w:r>
+      <w:r>
+        <w:rPr>
+          <w:rStyle w:val="VerbatimChar"/>
+        </w:rPr>
+        <w:t>admin</w:t>
+      </w:r>
+      <w:r>
+        <w:rPr/>
+        <w:t xml:space="preserve">) создаётся из переменной </w:t>
+      </w:r>
+      <w:r>
+        <w:rPr>
+          <w:rStyle w:val="VerbatimChar"/>
+        </w:rPr>
+        <w:t>BOOTSTRAP_ADMIN_PASSWORD</w:t>
+      </w:r>
+      <w:r>
+        <w:rPr/>
+        <w:t xml:space="preserve"> при первом запуске (руководство по развёртыванию). Войдите, смените пароль в профиле, затем:</w:t>
       </w:r>
     </w:p>
     <w:p>
@@ -2210,11 +2231,11 @@
           <w:b/>
           <w:bCs/>
         </w:rPr>
-        <w:t>Сотрудники</w:t>
-      </w:r>
-      <w:r>
-        <w:rPr/>
-        <w:t xml:space="preserve"> — заведите сотрудников или настройте вход через домен.</w:t>
+        <w:t>Направления</w:t>
+      </w:r>
+      <w:r>
+        <w:rPr/>
+        <w:t xml:space="preserve"> — создайте направления.</w:t>
       </w:r>
     </w:p>
     <w:p>
@@ -2231,6 +2252,27 @@
           <w:b/>
           <w:bCs/>
         </w:rPr>
+        <w:t>Сотрудники</w:t>
+      </w:r>
+      <w:r>
+        <w:rPr/>
+        <w:t xml:space="preserve"> — заведите сотрудников или настройте вход через домен.</w:t>
+      </w:r>
+    </w:p>
+    <w:p>
+      <w:pPr>
+        <w:pStyle w:val="Compact"/>
+        <w:numPr>
+          <w:ilvl w:val="0"/>
+          <w:numId w:val="30"/>
+        </w:numPr>
+        <w:rPr/>
+      </w:pPr>
+      <w:r>
+        <w:rPr>
+          <w:b/>
+          <w:bCs/>
+        </w:rPr>
         <w:t>Доступы</w:t>
       </w:r>
       <w:r>
@@ -2245,7 +2287,7 @@
         <w:pStyle w:val="Heading1"/>
         <w:rPr/>
       </w:pPr>
-      <w:bookmarkStart w:id="21" w:name="__RefHeading___Toc1375_2237095093"/>
+      <w:bookmarkStart w:id="21" w:name="__RefHeading___Toc1520_3190699405"/>
       <w:bookmarkStart w:id="22" w:name="сотрудники"/>
       <w:bookmarkEnd w:id="21"/>
       <w:r>
@@ -2265,7 +2307,7 @@
         <w:pStyle w:val="Heading2"/>
         <w:rPr/>
       </w:pPr>
-      <w:bookmarkStart w:id="23" w:name="__RefHeading___Toc1377_2237095093"/>
+      <w:bookmarkStart w:id="23" w:name="__RefHeading___Toc1522_3190699405"/>
       <w:bookmarkStart w:id="24" w:name="список"/>
       <w:bookmarkEnd w:id="23"/>
       <w:r>
@@ -2373,7 +2415,7 @@
         <w:pStyle w:val="Heading2"/>
         <w:rPr/>
       </w:pPr>
-      <w:bookmarkStart w:id="25" w:name="__RefHeading___Toc1379_2237095093"/>
+      <w:bookmarkStart w:id="25" w:name="__RefHeading___Toc1524_3190699405"/>
       <w:bookmarkStart w:id="26" w:name="добавление-и-изменение"/>
       <w:bookmarkEnd w:id="25"/>
       <w:r>
@@ -2506,7 +2548,7 @@
         <w:pStyle w:val="Heading2"/>
         <w:rPr/>
       </w:pPr>
-      <w:bookmarkStart w:id="27" w:name="__RefHeading___Toc1381_2237095093"/>
+      <w:bookmarkStart w:id="27" w:name="__RefHeading___Toc1526_3190699405"/>
       <w:bookmarkStart w:id="28" w:name="отключение-и-удаление"/>
       <w:bookmarkEnd w:id="27"/>
       <w:r>
@@ -2519,27 +2561,6 @@
         <w:rPr/>
         <w:tab/>
         <w:t>Отключение и удаление</w:t>
-      </w:r>
-    </w:p>
-    <w:p>
-      <w:pPr>
-        <w:pStyle w:val="Compact"/>
-        <w:numPr>
-          <w:ilvl w:val="0"/>
-          <w:numId w:val="30"/>
-        </w:numPr>
-        <w:rPr/>
-      </w:pPr>
-      <w:r>
-        <w:rPr>
-          <w:b/>
-          <w:bCs/>
-        </w:rPr>
-        <w:t>Отключение</w:t>
-      </w:r>
-      <w:r>
-        <w:rPr/>
-        <w:t xml:space="preserve"> (переключатель «Активен») — сотрудник сразу выходит со всех устройств и не может войти. Данные, доступы и история сохраняются; включить можно в любой момент. Это обычный способ для увольнения.</w:t>
       </w:r>
     </w:p>
     <w:p>
@@ -2556,6 +2577,27 @@
           <w:b/>
           <w:bCs/>
         </w:rPr>
+        <w:t>Отключение</w:t>
+      </w:r>
+      <w:r>
+        <w:rPr/>
+        <w:t xml:space="preserve"> (переключатель «Активен») — сотрудник сразу выходит со всех устройств и не может войти. Данные, доступы и история сохраняются; включить можно в любой момент. Это обычный способ для увольнения.</w:t>
+      </w:r>
+    </w:p>
+    <w:p>
+      <w:pPr>
+        <w:pStyle w:val="Compact"/>
+        <w:numPr>
+          <w:ilvl w:val="0"/>
+          <w:numId w:val="32"/>
+        </w:numPr>
+        <w:rPr/>
+      </w:pPr>
+      <w:r>
+        <w:rPr>
+          <w:b/>
+          <w:bCs/>
+        </w:rPr>
         <w:t>Удаление</w:t>
       </w:r>
       <w:r>
@@ -2570,7 +2612,7 @@
         <w:pStyle w:val="Heading1"/>
         <w:rPr/>
       </w:pPr>
-      <w:bookmarkStart w:id="29" w:name="__RefHeading___Toc1383_2237095093"/>
+      <w:bookmarkStart w:id="29" w:name="__RefHeading___Toc1528_3190699405"/>
       <w:bookmarkStart w:id="30" w:name="структура-компании"/>
       <w:bookmarkEnd w:id="29"/>
       <w:r>
@@ -2667,7 +2709,7 @@
         <w:pStyle w:val="Heading2"/>
         <w:rPr/>
       </w:pPr>
-      <w:bookmarkStart w:id="31" w:name="__RefHeading___Toc1385_2237095093"/>
+      <w:bookmarkStart w:id="31" w:name="__RefHeading___Toc1530_3190699405"/>
       <w:bookmarkStart w:id="32" w:name="подразделения"/>
       <w:bookmarkEnd w:id="31"/>
       <w:r>
@@ -2680,27 +2722,6 @@
         <w:rPr/>
         <w:tab/>
         <w:t>Подразделения</w:t>
-      </w:r>
-    </w:p>
-    <w:p>
-      <w:pPr>
-        <w:pStyle w:val="Compact"/>
-        <w:numPr>
-          <w:ilvl w:val="0"/>
-          <w:numId w:val="32"/>
-        </w:numPr>
-        <w:rPr/>
-      </w:pPr>
-      <w:r>
-        <w:rPr>
-          <w:b/>
-          <w:bCs/>
-        </w:rPr>
-        <w:t>Добавить</w:t>
-      </w:r>
-      <w:r>
-        <w:rPr/>
-        <w:t xml:space="preserve"> — название, куда входит (верхний уровень или подразделение) и тип: компания, дирекция, направление, служба, отдел, сектор, группа, позиция. Названия не повторяются среди соседних подразделений.</w:t>
       </w:r>
     </w:p>
     <w:p>
@@ -2713,52 +2734,15 @@
         <w:rPr/>
       </w:pPr>
       <w:r>
-        <w:rPr/>
-        <w:t xml:space="preserve">Кнопки в строке: </w:t>
-      </w:r>
-      <w:r>
-        <w:rPr>
-          <w:b/>
-          <w:bCs/>
-        </w:rPr>
-        <w:t>+</w:t>
-      </w:r>
-      <w:r>
-        <w:rPr/>
-        <w:t xml:space="preserve"> — вложенное подразделение, </w:t>
-      </w:r>
-      <w:r>
-        <w:rPr>
-          <w:b/>
-          <w:bCs/>
-        </w:rPr>
-        <w:t>Руководители</w:t>
-      </w:r>
-      <w:r>
-        <w:rPr/>
-        <w:t xml:space="preserve">, </w:t>
-      </w:r>
-      <w:r>
-        <w:rPr>
-          <w:b/>
-          <w:bCs/>
-        </w:rPr>
-        <w:t>Изменить</w:t>
-      </w:r>
-      <w:r>
-        <w:rPr/>
-        <w:t xml:space="preserve"> (название, куда входит, тип, порядок среди соседних), </w:t>
-      </w:r>
-      <w:r>
-        <w:rPr>
-          <w:b/>
-          <w:bCs/>
-        </w:rPr>
-        <w:t>Удалить</w:t>
-      </w:r>
-      <w:r>
-        <w:rPr/>
-        <w:t xml:space="preserve"> (только без вложенных; сотрудники остаются без подразделения).</w:t>
+        <w:rPr>
+          <w:b/>
+          <w:bCs/>
+        </w:rPr>
+        <w:t>Добавить</w:t>
+      </w:r>
+      <w:r>
+        <w:rPr/>
+        <w:t xml:space="preserve"> — название, куда входит (верхний уровень или подразделение) и тип: компания, дирекция, направление, служба, отдел, сектор, группа, позиция. Названия не повторяются среди соседних подразделений.</w:t>
       </w:r>
     </w:p>
     <w:p>
@@ -2772,7 +2756,51 @@
       </w:pPr>
       <w:r>
         <w:rPr/>
-        <w:t>Число сотрудников ведёт в список сотрудников подразделения; «в ветке» — вместе с вложенными.</w:t>
+        <w:t xml:space="preserve">Кнопки в строке: </w:t>
+      </w:r>
+      <w:r>
+        <w:rPr>
+          <w:b/>
+          <w:bCs/>
+        </w:rPr>
+        <w:t>+</w:t>
+      </w:r>
+      <w:r>
+        <w:rPr/>
+        <w:t xml:space="preserve"> — вложенное подразделение, </w:t>
+      </w:r>
+      <w:r>
+        <w:rPr>
+          <w:b/>
+          <w:bCs/>
+        </w:rPr>
+        <w:t>Руководители</w:t>
+      </w:r>
+      <w:r>
+        <w:rPr/>
+        <w:t xml:space="preserve">, </w:t>
+      </w:r>
+      <w:r>
+        <w:rPr>
+          <w:b/>
+          <w:bCs/>
+        </w:rPr>
+        <w:t>Изменить</w:t>
+      </w:r>
+      <w:r>
+        <w:rPr/>
+        <w:t xml:space="preserve"> (название, куда входит, тип, порядок среди соседних), </w:t>
+      </w:r>
+      <w:r>
+        <w:rPr>
+          <w:b/>
+          <w:bCs/>
+        </w:rPr>
+        <w:t>Удалить</w:t>
+      </w:r>
+      <w:r>
+        <w:rPr/>
+        <w:t xml:space="preserve"> (только без вложенных; сотрудники остаются без подразделения).</w:t>
       </w:r>
     </w:p>
     <w:p>
@@ -2785,57 +2813,8 @@
         <w:rPr/>
       </w:pPr>
       <w:r>
-        <w:rPr>
-          <w:b/>
-          <w:bCs/>
-        </w:rPr>
-        <w:t>Типы и уровни</w:t>
-      </w:r>
-      <w:r>
-        <w:rPr/>
-        <w:t xml:space="preserve"> — подписи и цвета типов, свои типы, наибольшая глубина структуры (по умолчанию 15). Тип, который уже используется, убрать нельзя.</w:t>
-      </w:r>
-      <w:bookmarkEnd w:id="32"/>
-    </w:p>
-    <w:p>
-      <w:pPr>
-        <w:pStyle w:val="Heading2"/>
-        <w:rPr/>
-      </w:pPr>
-      <w:bookmarkStart w:id="33" w:name="__RefHeading___Toc1387_2237095093"/>
-      <w:bookmarkStart w:id="34" w:name="руководители-и-подчинение"/>
-      <w:bookmarkEnd w:id="33"/>
-      <w:r>
-        <w:rPr>
-          <w:rStyle w:val="SectionNumber"/>
-        </w:rPr>
-        <w:t>5.2</w:t>
-      </w:r>
-      <w:r>
-        <w:rPr/>
-        <w:tab/>
-        <w:t>Руководители и подчинение</w:t>
-      </w:r>
-    </w:p>
-    <w:p>
-      <w:pPr>
-        <w:pStyle w:val="FirstParagraph"/>
-        <w:rPr/>
-      </w:pPr>
-      <w:r>
-        <w:rPr/>
-        <w:t xml:space="preserve">У подразделения может быть несколько руководителей; </w:t>
-      </w:r>
-      <w:r>
-        <w:rPr>
-          <w:b/>
-          <w:bCs/>
-        </w:rPr>
-        <w:t>основной</w:t>
-      </w:r>
-      <w:r>
-        <w:rPr/>
-        <w:t xml:space="preserve"> — непосредственный руководитель сотрудников подразделения. Руководитель сотрудника определяется так:</w:t>
+        <w:rPr/>
+        <w:t>Число сотрудников ведёт в список сотрудников подразделения; «в ветке» — вместе с вложенными.</w:t>
       </w:r>
     </w:p>
     <w:p>
@@ -2848,8 +2827,57 @@
         <w:rPr/>
       </w:pPr>
       <w:r>
-        <w:rPr/>
-        <w:t>«Первое лицо» — никому не подчиняется;</w:t>
+        <w:rPr>
+          <w:b/>
+          <w:bCs/>
+        </w:rPr>
+        <w:t>Типы и уровни</w:t>
+      </w:r>
+      <w:r>
+        <w:rPr/>
+        <w:t xml:space="preserve"> — подписи и цвета типов, свои типы, наибольшая глубина структуры (по умолчанию 15). Тип, который уже используется, убрать нельзя.</w:t>
+      </w:r>
+      <w:bookmarkEnd w:id="32"/>
+    </w:p>
+    <w:p>
+      <w:pPr>
+        <w:pStyle w:val="Heading2"/>
+        <w:rPr/>
+      </w:pPr>
+      <w:bookmarkStart w:id="33" w:name="__RefHeading___Toc1532_3190699405"/>
+      <w:bookmarkStart w:id="34" w:name="руководители-и-подчинение"/>
+      <w:bookmarkEnd w:id="33"/>
+      <w:r>
+        <w:rPr>
+          <w:rStyle w:val="SectionNumber"/>
+        </w:rPr>
+        <w:t>5.2</w:t>
+      </w:r>
+      <w:r>
+        <w:rPr/>
+        <w:tab/>
+        <w:t>Руководители и подчинение</w:t>
+      </w:r>
+    </w:p>
+    <w:p>
+      <w:pPr>
+        <w:pStyle w:val="FirstParagraph"/>
+        <w:rPr/>
+      </w:pPr>
+      <w:r>
+        <w:rPr/>
+        <w:t xml:space="preserve">У подразделения может быть несколько руководителей; </w:t>
+      </w:r>
+      <w:r>
+        <w:rPr>
+          <w:b/>
+          <w:bCs/>
+        </w:rPr>
+        <w:t>основной</w:t>
+      </w:r>
+      <w:r>
+        <w:rPr/>
+        <w:t xml:space="preserve"> — непосредственный руководитель сотрудников подразделения. Руководитель сотрудника определяется так:</w:t>
       </w:r>
     </w:p>
     <w:p>
@@ -2863,7 +2891,7 @@
       </w:pPr>
       <w:r>
         <w:rPr/>
-        <w:t>явно назначенный руководитель (в карточке сотрудника);</w:t>
+        <w:t>«Первое лицо» — никому не подчиняется;</w:t>
       </w:r>
     </w:p>
     <w:p>
@@ -2877,6 +2905,20 @@
       </w:pPr>
       <w:r>
         <w:rPr/>
+        <w:t>явно назначенный руководитель (в карточке сотрудника);</w:t>
+      </w:r>
+    </w:p>
+    <w:p>
+      <w:pPr>
+        <w:pStyle w:val="Compact"/>
+        <w:numPr>
+          <w:ilvl w:val="0"/>
+          <w:numId w:val="39"/>
+        </w:numPr>
+        <w:rPr/>
+      </w:pPr>
+      <w:r>
+        <w:rPr/>
         <w:t>иначе — основной руководитель его подразделения; если это он сам или руководителя нет — руководитель вышестоящего подразделения и так далее.</w:t>
       </w:r>
     </w:p>
@@ -2897,7 +2939,7 @@
         <w:pStyle w:val="Heading2"/>
         <w:rPr/>
       </w:pPr>
-      <w:bookmarkStart w:id="36" w:name="__RefHeading___Toc1389_2237095093"/>
+      <w:bookmarkStart w:id="36" w:name="__RefHeading___Toc1534_3190699405"/>
       <w:bookmarkStart w:id="37" w:name="импорт-и-экспорт"/>
       <w:bookmarkEnd w:id="36"/>
       <w:r>
@@ -3016,8 +3058,8 @@
         <w:tblLook w:val="0020" w:noHBand="0" w:noVBand="0" w:firstColumn="0" w:lastRow="0" w:lastColumn="0" w:firstRow="1"/>
       </w:tblPr>
       <w:tblGrid>
-        <w:gridCol w:w="1949"/>
-        <w:gridCol w:w="7410"/>
+        <w:gridCol w:w="1819"/>
+        <w:gridCol w:w="7540"/>
       </w:tblGrid>
       <w:tr>
         <w:trPr>
@@ -3025,7 +3067,7 @@
         </w:trPr>
         <w:tc>
           <w:tcPr>
-            <w:tcW w:w="1949" w:type="dxa"/>
+            <w:tcW w:w="1819" w:type="dxa"/>
             <w:tcBorders>
               <w:top w:val="single" w:sz="4" w:space="0" w:color="D6DCEA"/>
               <w:left w:val="single" w:sz="4" w:space="0" w:color="D6DCEA"/>
@@ -3061,7 +3103,7 @@
         </w:tc>
         <w:tc>
           <w:tcPr>
-            <w:tcW w:w="7410" w:type="dxa"/>
+            <w:tcW w:w="7540" w:type="dxa"/>
             <w:tcBorders>
               <w:top w:val="single" w:sz="4" w:space="0" w:color="D6DCEA"/>
               <w:left w:val="single" w:sz="4" w:space="0" w:color="D6DCEA"/>
@@ -3100,7 +3142,7 @@
         <w:trPr/>
         <w:tc>
           <w:tcPr>
-            <w:tcW w:w="1949" w:type="dxa"/>
+            <w:tcW w:w="1819" w:type="dxa"/>
             <w:tcBorders>
               <w:top w:val="single" w:sz="4" w:space="0" w:color="D6DCEA"/>
               <w:left w:val="single" w:sz="4" w:space="0" w:color="D6DCEA"/>
@@ -3133,7 +3175,7 @@
         </w:tc>
         <w:tc>
           <w:tcPr>
-            <w:tcW w:w="7410" w:type="dxa"/>
+            <w:tcW w:w="7540" w:type="dxa"/>
             <w:tcBorders>
               <w:top w:val="single" w:sz="4" w:space="0" w:color="D6DCEA"/>
               <w:left w:val="single" w:sz="4" w:space="0" w:color="D6DCEA"/>
@@ -3179,7 +3221,7 @@
         <w:trPr/>
         <w:tc>
           <w:tcPr>
-            <w:tcW w:w="1949" w:type="dxa"/>
+            <w:tcW w:w="1819" w:type="dxa"/>
             <w:tcBorders>
               <w:top w:val="single" w:sz="4" w:space="0" w:color="D6DCEA"/>
               <w:left w:val="single" w:sz="4" w:space="0" w:color="D6DCEA"/>
@@ -3212,7 +3254,7 @@
         </w:tc>
         <w:tc>
           <w:tcPr>
-            <w:tcW w:w="7410" w:type="dxa"/>
+            <w:tcW w:w="7540" w:type="dxa"/>
             <w:tcBorders>
               <w:top w:val="single" w:sz="4" w:space="0" w:color="D6DCEA"/>
               <w:left w:val="single" w:sz="4" w:space="0" w:color="D6DCEA"/>
@@ -3258,7 +3300,7 @@
         <w:trPr/>
         <w:tc>
           <w:tcPr>
-            <w:tcW w:w="1949" w:type="dxa"/>
+            <w:tcW w:w="1819" w:type="dxa"/>
             <w:tcBorders>
               <w:top w:val="single" w:sz="4" w:space="0" w:color="D6DCEA"/>
               <w:left w:val="single" w:sz="4" w:space="0" w:color="D6DCEA"/>
@@ -3291,7 +3333,7 @@
         </w:tc>
         <w:tc>
           <w:tcPr>
-            <w:tcW w:w="7410" w:type="dxa"/>
+            <w:tcW w:w="7540" w:type="dxa"/>
             <w:tcBorders>
               <w:top w:val="single" w:sz="4" w:space="0" w:color="D6DCEA"/>
               <w:left w:val="single" w:sz="4" w:space="0" w:color="D6DCEA"/>
@@ -3327,7 +3369,7 @@
         <w:trPr/>
         <w:tc>
           <w:tcPr>
-            <w:tcW w:w="1949" w:type="dxa"/>
+            <w:tcW w:w="1819" w:type="dxa"/>
             <w:tcBorders>
               <w:top w:val="single" w:sz="4" w:space="0" w:color="D6DCEA"/>
               <w:left w:val="single" w:sz="4" w:space="0" w:color="D6DCEA"/>
@@ -3360,7 +3402,7 @@
         </w:tc>
         <w:tc>
           <w:tcPr>
-            <w:tcW w:w="7410" w:type="dxa"/>
+            <w:tcW w:w="7540" w:type="dxa"/>
             <w:tcBorders>
               <w:top w:val="single" w:sz="4" w:space="0" w:color="D6DCEA"/>
               <w:left w:val="single" w:sz="4" w:space="0" w:color="D6DCEA"/>
@@ -3392,6 +3434,75 @@
           </w:p>
         </w:tc>
       </w:tr>
+      <w:tr>
+        <w:trPr/>
+        <w:tc>
+          <w:tcPr>
+            <w:tcW w:w="1819" w:type="dxa"/>
+            <w:tcBorders>
+              <w:top w:val="single" w:sz="4" w:space="0" w:color="D6DCEA"/>
+              <w:left w:val="single" w:sz="4" w:space="0" w:color="D6DCEA"/>
+              <w:bottom w:val="single" w:sz="4" w:space="0" w:color="D6DCEA"/>
+              <w:right w:val="single" w:sz="4" w:space="0" w:color="D6DCEA"/>
+            </w:tcBorders>
+          </w:tcPr>
+          <w:p>
+            <w:pPr>
+              <w:pStyle w:val="Compact"/>
+              <w:widowControl/>
+              <w:spacing w:before="36" w:after="40"/>
+              <w:jc w:val="left"/>
+              <w:rPr>
+                <w:kern w:val="0"/>
+                <w:szCs w:val="24"/>
+                <w:lang w:val="ru-RU" w:eastAsia="en-US" w:bidi="ar-SA"/>
+              </w:rPr>
+            </w:pPr>
+            <w:r>
+              <w:rPr>
+                <w:kern w:val="0"/>
+                <w:sz w:val="18"/>
+                <w:szCs w:val="24"/>
+                <w:lang w:val="ru-RU" w:eastAsia="en-US" w:bidi="ar-SA"/>
+              </w:rPr>
+              <w:t>Из «По Делу»</w:t>
+            </w:r>
+          </w:p>
+        </w:tc>
+        <w:tc>
+          <w:tcPr>
+            <w:tcW w:w="7540" w:type="dxa"/>
+            <w:tcBorders>
+              <w:top w:val="single" w:sz="4" w:space="0" w:color="D6DCEA"/>
+              <w:left w:val="single" w:sz="4" w:space="0" w:color="D6DCEA"/>
+              <w:bottom w:val="single" w:sz="4" w:space="0" w:color="D6DCEA"/>
+              <w:right w:val="single" w:sz="4" w:space="0" w:color="D6DCEA"/>
+            </w:tcBorders>
+          </w:tcPr>
+          <w:p>
+            <w:pPr>
+              <w:pStyle w:val="Compact"/>
+              <w:widowControl/>
+              <w:spacing w:before="36" w:after="40"/>
+              <w:jc w:val="left"/>
+              <w:rPr>
+                <w:kern w:val="0"/>
+                <w:szCs w:val="24"/>
+                <w:lang w:val="ru-RU" w:eastAsia="en-US" w:bidi="ar-SA"/>
+              </w:rPr>
+            </w:pPr>
+            <w:r>
+              <w:rPr>
+                <w:kern w:val="0"/>
+                <w:sz w:val="18"/>
+                <w:szCs w:val="24"/>
+                <w:lang w:val="ru-RU" w:eastAsia="en-US" w:bidi="ar-SA"/>
+              </w:rPr>
+              <w:t>Структура и сотрудники прямо из «По Делу» по подключению в «Интеграциях»</w:t>
+            </w:r>
+          </w:p>
+        </w:tc>
+      </w:tr>
     </w:tbl>
     <w:p>
       <w:pPr>
@@ -3467,42 +3578,6 @@
       <w:r>
         <w:rPr/>
         <w:t xml:space="preserve"> Выгрузка — CSV (для Excel), JSON или ZIP с фото; можно включить отключённых сотрудников и сотрудников без email (для «По Делу» их лучше не включать: там email обязателен). Загрузка принимает те же форматы и файлы «По Делу»:</w:t>
-      </w:r>
-    </w:p>
-    <w:p>
-      <w:pPr>
-        <w:pStyle w:val="Compact"/>
-        <w:numPr>
-          <w:ilvl w:val="0"/>
-          <w:numId w:val="39"/>
-        </w:numPr>
-        <w:rPr/>
-      </w:pPr>
-      <w:r>
-        <w:rPr/>
-        <w:t xml:space="preserve">сотрудник сопоставляется по email; если email в системе пуст — по логину; если логин занят сотрудником с другим email, система спросит: </w:t>
-      </w:r>
-      <w:r>
-        <w:rPr>
-          <w:b/>
-          <w:bCs/>
-        </w:rPr>
-        <w:t>тот же человек</w:t>
-      </w:r>
-      <w:r>
-        <w:rPr/>
-        <w:t xml:space="preserve"> или </w:t>
-      </w:r>
-      <w:r>
-        <w:rPr>
-          <w:b/>
-          <w:bCs/>
-        </w:rPr>
-        <w:t>новый</w:t>
-      </w:r>
-      <w:r>
-        <w:rPr/>
-        <w:t>;</w:t>
       </w:r>
     </w:p>
     <w:p>
@@ -3516,58 +3591,25 @@
       </w:pPr>
       <w:r>
         <w:rPr/>
-        <w:t xml:space="preserve">если и в системе, и в файле значения есть и они различаются — это </w:t>
-      </w:r>
-      <w:r>
-        <w:rPr>
-          <w:b/>
-          <w:bCs/>
-        </w:rPr>
-        <w:t>коллизия</w:t>
-      </w:r>
-      <w:r>
-        <w:rPr/>
-        <w:t xml:space="preserve">: на карточке сотрудника выберите </w:t>
-      </w:r>
-      <w:r>
-        <w:rPr>
-          <w:b/>
-          <w:bCs/>
-        </w:rPr>
-        <w:t>Система</w:t>
-      </w:r>
-      <w:r>
-        <w:rPr/>
-        <w:t xml:space="preserve">, </w:t>
-      </w:r>
-      <w:r>
-        <w:rPr>
-          <w:b/>
-          <w:bCs/>
-        </w:rPr>
-        <w:t>Файл</w:t>
-      </w:r>
-      <w:r>
-        <w:rPr/>
-        <w:t xml:space="preserve"> (для «Руководит» — ещё </w:t>
-      </w:r>
-      <w:r>
-        <w:rPr>
-          <w:b/>
-          <w:bCs/>
-        </w:rPr>
-        <w:t>Объединить</w:t>
-      </w:r>
-      <w:r>
-        <w:rPr/>
-        <w:t xml:space="preserve">) или сразу для всех: </w:t>
-      </w:r>
-      <w:r>
-        <w:rPr>
-          <w:b/>
-          <w:bCs/>
-        </w:rPr>
-        <w:t>Во всех коллизиях: оставить значения системы / взять из файла</w:t>
+        <w:t xml:space="preserve">сотрудник сопоставляется по email; если email в системе пуст — по логину; если логин занят сотрудником с другим email, система спросит: </w:t>
+      </w:r>
+      <w:r>
+        <w:rPr>
+          <w:b/>
+          <w:bCs/>
+        </w:rPr>
+        <w:t>тот же человек</w:t>
+      </w:r>
+      <w:r>
+        <w:rPr/>
+        <w:t xml:space="preserve"> или </w:t>
+      </w:r>
+      <w:r>
+        <w:rPr>
+          <w:b/>
+          <w:bCs/>
+        </w:rPr>
+        <w:t>новый</w:t>
       </w:r>
       <w:r>
         <w:rPr/>
@@ -3585,18 +3627,62 @@
       </w:pPr>
       <w:r>
         <w:rPr/>
-        <w:t xml:space="preserve">новые сотрудники создаются без пароля с ролью «Наблюдатель» (как их включить — </w:t>
-      </w:r>
-      <w:r>
-        <w:rPr>
-          <w:b/>
-          <w:bCs/>
-        </w:rPr>
-        <w:t>Новые сотрудники</w:t>
-      </w:r>
-      <w:r>
-        <w:rPr/>
-        <w:t>: неактивными, активными или как в файле); пароль задаётся в «Сотрудниках» или вход через домен;</w:t>
+        <w:t xml:space="preserve">если и в системе, и в файле значения есть и они различаются — это </w:t>
+      </w:r>
+      <w:r>
+        <w:rPr>
+          <w:b/>
+          <w:bCs/>
+        </w:rPr>
+        <w:t>коллизия</w:t>
+      </w:r>
+      <w:r>
+        <w:rPr/>
+        <w:t xml:space="preserve">: на карточке сотрудника выберите </w:t>
+      </w:r>
+      <w:r>
+        <w:rPr>
+          <w:b/>
+          <w:bCs/>
+        </w:rPr>
+        <w:t>Система</w:t>
+      </w:r>
+      <w:r>
+        <w:rPr/>
+        <w:t xml:space="preserve">, </w:t>
+      </w:r>
+      <w:r>
+        <w:rPr>
+          <w:b/>
+          <w:bCs/>
+        </w:rPr>
+        <w:t>Файл</w:t>
+      </w:r>
+      <w:r>
+        <w:rPr/>
+        <w:t xml:space="preserve"> (для «Руководит» — ещё </w:t>
+      </w:r>
+      <w:r>
+        <w:rPr>
+          <w:b/>
+          <w:bCs/>
+        </w:rPr>
+        <w:t>Объединить</w:t>
+      </w:r>
+      <w:r>
+        <w:rPr/>
+        <w:t xml:space="preserve">) или сразу для всех: </w:t>
+      </w:r>
+      <w:r>
+        <w:rPr>
+          <w:b/>
+          <w:bCs/>
+        </w:rPr>
+        <w:t>Во всех коллизиях: оставить значения системы / взять из файла</w:t>
+      </w:r>
+      <w:r>
+        <w:rPr/>
+        <w:t>;</w:t>
       </w:r>
     </w:p>
     <w:p>
@@ -3610,7 +3696,18 @@
       </w:pPr>
       <w:r>
         <w:rPr/>
-        <w:t>роли «По Делу» понимаются: «Руководитель» — Менеджер, «Сотрудник» — роль не меняется (новому — Наблюдатель); права администратора файлом не выдаются — новый сотрудник с ролью «Администратор» создаётся наблюдателем;</w:t>
+        <w:t xml:space="preserve">новые сотрудники создаются без пароля с ролью «Наблюдатель» (как их включить — </w:t>
+      </w:r>
+      <w:r>
+        <w:rPr>
+          <w:b/>
+          <w:bCs/>
+        </w:rPr>
+        <w:t>Новые сотрудники</w:t>
+      </w:r>
+      <w:r>
+        <w:rPr/>
+        <w:t>: неактивными, активными или как в файле); пароль задаётся в «Сотрудниках» или вход через домен;</w:t>
       </w:r>
     </w:p>
     <w:p>
@@ -3624,6 +3721,20 @@
       </w:pPr>
       <w:r>
         <w:rPr/>
+        <w:t>роли «По Делу» понимаются: «Руководитель» — Менеджер, «Сотрудник» — роль не меняется (новому — Наблюдатель); права администратора файлом не выдаются — новый сотрудник с ролью «Администратор» создаётся наблюдателем;</w:t>
+      </w:r>
+    </w:p>
+    <w:p>
+      <w:pPr>
+        <w:pStyle w:val="Compact"/>
+        <w:numPr>
+          <w:ilvl w:val="0"/>
+          <w:numId w:val="44"/>
+        </w:numPr>
+        <w:rPr/>
+      </w:pPr>
+      <w:r>
+        <w:rPr/>
         <w:t>свою роль и свою учётную запись загрузкой изменить или отключить нельзя.</w:t>
       </w:r>
     </w:p>
@@ -3731,7 +3842,7 @@
         <w:pStyle w:val="Heading1"/>
         <w:rPr/>
       </w:pPr>
-      <w:bookmarkStart w:id="38" w:name="__RefHeading___Toc1391_2237095093"/>
+      <w:bookmarkStart w:id="38" w:name="__RefHeading___Toc1536_3190699405"/>
       <w:bookmarkStart w:id="39" w:name="направления"/>
       <w:bookmarkEnd w:id="38"/>
       <w:r>
@@ -3849,7 +3960,7 @@
         <w:pStyle w:val="Heading1"/>
         <w:rPr/>
       </w:pPr>
-      <w:bookmarkStart w:id="40" w:name="__RefHeading___Toc1393_2237095093"/>
+      <w:bookmarkStart w:id="40" w:name="__RefHeading___Toc1538_3190699405"/>
       <w:bookmarkStart w:id="41" w:name="доступы"/>
       <w:bookmarkEnd w:id="40"/>
       <w:r>
@@ -3879,7 +3990,7 @@
         <w:pStyle w:val="Heading2"/>
         <w:rPr/>
       </w:pPr>
-      <w:bookmarkStart w:id="42" w:name="__RefHeading___Toc1395_2237095093"/>
+      <w:bookmarkStart w:id="42" w:name="__RefHeading___Toc1540_3190699405"/>
       <w:bookmarkStart w:id="43" w:name="выдать-доступ"/>
       <w:bookmarkEnd w:id="42"/>
       <w:r>
@@ -3935,27 +4046,6 @@
       <w:r>
         <w:rPr/>
         <w:t xml:space="preserve"> над списком слева выдаёт доступ подразделениям: его получают все сотрудники подразделения и вложенных, включая будущих; перешедший в другое подразделение сотрудник теряет доступ прежнего.</w:t>
-      </w:r>
-    </w:p>
-    <w:p>
-      <w:pPr>
-        <w:pStyle w:val="Compact"/>
-        <w:numPr>
-          <w:ilvl w:val="0"/>
-          <w:numId w:val="44"/>
-        </w:numPr>
-        <w:rPr/>
-      </w:pPr>
-      <w:r>
-        <w:rPr>
-          <w:b/>
-          <w:bCs/>
-        </w:rPr>
-        <w:t>Заменить уровень</w:t>
-      </w:r>
-      <w:r>
-        <w:rPr/>
-        <w:t xml:space="preserve"> — установить выбранный уровень (в том числе понизить);</w:t>
       </w:r>
     </w:p>
     <w:p>
@@ -3964,6 +4054,27 @@
         <w:numPr>
           <w:ilvl w:val="0"/>
           <w:numId w:val="45"/>
+        </w:numPr>
+        <w:rPr/>
+      </w:pPr>
+      <w:r>
+        <w:rPr>
+          <w:b/>
+          <w:bCs/>
+        </w:rPr>
+        <w:t>Заменить уровень</w:t>
+      </w:r>
+      <w:r>
+        <w:rPr/>
+        <w:t xml:space="preserve"> — установить выбранный уровень (в том числе понизить);</w:t>
+      </w:r>
+    </w:p>
+    <w:p>
+      <w:pPr>
+        <w:pStyle w:val="Compact"/>
+        <w:numPr>
+          <w:ilvl w:val="0"/>
+          <w:numId w:val="46"/>
         </w:numPr>
         <w:rPr/>
       </w:pPr>
@@ -4063,7 +4174,7 @@
         <w:pStyle w:val="Heading2"/>
         <w:rPr/>
       </w:pPr>
-      <w:bookmarkStart w:id="45" w:name="__RefHeading___Toc1397_2237095093"/>
+      <w:bookmarkStart w:id="45" w:name="__RefHeading___Toc1542_3190699405"/>
       <w:bookmarkStart w:id="46" w:name="правила"/>
       <w:bookmarkEnd w:id="45"/>
       <w:r>
@@ -4184,7 +4295,7 @@
         <w:pStyle w:val="Heading2"/>
         <w:rPr/>
       </w:pPr>
-      <w:bookmarkStart w:id="48" w:name="__RefHeading___Toc1399_2237095093"/>
+      <w:bookmarkStart w:id="48" w:name="__RefHeading___Toc1544_3190699405"/>
       <w:bookmarkStart w:id="49" w:name="кто-что-видит"/>
       <w:bookmarkEnd w:id="48"/>
       <w:r>
@@ -4274,7 +4385,7 @@
         <w:pStyle w:val="Heading1"/>
         <w:rPr/>
       </w:pPr>
-      <w:bookmarkStart w:id="52" w:name="__RefHeading___Toc1401_2237095093"/>
+      <w:bookmarkStart w:id="52" w:name="__RefHeading___Toc1546_3190699405"/>
       <w:bookmarkStart w:id="53" w:name="реестр-изменений"/>
       <w:bookmarkEnd w:id="52"/>
       <w:r>
@@ -4392,7 +4503,7 @@
         <w:pStyle w:val="Heading1"/>
         <w:rPr/>
       </w:pPr>
-      <w:bookmarkStart w:id="54" w:name="__RefHeading___Toc1403_2237095093"/>
+      <w:bookmarkStart w:id="54" w:name="__RefHeading___Toc1548_3190699405"/>
       <w:bookmarkStart w:id="55" w:name="корзина"/>
       <w:bookmarkEnd w:id="54"/>
       <w:r>
@@ -4534,8 +4645,8 @@
         <w:pStyle w:val="Heading1"/>
         <w:rPr/>
       </w:pPr>
-      <w:bookmarkStart w:id="57" w:name="__RefHeading___Toc1405_2237095093"/>
-      <w:bookmarkStart w:id="58" w:name="интеграции-jira"/>
+      <w:bookmarkStart w:id="57" w:name="__RefHeading___Toc1550_3190699405"/>
+      <w:bookmarkStart w:id="58" w:name="интеграции"/>
       <w:bookmarkEnd w:id="57"/>
       <w:r>
         <w:rPr>
@@ -4546,7 +4657,7 @@
       <w:r>
         <w:rPr/>
         <w:tab/>
-        <w:t>Интеграции: Jira</w:t>
+        <w:t>Интеграции</w:t>
       </w:r>
     </w:p>
     <w:p>
@@ -4556,7 +4667,47 @@
       </w:pPr>
       <w:r>
         <w:rPr/>
-        <w:t>«Администрирование → Интеграции» — подключение к Jira, такое же, как в burndown_tool. Одно подключение на систему; сотрудники видят статусы и сроки задач Jira, привязанных к строкам планов, и переносят их в план.</w:t>
+        <w:t xml:space="preserve">«Администрирование → Интеграции» — подключения к Jira и к «По Делу». У каждого одно подключение на систему; пароли хранятся зашифрованными (ключ выводится из </w:t>
+      </w:r>
+      <w:r>
+        <w:rPr>
+          <w:rStyle w:val="VerbatimChar"/>
+        </w:rPr>
+        <w:t>SECRET_KEY</w:t>
+      </w:r>
+      <w:r>
+        <w:rPr/>
+        <w:t>) и в интерфейс не возвращаются.</w:t>
+      </w:r>
+    </w:p>
+    <w:p>
+      <w:pPr>
+        <w:pStyle w:val="Heading2"/>
+        <w:rPr/>
+      </w:pPr>
+      <w:bookmarkStart w:id="59" w:name="__RefHeading___Toc1552_3190699405"/>
+      <w:bookmarkStart w:id="60" w:name="jira"/>
+      <w:bookmarkEnd w:id="59"/>
+      <w:r>
+        <w:rPr>
+          <w:rStyle w:val="SectionNumber"/>
+        </w:rPr>
+        <w:t>10.1</w:t>
+      </w:r>
+      <w:r>
+        <w:rPr/>
+        <w:tab/>
+        <w:t>Jira</w:t>
+      </w:r>
+    </w:p>
+    <w:p>
+      <w:pPr>
+        <w:pStyle w:val="FirstParagraph"/>
+        <w:rPr/>
+      </w:pPr>
+      <w:r>
+        <w:rPr/>
+        <w:t>Подключение к Jira такое же, как в burndown_tool: сотрудники видят статусы и сроки задач Jira, привязанных к строкам планов, переносят их в план вручную или автоматически (настройка плана) и добавляют строки из Jira.</w:t>
       </w:r>
     </w:p>
     <w:p>
@@ -4620,47 +4771,6 @@
         <w:pStyle w:val="Compact"/>
         <w:numPr>
           <w:ilvl w:val="0"/>
-          <w:numId w:val="46"/>
-        </w:numPr>
-        <w:rPr/>
-      </w:pPr>
-      <w:r>
-        <w:rPr>
-          <w:b/>
-          <w:bCs/>
-        </w:rPr>
-        <w:t>Адрес Jira</w:t>
-      </w:r>
-      <w:r>
-        <w:rPr/>
-        <w:t xml:space="preserve"> — например, </w:t>
-      </w:r>
-      <w:r>
-        <w:rPr>
-          <w:rStyle w:val="VerbatimChar"/>
-        </w:rPr>
-        <w:t>https://jira.company.ru</w:t>
-      </w:r>
-      <w:r>
-        <w:rPr/>
-        <w:t xml:space="preserve"> (для Jira Cloud — </w:t>
-      </w:r>
-      <w:r>
-        <w:rPr>
-          <w:rStyle w:val="VerbatimChar"/>
-        </w:rPr>
-        <w:t>https://company.atlassian.net</w:t>
-      </w:r>
-      <w:r>
-        <w:rPr/>
-        <w:t>).</w:t>
-      </w:r>
-    </w:p>
-    <w:p>
-      <w:pPr>
-        <w:pStyle w:val="Compact"/>
-        <w:numPr>
-          <w:ilvl w:val="0"/>
           <w:numId w:val="47"/>
         </w:numPr>
         <w:rPr/>
@@ -4670,11 +4780,31 @@
           <w:b/>
           <w:bCs/>
         </w:rPr>
-        <w:t>Способ входа</w:t>
-      </w:r>
-      <w:r>
-        <w:rPr/>
-        <w:t>: Jira Server/DC — логин и пароль; Jira Server/DC — Personal Access Token (8.14 и новее); Jira Cloud — email и API-токен.</w:t>
+        <w:t>Адрес Jira</w:t>
+      </w:r>
+      <w:r>
+        <w:rPr/>
+        <w:t xml:space="preserve"> — например, </w:t>
+      </w:r>
+      <w:r>
+        <w:rPr>
+          <w:rStyle w:val="VerbatimChar"/>
+        </w:rPr>
+        <w:t>https://jira.company.ru</w:t>
+      </w:r>
+      <w:r>
+        <w:rPr/>
+        <w:t xml:space="preserve"> (для Jira Cloud — </w:t>
+      </w:r>
+      <w:r>
+        <w:rPr>
+          <w:rStyle w:val="VerbatimChar"/>
+        </w:rPr>
+        <w:t>https://company.atlassian.net</w:t>
+      </w:r>
+      <w:r>
+        <w:rPr/>
+        <w:t>).</w:t>
       </w:r>
     </w:p>
     <w:p>
@@ -4687,8 +4817,15 @@
         <w:rPr/>
       </w:pPr>
       <w:r>
-        <w:rPr/>
-        <w:t>Логин (или email) и пароль (или токен). Пароль хранится зашифрованным и в интерфейс не возвращается; чтобы не менять его, оставьте поле пустым. После смены адреса пароль нужно ввести заново — сохранённый пароль уходит только на адрес, для которого был введён.</w:t>
+        <w:rPr>
+          <w:b/>
+          <w:bCs/>
+        </w:rPr>
+        <w:t>Способ входа</w:t>
+      </w:r>
+      <w:r>
+        <w:rPr/>
+        <w:t>: Jira Server/DC — логин и пароль; Jira Server/DC — Personal Access Token (8.14 и новее); Jira Cloud — email и API-токен.</w:t>
       </w:r>
     </w:p>
     <w:p>
@@ -4701,15 +4838,8 @@
         <w:rPr/>
       </w:pPr>
       <w:r>
-        <w:rPr>
-          <w:b/>
-          <w:bCs/>
-        </w:rPr>
-        <w:t>Не проверять TLS-сертификат</w:t>
-      </w:r>
-      <w:r>
-        <w:rPr/>
-        <w:t xml:space="preserve"> — только для самоподписанных и корпоративных сертификатов.</w:t>
+        <w:rPr/>
+        <w:t>Логин (или email) и пароль (или токен). Пароль хранится зашифрованным и в интерфейс не возвращается; чтобы не менять его, оставьте поле пустым. После смены адреса пароль нужно ввести заново — сохранённый пароль уходит только на адрес, для которого был введён.</w:t>
       </w:r>
     </w:p>
     <w:p>
@@ -4726,22 +4856,11 @@
           <w:b/>
           <w:bCs/>
         </w:rPr>
-        <w:t>Поля дат задачи</w:t>
-      </w:r>
-      <w:r>
-        <w:rPr/>
-        <w:t xml:space="preserve">: </w:t>
-      </w:r>
-      <w:r>
-        <w:rPr>
-          <w:b/>
-          <w:bCs/>
-        </w:rPr>
-        <w:t>Загрузить поля из Jira</w:t>
-      </w:r>
-      <w:r>
-        <w:rPr/>
-        <w:t xml:space="preserve"> и выберите поле начала (например, Start date) и срока (обычно «Срок», duedate).</w:t>
+        <w:t>Не проверять TLS-сертификат</w:t>
+      </w:r>
+      <w:r>
+        <w:rPr/>
+        <w:t xml:space="preserve"> — только для самоподписанных и корпоративных сертификатов.</w:t>
       </w:r>
     </w:p>
     <w:p>
@@ -4758,6 +4877,38 @@
           <w:b/>
           <w:bCs/>
         </w:rPr>
+        <w:t>Поля дат задачи</w:t>
+      </w:r>
+      <w:r>
+        <w:rPr/>
+        <w:t xml:space="preserve">: </w:t>
+      </w:r>
+      <w:r>
+        <w:rPr>
+          <w:b/>
+          <w:bCs/>
+        </w:rPr>
+        <w:t>Загрузить поля из Jira</w:t>
+      </w:r>
+      <w:r>
+        <w:rPr/>
+        <w:t xml:space="preserve"> и выберите поле начала (например, Start date) и срока (обычно «Срок», duedate).</w:t>
+      </w:r>
+    </w:p>
+    <w:p>
+      <w:pPr>
+        <w:pStyle w:val="Compact"/>
+        <w:numPr>
+          <w:ilvl w:val="0"/>
+          <w:numId w:val="52"/>
+        </w:numPr>
+        <w:rPr/>
+      </w:pPr>
+      <w:r>
+        <w:rPr>
+          <w:b/>
+          <w:bCs/>
+        </w:rPr>
         <w:t>Проверить подключение</w:t>
       </w:r>
       <w:r>
@@ -4802,26 +4953,26 @@
         <w:rPr/>
         <w:t xml:space="preserve"> удаляет подключение и пароль; ссылки строк на задачи сохраняются.</w:t>
       </w:r>
-      <w:bookmarkEnd w:id="58"/>
-    </w:p>
-    <w:p>
-      <w:pPr>
-        <w:pStyle w:val="Heading1"/>
-        <w:rPr/>
-      </w:pPr>
-      <w:bookmarkStart w:id="59" w:name="__RefHeading___Toc1407_2237095093"/>
-      <w:bookmarkStart w:id="60" w:name="вход-через-домен"/>
-      <w:bookmarkEnd w:id="59"/>
+      <w:bookmarkEnd w:id="60"/>
+    </w:p>
+    <w:p>
+      <w:pPr>
+        <w:pStyle w:val="Heading2"/>
+        <w:rPr/>
+      </w:pPr>
+      <w:bookmarkStart w:id="61" w:name="__RefHeading___Toc1554_3190699405"/>
+      <w:bookmarkStart w:id="62" w:name="по-делу"/>
+      <w:bookmarkEnd w:id="61"/>
       <w:r>
         <w:rPr>
           <w:rStyle w:val="SectionNumber"/>
         </w:rPr>
-        <w:t>11</w:t>
+        <w:t>10.2</w:t>
       </w:r>
       <w:r>
         <w:rPr/>
         <w:tab/>
-        <w:t>Вход через домен</w:t>
+        <w:t>«По Делу»</w:t>
       </w:r>
     </w:p>
     <w:p>
@@ -4831,7 +4982,18 @@
       </w:pPr>
       <w:r>
         <w:rPr/>
-        <w:t>«Администрирование → Настройки → Вход через домен» — вход по учётной записи LDAP (Active Directory, FreeIPA, OpenLDAP и др.).</w:t>
+        <w:t xml:space="preserve">«Пульс» берёт структуру компании и сотрудников прямо из «По Делу» и показывает на карточках подразделений и сотрудников ссылку </w:t>
+      </w:r>
+      <w:r>
+        <w:rPr>
+          <w:b/>
+          <w:bCs/>
+        </w:rPr>
+        <w:t>Открыть в «По Делу»</w:t>
+      </w:r>
+      <w:r>
+        <w:rPr/>
+        <w:t>. Структура и сотрудники загружаются тем же порядком, что и файлы «По Делу» в «Импорте и экспорте»: сначала план изменений, затем применение одной операцией.</w:t>
       </w:r>
     </w:p>
     <w:p>
@@ -4843,9 +5005,9 @@
         <w:rPr/>
         <w:drawing>
           <wp:inline distT="0" distB="0" distL="0" distR="0">
-            <wp:extent cx="5334000" cy="3333750"/>
+            <wp:extent cx="5334000" cy="2827020"/>
             <wp:effectExtent l="0" t="0" r="0" b="0"/>
-            <wp:docPr id="12" name="Image12" descr="Вход через домен"/>
+            <wp:docPr id="12" name="Image12" descr="Подключение к «По Делу»"/>
             <wp:cNvGraphicFramePr>
               <a:graphicFrameLocks xmlns:a="http://schemas.openxmlformats.org/drawingml/2006/main" noChangeAspect="1"/>
             </wp:cNvGraphicFramePr>
@@ -4853,13 +5015,413 @@
               <a:graphicData uri="http://schemas.openxmlformats.org/drawingml/2006/picture">
                 <pic:pic xmlns:pic="http://schemas.openxmlformats.org/drawingml/2006/picture">
                   <pic:nvPicPr>
-                    <pic:cNvPr id="12" name="Image12" descr="Вход через домен"/>
+                    <pic:cNvPr id="12" name="Image12" descr="Подключение к «По Делу»"/>
                     <pic:cNvPicPr>
                       <a:picLocks noChangeAspect="1" noChangeArrowheads="1"/>
                     </pic:cNvPicPr>
                   </pic:nvPicPr>
                   <pic:blipFill>
                     <a:blip r:embed="rId13"/>
+                    <a:stretch>
+                      <a:fillRect/>
+                    </a:stretch>
+                  </pic:blipFill>
+                  <pic:spPr bwMode="auto">
+                    <a:xfrm>
+                      <a:off x="0" y="0"/>
+                      <a:ext cx="5334000" cy="2827020"/>
+                    </a:xfrm>
+                    <a:prstGeom prst="rect">
+                      <a:avLst/>
+                    </a:prstGeom>
+                  </pic:spPr>
+                </pic:pic>
+              </a:graphicData>
+            </a:graphic>
+          </wp:inline>
+        </w:drawing>
+      </w:r>
+    </w:p>
+    <w:p>
+      <w:pPr>
+        <w:pStyle w:val="ImageCaption"/>
+        <w:rPr/>
+      </w:pPr>
+      <w:r>
+        <w:rPr/>
+        <w:t>Подключение к «По Делу»</w:t>
+      </w:r>
+    </w:p>
+    <w:p>
+      <w:pPr>
+        <w:pStyle w:val="Compact"/>
+        <w:numPr>
+          <w:ilvl w:val="0"/>
+          <w:numId w:val="53"/>
+        </w:numPr>
+        <w:rPr/>
+      </w:pPr>
+      <w:r>
+        <w:rPr/>
+        <w:t xml:space="preserve">В «По Делу» заведите сервисную учётную запись с полномочиями </w:t>
+      </w:r>
+      <w:r>
+        <w:rPr>
+          <w:b/>
+          <w:bCs/>
+        </w:rPr>
+        <w:t>Ведёт структуру компании</w:t>
+      </w:r>
+      <w:r>
+        <w:rPr/>
+        <w:t xml:space="preserve"> и </w:t>
+      </w:r>
+      <w:r>
+        <w:rPr>
+          <w:b/>
+          <w:bCs/>
+        </w:rPr>
+        <w:t>Ведёт учётные записи</w:t>
+      </w:r>
+      <w:r>
+        <w:rPr/>
+        <w:t xml:space="preserve"> (или роль «Администратор»). API-токенов в «По Делу» нет — «Пульс» входит по логину и паролю.</w:t>
+      </w:r>
+    </w:p>
+    <w:p>
+      <w:pPr>
+        <w:pStyle w:val="Compact"/>
+        <w:numPr>
+          <w:ilvl w:val="0"/>
+          <w:numId w:val="54"/>
+        </w:numPr>
+        <w:rPr/>
+      </w:pPr>
+      <w:r>
+        <w:rPr/>
+        <w:t>«Администрирование → Интеграции → Подключение к «По Делу»»: адрес, по которому сотрудники открывают «По Делу» (</w:t>
+      </w:r>
+      <w:r>
+        <w:rPr>
+          <w:rStyle w:val="VerbatimChar"/>
+        </w:rPr>
+        <w:t>https://…</w:t>
+      </w:r>
+      <w:r>
+        <w:rPr/>
+        <w:t xml:space="preserve">), логин и пароль; </w:t>
+      </w:r>
+      <w:r>
+        <w:rPr>
+          <w:b/>
+          <w:bCs/>
+        </w:rPr>
+        <w:t>Не проверять TLS-сертификат</w:t>
+      </w:r>
+      <w:r>
+        <w:rPr/>
+        <w:t xml:space="preserve"> — только для самоподписанных сертификатов.</w:t>
+      </w:r>
+    </w:p>
+    <w:p>
+      <w:pPr>
+        <w:pStyle w:val="Compact"/>
+        <w:numPr>
+          <w:ilvl w:val="0"/>
+          <w:numId w:val="55"/>
+        </w:numPr>
+        <w:rPr/>
+      </w:pPr>
+      <w:r>
+        <w:rPr>
+          <w:b/>
+          <w:bCs/>
+        </w:rPr>
+        <w:t>Проверить подключение</w:t>
+      </w:r>
+      <w:r>
+        <w:rPr/>
+        <w:t xml:space="preserve"> → «Соединение установлено… права на выгрузку структуры и сотрудников есть» → </w:t>
+      </w:r>
+      <w:r>
+        <w:rPr>
+          <w:b/>
+          <w:bCs/>
+        </w:rPr>
+        <w:t>Сохранить</w:t>
+      </w:r>
+      <w:r>
+        <w:rPr/>
+        <w:t>. Если вход удался, а прав не хватает, проверка скажет, каких. После смены адреса или логина пароль нужно ввести заново.</w:t>
+      </w:r>
+    </w:p>
+    <w:p>
+      <w:pPr>
+        <w:pStyle w:val="Compact"/>
+        <w:numPr>
+          <w:ilvl w:val="0"/>
+          <w:numId w:val="56"/>
+        </w:numPr>
+        <w:rPr/>
+      </w:pPr>
+      <w:r>
+        <w:rPr>
+          <w:b/>
+          <w:bCs/>
+        </w:rPr>
+        <w:t>Загрузить структуру и сотрудников</w:t>
+      </w:r>
+      <w:r>
+        <w:rPr/>
+        <w:t xml:space="preserve"> (или «Импорт и экспорт → Из «По Делу»»): выберите, переносить ли настройки структуры и фото и создавать ли новых сотрудников (по умолчанию — отключёнными) → </w:t>
+      </w:r>
+      <w:r>
+        <w:rPr>
+          <w:b/>
+          <w:bCs/>
+        </w:rPr>
+        <w:t>Получить план из «По Делу»</w:t>
+      </w:r>
+      <w:r>
+        <w:rPr/>
+        <w:t>.</w:t>
+      </w:r>
+    </w:p>
+    <w:p>
+      <w:pPr>
+        <w:pStyle w:val="Compact"/>
+        <w:numPr>
+          <w:ilvl w:val="0"/>
+          <w:numId w:val="57"/>
+        </w:numPr>
+        <w:rPr/>
+      </w:pPr>
+      <w:r>
+        <w:rPr/>
+        <w:t xml:space="preserve">Проверьте план: новые и изменённые подразделения (переименованные и перенесённые в «По Делу» сопоставляются по её идентификатору), новые сотрудники, коллизии — в коллизиях выберите </w:t>
+      </w:r>
+      <w:r>
+        <w:rPr>
+          <w:b/>
+          <w:bCs/>
+        </w:rPr>
+        <w:t>Система</w:t>
+      </w:r>
+      <w:r>
+        <w:rPr/>
+        <w:t xml:space="preserve">, </w:t>
+      </w:r>
+      <w:r>
+        <w:rPr>
+          <w:b/>
+          <w:bCs/>
+        </w:rPr>
+        <w:t>По Делу</w:t>
+      </w:r>
+      <w:r>
+        <w:rPr/>
+        <w:t xml:space="preserve"> или своё значение.</w:t>
+      </w:r>
+    </w:p>
+    <w:p>
+      <w:pPr>
+        <w:pStyle w:val="Compact"/>
+        <w:numPr>
+          <w:ilvl w:val="0"/>
+          <w:numId w:val="58"/>
+        </w:numPr>
+        <w:rPr/>
+      </w:pPr>
+      <w:r>
+        <w:rPr>
+          <w:b/>
+          <w:bCs/>
+        </w:rPr>
+        <w:t>Применить</w:t>
+      </w:r>
+      <w:r>
+        <w:rPr/>
+        <w:t xml:space="preserve"> ещё раз получает данные из «По Делу» и записывает всё одной транзакцией. Если в «По Делу» что-то изменилось после проверки, появится новый план.</w:t>
+      </w:r>
+    </w:p>
+    <w:p>
+      <w:pPr>
+        <w:pStyle w:val="FirstParagraph"/>
+        <w:rPr/>
+      </w:pPr>
+      <w:r>
+        <w:rPr/>
+        <w:t>Подразделения, загруженные из «По Делу», ведутся в «По Делу»: переименование или перенос там при следующей загрузке меняет подразделение «Пульса» на месте (руководители, сотрудники и доступы сохраняются), а правка такого подразделения в «Пульсе» при следующей загрузке вернётся к варианту «По Делу» — план это покажет.</w:t>
+      </w:r>
+    </w:p>
+    <w:p>
+      <w:pPr>
+        <w:pStyle w:val="BodyText"/>
+        <w:rPr/>
+      </w:pPr>
+      <w:r>
+        <w:rPr/>
+        <w:t>Ничего не удаляется: подразделение, которого больше нет в «По Делу», остаётся в «Пульсе» (план перечислит такие). Права администратора из «По Делу» не выдаются, пароли не переносятся. Сотрудники сопоставляются по идентификатору «По Делу», затем по email и логину — ответ «это один и тот же человек» запоминается.</w:t>
+      </w:r>
+    </w:p>
+    <w:p>
+      <w:pPr>
+        <w:pStyle w:val="BodyText"/>
+        <w:rPr/>
+      </w:pPr>
+      <w:r>
+        <w:rPr/>
+        <w:t>По расписанию (cron на сервере):</w:t>
+      </w:r>
+    </w:p>
+    <w:p>
+      <w:pPr>
+        <w:pStyle w:val="SourceCode"/>
+        <w:rPr/>
+      </w:pPr>
+      <w:r>
+        <w:rPr>
+          <w:rStyle w:val="ExtensionTok"/>
+        </w:rPr>
+        <w:t>docker</w:t>
+      </w:r>
+      <w:r>
+        <w:rPr>
+          <w:rStyle w:val="NormalTok"/>
+        </w:rPr>
+        <w:t xml:space="preserve"> compose exec </w:t>
+      </w:r>
+      <w:r>
+        <w:rPr>
+          <w:rStyle w:val="AttributeTok"/>
+        </w:rPr>
+        <w:t>-T</w:t>
+      </w:r>
+      <w:r>
+        <w:rPr>
+          <w:rStyle w:val="NormalTok"/>
+        </w:rPr>
+        <w:t xml:space="preserve"> backend python scripts/org_transfer.py sync-podelu </w:t>
+      </w:r>
+      <w:r>
+        <w:rPr>
+          <w:rStyle w:val="AttributeTok"/>
+        </w:rPr>
+        <w:t>--actor</w:t>
+      </w:r>
+      <w:r>
+        <w:rPr>
+          <w:rStyle w:val="NormalTok"/>
+        </w:rPr>
+        <w:t xml:space="preserve"> admin </w:t>
+      </w:r>
+      <w:r>
+        <w:rPr>
+          <w:rStyle w:val="AttributeTok"/>
+        </w:rPr>
+        <w:t>--create-missing</w:t>
+      </w:r>
+      <w:r>
+        <w:rPr>
+          <w:rStyle w:val="NormalTok"/>
+        </w:rPr>
+        <w:t xml:space="preserve"> </w:t>
+      </w:r>
+      <w:r>
+        <w:rPr>
+          <w:rStyle w:val="AttributeTok"/>
+        </w:rPr>
+        <w:t>--apply</w:t>
+      </w:r>
+    </w:p>
+    <w:p>
+      <w:pPr>
+        <w:pStyle w:val="FirstParagraph"/>
+        <w:rPr/>
+      </w:pPr>
+      <w:r>
+        <w:rPr/>
+        <w:t xml:space="preserve">С </w:t>
+      </w:r>
+      <w:r>
+        <w:rPr>
+          <w:rStyle w:val="VerbatimChar"/>
+        </w:rPr>
+        <w:t>--prefer-podelu</w:t>
+      </w:r>
+      <w:r>
+        <w:rPr/>
+        <w:t xml:space="preserve"> в коллизиях берутся значения «По Делу» (кроме роли, логина и email); код выхода 1 — в плане ошибки, 2 — «По Делу» недоступна. Адреса подключения ограничивает переменная </w:t>
+      </w:r>
+      <w:r>
+        <w:rPr>
+          <w:rStyle w:val="VerbatimChar"/>
+        </w:rPr>
+        <w:t>PODELU_ALLOWED_HOSTS</w:t>
+      </w:r>
+      <w:r>
+        <w:rPr/>
+        <w:t>.</w:t>
+      </w:r>
+      <w:bookmarkEnd w:id="58"/>
+      <w:bookmarkEnd w:id="62"/>
+    </w:p>
+    <w:p>
+      <w:pPr>
+        <w:pStyle w:val="Heading1"/>
+        <w:rPr/>
+      </w:pPr>
+      <w:bookmarkStart w:id="63" w:name="__RefHeading___Toc1556_3190699405"/>
+      <w:bookmarkStart w:id="64" w:name="вход-через-домен"/>
+      <w:bookmarkEnd w:id="63"/>
+      <w:r>
+        <w:rPr>
+          <w:rStyle w:val="SectionNumber"/>
+        </w:rPr>
+        <w:t>11</w:t>
+      </w:r>
+      <w:r>
+        <w:rPr/>
+        <w:tab/>
+        <w:t>Вход через домен</w:t>
+      </w:r>
+    </w:p>
+    <w:p>
+      <w:pPr>
+        <w:pStyle w:val="FirstParagraph"/>
+        <w:rPr/>
+      </w:pPr>
+      <w:r>
+        <w:rPr/>
+        <w:t>«Администрирование → Настройки → Вход через домен» — вход по учётной записи LDAP (Active Directory, FreeIPA, OpenLDAP и др.).</w:t>
+      </w:r>
+    </w:p>
+    <w:p>
+      <w:pPr>
+        <w:pStyle w:val="CaptionedFigure"/>
+        <w:rPr/>
+      </w:pPr>
+      <w:r>
+        <w:rPr/>
+        <w:drawing>
+          <wp:inline distT="0" distB="0" distL="0" distR="0">
+            <wp:extent cx="5334000" cy="3333750"/>
+            <wp:effectExtent l="0" t="0" r="0" b="0"/>
+            <wp:docPr id="13" name="Image13" descr="Вход через домен"/>
+            <wp:cNvGraphicFramePr>
+              <a:graphicFrameLocks xmlns:a="http://schemas.openxmlformats.org/drawingml/2006/main" noChangeAspect="1"/>
+            </wp:cNvGraphicFramePr>
+            <a:graphic xmlns:a="http://schemas.openxmlformats.org/drawingml/2006/main">
+              <a:graphicData uri="http://schemas.openxmlformats.org/drawingml/2006/picture">
+                <pic:pic xmlns:pic="http://schemas.openxmlformats.org/drawingml/2006/picture">
+                  <pic:nvPicPr>
+                    <pic:cNvPr id="13" name="Image13" descr="Вход через домен"/>
+                    <pic:cNvPicPr>
+                      <a:picLocks noChangeAspect="1" noChangeArrowheads="1"/>
+                    </pic:cNvPicPr>
+                  </pic:nvPicPr>
+                  <pic:blipFill>
+                    <a:blip r:embed="rId14"/>
                     <a:stretch>
                       <a:fillRect/>
                     </a:stretch>
@@ -5897,21 +6459,21 @@
         <w:pStyle w:val="BodyText"/>
         <w:rPr/>
       </w:pPr>
-      <w:bookmarkStart w:id="61" w:name="вход-через-домен"/>
+      <w:bookmarkStart w:id="65" w:name="вход-через-домен"/>
       <w:r>
         <w:rPr/>
         <w:t>При входе через домен ФИО и email сотрудника обновляются из каталога. Если сотрудник раньше входил по паролю системы, его учётная запись переводится на вход через домен (пароль системы удаляется). Исключение — локальные администраторы: они никогда не связываются с каталогом и всегда входят паролем системы (иначе учётная запись каталога с тем же логином получила бы права администратора).</w:t>
       </w:r>
-      <w:bookmarkEnd w:id="61"/>
+      <w:bookmarkEnd w:id="65"/>
     </w:p>
     <w:p>
       <w:pPr>
         <w:pStyle w:val="Heading1"/>
         <w:rPr/>
       </w:pPr>
-      <w:bookmarkStart w:id="62" w:name="__RefHeading___Toc1409_2237095093"/>
-      <w:bookmarkStart w:id="63" w:name="производственный-календарь"/>
-      <w:bookmarkEnd w:id="62"/>
+      <w:bookmarkStart w:id="66" w:name="__RefHeading___Toc1558_3190699405"/>
+      <w:bookmarkStart w:id="67" w:name="производственный-календарь"/>
+      <w:bookmarkEnd w:id="66"/>
       <w:r>
         <w:rPr>
           <w:rStyle w:val="SectionNumber"/>
@@ -5945,7 +6507,7 @@
           <wp:inline distT="0" distB="0" distL="0" distR="0">
             <wp:extent cx="5334000" cy="3333750"/>
             <wp:effectExtent l="0" t="0" r="0" b="0"/>
-            <wp:docPr id="13" name="Image13" descr="Производственный календарь"/>
+            <wp:docPr id="14" name="Image14" descr="Производственный календарь"/>
             <wp:cNvGraphicFramePr>
               <a:graphicFrameLocks xmlns:a="http://schemas.openxmlformats.org/drawingml/2006/main" noChangeAspect="1"/>
             </wp:cNvGraphicFramePr>
@@ -5953,13 +6515,13 @@
               <a:graphicData uri="http://schemas.openxmlformats.org/drawingml/2006/picture">
                 <pic:pic xmlns:pic="http://schemas.openxmlformats.org/drawingml/2006/picture">
                   <pic:nvPicPr>
-                    <pic:cNvPr id="13" name="Image13" descr="Производственный календарь"/>
+                    <pic:cNvPr id="14" name="Image14" descr="Производственный календарь"/>
                     <pic:cNvPicPr>
                       <a:picLocks noChangeAspect="1" noChangeArrowheads="1"/>
                     </pic:cNvPicPr>
                   </pic:nvPicPr>
                   <pic:blipFill>
-                    <a:blip r:embed="rId14"/>
+                    <a:blip r:embed="rId15"/>
                     <a:stretch>
                       <a:fillRect/>
                     </a:stretch>
@@ -5995,264 +6557,13 @@
         <w:pStyle w:val="Compact"/>
         <w:numPr>
           <w:ilvl w:val="0"/>
-          <w:numId w:val="52"/>
-        </w:numPr>
-        <w:rPr/>
-      </w:pPr>
-      <w:r>
-        <w:rPr/>
-        <w:t>Стрелки — выбор года. Официальные дни 2025–2027 годов (по постановлениям Правительства РФ) заполнены при установке.</w:t>
-      </w:r>
-    </w:p>
-    <w:p>
-      <w:pPr>
-        <w:pStyle w:val="Compact"/>
-        <w:numPr>
-          <w:ilvl w:val="0"/>
-          <w:numId w:val="53"/>
-        </w:numPr>
-        <w:rPr/>
-      </w:pPr>
-      <w:r>
-        <w:rPr>
-          <w:b/>
-          <w:bCs/>
-        </w:rPr>
-        <w:t>+ Нерабочий день</w:t>
-      </w:r>
-      <w:r>
-        <w:rPr/>
-        <w:t xml:space="preserve"> — праздник или перенесённый выходной; </w:t>
-      </w:r>
-      <w:r>
-        <w:rPr>
-          <w:b/>
-          <w:bCs/>
-        </w:rPr>
-        <w:t>+ Рабочий выходной</w:t>
-      </w:r>
-      <w:r>
-        <w:rPr/>
-        <w:t xml:space="preserve"> — рабочая суббота. Свои дни помечены «своё»; × — убрать.</w:t>
-      </w:r>
-    </w:p>
-    <w:p>
-      <w:pPr>
-        <w:pStyle w:val="Compact"/>
-        <w:numPr>
-          <w:ilvl w:val="0"/>
-          <w:numId w:val="54"/>
-        </w:numPr>
-        <w:rPr/>
-      </w:pPr>
-      <w:r>
-        <w:rPr/>
-        <w:t>На год без дней считаются выходными только субботы и воскресенья.</w:t>
-      </w:r>
-    </w:p>
-    <w:p>
-      <w:pPr>
-        <w:pStyle w:val="BlockText"/>
-        <w:shd w:val="clear" w:fill="F2F5FF"/>
-        <w:rPr/>
-      </w:pPr>
-      <w:r>
-        <w:rPr>
-          <w:b/>
-          <w:bCs/>
-        </w:rPr>
-        <w:t>Совет.</w:t>
-      </w:r>
-      <w:r>
-        <w:rPr/>
-        <w:t xml:space="preserve"> Постановление о переносе выходных на следующий год обычно выходит осенью — добавьте дни, как только оно опубликовано.</w:t>
-      </w:r>
-      <w:bookmarkEnd w:id="63"/>
-    </w:p>
-    <w:p>
-      <w:pPr>
-        <w:pStyle w:val="Heading1"/>
-        <w:rPr/>
-      </w:pPr>
-      <w:bookmarkStart w:id="64" w:name="__RefHeading___Toc1411_2237095093"/>
-      <w:bookmarkStart w:id="65" w:name="работа-сервиса"/>
-      <w:bookmarkEnd w:id="64"/>
-      <w:r>
-        <w:rPr>
-          <w:rStyle w:val="SectionNumber"/>
-        </w:rPr>
-        <w:t>13</w:t>
-      </w:r>
-      <w:r>
-        <w:rPr/>
-        <w:tab/>
-        <w:t>Работа сервиса</w:t>
-      </w:r>
-    </w:p>
-    <w:p>
-      <w:pPr>
-        <w:pStyle w:val="Compact"/>
-        <w:numPr>
-          <w:ilvl w:val="0"/>
-          <w:numId w:val="55"/>
-        </w:numPr>
-        <w:rPr/>
-      </w:pPr>
-      <w:r>
-        <w:rPr>
-          <w:b/>
-          <w:bCs/>
-        </w:rPr>
-        <w:t>Версия</w:t>
-      </w:r>
-      <w:r>
-        <w:rPr/>
-        <w:t xml:space="preserve"> — внизу бокового меню и на странице «О программе».</w:t>
-      </w:r>
-    </w:p>
-    <w:p>
-      <w:pPr>
-        <w:pStyle w:val="Compact"/>
-        <w:numPr>
-          <w:ilvl w:val="0"/>
-          <w:numId w:val="56"/>
-        </w:numPr>
-        <w:rPr/>
-      </w:pPr>
-      <w:r>
-        <w:rPr>
-          <w:b/>
-          <w:bCs/>
-        </w:rPr>
-        <w:t>Руководства</w:t>
-      </w:r>
-      <w:r>
-        <w:rPr/>
-        <w:t xml:space="preserve"> — пункт «Руководство» в боковом меню: руководство пользователя, а администратору и это руководство (переключатель вверху страницы); значок «?» в разделах администрирования открывает нужный раздел.</w:t>
-      </w:r>
-    </w:p>
-    <w:p>
-      <w:pPr>
-        <w:pStyle w:val="Compact"/>
-        <w:numPr>
-          <w:ilvl w:val="0"/>
-          <w:numId w:val="57"/>
-        </w:numPr>
-        <w:rPr/>
-      </w:pPr>
-      <w:r>
-        <w:rPr>
-          <w:b/>
-          <w:bCs/>
-        </w:rPr>
-        <w:t>Резервные копии</w:t>
-      </w:r>
-      <w:r>
-        <w:rPr/>
-        <w:t xml:space="preserve"> — ежедневно, хранение 30 дней; копия перед каждым обновлением. Восстановление — руководство по развёртыванию.</w:t>
-      </w:r>
-    </w:p>
-    <w:p>
-      <w:pPr>
-        <w:pStyle w:val="Compact"/>
-        <w:numPr>
-          <w:ilvl w:val="0"/>
-          <w:numId w:val="58"/>
-        </w:numPr>
-        <w:rPr/>
-      </w:pPr>
-      <w:r>
-        <w:rPr>
-          <w:b/>
-          <w:bCs/>
-        </w:rPr>
-        <w:t>Забытый пароль администратора</w:t>
-      </w:r>
-      <w:r>
-        <w:rPr/>
-        <w:t xml:space="preserve"> — инженер сопровождения сбрасывает его командой </w:t>
-      </w:r>
-      <w:r>
-        <w:rPr>
-          <w:rStyle w:val="VerbatimChar"/>
-        </w:rPr>
-        <w:t>docker compose exec backend flask --app wsgi reset-password &lt;логин&gt;</w:t>
-      </w:r>
-      <w:r>
-        <w:rPr/>
-        <w:t>.</w:t>
-      </w:r>
-    </w:p>
-    <w:p>
-      <w:pPr>
-        <w:pStyle w:val="Compact"/>
-        <w:numPr>
-          <w:ilvl w:val="0"/>
           <w:numId w:val="59"/>
         </w:numPr>
         <w:rPr/>
       </w:pPr>
       <w:r>
-        <w:rPr>
-          <w:b/>
-          <w:bCs/>
-        </w:rPr>
-        <w:t>Журналы</w:t>
-      </w:r>
-      <w:r>
-        <w:rPr/>
-        <w:t xml:space="preserve"> — </w:t>
-      </w:r>
-      <w:r>
-        <w:rPr>
-          <w:rStyle w:val="VerbatimChar"/>
-        </w:rPr>
-        <w:t>docker compose logs backend</w:t>
-      </w:r>
-      <w:r>
-        <w:rPr/>
-        <w:t>.</w:t>
-      </w:r>
-      <w:bookmarkEnd w:id="65"/>
-    </w:p>
-    <w:p>
-      <w:pPr>
-        <w:pStyle w:val="Heading1"/>
-        <w:rPr/>
-      </w:pPr>
-      <w:bookmarkStart w:id="66" w:name="__RefHeading___Toc1413_2237095093"/>
-      <w:bookmarkStart w:id="67" w:name="сценарии-администратора"/>
-      <w:bookmarkEnd w:id="66"/>
-      <w:r>
-        <w:rPr>
-          <w:rStyle w:val="SectionNumber"/>
-        </w:rPr>
-        <w:t>14</w:t>
-      </w:r>
-      <w:r>
-        <w:rPr/>
-        <w:tab/>
-        <w:t>Сценарии администратора</w:t>
-      </w:r>
-    </w:p>
-    <w:p>
-      <w:pPr>
-        <w:pStyle w:val="Heading2"/>
-        <w:rPr/>
-      </w:pPr>
-      <w:bookmarkStart w:id="68" w:name="__RefHeading___Toc1415_2237095093"/>
-      <w:bookmarkStart w:id="69" w:name="X525cf896d0e0da260fae1e7259530962a7d5ac1"/>
-      <w:bookmarkEnd w:id="68"/>
-      <w:r>
-        <w:rPr>
-          <w:rStyle w:val="SectionNumber"/>
-        </w:rPr>
-        <w:t>14.1</w:t>
-      </w:r>
-      <w:r>
-        <w:rPr/>
-        <w:tab/>
-        <w:t>Сценарий А1. Новый сотрудник проектного офиса</w:t>
+        <w:rPr/>
+        <w:t>Стрелки — выбор года. Официальные дни 2025–2027 годов (по постановлениям Правительства РФ) заполнены при установке.</w:t>
       </w:r>
     </w:p>
     <w:p>
@@ -6269,11 +6580,22 @@
           <w:b/>
           <w:bCs/>
         </w:rPr>
-        <w:t>Сотрудники → Сотрудник</w:t>
-      </w:r>
-      <w:r>
-        <w:rPr/>
-        <w:t>: ФИО, должность, логин, email, роль «Редактор», способ входа (домен или пароль).</w:t>
+        <w:t>+ Нерабочий день</w:t>
+      </w:r>
+      <w:r>
+        <w:rPr/>
+        <w:t xml:space="preserve"> — праздник или перенесённый выходной; </w:t>
+      </w:r>
+      <w:r>
+        <w:rPr>
+          <w:b/>
+          <w:bCs/>
+        </w:rPr>
+        <w:t>+ Рабочий выходной</w:t>
+      </w:r>
+      <w:r>
+        <w:rPr/>
+        <w:t xml:space="preserve"> — рабочая суббота. Свои дни помечены «своё»; × — убрать.</w:t>
       </w:r>
     </w:p>
     <w:p>
@@ -6286,15 +6608,47 @@
         <w:rPr/>
       </w:pPr>
       <w:r>
-        <w:rPr>
-          <w:b/>
-          <w:bCs/>
-        </w:rPr>
-        <w:t>Доступы → Выдать доступ</w:t>
-      </w:r>
-      <w:r>
-        <w:rPr/>
-        <w:t>: сотрудник → направление «Проектный офис» → «Редактирование».</w:t>
+        <w:rPr/>
+        <w:t>На год без дней считаются выходными только субботы и воскресенья.</w:t>
+      </w:r>
+    </w:p>
+    <w:p>
+      <w:pPr>
+        <w:pStyle w:val="BlockText"/>
+        <w:shd w:val="clear" w:fill="F2F5FF"/>
+        <w:rPr/>
+      </w:pPr>
+      <w:r>
+        <w:rPr>
+          <w:b/>
+          <w:bCs/>
+        </w:rPr>
+        <w:t>Совет.</w:t>
+      </w:r>
+      <w:r>
+        <w:rPr/>
+        <w:t xml:space="preserve"> Постановление о переносе выходных на следующий год обычно выходит осенью — добавьте дни, как только оно опубликовано.</w:t>
+      </w:r>
+      <w:bookmarkEnd w:id="67"/>
+    </w:p>
+    <w:p>
+      <w:pPr>
+        <w:pStyle w:val="Heading1"/>
+        <w:rPr/>
+      </w:pPr>
+      <w:bookmarkStart w:id="68" w:name="__RefHeading___Toc1560_3190699405"/>
+      <w:bookmarkStart w:id="69" w:name="работа-сервиса"/>
+      <w:bookmarkEnd w:id="68"/>
+      <w:r>
+        <w:rPr>
+          <w:rStyle w:val="SectionNumber"/>
+        </w:rPr>
+        <w:t>13</w:t>
+      </w:r>
+      <w:r>
+        <w:rPr/>
+        <w:tab/>
+        <w:t>Работа сервиса</w:t>
       </w:r>
     </w:p>
     <w:p>
@@ -6306,31 +6660,16 @@
         </w:numPr>
         <w:rPr/>
       </w:pPr>
-      <w:bookmarkStart w:id="70" w:name="X525cf896d0e0da260fae1e7259530962a7d5ac1"/>
-      <w:r>
-        <w:rPr/>
-        <w:t>Сотрудник входит и видит все проекты направления, включая будущие.</w:t>
-      </w:r>
-      <w:bookmarkEnd w:id="70"/>
-    </w:p>
-    <w:p>
-      <w:pPr>
-        <w:pStyle w:val="Heading2"/>
-        <w:rPr/>
-      </w:pPr>
-      <w:bookmarkStart w:id="71" w:name="__RefHeading___Toc1417_2237095093"/>
-      <w:bookmarkStart w:id="72" w:name="сценарий-а2.-увольнение"/>
-      <w:bookmarkEnd w:id="71"/>
-      <w:r>
-        <w:rPr>
-          <w:rStyle w:val="SectionNumber"/>
-        </w:rPr>
-        <w:t>14.2</w:t>
-      </w:r>
-      <w:r>
-        <w:rPr/>
-        <w:tab/>
-        <w:t>Сценарий А2. Увольнение</w:t>
+      <w:r>
+        <w:rPr>
+          <w:b/>
+          <w:bCs/>
+        </w:rPr>
+        <w:t>Версия</w:t>
+      </w:r>
+      <w:r>
+        <w:rPr/>
+        <w:t xml:space="preserve"> — внизу бокового меню и на странице «О программе».</w:t>
       </w:r>
     </w:p>
     <w:p>
@@ -6347,22 +6686,11 @@
           <w:b/>
           <w:bCs/>
         </w:rPr>
-        <w:t>Сотрудники</w:t>
-      </w:r>
-      <w:r>
-        <w:rPr/>
-        <w:t xml:space="preserve"> → переключатель «Активен» у сотрудника → </w:t>
-      </w:r>
-      <w:r>
-        <w:rPr>
-          <w:b/>
-          <w:bCs/>
-        </w:rPr>
-        <w:t>Отключить</w:t>
-      </w:r>
-      <w:r>
-        <w:rPr/>
-        <w:t>: сотрудник сразу выходит со всех устройств.</w:t>
+        <w:t>Руководства</w:t>
+      </w:r>
+      <w:r>
+        <w:rPr/>
+        <w:t xml:space="preserve"> — пункт «Руководство» в боковом меню: руководство пользователя, а администратору и это руководство (переключатель вверху страницы); значок «?» в разделах администрирования открывает нужный раздел.</w:t>
       </w:r>
     </w:p>
     <w:p>
@@ -6375,8 +6703,15 @@
         <w:rPr/>
       </w:pPr>
       <w:r>
-        <w:rPr/>
-        <w:t>В планах, где он исполнитель, назначьте другого исполнителя (карточка задачи или «Исполнители плана»).</w:t>
+        <w:rPr>
+          <w:b/>
+          <w:bCs/>
+        </w:rPr>
+        <w:t>Резервные копии</w:t>
+      </w:r>
+      <w:r>
+        <w:rPr/>
+        <w:t xml:space="preserve"> — ежедневно, хранение 30 дней; копия перед каждым обновлением. Восстановление — руководство по развёртыванию.</w:t>
       </w:r>
     </w:p>
     <w:p>
@@ -6388,225 +6723,26 @@
         </w:numPr>
         <w:rPr/>
       </w:pPr>
-      <w:bookmarkStart w:id="73" w:name="сценарий-а2.-увольнение"/>
-      <w:r>
-        <w:rPr/>
-        <w:t>Учётную запись не удаляйте — его комментарии и история останутся понятными.</w:t>
-      </w:r>
-      <w:bookmarkEnd w:id="73"/>
-    </w:p>
-    <w:p>
-      <w:pPr>
-        <w:pStyle w:val="Heading2"/>
-        <w:rPr/>
-      </w:pPr>
-      <w:bookmarkStart w:id="74" w:name="__RefHeading___Toc1419_2237095093"/>
-      <w:bookmarkStart w:id="75" w:name="X40b3630711ad101350b0dd1e981711065e8bd89"/>
-      <w:bookmarkEnd w:id="74"/>
-      <w:r>
-        <w:rPr>
-          <w:rStyle w:val="SectionNumber"/>
-        </w:rPr>
-        <w:t>14.3</w:t>
-      </w:r>
-      <w:r>
-        <w:rPr/>
-        <w:tab/>
-        <w:t>Сценарий А3. Наблюдатель должен править план</w:t>
-      </w:r>
-    </w:p>
-    <w:p>
-      <w:pPr>
-        <w:pStyle w:val="FirstParagraph"/>
-        <w:rPr/>
-      </w:pPr>
-      <w:bookmarkStart w:id="76" w:name="X40b3630711ad101350b0dd1e981711065e8bd89"/>
-      <w:r>
-        <w:rPr/>
-        <w:t>Роль «Наблюдатель» ограничивает любой доступ просмотром. Смените роль на «Редактор» (в таблице сотрудников) и проверьте уровень доступа к проекту — «Редактирование».</w:t>
-      </w:r>
-      <w:bookmarkEnd w:id="76"/>
-    </w:p>
-    <w:p>
-      <w:pPr>
-        <w:pStyle w:val="Heading2"/>
-        <w:rPr/>
-      </w:pPr>
-      <w:bookmarkStart w:id="77" w:name="__RefHeading___Toc1421_2237095093"/>
-      <w:bookmarkStart w:id="78" w:name="X47b085d6f5d4ae9e2a209044082e45befec994f"/>
-      <w:bookmarkEnd w:id="77"/>
-      <w:r>
-        <w:rPr>
-          <w:rStyle w:val="SectionNumber"/>
-        </w:rPr>
-        <w:t>14.4</w:t>
-      </w:r>
-      <w:r>
-        <w:rPr/>
-        <w:tab/>
-        <w:t>Сценарий А4. Руководителю нужен обзор всех проектов направления</w:t>
-      </w:r>
-    </w:p>
-    <w:p>
-      <w:pPr>
-        <w:pStyle w:val="FirstParagraph"/>
-        <w:rPr/>
-      </w:pPr>
-      <w:r>
-        <w:rPr>
-          <w:b/>
-          <w:bCs/>
-        </w:rPr>
-        <w:t>Доступы → Выдать доступ</w:t>
-      </w:r>
-      <w:r>
-        <w:rPr/>
-        <w:t>: руководитель → направление целиком → «Просмотр» (или «Редактирование»). Роль «Менеджер» даст ему право создавать проекты.</w:t>
-      </w:r>
-      <w:bookmarkEnd w:id="78"/>
-    </w:p>
-    <w:p>
-      <w:pPr>
-        <w:pStyle w:val="Heading2"/>
-        <w:rPr/>
-      </w:pPr>
-      <w:bookmarkStart w:id="79" w:name="__RefHeading___Toc1423_2237095093"/>
-      <w:bookmarkStart w:id="80" w:name="Xe1ad479a47bf9d896db09fa985b7ceb589233e6"/>
-      <w:bookmarkEnd w:id="79"/>
-      <w:r>
-        <w:rPr>
-          <w:rStyle w:val="SectionNumber"/>
-        </w:rPr>
-        <w:t>14.5</w:t>
-      </w:r>
-      <w:r>
-        <w:rPr/>
-        <w:tab/>
-        <w:t>Сценарий А5. Удалённый план нужно вернуть</w:t>
-      </w:r>
-    </w:p>
-    <w:p>
-      <w:pPr>
-        <w:pStyle w:val="FirstParagraph"/>
-        <w:rPr/>
-      </w:pPr>
-      <w:r>
-        <w:rPr>
-          <w:b/>
-          <w:bCs/>
-        </w:rPr>
-        <w:t>Корзина → Планы</w:t>
-      </w:r>
-      <w:r>
-        <w:rPr/>
-        <w:t xml:space="preserve"> → </w:t>
-      </w:r>
-      <w:r>
-        <w:rPr>
-          <w:b/>
-          <w:bCs/>
-        </w:rPr>
-        <w:t>Восстановить</w:t>
-      </w:r>
-      <w:r>
-        <w:rPr/>
-        <w:t xml:space="preserve">: план возвращается туда, откуда его удалили, — во вкладки или в архив проекта (тогда откройте проект → </w:t>
-      </w:r>
-      <w:r>
-        <w:rPr>
-          <w:b/>
-          <w:bCs/>
-        </w:rPr>
-        <w:t>Архив</w:t>
-      </w:r>
-      <w:r>
-        <w:rPr/>
-        <w:t xml:space="preserve"> → </w:t>
-      </w:r>
-      <w:r>
-        <w:rPr>
-          <w:b/>
-          <w:bCs/>
-        </w:rPr>
-        <w:t>Вернуть во вкладки</w:t>
-      </w:r>
-      <w:r>
-        <w:rPr/>
-        <w:t>).</w:t>
-      </w:r>
-      <w:bookmarkEnd w:id="80"/>
-    </w:p>
-    <w:p>
-      <w:pPr>
-        <w:pStyle w:val="Heading2"/>
-        <w:rPr/>
-      </w:pPr>
-      <w:bookmarkStart w:id="81" w:name="__RefHeading___Toc1425_2237095093"/>
-      <w:bookmarkStart w:id="82" w:name="сценарий-а6.-сотрудник-забыл-пароль"/>
-      <w:bookmarkEnd w:id="81"/>
-      <w:r>
-        <w:rPr>
-          <w:rStyle w:val="SectionNumber"/>
-        </w:rPr>
-        <w:t>14.6</w:t>
-      </w:r>
-      <w:r>
-        <w:rPr/>
-        <w:tab/>
-        <w:t>Сценарий А6. Сотрудник забыл пароль</w:t>
-      </w:r>
-    </w:p>
-    <w:p>
-      <w:pPr>
-        <w:pStyle w:val="FirstParagraph"/>
-        <w:rPr/>
-      </w:pPr>
-      <w:r>
-        <w:rPr/>
-        <w:t xml:space="preserve">Для входа по паролю системы: </w:t>
-      </w:r>
-      <w:r>
-        <w:rPr>
-          <w:b/>
-          <w:bCs/>
-        </w:rPr>
-        <w:t>Сотрудники</w:t>
-      </w:r>
-      <w:r>
-        <w:rPr/>
-        <w:t xml:space="preserve"> → карточка → </w:t>
-      </w:r>
-      <w:r>
-        <w:rPr>
-          <w:b/>
-          <w:bCs/>
-        </w:rPr>
-        <w:t>Новый пароль</w:t>
-      </w:r>
-      <w:r>
-        <w:rPr/>
-        <w:t xml:space="preserve"> → сообщите временный пароль, сотрудник сменит его в профиле. Для входа через домен пароль меняется средствами домена.</w:t>
-      </w:r>
-      <w:bookmarkEnd w:id="82"/>
-    </w:p>
-    <w:p>
-      <w:pPr>
-        <w:pStyle w:val="Heading2"/>
-        <w:rPr/>
-      </w:pPr>
-      <w:bookmarkStart w:id="83" w:name="__RefHeading___Toc1427_2237095093"/>
-      <w:bookmarkStart w:id="84" w:name="сценарий-а7.-переход-на-вход-через-домен"/>
-      <w:bookmarkEnd w:id="83"/>
-      <w:r>
-        <w:rPr>
-          <w:rStyle w:val="SectionNumber"/>
-        </w:rPr>
-        <w:t>14.7</w:t>
-      </w:r>
-      <w:r>
-        <w:rPr/>
-        <w:tab/>
-        <w:t>Сценарий А7. Переход на вход через домен</w:t>
+      <w:r>
+        <w:rPr>
+          <w:b/>
+          <w:bCs/>
+        </w:rPr>
+        <w:t>Забытый пароль администратора</w:t>
+      </w:r>
+      <w:r>
+        <w:rPr/>
+        <w:t xml:space="preserve"> — инженер сопровождения сбрасывает его командой </w:t>
+      </w:r>
+      <w:r>
+        <w:rPr>
+          <w:rStyle w:val="VerbatimChar"/>
+        </w:rPr>
+        <w:t>docker compose exec backend flask --app wsgi reset-password &lt;логин&gt;</w:t>
+      </w:r>
+      <w:r>
+        <w:rPr/>
+        <w:t>.</w:t>
       </w:r>
     </w:p>
     <w:p>
@@ -6623,11 +6759,62 @@
           <w:b/>
           <w:bCs/>
         </w:rPr>
-        <w:t>Настройки → Вход через домен</w:t>
-      </w:r>
-      <w:r>
-        <w:rPr/>
-        <w:t>: адрес, сервисная учётная запись, Base DN, фильтр, атрибуты.</w:t>
+        <w:t>Журналы</w:t>
+      </w:r>
+      <w:r>
+        <w:rPr/>
+        <w:t xml:space="preserve"> — </w:t>
+      </w:r>
+      <w:r>
+        <w:rPr>
+          <w:rStyle w:val="VerbatimChar"/>
+        </w:rPr>
+        <w:t>docker compose logs backend</w:t>
+      </w:r>
+      <w:r>
+        <w:rPr/>
+        <w:t>.</w:t>
+      </w:r>
+      <w:bookmarkEnd w:id="69"/>
+    </w:p>
+    <w:p>
+      <w:pPr>
+        <w:pStyle w:val="Heading1"/>
+        <w:rPr/>
+      </w:pPr>
+      <w:bookmarkStart w:id="70" w:name="__RefHeading___Toc1562_3190699405"/>
+      <w:bookmarkStart w:id="71" w:name="сценарии-администратора"/>
+      <w:bookmarkEnd w:id="70"/>
+      <w:r>
+        <w:rPr>
+          <w:rStyle w:val="SectionNumber"/>
+        </w:rPr>
+        <w:t>14</w:t>
+      </w:r>
+      <w:r>
+        <w:rPr/>
+        <w:tab/>
+        <w:t>Сценарии администратора</w:t>
+      </w:r>
+    </w:p>
+    <w:p>
+      <w:pPr>
+        <w:pStyle w:val="Heading2"/>
+        <w:rPr/>
+      </w:pPr>
+      <w:bookmarkStart w:id="72" w:name="__RefHeading___Toc1564_3190699405"/>
+      <w:bookmarkStart w:id="73" w:name="X525cf896d0e0da260fae1e7259530962a7d5ac1"/>
+      <w:bookmarkEnd w:id="72"/>
+      <w:r>
+        <w:rPr>
+          <w:rStyle w:val="SectionNumber"/>
+        </w:rPr>
+        <w:t>14.1</w:t>
+      </w:r>
+      <w:r>
+        <w:rPr/>
+        <w:tab/>
+        <w:t>Сценарий А1. Новый сотрудник проектного офиса</w:t>
       </w:r>
     </w:p>
     <w:p>
@@ -6644,11 +6831,11 @@
           <w:b/>
           <w:bCs/>
         </w:rPr>
-        <w:t>Проверить подключение</w:t>
-      </w:r>
-      <w:r>
-        <w:rPr/>
-        <w:t>.</w:t>
+        <w:t>Сотрудники → Сотрудник</w:t>
+      </w:r>
+      <w:r>
+        <w:rPr/>
+        <w:t>: ФИО, должность, логин, email, роль «Редактор», способ входа (домен или пароль).</w:t>
       </w:r>
     </w:p>
     <w:p>
@@ -6661,19 +6848,15 @@
         <w:rPr/>
       </w:pPr>
       <w:r>
-        <w:rPr/>
-        <w:t xml:space="preserve">Режим </w:t>
-      </w:r>
-      <w:r>
-        <w:rPr>
-          <w:b/>
-          <w:bCs/>
-        </w:rPr>
-        <w:t>Сначала домен, затем пароль системы</w:t>
-      </w:r>
-      <w:r>
-        <w:rPr/>
-        <w:t xml:space="preserve"> — переходный: работают оба способа.</w:t>
+        <w:rPr>
+          <w:b/>
+          <w:bCs/>
+        </w:rPr>
+        <w:t>Доступы → Выдать доступ</w:t>
+      </w:r>
+      <w:r>
+        <w:rPr/>
+        <w:t>: сотрудник → направление «Проектный офис» → «Редактирование».</w:t>
       </w:r>
     </w:p>
     <w:p>
@@ -6685,94 +6868,31 @@
         </w:numPr>
         <w:rPr/>
       </w:pPr>
-      <w:r>
-        <w:rPr/>
-        <w:t xml:space="preserve">Когда все сотрудники вошли через домен, при необходимости переключите режим на </w:t>
-      </w:r>
-      <w:r>
-        <w:rPr>
-          <w:b/>
-          <w:bCs/>
-        </w:rPr>
-        <w:t>Только учётная запись домена</w:t>
-      </w:r>
-      <w:r>
-        <w:rPr/>
-        <w:t xml:space="preserve"> — локальные администраторы сохранят вход по паролю.</w:t>
-      </w:r>
-      <w:bookmarkEnd w:id="84"/>
+      <w:bookmarkStart w:id="74" w:name="X525cf896d0e0da260fae1e7259530962a7d5ac1"/>
+      <w:r>
+        <w:rPr/>
+        <w:t>Сотрудник входит и видит все проекты направления, включая будущие.</w:t>
+      </w:r>
+      <w:bookmarkEnd w:id="74"/>
     </w:p>
     <w:p>
       <w:pPr>
         <w:pStyle w:val="Heading2"/>
         <w:rPr/>
       </w:pPr>
-      <w:bookmarkStart w:id="85" w:name="__RefHeading___Toc1429_2237095093"/>
-      <w:bookmarkStart w:id="86" w:name="сценарий-а8.-кто-удалил-строку-в-плане"/>
-      <w:bookmarkEnd w:id="85"/>
+      <w:bookmarkStart w:id="75" w:name="__RefHeading___Toc1566_3190699405"/>
+      <w:bookmarkStart w:id="76" w:name="сценарий-а2.-увольнение"/>
+      <w:bookmarkEnd w:id="75"/>
       <w:r>
         <w:rPr>
           <w:rStyle w:val="SectionNumber"/>
         </w:rPr>
-        <w:t>14.8</w:t>
+        <w:t>14.2</w:t>
       </w:r>
       <w:r>
         <w:rPr/>
         <w:tab/>
-        <w:t>Сценарий А8. Кто удалил строку в плане?</w:t>
-      </w:r>
-    </w:p>
-    <w:p>
-      <w:pPr>
-        <w:pStyle w:val="FirstParagraph"/>
-        <w:rPr/>
-      </w:pPr>
-      <w:r>
-        <w:rPr/>
-        <w:t xml:space="preserve">Откройте проект → </w:t>
-      </w:r>
-      <w:r>
-        <w:rPr>
-          <w:b/>
-          <w:bCs/>
-        </w:rPr>
-        <w:t>История плана → Журнал изменений</w:t>
-      </w:r>
-      <w:r>
-        <w:rPr/>
-        <w:t xml:space="preserve"> и отфильтруйте по сотруднику или найдите запись «… удалена». Для общей картины по системе — </w:t>
-      </w:r>
-      <w:r>
-        <w:rPr>
-          <w:b/>
-          <w:bCs/>
-        </w:rPr>
-        <w:t>Реестр изменений</w:t>
-      </w:r>
-      <w:r>
-        <w:rPr/>
-        <w:t xml:space="preserve"> с фильтром по проекту.</w:t>
-      </w:r>
-      <w:bookmarkEnd w:id="86"/>
-    </w:p>
-    <w:p>
-      <w:pPr>
-        <w:pStyle w:val="Heading2"/>
-        <w:rPr/>
-      </w:pPr>
-      <w:bookmarkStart w:id="87" w:name="__RefHeading___Toc1431_2237095093"/>
-      <w:bookmarkStart w:id="88" w:name="X387a919fb1df514141b31fa3d13f82a51b424f4"/>
-      <w:bookmarkEnd w:id="87"/>
-      <w:r>
-        <w:rPr>
-          <w:rStyle w:val="SectionNumber"/>
-        </w:rPr>
-        <w:t>14.9</w:t>
-      </w:r>
-      <w:r>
-        <w:rPr/>
-        <w:tab/>
-        <w:t>Сценарий А9. Структура компании из «По Делу»</w:t>
+        <w:t>Сценарий А2. Увольнение</w:t>
       </w:r>
     </w:p>
     <w:p>
@@ -6785,8 +6905,26 @@
         <w:rPr/>
       </w:pPr>
       <w:r>
-        <w:rPr/>
-        <w:t>В «По Делу»: «Импорт и экспорт» → выгрузите структуру (JSON) и сотрудников (ZIP с фото).</w:t>
+        <w:rPr>
+          <w:b/>
+          <w:bCs/>
+        </w:rPr>
+        <w:t>Сотрудники</w:t>
+      </w:r>
+      <w:r>
+        <w:rPr/>
+        <w:t xml:space="preserve"> → переключатель «Активен» у сотрудника → </w:t>
+      </w:r>
+      <w:r>
+        <w:rPr>
+          <w:b/>
+          <w:bCs/>
+        </w:rPr>
+        <w:t>Отключить</w:t>
+      </w:r>
+      <w:r>
+        <w:rPr/>
+        <w:t>: сотрудник сразу выходит со всех устройств.</w:t>
       </w:r>
     </w:p>
     <w:p>
@@ -6800,40 +6938,7 @@
       </w:pPr>
       <w:r>
         <w:rPr/>
-        <w:t xml:space="preserve">В «Пульсе»: «Администрирование → Импорт и экспорт» → </w:t>
-      </w:r>
-      <w:r>
-        <w:rPr>
-          <w:b/>
-          <w:bCs/>
-        </w:rPr>
-        <w:t>Структура (JSON)</w:t>
-      </w:r>
-      <w:r>
-        <w:rPr/>
-        <w:t xml:space="preserve"> → файл → </w:t>
-      </w:r>
-      <w:r>
-        <w:rPr>
-          <w:b/>
-          <w:bCs/>
-        </w:rPr>
-        <w:t>Проверить</w:t>
-      </w:r>
-      <w:r>
-        <w:rPr/>
-        <w:t xml:space="preserve"> → </w:t>
-      </w:r>
-      <w:r>
-        <w:rPr>
-          <w:b/>
-          <w:bCs/>
-        </w:rPr>
-        <w:t>Применить</w:t>
-      </w:r>
-      <w:r>
-        <w:rPr/>
-        <w:t>: появятся подразделения, типы и руководители (руководители, которых ещё нет в «Пульсе», будут назначены при загрузке сотрудников).</w:t>
+        <w:t>В планах, где он исполнитель, назначьте другого исполнителя (карточка задачи или «Исполнители плана»).</w:t>
       </w:r>
     </w:p>
     <w:p>
@@ -6845,6 +6950,183 @@
         </w:numPr>
         <w:rPr/>
       </w:pPr>
+      <w:bookmarkStart w:id="77" w:name="сценарий-а2.-увольнение"/>
+      <w:r>
+        <w:rPr/>
+        <w:t>Учётную запись не удаляйте — его комментарии и история останутся понятными.</w:t>
+      </w:r>
+      <w:bookmarkEnd w:id="77"/>
+    </w:p>
+    <w:p>
+      <w:pPr>
+        <w:pStyle w:val="Heading2"/>
+        <w:rPr/>
+      </w:pPr>
+      <w:bookmarkStart w:id="78" w:name="__RefHeading___Toc1568_3190699405"/>
+      <w:bookmarkStart w:id="79" w:name="X40b3630711ad101350b0dd1e981711065e8bd89"/>
+      <w:bookmarkEnd w:id="78"/>
+      <w:r>
+        <w:rPr>
+          <w:rStyle w:val="SectionNumber"/>
+        </w:rPr>
+        <w:t>14.3</w:t>
+      </w:r>
+      <w:r>
+        <w:rPr/>
+        <w:tab/>
+        <w:t>Сценарий А3. Наблюдатель должен править план</w:t>
+      </w:r>
+    </w:p>
+    <w:p>
+      <w:pPr>
+        <w:pStyle w:val="FirstParagraph"/>
+        <w:rPr/>
+      </w:pPr>
+      <w:bookmarkStart w:id="80" w:name="X40b3630711ad101350b0dd1e981711065e8bd89"/>
+      <w:r>
+        <w:rPr/>
+        <w:t>Роль «Наблюдатель» ограничивает любой доступ просмотром. Смените роль на «Редактор» (в таблице сотрудников) и проверьте уровень доступа к проекту — «Редактирование».</w:t>
+      </w:r>
+      <w:bookmarkEnd w:id="80"/>
+    </w:p>
+    <w:p>
+      <w:pPr>
+        <w:pStyle w:val="Heading2"/>
+        <w:rPr/>
+      </w:pPr>
+      <w:bookmarkStart w:id="81" w:name="__RefHeading___Toc1570_3190699405"/>
+      <w:bookmarkStart w:id="82" w:name="X47b085d6f5d4ae9e2a209044082e45befec994f"/>
+      <w:bookmarkEnd w:id="81"/>
+      <w:r>
+        <w:rPr>
+          <w:rStyle w:val="SectionNumber"/>
+        </w:rPr>
+        <w:t>14.4</w:t>
+      </w:r>
+      <w:r>
+        <w:rPr/>
+        <w:tab/>
+        <w:t>Сценарий А4. Руководителю нужен обзор всех проектов направления</w:t>
+      </w:r>
+    </w:p>
+    <w:p>
+      <w:pPr>
+        <w:pStyle w:val="FirstParagraph"/>
+        <w:rPr/>
+      </w:pPr>
+      <w:r>
+        <w:rPr>
+          <w:b/>
+          <w:bCs/>
+        </w:rPr>
+        <w:t>Доступы → Выдать доступ</w:t>
+      </w:r>
+      <w:r>
+        <w:rPr/>
+        <w:t>: руководитель → направление целиком → «Просмотр» (или «Редактирование»). Роль «Менеджер» даст ему право создавать проекты.</w:t>
+      </w:r>
+      <w:bookmarkEnd w:id="82"/>
+    </w:p>
+    <w:p>
+      <w:pPr>
+        <w:pStyle w:val="Heading2"/>
+        <w:rPr/>
+      </w:pPr>
+      <w:bookmarkStart w:id="83" w:name="__RefHeading___Toc1572_3190699405"/>
+      <w:bookmarkStart w:id="84" w:name="Xe1ad479a47bf9d896db09fa985b7ceb589233e6"/>
+      <w:bookmarkEnd w:id="83"/>
+      <w:r>
+        <w:rPr>
+          <w:rStyle w:val="SectionNumber"/>
+        </w:rPr>
+        <w:t>14.5</w:t>
+      </w:r>
+      <w:r>
+        <w:rPr/>
+        <w:tab/>
+        <w:t>Сценарий А5. Удалённый план нужно вернуть</w:t>
+      </w:r>
+    </w:p>
+    <w:p>
+      <w:pPr>
+        <w:pStyle w:val="FirstParagraph"/>
+        <w:rPr/>
+      </w:pPr>
+      <w:r>
+        <w:rPr>
+          <w:b/>
+          <w:bCs/>
+        </w:rPr>
+        <w:t>Корзина → Планы</w:t>
+      </w:r>
+      <w:r>
+        <w:rPr/>
+        <w:t xml:space="preserve"> → </w:t>
+      </w:r>
+      <w:r>
+        <w:rPr>
+          <w:b/>
+          <w:bCs/>
+        </w:rPr>
+        <w:t>Восстановить</w:t>
+      </w:r>
+      <w:r>
+        <w:rPr/>
+        <w:t xml:space="preserve">: план возвращается туда, откуда его удалили, — во вкладки или в архив проекта (тогда откройте проект → </w:t>
+      </w:r>
+      <w:r>
+        <w:rPr>
+          <w:b/>
+          <w:bCs/>
+        </w:rPr>
+        <w:t>Архив</w:t>
+      </w:r>
+      <w:r>
+        <w:rPr/>
+        <w:t xml:space="preserve"> → </w:t>
+      </w:r>
+      <w:r>
+        <w:rPr>
+          <w:b/>
+          <w:bCs/>
+        </w:rPr>
+        <w:t>Вернуть во вкладки</w:t>
+      </w:r>
+      <w:r>
+        <w:rPr/>
+        <w:t>).</w:t>
+      </w:r>
+      <w:bookmarkEnd w:id="84"/>
+    </w:p>
+    <w:p>
+      <w:pPr>
+        <w:pStyle w:val="Heading2"/>
+        <w:rPr/>
+      </w:pPr>
+      <w:bookmarkStart w:id="85" w:name="__RefHeading___Toc1574_3190699405"/>
+      <w:bookmarkStart w:id="86" w:name="сценарий-а6.-сотрудник-забыл-пароль"/>
+      <w:bookmarkEnd w:id="85"/>
+      <w:r>
+        <w:rPr>
+          <w:rStyle w:val="SectionNumber"/>
+        </w:rPr>
+        <w:t>14.6</w:t>
+      </w:r>
+      <w:r>
+        <w:rPr/>
+        <w:tab/>
+        <w:t>Сценарий А6. Сотрудник забыл пароль</w:t>
+      </w:r>
+    </w:p>
+    <w:p>
+      <w:pPr>
+        <w:pStyle w:val="FirstParagraph"/>
+        <w:rPr/>
+      </w:pPr>
+      <w:r>
+        <w:rPr/>
+        <w:t xml:space="preserve">Для входа по паролю системы: </w:t>
+      </w:r>
       <w:r>
         <w:rPr>
           <w:b/>
@@ -6854,29 +7136,39 @@
       </w:r>
       <w:r>
         <w:rPr/>
-        <w:t xml:space="preserve"> → тот же ZIP → </w:t>
-      </w:r>
-      <w:r>
-        <w:rPr>
-          <w:b/>
-          <w:bCs/>
-        </w:rPr>
-        <w:t>Проверить</w:t>
-      </w:r>
-      <w:r>
-        <w:rPr/>
-        <w:t xml:space="preserve">: сотрудники сопоставляются по email (или логину); расхождения решите на карточках («Система» или «Файл») → </w:t>
-      </w:r>
-      <w:r>
-        <w:rPr>
-          <w:b/>
-          <w:bCs/>
-        </w:rPr>
-        <w:t>Применить</w:t>
-      </w:r>
-      <w:r>
-        <w:rPr/>
-        <w:t>.</w:t>
+        <w:t xml:space="preserve"> → карточка → </w:t>
+      </w:r>
+      <w:r>
+        <w:rPr>
+          <w:b/>
+          <w:bCs/>
+        </w:rPr>
+        <w:t>Новый пароль</w:t>
+      </w:r>
+      <w:r>
+        <w:rPr/>
+        <w:t xml:space="preserve"> → сообщите временный пароль, сотрудник сменит его в профиле. Для входа через домен пароль меняется средствами домена.</w:t>
+      </w:r>
+      <w:bookmarkEnd w:id="86"/>
+    </w:p>
+    <w:p>
+      <w:pPr>
+        <w:pStyle w:val="Heading2"/>
+        <w:rPr/>
+      </w:pPr>
+      <w:bookmarkStart w:id="87" w:name="__RefHeading___Toc1576_3190699405"/>
+      <w:bookmarkStart w:id="88" w:name="сценарий-а7.-переход-на-вход-через-домен"/>
+      <w:bookmarkEnd w:id="87"/>
+      <w:r>
+        <w:rPr>
+          <w:rStyle w:val="SectionNumber"/>
+        </w:rPr>
+        <w:t>14.7</w:t>
+      </w:r>
+      <w:r>
+        <w:rPr/>
+        <w:tab/>
+        <w:t>Сценарий А7. Переход на вход через домен</w:t>
       </w:r>
     </w:p>
     <w:p>
@@ -6888,31 +7180,16 @@
         </w:numPr>
         <w:rPr/>
       </w:pPr>
-      <w:bookmarkStart w:id="89" w:name="X387a919fb1df514141b31fa3d13f82a51b424f4"/>
-      <w:r>
-        <w:rPr/>
-        <w:t>Проверьте «Структура компании» в главном меню.</w:t>
-      </w:r>
-      <w:bookmarkEnd w:id="89"/>
-    </w:p>
-    <w:p>
-      <w:pPr>
-        <w:pStyle w:val="Heading2"/>
-        <w:rPr/>
-      </w:pPr>
-      <w:bookmarkStart w:id="90" w:name="__RefHeading___Toc1433_2237095093"/>
-      <w:bookmarkStart w:id="91" w:name="Xa559ee2f1a0fdc2b80a1f0cd131cb58a0b5e8f8"/>
-      <w:bookmarkEnd w:id="90"/>
-      <w:r>
-        <w:rPr>
-          <w:rStyle w:val="SectionNumber"/>
-        </w:rPr>
-        <w:t>14.10</w:t>
-      </w:r>
-      <w:r>
-        <w:rPr/>
-        <w:tab/>
-        <w:t>Сценарий А10. Отдел продаж должен видеть все проекты направления «Коммерция»</w:t>
+      <w:r>
+        <w:rPr>
+          <w:b/>
+          <w:bCs/>
+        </w:rPr>
+        <w:t>Настройки → Вход через домен</w:t>
+      </w:r>
+      <w:r>
+        <w:rPr/>
+        <w:t>: адрес, сервисная учётная запись, Base DN, фильтр, атрибуты.</w:t>
       </w:r>
     </w:p>
     <w:p>
@@ -6925,8 +7202,15 @@
         <w:rPr/>
       </w:pPr>
       <w:r>
-        <w:rPr/>
-        <w:t>«Доступы → Выдать доступ → Подразделениям» → отметьте «Продажи».</w:t>
+        <w:rPr>
+          <w:b/>
+          <w:bCs/>
+        </w:rPr>
+        <w:t>Проверить подключение</w:t>
+      </w:r>
+      <w:r>
+        <w:rPr/>
+        <w:t>.</w:t>
       </w:r>
     </w:p>
     <w:p>
@@ -6940,18 +7224,18 @@
       </w:pPr>
       <w:r>
         <w:rPr/>
-        <w:t xml:space="preserve">В середине — направление «Коммерция» целиком; уровень «Просмотр» → </w:t>
-      </w:r>
-      <w:r>
-        <w:rPr>
-          <w:b/>
-          <w:bCs/>
-        </w:rPr>
-        <w:t>Выдать доступ</w:t>
-      </w:r>
-      <w:r>
-        <w:rPr/>
-        <w:t>.</w:t>
+        <w:t xml:space="preserve">Режим </w:t>
+      </w:r>
+      <w:r>
+        <w:rPr>
+          <w:b/>
+          <w:bCs/>
+        </w:rPr>
+        <w:t>Сначала домен, затем пароль системы</w:t>
+      </w:r>
+      <w:r>
+        <w:rPr/>
+        <w:t xml:space="preserve"> — переходный: работают оба способа.</w:t>
       </w:r>
     </w:p>
     <w:p>
@@ -6963,31 +7247,147 @@
         </w:numPr>
         <w:rPr/>
       </w:pPr>
-      <w:bookmarkStart w:id="92" w:name="Xa559ee2f1a0fdc2b80a1f0cd131cb58a0b5e8f8"/>
-      <w:r>
-        <w:rPr/>
-        <w:t>Новые сотрудники отдела увидят проекты сразу после того, как им укажут подразделение.</w:t>
-      </w:r>
-      <w:bookmarkEnd w:id="92"/>
+      <w:r>
+        <w:rPr/>
+        <w:t xml:space="preserve">Когда все сотрудники вошли через домен, при необходимости переключите режим на </w:t>
+      </w:r>
+      <w:r>
+        <w:rPr>
+          <w:b/>
+          <w:bCs/>
+        </w:rPr>
+        <w:t>Только учётная запись домена</w:t>
+      </w:r>
+      <w:r>
+        <w:rPr/>
+        <w:t xml:space="preserve"> — локальные администраторы сохранят вход по паролю.</w:t>
+      </w:r>
+      <w:bookmarkEnd w:id="88"/>
     </w:p>
     <w:p>
       <w:pPr>
         <w:pStyle w:val="Heading2"/>
         <w:rPr/>
       </w:pPr>
-      <w:bookmarkStart w:id="93" w:name="__RefHeading___Toc1435_2237095093"/>
-      <w:bookmarkStart w:id="94" w:name="сценарий-а11.-подключение-jira"/>
-      <w:bookmarkEnd w:id="93"/>
+      <w:bookmarkStart w:id="89" w:name="__RefHeading___Toc1578_3190699405"/>
+      <w:bookmarkStart w:id="90" w:name="сценарий-а8.-кто-удалил-строку-в-плане"/>
+      <w:bookmarkEnd w:id="89"/>
       <w:r>
         <w:rPr>
           <w:rStyle w:val="SectionNumber"/>
         </w:rPr>
-        <w:t>14.11</w:t>
+        <w:t>14.8</w:t>
       </w:r>
       <w:r>
         <w:rPr/>
         <w:tab/>
-        <w:t>Сценарий А11. Подключение Jira</w:t>
+        <w:t>Сценарий А8. Кто удалил строку в плане?</w:t>
+      </w:r>
+    </w:p>
+    <w:p>
+      <w:pPr>
+        <w:pStyle w:val="FirstParagraph"/>
+        <w:rPr/>
+      </w:pPr>
+      <w:r>
+        <w:rPr/>
+        <w:t xml:space="preserve">Откройте проект → </w:t>
+      </w:r>
+      <w:r>
+        <w:rPr>
+          <w:b/>
+          <w:bCs/>
+        </w:rPr>
+        <w:t>История плана → Журнал изменений</w:t>
+      </w:r>
+      <w:r>
+        <w:rPr/>
+        <w:t xml:space="preserve"> и отфильтруйте по сотруднику или найдите запись «… удалена». Для общей картины по системе — </w:t>
+      </w:r>
+      <w:r>
+        <w:rPr>
+          <w:b/>
+          <w:bCs/>
+        </w:rPr>
+        <w:t>Реестр изменений</w:t>
+      </w:r>
+      <w:r>
+        <w:rPr/>
+        <w:t xml:space="preserve"> с фильтром по проекту.</w:t>
+      </w:r>
+      <w:bookmarkEnd w:id="90"/>
+    </w:p>
+    <w:p>
+      <w:pPr>
+        <w:pStyle w:val="Heading2"/>
+        <w:rPr/>
+      </w:pPr>
+      <w:bookmarkStart w:id="91" w:name="__RefHeading___Toc1580_3190699405"/>
+      <w:bookmarkStart w:id="92" w:name="X387a919fb1df514141b31fa3d13f82a51b424f4"/>
+      <w:bookmarkEnd w:id="91"/>
+      <w:r>
+        <w:rPr>
+          <w:rStyle w:val="SectionNumber"/>
+        </w:rPr>
+        <w:t>14.9</w:t>
+      </w:r>
+      <w:r>
+        <w:rPr/>
+        <w:tab/>
+        <w:t>Сценарий А9. Структура компании из «По Делу»</w:t>
+      </w:r>
+    </w:p>
+    <w:p>
+      <w:pPr>
+        <w:pStyle w:val="FirstParagraph"/>
+        <w:rPr/>
+      </w:pPr>
+      <w:r>
+        <w:rPr/>
+        <w:t xml:space="preserve">Если «По Делу» подключена в «Интеграциях» — </w:t>
+      </w:r>
+      <w:r>
+        <w:rPr>
+          <w:b/>
+          <w:bCs/>
+        </w:rPr>
+        <w:t>Загрузить структуру и сотрудников</w:t>
+      </w:r>
+      <w:r>
+        <w:rPr/>
+        <w:t xml:space="preserve"> → </w:t>
+      </w:r>
+      <w:r>
+        <w:rPr>
+          <w:b/>
+          <w:bCs/>
+        </w:rPr>
+        <w:t>Получить план из «По Делу»</w:t>
+      </w:r>
+      <w:r>
+        <w:rPr/>
+        <w:t xml:space="preserve"> → </w:t>
+      </w:r>
+      <w:r>
+        <w:rPr>
+          <w:b/>
+          <w:bCs/>
+        </w:rPr>
+        <w:t>Применить</w:t>
+      </w:r>
+      <w:r>
+        <w:rPr/>
+        <w:t xml:space="preserve">; дальше — по расписанию командой </w:t>
+      </w:r>
+      <w:r>
+        <w:rPr>
+          <w:rStyle w:val="VerbatimChar"/>
+        </w:rPr>
+        <w:t>sync-podelu</w:t>
+      </w:r>
+      <w:r>
+        <w:rPr/>
+        <w:t>. Без подключения — файлами:</w:t>
       </w:r>
     </w:p>
     <w:p>
@@ -7001,7 +7401,7 @@
       </w:pPr>
       <w:r>
         <w:rPr/>
-        <w:t>Заведите в Jira сервисную учётную запись с правом просмотра нужных проектов; для Jira Server/DC 8.14+ — Personal Access Token.</w:t>
+        <w:t>В «По Делу»: «Импорт и экспорт» → выгрузите структуру (JSON) и сотрудников (ZIP с фото).</w:t>
       </w:r>
     </w:p>
     <w:p>
@@ -7015,14 +7415,25 @@
       </w:pPr>
       <w:r>
         <w:rPr/>
-        <w:t xml:space="preserve">«Администрирование → Интеграции» → адрес, способ входа, учётная запись, токен → </w:t>
-      </w:r>
-      <w:r>
-        <w:rPr>
-          <w:b/>
-          <w:bCs/>
-        </w:rPr>
-        <w:t>Проверить подключение</w:t>
+        <w:t xml:space="preserve">В «Пульсе»: «Администрирование → Импорт и экспорт» → </w:t>
+      </w:r>
+      <w:r>
+        <w:rPr>
+          <w:b/>
+          <w:bCs/>
+        </w:rPr>
+        <w:t>Структура (JSON)</w:t>
+      </w:r>
+      <w:r>
+        <w:rPr/>
+        <w:t xml:space="preserve"> → файл → </w:t>
+      </w:r>
+      <w:r>
+        <w:rPr>
+          <w:b/>
+          <w:bCs/>
+        </w:rPr>
+        <w:t>Проверить</w:t>
       </w:r>
       <w:r>
         <w:rPr/>
@@ -7033,11 +7444,11 @@
           <w:b/>
           <w:bCs/>
         </w:rPr>
-        <w:t>Сохранить</w:t>
-      </w:r>
-      <w:r>
-        <w:rPr/>
-        <w:t>.</w:t>
+        <w:t>Применить</w:t>
+      </w:r>
+      <w:r>
+        <w:rPr/>
+        <w:t>: появятся подразделения, типы и руководители (руководители, которых ещё нет в «Пульсе», будут назначены при загрузке сотрудников).</w:t>
       </w:r>
     </w:p>
     <w:p>
@@ -7050,28 +7461,37 @@
         <w:rPr/>
       </w:pPr>
       <w:r>
-        <w:rPr/>
-        <w:t xml:space="preserve">Если сервер ходит в интернет через прокси — задайте </w:t>
-      </w:r>
-      <w:r>
-        <w:rPr>
-          <w:rStyle w:val="VerbatimChar"/>
-        </w:rPr>
-        <w:t>HTTPS_PROXY</w:t>
-      </w:r>
-      <w:r>
-        <w:rPr/>
-        <w:t xml:space="preserve"> в </w:t>
-      </w:r>
-      <w:r>
-        <w:rPr>
-          <w:rStyle w:val="VerbatimChar"/>
-        </w:rPr>
-        <w:t>.env</w:t>
-      </w:r>
-      <w:r>
-        <w:rPr/>
-        <w:t xml:space="preserve"> (руководство по развёртыванию).</w:t>
+        <w:rPr>
+          <w:b/>
+          <w:bCs/>
+        </w:rPr>
+        <w:t>Сотрудники</w:t>
+      </w:r>
+      <w:r>
+        <w:rPr/>
+        <w:t xml:space="preserve"> → тот же ZIP → </w:t>
+      </w:r>
+      <w:r>
+        <w:rPr>
+          <w:b/>
+          <w:bCs/>
+        </w:rPr>
+        <w:t>Проверить</w:t>
+      </w:r>
+      <w:r>
+        <w:rPr/>
+        <w:t xml:space="preserve">: сотрудники сопоставляются по email (или логину); расхождения решите на карточках («Система» или «Файл») → </w:t>
+      </w:r>
+      <w:r>
+        <w:rPr>
+          <w:b/>
+          <w:bCs/>
+        </w:rPr>
+        <w:t>Применить</w:t>
+      </w:r>
+      <w:r>
+        <w:rPr/>
+        <w:t>.</w:t>
       </w:r>
     </w:p>
     <w:p>
@@ -7083,42 +7503,31 @@
         </w:numPr>
         <w:rPr/>
       </w:pPr>
-      <w:r>
-        <w:rPr/>
-        <w:t xml:space="preserve">Сообщите сотрудникам: в карточке строки — ключ задачи, в плане — меню </w:t>
-      </w:r>
-      <w:r>
-        <w:rPr>
-          <w:b/>
-          <w:bCs/>
-        </w:rPr>
-        <w:t>J</w:t>
-      </w:r>
-      <w:r>
-        <w:rPr/>
-        <w:t>.</w:t>
-      </w:r>
-      <w:bookmarkEnd w:id="67"/>
+      <w:bookmarkStart w:id="93" w:name="X387a919fb1df514141b31fa3d13f82a51b424f4"/>
+      <w:r>
+        <w:rPr/>
+        <w:t>Проверьте «Структура компании» в главном меню.</w:t>
+      </w:r>
+      <w:bookmarkEnd w:id="93"/>
+    </w:p>
+    <w:p>
+      <w:pPr>
+        <w:pStyle w:val="Heading2"/>
+        <w:rPr/>
+      </w:pPr>
+      <w:bookmarkStart w:id="94" w:name="__RefHeading___Toc1582_3190699405"/>
+      <w:bookmarkStart w:id="95" w:name="Xa559ee2f1a0fdc2b80a1f0cd131cb58a0b5e8f8"/>
       <w:bookmarkEnd w:id="94"/>
-    </w:p>
-    <w:p>
-      <w:pPr>
-        <w:pStyle w:val="Heading1"/>
-        <w:rPr/>
-      </w:pPr>
-      <w:bookmarkStart w:id="95" w:name="__RefHeading___Toc1437_2237095093"/>
-      <w:bookmarkStart w:id="96" w:name="рекомендации-по-безопасности"/>
-      <w:bookmarkEnd w:id="95"/>
       <w:r>
         <w:rPr>
           <w:rStyle w:val="SectionNumber"/>
         </w:rPr>
-        <w:t>15</w:t>
+        <w:t>14.10</w:t>
       </w:r>
       <w:r>
         <w:rPr/>
         <w:tab/>
-        <w:t>Рекомендации по безопасности</w:t>
+        <w:t>Сценарий А10. Отдел продаж должен видеть все проекты направления «Коммерция»</w:t>
       </w:r>
     </w:p>
     <w:p>
@@ -7132,7 +7541,7 @@
       </w:pPr>
       <w:r>
         <w:rPr/>
-        <w:t>Держите не меньше двух активных администраторов; работайте под личными учётными записями.</w:t>
+        <w:t>«Доступы → Выдать доступ → Подразделениям» → отметьте «Продажи».</w:t>
       </w:r>
     </w:p>
     <w:p>
@@ -7146,7 +7555,18 @@
       </w:pPr>
       <w:r>
         <w:rPr/>
-        <w:t>Выдавайте доступ к направлениям, а не к каждому проекту, — меньше правил, проще проверка.</w:t>
+        <w:t xml:space="preserve">В середине — направление «Коммерция» целиком; уровень «Просмотр» → </w:t>
+      </w:r>
+      <w:r>
+        <w:rPr>
+          <w:b/>
+          <w:bCs/>
+        </w:rPr>
+        <w:t>Выдать доступ</w:t>
+      </w:r>
+      <w:r>
+        <w:rPr/>
+        <w:t>.</w:t>
       </w:r>
     </w:p>
     <w:p>
@@ -7158,9 +7578,31 @@
         </w:numPr>
         <w:rPr/>
       </w:pPr>
-      <w:r>
-        <w:rPr/>
-        <w:t>Для увольнения отключайте учётную запись; удаляйте только ошибочно созданные.</w:t>
+      <w:bookmarkStart w:id="96" w:name="Xa559ee2f1a0fdc2b80a1f0cd131cb58a0b5e8f8"/>
+      <w:r>
+        <w:rPr/>
+        <w:t>Новые сотрудники отдела увидят проекты сразу после того, как им укажут подразделение.</w:t>
+      </w:r>
+      <w:bookmarkEnd w:id="96"/>
+    </w:p>
+    <w:p>
+      <w:pPr>
+        <w:pStyle w:val="Heading2"/>
+        <w:rPr/>
+      </w:pPr>
+      <w:bookmarkStart w:id="97" w:name="__RefHeading___Toc1584_3190699405"/>
+      <w:bookmarkStart w:id="98" w:name="сценарий-а11.-подключение-jira"/>
+      <w:bookmarkEnd w:id="97"/>
+      <w:r>
+        <w:rPr>
+          <w:rStyle w:val="SectionNumber"/>
+        </w:rPr>
+        <w:t>14.11</w:t>
+      </w:r>
+      <w:r>
+        <w:rPr/>
+        <w:tab/>
+        <w:t>Сценарий А11. Подключение Jira</w:t>
       </w:r>
     </w:p>
     <w:p>
@@ -7174,7 +7616,7 @@
       </w:pPr>
       <w:r>
         <w:rPr/>
-        <w:t>Включите HTTPS (руководство по развёртыванию) — пароли и сессии не должны идти по сети открытым текстом.</w:t>
+        <w:t>Заведите в Jira сервисную учётную запись с правом просмотра нужных проектов; для Jira Server/DC 8.14+ — Personal Access Token.</w:t>
       </w:r>
     </w:p>
     <w:p>
@@ -7188,6 +7630,179 @@
       </w:pPr>
       <w:r>
         <w:rPr/>
+        <w:t xml:space="preserve">«Администрирование → Интеграции» → адрес, способ входа, учётная запись, токен → </w:t>
+      </w:r>
+      <w:r>
+        <w:rPr>
+          <w:b/>
+          <w:bCs/>
+        </w:rPr>
+        <w:t>Проверить подключение</w:t>
+      </w:r>
+      <w:r>
+        <w:rPr/>
+        <w:t xml:space="preserve"> → </w:t>
+      </w:r>
+      <w:r>
+        <w:rPr>
+          <w:b/>
+          <w:bCs/>
+        </w:rPr>
+        <w:t>Сохранить</w:t>
+      </w:r>
+      <w:r>
+        <w:rPr/>
+        <w:t>.</w:t>
+      </w:r>
+    </w:p>
+    <w:p>
+      <w:pPr>
+        <w:pStyle w:val="Compact"/>
+        <w:numPr>
+          <w:ilvl w:val="0"/>
+          <w:numId w:val="86"/>
+        </w:numPr>
+        <w:rPr/>
+      </w:pPr>
+      <w:r>
+        <w:rPr/>
+        <w:t xml:space="preserve">Если сервер ходит в интернет через прокси — задайте </w:t>
+      </w:r>
+      <w:r>
+        <w:rPr>
+          <w:rStyle w:val="VerbatimChar"/>
+        </w:rPr>
+        <w:t>HTTPS_PROXY</w:t>
+      </w:r>
+      <w:r>
+        <w:rPr/>
+        <w:t xml:space="preserve"> в </w:t>
+      </w:r>
+      <w:r>
+        <w:rPr>
+          <w:rStyle w:val="VerbatimChar"/>
+        </w:rPr>
+        <w:t>.env</w:t>
+      </w:r>
+      <w:r>
+        <w:rPr/>
+        <w:t xml:space="preserve"> (руководство по развёртыванию).</w:t>
+      </w:r>
+    </w:p>
+    <w:p>
+      <w:pPr>
+        <w:pStyle w:val="Compact"/>
+        <w:numPr>
+          <w:ilvl w:val="0"/>
+          <w:numId w:val="87"/>
+        </w:numPr>
+        <w:rPr/>
+      </w:pPr>
+      <w:r>
+        <w:rPr/>
+        <w:t xml:space="preserve">Сообщите сотрудникам: в карточке строки — ключ задачи, в плане — меню </w:t>
+      </w:r>
+      <w:r>
+        <w:rPr>
+          <w:b/>
+          <w:bCs/>
+        </w:rPr>
+        <w:t>J</w:t>
+      </w:r>
+      <w:r>
+        <w:rPr/>
+        <w:t>.</w:t>
+      </w:r>
+      <w:bookmarkEnd w:id="71"/>
+      <w:bookmarkEnd w:id="98"/>
+    </w:p>
+    <w:p>
+      <w:pPr>
+        <w:pStyle w:val="Heading1"/>
+        <w:rPr/>
+      </w:pPr>
+      <w:bookmarkStart w:id="99" w:name="__RefHeading___Toc1586_3190699405"/>
+      <w:bookmarkStart w:id="100" w:name="рекомендации-по-безопасности"/>
+      <w:bookmarkEnd w:id="99"/>
+      <w:r>
+        <w:rPr>
+          <w:rStyle w:val="SectionNumber"/>
+        </w:rPr>
+        <w:t>15</w:t>
+      </w:r>
+      <w:r>
+        <w:rPr/>
+        <w:tab/>
+        <w:t>Рекомендации по безопасности</w:t>
+      </w:r>
+    </w:p>
+    <w:p>
+      <w:pPr>
+        <w:pStyle w:val="Compact"/>
+        <w:numPr>
+          <w:ilvl w:val="0"/>
+          <w:numId w:val="88"/>
+        </w:numPr>
+        <w:rPr/>
+      </w:pPr>
+      <w:r>
+        <w:rPr/>
+        <w:t>Держите не меньше двух активных администраторов; работайте под личными учётными записями.</w:t>
+      </w:r>
+    </w:p>
+    <w:p>
+      <w:pPr>
+        <w:pStyle w:val="Compact"/>
+        <w:numPr>
+          <w:ilvl w:val="0"/>
+          <w:numId w:val="89"/>
+        </w:numPr>
+        <w:rPr/>
+      </w:pPr>
+      <w:r>
+        <w:rPr/>
+        <w:t>Выдавайте доступ к направлениям, а не к каждому проекту, — меньше правил, проще проверка.</w:t>
+      </w:r>
+    </w:p>
+    <w:p>
+      <w:pPr>
+        <w:pStyle w:val="Compact"/>
+        <w:numPr>
+          <w:ilvl w:val="0"/>
+          <w:numId w:val="90"/>
+        </w:numPr>
+        <w:rPr/>
+      </w:pPr>
+      <w:r>
+        <w:rPr/>
+        <w:t>Для увольнения отключайте учётную запись; удаляйте только ошибочно созданные.</w:t>
+      </w:r>
+    </w:p>
+    <w:p>
+      <w:pPr>
+        <w:pStyle w:val="Compact"/>
+        <w:numPr>
+          <w:ilvl w:val="0"/>
+          <w:numId w:val="91"/>
+        </w:numPr>
+        <w:rPr/>
+      </w:pPr>
+      <w:r>
+        <w:rPr/>
+        <w:t>Включите HTTPS (руководство по развёртыванию) — пароли и сессии не должны идти по сети открытым текстом.</w:t>
+      </w:r>
+    </w:p>
+    <w:p>
+      <w:pPr>
+        <w:pStyle w:val="Compact"/>
+        <w:numPr>
+          <w:ilvl w:val="0"/>
+          <w:numId w:val="92"/>
+        </w:numPr>
+        <w:rPr/>
+      </w:pPr>
+      <w:r>
+        <w:rPr/>
         <w:t xml:space="preserve">Регулярно смотрите </w:t>
       </w:r>
       <w:r>
@@ -7212,16 +7827,16 @@
         <w:rPr/>
         <w:t>.</w:t>
       </w:r>
-      <w:bookmarkEnd w:id="96"/>
+      <w:bookmarkEnd w:id="100"/>
     </w:p>
     <w:p>
       <w:pPr>
         <w:pStyle w:val="Heading1"/>
         <w:rPr/>
       </w:pPr>
-      <w:bookmarkStart w:id="97" w:name="__RefHeading___Toc1439_2237095093"/>
-      <w:bookmarkStart w:id="98" w:name="частые-вопросы"/>
-      <w:bookmarkEnd w:id="97"/>
+      <w:bookmarkStart w:id="101" w:name="__RefHeading___Toc1588_3190699405"/>
+      <w:bookmarkStart w:id="102" w:name="частые-вопросы"/>
+      <w:bookmarkEnd w:id="101"/>
       <w:r>
         <w:rPr>
           <w:rStyle w:val="SectionNumber"/>
@@ -7324,12 +7939,12 @@
         <w:rPr/>
         <w:t xml:space="preserve"> У каждого плана свои — «Настройки графика» на экране проекта (руководство пользователя).</w:t>
       </w:r>
-      <w:bookmarkEnd w:id="98"/>
+      <w:bookmarkEnd w:id="102"/>
     </w:p>
     <w:sectPr>
-      <w:footerReference w:type="even" r:id="rId15"/>
-      <w:footerReference w:type="default" r:id="rId16"/>
-      <w:footerReference w:type="first" r:id="rId17"/>
+      <w:footerReference w:type="even" r:id="rId16"/>
+      <w:footerReference w:type="default" r:id="rId17"/>
+      <w:footerReference w:type="first" r:id="rId18"/>
       <w:type w:val="nextPage"/>
       <w:pgSz w:w="12240" w:h="15840"/>
       <w:pgMar w:left="1440" w:right="1440" w:gutter="0" w:header="0" w:top="1440" w:footer="720" w:bottom="1440"/>
@@ -7370,7 +7985,7 @@
         <w:color w:val="8A92A6"/>
         <w:sz w:val="16"/>
       </w:rPr>
-      <w:t xml:space="preserve">Пульс Проекта 0.3.1 · стр. </w:t>
+      <w:t xml:space="preserve">Пульс Проекта 0.4.0 · стр. </w:t>
     </w:r>
     <w:r>
       <w:rPr/>
@@ -7386,7 +8001,7 @@
     </w:r>
     <w:r>
       <w:rPr/>
-      <w:t>27</w:t>
+      <w:t>29</w:t>
     </w:r>
     <w:r>
       <w:rPr/>
@@ -7409,7 +8024,7 @@
         <w:color w:val="8A92A6"/>
         <w:sz w:val="16"/>
       </w:rPr>
-      <w:t xml:space="preserve">Пульс Проекта 0.3.1 · стр. </w:t>
+      <w:t xml:space="preserve">Пульс Проекта 0.4.0 · стр. </w:t>
     </w:r>
     <w:r>
       <w:rPr/>
@@ -7425,7 +8040,7 @@
     </w:r>
     <w:r>
       <w:rPr/>
-      <w:t>27</w:t>
+      <w:t>29</w:t>
     </w:r>
     <w:r>
       <w:rPr/>
@@ -8850,8 +9465,9 @@
   </w:abstractNum>
   <w:abstractNum w:abstractNumId="12">
     <w:lvl w:ilvl="0">
-      <w:numFmt w:val="bullet"/>
-      <w:lvlText w:val=""/>
+      <w:start w:val="1"/>
+      <w:numFmt w:val="decimal"/>
+      <w:lvlText w:val="%1."/>
       <w:lvlJc w:val="left"/>
       <w:pPr>
         <w:tabs>
@@ -8859,14 +9475,12 @@
         </w:tabs>
         <w:ind w:left="720" w:hanging="480"/>
       </w:pPr>
-      <w:rPr>
-        <w:rFonts w:ascii="Symbol" w:hAnsi="Symbol" w:cs="Symbol" w:hint="default"/>
-      </w:rPr>
+      <w:rPr/>
     </w:lvl>
     <w:lvl w:ilvl="1">
-      <w:start w:val="0"/>
-      <w:numFmt w:val="bullet"/>
-      <w:lvlText w:val=""/>
+      <w:start w:val="1"/>
+      <w:numFmt w:val="decimal"/>
+      <w:lvlText w:val="%2."/>
       <w:lvlJc w:val="left"/>
       <w:pPr>
         <w:tabs>
@@ -8874,14 +9488,12 @@
         </w:tabs>
         <w:ind w:left="1440" w:hanging="480"/>
       </w:pPr>
-      <w:rPr>
-        <w:rFonts w:ascii="Symbol" w:hAnsi="Symbol" w:cs="Symbol" w:hint="default"/>
-      </w:rPr>
+      <w:rPr/>
     </w:lvl>
     <w:lvl w:ilvl="2">
-      <w:start w:val="0"/>
-      <w:numFmt w:val="bullet"/>
-      <w:lvlText w:val=""/>
+      <w:start w:val="1"/>
+      <w:numFmt w:val="decimal"/>
+      <w:lvlText w:val="%3."/>
       <w:lvlJc w:val="left"/>
       <w:pPr>
         <w:tabs>
@@ -8889,14 +9501,12 @@
         </w:tabs>
         <w:ind w:left="2160" w:hanging="480"/>
       </w:pPr>
-      <w:rPr>
-        <w:rFonts w:ascii="Symbol" w:hAnsi="Symbol" w:cs="Symbol" w:hint="default"/>
-      </w:rPr>
+      <w:rPr/>
     </w:lvl>
     <w:lvl w:ilvl="3">
-      <w:start w:val="0"/>
-      <w:numFmt w:val="bullet"/>
-      <w:lvlText w:val=""/>
+      <w:start w:val="1"/>
+      <w:numFmt w:val="decimal"/>
+      <w:lvlText w:val="%4."/>
       <w:lvlJc w:val="left"/>
       <w:pPr>
         <w:tabs>
@@ -8904,14 +9514,12 @@
         </w:tabs>
         <w:ind w:left="2880" w:hanging="480"/>
       </w:pPr>
-      <w:rPr>
-        <w:rFonts w:ascii="Symbol" w:hAnsi="Symbol" w:cs="Symbol" w:hint="default"/>
-      </w:rPr>
+      <w:rPr/>
     </w:lvl>
     <w:lvl w:ilvl="4">
-      <w:start w:val="0"/>
-      <w:numFmt w:val="bullet"/>
-      <w:lvlText w:val=""/>
+      <w:start w:val="1"/>
+      <w:numFmt w:val="decimal"/>
+      <w:lvlText w:val="%5."/>
       <w:lvlJc w:val="left"/>
       <w:pPr>
         <w:tabs>
@@ -8919,14 +9527,12 @@
         </w:tabs>
         <w:ind w:left="3600" w:hanging="480"/>
       </w:pPr>
-      <w:rPr>
-        <w:rFonts w:ascii="Symbol" w:hAnsi="Symbol" w:cs="Symbol" w:hint="default"/>
-      </w:rPr>
+      <w:rPr/>
     </w:lvl>
     <w:lvl w:ilvl="5">
-      <w:start w:val="0"/>
-      <w:numFmt w:val="bullet"/>
-      <w:lvlText w:val=""/>
+      <w:start w:val="1"/>
+      <w:numFmt w:val="decimal"/>
+      <w:lvlText w:val="%6."/>
       <w:lvlJc w:val="left"/>
       <w:pPr>
         <w:tabs>
@@ -8934,14 +9540,12 @@
         </w:tabs>
         <w:ind w:left="4320" w:hanging="480"/>
       </w:pPr>
-      <w:rPr>
-        <w:rFonts w:ascii="Symbol" w:hAnsi="Symbol" w:cs="Symbol" w:hint="default"/>
-      </w:rPr>
+      <w:rPr/>
     </w:lvl>
     <w:lvl w:ilvl="6">
-      <w:start w:val="0"/>
-      <w:numFmt w:val="bullet"/>
-      <w:lvlText w:val=""/>
+      <w:start w:val="1"/>
+      <w:numFmt w:val="decimal"/>
+      <w:lvlText w:val="%7."/>
       <w:lvlJc w:val="left"/>
       <w:pPr>
         <w:tabs>
@@ -8949,14 +9553,12 @@
         </w:tabs>
         <w:ind w:left="5040" w:hanging="480"/>
       </w:pPr>
-      <w:rPr>
-        <w:rFonts w:ascii="Symbol" w:hAnsi="Symbol" w:cs="Symbol" w:hint="default"/>
-      </w:rPr>
+      <w:rPr/>
     </w:lvl>
     <w:lvl w:ilvl="7">
-      <w:start w:val="0"/>
-      <w:numFmt w:val="bullet"/>
-      <w:lvlText w:val=""/>
+      <w:start w:val="1"/>
+      <w:numFmt w:val="decimal"/>
+      <w:lvlText w:val="%8."/>
       <w:lvlJc w:val="left"/>
       <w:pPr>
         <w:tabs>
@@ -8964,14 +9566,12 @@
         </w:tabs>
         <w:ind w:left="5760" w:hanging="480"/>
       </w:pPr>
-      <w:rPr>
-        <w:rFonts w:ascii="Symbol" w:hAnsi="Symbol" w:cs="Symbol" w:hint="default"/>
-      </w:rPr>
+      <w:rPr/>
     </w:lvl>
     <w:lvl w:ilvl="8">
-      <w:start w:val="0"/>
-      <w:numFmt w:val="bullet"/>
-      <w:lvlText w:val=""/>
+      <w:start w:val="1"/>
+      <w:numFmt w:val="decimal"/>
+      <w:lvlText w:val="%9."/>
       <w:lvlJc w:val="left"/>
       <w:pPr>
         <w:tabs>
@@ -8979,9 +9579,7 @@
         </w:tabs>
         <w:ind w:left="6480" w:hanging="480"/>
       </w:pPr>
-      <w:rPr>
-        <w:rFonts w:ascii="Symbol" w:hAnsi="Symbol" w:cs="Symbol" w:hint="default"/>
-      </w:rPr>
+      <w:rPr/>
     </w:lvl>
   </w:abstractNum>
   <w:abstractNum w:abstractNumId="13">
@@ -9122,9 +9720,8 @@
   </w:abstractNum>
   <w:abstractNum w:abstractNumId="14">
     <w:lvl w:ilvl="0">
-      <w:start w:val="1"/>
-      <w:numFmt w:val="decimal"/>
-      <w:lvlText w:val="%1."/>
+      <w:numFmt w:val="bullet"/>
+      <w:lvlText w:val=""/>
       <w:lvlJc w:val="left"/>
       <w:pPr>
         <w:tabs>
@@ -9132,12 +9729,14 @@
         </w:tabs>
         <w:ind w:left="720" w:hanging="480"/>
       </w:pPr>
-      <w:rPr/>
+      <w:rPr>
+        <w:rFonts w:ascii="Symbol" w:hAnsi="Symbol" w:cs="Symbol" w:hint="default"/>
+      </w:rPr>
     </w:lvl>
     <w:lvl w:ilvl="1">
-      <w:start w:val="1"/>
-      <w:numFmt w:val="decimal"/>
-      <w:lvlText w:val="%2."/>
+      <w:start w:val="0"/>
+      <w:numFmt w:val="bullet"/>
+      <w:lvlText w:val=""/>
       <w:lvlJc w:val="left"/>
       <w:pPr>
         <w:tabs>
@@ -9145,12 +9744,14 @@
         </w:tabs>
         <w:ind w:left="1440" w:hanging="480"/>
       </w:pPr>
-      <w:rPr/>
+      <w:rPr>
+        <w:rFonts w:ascii="Symbol" w:hAnsi="Symbol" w:cs="Symbol" w:hint="default"/>
+      </w:rPr>
     </w:lvl>
     <w:lvl w:ilvl="2">
-      <w:start w:val="1"/>
-      <w:numFmt w:val="decimal"/>
-      <w:lvlText w:val="%3."/>
+      <w:start w:val="0"/>
+      <w:numFmt w:val="bullet"/>
+      <w:lvlText w:val=""/>
       <w:lvlJc w:val="left"/>
       <w:pPr>
         <w:tabs>
@@ -9158,12 +9759,14 @@
         </w:tabs>
         <w:ind w:left="2160" w:hanging="480"/>
       </w:pPr>
-      <w:rPr/>
+      <w:rPr>
+        <w:rFonts w:ascii="Symbol" w:hAnsi="Symbol" w:cs="Symbol" w:hint="default"/>
+      </w:rPr>
     </w:lvl>
     <w:lvl w:ilvl="3">
-      <w:start w:val="1"/>
-      <w:numFmt w:val="decimal"/>
-      <w:lvlText w:val="%4."/>
+      <w:start w:val="0"/>
+      <w:numFmt w:val="bullet"/>
+      <w:lvlText w:val=""/>
       <w:lvlJc w:val="left"/>
       <w:pPr>
         <w:tabs>
@@ -9171,12 +9774,14 @@
         </w:tabs>
         <w:ind w:left="2880" w:hanging="480"/>
       </w:pPr>
-      <w:rPr/>
+      <w:rPr>
+        <w:rFonts w:ascii="Symbol" w:hAnsi="Symbol" w:cs="Symbol" w:hint="default"/>
+      </w:rPr>
     </w:lvl>
     <w:lvl w:ilvl="4">
-      <w:start w:val="1"/>
-      <w:numFmt w:val="decimal"/>
-      <w:lvlText w:val="%5."/>
+      <w:start w:val="0"/>
+      <w:numFmt w:val="bullet"/>
+      <w:lvlText w:val=""/>
       <w:lvlJc w:val="left"/>
       <w:pPr>
         <w:tabs>
@@ -9184,12 +9789,14 @@
         </w:tabs>
         <w:ind w:left="3600" w:hanging="480"/>
       </w:pPr>
-      <w:rPr/>
+      <w:rPr>
+        <w:rFonts w:ascii="Symbol" w:hAnsi="Symbol" w:cs="Symbol" w:hint="default"/>
+      </w:rPr>
     </w:lvl>
     <w:lvl w:ilvl="5">
-      <w:start w:val="1"/>
-      <w:numFmt w:val="decimal"/>
-      <w:lvlText w:val="%6."/>
+      <w:start w:val="0"/>
+      <w:numFmt w:val="bullet"/>
+      <w:lvlText w:val=""/>
       <w:lvlJc w:val="left"/>
       <w:pPr>
         <w:tabs>
@@ -9197,12 +9804,14 @@
         </w:tabs>
         <w:ind w:left="4320" w:hanging="480"/>
       </w:pPr>
-      <w:rPr/>
+      <w:rPr>
+        <w:rFonts w:ascii="Symbol" w:hAnsi="Symbol" w:cs="Symbol" w:hint="default"/>
+      </w:rPr>
     </w:lvl>
     <w:lvl w:ilvl="6">
-      <w:start w:val="1"/>
-      <w:numFmt w:val="decimal"/>
-      <w:lvlText w:val="%7."/>
+      <w:start w:val="0"/>
+      <w:numFmt w:val="bullet"/>
+      <w:lvlText w:val=""/>
       <w:lvlJc w:val="left"/>
       <w:pPr>
         <w:tabs>
@@ -9210,12 +9819,14 @@
         </w:tabs>
         <w:ind w:left="5040" w:hanging="480"/>
       </w:pPr>
-      <w:rPr/>
+      <w:rPr>
+        <w:rFonts w:ascii="Symbol" w:hAnsi="Symbol" w:cs="Symbol" w:hint="default"/>
+      </w:rPr>
     </w:lvl>
     <w:lvl w:ilvl="7">
-      <w:start w:val="1"/>
-      <w:numFmt w:val="decimal"/>
-      <w:lvlText w:val="%8."/>
+      <w:start w:val="0"/>
+      <w:numFmt w:val="bullet"/>
+      <w:lvlText w:val=""/>
       <w:lvlJc w:val="left"/>
       <w:pPr>
         <w:tabs>
@@ -9223,12 +9834,14 @@
         </w:tabs>
         <w:ind w:left="5760" w:hanging="480"/>
       </w:pPr>
-      <w:rPr/>
+      <w:rPr>
+        <w:rFonts w:ascii="Symbol" w:hAnsi="Symbol" w:cs="Symbol" w:hint="default"/>
+      </w:rPr>
     </w:lvl>
     <w:lvl w:ilvl="8">
-      <w:start w:val="1"/>
-      <w:numFmt w:val="decimal"/>
-      <w:lvlText w:val="%9."/>
+      <w:start w:val="0"/>
+      <w:numFmt w:val="bullet"/>
+      <w:lvlText w:val=""/>
       <w:lvlJc w:val="left"/>
       <w:pPr>
         <w:tabs>
@@ -9236,7 +9849,9 @@
         </w:tabs>
         <w:ind w:left="6480" w:hanging="480"/>
       </w:pPr>
-      <w:rPr/>
+      <w:rPr>
+        <w:rFonts w:ascii="Symbol" w:hAnsi="Symbol" w:cs="Symbol" w:hint="default"/>
+      </w:rPr>
     </w:lvl>
   </w:abstractNum>
   <w:abstractNum w:abstractNumId="15">
@@ -9836,6 +10451,125 @@
   </w:abstractNum>
   <w:abstractNum w:abstractNumId="20">
     <w:lvl w:ilvl="0">
+      <w:start w:val="1"/>
+      <w:numFmt w:val="decimal"/>
+      <w:lvlText w:val="%1."/>
+      <w:lvlJc w:val="left"/>
+      <w:pPr>
+        <w:tabs>
+          <w:tab w:val="num" w:pos="0"/>
+        </w:tabs>
+        <w:ind w:left="720" w:hanging="480"/>
+      </w:pPr>
+      <w:rPr/>
+    </w:lvl>
+    <w:lvl w:ilvl="1">
+      <w:start w:val="1"/>
+      <w:numFmt w:val="decimal"/>
+      <w:lvlText w:val="%2."/>
+      <w:lvlJc w:val="left"/>
+      <w:pPr>
+        <w:tabs>
+          <w:tab w:val="num" w:pos="0"/>
+        </w:tabs>
+        <w:ind w:left="1440" w:hanging="480"/>
+      </w:pPr>
+      <w:rPr/>
+    </w:lvl>
+    <w:lvl w:ilvl="2">
+      <w:start w:val="1"/>
+      <w:numFmt w:val="decimal"/>
+      <w:lvlText w:val="%3."/>
+      <w:lvlJc w:val="left"/>
+      <w:pPr>
+        <w:tabs>
+          <w:tab w:val="num" w:pos="0"/>
+        </w:tabs>
+        <w:ind w:left="2160" w:hanging="480"/>
+      </w:pPr>
+      <w:rPr/>
+    </w:lvl>
+    <w:lvl w:ilvl="3">
+      <w:start w:val="1"/>
+      <w:numFmt w:val="decimal"/>
+      <w:lvlText w:val="%4."/>
+      <w:lvlJc w:val="left"/>
+      <w:pPr>
+        <w:tabs>
+          <w:tab w:val="num" w:pos="0"/>
+        </w:tabs>
+        <w:ind w:left="2880" w:hanging="480"/>
+      </w:pPr>
+      <w:rPr/>
+    </w:lvl>
+    <w:lvl w:ilvl="4">
+      <w:start w:val="1"/>
+      <w:numFmt w:val="decimal"/>
+      <w:lvlText w:val="%5."/>
+      <w:lvlJc w:val="left"/>
+      <w:pPr>
+        <w:tabs>
+          <w:tab w:val="num" w:pos="0"/>
+        </w:tabs>
+        <w:ind w:left="3600" w:hanging="480"/>
+      </w:pPr>
+      <w:rPr/>
+    </w:lvl>
+    <w:lvl w:ilvl="5">
+      <w:start w:val="1"/>
+      <w:numFmt w:val="decimal"/>
+      <w:lvlText w:val="%6."/>
+      <w:lvlJc w:val="left"/>
+      <w:pPr>
+        <w:tabs>
+          <w:tab w:val="num" w:pos="0"/>
+        </w:tabs>
+        <w:ind w:left="4320" w:hanging="480"/>
+      </w:pPr>
+      <w:rPr/>
+    </w:lvl>
+    <w:lvl w:ilvl="6">
+      <w:start w:val="1"/>
+      <w:numFmt w:val="decimal"/>
+      <w:lvlText w:val="%7."/>
+      <w:lvlJc w:val="left"/>
+      <w:pPr>
+        <w:tabs>
+          <w:tab w:val="num" w:pos="0"/>
+        </w:tabs>
+        <w:ind w:left="5040" w:hanging="480"/>
+      </w:pPr>
+      <w:rPr/>
+    </w:lvl>
+    <w:lvl w:ilvl="7">
+      <w:start w:val="1"/>
+      <w:numFmt w:val="decimal"/>
+      <w:lvlText w:val="%8."/>
+      <w:lvlJc w:val="left"/>
+      <w:pPr>
+        <w:tabs>
+          <w:tab w:val="num" w:pos="0"/>
+        </w:tabs>
+        <w:ind w:left="5760" w:hanging="480"/>
+      </w:pPr>
+      <w:rPr/>
+    </w:lvl>
+    <w:lvl w:ilvl="8">
+      <w:start w:val="1"/>
+      <w:numFmt w:val="decimal"/>
+      <w:lvlText w:val="%9."/>
+      <w:lvlJc w:val="left"/>
+      <w:pPr>
+        <w:tabs>
+          <w:tab w:val="num" w:pos="0"/>
+        </w:tabs>
+        <w:ind w:left="6480" w:hanging="480"/>
+      </w:pPr>
+      <w:rPr/>
+    </w:lvl>
+  </w:abstractNum>
+  <w:abstractNum w:abstractNumId="21">
+    <w:lvl w:ilvl="0">
       <w:numFmt w:val="bullet"/>
       <w:lvlText w:val=""/>
       <w:lvlJc w:val="left"/>
@@ -9970,7 +10704,7 @@
       </w:rPr>
     </w:lvl>
   </w:abstractNum>
-  <w:abstractNum w:abstractNumId="21">
+  <w:abstractNum w:abstractNumId="22">
     <w:lvl w:ilvl="0">
       <w:start w:val="1"/>
       <w:numFmt w:val="none"/>
@@ -10153,10 +10887,7 @@
     <w:abstractNumId w:val="21"/>
   </w:num>
   <w:num w:numId="22">
-    <w:abstractNumId w:val="2"/>
-    <w:lvlOverride w:ilvl="0">
-      <w:startOverride w:val="1"/>
-    </w:lvlOverride>
+    <w:abstractNumId w:val="22"/>
   </w:num>
   <w:num w:numId="23">
     <w:abstractNumId w:val="2"/>
@@ -10166,6 +10897,9 @@
   </w:num>
   <w:num w:numId="24">
     <w:abstractNumId w:val="2"/>
+    <w:lvlOverride w:ilvl="0">
+      <w:startOverride w:val="1"/>
+    </w:lvlOverride>
   </w:num>
   <w:num w:numId="25">
     <w:abstractNumId w:val="2"/>
@@ -10175,18 +10909,18 @@
   </w:num>
   <w:num w:numId="27">
     <w:abstractNumId w:val="2"/>
+  </w:num>
+  <w:num w:numId="28">
+    <w:abstractNumId w:val="2"/>
     <w:lvlOverride w:ilvl="0">
       <w:startOverride w:val="1"/>
     </w:lvlOverride>
-  </w:num>
-  <w:num w:numId="28">
-    <w:abstractNumId w:val="2"/>
   </w:num>
   <w:num w:numId="29">
     <w:abstractNumId w:val="2"/>
   </w:num>
   <w:num w:numId="30">
-    <w:abstractNumId w:val="3"/>
+    <w:abstractNumId w:val="2"/>
   </w:num>
   <w:num w:numId="31">
     <w:abstractNumId w:val="3"/>
@@ -10204,19 +10938,19 @@
     <w:abstractNumId w:val="3"/>
   </w:num>
   <w:num w:numId="36">
+    <w:abstractNumId w:val="3"/>
+  </w:num>
+  <w:num w:numId="37">
     <w:abstractNumId w:val="2"/>
     <w:lvlOverride w:ilvl="0">
       <w:startOverride w:val="1"/>
     </w:lvlOverride>
   </w:num>
-  <w:num w:numId="37">
-    <w:abstractNumId w:val="2"/>
-  </w:num>
   <w:num w:numId="38">
     <w:abstractNumId w:val="2"/>
   </w:num>
   <w:num w:numId="39">
-    <w:abstractNumId w:val="3"/>
+    <w:abstractNumId w:val="2"/>
   </w:num>
   <w:num w:numId="40">
     <w:abstractNumId w:val="3"/>
@@ -10237,13 +10971,13 @@
     <w:abstractNumId w:val="3"/>
   </w:num>
   <w:num w:numId="46">
+    <w:abstractNumId w:val="3"/>
+  </w:num>
+  <w:num w:numId="47">
     <w:abstractNumId w:val="2"/>
     <w:lvlOverride w:ilvl="0">
       <w:startOverride w:val="1"/>
     </w:lvlOverride>
-  </w:num>
-  <w:num w:numId="47">
-    <w:abstractNumId w:val="2"/>
   </w:num>
   <w:num w:numId="48">
     <w:abstractNumId w:val="2"/>
@@ -10258,61 +10992,58 @@
     <w:abstractNumId w:val="2"/>
   </w:num>
   <w:num w:numId="52">
-    <w:abstractNumId w:val="3"/>
+    <w:abstractNumId w:val="2"/>
   </w:num>
   <w:num w:numId="53">
-    <w:abstractNumId w:val="3"/>
+    <w:abstractNumId w:val="2"/>
+    <w:lvlOverride w:ilvl="0">
+      <w:startOverride w:val="1"/>
+    </w:lvlOverride>
   </w:num>
   <w:num w:numId="54">
-    <w:abstractNumId w:val="3"/>
+    <w:abstractNumId w:val="2"/>
   </w:num>
   <w:num w:numId="55">
-    <w:abstractNumId w:val="3"/>
+    <w:abstractNumId w:val="2"/>
   </w:num>
   <w:num w:numId="56">
-    <w:abstractNumId w:val="3"/>
+    <w:abstractNumId w:val="2"/>
   </w:num>
   <w:num w:numId="57">
-    <w:abstractNumId w:val="3"/>
+    <w:abstractNumId w:val="2"/>
   </w:num>
   <w:num w:numId="58">
-    <w:abstractNumId w:val="3"/>
+    <w:abstractNumId w:val="2"/>
   </w:num>
   <w:num w:numId="59">
     <w:abstractNumId w:val="3"/>
   </w:num>
   <w:num w:numId="60">
+    <w:abstractNumId w:val="3"/>
+  </w:num>
+  <w:num w:numId="61">
+    <w:abstractNumId w:val="3"/>
+  </w:num>
+  <w:num w:numId="62">
+    <w:abstractNumId w:val="3"/>
+  </w:num>
+  <w:num w:numId="63">
+    <w:abstractNumId w:val="3"/>
+  </w:num>
+  <w:num w:numId="64">
+    <w:abstractNumId w:val="3"/>
+  </w:num>
+  <w:num w:numId="65">
+    <w:abstractNumId w:val="3"/>
+  </w:num>
+  <w:num w:numId="66">
+    <w:abstractNumId w:val="3"/>
+  </w:num>
+  <w:num w:numId="67">
     <w:abstractNumId w:val="2"/>
     <w:lvlOverride w:ilvl="0">
       <w:startOverride w:val="1"/>
     </w:lvlOverride>
-  </w:num>
-  <w:num w:numId="61">
-    <w:abstractNumId w:val="2"/>
-  </w:num>
-  <w:num w:numId="62">
-    <w:abstractNumId w:val="2"/>
-  </w:num>
-  <w:num w:numId="63">
-    <w:abstractNumId w:val="2"/>
-    <w:lvlOverride w:ilvl="0">
-      <w:startOverride w:val="1"/>
-    </w:lvlOverride>
-  </w:num>
-  <w:num w:numId="64">
-    <w:abstractNumId w:val="2"/>
-  </w:num>
-  <w:num w:numId="65">
-    <w:abstractNumId w:val="2"/>
-  </w:num>
-  <w:num w:numId="66">
-    <w:abstractNumId w:val="2"/>
-    <w:lvlOverride w:ilvl="0">
-      <w:startOverride w:val="1"/>
-    </w:lvlOverride>
-  </w:num>
-  <w:num w:numId="67">
-    <w:abstractNumId w:val="2"/>
   </w:num>
   <w:num w:numId="68">
     <w:abstractNumId w:val="2"/>
@@ -10334,12 +11065,12 @@
   </w:num>
   <w:num w:numId="73">
     <w:abstractNumId w:val="2"/>
+    <w:lvlOverride w:ilvl="0">
+      <w:startOverride w:val="1"/>
+    </w:lvlOverride>
   </w:num>
   <w:num w:numId="74">
     <w:abstractNumId w:val="2"/>
-    <w:lvlOverride w:ilvl="0">
-      <w:startOverride w:val="1"/>
-    </w:lvlOverride>
   </w:num>
   <w:num w:numId="75">
     <w:abstractNumId w:val="2"/>
@@ -10363,18 +11094,45 @@
     <w:abstractNumId w:val="2"/>
   </w:num>
   <w:num w:numId="81">
+    <w:abstractNumId w:val="2"/>
+    <w:lvlOverride w:ilvl="0">
+      <w:startOverride w:val="1"/>
+    </w:lvlOverride>
+  </w:num>
+  <w:num w:numId="82">
+    <w:abstractNumId w:val="2"/>
+  </w:num>
+  <w:num w:numId="83">
+    <w:abstractNumId w:val="2"/>
+  </w:num>
+  <w:num w:numId="84">
+    <w:abstractNumId w:val="2"/>
+    <w:lvlOverride w:ilvl="0">
+      <w:startOverride w:val="1"/>
+    </w:lvlOverride>
+  </w:num>
+  <w:num w:numId="85">
+    <w:abstractNumId w:val="2"/>
+  </w:num>
+  <w:num w:numId="86">
+    <w:abstractNumId w:val="2"/>
+  </w:num>
+  <w:num w:numId="87">
+    <w:abstractNumId w:val="2"/>
+  </w:num>
+  <w:num w:numId="88">
     <w:abstractNumId w:val="3"/>
   </w:num>
-  <w:num w:numId="82">
+  <w:num w:numId="89">
     <w:abstractNumId w:val="3"/>
   </w:num>
-  <w:num w:numId="83">
+  <w:num w:numId="90">
     <w:abstractNumId w:val="3"/>
   </w:num>
-  <w:num w:numId="84">
+  <w:num w:numId="91">
     <w:abstractNumId w:val="3"/>
   </w:num>
-  <w:num w:numId="85">
+  <w:num w:numId="92">
     <w:abstractNumId w:val="3"/>
   </w:num>
 </w:numbering>

--- a/docs/manuals/admin-guide.docx
+++ b/docs/manuals/admin-guide.docx
@@ -23,7 +23,7 @@
       </w:pPr>
       <w:r>
         <w:rPr/>
-        <w:t>Версия 0.4.0</w:t>
+        <w:t>Версия 0.5.0</w:t>
       </w:r>
     </w:p>
     <w:p>
@@ -93,7 +93,7 @@
             </w:rPr>
             <w:fldChar w:fldCharType="separate"/>
           </w:r>
-          <w:hyperlink w:anchor="__RefHeading___Toc1502_3190699405">
+          <w:hyperlink w:anchor="__RefHeading___Toc1914_948722858">
             <w:r>
               <w:rPr>
                 <w:webHidden/>
@@ -114,7 +114,7 @@
             </w:tabs>
             <w:rPr/>
           </w:pPr>
-          <w:hyperlink w:anchor="__RefHeading___Toc1504_3190699405">
+          <w:hyperlink w:anchor="__RefHeading___Toc1916_948722858">
             <w:r>
               <w:rPr>
                 <w:webHidden/>
@@ -135,7 +135,7 @@
             </w:tabs>
             <w:rPr/>
           </w:pPr>
-          <w:hyperlink w:anchor="__RefHeading___Toc1506_3190699405">
+          <w:hyperlink w:anchor="__RefHeading___Toc1918_948722858">
             <w:r>
               <w:rPr>
                 <w:webHidden/>
@@ -156,7 +156,7 @@
             </w:tabs>
             <w:rPr/>
           </w:pPr>
-          <w:hyperlink w:anchor="__RefHeading___Toc1508_3190699405">
+          <w:hyperlink w:anchor="__RefHeading___Toc1920_948722858">
             <w:r>
               <w:rPr>
                 <w:webHidden/>
@@ -177,7 +177,7 @@
             </w:tabs>
             <w:rPr/>
           </w:pPr>
-          <w:hyperlink w:anchor="__RefHeading___Toc1510_3190699405">
+          <w:hyperlink w:anchor="__RefHeading___Toc1922_948722858">
             <w:r>
               <w:rPr>
                 <w:webHidden/>
@@ -198,7 +198,7 @@
             </w:tabs>
             <w:rPr/>
           </w:pPr>
-          <w:hyperlink w:anchor="__RefHeading___Toc1512_3190699405">
+          <w:hyperlink w:anchor="__RefHeading___Toc1924_948722858">
             <w:r>
               <w:rPr>
                 <w:webHidden/>
@@ -219,7 +219,7 @@
             </w:tabs>
             <w:rPr/>
           </w:pPr>
-          <w:hyperlink w:anchor="__RefHeading___Toc1514_3190699405">
+          <w:hyperlink w:anchor="__RefHeading___Toc1926_948722858">
             <w:r>
               <w:rPr>
                 <w:webHidden/>
@@ -240,7 +240,7 @@
             </w:tabs>
             <w:rPr/>
           </w:pPr>
-          <w:hyperlink w:anchor="__RefHeading___Toc1516_3190699405">
+          <w:hyperlink w:anchor="__RefHeading___Toc1928_948722858">
             <w:r>
               <w:rPr>
                 <w:webHidden/>
@@ -261,7 +261,7 @@
             </w:tabs>
             <w:rPr/>
           </w:pPr>
-          <w:hyperlink w:anchor="__RefHeading___Toc1518_3190699405">
+          <w:hyperlink w:anchor="__RefHeading___Toc1930_948722858">
             <w:r>
               <w:rPr>
                 <w:webHidden/>
@@ -282,7 +282,7 @@
             </w:tabs>
             <w:rPr/>
           </w:pPr>
-          <w:hyperlink w:anchor="__RefHeading___Toc1520_3190699405">
+          <w:hyperlink w:anchor="__RefHeading___Toc1932_948722858">
             <w:r>
               <w:rPr>
                 <w:webHidden/>
@@ -303,7 +303,7 @@
             </w:tabs>
             <w:rPr/>
           </w:pPr>
-          <w:hyperlink w:anchor="__RefHeading___Toc1522_3190699405">
+          <w:hyperlink w:anchor="__RefHeading___Toc1934_948722858">
             <w:r>
               <w:rPr>
                 <w:webHidden/>
@@ -324,7 +324,7 @@
             </w:tabs>
             <w:rPr/>
           </w:pPr>
-          <w:hyperlink w:anchor="__RefHeading___Toc1524_3190699405">
+          <w:hyperlink w:anchor="__RefHeading___Toc1936_948722858">
             <w:r>
               <w:rPr>
                 <w:webHidden/>
@@ -345,7 +345,7 @@
             </w:tabs>
             <w:rPr/>
           </w:pPr>
-          <w:hyperlink w:anchor="__RefHeading___Toc1526_3190699405">
+          <w:hyperlink w:anchor="__RefHeading___Toc1938_948722858">
             <w:r>
               <w:rPr>
                 <w:webHidden/>
@@ -366,7 +366,7 @@
             </w:tabs>
             <w:rPr/>
           </w:pPr>
-          <w:hyperlink w:anchor="__RefHeading___Toc1528_3190699405">
+          <w:hyperlink w:anchor="__RefHeading___Toc1940_948722858">
             <w:r>
               <w:rPr>
                 <w:webHidden/>
@@ -387,7 +387,7 @@
             </w:tabs>
             <w:rPr/>
           </w:pPr>
-          <w:hyperlink w:anchor="__RefHeading___Toc1530_3190699405">
+          <w:hyperlink w:anchor="__RefHeading___Toc1942_948722858">
             <w:r>
               <w:rPr>
                 <w:webHidden/>
@@ -408,7 +408,7 @@
             </w:tabs>
             <w:rPr/>
           </w:pPr>
-          <w:hyperlink w:anchor="__RefHeading___Toc1532_3190699405">
+          <w:hyperlink w:anchor="__RefHeading___Toc1944_948722858">
             <w:r>
               <w:rPr>
                 <w:webHidden/>
@@ -429,7 +429,7 @@
             </w:tabs>
             <w:rPr/>
           </w:pPr>
-          <w:hyperlink w:anchor="__RefHeading___Toc1534_3190699405">
+          <w:hyperlink w:anchor="__RefHeading___Toc1946_948722858">
             <w:r>
               <w:rPr>
                 <w:webHidden/>
@@ -450,7 +450,7 @@
             </w:tabs>
             <w:rPr/>
           </w:pPr>
-          <w:hyperlink w:anchor="__RefHeading___Toc1536_3190699405">
+          <w:hyperlink w:anchor="__RefHeading___Toc1948_948722858">
             <w:r>
               <w:rPr>
                 <w:webHidden/>
@@ -471,7 +471,7 @@
             </w:tabs>
             <w:rPr/>
           </w:pPr>
-          <w:hyperlink w:anchor="__RefHeading___Toc1538_3190699405">
+          <w:hyperlink w:anchor="__RefHeading___Toc1950_948722858">
             <w:r>
               <w:rPr>
                 <w:webHidden/>
@@ -492,7 +492,7 @@
             </w:tabs>
             <w:rPr/>
           </w:pPr>
-          <w:hyperlink w:anchor="__RefHeading___Toc1540_3190699405">
+          <w:hyperlink w:anchor="__RefHeading___Toc1952_948722858">
             <w:r>
               <w:rPr>
                 <w:webHidden/>
@@ -513,7 +513,7 @@
             </w:tabs>
             <w:rPr/>
           </w:pPr>
-          <w:hyperlink w:anchor="__RefHeading___Toc1542_3190699405">
+          <w:hyperlink w:anchor="__RefHeading___Toc1954_948722858">
             <w:r>
               <w:rPr>
                 <w:webHidden/>
@@ -534,7 +534,7 @@
             </w:tabs>
             <w:rPr/>
           </w:pPr>
-          <w:hyperlink w:anchor="__RefHeading___Toc1544_3190699405">
+          <w:hyperlink w:anchor="__RefHeading___Toc1956_948722858">
             <w:r>
               <w:rPr>
                 <w:webHidden/>
@@ -555,7 +555,7 @@
             </w:tabs>
             <w:rPr/>
           </w:pPr>
-          <w:hyperlink w:anchor="__RefHeading___Toc1546_3190699405">
+          <w:hyperlink w:anchor="__RefHeading___Toc1958_948722858">
             <w:r>
               <w:rPr>
                 <w:webHidden/>
@@ -576,7 +576,7 @@
             </w:tabs>
             <w:rPr/>
           </w:pPr>
-          <w:hyperlink w:anchor="__RefHeading___Toc1548_3190699405">
+          <w:hyperlink w:anchor="__RefHeading___Toc1960_948722858">
             <w:r>
               <w:rPr>
                 <w:webHidden/>
@@ -597,7 +597,7 @@
             </w:tabs>
             <w:rPr/>
           </w:pPr>
-          <w:hyperlink w:anchor="__RefHeading___Toc1550_3190699405">
+          <w:hyperlink w:anchor="__RefHeading___Toc1962_948722858">
             <w:r>
               <w:rPr>
                 <w:webHidden/>
@@ -618,7 +618,7 @@
             </w:tabs>
             <w:rPr/>
           </w:pPr>
-          <w:hyperlink w:anchor="__RefHeading___Toc1552_3190699405">
+          <w:hyperlink w:anchor="__RefHeading___Toc1964_948722858">
             <w:r>
               <w:rPr>
                 <w:webHidden/>
@@ -639,7 +639,7 @@
             </w:tabs>
             <w:rPr/>
           </w:pPr>
-          <w:hyperlink w:anchor="__RefHeading___Toc1554_3190699405">
+          <w:hyperlink w:anchor="__RefHeading___Toc1966_948722858">
             <w:r>
               <w:rPr>
                 <w:webHidden/>
@@ -647,7 +647,28 @@
               </w:rPr>
               <w:t>10.2 «По Делу»</w:t>
               <w:tab/>
-              <w:t>19</w:t>
+              <w:t>21</w:t>
+            </w:r>
+          </w:hyperlink>
+        </w:p>
+        <w:p>
+          <w:pPr>
+            <w:pStyle w:val="TOC2"/>
+            <w:tabs>
+              <w:tab w:val="clear" w:pos="9077"/>
+              <w:tab w:val="right" w:pos="9359" w:leader="dot"/>
+            </w:tabs>
+            <w:rPr/>
+          </w:pPr>
+          <w:hyperlink w:anchor="__RefHeading___Toc1968_948722858">
+            <w:r>
+              <w:rPr>
+                <w:webHidden/>
+                <w:rStyle w:val="IndexLink"/>
+              </w:rPr>
+              <w:t>10.3 Вход через домен</w:t>
+              <w:tab/>
+              <w:t>24</w:t>
             </w:r>
           </w:hyperlink>
         </w:p>
@@ -660,15 +681,15 @@
             </w:tabs>
             <w:rPr/>
           </w:pPr>
-          <w:hyperlink w:anchor="__RefHeading___Toc1556_3190699405">
+          <w:hyperlink w:anchor="__RefHeading___Toc1970_948722858">
             <w:r>
               <w:rPr>
                 <w:webHidden/>
                 <w:rStyle w:val="IndexLink"/>
               </w:rPr>
-              <w:t>11 Вход через домен</w:t>
+              <w:t>11 Производственный календарь</w:t>
               <w:tab/>
-              <w:t>21</w:t>
+              <w:t>26</w:t>
             </w:r>
           </w:hyperlink>
         </w:p>
@@ -681,15 +702,15 @@
             </w:tabs>
             <w:rPr/>
           </w:pPr>
-          <w:hyperlink w:anchor="__RefHeading___Toc1558_3190699405">
+          <w:hyperlink w:anchor="__RefHeading___Toc1972_948722858">
             <w:r>
               <w:rPr>
                 <w:webHidden/>
                 <w:rStyle w:val="IndexLink"/>
               </w:rPr>
-              <w:t>12 Производственный календарь</w:t>
+              <w:t>12 Работа сервиса</w:t>
               <w:tab/>
-              <w:t>23</w:t>
+              <w:t>27</w:t>
             </w:r>
           </w:hyperlink>
         </w:p>
@@ -702,15 +723,246 @@
             </w:tabs>
             <w:rPr/>
           </w:pPr>
-          <w:hyperlink w:anchor="__RefHeading___Toc1560_3190699405">
+          <w:hyperlink w:anchor="__RefHeading___Toc1974_948722858">
             <w:r>
               <w:rPr>
                 <w:webHidden/>
                 <w:rStyle w:val="IndexLink"/>
               </w:rPr>
-              <w:t>13 Работа сервиса</w:t>
+              <w:t>13 Сценарии администратора</w:t>
               <w:tab/>
-              <w:t>24</w:t>
+              <w:t>28</w:t>
+            </w:r>
+          </w:hyperlink>
+        </w:p>
+        <w:p>
+          <w:pPr>
+            <w:pStyle w:val="TOC2"/>
+            <w:tabs>
+              <w:tab w:val="clear" w:pos="9077"/>
+              <w:tab w:val="right" w:pos="9359" w:leader="dot"/>
+            </w:tabs>
+            <w:rPr/>
+          </w:pPr>
+          <w:hyperlink w:anchor="__RefHeading___Toc1976_948722858">
+            <w:r>
+              <w:rPr>
+                <w:webHidden/>
+                <w:rStyle w:val="IndexLink"/>
+              </w:rPr>
+              <w:t>13.1 Сценарий А1. Новый сотрудник проектного офиса</w:t>
+              <w:tab/>
+              <w:t>28</w:t>
+            </w:r>
+          </w:hyperlink>
+        </w:p>
+        <w:p>
+          <w:pPr>
+            <w:pStyle w:val="TOC2"/>
+            <w:tabs>
+              <w:tab w:val="clear" w:pos="9077"/>
+              <w:tab w:val="right" w:pos="9359" w:leader="dot"/>
+            </w:tabs>
+            <w:rPr/>
+          </w:pPr>
+          <w:hyperlink w:anchor="__RefHeading___Toc1978_948722858">
+            <w:r>
+              <w:rPr>
+                <w:webHidden/>
+                <w:rStyle w:val="IndexLink"/>
+              </w:rPr>
+              <w:t>13.2 Сценарий А2. Увольнение</w:t>
+              <w:tab/>
+              <w:t>28</w:t>
+            </w:r>
+          </w:hyperlink>
+        </w:p>
+        <w:p>
+          <w:pPr>
+            <w:pStyle w:val="TOC2"/>
+            <w:tabs>
+              <w:tab w:val="clear" w:pos="9077"/>
+              <w:tab w:val="right" w:pos="9359" w:leader="dot"/>
+            </w:tabs>
+            <w:rPr/>
+          </w:pPr>
+          <w:hyperlink w:anchor="__RefHeading___Toc1980_948722858">
+            <w:r>
+              <w:rPr>
+                <w:webHidden/>
+                <w:rStyle w:val="IndexLink"/>
+              </w:rPr>
+              <w:t>13.3 Сценарий А3. Наблюдатель должен править план</w:t>
+              <w:tab/>
+              <w:t>28</w:t>
+            </w:r>
+          </w:hyperlink>
+        </w:p>
+        <w:p>
+          <w:pPr>
+            <w:pStyle w:val="TOC2"/>
+            <w:tabs>
+              <w:tab w:val="clear" w:pos="9077"/>
+              <w:tab w:val="right" w:pos="9359" w:leader="dot"/>
+            </w:tabs>
+            <w:rPr/>
+          </w:pPr>
+          <w:hyperlink w:anchor="__RefHeading___Toc1982_948722858">
+            <w:r>
+              <w:rPr>
+                <w:webHidden/>
+                <w:rStyle w:val="IndexLink"/>
+              </w:rPr>
+              <w:t>13.4 Сценарий А4. Руководителю нужен обзор всех проектов направления</w:t>
+              <w:tab/>
+              <w:t>28</w:t>
+            </w:r>
+          </w:hyperlink>
+        </w:p>
+        <w:p>
+          <w:pPr>
+            <w:pStyle w:val="TOC2"/>
+            <w:tabs>
+              <w:tab w:val="clear" w:pos="9077"/>
+              <w:tab w:val="right" w:pos="9359" w:leader="dot"/>
+            </w:tabs>
+            <w:rPr/>
+          </w:pPr>
+          <w:hyperlink w:anchor="__RefHeading___Toc1984_948722858">
+            <w:r>
+              <w:rPr>
+                <w:webHidden/>
+                <w:rStyle w:val="IndexLink"/>
+              </w:rPr>
+              <w:t>13.5 Сценарий А5. Удалённый план нужно вернуть</w:t>
+              <w:tab/>
+              <w:t>28</w:t>
+            </w:r>
+          </w:hyperlink>
+        </w:p>
+        <w:p>
+          <w:pPr>
+            <w:pStyle w:val="TOC2"/>
+            <w:tabs>
+              <w:tab w:val="clear" w:pos="9077"/>
+              <w:tab w:val="right" w:pos="9359" w:leader="dot"/>
+            </w:tabs>
+            <w:rPr/>
+          </w:pPr>
+          <w:hyperlink w:anchor="__RefHeading___Toc1986_948722858">
+            <w:r>
+              <w:rPr>
+                <w:webHidden/>
+                <w:rStyle w:val="IndexLink"/>
+              </w:rPr>
+              <w:t>13.6 Сценарий А6. Сотрудник забыл пароль</w:t>
+              <w:tab/>
+              <w:t>28</w:t>
+            </w:r>
+          </w:hyperlink>
+        </w:p>
+        <w:p>
+          <w:pPr>
+            <w:pStyle w:val="TOC2"/>
+            <w:tabs>
+              <w:tab w:val="clear" w:pos="9077"/>
+              <w:tab w:val="right" w:pos="9359" w:leader="dot"/>
+            </w:tabs>
+            <w:rPr/>
+          </w:pPr>
+          <w:hyperlink w:anchor="__RefHeading___Toc1988_948722858">
+            <w:r>
+              <w:rPr>
+                <w:webHidden/>
+                <w:rStyle w:val="IndexLink"/>
+              </w:rPr>
+              <w:t>13.7 Сценарий А7. Переход на вход через домен</w:t>
+              <w:tab/>
+              <w:t>28</w:t>
+            </w:r>
+          </w:hyperlink>
+        </w:p>
+        <w:p>
+          <w:pPr>
+            <w:pStyle w:val="TOC2"/>
+            <w:tabs>
+              <w:tab w:val="clear" w:pos="9077"/>
+              <w:tab w:val="right" w:pos="9359" w:leader="dot"/>
+            </w:tabs>
+            <w:rPr/>
+          </w:pPr>
+          <w:hyperlink w:anchor="__RefHeading___Toc1990_948722858">
+            <w:r>
+              <w:rPr>
+                <w:webHidden/>
+                <w:rStyle w:val="IndexLink"/>
+              </w:rPr>
+              <w:t>13.8 Сценарий А8. Кто удалил строку в плане?</w:t>
+              <w:tab/>
+              <w:t>29</w:t>
+            </w:r>
+          </w:hyperlink>
+        </w:p>
+        <w:p>
+          <w:pPr>
+            <w:pStyle w:val="TOC2"/>
+            <w:tabs>
+              <w:tab w:val="clear" w:pos="9077"/>
+              <w:tab w:val="right" w:pos="9359" w:leader="dot"/>
+            </w:tabs>
+            <w:rPr/>
+          </w:pPr>
+          <w:hyperlink w:anchor="__RefHeading___Toc1992_948722858">
+            <w:r>
+              <w:rPr>
+                <w:webHidden/>
+                <w:rStyle w:val="IndexLink"/>
+              </w:rPr>
+              <w:t>13.9 Сценарий А9. Структура компании из «По Делу»</w:t>
+              <w:tab/>
+              <w:t>29</w:t>
+            </w:r>
+          </w:hyperlink>
+        </w:p>
+        <w:p>
+          <w:pPr>
+            <w:pStyle w:val="TOC2"/>
+            <w:tabs>
+              <w:tab w:val="clear" w:pos="9077"/>
+              <w:tab w:val="right" w:pos="9359" w:leader="dot"/>
+            </w:tabs>
+            <w:rPr/>
+          </w:pPr>
+          <w:hyperlink w:anchor="__RefHeading___Toc1994_948722858">
+            <w:r>
+              <w:rPr>
+                <w:webHidden/>
+                <w:rStyle w:val="IndexLink"/>
+              </w:rPr>
+              <w:t>13.10 Сценарий А10. Отдел продаж должен видеть все проекты направления «Коммерция»</w:t>
+              <w:tab/>
+              <w:t>29</w:t>
+            </w:r>
+          </w:hyperlink>
+        </w:p>
+        <w:p>
+          <w:pPr>
+            <w:pStyle w:val="TOC2"/>
+            <w:tabs>
+              <w:tab w:val="clear" w:pos="9077"/>
+              <w:tab w:val="right" w:pos="9359" w:leader="dot"/>
+            </w:tabs>
+            <w:rPr/>
+          </w:pPr>
+          <w:hyperlink w:anchor="__RefHeading___Toc1996_948722858">
+            <w:r>
+              <w:rPr>
+                <w:webHidden/>
+                <w:rStyle w:val="IndexLink"/>
+              </w:rPr>
+              <w:t>13.11 Сценарий А11. Подключение Jira</w:t>
+              <w:tab/>
+              <w:t>29</w:t>
             </w:r>
           </w:hyperlink>
         </w:p>
@@ -723,246 +975,15 @@
             </w:tabs>
             <w:rPr/>
           </w:pPr>
-          <w:hyperlink w:anchor="__RefHeading___Toc1562_3190699405">
+          <w:hyperlink w:anchor="__RefHeading___Toc1998_948722858">
             <w:r>
               <w:rPr>
                 <w:webHidden/>
                 <w:rStyle w:val="IndexLink"/>
               </w:rPr>
-              <w:t>14 Сценарии администратора</w:t>
+              <w:t>14 Рекомендации по безопасности</w:t>
               <w:tab/>
-              <w:t>25</w:t>
-            </w:r>
-          </w:hyperlink>
-        </w:p>
-        <w:p>
-          <w:pPr>
-            <w:pStyle w:val="TOC2"/>
-            <w:tabs>
-              <w:tab w:val="clear" w:pos="9077"/>
-              <w:tab w:val="right" w:pos="9359" w:leader="dot"/>
-            </w:tabs>
-            <w:rPr/>
-          </w:pPr>
-          <w:hyperlink w:anchor="__RefHeading___Toc1564_3190699405">
-            <w:r>
-              <w:rPr>
-                <w:webHidden/>
-                <w:rStyle w:val="IndexLink"/>
-              </w:rPr>
-              <w:t>14.1 Сценарий А1. Новый сотрудник проектного офиса</w:t>
-              <w:tab/>
-              <w:t>25</w:t>
-            </w:r>
-          </w:hyperlink>
-        </w:p>
-        <w:p>
-          <w:pPr>
-            <w:pStyle w:val="TOC2"/>
-            <w:tabs>
-              <w:tab w:val="clear" w:pos="9077"/>
-              <w:tab w:val="right" w:pos="9359" w:leader="dot"/>
-            </w:tabs>
-            <w:rPr/>
-          </w:pPr>
-          <w:hyperlink w:anchor="__RefHeading___Toc1566_3190699405">
-            <w:r>
-              <w:rPr>
-                <w:webHidden/>
-                <w:rStyle w:val="IndexLink"/>
-              </w:rPr>
-              <w:t>14.2 Сценарий А2. Увольнение</w:t>
-              <w:tab/>
-              <w:t>25</w:t>
-            </w:r>
-          </w:hyperlink>
-        </w:p>
-        <w:p>
-          <w:pPr>
-            <w:pStyle w:val="TOC2"/>
-            <w:tabs>
-              <w:tab w:val="clear" w:pos="9077"/>
-              <w:tab w:val="right" w:pos="9359" w:leader="dot"/>
-            </w:tabs>
-            <w:rPr/>
-          </w:pPr>
-          <w:hyperlink w:anchor="__RefHeading___Toc1568_3190699405">
-            <w:r>
-              <w:rPr>
-                <w:webHidden/>
-                <w:rStyle w:val="IndexLink"/>
-              </w:rPr>
-              <w:t>14.3 Сценарий А3. Наблюдатель должен править план</w:t>
-              <w:tab/>
-              <w:t>25</w:t>
-            </w:r>
-          </w:hyperlink>
-        </w:p>
-        <w:p>
-          <w:pPr>
-            <w:pStyle w:val="TOC2"/>
-            <w:tabs>
-              <w:tab w:val="clear" w:pos="9077"/>
-              <w:tab w:val="right" w:pos="9359" w:leader="dot"/>
-            </w:tabs>
-            <w:rPr/>
-          </w:pPr>
-          <w:hyperlink w:anchor="__RefHeading___Toc1570_3190699405">
-            <w:r>
-              <w:rPr>
-                <w:webHidden/>
-                <w:rStyle w:val="IndexLink"/>
-              </w:rPr>
-              <w:t>14.4 Сценарий А4. Руководителю нужен обзор всех проектов направления</w:t>
-              <w:tab/>
-              <w:t>25</w:t>
-            </w:r>
-          </w:hyperlink>
-        </w:p>
-        <w:p>
-          <w:pPr>
-            <w:pStyle w:val="TOC2"/>
-            <w:tabs>
-              <w:tab w:val="clear" w:pos="9077"/>
-              <w:tab w:val="right" w:pos="9359" w:leader="dot"/>
-            </w:tabs>
-            <w:rPr/>
-          </w:pPr>
-          <w:hyperlink w:anchor="__RefHeading___Toc1572_3190699405">
-            <w:r>
-              <w:rPr>
-                <w:webHidden/>
-                <w:rStyle w:val="IndexLink"/>
-              </w:rPr>
-              <w:t>14.5 Сценарий А5. Удалённый план нужно вернуть</w:t>
-              <w:tab/>
-              <w:t>25</w:t>
-            </w:r>
-          </w:hyperlink>
-        </w:p>
-        <w:p>
-          <w:pPr>
-            <w:pStyle w:val="TOC2"/>
-            <w:tabs>
-              <w:tab w:val="clear" w:pos="9077"/>
-              <w:tab w:val="right" w:pos="9359" w:leader="dot"/>
-            </w:tabs>
-            <w:rPr/>
-          </w:pPr>
-          <w:hyperlink w:anchor="__RefHeading___Toc1574_3190699405">
-            <w:r>
-              <w:rPr>
-                <w:webHidden/>
-                <w:rStyle w:val="IndexLink"/>
-              </w:rPr>
-              <w:t>14.6 Сценарий А6. Сотрудник забыл пароль</w:t>
-              <w:tab/>
-              <w:t>25</w:t>
-            </w:r>
-          </w:hyperlink>
-        </w:p>
-        <w:p>
-          <w:pPr>
-            <w:pStyle w:val="TOC2"/>
-            <w:tabs>
-              <w:tab w:val="clear" w:pos="9077"/>
-              <w:tab w:val="right" w:pos="9359" w:leader="dot"/>
-            </w:tabs>
-            <w:rPr/>
-          </w:pPr>
-          <w:hyperlink w:anchor="__RefHeading___Toc1576_3190699405">
-            <w:r>
-              <w:rPr>
-                <w:webHidden/>
-                <w:rStyle w:val="IndexLink"/>
-              </w:rPr>
-              <w:t>14.7 Сценарий А7. Переход на вход через домен</w:t>
-              <w:tab/>
-              <w:t>25</w:t>
-            </w:r>
-          </w:hyperlink>
-        </w:p>
-        <w:p>
-          <w:pPr>
-            <w:pStyle w:val="TOC2"/>
-            <w:tabs>
-              <w:tab w:val="clear" w:pos="9077"/>
-              <w:tab w:val="right" w:pos="9359" w:leader="dot"/>
-            </w:tabs>
-            <w:rPr/>
-          </w:pPr>
-          <w:hyperlink w:anchor="__RefHeading___Toc1578_3190699405">
-            <w:r>
-              <w:rPr>
-                <w:webHidden/>
-                <w:rStyle w:val="IndexLink"/>
-              </w:rPr>
-              <w:t>14.8 Сценарий А8. Кто удалил строку в плане?</w:t>
-              <w:tab/>
-              <w:t>26</w:t>
-            </w:r>
-          </w:hyperlink>
-        </w:p>
-        <w:p>
-          <w:pPr>
-            <w:pStyle w:val="TOC2"/>
-            <w:tabs>
-              <w:tab w:val="clear" w:pos="9077"/>
-              <w:tab w:val="right" w:pos="9359" w:leader="dot"/>
-            </w:tabs>
-            <w:rPr/>
-          </w:pPr>
-          <w:hyperlink w:anchor="__RefHeading___Toc1580_3190699405">
-            <w:r>
-              <w:rPr>
-                <w:webHidden/>
-                <w:rStyle w:val="IndexLink"/>
-              </w:rPr>
-              <w:t>14.9 Сценарий А9. Структура компании из «По Делу»</w:t>
-              <w:tab/>
-              <w:t>26</w:t>
-            </w:r>
-          </w:hyperlink>
-        </w:p>
-        <w:p>
-          <w:pPr>
-            <w:pStyle w:val="TOC2"/>
-            <w:tabs>
-              <w:tab w:val="clear" w:pos="9077"/>
-              <w:tab w:val="right" w:pos="9359" w:leader="dot"/>
-            </w:tabs>
-            <w:rPr/>
-          </w:pPr>
-          <w:hyperlink w:anchor="__RefHeading___Toc1582_3190699405">
-            <w:r>
-              <w:rPr>
-                <w:webHidden/>
-                <w:rStyle w:val="IndexLink"/>
-              </w:rPr>
-              <w:t>14.10 Сценарий А10. Отдел продаж должен видеть все проекты направления «Коммерция»</w:t>
-              <w:tab/>
-              <w:t>26</w:t>
-            </w:r>
-          </w:hyperlink>
-        </w:p>
-        <w:p>
-          <w:pPr>
-            <w:pStyle w:val="TOC2"/>
-            <w:tabs>
-              <w:tab w:val="clear" w:pos="9077"/>
-              <w:tab w:val="right" w:pos="9359" w:leader="dot"/>
-            </w:tabs>
-            <w:rPr/>
-          </w:pPr>
-          <w:hyperlink w:anchor="__RefHeading___Toc1584_3190699405">
-            <w:r>
-              <w:rPr>
-                <w:webHidden/>
-                <w:rStyle w:val="IndexLink"/>
-              </w:rPr>
-              <w:t>14.11 Сценарий А11. Подключение Jira</w:t>
-              <w:tab/>
-              <w:t>26</w:t>
+              <w:t>31</w:t>
             </w:r>
           </w:hyperlink>
         </w:p>
@@ -975,36 +996,15 @@
             </w:tabs>
             <w:rPr/>
           </w:pPr>
-          <w:hyperlink w:anchor="__RefHeading___Toc1586_3190699405">
+          <w:hyperlink w:anchor="__RefHeading___Toc2000_948722858">
             <w:r>
               <w:rPr>
                 <w:webHidden/>
                 <w:rStyle w:val="IndexLink"/>
               </w:rPr>
-              <w:t>15 Рекомендации по безопасности</w:t>
+              <w:t>15 Частые вопросы</w:t>
               <w:tab/>
-              <w:t>28</w:t>
-            </w:r>
-          </w:hyperlink>
-        </w:p>
-        <w:p>
-          <w:pPr>
-            <w:pStyle w:val="TOC1"/>
-            <w:tabs>
-              <w:tab w:val="clear" w:pos="9360"/>
-              <w:tab w:val="right" w:pos="9359" w:leader="dot"/>
-            </w:tabs>
-            <w:rPr/>
-          </w:pPr>
-          <w:hyperlink w:anchor="__RefHeading___Toc1588_3190699405">
-            <w:r>
-              <w:rPr>
-                <w:webHidden/>
-                <w:rStyle w:val="IndexLink"/>
-              </w:rPr>
-              <w:t>16 Частые вопросы</w:t>
-              <w:tab/>
-              <w:t>29</w:t>
+              <w:t>32</w:t>
             </w:r>
           </w:hyperlink>
           <w:r>
@@ -1021,7 +1021,7 @@
         <w:pStyle w:val="Heading1"/>
         <w:rPr/>
       </w:pPr>
-      <w:bookmarkStart w:id="0" w:name="__RefHeading___Toc1502_3190699405"/>
+      <w:bookmarkStart w:id="0" w:name="__RefHeading___Toc1914_948722858"/>
       <w:bookmarkStart w:id="1" w:name="о-документе"/>
       <w:bookmarkEnd w:id="0"/>
       <w:r>
@@ -1043,7 +1043,7 @@
       </w:pPr>
       <w:r>
         <w:rPr/>
-        <w:t>Руководство описывает администрирование «Пульса Проекта» версии 0.4.0: роли и доступы, сотрудников, направления, реестр изменений, корзину, вход через домен (LDAP / Active Directory) и производственный календарь. Работа с проектами и планами — в «Руководстве пользователя», установка, обновление и резервное копирование — в «Руководстве по развёртыванию».</w:t>
+        <w:t>Руководство описывает администрирование «Пульса Проекта» версии 0.5.0: роли и доступы, сотрудников, направления, реестр изменений, корзину, вход через домен (LDAP / Active Directory) и производственный календарь. Работа с проектами и планами — в «Руководстве пользователя», установка, обновление и резервное копирование — в «Руководстве по развёртыванию».</w:t>
       </w:r>
     </w:p>
     <w:p>
@@ -1063,7 +1063,7 @@
         <w:pStyle w:val="Heading1"/>
         <w:rPr/>
       </w:pPr>
-      <w:bookmarkStart w:id="3" w:name="__RefHeading___Toc1504_3190699405"/>
+      <w:bookmarkStart w:id="3" w:name="__RefHeading___Toc1916_948722858"/>
       <w:bookmarkStart w:id="4" w:name="роли-и-права"/>
       <w:bookmarkEnd w:id="3"/>
       <w:r>
@@ -1083,7 +1083,7 @@
         <w:pStyle w:val="Heading2"/>
         <w:rPr/>
       </w:pPr>
-      <w:bookmarkStart w:id="5" w:name="__RefHeading___Toc1506_3190699405"/>
+      <w:bookmarkStart w:id="5" w:name="__RefHeading___Toc1918_948722858"/>
       <w:bookmarkEnd w:id="5"/>
       <w:r>
         <w:rPr>
@@ -1497,7 +1497,7 @@
         <w:pStyle w:val="Heading2"/>
         <w:rPr/>
       </w:pPr>
-      <w:bookmarkStart w:id="7" w:name="__RefHeading___Toc1508_3190699405"/>
+      <w:bookmarkStart w:id="7" w:name="__RefHeading___Toc1920_948722858"/>
       <w:bookmarkEnd w:id="7"/>
       <w:r>
         <w:rPr>
@@ -1830,7 +1830,7 @@
         <w:pStyle w:val="Heading2"/>
         <w:rPr/>
       </w:pPr>
-      <w:bookmarkStart w:id="8" w:name="__RefHeading___Toc1510_3190699405"/>
+      <w:bookmarkStart w:id="8" w:name="__RefHeading___Toc1922_948722858"/>
       <w:bookmarkStart w:id="9" w:name="как-считается-доступ"/>
       <w:bookmarkEnd w:id="8"/>
       <w:r>
@@ -1850,7 +1850,7 @@
         <w:pStyle w:val="Normal"/>
         <w:numPr>
           <w:ilvl w:val="0"/>
-          <w:numId w:val="23"/>
+          <w:numId w:val="24"/>
         </w:numPr>
         <w:rPr/>
       </w:pPr>
@@ -1946,7 +1946,7 @@
         <w:pStyle w:val="Heading2"/>
         <w:rPr/>
       </w:pPr>
-      <w:bookmarkStart w:id="11" w:name="__RefHeading___Toc1512_3190699405"/>
+      <w:bookmarkStart w:id="11" w:name="__RefHeading___Toc1924_948722858"/>
       <w:bookmarkStart w:id="12" w:name="защита-от-ошибок"/>
       <w:bookmarkEnd w:id="11"/>
       <w:r>
@@ -2026,7 +2026,7 @@
         <w:pStyle w:val="Heading1"/>
         <w:rPr/>
       </w:pPr>
-      <w:bookmarkStart w:id="15" w:name="__RefHeading___Toc1514_3190699405"/>
+      <w:bookmarkStart w:id="15" w:name="__RefHeading___Toc1926_948722858"/>
       <w:bookmarkStart w:id="16" w:name="первичная-настройка"/>
       <w:bookmarkEnd w:id="15"/>
       <w:r>
@@ -2046,7 +2046,7 @@
         <w:pStyle w:val="Heading2"/>
         <w:rPr/>
       </w:pPr>
-      <w:bookmarkStart w:id="17" w:name="__RefHeading___Toc1516_3190699405"/>
+      <w:bookmarkStart w:id="17" w:name="__RefHeading___Toc1928_948722858"/>
       <w:bookmarkStart w:id="18" w:name="после-перехода-с-1.0.1"/>
       <w:bookmarkEnd w:id="17"/>
       <w:r>
@@ -2069,27 +2069,6 @@
       <w:r>
         <w:rPr/>
         <w:t>Сотрудники, их роли, пароли, фото, направления, проекты и доступы перенесены. Проверьте:</w:t>
-      </w:r>
-    </w:p>
-    <w:p>
-      <w:pPr>
-        <w:pStyle w:val="Compact"/>
-        <w:numPr>
-          <w:ilvl w:val="0"/>
-          <w:numId w:val="24"/>
-        </w:numPr>
-        <w:rPr/>
-      </w:pPr>
-      <w:r>
-        <w:rPr>
-          <w:b/>
-          <w:bCs/>
-        </w:rPr>
-        <w:t>Сотрудники</w:t>
-      </w:r>
-      <w:r>
-        <w:rPr/>
-        <w:t xml:space="preserve"> — администраторы на месте, отключённые отключены.</w:t>
       </w:r>
     </w:p>
     <w:p>
@@ -2106,11 +2085,11 @@
           <w:b/>
           <w:bCs/>
         </w:rPr>
-        <w:t>Доступы → Кто что видит</w:t>
-      </w:r>
-      <w:r>
-        <w:rPr/>
-        <w:t xml:space="preserve"> — доступы как прежде. В 1.0.1 роль «Наблюдатель» не ограничивала правку; теперь наблюдатели только смотрят. Если наблюдатель должен править — смените ему роль на «Редактор».</w:t>
+        <w:t>Сотрудники</w:t>
+      </w:r>
+      <w:r>
+        <w:rPr/>
+        <w:t xml:space="preserve"> — администраторы на месте, отключённые отключены.</w:t>
       </w:r>
     </w:p>
     <w:p>
@@ -2127,22 +2106,11 @@
           <w:b/>
           <w:bCs/>
         </w:rPr>
-        <w:t>Настройки → Вход через домен</w:t>
-      </w:r>
-      <w:r>
-        <w:rPr/>
-        <w:t xml:space="preserve"> — режим и параметры перенесены; нажмите </w:t>
-      </w:r>
-      <w:r>
-        <w:rPr>
-          <w:b/>
-          <w:bCs/>
-        </w:rPr>
-        <w:t>Проверить подключение</w:t>
-      </w:r>
-      <w:r>
-        <w:rPr/>
-        <w:t>.</w:t>
+        <w:t>Доступы → Кто что видит</w:t>
+      </w:r>
+      <w:r>
+        <w:rPr/>
+        <w:t xml:space="preserve"> — доступы как прежде. В 1.0.1 роль «Наблюдатель» не ограничивала правку; теперь наблюдатели только смотрят. Если наблюдатель должен править — смените ему роль на «Редактор».</w:t>
       </w:r>
     </w:p>
     <w:p>
@@ -2159,62 +2127,22 @@
           <w:b/>
           <w:bCs/>
         </w:rPr>
-        <w:t>Настройки → Производственный календарь</w:t>
-      </w:r>
-      <w:r>
-        <w:rPr/>
-        <w:t xml:space="preserve"> — 2025–2027 годы заполнены официальными днями.</w:t>
-      </w:r>
-      <w:bookmarkEnd w:id="18"/>
-    </w:p>
-    <w:p>
-      <w:pPr>
-        <w:pStyle w:val="Heading2"/>
-        <w:rPr/>
-      </w:pPr>
-      <w:bookmarkStart w:id="19" w:name="__RefHeading___Toc1518_3190699405"/>
-      <w:bookmarkStart w:id="20" w:name="новая-установка"/>
-      <w:bookmarkEnd w:id="19"/>
-      <w:r>
-        <w:rPr>
-          <w:rStyle w:val="SectionNumber"/>
-        </w:rPr>
-        <w:t>3.2</w:t>
-      </w:r>
-      <w:r>
-        <w:rPr/>
-        <w:tab/>
-        <w:t>Новая установка</w:t>
-      </w:r>
-    </w:p>
-    <w:p>
-      <w:pPr>
-        <w:pStyle w:val="FirstParagraph"/>
-        <w:rPr/>
-      </w:pPr>
-      <w:r>
-        <w:rPr/>
-        <w:t xml:space="preserve">Первый администратор (логин </w:t>
-      </w:r>
-      <w:r>
-        <w:rPr>
-          <w:rStyle w:val="VerbatimChar"/>
-        </w:rPr>
-        <w:t>admin</w:t>
-      </w:r>
-      <w:r>
-        <w:rPr/>
-        <w:t xml:space="preserve">) создаётся из переменной </w:t>
-      </w:r>
-      <w:r>
-        <w:rPr>
-          <w:rStyle w:val="VerbatimChar"/>
-        </w:rPr>
-        <w:t>BOOTSTRAP_ADMIN_PASSWORD</w:t>
-      </w:r>
-      <w:r>
-        <w:rPr/>
-        <w:t xml:space="preserve"> при первом запуске (руководство по развёртыванию). Войдите, смените пароль в профиле, затем:</w:t>
+        <w:t>Интеграции → Вход через домен</w:t>
+      </w:r>
+      <w:r>
+        <w:rPr/>
+        <w:t xml:space="preserve"> — режим и параметры перенесены; нажмите </w:t>
+      </w:r>
+      <w:r>
+        <w:rPr>
+          <w:b/>
+          <w:bCs/>
+        </w:rPr>
+        <w:t>Проверить подключение</w:t>
+      </w:r>
+      <w:r>
+        <w:rPr/>
+        <w:t>.</w:t>
       </w:r>
     </w:p>
     <w:p>
@@ -2231,11 +2159,62 @@
           <w:b/>
           <w:bCs/>
         </w:rPr>
-        <w:t>Направления</w:t>
-      </w:r>
-      <w:r>
-        <w:rPr/>
-        <w:t xml:space="preserve"> — создайте направления.</w:t>
+        <w:t>Администрирование → Календарь</w:t>
+      </w:r>
+      <w:r>
+        <w:rPr/>
+        <w:t xml:space="preserve"> (производственный календарь) — 2025–2027 годы заполнены официальными днями.</w:t>
+      </w:r>
+      <w:bookmarkEnd w:id="18"/>
+    </w:p>
+    <w:p>
+      <w:pPr>
+        <w:pStyle w:val="Heading2"/>
+        <w:rPr/>
+      </w:pPr>
+      <w:bookmarkStart w:id="19" w:name="__RefHeading___Toc1930_948722858"/>
+      <w:bookmarkStart w:id="20" w:name="новая-установка"/>
+      <w:bookmarkEnd w:id="19"/>
+      <w:r>
+        <w:rPr>
+          <w:rStyle w:val="SectionNumber"/>
+        </w:rPr>
+        <w:t>3.2</w:t>
+      </w:r>
+      <w:r>
+        <w:rPr/>
+        <w:tab/>
+        <w:t>Новая установка</w:t>
+      </w:r>
+    </w:p>
+    <w:p>
+      <w:pPr>
+        <w:pStyle w:val="FirstParagraph"/>
+        <w:rPr/>
+      </w:pPr>
+      <w:r>
+        <w:rPr/>
+        <w:t xml:space="preserve">Первый администратор (логин </w:t>
+      </w:r>
+      <w:r>
+        <w:rPr>
+          <w:rStyle w:val="VerbatimChar"/>
+        </w:rPr>
+        <w:t>admin</w:t>
+      </w:r>
+      <w:r>
+        <w:rPr/>
+        <w:t xml:space="preserve">) создаётся из переменной </w:t>
+      </w:r>
+      <w:r>
+        <w:rPr>
+          <w:rStyle w:val="VerbatimChar"/>
+        </w:rPr>
+        <w:t>BOOTSTRAP_ADMIN_PASSWORD</w:t>
+      </w:r>
+      <w:r>
+        <w:rPr/>
+        <w:t xml:space="preserve"> при первом запуске (руководство по развёртыванию). Войдите, смените пароль в профиле, затем:</w:t>
       </w:r>
     </w:p>
     <w:p>
@@ -2252,11 +2231,11 @@
           <w:b/>
           <w:bCs/>
         </w:rPr>
-        <w:t>Сотрудники</w:t>
-      </w:r>
-      <w:r>
-        <w:rPr/>
-        <w:t xml:space="preserve"> — заведите сотрудников или настройте вход через домен.</w:t>
+        <w:t>Направления</w:t>
+      </w:r>
+      <w:r>
+        <w:rPr/>
+        <w:t xml:space="preserve"> — создайте направления.</w:t>
       </w:r>
     </w:p>
     <w:p>
@@ -2273,6 +2252,27 @@
           <w:b/>
           <w:bCs/>
         </w:rPr>
+        <w:t>Сотрудники</w:t>
+      </w:r>
+      <w:r>
+        <w:rPr/>
+        <w:t xml:space="preserve"> — заведите сотрудников или настройте вход через домен.</w:t>
+      </w:r>
+    </w:p>
+    <w:p>
+      <w:pPr>
+        <w:pStyle w:val="Compact"/>
+        <w:numPr>
+          <w:ilvl w:val="0"/>
+          <w:numId w:val="31"/>
+        </w:numPr>
+        <w:rPr/>
+      </w:pPr>
+      <w:r>
+        <w:rPr>
+          <w:b/>
+          <w:bCs/>
+        </w:rPr>
         <w:t>Доступы</w:t>
       </w:r>
       <w:r>
@@ -2287,7 +2287,7 @@
         <w:pStyle w:val="Heading1"/>
         <w:rPr/>
       </w:pPr>
-      <w:bookmarkStart w:id="21" w:name="__RefHeading___Toc1520_3190699405"/>
+      <w:bookmarkStart w:id="21" w:name="__RefHeading___Toc1932_948722858"/>
       <w:bookmarkStart w:id="22" w:name="сотрудники"/>
       <w:bookmarkEnd w:id="21"/>
       <w:r>
@@ -2307,7 +2307,7 @@
         <w:pStyle w:val="Heading2"/>
         <w:rPr/>
       </w:pPr>
-      <w:bookmarkStart w:id="23" w:name="__RefHeading___Toc1522_3190699405"/>
+      <w:bookmarkStart w:id="23" w:name="__RefHeading___Toc1934_948722858"/>
       <w:bookmarkStart w:id="24" w:name="список"/>
       <w:bookmarkEnd w:id="23"/>
       <w:r>
@@ -2415,7 +2415,7 @@
         <w:pStyle w:val="Heading2"/>
         <w:rPr/>
       </w:pPr>
-      <w:bookmarkStart w:id="25" w:name="__RefHeading___Toc1524_3190699405"/>
+      <w:bookmarkStart w:id="25" w:name="__RefHeading___Toc1936_948722858"/>
       <w:bookmarkStart w:id="26" w:name="добавление-и-изменение"/>
       <w:bookmarkEnd w:id="25"/>
       <w:r>
@@ -2548,7 +2548,7 @@
         <w:pStyle w:val="Heading2"/>
         <w:rPr/>
       </w:pPr>
-      <w:bookmarkStart w:id="27" w:name="__RefHeading___Toc1526_3190699405"/>
+      <w:bookmarkStart w:id="27" w:name="__RefHeading___Toc1938_948722858"/>
       <w:bookmarkStart w:id="28" w:name="отключение-и-удаление"/>
       <w:bookmarkEnd w:id="27"/>
       <w:r>
@@ -2561,27 +2561,6 @@
         <w:rPr/>
         <w:tab/>
         <w:t>Отключение и удаление</w:t>
-      </w:r>
-    </w:p>
-    <w:p>
-      <w:pPr>
-        <w:pStyle w:val="Compact"/>
-        <w:numPr>
-          <w:ilvl w:val="0"/>
-          <w:numId w:val="31"/>
-        </w:numPr>
-        <w:rPr/>
-      </w:pPr>
-      <w:r>
-        <w:rPr>
-          <w:b/>
-          <w:bCs/>
-        </w:rPr>
-        <w:t>Отключение</w:t>
-      </w:r>
-      <w:r>
-        <w:rPr/>
-        <w:t xml:space="preserve"> (переключатель «Активен») — сотрудник сразу выходит со всех устройств и не может войти. Данные, доступы и история сохраняются; включить можно в любой момент. Это обычный способ для увольнения.</w:t>
       </w:r>
     </w:p>
     <w:p>
@@ -2598,6 +2577,27 @@
           <w:b/>
           <w:bCs/>
         </w:rPr>
+        <w:t>Отключение</w:t>
+      </w:r>
+      <w:r>
+        <w:rPr/>
+        <w:t xml:space="preserve"> (переключатель «Активен») — сотрудник сразу выходит со всех устройств и не может войти. Данные, доступы и история сохраняются; включить можно в любой момент. Это обычный способ для увольнения.</w:t>
+      </w:r>
+    </w:p>
+    <w:p>
+      <w:pPr>
+        <w:pStyle w:val="Compact"/>
+        <w:numPr>
+          <w:ilvl w:val="0"/>
+          <w:numId w:val="33"/>
+        </w:numPr>
+        <w:rPr/>
+      </w:pPr>
+      <w:r>
+        <w:rPr>
+          <w:b/>
+          <w:bCs/>
+        </w:rPr>
         <w:t>Удаление</w:t>
       </w:r>
       <w:r>
@@ -2612,7 +2612,7 @@
         <w:pStyle w:val="Heading1"/>
         <w:rPr/>
       </w:pPr>
-      <w:bookmarkStart w:id="29" w:name="__RefHeading___Toc1528_3190699405"/>
+      <w:bookmarkStart w:id="29" w:name="__RefHeading___Toc1940_948722858"/>
       <w:bookmarkStart w:id="30" w:name="структура-компании"/>
       <w:bookmarkEnd w:id="29"/>
       <w:r>
@@ -2709,7 +2709,7 @@
         <w:pStyle w:val="Heading2"/>
         <w:rPr/>
       </w:pPr>
-      <w:bookmarkStart w:id="31" w:name="__RefHeading___Toc1530_3190699405"/>
+      <w:bookmarkStart w:id="31" w:name="__RefHeading___Toc1942_948722858"/>
       <w:bookmarkStart w:id="32" w:name="подразделения"/>
       <w:bookmarkEnd w:id="31"/>
       <w:r>
@@ -2722,27 +2722,6 @@
         <w:rPr/>
         <w:tab/>
         <w:t>Подразделения</w:t>
-      </w:r>
-    </w:p>
-    <w:p>
-      <w:pPr>
-        <w:pStyle w:val="Compact"/>
-        <w:numPr>
-          <w:ilvl w:val="0"/>
-          <w:numId w:val="33"/>
-        </w:numPr>
-        <w:rPr/>
-      </w:pPr>
-      <w:r>
-        <w:rPr>
-          <w:b/>
-          <w:bCs/>
-        </w:rPr>
-        <w:t>Добавить</w:t>
-      </w:r>
-      <w:r>
-        <w:rPr/>
-        <w:t xml:space="preserve"> — название, куда входит (верхний уровень или подразделение) и тип: компания, дирекция, направление, служба, отдел, сектор, группа, позиция. Названия не повторяются среди соседних подразделений.</w:t>
       </w:r>
     </w:p>
     <w:p>
@@ -2755,52 +2734,15 @@
         <w:rPr/>
       </w:pPr>
       <w:r>
-        <w:rPr/>
-        <w:t xml:space="preserve">Кнопки в строке: </w:t>
-      </w:r>
-      <w:r>
-        <w:rPr>
-          <w:b/>
-          <w:bCs/>
-        </w:rPr>
-        <w:t>+</w:t>
-      </w:r>
-      <w:r>
-        <w:rPr/>
-        <w:t xml:space="preserve"> — вложенное подразделение, </w:t>
-      </w:r>
-      <w:r>
-        <w:rPr>
-          <w:b/>
-          <w:bCs/>
-        </w:rPr>
-        <w:t>Руководители</w:t>
-      </w:r>
-      <w:r>
-        <w:rPr/>
-        <w:t xml:space="preserve">, </w:t>
-      </w:r>
-      <w:r>
-        <w:rPr>
-          <w:b/>
-          <w:bCs/>
-        </w:rPr>
-        <w:t>Изменить</w:t>
-      </w:r>
-      <w:r>
-        <w:rPr/>
-        <w:t xml:space="preserve"> (название, куда входит, тип, порядок среди соседних), </w:t>
-      </w:r>
-      <w:r>
-        <w:rPr>
-          <w:b/>
-          <w:bCs/>
-        </w:rPr>
-        <w:t>Удалить</w:t>
-      </w:r>
-      <w:r>
-        <w:rPr/>
-        <w:t xml:space="preserve"> (только без вложенных; сотрудники остаются без подразделения).</w:t>
+        <w:rPr>
+          <w:b/>
+          <w:bCs/>
+        </w:rPr>
+        <w:t>Добавить</w:t>
+      </w:r>
+      <w:r>
+        <w:rPr/>
+        <w:t xml:space="preserve"> — название, куда входит (верхний уровень или подразделение) и тип: компания, дирекция, направление, служба, отдел, сектор, группа, позиция. Названия не повторяются среди соседних подразделений.</w:t>
       </w:r>
     </w:p>
     <w:p>
@@ -2814,7 +2756,51 @@
       </w:pPr>
       <w:r>
         <w:rPr/>
-        <w:t>Число сотрудников ведёт в список сотрудников подразделения; «в ветке» — вместе с вложенными.</w:t>
+        <w:t xml:space="preserve">Кнопки в строке: </w:t>
+      </w:r>
+      <w:r>
+        <w:rPr>
+          <w:b/>
+          <w:bCs/>
+        </w:rPr>
+        <w:t>+</w:t>
+      </w:r>
+      <w:r>
+        <w:rPr/>
+        <w:t xml:space="preserve"> — вложенное подразделение, </w:t>
+      </w:r>
+      <w:r>
+        <w:rPr>
+          <w:b/>
+          <w:bCs/>
+        </w:rPr>
+        <w:t>Руководители</w:t>
+      </w:r>
+      <w:r>
+        <w:rPr/>
+        <w:t xml:space="preserve">, </w:t>
+      </w:r>
+      <w:r>
+        <w:rPr>
+          <w:b/>
+          <w:bCs/>
+        </w:rPr>
+        <w:t>Изменить</w:t>
+      </w:r>
+      <w:r>
+        <w:rPr/>
+        <w:t xml:space="preserve"> (название, куда входит, тип, порядок среди соседних), </w:t>
+      </w:r>
+      <w:r>
+        <w:rPr>
+          <w:b/>
+          <w:bCs/>
+        </w:rPr>
+        <w:t>Удалить</w:t>
+      </w:r>
+      <w:r>
+        <w:rPr/>
+        <w:t xml:space="preserve"> (только без вложенных; сотрудники остаются без подразделения).</w:t>
       </w:r>
     </w:p>
     <w:p>
@@ -2827,57 +2813,8 @@
         <w:rPr/>
       </w:pPr>
       <w:r>
-        <w:rPr>
-          <w:b/>
-          <w:bCs/>
-        </w:rPr>
-        <w:t>Типы и уровни</w:t>
-      </w:r>
-      <w:r>
-        <w:rPr/>
-        <w:t xml:space="preserve"> — подписи и цвета типов, свои типы, наибольшая глубина структуры (по умолчанию 15). Тип, который уже используется, убрать нельзя.</w:t>
-      </w:r>
-      <w:bookmarkEnd w:id="32"/>
-    </w:p>
-    <w:p>
-      <w:pPr>
-        <w:pStyle w:val="Heading2"/>
-        <w:rPr/>
-      </w:pPr>
-      <w:bookmarkStart w:id="33" w:name="__RefHeading___Toc1532_3190699405"/>
-      <w:bookmarkStart w:id="34" w:name="руководители-и-подчинение"/>
-      <w:bookmarkEnd w:id="33"/>
-      <w:r>
-        <w:rPr>
-          <w:rStyle w:val="SectionNumber"/>
-        </w:rPr>
-        <w:t>5.2</w:t>
-      </w:r>
-      <w:r>
-        <w:rPr/>
-        <w:tab/>
-        <w:t>Руководители и подчинение</w:t>
-      </w:r>
-    </w:p>
-    <w:p>
-      <w:pPr>
-        <w:pStyle w:val="FirstParagraph"/>
-        <w:rPr/>
-      </w:pPr>
-      <w:r>
-        <w:rPr/>
-        <w:t xml:space="preserve">У подразделения может быть несколько руководителей; </w:t>
-      </w:r>
-      <w:r>
-        <w:rPr>
-          <w:b/>
-          <w:bCs/>
-        </w:rPr>
-        <w:t>основной</w:t>
-      </w:r>
-      <w:r>
-        <w:rPr/>
-        <w:t xml:space="preserve"> — непосредственный руководитель сотрудников подразделения. Руководитель сотрудника определяется так:</w:t>
+        <w:rPr/>
+        <w:t>Число сотрудников ведёт в список сотрудников подразделения; «в ветке» — вместе с вложенными.</w:t>
       </w:r>
     </w:p>
     <w:p>
@@ -2890,8 +2827,57 @@
         <w:rPr/>
       </w:pPr>
       <w:r>
-        <w:rPr/>
-        <w:t>«Первое лицо» — никому не подчиняется;</w:t>
+        <w:rPr>
+          <w:b/>
+          <w:bCs/>
+        </w:rPr>
+        <w:t>Типы и уровни</w:t>
+      </w:r>
+      <w:r>
+        <w:rPr/>
+        <w:t xml:space="preserve"> — подписи и цвета типов, свои типы, наибольшая глубина структуры (по умолчанию 15). Тип, который уже используется, убрать нельзя.</w:t>
+      </w:r>
+      <w:bookmarkEnd w:id="32"/>
+    </w:p>
+    <w:p>
+      <w:pPr>
+        <w:pStyle w:val="Heading2"/>
+        <w:rPr/>
+      </w:pPr>
+      <w:bookmarkStart w:id="33" w:name="__RefHeading___Toc1944_948722858"/>
+      <w:bookmarkStart w:id="34" w:name="руководители-и-подчинение"/>
+      <w:bookmarkEnd w:id="33"/>
+      <w:r>
+        <w:rPr>
+          <w:rStyle w:val="SectionNumber"/>
+        </w:rPr>
+        <w:t>5.2</w:t>
+      </w:r>
+      <w:r>
+        <w:rPr/>
+        <w:tab/>
+        <w:t>Руководители и подчинение</w:t>
+      </w:r>
+    </w:p>
+    <w:p>
+      <w:pPr>
+        <w:pStyle w:val="FirstParagraph"/>
+        <w:rPr/>
+      </w:pPr>
+      <w:r>
+        <w:rPr/>
+        <w:t xml:space="preserve">У подразделения может быть несколько руководителей; </w:t>
+      </w:r>
+      <w:r>
+        <w:rPr>
+          <w:b/>
+          <w:bCs/>
+        </w:rPr>
+        <w:t>основной</w:t>
+      </w:r>
+      <w:r>
+        <w:rPr/>
+        <w:t xml:space="preserve"> — непосредственный руководитель сотрудников подразделения. Руководитель сотрудника определяется так:</w:t>
       </w:r>
     </w:p>
     <w:p>
@@ -2905,7 +2891,7 @@
       </w:pPr>
       <w:r>
         <w:rPr/>
-        <w:t>явно назначенный руководитель (в карточке сотрудника);</w:t>
+        <w:t>«Первое лицо» — никому не подчиняется;</w:t>
       </w:r>
     </w:p>
     <w:p>
@@ -2919,6 +2905,20 @@
       </w:pPr>
       <w:r>
         <w:rPr/>
+        <w:t>явно назначенный руководитель (в карточке сотрудника);</w:t>
+      </w:r>
+    </w:p>
+    <w:p>
+      <w:pPr>
+        <w:pStyle w:val="Compact"/>
+        <w:numPr>
+          <w:ilvl w:val="0"/>
+          <w:numId w:val="40"/>
+        </w:numPr>
+        <w:rPr/>
+      </w:pPr>
+      <w:r>
+        <w:rPr/>
         <w:t>иначе — основной руководитель его подразделения; если это он сам или руководителя нет — руководитель вышестоящего подразделения и так далее.</w:t>
       </w:r>
     </w:p>
@@ -2939,7 +2939,7 @@
         <w:pStyle w:val="Heading2"/>
         <w:rPr/>
       </w:pPr>
-      <w:bookmarkStart w:id="36" w:name="__RefHeading___Toc1534_3190699405"/>
+      <w:bookmarkStart w:id="36" w:name="__RefHeading___Toc1946_948722858"/>
       <w:bookmarkStart w:id="37" w:name="импорт-и-экспорт"/>
       <w:bookmarkEnd w:id="36"/>
       <w:r>
@@ -3585,100 +3585,31 @@
         <w:pStyle w:val="Compact"/>
         <w:numPr>
           <w:ilvl w:val="0"/>
-          <w:numId w:val="40"/>
-        </w:numPr>
-        <w:rPr/>
-      </w:pPr>
-      <w:r>
-        <w:rPr/>
-        <w:t xml:space="preserve">сотрудник сопоставляется по email; если email в системе пуст — по логину; если логин занят сотрудником с другим email, система спросит: </w:t>
-      </w:r>
-      <w:r>
-        <w:rPr>
-          <w:b/>
-          <w:bCs/>
-        </w:rPr>
-        <w:t>тот же человек</w:t>
-      </w:r>
-      <w:r>
-        <w:rPr/>
-        <w:t xml:space="preserve"> или </w:t>
-      </w:r>
-      <w:r>
-        <w:rPr>
-          <w:b/>
-          <w:bCs/>
-        </w:rPr>
-        <w:t>новый</w:t>
-      </w:r>
-      <w:r>
-        <w:rPr/>
-        <w:t>;</w:t>
-      </w:r>
-    </w:p>
-    <w:p>
-      <w:pPr>
-        <w:pStyle w:val="Compact"/>
-        <w:numPr>
-          <w:ilvl w:val="0"/>
           <w:numId w:val="41"/>
         </w:numPr>
         <w:rPr/>
       </w:pPr>
       <w:r>
         <w:rPr/>
-        <w:t xml:space="preserve">если и в системе, и в файле значения есть и они различаются — это </w:t>
-      </w:r>
-      <w:r>
-        <w:rPr>
-          <w:b/>
-          <w:bCs/>
-        </w:rPr>
-        <w:t>коллизия</w:t>
-      </w:r>
-      <w:r>
-        <w:rPr/>
-        <w:t xml:space="preserve">: на карточке сотрудника выберите </w:t>
-      </w:r>
-      <w:r>
-        <w:rPr>
-          <w:b/>
-          <w:bCs/>
-        </w:rPr>
-        <w:t>Система</w:t>
-      </w:r>
-      <w:r>
-        <w:rPr/>
-        <w:t xml:space="preserve">, </w:t>
-      </w:r>
-      <w:r>
-        <w:rPr>
-          <w:b/>
-          <w:bCs/>
-        </w:rPr>
-        <w:t>Файл</w:t>
-      </w:r>
-      <w:r>
-        <w:rPr/>
-        <w:t xml:space="preserve"> (для «Руководит» — ещё </w:t>
-      </w:r>
-      <w:r>
-        <w:rPr>
-          <w:b/>
-          <w:bCs/>
-        </w:rPr>
-        <w:t>Объединить</w:t>
-      </w:r>
-      <w:r>
-        <w:rPr/>
-        <w:t xml:space="preserve">) или сразу для всех: </w:t>
-      </w:r>
-      <w:r>
-        <w:rPr>
-          <w:b/>
-          <w:bCs/>
-        </w:rPr>
-        <w:t>Во всех коллизиях: оставить значения системы / взять из файла</w:t>
+        <w:t xml:space="preserve">сотрудник сопоставляется по email; если email в системе пуст — по логину; если логин занят сотрудником с другим email, система спросит: </w:t>
+      </w:r>
+      <w:r>
+        <w:rPr>
+          <w:b/>
+          <w:bCs/>
+        </w:rPr>
+        <w:t>тот же человек</w:t>
+      </w:r>
+      <w:r>
+        <w:rPr/>
+        <w:t xml:space="preserve"> или </w:t>
+      </w:r>
+      <w:r>
+        <w:rPr>
+          <w:b/>
+          <w:bCs/>
+        </w:rPr>
+        <w:t>новый</w:t>
       </w:r>
       <w:r>
         <w:rPr/>
@@ -3696,18 +3627,62 @@
       </w:pPr>
       <w:r>
         <w:rPr/>
-        <w:t xml:space="preserve">новые сотрудники создаются без пароля с ролью «Наблюдатель» (как их включить — </w:t>
-      </w:r>
-      <w:r>
-        <w:rPr>
-          <w:b/>
-          <w:bCs/>
-        </w:rPr>
-        <w:t>Новые сотрудники</w:t>
-      </w:r>
-      <w:r>
-        <w:rPr/>
-        <w:t>: неактивными, активными или как в файле); пароль задаётся в «Сотрудниках» или вход через домен;</w:t>
+        <w:t xml:space="preserve">если и в системе, и в файле значения есть и они различаются — это </w:t>
+      </w:r>
+      <w:r>
+        <w:rPr>
+          <w:b/>
+          <w:bCs/>
+        </w:rPr>
+        <w:t>коллизия</w:t>
+      </w:r>
+      <w:r>
+        <w:rPr/>
+        <w:t xml:space="preserve">: на карточке сотрудника выберите </w:t>
+      </w:r>
+      <w:r>
+        <w:rPr>
+          <w:b/>
+          <w:bCs/>
+        </w:rPr>
+        <w:t>Система</w:t>
+      </w:r>
+      <w:r>
+        <w:rPr/>
+        <w:t xml:space="preserve">, </w:t>
+      </w:r>
+      <w:r>
+        <w:rPr>
+          <w:b/>
+          <w:bCs/>
+        </w:rPr>
+        <w:t>Файл</w:t>
+      </w:r>
+      <w:r>
+        <w:rPr/>
+        <w:t xml:space="preserve"> (для «Руководит» — ещё </w:t>
+      </w:r>
+      <w:r>
+        <w:rPr>
+          <w:b/>
+          <w:bCs/>
+        </w:rPr>
+        <w:t>Объединить</w:t>
+      </w:r>
+      <w:r>
+        <w:rPr/>
+        <w:t xml:space="preserve">) или сразу для всех: </w:t>
+      </w:r>
+      <w:r>
+        <w:rPr>
+          <w:b/>
+          <w:bCs/>
+        </w:rPr>
+        <w:t>Во всех коллизиях: оставить значения системы / взять из файла</w:t>
+      </w:r>
+      <w:r>
+        <w:rPr/>
+        <w:t>;</w:t>
       </w:r>
     </w:p>
     <w:p>
@@ -3721,7 +3696,18 @@
       </w:pPr>
       <w:r>
         <w:rPr/>
-        <w:t>роли «По Делу» понимаются: «Руководитель» — Менеджер, «Сотрудник» — роль не меняется (новому — Наблюдатель); права администратора файлом не выдаются — новый сотрудник с ролью «Администратор» создаётся наблюдателем;</w:t>
+        <w:t xml:space="preserve">новые сотрудники создаются без пароля с ролью «Наблюдатель» (как их включить — </w:t>
+      </w:r>
+      <w:r>
+        <w:rPr>
+          <w:b/>
+          <w:bCs/>
+        </w:rPr>
+        <w:t>Новые сотрудники</w:t>
+      </w:r>
+      <w:r>
+        <w:rPr/>
+        <w:t>: неактивными, активными или как в файле); пароль задаётся в «Сотрудниках» или вход через домен;</w:t>
       </w:r>
     </w:p>
     <w:p>
@@ -3735,6 +3721,20 @@
       </w:pPr>
       <w:r>
         <w:rPr/>
+        <w:t>роли «По Делу» понимаются: «Руководитель» — Менеджер, «Сотрудник» — роль не меняется (новому — Наблюдатель); права администратора файлом не выдаются — новый сотрудник с ролью «Администратор» создаётся наблюдателем;</w:t>
+      </w:r>
+    </w:p>
+    <w:p>
+      <w:pPr>
+        <w:pStyle w:val="Compact"/>
+        <w:numPr>
+          <w:ilvl w:val="0"/>
+          <w:numId w:val="45"/>
+        </w:numPr>
+        <w:rPr/>
+      </w:pPr>
+      <w:r>
+        <w:rPr/>
         <w:t>свою роль и свою учётную запись загрузкой изменить или отключить нельзя.</w:t>
       </w:r>
     </w:p>
@@ -3842,7 +3842,7 @@
         <w:pStyle w:val="Heading1"/>
         <w:rPr/>
       </w:pPr>
-      <w:bookmarkStart w:id="38" w:name="__RefHeading___Toc1536_3190699405"/>
+      <w:bookmarkStart w:id="38" w:name="__RefHeading___Toc1948_948722858"/>
       <w:bookmarkStart w:id="39" w:name="направления"/>
       <w:bookmarkEnd w:id="38"/>
       <w:r>
@@ -3960,7 +3960,7 @@
         <w:pStyle w:val="Heading1"/>
         <w:rPr/>
       </w:pPr>
-      <w:bookmarkStart w:id="40" w:name="__RefHeading___Toc1538_3190699405"/>
+      <w:bookmarkStart w:id="40" w:name="__RefHeading___Toc1950_948722858"/>
       <w:bookmarkStart w:id="41" w:name="доступы"/>
       <w:bookmarkEnd w:id="40"/>
       <w:r>
@@ -3990,7 +3990,7 @@
         <w:pStyle w:val="Heading2"/>
         <w:rPr/>
       </w:pPr>
-      <w:bookmarkStart w:id="42" w:name="__RefHeading___Toc1540_3190699405"/>
+      <w:bookmarkStart w:id="42" w:name="__RefHeading___Toc1952_948722858"/>
       <w:bookmarkStart w:id="43" w:name="выдать-доступ"/>
       <w:bookmarkEnd w:id="42"/>
       <w:r>
@@ -4046,27 +4046,6 @@
       <w:r>
         <w:rPr/>
         <w:t xml:space="preserve"> над списком слева выдаёт доступ подразделениям: его получают все сотрудники подразделения и вложенных, включая будущих; перешедший в другое подразделение сотрудник теряет доступ прежнего.</w:t>
-      </w:r>
-    </w:p>
-    <w:p>
-      <w:pPr>
-        <w:pStyle w:val="Compact"/>
-        <w:numPr>
-          <w:ilvl w:val="0"/>
-          <w:numId w:val="45"/>
-        </w:numPr>
-        <w:rPr/>
-      </w:pPr>
-      <w:r>
-        <w:rPr>
-          <w:b/>
-          <w:bCs/>
-        </w:rPr>
-        <w:t>Заменить уровень</w:t>
-      </w:r>
-      <w:r>
-        <w:rPr/>
-        <w:t xml:space="preserve"> — установить выбранный уровень (в том числе понизить);</w:t>
       </w:r>
     </w:p>
     <w:p>
@@ -4075,6 +4054,27 @@
         <w:numPr>
           <w:ilvl w:val="0"/>
           <w:numId w:val="46"/>
+        </w:numPr>
+        <w:rPr/>
+      </w:pPr>
+      <w:r>
+        <w:rPr>
+          <w:b/>
+          <w:bCs/>
+        </w:rPr>
+        <w:t>Заменить уровень</w:t>
+      </w:r>
+      <w:r>
+        <w:rPr/>
+        <w:t xml:space="preserve"> — установить выбранный уровень (в том числе понизить);</w:t>
+      </w:r>
+    </w:p>
+    <w:p>
+      <w:pPr>
+        <w:pStyle w:val="Compact"/>
+        <w:numPr>
+          <w:ilvl w:val="0"/>
+          <w:numId w:val="47"/>
         </w:numPr>
         <w:rPr/>
       </w:pPr>
@@ -4174,7 +4174,7 @@
         <w:pStyle w:val="Heading2"/>
         <w:rPr/>
       </w:pPr>
-      <w:bookmarkStart w:id="45" w:name="__RefHeading___Toc1542_3190699405"/>
+      <w:bookmarkStart w:id="45" w:name="__RefHeading___Toc1954_948722858"/>
       <w:bookmarkStart w:id="46" w:name="правила"/>
       <w:bookmarkEnd w:id="45"/>
       <w:r>
@@ -4295,7 +4295,7 @@
         <w:pStyle w:val="Heading2"/>
         <w:rPr/>
       </w:pPr>
-      <w:bookmarkStart w:id="48" w:name="__RefHeading___Toc1544_3190699405"/>
+      <w:bookmarkStart w:id="48" w:name="__RefHeading___Toc1956_948722858"/>
       <w:bookmarkStart w:id="49" w:name="кто-что-видит"/>
       <w:bookmarkEnd w:id="48"/>
       <w:r>
@@ -4385,7 +4385,7 @@
         <w:pStyle w:val="Heading1"/>
         <w:rPr/>
       </w:pPr>
-      <w:bookmarkStart w:id="52" w:name="__RefHeading___Toc1546_3190699405"/>
+      <w:bookmarkStart w:id="52" w:name="__RefHeading___Toc1958_948722858"/>
       <w:bookmarkStart w:id="53" w:name="реестр-изменений"/>
       <w:bookmarkEnd w:id="52"/>
       <w:r>
@@ -4503,7 +4503,7 @@
         <w:pStyle w:val="Heading1"/>
         <w:rPr/>
       </w:pPr>
-      <w:bookmarkStart w:id="54" w:name="__RefHeading___Toc1548_3190699405"/>
+      <w:bookmarkStart w:id="54" w:name="__RefHeading___Toc1960_948722858"/>
       <w:bookmarkStart w:id="55" w:name="корзина"/>
       <w:bookmarkEnd w:id="54"/>
       <w:r>
@@ -4645,7 +4645,7 @@
         <w:pStyle w:val="Heading1"/>
         <w:rPr/>
       </w:pPr>
-      <w:bookmarkStart w:id="57" w:name="__RefHeading___Toc1550_3190699405"/>
+      <w:bookmarkStart w:id="57" w:name="__RefHeading___Toc1962_948722858"/>
       <w:bookmarkStart w:id="58" w:name="интеграции"/>
       <w:bookmarkEnd w:id="57"/>
       <w:r>
@@ -4666,8 +4666,59 @@
         <w:rPr/>
       </w:pPr>
       <w:r>
-        <w:rPr/>
-        <w:t xml:space="preserve">«Администрирование → Интеграции» — подключения к Jira и к «По Делу». У каждого одно подключение на систему; пароли хранятся зашифрованными (ключ выводится из </w:t>
+        <w:rPr>
+          <w:b/>
+          <w:bCs/>
+        </w:rPr>
+        <w:t>Интеграции</w:t>
+      </w:r>
+      <w:r>
+        <w:rPr/>
+        <w:t xml:space="preserve"> — отдельный блок бокового меню администратора: </w:t>
+      </w:r>
+      <w:r>
+        <w:rPr>
+          <w:b/>
+          <w:bCs/>
+        </w:rPr>
+        <w:t>Jira</w:t>
+      </w:r>
+      <w:r>
+        <w:rPr/>
+        <w:t xml:space="preserve">, </w:t>
+      </w:r>
+      <w:r>
+        <w:rPr>
+          <w:b/>
+          <w:bCs/>
+        </w:rPr>
+        <w:t>«По Делу»</w:t>
+      </w:r>
+      <w:r>
+        <w:rPr/>
+        <w:t xml:space="preserve"> и </w:t>
+      </w:r>
+      <w:r>
+        <w:rPr>
+          <w:b/>
+          <w:bCs/>
+        </w:rPr>
+        <w:t>Вход через домен</w:t>
+      </w:r>
+      <w:r>
+        <w:rPr/>
+        <w:t xml:space="preserve"> (LDAP / Active Directory). Заголовок блока открывает обзор: у каждой интеграции — состояние (подключена, настроена частично, не подключена), адрес и главное о подключении, кнопка </w:t>
+      </w:r>
+      <w:r>
+        <w:rPr>
+          <w:b/>
+          <w:bCs/>
+        </w:rPr>
+        <w:t>Настроить</w:t>
+      </w:r>
+      <w:r>
+        <w:rPr/>
+        <w:t xml:space="preserve">. У каждой интеграции одно подключение на систему; пароли и ключи хранятся зашифрованными (ключ выводится из </w:t>
       </w:r>
       <w:r>
         <w:rPr>
@@ -4678,36 +4729,6 @@
       <w:r>
         <w:rPr/>
         <w:t>) и в интерфейс не возвращаются.</w:t>
-      </w:r>
-    </w:p>
-    <w:p>
-      <w:pPr>
-        <w:pStyle w:val="Heading2"/>
-        <w:rPr/>
-      </w:pPr>
-      <w:bookmarkStart w:id="59" w:name="__RefHeading___Toc1552_3190699405"/>
-      <w:bookmarkStart w:id="60" w:name="jira"/>
-      <w:bookmarkEnd w:id="59"/>
-      <w:r>
-        <w:rPr>
-          <w:rStyle w:val="SectionNumber"/>
-        </w:rPr>
-        <w:t>10.1</w:t>
-      </w:r>
-      <w:r>
-        <w:rPr/>
-        <w:tab/>
-        <w:t>Jira</w:t>
-      </w:r>
-    </w:p>
-    <w:p>
-      <w:pPr>
-        <w:pStyle w:val="FirstParagraph"/>
-        <w:rPr/>
-      </w:pPr>
-      <w:r>
-        <w:rPr/>
-        <w:t>Подключение к Jira такое же, как в burndown_tool: сотрудники видят статусы и сроки задач Jira, привязанных к строкам планов, переносят их в план вручную или автоматически (настройка плана) и добавляют строки из Jira.</w:t>
       </w:r>
     </w:p>
     <w:p>
@@ -4721,7 +4742,7 @@
           <wp:inline distT="0" distB="0" distL="0" distR="0">
             <wp:extent cx="5334000" cy="3333750"/>
             <wp:effectExtent l="0" t="0" r="0" b="0"/>
-            <wp:docPr id="11" name="Image11" descr="Подключение к Jira"/>
+            <wp:docPr id="11" name="Image11" descr="Интеграции"/>
             <wp:cNvGraphicFramePr>
               <a:graphicFrameLocks xmlns:a="http://schemas.openxmlformats.org/drawingml/2006/main" noChangeAspect="1"/>
             </wp:cNvGraphicFramePr>
@@ -4729,7 +4750,7 @@
               <a:graphicData uri="http://schemas.openxmlformats.org/drawingml/2006/picture">
                 <pic:pic xmlns:pic="http://schemas.openxmlformats.org/drawingml/2006/picture">
                   <pic:nvPicPr>
-                    <pic:cNvPr id="11" name="Image11" descr="Подключение к Jira"/>
+                    <pic:cNvPr id="11" name="Image11" descr="Интеграции"/>
                     <pic:cNvPicPr>
                       <a:picLocks noChangeAspect="1" noChangeArrowheads="1"/>
                     </pic:cNvPicPr>
@@ -4763,168 +4784,27 @@
       </w:pPr>
       <w:r>
         <w:rPr/>
-        <w:t>Подключение к Jira</w:t>
-      </w:r>
-    </w:p>
-    <w:p>
-      <w:pPr>
-        <w:pStyle w:val="Compact"/>
-        <w:numPr>
-          <w:ilvl w:val="0"/>
-          <w:numId w:val="47"/>
-        </w:numPr>
-        <w:rPr/>
-      </w:pPr>
-      <w:r>
-        <w:rPr>
-          <w:b/>
-          <w:bCs/>
-        </w:rPr>
-        <w:t>Адрес Jira</w:t>
-      </w:r>
-      <w:r>
-        <w:rPr/>
-        <w:t xml:space="preserve"> — например, </w:t>
-      </w:r>
-      <w:r>
-        <w:rPr>
-          <w:rStyle w:val="VerbatimChar"/>
-        </w:rPr>
-        <w:t>https://jira.company.ru</w:t>
-      </w:r>
-      <w:r>
-        <w:rPr/>
-        <w:t xml:space="preserve"> (для Jira Cloud — </w:t>
-      </w:r>
-      <w:r>
-        <w:rPr>
-          <w:rStyle w:val="VerbatimChar"/>
-        </w:rPr>
-        <w:t>https://company.atlassian.net</w:t>
-      </w:r>
-      <w:r>
-        <w:rPr/>
-        <w:t>).</w:t>
-      </w:r>
-    </w:p>
-    <w:p>
-      <w:pPr>
-        <w:pStyle w:val="Compact"/>
-        <w:numPr>
-          <w:ilvl w:val="0"/>
-          <w:numId w:val="48"/>
-        </w:numPr>
-        <w:rPr/>
-      </w:pPr>
-      <w:r>
-        <w:rPr>
-          <w:b/>
-          <w:bCs/>
-        </w:rPr>
-        <w:t>Способ входа</w:t>
-      </w:r>
-      <w:r>
-        <w:rPr/>
-        <w:t>: Jira Server/DC — логин и пароль; Jira Server/DC — Personal Access Token (8.14 и новее); Jira Cloud — email и API-токен.</w:t>
-      </w:r>
-    </w:p>
-    <w:p>
-      <w:pPr>
-        <w:pStyle w:val="Compact"/>
-        <w:numPr>
-          <w:ilvl w:val="0"/>
-          <w:numId w:val="49"/>
-        </w:numPr>
-        <w:rPr/>
-      </w:pPr>
-      <w:r>
-        <w:rPr/>
-        <w:t>Логин (или email) и пароль (или токен). Пароль хранится зашифрованным и в интерфейс не возвращается; чтобы не менять его, оставьте поле пустым. После смены адреса пароль нужно ввести заново — сохранённый пароль уходит только на адрес, для которого был введён.</w:t>
-      </w:r>
-    </w:p>
-    <w:p>
-      <w:pPr>
-        <w:pStyle w:val="Compact"/>
-        <w:numPr>
-          <w:ilvl w:val="0"/>
-          <w:numId w:val="50"/>
-        </w:numPr>
-        <w:rPr/>
-      </w:pPr>
-      <w:r>
-        <w:rPr>
-          <w:b/>
-          <w:bCs/>
-        </w:rPr>
-        <w:t>Не проверять TLS-сертификат</w:t>
-      </w:r>
-      <w:r>
-        <w:rPr/>
-        <w:t xml:space="preserve"> — только для самоподписанных и корпоративных сертификатов.</w:t>
-      </w:r>
-    </w:p>
-    <w:p>
-      <w:pPr>
-        <w:pStyle w:val="Compact"/>
-        <w:numPr>
-          <w:ilvl w:val="0"/>
-          <w:numId w:val="51"/>
-        </w:numPr>
-        <w:rPr/>
-      </w:pPr>
-      <w:r>
-        <w:rPr>
-          <w:b/>
-          <w:bCs/>
-        </w:rPr>
-        <w:t>Поля дат задачи</w:t>
-      </w:r>
-      <w:r>
-        <w:rPr/>
-        <w:t xml:space="preserve">: </w:t>
-      </w:r>
-      <w:r>
-        <w:rPr>
-          <w:b/>
-          <w:bCs/>
-        </w:rPr>
-        <w:t>Загрузить поля из Jira</w:t>
-      </w:r>
-      <w:r>
-        <w:rPr/>
-        <w:t xml:space="preserve"> и выберите поле начала (например, Start date) и срока (обычно «Срок», duedate).</w:t>
-      </w:r>
-    </w:p>
-    <w:p>
-      <w:pPr>
-        <w:pStyle w:val="Compact"/>
-        <w:numPr>
-          <w:ilvl w:val="0"/>
-          <w:numId w:val="52"/>
-        </w:numPr>
-        <w:rPr/>
-      </w:pPr>
-      <w:r>
-        <w:rPr>
-          <w:b/>
-          <w:bCs/>
-        </w:rPr>
-        <w:t>Проверить подключение</w:t>
-      </w:r>
-      <w:r>
-        <w:rPr/>
-        <w:t xml:space="preserve"> → «Соединение установлено:  · Jira Server 8.20.10 · поиск задач работает» → </w:t>
-      </w:r>
-      <w:r>
-        <w:rPr>
-          <w:b/>
-          <w:bCs/>
-        </w:rPr>
-        <w:t>Сохранить</w:t>
-      </w:r>
-      <w:r>
-        <w:rPr/>
-        <w:t>. Проверка входит в Jira, узнаёт её версию и выполняет поиск задач тем же запросом, каким читаются задачи планов: если вход удался, а поиск нет, проверка скажет об этом с причиной от Jira.</w:t>
+        <w:t>Интеграции</w:t>
+      </w:r>
+    </w:p>
+    <w:p>
+      <w:pPr>
+        <w:pStyle w:val="Heading2"/>
+        <w:rPr/>
+      </w:pPr>
+      <w:bookmarkStart w:id="59" w:name="__RefHeading___Toc1964_948722858"/>
+      <w:bookmarkStart w:id="60" w:name="jira"/>
+      <w:bookmarkEnd w:id="59"/>
+      <w:r>
+        <w:rPr>
+          <w:rStyle w:val="SectionNumber"/>
+        </w:rPr>
+        <w:t>10.1</w:t>
+      </w:r>
+      <w:r>
+        <w:rPr/>
+        <w:tab/>
+        <w:t>Jira</w:t>
       </w:r>
     </w:p>
     <w:p>
@@ -4934,66 +4814,7 @@
       </w:pPr>
       <w:r>
         <w:rPr/>
-        <w:t>Учётная запись подключения определяет, какие задачи видны всем сотрудникам с доступом к плану. Используйте сервисную учётную запись с правом только просмотра нужных проектов Jira. «Пульс» в Jira ничего не записывает.</w:t>
-      </w:r>
-    </w:p>
-    <w:p>
-      <w:pPr>
-        <w:pStyle w:val="BodyText"/>
-        <w:rPr/>
-      </w:pPr>
-      <w:r>
-        <w:rPr>
-          <w:b/>
-          <w:bCs/>
-        </w:rPr>
-        <w:t>Отключить</w:t>
-      </w:r>
-      <w:r>
-        <w:rPr/>
-        <w:t xml:space="preserve"> удаляет подключение и пароль; ссылки строк на задачи сохраняются.</w:t>
-      </w:r>
-      <w:bookmarkEnd w:id="60"/>
-    </w:p>
-    <w:p>
-      <w:pPr>
-        <w:pStyle w:val="Heading2"/>
-        <w:rPr/>
-      </w:pPr>
-      <w:bookmarkStart w:id="61" w:name="__RefHeading___Toc1554_3190699405"/>
-      <w:bookmarkStart w:id="62" w:name="по-делу"/>
-      <w:bookmarkEnd w:id="61"/>
-      <w:r>
-        <w:rPr>
-          <w:rStyle w:val="SectionNumber"/>
-        </w:rPr>
-        <w:t>10.2</w:t>
-      </w:r>
-      <w:r>
-        <w:rPr/>
-        <w:tab/>
-        <w:t>«По Делу»</w:t>
-      </w:r>
-    </w:p>
-    <w:p>
-      <w:pPr>
-        <w:pStyle w:val="FirstParagraph"/>
-        <w:rPr/>
-      </w:pPr>
-      <w:r>
-        <w:rPr/>
-        <w:t xml:space="preserve">«Пульс» берёт структуру компании и сотрудников прямо из «По Делу» и показывает на карточках подразделений и сотрудников ссылку </w:t>
-      </w:r>
-      <w:r>
-        <w:rPr>
-          <w:b/>
-          <w:bCs/>
-        </w:rPr>
-        <w:t>Открыть в «По Делу»</w:t>
-      </w:r>
-      <w:r>
-        <w:rPr/>
-        <w:t>. Структура и сотрудники загружаются тем же порядком, что и файлы «По Делу» в «Импорте и экспорте»: сначала план изменений, затем применение одной операцией.</w:t>
+        <w:t>Подключение к Jira такое же, как в burndown_tool: сотрудники видят статусы и сроки задач Jira, привязанных к строкам планов, переносят их в план вручную или автоматически (настройка плана), добавляют строки из проектов Jira (с фильтрами, группами по эпикам и спринтам, связями «блокирует») и вехи по релизам.</w:t>
       </w:r>
     </w:p>
     <w:p>
@@ -5005,9 +4826,9 @@
         <w:rPr/>
         <w:drawing>
           <wp:inline distT="0" distB="0" distL="0" distR="0">
-            <wp:extent cx="5334000" cy="2827020"/>
+            <wp:extent cx="5334000" cy="4378960"/>
             <wp:effectExtent l="0" t="0" r="0" b="0"/>
-            <wp:docPr id="12" name="Image12" descr="Подключение к «По Делу»"/>
+            <wp:docPr id="12" name="Image12" descr="Подключение к Jira"/>
             <wp:cNvGraphicFramePr>
               <a:graphicFrameLocks xmlns:a="http://schemas.openxmlformats.org/drawingml/2006/main" noChangeAspect="1"/>
             </wp:cNvGraphicFramePr>
@@ -5015,7 +4836,7 @@
               <a:graphicData uri="http://schemas.openxmlformats.org/drawingml/2006/picture">
                 <pic:pic xmlns:pic="http://schemas.openxmlformats.org/drawingml/2006/picture">
                   <pic:nvPicPr>
-                    <pic:cNvPr id="12" name="Image12" descr="Подключение к «По Делу»"/>
+                    <pic:cNvPr id="12" name="Image12" descr="Подключение к Jira"/>
                     <pic:cNvPicPr>
                       <a:picLocks noChangeAspect="1" noChangeArrowheads="1"/>
                     </pic:cNvPicPr>
@@ -5029,7 +4850,7 @@
                   <pic:spPr bwMode="auto">
                     <a:xfrm>
                       <a:off x="0" y="0"/>
-                      <a:ext cx="5334000" cy="2827020"/>
+                      <a:ext cx="5334000" cy="4378960"/>
                     </a:xfrm>
                     <a:prstGeom prst="rect">
                       <a:avLst/>
@@ -5049,7 +4870,125 @@
       </w:pPr>
       <w:r>
         <w:rPr/>
-        <w:t>Подключение к «По Делу»</w:t>
+        <w:t>Подключение к Jira</w:t>
+      </w:r>
+    </w:p>
+    <w:p>
+      <w:pPr>
+        <w:pStyle w:val="Compact"/>
+        <w:numPr>
+          <w:ilvl w:val="0"/>
+          <w:numId w:val="48"/>
+        </w:numPr>
+        <w:rPr/>
+      </w:pPr>
+      <w:r>
+        <w:rPr>
+          <w:b/>
+          <w:bCs/>
+        </w:rPr>
+        <w:t>Адрес Jira</w:t>
+      </w:r>
+      <w:r>
+        <w:rPr/>
+        <w:t xml:space="preserve"> — например, </w:t>
+      </w:r>
+      <w:r>
+        <w:rPr>
+          <w:rStyle w:val="VerbatimChar"/>
+        </w:rPr>
+        <w:t>https://jira.company.ru</w:t>
+      </w:r>
+      <w:r>
+        <w:rPr/>
+        <w:t xml:space="preserve"> (для Jira Cloud — </w:t>
+      </w:r>
+      <w:r>
+        <w:rPr>
+          <w:rStyle w:val="VerbatimChar"/>
+        </w:rPr>
+        <w:t>https://company.atlassian.net</w:t>
+      </w:r>
+      <w:r>
+        <w:rPr/>
+        <w:t>).</w:t>
+      </w:r>
+    </w:p>
+    <w:p>
+      <w:pPr>
+        <w:pStyle w:val="Compact"/>
+        <w:numPr>
+          <w:ilvl w:val="0"/>
+          <w:numId w:val="49"/>
+        </w:numPr>
+        <w:rPr/>
+      </w:pPr>
+      <w:r>
+        <w:rPr>
+          <w:b/>
+          <w:bCs/>
+        </w:rPr>
+        <w:t>Способ входа</w:t>
+      </w:r>
+      <w:r>
+        <w:rPr/>
+        <w:t>: Jira Server/DC — логин и пароль; Jira Server/DC — Personal Access Token (8.14 и новее); Jira Cloud — email и API-токен.</w:t>
+      </w:r>
+    </w:p>
+    <w:p>
+      <w:pPr>
+        <w:pStyle w:val="Compact"/>
+        <w:numPr>
+          <w:ilvl w:val="0"/>
+          <w:numId w:val="50"/>
+        </w:numPr>
+        <w:rPr/>
+      </w:pPr>
+      <w:r>
+        <w:rPr/>
+        <w:t>Логин (или email) и пароль (или токен). Пароль хранится зашифрованным и в интерфейс не возвращается; чтобы не менять его, оставьте поле пустым. После смены адреса пароль нужно ввести заново — сохранённый пароль уходит только на адрес, для которого был введён.</w:t>
+      </w:r>
+    </w:p>
+    <w:p>
+      <w:pPr>
+        <w:pStyle w:val="Compact"/>
+        <w:numPr>
+          <w:ilvl w:val="0"/>
+          <w:numId w:val="51"/>
+        </w:numPr>
+        <w:rPr/>
+      </w:pPr>
+      <w:r>
+        <w:rPr>
+          <w:b/>
+          <w:bCs/>
+        </w:rPr>
+        <w:t>Не проверять TLS-сертификат</w:t>
+      </w:r>
+      <w:r>
+        <w:rPr/>
+        <w:t xml:space="preserve"> — только для самоподписанных и корпоративных сертификатов.</w:t>
+      </w:r>
+    </w:p>
+    <w:p>
+      <w:pPr>
+        <w:pStyle w:val="Compact"/>
+        <w:numPr>
+          <w:ilvl w:val="0"/>
+          <w:numId w:val="52"/>
+        </w:numPr>
+        <w:rPr/>
+      </w:pPr>
+      <w:r>
+        <w:rPr>
+          <w:b/>
+          <w:bCs/>
+        </w:rPr>
+        <w:t>Другие адреса этой Jira</w:t>
+      </w:r>
+      <w:r>
+        <w:rPr/>
+        <w:t xml:space="preserve"> — если ссылки на задачи в планах ведут на другой адрес той же Jira (старый домен, адрес по IP, адрес из настроек самой Jira), укажите его по одному в строке: такие строки тоже свяжутся с задачами. Запросы к Jira идут только на основной адрес.</w:t>
       </w:r>
     </w:p>
     <w:p>
@@ -5062,30 +5001,26 @@
         <w:rPr/>
       </w:pPr>
       <w:r>
-        <w:rPr/>
-        <w:t xml:space="preserve">В «По Делу» заведите сервисную учётную запись с полномочиями </w:t>
-      </w:r>
-      <w:r>
-        <w:rPr>
-          <w:b/>
-          <w:bCs/>
-        </w:rPr>
-        <w:t>Ведёт структуру компании</w:t>
-      </w:r>
-      <w:r>
-        <w:rPr/>
-        <w:t xml:space="preserve"> и </w:t>
-      </w:r>
-      <w:r>
-        <w:rPr>
-          <w:b/>
-          <w:bCs/>
-        </w:rPr>
-        <w:t>Ведёт учётные записи</w:t>
-      </w:r>
-      <w:r>
-        <w:rPr/>
-        <w:t xml:space="preserve"> (или роль «Администратор»). API-токенов в «По Делу» нет — «Пульс» входит по логину и паролю.</w:t>
+        <w:rPr>
+          <w:b/>
+          <w:bCs/>
+        </w:rPr>
+        <w:t>Поля дат задачи</w:t>
+      </w:r>
+      <w:r>
+        <w:rPr/>
+        <w:t xml:space="preserve">: </w:t>
+      </w:r>
+      <w:r>
+        <w:rPr>
+          <w:b/>
+          <w:bCs/>
+        </w:rPr>
+        <w:t>Загрузить поля из Jira</w:t>
+      </w:r>
+      <w:r>
+        <w:rPr/>
+        <w:t xml:space="preserve"> и выберите поле начала (например, Start date) и срока (обычно «Срок», duedate).</w:t>
       </w:r>
     </w:p>
     <w:p>
@@ -5098,29 +5033,26 @@
         <w:rPr/>
       </w:pPr>
       <w:r>
-        <w:rPr/>
-        <w:t>«Администрирование → Интеграции → Подключение к «По Делу»»: адрес, по которому сотрудники открывают «По Делу» (</w:t>
-      </w:r>
-      <w:r>
-        <w:rPr>
-          <w:rStyle w:val="VerbatimChar"/>
-        </w:rPr>
-        <w:t>https://…</w:t>
-      </w:r>
-      <w:r>
-        <w:rPr/>
-        <w:t xml:space="preserve">), логин и пароль; </w:t>
-      </w:r>
-      <w:r>
-        <w:rPr>
-          <w:b/>
-          <w:bCs/>
-        </w:rPr>
-        <w:t>Не проверять TLS-сертификат</w:t>
-      </w:r>
-      <w:r>
-        <w:rPr/>
-        <w:t xml:space="preserve"> — только для самоподписанных сертификатов.</w:t>
+        <w:rPr>
+          <w:b/>
+          <w:bCs/>
+        </w:rPr>
+        <w:t>Проверить подключение</w:t>
+      </w:r>
+      <w:r>
+        <w:rPr/>
+        <w:t xml:space="preserve"> → «Соединение установлено:  · Jira DataCenter 9.12 · поиск задач работает · проектов видно: N». Проверка входит в Jira, выполняет поиск тем же запросом, каким читаются задачи планов, и считает видимые проекты. Если учётная запись не видит ни одного проекта или Jira называет свой адрес иначе, чем указано в подключении, проверка предупредит и предложит </w:t>
+      </w:r>
+      <w:r>
+        <w:rPr>
+          <w:b/>
+          <w:bCs/>
+        </w:rPr>
+        <w:t>Добавить в другие адреса</w:t>
+      </w:r>
+      <w:r>
+        <w:rPr/>
+        <w:t>.</w:t>
       </w:r>
     </w:p>
     <w:p>
@@ -5137,111 +5069,11 @@
           <w:b/>
           <w:bCs/>
         </w:rPr>
-        <w:t>Проверить подключение</w:t>
-      </w:r>
-      <w:r>
-        <w:rPr/>
-        <w:t xml:space="preserve"> → «Соединение установлено… права на выгрузку структуры и сотрудников есть» → </w:t>
-      </w:r>
-      <w:r>
-        <w:rPr>
-          <w:b/>
-          <w:bCs/>
-        </w:rPr>
         <w:t>Сохранить</w:t>
       </w:r>
       <w:r>
         <w:rPr/>
-        <w:t>. Если вход удался, а прав не хватает, проверка скажет, каких. После смены адреса или логина пароль нужно ввести заново.</w:t>
-      </w:r>
-    </w:p>
-    <w:p>
-      <w:pPr>
-        <w:pStyle w:val="Compact"/>
-        <w:numPr>
-          <w:ilvl w:val="0"/>
-          <w:numId w:val="56"/>
-        </w:numPr>
-        <w:rPr/>
-      </w:pPr>
-      <w:r>
-        <w:rPr>
-          <w:b/>
-          <w:bCs/>
-        </w:rPr>
-        <w:t>Загрузить структуру и сотрудников</w:t>
-      </w:r>
-      <w:r>
-        <w:rPr/>
-        <w:t xml:space="preserve"> (или «Импорт и экспорт → Из «По Делу»»): выберите, переносить ли настройки структуры и фото и создавать ли новых сотрудников (по умолчанию — отключёнными) → </w:t>
-      </w:r>
-      <w:r>
-        <w:rPr>
-          <w:b/>
-          <w:bCs/>
-        </w:rPr>
-        <w:t>Получить план из «По Делу»</w:t>
-      </w:r>
-      <w:r>
-        <w:rPr/>
-        <w:t>.</w:t>
-      </w:r>
-    </w:p>
-    <w:p>
-      <w:pPr>
-        <w:pStyle w:val="Compact"/>
-        <w:numPr>
-          <w:ilvl w:val="0"/>
-          <w:numId w:val="57"/>
-        </w:numPr>
-        <w:rPr/>
-      </w:pPr>
-      <w:r>
-        <w:rPr/>
-        <w:t xml:space="preserve">Проверьте план: новые и изменённые подразделения (переименованные и перенесённые в «По Делу» сопоставляются по её идентификатору), новые сотрудники, коллизии — в коллизиях выберите </w:t>
-      </w:r>
-      <w:r>
-        <w:rPr>
-          <w:b/>
-          <w:bCs/>
-        </w:rPr>
-        <w:t>Система</w:t>
-      </w:r>
-      <w:r>
-        <w:rPr/>
-        <w:t xml:space="preserve">, </w:t>
-      </w:r>
-      <w:r>
-        <w:rPr>
-          <w:b/>
-          <w:bCs/>
-        </w:rPr>
-        <w:t>По Делу</w:t>
-      </w:r>
-      <w:r>
-        <w:rPr/>
-        <w:t xml:space="preserve"> или своё значение.</w:t>
-      </w:r>
-    </w:p>
-    <w:p>
-      <w:pPr>
-        <w:pStyle w:val="Compact"/>
-        <w:numPr>
-          <w:ilvl w:val="0"/>
-          <w:numId w:val="58"/>
-        </w:numPr>
-        <w:rPr/>
-      </w:pPr>
-      <w:r>
-        <w:rPr>
-          <w:b/>
-          <w:bCs/>
-        </w:rPr>
-        <w:t>Применить</w:t>
-      </w:r>
-      <w:r>
-        <w:rPr/>
-        <w:t xml:space="preserve"> ещё раз получает данные из «По Делу» и записывает всё одной транзакцией. Если в «По Делу» что-то изменилось после проверки, появится новый план.</w:t>
+        <w:t xml:space="preserve"> — без него подключение не действует. Пока изменения не сохранены, кнопка подсвечена, а при уходе со страницы система спросит, сохранить ли их.</w:t>
       </w:r>
     </w:p>
     <w:p>
@@ -5251,7 +5083,7 @@
       </w:pPr>
       <w:r>
         <w:rPr/>
-        <w:t>Подразделения, загруженные из «По Делу», ведутся в «По Делу»: переименование или перенос там при следующей загрузке меняет подразделение «Пульса» на месте (руководители, сотрудники и доступы сохраняются), а правка такого подразделения в «Пульсе» при следующей загрузке вернётся к варианту «По Делу» — план это покажет.</w:t>
+        <w:t>Учётная запись подключения определяет, какие задачи видны всем сотрудникам с доступом к плану. Используйте сервисную учётную запись с правом только просмотра нужных проектов Jira. «Пульс» в Jira ничего не записывает.</w:t>
       </w:r>
     </w:p>
     <w:p>
@@ -5260,78 +5092,33 @@
         <w:rPr/>
       </w:pPr>
       <w:r>
-        <w:rPr/>
-        <w:t>Ничего не удаляется: подразделение, которого больше нет в «По Делу», остаётся в «Пульсе» (план перечислит такие). Права администратора из «По Делу» не выдаются, пароли не переносятся. Сотрудники сопоставляются по идентификатору «По Делу», затем по email и логину — ответ «это один и тот же человек» запоминается.</w:t>
-      </w:r>
-    </w:p>
-    <w:p>
-      <w:pPr>
-        <w:pStyle w:val="BodyText"/>
-        <w:rPr/>
-      </w:pPr>
-      <w:r>
-        <w:rPr/>
-        <w:t>По расписанию (cron на сервере):</w:t>
-      </w:r>
-    </w:p>
-    <w:p>
-      <w:pPr>
-        <w:pStyle w:val="SourceCode"/>
-        <w:rPr/>
-      </w:pPr>
-      <w:r>
-        <w:rPr>
-          <w:rStyle w:val="ExtensionTok"/>
-        </w:rPr>
-        <w:t>docker</w:t>
-      </w:r>
-      <w:r>
-        <w:rPr>
-          <w:rStyle w:val="NormalTok"/>
-        </w:rPr>
-        <w:t xml:space="preserve"> compose exec </w:t>
-      </w:r>
-      <w:r>
-        <w:rPr>
-          <w:rStyle w:val="AttributeTok"/>
-        </w:rPr>
-        <w:t>-T</w:t>
-      </w:r>
-      <w:r>
-        <w:rPr>
-          <w:rStyle w:val="NormalTok"/>
-        </w:rPr>
-        <w:t xml:space="preserve"> backend python scripts/org_transfer.py sync-podelu </w:t>
-      </w:r>
-      <w:r>
-        <w:rPr>
-          <w:rStyle w:val="AttributeTok"/>
-        </w:rPr>
-        <w:t>--actor</w:t>
-      </w:r>
-      <w:r>
-        <w:rPr>
-          <w:rStyle w:val="NormalTok"/>
-        </w:rPr>
-        <w:t xml:space="preserve"> admin </w:t>
-      </w:r>
-      <w:r>
-        <w:rPr>
-          <w:rStyle w:val="AttributeTok"/>
-        </w:rPr>
-        <w:t>--create-missing</w:t>
-      </w:r>
-      <w:r>
-        <w:rPr>
-          <w:rStyle w:val="NormalTok"/>
-        </w:rPr>
-        <w:t xml:space="preserve"> </w:t>
-      </w:r>
-      <w:r>
-        <w:rPr>
-          <w:rStyle w:val="AttributeTok"/>
-        </w:rPr>
-        <w:t>--apply</w:t>
+        <w:rPr>
+          <w:b/>
+          <w:bCs/>
+        </w:rPr>
+        <w:t>Отключить</w:t>
+      </w:r>
+      <w:r>
+        <w:rPr/>
+        <w:t xml:space="preserve"> удаляет подключение и пароль; ссылки строк на задачи сохраняются.</w:t>
+      </w:r>
+    </w:p>
+    <w:p>
+      <w:pPr>
+        <w:pStyle w:val="Heading3"/>
+        <w:rPr/>
+      </w:pPr>
+      <w:bookmarkStart w:id="61" w:name="диагностика"/>
+      <w:r>
+        <w:rPr>
+          <w:rStyle w:val="SectionNumber"/>
+        </w:rPr>
+        <w:t>10.1.1</w:t>
+      </w:r>
+      <w:r>
+        <w:rPr/>
+        <w:tab/>
+        <w:t>Диагностика</w:t>
       </w:r>
     </w:p>
     <w:p>
@@ -5341,59 +5128,29 @@
       </w:pPr>
       <w:r>
         <w:rPr/>
-        <w:t xml:space="preserve">С </w:t>
-      </w:r>
-      <w:r>
-        <w:rPr>
-          <w:rStyle w:val="VerbatimChar"/>
-        </w:rPr>
-        <w:t>--prefer-podelu</w:t>
-      </w:r>
-      <w:r>
-        <w:rPr/>
-        <w:t xml:space="preserve"> в коллизиях берутся значения «По Делу» (кроме роли, логина и email); код выхода 1 — в плане ошибки, 2 — «По Делу» недоступна. Адреса подключения ограничивает переменная </w:t>
-      </w:r>
-      <w:r>
-        <w:rPr>
-          <w:rStyle w:val="VerbatimChar"/>
-        </w:rPr>
-        <w:t>PODELU_ALLOWED_HOSTS</w:t>
-      </w:r>
-      <w:r>
-        <w:rPr/>
-        <w:t>.</w:t>
-      </w:r>
-      <w:bookmarkEnd w:id="58"/>
-      <w:bookmarkEnd w:id="62"/>
-    </w:p>
-    <w:p>
-      <w:pPr>
-        <w:pStyle w:val="Heading1"/>
-        <w:rPr/>
-      </w:pPr>
-      <w:bookmarkStart w:id="63" w:name="__RefHeading___Toc1556_3190699405"/>
-      <w:bookmarkStart w:id="64" w:name="вход-через-домен"/>
-      <w:bookmarkEnd w:id="63"/>
-      <w:r>
-        <w:rPr>
-          <w:rStyle w:val="SectionNumber"/>
-        </w:rPr>
-        <w:t>11</w:t>
-      </w:r>
-      <w:r>
-        <w:rPr/>
-        <w:tab/>
-        <w:t>Вход через домен</w:t>
-      </w:r>
-    </w:p>
-    <w:p>
-      <w:pPr>
-        <w:pStyle w:val="FirstParagraph"/>
-        <w:rPr/>
-      </w:pPr>
-      <w:r>
-        <w:rPr/>
-        <w:t>«Администрирование → Настройки → Вход через домен» — вход по учётной записи LDAP (Active Directory, FreeIPA, OpenLDAP и др.).</w:t>
+        <w:t xml:space="preserve">Если Jira «подключена, но задачи не загружаются», откройте </w:t>
+      </w:r>
+      <w:r>
+        <w:rPr>
+          <w:b/>
+          <w:bCs/>
+        </w:rPr>
+        <w:t>Диагностику</w:t>
+      </w:r>
+      <w:r>
+        <w:rPr/>
+        <w:t xml:space="preserve"> на странице Jira, при желании введите ключ задачи и нажмите </w:t>
+      </w:r>
+      <w:r>
+        <w:rPr>
+          <w:b/>
+          <w:bCs/>
+        </w:rPr>
+        <w:t>Запустить диагностику</w:t>
+      </w:r>
+      <w:r>
+        <w:rPr/>
+        <w:t>. Шаги и что значит ошибка:</w:t>
       </w:r>
     </w:p>
     <w:p>
@@ -5405,9 +5162,9 @@
         <w:rPr/>
         <w:drawing>
           <wp:inline distT="0" distB="0" distL="0" distR="0">
-            <wp:extent cx="5334000" cy="3333750"/>
+            <wp:extent cx="5334000" cy="4045585"/>
             <wp:effectExtent l="0" t="0" r="0" b="0"/>
-            <wp:docPr id="13" name="Image13" descr="Вход через домен"/>
+            <wp:docPr id="13" name="Image13" descr="Диагностика Jira"/>
             <wp:cNvGraphicFramePr>
               <a:graphicFrameLocks xmlns:a="http://schemas.openxmlformats.org/drawingml/2006/main" noChangeAspect="1"/>
             </wp:cNvGraphicFramePr>
@@ -5415,13 +5172,2023 @@
               <a:graphicData uri="http://schemas.openxmlformats.org/drawingml/2006/picture">
                 <pic:pic xmlns:pic="http://schemas.openxmlformats.org/drawingml/2006/picture">
                   <pic:nvPicPr>
-                    <pic:cNvPr id="13" name="Image13" descr="Вход через домен"/>
+                    <pic:cNvPr id="13" name="Image13" descr="Диагностика Jira"/>
                     <pic:cNvPicPr>
                       <a:picLocks noChangeAspect="1" noChangeArrowheads="1"/>
                     </pic:cNvPicPr>
                   </pic:nvPicPr>
                   <pic:blipFill>
                     <a:blip r:embed="rId14"/>
+                    <a:stretch>
+                      <a:fillRect/>
+                    </a:stretch>
+                  </pic:blipFill>
+                  <pic:spPr bwMode="auto">
+                    <a:xfrm>
+                      <a:off x="0" y="0"/>
+                      <a:ext cx="5334000" cy="4045585"/>
+                    </a:xfrm>
+                    <a:prstGeom prst="rect">
+                      <a:avLst/>
+                    </a:prstGeom>
+                  </pic:spPr>
+                </pic:pic>
+              </a:graphicData>
+            </a:graphic>
+          </wp:inline>
+        </w:drawing>
+      </w:r>
+    </w:p>
+    <w:p>
+      <w:pPr>
+        <w:pStyle w:val="ImageCaption"/>
+        <w:rPr/>
+      </w:pPr>
+      <w:r>
+        <w:rPr/>
+        <w:t>Диагностика Jira</w:t>
+      </w:r>
+    </w:p>
+    <w:tbl>
+      <w:tblPr>
+        <w:tblStyle w:val="Table"/>
+        <w:tblW w:w="5000" w:type="pct"/>
+        <w:jc w:val="center"/>
+        <w:tblInd w:w="0" w:type="dxa"/>
+        <w:tblLayout w:type="fixed"/>
+        <w:tblCellMar>
+          <w:top w:w="0" w:type="dxa"/>
+          <w:left w:w="108" w:type="dxa"/>
+          <w:bottom w:w="0" w:type="dxa"/>
+          <w:right w:w="108" w:type="dxa"/>
+        </w:tblCellMar>
+        <w:tblLook w:val="0020" w:noHBand="0" w:noVBand="0" w:firstColumn="0" w:lastRow="0" w:lastColumn="0" w:firstRow="1"/>
+      </w:tblPr>
+      <w:tblGrid>
+        <w:gridCol w:w="1430"/>
+        <w:gridCol w:w="3640"/>
+        <w:gridCol w:w="4290"/>
+      </w:tblGrid>
+      <w:tr>
+        <w:trPr>
+          <w:tblHeader w:val="true"/>
+        </w:trPr>
+        <w:tc>
+          <w:tcPr>
+            <w:tcW w:w="1430" w:type="dxa"/>
+            <w:tcBorders>
+              <w:top w:val="single" w:sz="4" w:space="0" w:color="D6DCEA"/>
+              <w:left w:val="single" w:sz="4" w:space="0" w:color="D6DCEA"/>
+              <w:bottom w:val="single" w:sz="6" w:space="0" w:color="000000"/>
+              <w:right w:val="single" w:sz="4" w:space="0" w:color="D6DCEA"/>
+            </w:tcBorders>
+            <w:shd w:color="auto" w:fill="EEF2FB" w:val="clear"/>
+            <w:vAlign w:val="bottom"/>
+          </w:tcPr>
+          <w:p>
+            <w:pPr>
+              <w:pStyle w:val="Compact"/>
+              <w:widowControl/>
+              <w:spacing w:before="36" w:after="40"/>
+              <w:jc w:val="left"/>
+              <w:rPr>
+                <w:kern w:val="0"/>
+                <w:szCs w:val="24"/>
+                <w:lang w:val="ru-RU" w:eastAsia="en-US" w:bidi="ar-SA"/>
+              </w:rPr>
+            </w:pPr>
+            <w:r>
+              <w:rPr>
+                <w:b/>
+                <w:kern w:val="0"/>
+                <w:sz w:val="18"/>
+                <w:szCs w:val="24"/>
+                <w:lang w:val="ru-RU" w:eastAsia="en-US" w:bidi="ar-SA"/>
+              </w:rPr>
+              <w:t>Шаг</w:t>
+            </w:r>
+          </w:p>
+        </w:tc>
+        <w:tc>
+          <w:tcPr>
+            <w:tcW w:w="3640" w:type="dxa"/>
+            <w:tcBorders>
+              <w:top w:val="single" w:sz="4" w:space="0" w:color="D6DCEA"/>
+              <w:left w:val="single" w:sz="4" w:space="0" w:color="D6DCEA"/>
+              <w:bottom w:val="single" w:sz="6" w:space="0" w:color="000000"/>
+              <w:right w:val="single" w:sz="4" w:space="0" w:color="D6DCEA"/>
+            </w:tcBorders>
+            <w:shd w:color="auto" w:fill="EEF2FB" w:val="clear"/>
+            <w:vAlign w:val="bottom"/>
+          </w:tcPr>
+          <w:p>
+            <w:pPr>
+              <w:pStyle w:val="Compact"/>
+              <w:widowControl/>
+              <w:spacing w:before="36" w:after="40"/>
+              <w:jc w:val="left"/>
+              <w:rPr>
+                <w:kern w:val="0"/>
+                <w:szCs w:val="24"/>
+                <w:lang w:val="ru-RU" w:eastAsia="en-US" w:bidi="ar-SA"/>
+              </w:rPr>
+            </w:pPr>
+            <w:r>
+              <w:rPr>
+                <w:b/>
+                <w:kern w:val="0"/>
+                <w:sz w:val="18"/>
+                <w:szCs w:val="24"/>
+                <w:lang w:val="ru-RU" w:eastAsia="en-US" w:bidi="ar-SA"/>
+              </w:rPr>
+              <w:t>Что проверяется</w:t>
+            </w:r>
+          </w:p>
+        </w:tc>
+        <w:tc>
+          <w:tcPr>
+            <w:tcW w:w="4290" w:type="dxa"/>
+            <w:tcBorders>
+              <w:top w:val="single" w:sz="4" w:space="0" w:color="D6DCEA"/>
+              <w:left w:val="single" w:sz="4" w:space="0" w:color="D6DCEA"/>
+              <w:bottom w:val="single" w:sz="6" w:space="0" w:color="000000"/>
+              <w:right w:val="single" w:sz="4" w:space="0" w:color="D6DCEA"/>
+            </w:tcBorders>
+            <w:shd w:color="auto" w:fill="EEF2FB" w:val="clear"/>
+            <w:vAlign w:val="bottom"/>
+          </w:tcPr>
+          <w:p>
+            <w:pPr>
+              <w:pStyle w:val="Compact"/>
+              <w:widowControl/>
+              <w:spacing w:before="36" w:after="40"/>
+              <w:jc w:val="left"/>
+              <w:rPr>
+                <w:kern w:val="0"/>
+                <w:szCs w:val="24"/>
+                <w:lang w:val="ru-RU" w:eastAsia="en-US" w:bidi="ar-SA"/>
+              </w:rPr>
+            </w:pPr>
+            <w:r>
+              <w:rPr>
+                <w:b/>
+                <w:kern w:val="0"/>
+                <w:sz w:val="18"/>
+                <w:szCs w:val="24"/>
+                <w:lang w:val="ru-RU" w:eastAsia="en-US" w:bidi="ar-SA"/>
+              </w:rPr>
+              <w:t>Что делать при ошибке</w:t>
+            </w:r>
+          </w:p>
+        </w:tc>
+      </w:tr>
+      <w:tr>
+        <w:trPr/>
+        <w:tc>
+          <w:tcPr>
+            <w:tcW w:w="1430" w:type="dxa"/>
+            <w:tcBorders>
+              <w:top w:val="single" w:sz="4" w:space="0" w:color="D6DCEA"/>
+              <w:left w:val="single" w:sz="4" w:space="0" w:color="D6DCEA"/>
+              <w:bottom w:val="single" w:sz="4" w:space="0" w:color="D6DCEA"/>
+              <w:right w:val="single" w:sz="4" w:space="0" w:color="D6DCEA"/>
+            </w:tcBorders>
+          </w:tcPr>
+          <w:p>
+            <w:pPr>
+              <w:pStyle w:val="Compact"/>
+              <w:widowControl/>
+              <w:spacing w:before="36" w:after="40"/>
+              <w:jc w:val="left"/>
+              <w:rPr>
+                <w:kern w:val="0"/>
+                <w:szCs w:val="24"/>
+                <w:lang w:val="ru-RU" w:eastAsia="en-US" w:bidi="ar-SA"/>
+              </w:rPr>
+            </w:pPr>
+            <w:r>
+              <w:rPr>
+                <w:kern w:val="0"/>
+                <w:sz w:val="18"/>
+                <w:szCs w:val="24"/>
+                <w:lang w:val="ru-RU" w:eastAsia="en-US" w:bidi="ar-SA"/>
+              </w:rPr>
+              <w:t>Адрес и сеть</w:t>
+            </w:r>
+          </w:p>
+        </w:tc>
+        <w:tc>
+          <w:tcPr>
+            <w:tcW w:w="3640" w:type="dxa"/>
+            <w:tcBorders>
+              <w:top w:val="single" w:sz="4" w:space="0" w:color="D6DCEA"/>
+              <w:left w:val="single" w:sz="4" w:space="0" w:color="D6DCEA"/>
+              <w:bottom w:val="single" w:sz="4" w:space="0" w:color="D6DCEA"/>
+              <w:right w:val="single" w:sz="4" w:space="0" w:color="D6DCEA"/>
+            </w:tcBorders>
+          </w:tcPr>
+          <w:p>
+            <w:pPr>
+              <w:pStyle w:val="Compact"/>
+              <w:widowControl/>
+              <w:spacing w:before="36" w:after="40"/>
+              <w:jc w:val="left"/>
+              <w:rPr>
+                <w:kern w:val="0"/>
+                <w:szCs w:val="24"/>
+                <w:lang w:val="ru-RU" w:eastAsia="en-US" w:bidi="ar-SA"/>
+              </w:rPr>
+            </w:pPr>
+            <w:r>
+              <w:rPr>
+                <w:kern w:val="0"/>
+                <w:sz w:val="18"/>
+                <w:szCs w:val="24"/>
+                <w:lang w:val="ru-RU" w:eastAsia="en-US" w:bidi="ar-SA"/>
+              </w:rPr>
+              <w:t>Jira отвечает, её вид и версия, время ответа</w:t>
+            </w:r>
+          </w:p>
+        </w:tc>
+        <w:tc>
+          <w:tcPr>
+            <w:tcW w:w="4290" w:type="dxa"/>
+            <w:tcBorders>
+              <w:top w:val="single" w:sz="4" w:space="0" w:color="D6DCEA"/>
+              <w:left w:val="single" w:sz="4" w:space="0" w:color="D6DCEA"/>
+              <w:bottom w:val="single" w:sz="4" w:space="0" w:color="D6DCEA"/>
+              <w:right w:val="single" w:sz="4" w:space="0" w:color="D6DCEA"/>
+            </w:tcBorders>
+          </w:tcPr>
+          <w:p>
+            <w:pPr>
+              <w:pStyle w:val="Compact"/>
+              <w:widowControl/>
+              <w:spacing w:before="36" w:after="40"/>
+              <w:jc w:val="left"/>
+              <w:rPr>
+                <w:kern w:val="0"/>
+                <w:szCs w:val="24"/>
+                <w:lang w:val="ru-RU" w:eastAsia="en-US" w:bidi="ar-SA"/>
+              </w:rPr>
+            </w:pPr>
+            <w:r>
+              <w:rPr>
+                <w:kern w:val="0"/>
+                <w:sz w:val="18"/>
+                <w:szCs w:val="24"/>
+                <w:lang w:val="ru-RU" w:eastAsia="en-US" w:bidi="ar-SA"/>
+              </w:rPr>
+              <w:t>Проверить адрес, сеть, прокси (</w:t>
+            </w:r>
+            <w:r>
+              <w:rPr>
+                <w:rStyle w:val="VerbatimChar"/>
+                <w:kern w:val="0"/>
+                <w:sz w:val="18"/>
+                <w:szCs w:val="24"/>
+                <w:lang w:val="ru-RU" w:eastAsia="en-US" w:bidi="ar-SA"/>
+              </w:rPr>
+              <w:t>HTTPS_PROXY</w:t>
+            </w:r>
+            <w:r>
+              <w:rPr>
+                <w:kern w:val="0"/>
+                <w:sz w:val="18"/>
+                <w:szCs w:val="24"/>
+                <w:lang w:val="ru-RU" w:eastAsia="en-US" w:bidi="ar-SA"/>
+              </w:rPr>
+              <w:t xml:space="preserve">), </w:t>
+            </w:r>
+            <w:r>
+              <w:rPr>
+                <w:rStyle w:val="VerbatimChar"/>
+                <w:kern w:val="0"/>
+                <w:sz w:val="18"/>
+                <w:szCs w:val="24"/>
+                <w:lang w:val="ru-RU" w:eastAsia="en-US" w:bidi="ar-SA"/>
+              </w:rPr>
+              <w:t>JIRA_ALLOWED_HOSTS</w:t>
+            </w:r>
+          </w:p>
+        </w:tc>
+      </w:tr>
+      <w:tr>
+        <w:trPr/>
+        <w:tc>
+          <w:tcPr>
+            <w:tcW w:w="1430" w:type="dxa"/>
+            <w:tcBorders>
+              <w:top w:val="single" w:sz="4" w:space="0" w:color="D6DCEA"/>
+              <w:left w:val="single" w:sz="4" w:space="0" w:color="D6DCEA"/>
+              <w:bottom w:val="single" w:sz="4" w:space="0" w:color="D6DCEA"/>
+              <w:right w:val="single" w:sz="4" w:space="0" w:color="D6DCEA"/>
+            </w:tcBorders>
+          </w:tcPr>
+          <w:p>
+            <w:pPr>
+              <w:pStyle w:val="Compact"/>
+              <w:widowControl/>
+              <w:spacing w:before="36" w:after="40"/>
+              <w:jc w:val="left"/>
+              <w:rPr>
+                <w:kern w:val="0"/>
+                <w:szCs w:val="24"/>
+                <w:lang w:val="ru-RU" w:eastAsia="en-US" w:bidi="ar-SA"/>
+              </w:rPr>
+            </w:pPr>
+            <w:r>
+              <w:rPr>
+                <w:kern w:val="0"/>
+                <w:sz w:val="18"/>
+                <w:szCs w:val="24"/>
+                <w:lang w:val="ru-RU" w:eastAsia="en-US" w:bidi="ar-SA"/>
+              </w:rPr>
+              <w:t>Способ входа</w:t>
+            </w:r>
+          </w:p>
+        </w:tc>
+        <w:tc>
+          <w:tcPr>
+            <w:tcW w:w="3640" w:type="dxa"/>
+            <w:tcBorders>
+              <w:top w:val="single" w:sz="4" w:space="0" w:color="D6DCEA"/>
+              <w:left w:val="single" w:sz="4" w:space="0" w:color="D6DCEA"/>
+              <w:bottom w:val="single" w:sz="4" w:space="0" w:color="D6DCEA"/>
+              <w:right w:val="single" w:sz="4" w:space="0" w:color="D6DCEA"/>
+            </w:tcBorders>
+          </w:tcPr>
+          <w:p>
+            <w:pPr>
+              <w:pStyle w:val="Compact"/>
+              <w:widowControl/>
+              <w:spacing w:before="36" w:after="40"/>
+              <w:jc w:val="left"/>
+              <w:rPr>
+                <w:kern w:val="0"/>
+                <w:szCs w:val="24"/>
+                <w:lang w:val="ru-RU" w:eastAsia="en-US" w:bidi="ar-SA"/>
+              </w:rPr>
+            </w:pPr>
+            <w:r>
+              <w:rPr>
+                <w:kern w:val="0"/>
+                <w:sz w:val="18"/>
+                <w:szCs w:val="24"/>
+                <w:lang w:val="ru-RU" w:eastAsia="en-US" w:bidi="ar-SA"/>
+              </w:rPr>
+              <w:t>Совпадает ли вид Jira со способом входа</w:t>
+            </w:r>
+          </w:p>
+        </w:tc>
+        <w:tc>
+          <w:tcPr>
+            <w:tcW w:w="4290" w:type="dxa"/>
+            <w:tcBorders>
+              <w:top w:val="single" w:sz="4" w:space="0" w:color="D6DCEA"/>
+              <w:left w:val="single" w:sz="4" w:space="0" w:color="D6DCEA"/>
+              <w:bottom w:val="single" w:sz="4" w:space="0" w:color="D6DCEA"/>
+              <w:right w:val="single" w:sz="4" w:space="0" w:color="D6DCEA"/>
+            </w:tcBorders>
+          </w:tcPr>
+          <w:p>
+            <w:pPr>
+              <w:pStyle w:val="Compact"/>
+              <w:widowControl/>
+              <w:spacing w:before="36" w:after="40"/>
+              <w:jc w:val="left"/>
+              <w:rPr>
+                <w:kern w:val="0"/>
+                <w:szCs w:val="24"/>
+                <w:lang w:val="ru-RU" w:eastAsia="en-US" w:bidi="ar-SA"/>
+              </w:rPr>
+            </w:pPr>
+            <w:r>
+              <w:rPr>
+                <w:kern w:val="0"/>
+                <w:sz w:val="18"/>
+                <w:szCs w:val="24"/>
+                <w:lang w:val="ru-RU" w:eastAsia="en-US" w:bidi="ar-SA"/>
+              </w:rPr>
+              <w:t>Для Cloud — email и API-токен, для Server/DC — PAT или логин и пароль</w:t>
+            </w:r>
+          </w:p>
+        </w:tc>
+      </w:tr>
+      <w:tr>
+        <w:trPr/>
+        <w:tc>
+          <w:tcPr>
+            <w:tcW w:w="1430" w:type="dxa"/>
+            <w:tcBorders>
+              <w:top w:val="single" w:sz="4" w:space="0" w:color="D6DCEA"/>
+              <w:left w:val="single" w:sz="4" w:space="0" w:color="D6DCEA"/>
+              <w:bottom w:val="single" w:sz="4" w:space="0" w:color="D6DCEA"/>
+              <w:right w:val="single" w:sz="4" w:space="0" w:color="D6DCEA"/>
+            </w:tcBorders>
+          </w:tcPr>
+          <w:p>
+            <w:pPr>
+              <w:pStyle w:val="Compact"/>
+              <w:widowControl/>
+              <w:spacing w:before="36" w:after="40"/>
+              <w:jc w:val="left"/>
+              <w:rPr>
+                <w:kern w:val="0"/>
+                <w:szCs w:val="24"/>
+                <w:lang w:val="ru-RU" w:eastAsia="en-US" w:bidi="ar-SA"/>
+              </w:rPr>
+            </w:pPr>
+            <w:r>
+              <w:rPr>
+                <w:kern w:val="0"/>
+                <w:sz w:val="18"/>
+                <w:szCs w:val="24"/>
+                <w:lang w:val="ru-RU" w:eastAsia="en-US" w:bidi="ar-SA"/>
+              </w:rPr>
+              <w:t>Адрес ссылок на задачи</w:t>
+            </w:r>
+          </w:p>
+        </w:tc>
+        <w:tc>
+          <w:tcPr>
+            <w:tcW w:w="3640" w:type="dxa"/>
+            <w:tcBorders>
+              <w:top w:val="single" w:sz="4" w:space="0" w:color="D6DCEA"/>
+              <w:left w:val="single" w:sz="4" w:space="0" w:color="D6DCEA"/>
+              <w:bottom w:val="single" w:sz="4" w:space="0" w:color="D6DCEA"/>
+              <w:right w:val="single" w:sz="4" w:space="0" w:color="D6DCEA"/>
+            </w:tcBorders>
+          </w:tcPr>
+          <w:p>
+            <w:pPr>
+              <w:pStyle w:val="Compact"/>
+              <w:widowControl/>
+              <w:spacing w:before="36" w:after="40"/>
+              <w:jc w:val="left"/>
+              <w:rPr>
+                <w:kern w:val="0"/>
+                <w:szCs w:val="24"/>
+                <w:lang w:val="ru-RU" w:eastAsia="en-US" w:bidi="ar-SA"/>
+              </w:rPr>
+            </w:pPr>
+            <w:r>
+              <w:rPr>
+                <w:kern w:val="0"/>
+                <w:sz w:val="18"/>
+                <w:szCs w:val="24"/>
+                <w:lang w:val="ru-RU" w:eastAsia="en-US" w:bidi="ar-SA"/>
+              </w:rPr>
+              <w:t>Адрес, который Jira считает своим</w:t>
+            </w:r>
+          </w:p>
+        </w:tc>
+        <w:tc>
+          <w:tcPr>
+            <w:tcW w:w="4290" w:type="dxa"/>
+            <w:tcBorders>
+              <w:top w:val="single" w:sz="4" w:space="0" w:color="D6DCEA"/>
+              <w:left w:val="single" w:sz="4" w:space="0" w:color="D6DCEA"/>
+              <w:bottom w:val="single" w:sz="4" w:space="0" w:color="D6DCEA"/>
+              <w:right w:val="single" w:sz="4" w:space="0" w:color="D6DCEA"/>
+            </w:tcBorders>
+          </w:tcPr>
+          <w:p>
+            <w:pPr>
+              <w:pStyle w:val="Compact"/>
+              <w:widowControl/>
+              <w:spacing w:before="36" w:after="40"/>
+              <w:jc w:val="left"/>
+              <w:rPr>
+                <w:kern w:val="0"/>
+                <w:szCs w:val="24"/>
+                <w:lang w:val="ru-RU" w:eastAsia="en-US" w:bidi="ar-SA"/>
+              </w:rPr>
+            </w:pPr>
+            <w:r>
+              <w:rPr>
+                <w:kern w:val="0"/>
+                <w:sz w:val="18"/>
+                <w:szCs w:val="24"/>
+                <w:lang w:val="ru-RU" w:eastAsia="en-US" w:bidi="ar-SA"/>
+              </w:rPr>
+              <w:t>Добавить его в «Другие адреса этой Jira»</w:t>
+            </w:r>
+          </w:p>
+        </w:tc>
+      </w:tr>
+      <w:tr>
+        <w:trPr/>
+        <w:tc>
+          <w:tcPr>
+            <w:tcW w:w="1430" w:type="dxa"/>
+            <w:tcBorders>
+              <w:top w:val="single" w:sz="4" w:space="0" w:color="D6DCEA"/>
+              <w:left w:val="single" w:sz="4" w:space="0" w:color="D6DCEA"/>
+              <w:bottom w:val="single" w:sz="4" w:space="0" w:color="D6DCEA"/>
+              <w:right w:val="single" w:sz="4" w:space="0" w:color="D6DCEA"/>
+            </w:tcBorders>
+          </w:tcPr>
+          <w:p>
+            <w:pPr>
+              <w:pStyle w:val="Compact"/>
+              <w:widowControl/>
+              <w:spacing w:before="36" w:after="40"/>
+              <w:jc w:val="left"/>
+              <w:rPr>
+                <w:kern w:val="0"/>
+                <w:szCs w:val="24"/>
+                <w:lang w:val="ru-RU" w:eastAsia="en-US" w:bidi="ar-SA"/>
+              </w:rPr>
+            </w:pPr>
+            <w:r>
+              <w:rPr>
+                <w:kern w:val="0"/>
+                <w:sz w:val="18"/>
+                <w:szCs w:val="24"/>
+                <w:lang w:val="ru-RU" w:eastAsia="en-US" w:bidi="ar-SA"/>
+              </w:rPr>
+              <w:t>Вход</w:t>
+            </w:r>
+          </w:p>
+        </w:tc>
+        <w:tc>
+          <w:tcPr>
+            <w:tcW w:w="3640" w:type="dxa"/>
+            <w:tcBorders>
+              <w:top w:val="single" w:sz="4" w:space="0" w:color="D6DCEA"/>
+              <w:left w:val="single" w:sz="4" w:space="0" w:color="D6DCEA"/>
+              <w:bottom w:val="single" w:sz="4" w:space="0" w:color="D6DCEA"/>
+              <w:right w:val="single" w:sz="4" w:space="0" w:color="D6DCEA"/>
+            </w:tcBorders>
+          </w:tcPr>
+          <w:p>
+            <w:pPr>
+              <w:pStyle w:val="Compact"/>
+              <w:widowControl/>
+              <w:spacing w:before="36" w:after="40"/>
+              <w:jc w:val="left"/>
+              <w:rPr>
+                <w:kern w:val="0"/>
+                <w:szCs w:val="24"/>
+                <w:lang w:val="ru-RU" w:eastAsia="en-US" w:bidi="ar-SA"/>
+              </w:rPr>
+            </w:pPr>
+            <w:r>
+              <w:rPr>
+                <w:kern w:val="0"/>
+                <w:sz w:val="18"/>
+                <w:szCs w:val="24"/>
+                <w:lang w:val="ru-RU" w:eastAsia="en-US" w:bidi="ar-SA"/>
+              </w:rPr>
+              <w:t>Учётная запись принимается</w:t>
+            </w:r>
+          </w:p>
+        </w:tc>
+        <w:tc>
+          <w:tcPr>
+            <w:tcW w:w="4290" w:type="dxa"/>
+            <w:tcBorders>
+              <w:top w:val="single" w:sz="4" w:space="0" w:color="D6DCEA"/>
+              <w:left w:val="single" w:sz="4" w:space="0" w:color="D6DCEA"/>
+              <w:bottom w:val="single" w:sz="4" w:space="0" w:color="D6DCEA"/>
+              <w:right w:val="single" w:sz="4" w:space="0" w:color="D6DCEA"/>
+            </w:tcBorders>
+          </w:tcPr>
+          <w:p>
+            <w:pPr>
+              <w:pStyle w:val="Compact"/>
+              <w:widowControl/>
+              <w:spacing w:before="36" w:after="40"/>
+              <w:jc w:val="left"/>
+              <w:rPr>
+                <w:kern w:val="0"/>
+                <w:szCs w:val="24"/>
+                <w:lang w:val="ru-RU" w:eastAsia="en-US" w:bidi="ar-SA"/>
+              </w:rPr>
+            </w:pPr>
+            <w:r>
+              <w:rPr>
+                <w:kern w:val="0"/>
+                <w:sz w:val="18"/>
+                <w:szCs w:val="24"/>
+                <w:lang w:val="ru-RU" w:eastAsia="en-US" w:bidi="ar-SA"/>
+              </w:rPr>
+              <w:t>Проверить логин и пароль или токен; при CAPTCHA — войти в Jira браузером</w:t>
+            </w:r>
+          </w:p>
+        </w:tc>
+      </w:tr>
+      <w:tr>
+        <w:trPr/>
+        <w:tc>
+          <w:tcPr>
+            <w:tcW w:w="1430" w:type="dxa"/>
+            <w:tcBorders>
+              <w:top w:val="single" w:sz="4" w:space="0" w:color="D6DCEA"/>
+              <w:left w:val="single" w:sz="4" w:space="0" w:color="D6DCEA"/>
+              <w:bottom w:val="single" w:sz="4" w:space="0" w:color="D6DCEA"/>
+              <w:right w:val="single" w:sz="4" w:space="0" w:color="D6DCEA"/>
+            </w:tcBorders>
+          </w:tcPr>
+          <w:p>
+            <w:pPr>
+              <w:pStyle w:val="Compact"/>
+              <w:widowControl/>
+              <w:spacing w:before="36" w:after="40"/>
+              <w:jc w:val="left"/>
+              <w:rPr>
+                <w:kern w:val="0"/>
+                <w:szCs w:val="24"/>
+                <w:lang w:val="ru-RU" w:eastAsia="en-US" w:bidi="ar-SA"/>
+              </w:rPr>
+            </w:pPr>
+            <w:r>
+              <w:rPr>
+                <w:kern w:val="0"/>
+                <w:sz w:val="18"/>
+                <w:szCs w:val="24"/>
+                <w:lang w:val="ru-RU" w:eastAsia="en-US" w:bidi="ar-SA"/>
+              </w:rPr>
+              <w:t>Право «Просмотр проектов»</w:t>
+            </w:r>
+          </w:p>
+        </w:tc>
+        <w:tc>
+          <w:tcPr>
+            <w:tcW w:w="3640" w:type="dxa"/>
+            <w:tcBorders>
+              <w:top w:val="single" w:sz="4" w:space="0" w:color="D6DCEA"/>
+              <w:left w:val="single" w:sz="4" w:space="0" w:color="D6DCEA"/>
+              <w:bottom w:val="single" w:sz="4" w:space="0" w:color="D6DCEA"/>
+              <w:right w:val="single" w:sz="4" w:space="0" w:color="D6DCEA"/>
+            </w:tcBorders>
+          </w:tcPr>
+          <w:p>
+            <w:pPr>
+              <w:pStyle w:val="Compact"/>
+              <w:widowControl/>
+              <w:spacing w:before="36" w:after="40"/>
+              <w:jc w:val="left"/>
+              <w:rPr>
+                <w:kern w:val="0"/>
+                <w:szCs w:val="24"/>
+                <w:lang w:val="ru-RU" w:eastAsia="en-US" w:bidi="ar-SA"/>
+              </w:rPr>
+            </w:pPr>
+            <w:r>
+              <w:rPr>
+                <w:kern w:val="0"/>
+                <w:sz w:val="18"/>
+                <w:szCs w:val="24"/>
+                <w:lang w:val="ru-RU" w:eastAsia="en-US" w:bidi="ar-SA"/>
+              </w:rPr>
+              <w:t>Есть ли право Browse Projects</w:t>
+            </w:r>
+          </w:p>
+        </w:tc>
+        <w:tc>
+          <w:tcPr>
+            <w:tcW w:w="4290" w:type="dxa"/>
+            <w:tcBorders>
+              <w:top w:val="single" w:sz="4" w:space="0" w:color="D6DCEA"/>
+              <w:left w:val="single" w:sz="4" w:space="0" w:color="D6DCEA"/>
+              <w:bottom w:val="single" w:sz="4" w:space="0" w:color="D6DCEA"/>
+              <w:right w:val="single" w:sz="4" w:space="0" w:color="D6DCEA"/>
+            </w:tcBorders>
+          </w:tcPr>
+          <w:p>
+            <w:pPr>
+              <w:pStyle w:val="Compact"/>
+              <w:widowControl/>
+              <w:spacing w:before="36" w:after="40"/>
+              <w:jc w:val="left"/>
+              <w:rPr>
+                <w:kern w:val="0"/>
+                <w:szCs w:val="24"/>
+                <w:lang w:val="ru-RU" w:eastAsia="en-US" w:bidi="ar-SA"/>
+              </w:rPr>
+            </w:pPr>
+            <w:r>
+              <w:rPr>
+                <w:kern w:val="0"/>
+                <w:sz w:val="18"/>
+                <w:szCs w:val="24"/>
+                <w:lang w:val="ru-RU" w:eastAsia="en-US" w:bidi="ar-SA"/>
+              </w:rPr>
+              <w:t>Добавить учётную запись в роль или группу проекта</w:t>
+            </w:r>
+          </w:p>
+        </w:tc>
+      </w:tr>
+      <w:tr>
+        <w:trPr/>
+        <w:tc>
+          <w:tcPr>
+            <w:tcW w:w="1430" w:type="dxa"/>
+            <w:tcBorders>
+              <w:top w:val="single" w:sz="4" w:space="0" w:color="D6DCEA"/>
+              <w:left w:val="single" w:sz="4" w:space="0" w:color="D6DCEA"/>
+              <w:bottom w:val="single" w:sz="4" w:space="0" w:color="D6DCEA"/>
+              <w:right w:val="single" w:sz="4" w:space="0" w:color="D6DCEA"/>
+            </w:tcBorders>
+          </w:tcPr>
+          <w:p>
+            <w:pPr>
+              <w:pStyle w:val="Compact"/>
+              <w:widowControl/>
+              <w:spacing w:before="36" w:after="40"/>
+              <w:jc w:val="left"/>
+              <w:rPr>
+                <w:kern w:val="0"/>
+                <w:szCs w:val="24"/>
+                <w:lang w:val="ru-RU" w:eastAsia="en-US" w:bidi="ar-SA"/>
+              </w:rPr>
+            </w:pPr>
+            <w:r>
+              <w:rPr>
+                <w:kern w:val="0"/>
+                <w:sz w:val="18"/>
+                <w:szCs w:val="24"/>
+                <w:lang w:val="ru-RU" w:eastAsia="en-US" w:bidi="ar-SA"/>
+              </w:rPr>
+              <w:t>Видимые проекты</w:t>
+            </w:r>
+          </w:p>
+        </w:tc>
+        <w:tc>
+          <w:tcPr>
+            <w:tcW w:w="3640" w:type="dxa"/>
+            <w:tcBorders>
+              <w:top w:val="single" w:sz="4" w:space="0" w:color="D6DCEA"/>
+              <w:left w:val="single" w:sz="4" w:space="0" w:color="D6DCEA"/>
+              <w:bottom w:val="single" w:sz="4" w:space="0" w:color="D6DCEA"/>
+              <w:right w:val="single" w:sz="4" w:space="0" w:color="D6DCEA"/>
+            </w:tcBorders>
+          </w:tcPr>
+          <w:p>
+            <w:pPr>
+              <w:pStyle w:val="Compact"/>
+              <w:widowControl/>
+              <w:spacing w:before="36" w:after="40"/>
+              <w:jc w:val="left"/>
+              <w:rPr>
+                <w:kern w:val="0"/>
+                <w:szCs w:val="24"/>
+                <w:lang w:val="ru-RU" w:eastAsia="en-US" w:bidi="ar-SA"/>
+              </w:rPr>
+            </w:pPr>
+            <w:r>
+              <w:rPr>
+                <w:kern w:val="0"/>
+                <w:sz w:val="18"/>
+                <w:szCs w:val="24"/>
+                <w:lang w:val="ru-RU" w:eastAsia="en-US" w:bidi="ar-SA"/>
+              </w:rPr>
+              <w:t>Сколько и каких проектов видно</w:t>
+            </w:r>
+          </w:p>
+        </w:tc>
+        <w:tc>
+          <w:tcPr>
+            <w:tcW w:w="4290" w:type="dxa"/>
+            <w:tcBorders>
+              <w:top w:val="single" w:sz="4" w:space="0" w:color="D6DCEA"/>
+              <w:left w:val="single" w:sz="4" w:space="0" w:color="D6DCEA"/>
+              <w:bottom w:val="single" w:sz="4" w:space="0" w:color="D6DCEA"/>
+              <w:right w:val="single" w:sz="4" w:space="0" w:color="D6DCEA"/>
+            </w:tcBorders>
+          </w:tcPr>
+          <w:p>
+            <w:pPr>
+              <w:pStyle w:val="Compact"/>
+              <w:widowControl/>
+              <w:spacing w:before="36" w:after="40"/>
+              <w:jc w:val="left"/>
+              <w:rPr>
+                <w:kern w:val="0"/>
+                <w:szCs w:val="24"/>
+                <w:lang w:val="ru-RU" w:eastAsia="en-US" w:bidi="ar-SA"/>
+              </w:rPr>
+            </w:pPr>
+            <w:r>
+              <w:rPr>
+                <w:kern w:val="0"/>
+                <w:sz w:val="18"/>
+                <w:szCs w:val="24"/>
+                <w:lang w:val="ru-RU" w:eastAsia="en-US" w:bidi="ar-SA"/>
+              </w:rPr>
+              <w:t>Выдать доступ к нужным проектам</w:t>
+            </w:r>
+          </w:p>
+        </w:tc>
+      </w:tr>
+      <w:tr>
+        <w:trPr/>
+        <w:tc>
+          <w:tcPr>
+            <w:tcW w:w="1430" w:type="dxa"/>
+            <w:tcBorders>
+              <w:top w:val="single" w:sz="4" w:space="0" w:color="D6DCEA"/>
+              <w:left w:val="single" w:sz="4" w:space="0" w:color="D6DCEA"/>
+              <w:bottom w:val="single" w:sz="4" w:space="0" w:color="D6DCEA"/>
+              <w:right w:val="single" w:sz="4" w:space="0" w:color="D6DCEA"/>
+            </w:tcBorders>
+          </w:tcPr>
+          <w:p>
+            <w:pPr>
+              <w:pStyle w:val="Compact"/>
+              <w:widowControl/>
+              <w:spacing w:before="36" w:after="40"/>
+              <w:jc w:val="left"/>
+              <w:rPr>
+                <w:kern w:val="0"/>
+                <w:szCs w:val="24"/>
+                <w:lang w:val="ru-RU" w:eastAsia="en-US" w:bidi="ar-SA"/>
+              </w:rPr>
+            </w:pPr>
+            <w:r>
+              <w:rPr>
+                <w:kern w:val="0"/>
+                <w:sz w:val="18"/>
+                <w:szCs w:val="24"/>
+                <w:lang w:val="ru-RU" w:eastAsia="en-US" w:bidi="ar-SA"/>
+              </w:rPr>
+              <w:t>Поиск задач</w:t>
+            </w:r>
+          </w:p>
+        </w:tc>
+        <w:tc>
+          <w:tcPr>
+            <w:tcW w:w="3640" w:type="dxa"/>
+            <w:tcBorders>
+              <w:top w:val="single" w:sz="4" w:space="0" w:color="D6DCEA"/>
+              <w:left w:val="single" w:sz="4" w:space="0" w:color="D6DCEA"/>
+              <w:bottom w:val="single" w:sz="4" w:space="0" w:color="D6DCEA"/>
+              <w:right w:val="single" w:sz="4" w:space="0" w:color="D6DCEA"/>
+            </w:tcBorders>
+          </w:tcPr>
+          <w:p>
+            <w:pPr>
+              <w:pStyle w:val="Compact"/>
+              <w:widowControl/>
+              <w:spacing w:before="36" w:after="40"/>
+              <w:jc w:val="left"/>
+              <w:rPr>
+                <w:kern w:val="0"/>
+                <w:szCs w:val="24"/>
+                <w:lang w:val="ru-RU" w:eastAsia="en-US" w:bidi="ar-SA"/>
+              </w:rPr>
+            </w:pPr>
+            <w:r>
+              <w:rPr>
+                <w:kern w:val="0"/>
+                <w:sz w:val="18"/>
+                <w:szCs w:val="24"/>
+                <w:lang w:val="ru-RU" w:eastAsia="en-US" w:bidi="ar-SA"/>
+              </w:rPr>
+              <w:t>Поиск работает (POST или запасной GET)</w:t>
+            </w:r>
+          </w:p>
+        </w:tc>
+        <w:tc>
+          <w:tcPr>
+            <w:tcW w:w="4290" w:type="dxa"/>
+            <w:tcBorders>
+              <w:top w:val="single" w:sz="4" w:space="0" w:color="D6DCEA"/>
+              <w:left w:val="single" w:sz="4" w:space="0" w:color="D6DCEA"/>
+              <w:bottom w:val="single" w:sz="4" w:space="0" w:color="D6DCEA"/>
+              <w:right w:val="single" w:sz="4" w:space="0" w:color="D6DCEA"/>
+            </w:tcBorders>
+          </w:tcPr>
+          <w:p>
+            <w:pPr>
+              <w:pStyle w:val="Compact"/>
+              <w:widowControl/>
+              <w:spacing w:before="36" w:after="40"/>
+              <w:jc w:val="left"/>
+              <w:rPr>
+                <w:kern w:val="0"/>
+                <w:szCs w:val="24"/>
+                <w:lang w:val="ru-RU" w:eastAsia="en-US" w:bidi="ar-SA"/>
+              </w:rPr>
+            </w:pPr>
+            <w:r>
+              <w:rPr>
+                <w:kern w:val="0"/>
+                <w:sz w:val="18"/>
+                <w:szCs w:val="24"/>
+                <w:lang w:val="ru-RU" w:eastAsia="en-US" w:bidi="ar-SA"/>
+              </w:rPr>
+              <w:t>Причина — в тексте ошибки Jira</w:t>
+            </w:r>
+          </w:p>
+        </w:tc>
+      </w:tr>
+      <w:tr>
+        <w:trPr/>
+        <w:tc>
+          <w:tcPr>
+            <w:tcW w:w="1430" w:type="dxa"/>
+            <w:tcBorders>
+              <w:top w:val="single" w:sz="4" w:space="0" w:color="D6DCEA"/>
+              <w:left w:val="single" w:sz="4" w:space="0" w:color="D6DCEA"/>
+              <w:bottom w:val="single" w:sz="4" w:space="0" w:color="D6DCEA"/>
+              <w:right w:val="single" w:sz="4" w:space="0" w:color="D6DCEA"/>
+            </w:tcBorders>
+          </w:tcPr>
+          <w:p>
+            <w:pPr>
+              <w:pStyle w:val="Compact"/>
+              <w:widowControl/>
+              <w:spacing w:before="36" w:after="40"/>
+              <w:jc w:val="left"/>
+              <w:rPr>
+                <w:kern w:val="0"/>
+                <w:szCs w:val="24"/>
+                <w:lang w:val="ru-RU" w:eastAsia="en-US" w:bidi="ar-SA"/>
+              </w:rPr>
+            </w:pPr>
+            <w:r>
+              <w:rPr>
+                <w:kern w:val="0"/>
+                <w:sz w:val="18"/>
+                <w:szCs w:val="24"/>
+                <w:lang w:val="ru-RU" w:eastAsia="en-US" w:bidi="ar-SA"/>
+              </w:rPr>
+              <w:t>Поля дат, эпиков и спринтов</w:t>
+            </w:r>
+          </w:p>
+        </w:tc>
+        <w:tc>
+          <w:tcPr>
+            <w:tcW w:w="3640" w:type="dxa"/>
+            <w:tcBorders>
+              <w:top w:val="single" w:sz="4" w:space="0" w:color="D6DCEA"/>
+              <w:left w:val="single" w:sz="4" w:space="0" w:color="D6DCEA"/>
+              <w:bottom w:val="single" w:sz="4" w:space="0" w:color="D6DCEA"/>
+              <w:right w:val="single" w:sz="4" w:space="0" w:color="D6DCEA"/>
+            </w:tcBorders>
+          </w:tcPr>
+          <w:p>
+            <w:pPr>
+              <w:pStyle w:val="Compact"/>
+              <w:widowControl/>
+              <w:spacing w:before="36" w:after="40"/>
+              <w:jc w:val="left"/>
+              <w:rPr>
+                <w:kern w:val="0"/>
+                <w:szCs w:val="24"/>
+                <w:lang w:val="ru-RU" w:eastAsia="en-US" w:bidi="ar-SA"/>
+              </w:rPr>
+            </w:pPr>
+            <w:r>
+              <w:rPr>
+                <w:kern w:val="0"/>
+                <w:sz w:val="18"/>
+                <w:szCs w:val="24"/>
+                <w:lang w:val="ru-RU" w:eastAsia="en-US" w:bidi="ar-SA"/>
+              </w:rPr>
+              <w:t>Поля начала и срока существуют; найдены «Epic Link» и «Sprint»</w:t>
+            </w:r>
+          </w:p>
+        </w:tc>
+        <w:tc>
+          <w:tcPr>
+            <w:tcW w:w="4290" w:type="dxa"/>
+            <w:tcBorders>
+              <w:top w:val="single" w:sz="4" w:space="0" w:color="D6DCEA"/>
+              <w:left w:val="single" w:sz="4" w:space="0" w:color="D6DCEA"/>
+              <w:bottom w:val="single" w:sz="4" w:space="0" w:color="D6DCEA"/>
+              <w:right w:val="single" w:sz="4" w:space="0" w:color="D6DCEA"/>
+            </w:tcBorders>
+          </w:tcPr>
+          <w:p>
+            <w:pPr>
+              <w:pStyle w:val="Compact"/>
+              <w:widowControl/>
+              <w:spacing w:before="36" w:after="40"/>
+              <w:jc w:val="left"/>
+              <w:rPr>
+                <w:kern w:val="0"/>
+                <w:szCs w:val="24"/>
+                <w:lang w:val="ru-RU" w:eastAsia="en-US" w:bidi="ar-SA"/>
+              </w:rPr>
+            </w:pPr>
+            <w:r>
+              <w:rPr>
+                <w:kern w:val="0"/>
+                <w:sz w:val="18"/>
+                <w:szCs w:val="24"/>
+                <w:lang w:val="ru-RU" w:eastAsia="en-US" w:bidi="ar-SA"/>
+              </w:rPr>
+              <w:t>Выбрать поля заново</w:t>
+            </w:r>
+          </w:p>
+        </w:tc>
+      </w:tr>
+      <w:tr>
+        <w:trPr/>
+        <w:tc>
+          <w:tcPr>
+            <w:tcW w:w="1430" w:type="dxa"/>
+            <w:tcBorders>
+              <w:top w:val="single" w:sz="4" w:space="0" w:color="D6DCEA"/>
+              <w:left w:val="single" w:sz="4" w:space="0" w:color="D6DCEA"/>
+              <w:bottom w:val="single" w:sz="4" w:space="0" w:color="D6DCEA"/>
+              <w:right w:val="single" w:sz="4" w:space="0" w:color="D6DCEA"/>
+            </w:tcBorders>
+          </w:tcPr>
+          <w:p>
+            <w:pPr>
+              <w:pStyle w:val="Compact"/>
+              <w:widowControl/>
+              <w:spacing w:before="36" w:after="40"/>
+              <w:jc w:val="left"/>
+              <w:rPr>
+                <w:kern w:val="0"/>
+                <w:szCs w:val="24"/>
+                <w:lang w:val="ru-RU" w:eastAsia="en-US" w:bidi="ar-SA"/>
+              </w:rPr>
+            </w:pPr>
+            <w:r>
+              <w:rPr>
+                <w:kern w:val="0"/>
+                <w:sz w:val="18"/>
+                <w:szCs w:val="24"/>
+                <w:lang w:val="ru-RU" w:eastAsia="en-US" w:bidi="ar-SA"/>
+              </w:rPr>
+              <w:t>Задача ABC-123</w:t>
+            </w:r>
+          </w:p>
+        </w:tc>
+        <w:tc>
+          <w:tcPr>
+            <w:tcW w:w="3640" w:type="dxa"/>
+            <w:tcBorders>
+              <w:top w:val="single" w:sz="4" w:space="0" w:color="D6DCEA"/>
+              <w:left w:val="single" w:sz="4" w:space="0" w:color="D6DCEA"/>
+              <w:bottom w:val="single" w:sz="4" w:space="0" w:color="D6DCEA"/>
+              <w:right w:val="single" w:sz="4" w:space="0" w:color="D6DCEA"/>
+            </w:tcBorders>
+          </w:tcPr>
+          <w:p>
+            <w:pPr>
+              <w:pStyle w:val="Compact"/>
+              <w:widowControl/>
+              <w:spacing w:before="36" w:after="40"/>
+              <w:jc w:val="left"/>
+              <w:rPr>
+                <w:kern w:val="0"/>
+                <w:szCs w:val="24"/>
+                <w:lang w:val="ru-RU" w:eastAsia="en-US" w:bidi="ar-SA"/>
+              </w:rPr>
+            </w:pPr>
+            <w:r>
+              <w:rPr>
+                <w:kern w:val="0"/>
+                <w:sz w:val="18"/>
+                <w:szCs w:val="24"/>
+                <w:lang w:val="ru-RU" w:eastAsia="en-US" w:bidi="ar-SA"/>
+              </w:rPr>
+              <w:t>Задача читается: тема, статус, исполнитель, срок</w:t>
+            </w:r>
+          </w:p>
+        </w:tc>
+        <w:tc>
+          <w:tcPr>
+            <w:tcW w:w="4290" w:type="dxa"/>
+            <w:tcBorders>
+              <w:top w:val="single" w:sz="4" w:space="0" w:color="D6DCEA"/>
+              <w:left w:val="single" w:sz="4" w:space="0" w:color="D6DCEA"/>
+              <w:bottom w:val="single" w:sz="4" w:space="0" w:color="D6DCEA"/>
+              <w:right w:val="single" w:sz="4" w:space="0" w:color="D6DCEA"/>
+            </w:tcBorders>
+          </w:tcPr>
+          <w:p>
+            <w:pPr>
+              <w:pStyle w:val="Compact"/>
+              <w:widowControl/>
+              <w:spacing w:before="36" w:after="40"/>
+              <w:jc w:val="left"/>
+              <w:rPr>
+                <w:kern w:val="0"/>
+                <w:szCs w:val="24"/>
+                <w:lang w:val="ru-RU" w:eastAsia="en-US" w:bidi="ar-SA"/>
+              </w:rPr>
+            </w:pPr>
+            <w:r>
+              <w:rPr>
+                <w:kern w:val="0"/>
+                <w:sz w:val="18"/>
+                <w:szCs w:val="24"/>
+                <w:lang w:val="ru-RU" w:eastAsia="en-US" w:bidi="ar-SA"/>
+              </w:rPr>
+              <w:t>«Не найдена» — нет задачи или права её видеть</w:t>
+            </w:r>
+          </w:p>
+        </w:tc>
+      </w:tr>
+      <w:tr>
+        <w:trPr/>
+        <w:tc>
+          <w:tcPr>
+            <w:tcW w:w="1430" w:type="dxa"/>
+            <w:tcBorders>
+              <w:top w:val="single" w:sz="4" w:space="0" w:color="D6DCEA"/>
+              <w:left w:val="single" w:sz="4" w:space="0" w:color="D6DCEA"/>
+              <w:bottom w:val="single" w:sz="4" w:space="0" w:color="D6DCEA"/>
+              <w:right w:val="single" w:sz="4" w:space="0" w:color="D6DCEA"/>
+            </w:tcBorders>
+          </w:tcPr>
+          <w:p>
+            <w:pPr>
+              <w:pStyle w:val="Compact"/>
+              <w:widowControl/>
+              <w:spacing w:before="36" w:after="40"/>
+              <w:jc w:val="left"/>
+              <w:rPr>
+                <w:kern w:val="0"/>
+                <w:szCs w:val="24"/>
+                <w:lang w:val="ru-RU" w:eastAsia="en-US" w:bidi="ar-SA"/>
+              </w:rPr>
+            </w:pPr>
+            <w:r>
+              <w:rPr>
+                <w:kern w:val="0"/>
+                <w:sz w:val="18"/>
+                <w:szCs w:val="24"/>
+                <w:lang w:val="ru-RU" w:eastAsia="en-US" w:bidi="ar-SA"/>
+              </w:rPr>
+              <w:t>Ссылки строк планов</w:t>
+            </w:r>
+          </w:p>
+        </w:tc>
+        <w:tc>
+          <w:tcPr>
+            <w:tcW w:w="3640" w:type="dxa"/>
+            <w:tcBorders>
+              <w:top w:val="single" w:sz="4" w:space="0" w:color="D6DCEA"/>
+              <w:left w:val="single" w:sz="4" w:space="0" w:color="D6DCEA"/>
+              <w:bottom w:val="single" w:sz="4" w:space="0" w:color="D6DCEA"/>
+              <w:right w:val="single" w:sz="4" w:space="0" w:color="D6DCEA"/>
+            </w:tcBorders>
+          </w:tcPr>
+          <w:p>
+            <w:pPr>
+              <w:pStyle w:val="Compact"/>
+              <w:widowControl/>
+              <w:spacing w:before="36" w:after="40"/>
+              <w:jc w:val="left"/>
+              <w:rPr>
+                <w:kern w:val="0"/>
+                <w:szCs w:val="24"/>
+                <w:lang w:val="ru-RU" w:eastAsia="en-US" w:bidi="ar-SA"/>
+              </w:rPr>
+            </w:pPr>
+            <w:r>
+              <w:rPr>
+                <w:kern w:val="0"/>
+                <w:sz w:val="18"/>
+                <w:szCs w:val="24"/>
+                <w:lang w:val="ru-RU" w:eastAsia="en-US" w:bidi="ar-SA"/>
+              </w:rPr>
+              <w:t>Сколько строк связано и сколько ссылается на другие адреса</w:t>
+            </w:r>
+          </w:p>
+        </w:tc>
+        <w:tc>
+          <w:tcPr>
+            <w:tcW w:w="4290" w:type="dxa"/>
+            <w:tcBorders>
+              <w:top w:val="single" w:sz="4" w:space="0" w:color="D6DCEA"/>
+              <w:left w:val="single" w:sz="4" w:space="0" w:color="D6DCEA"/>
+              <w:bottom w:val="single" w:sz="4" w:space="0" w:color="D6DCEA"/>
+              <w:right w:val="single" w:sz="4" w:space="0" w:color="D6DCEA"/>
+            </w:tcBorders>
+          </w:tcPr>
+          <w:p>
+            <w:pPr>
+              <w:pStyle w:val="Compact"/>
+              <w:widowControl/>
+              <w:spacing w:before="36" w:after="40"/>
+              <w:jc w:val="left"/>
+              <w:rPr>
+                <w:kern w:val="0"/>
+                <w:szCs w:val="24"/>
+                <w:lang w:val="ru-RU" w:eastAsia="en-US" w:bidi="ar-SA"/>
+              </w:rPr>
+            </w:pPr>
+            <w:r>
+              <w:rPr>
+                <w:kern w:val="0"/>
+                <w:sz w:val="18"/>
+                <w:szCs w:val="24"/>
+                <w:lang w:val="ru-RU" w:eastAsia="en-US" w:bidi="ar-SA"/>
+              </w:rPr>
+              <w:t>Добавить адрес в «Другие адреса этой Jira»</w:t>
+            </w:r>
+          </w:p>
+        </w:tc>
+      </w:tr>
+    </w:tbl>
+    <w:p>
+      <w:pPr>
+        <w:pStyle w:val="BodyText"/>
+        <w:rPr/>
+      </w:pPr>
+      <w:bookmarkStart w:id="62" w:name="jira"/>
+      <w:bookmarkStart w:id="63" w:name="диагностика"/>
+      <w:r>
+        <w:rPr/>
+        <w:t>Если перед Jira стоит прокси, запрещающий POST-запросы к поиску, «Пульс» сам переходит на GET — это видно в шаге «Поиск задач».</w:t>
+      </w:r>
+      <w:bookmarkEnd w:id="62"/>
+      <w:bookmarkEnd w:id="63"/>
+    </w:p>
+    <w:p>
+      <w:pPr>
+        <w:pStyle w:val="Heading2"/>
+        <w:rPr/>
+      </w:pPr>
+      <w:bookmarkStart w:id="64" w:name="__RefHeading___Toc1966_948722858"/>
+      <w:bookmarkStart w:id="65" w:name="по-делу"/>
+      <w:bookmarkEnd w:id="64"/>
+      <w:r>
+        <w:rPr>
+          <w:rStyle w:val="SectionNumber"/>
+        </w:rPr>
+        <w:t>10.2</w:t>
+      </w:r>
+      <w:r>
+        <w:rPr/>
+        <w:tab/>
+        <w:t>«По Делу»</w:t>
+      </w:r>
+    </w:p>
+    <w:p>
+      <w:pPr>
+        <w:pStyle w:val="FirstParagraph"/>
+        <w:rPr/>
+      </w:pPr>
+      <w:r>
+        <w:rPr/>
+        <w:t xml:space="preserve">Страница </w:t>
+      </w:r>
+      <w:r>
+        <w:rPr>
+          <w:b/>
+          <w:bCs/>
+        </w:rPr>
+        <w:t>Интеграции → «По Делу»</w:t>
+      </w:r>
+      <w:r>
+        <w:rPr/>
+        <w:t xml:space="preserve"> состоит из двух независимых частей: </w:t>
+      </w:r>
+      <w:r>
+        <w:rPr>
+          <w:b/>
+          <w:bCs/>
+        </w:rPr>
+        <w:t>Ссылки из задач «По Делу»</w:t>
+      </w:r>
+      <w:r>
+        <w:rPr/>
+        <w:t xml:space="preserve"> (задачи сотрудников ссылаются на проекты и строки планов «Пульса») и </w:t>
+      </w:r>
+      <w:r>
+        <w:rPr>
+          <w:b/>
+          <w:bCs/>
+        </w:rPr>
+        <w:t>Структура и сотрудники из «По Делу»</w:t>
+      </w:r>
+      <w:r>
+        <w:rPr/>
+        <w:t xml:space="preserve"> (загрузка структуры компании и сотрудников).</w:t>
+      </w:r>
+    </w:p>
+    <w:p>
+      <w:pPr>
+        <w:pStyle w:val="CaptionedFigure"/>
+        <w:rPr/>
+      </w:pPr>
+      <w:r>
+        <w:rPr/>
+        <w:drawing>
+          <wp:inline distT="0" distB="0" distL="0" distR="0">
+            <wp:extent cx="5334000" cy="4333875"/>
+            <wp:effectExtent l="0" t="0" r="0" b="0"/>
+            <wp:docPr id="14" name="Image14" descr="«По Делу»"/>
+            <wp:cNvGraphicFramePr>
+              <a:graphicFrameLocks xmlns:a="http://schemas.openxmlformats.org/drawingml/2006/main" noChangeAspect="1"/>
+            </wp:cNvGraphicFramePr>
+            <a:graphic xmlns:a="http://schemas.openxmlformats.org/drawingml/2006/main">
+              <a:graphicData uri="http://schemas.openxmlformats.org/drawingml/2006/picture">
+                <pic:pic xmlns:pic="http://schemas.openxmlformats.org/drawingml/2006/picture">
+                  <pic:nvPicPr>
+                    <pic:cNvPr id="14" name="Image14" descr="«По Делу»"/>
+                    <pic:cNvPicPr>
+                      <a:picLocks noChangeAspect="1" noChangeArrowheads="1"/>
+                    </pic:cNvPicPr>
+                  </pic:nvPicPr>
+                  <pic:blipFill>
+                    <a:blip r:embed="rId15"/>
+                    <a:stretch>
+                      <a:fillRect/>
+                    </a:stretch>
+                  </pic:blipFill>
+                  <pic:spPr bwMode="auto">
+                    <a:xfrm>
+                      <a:off x="0" y="0"/>
+                      <a:ext cx="5334000" cy="4333875"/>
+                    </a:xfrm>
+                    <a:prstGeom prst="rect">
+                      <a:avLst/>
+                    </a:prstGeom>
+                  </pic:spPr>
+                </pic:pic>
+              </a:graphicData>
+            </a:graphic>
+          </wp:inline>
+        </w:drawing>
+      </w:r>
+    </w:p>
+    <w:p>
+      <w:pPr>
+        <w:pStyle w:val="ImageCaption"/>
+        <w:rPr/>
+      </w:pPr>
+      <w:r>
+        <w:rPr/>
+        <w:t>«По Делу»</w:t>
+      </w:r>
+    </w:p>
+    <w:p>
+      <w:pPr>
+        <w:pStyle w:val="Heading3"/>
+        <w:rPr/>
+      </w:pPr>
+      <w:bookmarkStart w:id="66" w:name="ссылки-из-задач-по-делу"/>
+      <w:r>
+        <w:rPr>
+          <w:rStyle w:val="SectionNumber"/>
+        </w:rPr>
+        <w:t>10.2.1</w:t>
+      </w:r>
+      <w:r>
+        <w:rPr/>
+        <w:tab/>
+        <w:t>Ссылки из задач «По Делу»</w:t>
+      </w:r>
+    </w:p>
+    <w:p>
+      <w:pPr>
+        <w:pStyle w:val="FirstParagraph"/>
+        <w:rPr/>
+      </w:pPr>
+      <w:r>
+        <w:rPr/>
+        <w:t xml:space="preserve">Сотрудник в карточке задачи «По Делу» (раздел </w:t>
+      </w:r>
+      <w:r>
+        <w:rPr>
+          <w:b/>
+          <w:bCs/>
+        </w:rPr>
+        <w:t>Пульс проекта</w:t>
+      </w:r>
+      <w:r>
+        <w:rPr/>
+        <w:t xml:space="preserve">) выбирает проект «Пульса» и, по желанию, конкретную строку плана. В «Пульсе» на проекте появляется кнопка </w:t>
+      </w:r>
+      <w:r>
+        <w:rPr>
+          <w:b/>
+          <w:bCs/>
+        </w:rPr>
+        <w:t>По Делу</w:t>
+      </w:r>
+      <w:r>
+        <w:rPr/>
+        <w:t xml:space="preserve"> со списком этих задач, а в карточке строки — раздел </w:t>
+      </w:r>
+      <w:r>
+        <w:rPr>
+          <w:b/>
+          <w:bCs/>
+        </w:rPr>
+        <w:t>Задачи в «По Делу»</w:t>
+      </w:r>
+      <w:r>
+        <w:rPr/>
+        <w:t>. Связь настраивается обменом ключами — как у вебхуков, каждая система выпускает свой ключ, а администратор вводит его в другую систему:</w:t>
+      </w:r>
+    </w:p>
+    <w:p>
+      <w:pPr>
+        <w:pStyle w:val="Compact"/>
+        <w:numPr>
+          <w:ilvl w:val="0"/>
+          <w:numId w:val="56"/>
+        </w:numPr>
+        <w:rPr/>
+      </w:pPr>
+      <w:r>
+        <w:rPr>
+          <w:b/>
+          <w:bCs/>
+        </w:rPr>
+        <w:t>Ключ «Пульса» для «По Делу»</w:t>
+      </w:r>
+      <w:r>
+        <w:rPr/>
+        <w:t xml:space="preserve"> — </w:t>
+      </w:r>
+      <w:r>
+        <w:rPr>
+          <w:b/>
+          <w:bCs/>
+        </w:rPr>
+        <w:t>Выпустить ключ</w:t>
+      </w:r>
+      <w:r>
+        <w:rPr/>
+        <w:t>. Ключ (</w:t>
+      </w:r>
+      <w:r>
+        <w:rPr>
+          <w:rStyle w:val="VerbatimChar"/>
+        </w:rPr>
+        <w:t>puls_…</w:t>
+      </w:r>
+      <w:r>
+        <w:rPr/>
+        <w:t xml:space="preserve">) показывается один раз: </w:t>
+      </w:r>
+      <w:r>
+        <w:rPr>
+          <w:b/>
+          <w:bCs/>
+        </w:rPr>
+        <w:t>Скопировать</w:t>
+      </w:r>
+      <w:r>
+        <w:rPr/>
+        <w:t xml:space="preserve"> и вставьте его в «По Делу»: Настройки → Интеграции → «Пульс проекта» (там же — адрес «Пульса»). С этим ключом «По Делу» ищет проекты и строки планов — только те, что доступны сотруднику в «Пульсе»: сотрудник находится по идентификатору «По Делу», затем по логину и email; если его нет в «Пульсе», проектов он не увидит. «Пульс» хранит только отпечаток ключа и показывает, когда «По Делу» обращалась к нему последний раз. </w:t>
+      </w:r>
+      <w:r>
+        <w:rPr>
+          <w:b/>
+          <w:bCs/>
+        </w:rPr>
+        <w:t>Выпустить новый</w:t>
+      </w:r>
+      <w:r>
+        <w:rPr/>
+        <w:t xml:space="preserve"> сразу отменяет прежний ключ, </w:t>
+      </w:r>
+      <w:r>
+        <w:rPr>
+          <w:b/>
+          <w:bCs/>
+        </w:rPr>
+        <w:t>Отозвать</w:t>
+      </w:r>
+      <w:r>
+        <w:rPr/>
+        <w:t xml:space="preserve"> — отключает доступ «По Делу».</w:t>
+      </w:r>
+    </w:p>
+    <w:p>
+      <w:pPr>
+        <w:pStyle w:val="Compact"/>
+        <w:numPr>
+          <w:ilvl w:val="0"/>
+          <w:numId w:val="57"/>
+        </w:numPr>
+        <w:rPr/>
+      </w:pPr>
+      <w:r>
+        <w:rPr>
+          <w:b/>
+          <w:bCs/>
+        </w:rPr>
+        <w:t>Адрес и ключ «По Делу»</w:t>
+      </w:r>
+      <w:r>
+        <w:rPr/>
+        <w:t xml:space="preserve"> — в «По Делу» выпустите </w:t>
+      </w:r>
+      <w:r>
+        <w:rPr>
+          <w:b/>
+          <w:bCs/>
+        </w:rPr>
+        <w:t>Ключ для «Пульса»</w:t>
+      </w:r>
+      <w:r>
+        <w:rPr/>
+        <w:t xml:space="preserve"> (</w:t>
+      </w:r>
+      <w:r>
+        <w:rPr>
+          <w:rStyle w:val="VerbatimChar"/>
+        </w:rPr>
+        <w:t>podelu_…</w:t>
+      </w:r>
+      <w:r>
+        <w:rPr/>
+        <w:t xml:space="preserve">) и введите его здесь вместе с адресом «По Делу» → </w:t>
+      </w:r>
+      <w:r>
+        <w:rPr>
+          <w:b/>
+          <w:bCs/>
+        </w:rPr>
+        <w:t>Сохранить и проверить</w:t>
+      </w:r>
+      <w:r>
+        <w:rPr/>
+        <w:t>. Проверка обращается к «По Делу» с ключом и сообщает её версию; предупреждает, если в «По Делу» ссылки на проекты ещё выключены или ключ «Пульса» не выпущен. Ключ хранится зашифрованным; после смены адреса его нужно ввести заново, после смены адреса или ключа — проверить снова.</w:t>
+      </w:r>
+    </w:p>
+    <w:p>
+      <w:pPr>
+        <w:pStyle w:val="Compact"/>
+        <w:numPr>
+          <w:ilvl w:val="0"/>
+          <w:numId w:val="58"/>
+        </w:numPr>
+        <w:rPr/>
+      </w:pPr>
+      <w:r>
+        <w:rPr>
+          <w:b/>
+          <w:bCs/>
+        </w:rPr>
+        <w:t>Показывать задачи «По Делу» в проектах</w:t>
+      </w:r>
+      <w:r>
+        <w:rPr/>
+        <w:t xml:space="preserve"> — включается только после успешной проверки.</w:t>
+      </w:r>
+    </w:p>
+    <w:p>
+      <w:pPr>
+        <w:pStyle w:val="FirstParagraph"/>
+        <w:rPr/>
+      </w:pPr>
+      <w:r>
+        <w:rPr>
+          <w:b/>
+          <w:bCs/>
+        </w:rPr>
+        <w:t>Отключить ссылки из задач</w:t>
+      </w:r>
+      <w:r>
+        <w:rPr/>
+        <w:t xml:space="preserve"> удаляет адрес, оба ключа и выключает показ; ссылки, сохранённые в задачах «По Делу», остаются.</w:t>
+      </w:r>
+    </w:p>
+    <w:p>
+      <w:pPr>
+        <w:pStyle w:val="BodyText"/>
+        <w:rPr/>
+      </w:pPr>
+      <w:r>
+        <w:rPr/>
+        <w:t xml:space="preserve">Что видно: название, статус, исполнитель и срок задачи — всем, у кого есть доступ к проекту в «Пульсе». Сотрудникам «По Делу» показывает это предупреждение при привязке. Адреса «По Делу» ограничивает </w:t>
+      </w:r>
+      <w:r>
+        <w:rPr>
+          <w:rStyle w:val="VerbatimChar"/>
+        </w:rPr>
+        <w:t>PODELU_ALLOWED_HOSTS</w:t>
+      </w:r>
+      <w:r>
+        <w:rPr/>
+        <w:t>.</w:t>
+      </w:r>
+      <w:bookmarkEnd w:id="66"/>
+    </w:p>
+    <w:p>
+      <w:pPr>
+        <w:pStyle w:val="Heading3"/>
+        <w:rPr/>
+      </w:pPr>
+      <w:bookmarkStart w:id="67" w:name="структура-и-сотрудники-из-по-делу"/>
+      <w:r>
+        <w:rPr>
+          <w:rStyle w:val="SectionNumber"/>
+        </w:rPr>
+        <w:t>10.2.2</w:t>
+      </w:r>
+      <w:r>
+        <w:rPr/>
+        <w:tab/>
+        <w:t>Структура и сотрудники из «По Делу»</w:t>
+      </w:r>
+    </w:p>
+    <w:p>
+      <w:pPr>
+        <w:pStyle w:val="FirstParagraph"/>
+        <w:rPr/>
+      </w:pPr>
+      <w:r>
+        <w:rPr/>
+        <w:t xml:space="preserve">«Пульс» берёт структуру компании и сотрудников прямо из «По Делу» и показывает на карточках подразделений и сотрудников ссылку </w:t>
+      </w:r>
+      <w:r>
+        <w:rPr>
+          <w:b/>
+          <w:bCs/>
+        </w:rPr>
+        <w:t>Открыть в «По Делу»</w:t>
+      </w:r>
+      <w:r>
+        <w:rPr/>
+        <w:t>. Структура и сотрудники загружаются тем же порядком, что и файлы «По Делу» в «Импорте и экспорте»: сначала план изменений, затем применение одной операцией.</w:t>
+      </w:r>
+    </w:p>
+    <w:p>
+      <w:pPr>
+        <w:pStyle w:val="Compact"/>
+        <w:numPr>
+          <w:ilvl w:val="0"/>
+          <w:numId w:val="59"/>
+        </w:numPr>
+        <w:rPr/>
+      </w:pPr>
+      <w:r>
+        <w:rPr/>
+        <w:t xml:space="preserve">В «По Делу» заведите сервисную учётную запись с полномочиями </w:t>
+      </w:r>
+      <w:r>
+        <w:rPr>
+          <w:b/>
+          <w:bCs/>
+        </w:rPr>
+        <w:t>Ведёт структуру компании</w:t>
+      </w:r>
+      <w:r>
+        <w:rPr/>
+        <w:t xml:space="preserve"> и </w:t>
+      </w:r>
+      <w:r>
+        <w:rPr>
+          <w:b/>
+          <w:bCs/>
+        </w:rPr>
+        <w:t>Ведёт учётные записи</w:t>
+      </w:r>
+      <w:r>
+        <w:rPr/>
+        <w:t xml:space="preserve"> (или роль «Администратор»). Выгрузки структуры и сотрудников «По Делу» отдаёт после входа по логину и паролю.</w:t>
+      </w:r>
+    </w:p>
+    <w:p>
+      <w:pPr>
+        <w:pStyle w:val="Compact"/>
+        <w:numPr>
+          <w:ilvl w:val="0"/>
+          <w:numId w:val="60"/>
+        </w:numPr>
+        <w:rPr/>
+      </w:pPr>
+      <w:r>
+        <w:rPr/>
+        <w:t>«Интеграции → «По Делу» → Структура и сотрудники из «По Делу»»: адрес, по которому сотрудники открывают «По Делу» (</w:t>
+      </w:r>
+      <w:r>
+        <w:rPr>
+          <w:rStyle w:val="VerbatimChar"/>
+        </w:rPr>
+        <w:t>https://…</w:t>
+      </w:r>
+      <w:r>
+        <w:rPr/>
+        <w:t xml:space="preserve">), логин и пароль; </w:t>
+      </w:r>
+      <w:r>
+        <w:rPr>
+          <w:b/>
+          <w:bCs/>
+        </w:rPr>
+        <w:t>Не проверять TLS-сертификат</w:t>
+      </w:r>
+      <w:r>
+        <w:rPr/>
+        <w:t xml:space="preserve"> — только для самоподписанных сертификатов.</w:t>
+      </w:r>
+    </w:p>
+    <w:p>
+      <w:pPr>
+        <w:pStyle w:val="Compact"/>
+        <w:numPr>
+          <w:ilvl w:val="0"/>
+          <w:numId w:val="61"/>
+        </w:numPr>
+        <w:rPr/>
+      </w:pPr>
+      <w:r>
+        <w:rPr>
+          <w:b/>
+          <w:bCs/>
+        </w:rPr>
+        <w:t>Проверить подключение</w:t>
+      </w:r>
+      <w:r>
+        <w:rPr/>
+        <w:t xml:space="preserve"> → «Соединение установлено… права на выгрузку структуры и сотрудников есть» → </w:t>
+      </w:r>
+      <w:r>
+        <w:rPr>
+          <w:b/>
+          <w:bCs/>
+        </w:rPr>
+        <w:t>Сохранить</w:t>
+      </w:r>
+      <w:r>
+        <w:rPr/>
+        <w:t>. Если вход удался, а прав не хватает, проверка скажет, каких. После смены адреса или логина пароль нужно ввести заново.</w:t>
+      </w:r>
+    </w:p>
+    <w:p>
+      <w:pPr>
+        <w:pStyle w:val="Compact"/>
+        <w:numPr>
+          <w:ilvl w:val="0"/>
+          <w:numId w:val="62"/>
+        </w:numPr>
+        <w:rPr/>
+      </w:pPr>
+      <w:r>
+        <w:rPr>
+          <w:b/>
+          <w:bCs/>
+        </w:rPr>
+        <w:t>Загрузить структуру и сотрудников</w:t>
+      </w:r>
+      <w:r>
+        <w:rPr/>
+        <w:t xml:space="preserve"> (или «Импорт и экспорт → Из «По Делу»»): выберите, переносить ли настройки структуры и фото и создавать ли новых сотрудников (по умолчанию — отключёнными) → </w:t>
+      </w:r>
+      <w:r>
+        <w:rPr>
+          <w:b/>
+          <w:bCs/>
+        </w:rPr>
+        <w:t>Получить план из «По Делу»</w:t>
+      </w:r>
+      <w:r>
+        <w:rPr/>
+        <w:t>.</w:t>
+      </w:r>
+    </w:p>
+    <w:p>
+      <w:pPr>
+        <w:pStyle w:val="Compact"/>
+        <w:numPr>
+          <w:ilvl w:val="0"/>
+          <w:numId w:val="63"/>
+        </w:numPr>
+        <w:rPr/>
+      </w:pPr>
+      <w:r>
+        <w:rPr/>
+        <w:t xml:space="preserve">Проверьте план: новые и изменённые подразделения (переименованные и перенесённые в «По Делу» сопоставляются по её идентификатору), новые сотрудники, коллизии — в коллизиях выберите </w:t>
+      </w:r>
+      <w:r>
+        <w:rPr>
+          <w:b/>
+          <w:bCs/>
+        </w:rPr>
+        <w:t>Система</w:t>
+      </w:r>
+      <w:r>
+        <w:rPr/>
+        <w:t xml:space="preserve">, </w:t>
+      </w:r>
+      <w:r>
+        <w:rPr>
+          <w:b/>
+          <w:bCs/>
+        </w:rPr>
+        <w:t>По Делу</w:t>
+      </w:r>
+      <w:r>
+        <w:rPr/>
+        <w:t xml:space="preserve"> или своё значение.</w:t>
+      </w:r>
+    </w:p>
+    <w:p>
+      <w:pPr>
+        <w:pStyle w:val="Compact"/>
+        <w:numPr>
+          <w:ilvl w:val="0"/>
+          <w:numId w:val="64"/>
+        </w:numPr>
+        <w:rPr/>
+      </w:pPr>
+      <w:r>
+        <w:rPr>
+          <w:b/>
+          <w:bCs/>
+        </w:rPr>
+        <w:t>Применить</w:t>
+      </w:r>
+      <w:r>
+        <w:rPr/>
+        <w:t xml:space="preserve"> ещё раз получает данные из «По Делу» и записывает всё одной транзакцией. Если в «По Делу» что-то изменилось после проверки, появится новый план.</w:t>
+      </w:r>
+    </w:p>
+    <w:p>
+      <w:pPr>
+        <w:pStyle w:val="FirstParagraph"/>
+        <w:rPr/>
+      </w:pPr>
+      <w:r>
+        <w:rPr/>
+        <w:t>Подразделения, загруженные из «По Делу», ведутся в «По Делу»: переименование или перенос там при следующей загрузке меняет подразделение «Пульса» на месте (руководители, сотрудники и доступы сохраняются), а правка такого подразделения в «Пульсе» при следующей загрузке вернётся к варианту «По Делу» — план это покажет.</w:t>
+      </w:r>
+    </w:p>
+    <w:p>
+      <w:pPr>
+        <w:pStyle w:val="BodyText"/>
+        <w:rPr/>
+      </w:pPr>
+      <w:r>
+        <w:rPr/>
+        <w:t>Ничего не удаляется: подразделение, которого больше нет в «По Делу», остаётся в «Пульсе» (план перечислит такие). Права администратора из «По Делу» не выдаются, пароли не переносятся. Сотрудники сопоставляются по идентификатору «По Делу», затем по email и логину — ответ «это один и тот же человек» запоминается.</w:t>
+      </w:r>
+    </w:p>
+    <w:p>
+      <w:pPr>
+        <w:pStyle w:val="BodyText"/>
+        <w:rPr/>
+      </w:pPr>
+      <w:r>
+        <w:rPr/>
+        <w:t>По расписанию (cron на сервере):</w:t>
+      </w:r>
+    </w:p>
+    <w:p>
+      <w:pPr>
+        <w:pStyle w:val="SourceCode"/>
+        <w:rPr/>
+      </w:pPr>
+      <w:r>
+        <w:rPr>
+          <w:rStyle w:val="ExtensionTok"/>
+        </w:rPr>
+        <w:t>docker</w:t>
+      </w:r>
+      <w:r>
+        <w:rPr>
+          <w:rStyle w:val="NormalTok"/>
+        </w:rPr>
+        <w:t xml:space="preserve"> compose exec </w:t>
+      </w:r>
+      <w:r>
+        <w:rPr>
+          <w:rStyle w:val="AttributeTok"/>
+        </w:rPr>
+        <w:t>-T</w:t>
+      </w:r>
+      <w:r>
+        <w:rPr>
+          <w:rStyle w:val="NormalTok"/>
+        </w:rPr>
+        <w:t xml:space="preserve"> backend python scripts/org_transfer.py sync-podelu </w:t>
+      </w:r>
+      <w:r>
+        <w:rPr>
+          <w:rStyle w:val="AttributeTok"/>
+        </w:rPr>
+        <w:t>--actor</w:t>
+      </w:r>
+      <w:r>
+        <w:rPr>
+          <w:rStyle w:val="NormalTok"/>
+        </w:rPr>
+        <w:t xml:space="preserve"> admin </w:t>
+      </w:r>
+      <w:r>
+        <w:rPr>
+          <w:rStyle w:val="AttributeTok"/>
+        </w:rPr>
+        <w:t>--create-missing</w:t>
+      </w:r>
+      <w:r>
+        <w:rPr>
+          <w:rStyle w:val="NormalTok"/>
+        </w:rPr>
+        <w:t xml:space="preserve"> </w:t>
+      </w:r>
+      <w:r>
+        <w:rPr>
+          <w:rStyle w:val="AttributeTok"/>
+        </w:rPr>
+        <w:t>--apply</w:t>
+      </w:r>
+    </w:p>
+    <w:p>
+      <w:pPr>
+        <w:pStyle w:val="FirstParagraph"/>
+        <w:rPr/>
+      </w:pPr>
+      <w:r>
+        <w:rPr/>
+        <w:t xml:space="preserve">С </w:t>
+      </w:r>
+      <w:r>
+        <w:rPr>
+          <w:rStyle w:val="VerbatimChar"/>
+        </w:rPr>
+        <w:t>--prefer-podelu</w:t>
+      </w:r>
+      <w:r>
+        <w:rPr/>
+        <w:t xml:space="preserve"> в коллизиях берутся значения «По Делу» (кроме роли, логина и email); код выхода 1 — в плане ошибки, 2 — «По Делу» недоступна. Адреса подключения ограничивает переменная </w:t>
+      </w:r>
+      <w:r>
+        <w:rPr>
+          <w:rStyle w:val="VerbatimChar"/>
+        </w:rPr>
+        <w:t>PODELU_ALLOWED_HOSTS</w:t>
+      </w:r>
+      <w:r>
+        <w:rPr/>
+        <w:t>.</w:t>
+      </w:r>
+      <w:bookmarkEnd w:id="65"/>
+      <w:bookmarkEnd w:id="67"/>
+    </w:p>
+    <w:p>
+      <w:pPr>
+        <w:pStyle w:val="Heading2"/>
+        <w:rPr/>
+      </w:pPr>
+      <w:bookmarkStart w:id="68" w:name="__RefHeading___Toc1968_948722858"/>
+      <w:bookmarkStart w:id="69" w:name="вход-через-домен"/>
+      <w:bookmarkEnd w:id="68"/>
+      <w:r>
+        <w:rPr>
+          <w:rStyle w:val="SectionNumber"/>
+        </w:rPr>
+        <w:t>10.3</w:t>
+      </w:r>
+      <w:r>
+        <w:rPr/>
+        <w:tab/>
+        <w:t>Вход через домен</w:t>
+      </w:r>
+    </w:p>
+    <w:p>
+      <w:pPr>
+        <w:pStyle w:val="FirstParagraph"/>
+        <w:rPr/>
+      </w:pPr>
+      <w:r>
+        <w:rPr>
+          <w:b/>
+          <w:bCs/>
+        </w:rPr>
+        <w:t>Интеграции → Вход через домен</w:t>
+      </w:r>
+      <w:r>
+        <w:rPr/>
+        <w:t xml:space="preserve"> — вход по учётной записи LDAP (Active Directory, FreeIPA, OpenLDAP и др.). Тот же каталог и сервисная учётная запись используются для синхронизации структуры с Active Directory («Импорт и экспорт»).</w:t>
+      </w:r>
+    </w:p>
+    <w:p>
+      <w:pPr>
+        <w:pStyle w:val="CaptionedFigure"/>
+        <w:rPr/>
+      </w:pPr>
+      <w:r>
+        <w:rPr/>
+        <w:drawing>
+          <wp:inline distT="0" distB="0" distL="0" distR="0">
+            <wp:extent cx="5334000" cy="3333750"/>
+            <wp:effectExtent l="0" t="0" r="0" b="0"/>
+            <wp:docPr id="15" name="Image15" descr="Вход через домен"/>
+            <wp:cNvGraphicFramePr>
+              <a:graphicFrameLocks xmlns:a="http://schemas.openxmlformats.org/drawingml/2006/main" noChangeAspect="1"/>
+            </wp:cNvGraphicFramePr>
+            <a:graphic xmlns:a="http://schemas.openxmlformats.org/drawingml/2006/main">
+              <a:graphicData uri="http://schemas.openxmlformats.org/drawingml/2006/picture">
+                <pic:pic xmlns:pic="http://schemas.openxmlformats.org/drawingml/2006/picture">
+                  <pic:nvPicPr>
+                    <pic:cNvPr id="15" name="Image15" descr="Вход через домен"/>
+                    <pic:cNvPicPr>
+                      <a:picLocks noChangeAspect="1" noChangeArrowheads="1"/>
+                    </pic:cNvPicPr>
+                  </pic:nvPicPr>
+                  <pic:blipFill>
+                    <a:blip r:embed="rId16"/>
                     <a:stretch>
                       <a:fillRect/>
                     </a:stretch>
@@ -6459,26 +8226,28 @@
         <w:pStyle w:val="BodyText"/>
         <w:rPr/>
       </w:pPr>
-      <w:bookmarkStart w:id="65" w:name="вход-через-домен"/>
+      <w:bookmarkStart w:id="70" w:name="интеграции"/>
+      <w:bookmarkStart w:id="71" w:name="вход-через-домен"/>
       <w:r>
         <w:rPr/>
         <w:t>При входе через домен ФИО и email сотрудника обновляются из каталога. Если сотрудник раньше входил по паролю системы, его учётная запись переводится на вход через домен (пароль системы удаляется). Исключение — локальные администраторы: они никогда не связываются с каталогом и всегда входят паролем системы (иначе учётная запись каталога с тем же логином получила бы права администратора).</w:t>
       </w:r>
-      <w:bookmarkEnd w:id="65"/>
+      <w:bookmarkEnd w:id="70"/>
+      <w:bookmarkEnd w:id="71"/>
     </w:p>
     <w:p>
       <w:pPr>
         <w:pStyle w:val="Heading1"/>
         <w:rPr/>
       </w:pPr>
-      <w:bookmarkStart w:id="66" w:name="__RefHeading___Toc1558_3190699405"/>
-      <w:bookmarkStart w:id="67" w:name="производственный-календарь"/>
-      <w:bookmarkEnd w:id="66"/>
+      <w:bookmarkStart w:id="72" w:name="__RefHeading___Toc1970_948722858"/>
+      <w:bookmarkStart w:id="73" w:name="производственный-календарь"/>
+      <w:bookmarkEnd w:id="72"/>
       <w:r>
         <w:rPr>
           <w:rStyle w:val="SectionNumber"/>
         </w:rPr>
-        <w:t>12</w:t>
+        <w:t>11</w:t>
       </w:r>
       <w:r>
         <w:rPr/>
@@ -6493,7 +8262,7 @@
       </w:pPr>
       <w:r>
         <w:rPr/>
-        <w:t>«Администрирование → Настройки → Производственный календарь» — праздники, переносы и рабочие выходные по годам. По нему считаются рабочие дни в длительности задач и выделяются праздники на графике.</w:t>
+        <w:t>«Администрирование → Календарь» — праздники, переносы и рабочие выходные по годам. По нему считаются рабочие дни в длительности задач и выделяются праздники на графике.</w:t>
       </w:r>
     </w:p>
     <w:p>
@@ -6507,7 +8276,7 @@
           <wp:inline distT="0" distB="0" distL="0" distR="0">
             <wp:extent cx="5334000" cy="3333750"/>
             <wp:effectExtent l="0" t="0" r="0" b="0"/>
-            <wp:docPr id="14" name="Image14" descr="Производственный календарь"/>
+            <wp:docPr id="16" name="Image16" descr="Производственный календарь"/>
             <wp:cNvGraphicFramePr>
               <a:graphicFrameLocks xmlns:a="http://schemas.openxmlformats.org/drawingml/2006/main" noChangeAspect="1"/>
             </wp:cNvGraphicFramePr>
@@ -6515,13 +8284,13 @@
               <a:graphicData uri="http://schemas.openxmlformats.org/drawingml/2006/picture">
                 <pic:pic xmlns:pic="http://schemas.openxmlformats.org/drawingml/2006/picture">
                   <pic:nvPicPr>
-                    <pic:cNvPr id="14" name="Image14" descr="Производственный календарь"/>
+                    <pic:cNvPr id="16" name="Image16" descr="Производственный календарь"/>
                     <pic:cNvPicPr>
                       <a:picLocks noChangeAspect="1" noChangeArrowheads="1"/>
                     </pic:cNvPicPr>
                   </pic:nvPicPr>
                   <pic:blipFill>
-                    <a:blip r:embed="rId15"/>
+                    <a:blip r:embed="rId17"/>
                     <a:stretch>
                       <a:fillRect/>
                     </a:stretch>
@@ -6557,192 +8326,13 @@
         <w:pStyle w:val="Compact"/>
         <w:numPr>
           <w:ilvl w:val="0"/>
-          <w:numId w:val="59"/>
-        </w:numPr>
-        <w:rPr/>
-      </w:pPr>
-      <w:r>
-        <w:rPr/>
-        <w:t>Стрелки — выбор года. Официальные дни 2025–2027 годов (по постановлениям Правительства РФ) заполнены при установке.</w:t>
-      </w:r>
-    </w:p>
-    <w:p>
-      <w:pPr>
-        <w:pStyle w:val="Compact"/>
-        <w:numPr>
-          <w:ilvl w:val="0"/>
-          <w:numId w:val="60"/>
-        </w:numPr>
-        <w:rPr/>
-      </w:pPr>
-      <w:r>
-        <w:rPr>
-          <w:b/>
-          <w:bCs/>
-        </w:rPr>
-        <w:t>+ Нерабочий день</w:t>
-      </w:r>
-      <w:r>
-        <w:rPr/>
-        <w:t xml:space="preserve"> — праздник или перенесённый выходной; </w:t>
-      </w:r>
-      <w:r>
-        <w:rPr>
-          <w:b/>
-          <w:bCs/>
-        </w:rPr>
-        <w:t>+ Рабочий выходной</w:t>
-      </w:r>
-      <w:r>
-        <w:rPr/>
-        <w:t xml:space="preserve"> — рабочая суббота. Свои дни помечены «своё»; × — убрать.</w:t>
-      </w:r>
-    </w:p>
-    <w:p>
-      <w:pPr>
-        <w:pStyle w:val="Compact"/>
-        <w:numPr>
-          <w:ilvl w:val="0"/>
-          <w:numId w:val="61"/>
-        </w:numPr>
-        <w:rPr/>
-      </w:pPr>
-      <w:r>
-        <w:rPr/>
-        <w:t>На год без дней считаются выходными только субботы и воскресенья.</w:t>
-      </w:r>
-    </w:p>
-    <w:p>
-      <w:pPr>
-        <w:pStyle w:val="BlockText"/>
-        <w:shd w:val="clear" w:fill="F2F5FF"/>
-        <w:rPr/>
-      </w:pPr>
-      <w:r>
-        <w:rPr>
-          <w:b/>
-          <w:bCs/>
-        </w:rPr>
-        <w:t>Совет.</w:t>
-      </w:r>
-      <w:r>
-        <w:rPr/>
-        <w:t xml:space="preserve"> Постановление о переносе выходных на следующий год обычно выходит осенью — добавьте дни, как только оно опубликовано.</w:t>
-      </w:r>
-      <w:bookmarkEnd w:id="67"/>
-    </w:p>
-    <w:p>
-      <w:pPr>
-        <w:pStyle w:val="Heading1"/>
-        <w:rPr/>
-      </w:pPr>
-      <w:bookmarkStart w:id="68" w:name="__RefHeading___Toc1560_3190699405"/>
-      <w:bookmarkStart w:id="69" w:name="работа-сервиса"/>
-      <w:bookmarkEnd w:id="68"/>
-      <w:r>
-        <w:rPr>
-          <w:rStyle w:val="SectionNumber"/>
-        </w:rPr>
-        <w:t>13</w:t>
-      </w:r>
-      <w:r>
-        <w:rPr/>
-        <w:tab/>
-        <w:t>Работа сервиса</w:t>
-      </w:r>
-    </w:p>
-    <w:p>
-      <w:pPr>
-        <w:pStyle w:val="Compact"/>
-        <w:numPr>
-          <w:ilvl w:val="0"/>
-          <w:numId w:val="62"/>
-        </w:numPr>
-        <w:rPr/>
-      </w:pPr>
-      <w:r>
-        <w:rPr>
-          <w:b/>
-          <w:bCs/>
-        </w:rPr>
-        <w:t>Версия</w:t>
-      </w:r>
-      <w:r>
-        <w:rPr/>
-        <w:t xml:space="preserve"> — внизу бокового меню и на странице «О программе».</w:t>
-      </w:r>
-    </w:p>
-    <w:p>
-      <w:pPr>
-        <w:pStyle w:val="Compact"/>
-        <w:numPr>
-          <w:ilvl w:val="0"/>
-          <w:numId w:val="63"/>
-        </w:numPr>
-        <w:rPr/>
-      </w:pPr>
-      <w:r>
-        <w:rPr>
-          <w:b/>
-          <w:bCs/>
-        </w:rPr>
-        <w:t>Руководства</w:t>
-      </w:r>
-      <w:r>
-        <w:rPr/>
-        <w:t xml:space="preserve"> — пункт «Руководство» в боковом меню: руководство пользователя, а администратору и это руководство (переключатель вверху страницы); значок «?» в разделах администрирования открывает нужный раздел.</w:t>
-      </w:r>
-    </w:p>
-    <w:p>
-      <w:pPr>
-        <w:pStyle w:val="Compact"/>
-        <w:numPr>
-          <w:ilvl w:val="0"/>
-          <w:numId w:val="64"/>
-        </w:numPr>
-        <w:rPr/>
-      </w:pPr>
-      <w:r>
-        <w:rPr>
-          <w:b/>
-          <w:bCs/>
-        </w:rPr>
-        <w:t>Резервные копии</w:t>
-      </w:r>
-      <w:r>
-        <w:rPr/>
-        <w:t xml:space="preserve"> — ежедневно, хранение 30 дней; копия перед каждым обновлением. Восстановление — руководство по развёртыванию.</w:t>
-      </w:r>
-    </w:p>
-    <w:p>
-      <w:pPr>
-        <w:pStyle w:val="Compact"/>
-        <w:numPr>
-          <w:ilvl w:val="0"/>
           <w:numId w:val="65"/>
         </w:numPr>
         <w:rPr/>
       </w:pPr>
       <w:r>
-        <w:rPr>
-          <w:b/>
-          <w:bCs/>
-        </w:rPr>
-        <w:t>Забытый пароль администратора</w:t>
-      </w:r>
-      <w:r>
-        <w:rPr/>
-        <w:t xml:space="preserve"> — инженер сопровождения сбрасывает его командой </w:t>
-      </w:r>
-      <w:r>
-        <w:rPr>
-          <w:rStyle w:val="VerbatimChar"/>
-        </w:rPr>
-        <w:t>docker compose exec backend flask --app wsgi reset-password &lt;логин&gt;</w:t>
-      </w:r>
-      <w:r>
-        <w:rPr/>
-        <w:t>.</w:t>
+        <w:rPr/>
+        <w:t>Стрелки — выбор года. Официальные дни 2025–2027 годов (по постановлениям Правительства РФ) заполнены при установке.</w:t>
       </w:r>
     </w:p>
     <w:p>
@@ -6759,62 +8349,22 @@
           <w:b/>
           <w:bCs/>
         </w:rPr>
-        <w:t>Журналы</w:t>
-      </w:r>
-      <w:r>
-        <w:rPr/>
-        <w:t xml:space="preserve"> — </w:t>
-      </w:r>
-      <w:r>
-        <w:rPr>
-          <w:rStyle w:val="VerbatimChar"/>
-        </w:rPr>
-        <w:t>docker compose logs backend</w:t>
-      </w:r>
-      <w:r>
-        <w:rPr/>
-        <w:t>.</w:t>
-      </w:r>
-      <w:bookmarkEnd w:id="69"/>
-    </w:p>
-    <w:p>
-      <w:pPr>
-        <w:pStyle w:val="Heading1"/>
-        <w:rPr/>
-      </w:pPr>
-      <w:bookmarkStart w:id="70" w:name="__RefHeading___Toc1562_3190699405"/>
-      <w:bookmarkStart w:id="71" w:name="сценарии-администратора"/>
-      <w:bookmarkEnd w:id="70"/>
-      <w:r>
-        <w:rPr>
-          <w:rStyle w:val="SectionNumber"/>
-        </w:rPr>
-        <w:t>14</w:t>
-      </w:r>
-      <w:r>
-        <w:rPr/>
-        <w:tab/>
-        <w:t>Сценарии администратора</w:t>
-      </w:r>
-    </w:p>
-    <w:p>
-      <w:pPr>
-        <w:pStyle w:val="Heading2"/>
-        <w:rPr/>
-      </w:pPr>
-      <w:bookmarkStart w:id="72" w:name="__RefHeading___Toc1564_3190699405"/>
-      <w:bookmarkStart w:id="73" w:name="X525cf896d0e0da260fae1e7259530962a7d5ac1"/>
-      <w:bookmarkEnd w:id="72"/>
-      <w:r>
-        <w:rPr>
-          <w:rStyle w:val="SectionNumber"/>
-        </w:rPr>
-        <w:t>14.1</w:t>
-      </w:r>
-      <w:r>
-        <w:rPr/>
-        <w:tab/>
-        <w:t>Сценарий А1. Новый сотрудник проектного офиса</w:t>
+        <w:t>+ Нерабочий день</w:t>
+      </w:r>
+      <w:r>
+        <w:rPr/>
+        <w:t xml:space="preserve"> — праздник или перенесённый выходной; </w:t>
+      </w:r>
+      <w:r>
+        <w:rPr>
+          <w:b/>
+          <w:bCs/>
+        </w:rPr>
+        <w:t>+ Рабочий выходной</w:t>
+      </w:r>
+      <w:r>
+        <w:rPr/>
+        <w:t xml:space="preserve"> — рабочая суббота. Свои дни помечены «своё»; × — убрать.</w:t>
       </w:r>
     </w:p>
     <w:p>
@@ -6827,15 +8377,47 @@
         <w:rPr/>
       </w:pPr>
       <w:r>
-        <w:rPr>
-          <w:b/>
-          <w:bCs/>
-        </w:rPr>
-        <w:t>Сотрудники → Сотрудник</w:t>
-      </w:r>
-      <w:r>
-        <w:rPr/>
-        <w:t>: ФИО, должность, логин, email, роль «Редактор», способ входа (домен или пароль).</w:t>
+        <w:rPr/>
+        <w:t>На год без дней считаются выходными только субботы и воскресенья.</w:t>
+      </w:r>
+    </w:p>
+    <w:p>
+      <w:pPr>
+        <w:pStyle w:val="BlockText"/>
+        <w:shd w:val="clear" w:fill="F2F5FF"/>
+        <w:rPr/>
+      </w:pPr>
+      <w:r>
+        <w:rPr>
+          <w:b/>
+          <w:bCs/>
+        </w:rPr>
+        <w:t>Совет.</w:t>
+      </w:r>
+      <w:r>
+        <w:rPr/>
+        <w:t xml:space="preserve"> Постановление о переносе выходных на следующий год обычно выходит осенью — добавьте дни, как только оно опубликовано.</w:t>
+      </w:r>
+      <w:bookmarkEnd w:id="73"/>
+    </w:p>
+    <w:p>
+      <w:pPr>
+        <w:pStyle w:val="Heading1"/>
+        <w:rPr/>
+      </w:pPr>
+      <w:bookmarkStart w:id="74" w:name="__RefHeading___Toc1972_948722858"/>
+      <w:bookmarkStart w:id="75" w:name="работа-сервиса"/>
+      <w:bookmarkEnd w:id="74"/>
+      <w:r>
+        <w:rPr>
+          <w:rStyle w:val="SectionNumber"/>
+        </w:rPr>
+        <w:t>12</w:t>
+      </w:r>
+      <w:r>
+        <w:rPr/>
+        <w:tab/>
+        <w:t>Работа сервиса</w:t>
       </w:r>
     </w:p>
     <w:p>
@@ -6852,11 +8434,11 @@
           <w:b/>
           <w:bCs/>
         </w:rPr>
-        <w:t>Доступы → Выдать доступ</w:t>
-      </w:r>
-      <w:r>
-        <w:rPr/>
-        <w:t>: сотрудник → направление «Проектный офис» → «Редактирование».</w:t>
+        <w:t>Версия</w:t>
+      </w:r>
+      <w:r>
+        <w:rPr/>
+        <w:t xml:space="preserve"> — внизу бокового меню и на странице «О программе».</w:t>
       </w:r>
     </w:p>
     <w:p>
@@ -6868,31 +8450,16 @@
         </w:numPr>
         <w:rPr/>
       </w:pPr>
-      <w:bookmarkStart w:id="74" w:name="X525cf896d0e0da260fae1e7259530962a7d5ac1"/>
-      <w:r>
-        <w:rPr/>
-        <w:t>Сотрудник входит и видит все проекты направления, включая будущие.</w:t>
-      </w:r>
-      <w:bookmarkEnd w:id="74"/>
-    </w:p>
-    <w:p>
-      <w:pPr>
-        <w:pStyle w:val="Heading2"/>
-        <w:rPr/>
-      </w:pPr>
-      <w:bookmarkStart w:id="75" w:name="__RefHeading___Toc1566_3190699405"/>
-      <w:bookmarkStart w:id="76" w:name="сценарий-а2.-увольнение"/>
-      <w:bookmarkEnd w:id="75"/>
-      <w:r>
-        <w:rPr>
-          <w:rStyle w:val="SectionNumber"/>
-        </w:rPr>
-        <w:t>14.2</w:t>
-      </w:r>
-      <w:r>
-        <w:rPr/>
-        <w:tab/>
-        <w:t>Сценарий А2. Увольнение</w:t>
+      <w:r>
+        <w:rPr>
+          <w:b/>
+          <w:bCs/>
+        </w:rPr>
+        <w:t>Руководства</w:t>
+      </w:r>
+      <w:r>
+        <w:rPr/>
+        <w:t xml:space="preserve"> — пункт «Руководство» в боковом меню: руководство пользователя, а администратору и это руководство (переключатель вверху страницы); значок «?» в разделах администрирования открывает нужный раздел.</w:t>
       </w:r>
     </w:p>
     <w:p>
@@ -6909,22 +8476,11 @@
           <w:b/>
           <w:bCs/>
         </w:rPr>
-        <w:t>Сотрудники</w:t>
-      </w:r>
-      <w:r>
-        <w:rPr/>
-        <w:t xml:space="preserve"> → переключатель «Активен» у сотрудника → </w:t>
-      </w:r>
-      <w:r>
-        <w:rPr>
-          <w:b/>
-          <w:bCs/>
-        </w:rPr>
-        <w:t>Отключить</w:t>
-      </w:r>
-      <w:r>
-        <w:rPr/>
-        <w:t>: сотрудник сразу выходит со всех устройств.</w:t>
+        <w:t>Резервные копии</w:t>
+      </w:r>
+      <w:r>
+        <w:rPr/>
+        <w:t xml:space="preserve"> — ежедневно, хранение 30 дней; копия перед каждым обновлением. Восстановление — руководство по развёртыванию.</w:t>
       </w:r>
     </w:p>
     <w:p>
@@ -6937,8 +8493,25 @@
         <w:rPr/>
       </w:pPr>
       <w:r>
-        <w:rPr/>
-        <w:t>В планах, где он исполнитель, назначьте другого исполнителя (карточка задачи или «Исполнители плана»).</w:t>
+        <w:rPr>
+          <w:b/>
+          <w:bCs/>
+        </w:rPr>
+        <w:t>Забытый пароль администратора</w:t>
+      </w:r>
+      <w:r>
+        <w:rPr/>
+        <w:t xml:space="preserve"> — инженер сопровождения сбрасывает его командой </w:t>
+      </w:r>
+      <w:r>
+        <w:rPr>
+          <w:rStyle w:val="VerbatimChar"/>
+        </w:rPr>
+        <w:t>docker compose exec backend flask --app wsgi reset-password &lt;логин&gt;</w:t>
+      </w:r>
+      <w:r>
+        <w:rPr/>
+        <w:t>.</w:t>
       </w:r>
     </w:p>
     <w:p>
@@ -6950,225 +8523,67 @@
         </w:numPr>
         <w:rPr/>
       </w:pPr>
-      <w:bookmarkStart w:id="77" w:name="сценарий-а2.-увольнение"/>
-      <w:r>
-        <w:rPr/>
-        <w:t>Учётную запись не удаляйте — его комментарии и история останутся понятными.</w:t>
-      </w:r>
-      <w:bookmarkEnd w:id="77"/>
+      <w:r>
+        <w:rPr>
+          <w:b/>
+          <w:bCs/>
+        </w:rPr>
+        <w:t>Журналы</w:t>
+      </w:r>
+      <w:r>
+        <w:rPr/>
+        <w:t xml:space="preserve"> — </w:t>
+      </w:r>
+      <w:r>
+        <w:rPr>
+          <w:rStyle w:val="VerbatimChar"/>
+        </w:rPr>
+        <w:t>docker compose logs backend</w:t>
+      </w:r>
+      <w:r>
+        <w:rPr/>
+        <w:t>.</w:t>
+      </w:r>
+      <w:bookmarkEnd w:id="75"/>
+    </w:p>
+    <w:p>
+      <w:pPr>
+        <w:pStyle w:val="Heading1"/>
+        <w:rPr/>
+      </w:pPr>
+      <w:bookmarkStart w:id="76" w:name="__RefHeading___Toc1974_948722858"/>
+      <w:bookmarkStart w:id="77" w:name="сценарии-администратора"/>
+      <w:bookmarkEnd w:id="76"/>
+      <w:r>
+        <w:rPr>
+          <w:rStyle w:val="SectionNumber"/>
+        </w:rPr>
+        <w:t>13</w:t>
+      </w:r>
+      <w:r>
+        <w:rPr/>
+        <w:tab/>
+        <w:t>Сценарии администратора</w:t>
+      </w:r>
     </w:p>
     <w:p>
       <w:pPr>
         <w:pStyle w:val="Heading2"/>
         <w:rPr/>
       </w:pPr>
-      <w:bookmarkStart w:id="78" w:name="__RefHeading___Toc1568_3190699405"/>
-      <w:bookmarkStart w:id="79" w:name="X40b3630711ad101350b0dd1e981711065e8bd89"/>
+      <w:bookmarkStart w:id="78" w:name="__RefHeading___Toc1976_948722858"/>
+      <w:bookmarkStart w:id="79" w:name="X525cf896d0e0da260fae1e7259530962a7d5ac1"/>
       <w:bookmarkEnd w:id="78"/>
       <w:r>
         <w:rPr>
           <w:rStyle w:val="SectionNumber"/>
         </w:rPr>
-        <w:t>14.3</w:t>
+        <w:t>13.1</w:t>
       </w:r>
       <w:r>
         <w:rPr/>
         <w:tab/>
-        <w:t>Сценарий А3. Наблюдатель должен править план</w:t>
-      </w:r>
-    </w:p>
-    <w:p>
-      <w:pPr>
-        <w:pStyle w:val="FirstParagraph"/>
-        <w:rPr/>
-      </w:pPr>
-      <w:bookmarkStart w:id="80" w:name="X40b3630711ad101350b0dd1e981711065e8bd89"/>
-      <w:r>
-        <w:rPr/>
-        <w:t>Роль «Наблюдатель» ограничивает любой доступ просмотром. Смените роль на «Редактор» (в таблице сотрудников) и проверьте уровень доступа к проекту — «Редактирование».</w:t>
-      </w:r>
-      <w:bookmarkEnd w:id="80"/>
-    </w:p>
-    <w:p>
-      <w:pPr>
-        <w:pStyle w:val="Heading2"/>
-        <w:rPr/>
-      </w:pPr>
-      <w:bookmarkStart w:id="81" w:name="__RefHeading___Toc1570_3190699405"/>
-      <w:bookmarkStart w:id="82" w:name="X47b085d6f5d4ae9e2a209044082e45befec994f"/>
-      <w:bookmarkEnd w:id="81"/>
-      <w:r>
-        <w:rPr>
-          <w:rStyle w:val="SectionNumber"/>
-        </w:rPr>
-        <w:t>14.4</w:t>
-      </w:r>
-      <w:r>
-        <w:rPr/>
-        <w:tab/>
-        <w:t>Сценарий А4. Руководителю нужен обзор всех проектов направления</w:t>
-      </w:r>
-    </w:p>
-    <w:p>
-      <w:pPr>
-        <w:pStyle w:val="FirstParagraph"/>
-        <w:rPr/>
-      </w:pPr>
-      <w:r>
-        <w:rPr>
-          <w:b/>
-          <w:bCs/>
-        </w:rPr>
-        <w:t>Доступы → Выдать доступ</w:t>
-      </w:r>
-      <w:r>
-        <w:rPr/>
-        <w:t>: руководитель → направление целиком → «Просмотр» (или «Редактирование»). Роль «Менеджер» даст ему право создавать проекты.</w:t>
-      </w:r>
-      <w:bookmarkEnd w:id="82"/>
-    </w:p>
-    <w:p>
-      <w:pPr>
-        <w:pStyle w:val="Heading2"/>
-        <w:rPr/>
-      </w:pPr>
-      <w:bookmarkStart w:id="83" w:name="__RefHeading___Toc1572_3190699405"/>
-      <w:bookmarkStart w:id="84" w:name="Xe1ad479a47bf9d896db09fa985b7ceb589233e6"/>
-      <w:bookmarkEnd w:id="83"/>
-      <w:r>
-        <w:rPr>
-          <w:rStyle w:val="SectionNumber"/>
-        </w:rPr>
-        <w:t>14.5</w:t>
-      </w:r>
-      <w:r>
-        <w:rPr/>
-        <w:tab/>
-        <w:t>Сценарий А5. Удалённый план нужно вернуть</w:t>
-      </w:r>
-    </w:p>
-    <w:p>
-      <w:pPr>
-        <w:pStyle w:val="FirstParagraph"/>
-        <w:rPr/>
-      </w:pPr>
-      <w:r>
-        <w:rPr>
-          <w:b/>
-          <w:bCs/>
-        </w:rPr>
-        <w:t>Корзина → Планы</w:t>
-      </w:r>
-      <w:r>
-        <w:rPr/>
-        <w:t xml:space="preserve"> → </w:t>
-      </w:r>
-      <w:r>
-        <w:rPr>
-          <w:b/>
-          <w:bCs/>
-        </w:rPr>
-        <w:t>Восстановить</w:t>
-      </w:r>
-      <w:r>
-        <w:rPr/>
-        <w:t xml:space="preserve">: план возвращается туда, откуда его удалили, — во вкладки или в архив проекта (тогда откройте проект → </w:t>
-      </w:r>
-      <w:r>
-        <w:rPr>
-          <w:b/>
-          <w:bCs/>
-        </w:rPr>
-        <w:t>Архив</w:t>
-      </w:r>
-      <w:r>
-        <w:rPr/>
-        <w:t xml:space="preserve"> → </w:t>
-      </w:r>
-      <w:r>
-        <w:rPr>
-          <w:b/>
-          <w:bCs/>
-        </w:rPr>
-        <w:t>Вернуть во вкладки</w:t>
-      </w:r>
-      <w:r>
-        <w:rPr/>
-        <w:t>).</w:t>
-      </w:r>
-      <w:bookmarkEnd w:id="84"/>
-    </w:p>
-    <w:p>
-      <w:pPr>
-        <w:pStyle w:val="Heading2"/>
-        <w:rPr/>
-      </w:pPr>
-      <w:bookmarkStart w:id="85" w:name="__RefHeading___Toc1574_3190699405"/>
-      <w:bookmarkStart w:id="86" w:name="сценарий-а6.-сотрудник-забыл-пароль"/>
-      <w:bookmarkEnd w:id="85"/>
-      <w:r>
-        <w:rPr>
-          <w:rStyle w:val="SectionNumber"/>
-        </w:rPr>
-        <w:t>14.6</w:t>
-      </w:r>
-      <w:r>
-        <w:rPr/>
-        <w:tab/>
-        <w:t>Сценарий А6. Сотрудник забыл пароль</w:t>
-      </w:r>
-    </w:p>
-    <w:p>
-      <w:pPr>
-        <w:pStyle w:val="FirstParagraph"/>
-        <w:rPr/>
-      </w:pPr>
-      <w:r>
-        <w:rPr/>
-        <w:t xml:space="preserve">Для входа по паролю системы: </w:t>
-      </w:r>
-      <w:r>
-        <w:rPr>
-          <w:b/>
-          <w:bCs/>
-        </w:rPr>
-        <w:t>Сотрудники</w:t>
-      </w:r>
-      <w:r>
-        <w:rPr/>
-        <w:t xml:space="preserve"> → карточка → </w:t>
-      </w:r>
-      <w:r>
-        <w:rPr>
-          <w:b/>
-          <w:bCs/>
-        </w:rPr>
-        <w:t>Новый пароль</w:t>
-      </w:r>
-      <w:r>
-        <w:rPr/>
-        <w:t xml:space="preserve"> → сообщите временный пароль, сотрудник сменит его в профиле. Для входа через домен пароль меняется средствами домена.</w:t>
-      </w:r>
-      <w:bookmarkEnd w:id="86"/>
-    </w:p>
-    <w:p>
-      <w:pPr>
-        <w:pStyle w:val="Heading2"/>
-        <w:rPr/>
-      </w:pPr>
-      <w:bookmarkStart w:id="87" w:name="__RefHeading___Toc1576_3190699405"/>
-      <w:bookmarkStart w:id="88" w:name="сценарий-а7.-переход-на-вход-через-домен"/>
-      <w:bookmarkEnd w:id="87"/>
-      <w:r>
-        <w:rPr>
-          <w:rStyle w:val="SectionNumber"/>
-        </w:rPr>
-        <w:t>14.7</w:t>
-      </w:r>
-      <w:r>
-        <w:rPr/>
-        <w:tab/>
-        <w:t>Сценарий А7. Переход на вход через домен</w:t>
+        <w:t>Сценарий А1. Новый сотрудник проектного офиса</w:t>
       </w:r>
     </w:p>
     <w:p>
@@ -7185,11 +8600,11 @@
           <w:b/>
           <w:bCs/>
         </w:rPr>
-        <w:t>Настройки → Вход через домен</w:t>
-      </w:r>
-      <w:r>
-        <w:rPr/>
-        <w:t>: адрес, сервисная учётная запись, Base DN, фильтр, атрибуты.</w:t>
+        <w:t>Сотрудники → Сотрудник</w:t>
+      </w:r>
+      <w:r>
+        <w:rPr/>
+        <w:t>: ФИО, должность, логин, email, роль «Редактор», способ входа (домен или пароль).</w:t>
       </w:r>
     </w:p>
     <w:p>
@@ -7206,11 +8621,11 @@
           <w:b/>
           <w:bCs/>
         </w:rPr>
-        <w:t>Проверить подключение</w:t>
-      </w:r>
-      <w:r>
-        <w:rPr/>
-        <w:t>.</w:t>
+        <w:t>Доступы → Выдать доступ</w:t>
+      </w:r>
+      <w:r>
+        <w:rPr/>
+        <w:t>: сотрудник → направление «Проектный офис» → «Редактирование».</w:t>
       </w:r>
     </w:p>
     <w:p>
@@ -7222,20 +8637,31 @@
         </w:numPr>
         <w:rPr/>
       </w:pPr>
-      <w:r>
-        <w:rPr/>
-        <w:t xml:space="preserve">Режим </w:t>
-      </w:r>
-      <w:r>
-        <w:rPr>
-          <w:b/>
-          <w:bCs/>
-        </w:rPr>
-        <w:t>Сначала домен, затем пароль системы</w:t>
-      </w:r>
-      <w:r>
-        <w:rPr/>
-        <w:t xml:space="preserve"> — переходный: работают оба способа.</w:t>
+      <w:bookmarkStart w:id="80" w:name="X525cf896d0e0da260fae1e7259530962a7d5ac1"/>
+      <w:r>
+        <w:rPr/>
+        <w:t>Сотрудник входит и видит все проекты направления, включая будущие.</w:t>
+      </w:r>
+      <w:bookmarkEnd w:id="80"/>
+    </w:p>
+    <w:p>
+      <w:pPr>
+        <w:pStyle w:val="Heading2"/>
+        <w:rPr/>
+      </w:pPr>
+      <w:bookmarkStart w:id="81" w:name="__RefHeading___Toc1978_948722858"/>
+      <w:bookmarkStart w:id="82" w:name="сценарий-а2.-увольнение"/>
+      <w:bookmarkEnd w:id="81"/>
+      <w:r>
+        <w:rPr>
+          <w:rStyle w:val="SectionNumber"/>
+        </w:rPr>
+        <w:t>13.2</w:t>
+      </w:r>
+      <w:r>
+        <w:rPr/>
+        <w:tab/>
+        <w:t>Сценарий А2. Увольнение</w:t>
       </w:r>
     </w:p>
     <w:p>
@@ -7248,146 +8674,26 @@
         <w:rPr/>
       </w:pPr>
       <w:r>
-        <w:rPr/>
-        <w:t xml:space="preserve">Когда все сотрудники вошли через домен, при необходимости переключите режим на </w:t>
-      </w:r>
-      <w:r>
-        <w:rPr>
-          <w:b/>
-          <w:bCs/>
-        </w:rPr>
-        <w:t>Только учётная запись домена</w:t>
-      </w:r>
-      <w:r>
-        <w:rPr/>
-        <w:t xml:space="preserve"> — локальные администраторы сохранят вход по паролю.</w:t>
-      </w:r>
-      <w:bookmarkEnd w:id="88"/>
-    </w:p>
-    <w:p>
-      <w:pPr>
-        <w:pStyle w:val="Heading2"/>
-        <w:rPr/>
-      </w:pPr>
-      <w:bookmarkStart w:id="89" w:name="__RefHeading___Toc1578_3190699405"/>
-      <w:bookmarkStart w:id="90" w:name="сценарий-а8.-кто-удалил-строку-в-плане"/>
-      <w:bookmarkEnd w:id="89"/>
-      <w:r>
-        <w:rPr>
-          <w:rStyle w:val="SectionNumber"/>
-        </w:rPr>
-        <w:t>14.8</w:t>
-      </w:r>
-      <w:r>
-        <w:rPr/>
-        <w:tab/>
-        <w:t>Сценарий А8. Кто удалил строку в плане?</w:t>
-      </w:r>
-    </w:p>
-    <w:p>
-      <w:pPr>
-        <w:pStyle w:val="FirstParagraph"/>
-        <w:rPr/>
-      </w:pPr>
-      <w:r>
-        <w:rPr/>
-        <w:t xml:space="preserve">Откройте проект → </w:t>
-      </w:r>
-      <w:r>
-        <w:rPr>
-          <w:b/>
-          <w:bCs/>
-        </w:rPr>
-        <w:t>История плана → Журнал изменений</w:t>
-      </w:r>
-      <w:r>
-        <w:rPr/>
-        <w:t xml:space="preserve"> и отфильтруйте по сотруднику или найдите запись «… удалена». Для общей картины по системе — </w:t>
-      </w:r>
-      <w:r>
-        <w:rPr>
-          <w:b/>
-          <w:bCs/>
-        </w:rPr>
-        <w:t>Реестр изменений</w:t>
-      </w:r>
-      <w:r>
-        <w:rPr/>
-        <w:t xml:space="preserve"> с фильтром по проекту.</w:t>
-      </w:r>
-      <w:bookmarkEnd w:id="90"/>
-    </w:p>
-    <w:p>
-      <w:pPr>
-        <w:pStyle w:val="Heading2"/>
-        <w:rPr/>
-      </w:pPr>
-      <w:bookmarkStart w:id="91" w:name="__RefHeading___Toc1580_3190699405"/>
-      <w:bookmarkStart w:id="92" w:name="X387a919fb1df514141b31fa3d13f82a51b424f4"/>
-      <w:bookmarkEnd w:id="91"/>
-      <w:r>
-        <w:rPr>
-          <w:rStyle w:val="SectionNumber"/>
-        </w:rPr>
-        <w:t>14.9</w:t>
-      </w:r>
-      <w:r>
-        <w:rPr/>
-        <w:tab/>
-        <w:t>Сценарий А9. Структура компании из «По Делу»</w:t>
-      </w:r>
-    </w:p>
-    <w:p>
-      <w:pPr>
-        <w:pStyle w:val="FirstParagraph"/>
-        <w:rPr/>
-      </w:pPr>
-      <w:r>
-        <w:rPr/>
-        <w:t xml:space="preserve">Если «По Делу» подключена в «Интеграциях» — </w:t>
-      </w:r>
-      <w:r>
-        <w:rPr>
-          <w:b/>
-          <w:bCs/>
-        </w:rPr>
-        <w:t>Загрузить структуру и сотрудников</w:t>
-      </w:r>
-      <w:r>
-        <w:rPr/>
-        <w:t xml:space="preserve"> → </w:t>
-      </w:r>
-      <w:r>
-        <w:rPr>
-          <w:b/>
-          <w:bCs/>
-        </w:rPr>
-        <w:t>Получить план из «По Делу»</w:t>
-      </w:r>
-      <w:r>
-        <w:rPr/>
-        <w:t xml:space="preserve"> → </w:t>
-      </w:r>
-      <w:r>
-        <w:rPr>
-          <w:b/>
-          <w:bCs/>
-        </w:rPr>
-        <w:t>Применить</w:t>
-      </w:r>
-      <w:r>
-        <w:rPr/>
-        <w:t xml:space="preserve">; дальше — по расписанию командой </w:t>
-      </w:r>
-      <w:r>
-        <w:rPr>
-          <w:rStyle w:val="VerbatimChar"/>
-        </w:rPr>
-        <w:t>sync-podelu</w:t>
-      </w:r>
-      <w:r>
-        <w:rPr/>
-        <w:t>. Без подключения — файлами:</w:t>
+        <w:rPr>
+          <w:b/>
+          <w:bCs/>
+        </w:rPr>
+        <w:t>Сотрудники</w:t>
+      </w:r>
+      <w:r>
+        <w:rPr/>
+        <w:t xml:space="preserve"> → переключатель «Активен» у сотрудника → </w:t>
+      </w:r>
+      <w:r>
+        <w:rPr>
+          <w:b/>
+          <w:bCs/>
+        </w:rPr>
+        <w:t>Отключить</w:t>
+      </w:r>
+      <w:r>
+        <w:rPr/>
+        <w:t>: сотрудник сразу выходит со всех устройств.</w:t>
       </w:r>
     </w:p>
     <w:p>
@@ -7401,7 +8707,7 @@
       </w:pPr>
       <w:r>
         <w:rPr/>
-        <w:t>В «По Делу»: «Импорт и экспорт» → выгрузите структуру (JSON) и сотрудников (ZIP с фото).</w:t>
+        <w:t>В планах, где он исполнитель, назначьте другого исполнителя (карточка задачи или «Исполнители плана»).</w:t>
       </w:r>
     </w:p>
     <w:p>
@@ -7413,27 +8719,114 @@
         </w:numPr>
         <w:rPr/>
       </w:pPr>
-      <w:r>
-        <w:rPr/>
-        <w:t xml:space="preserve">В «Пульсе»: «Администрирование → Импорт и экспорт» → </w:t>
-      </w:r>
-      <w:r>
-        <w:rPr>
-          <w:b/>
-          <w:bCs/>
-        </w:rPr>
-        <w:t>Структура (JSON)</w:t>
-      </w:r>
-      <w:r>
-        <w:rPr/>
-        <w:t xml:space="preserve"> → файл → </w:t>
-      </w:r>
-      <w:r>
-        <w:rPr>
-          <w:b/>
-          <w:bCs/>
-        </w:rPr>
-        <w:t>Проверить</w:t>
+      <w:bookmarkStart w:id="83" w:name="сценарий-а2.-увольнение"/>
+      <w:r>
+        <w:rPr/>
+        <w:t>Учётную запись не удаляйте — его комментарии и история останутся понятными.</w:t>
+      </w:r>
+      <w:bookmarkEnd w:id="83"/>
+    </w:p>
+    <w:p>
+      <w:pPr>
+        <w:pStyle w:val="Heading2"/>
+        <w:rPr/>
+      </w:pPr>
+      <w:bookmarkStart w:id="84" w:name="__RefHeading___Toc1980_948722858"/>
+      <w:bookmarkStart w:id="85" w:name="X40b3630711ad101350b0dd1e981711065e8bd89"/>
+      <w:bookmarkEnd w:id="84"/>
+      <w:r>
+        <w:rPr>
+          <w:rStyle w:val="SectionNumber"/>
+        </w:rPr>
+        <w:t>13.3</w:t>
+      </w:r>
+      <w:r>
+        <w:rPr/>
+        <w:tab/>
+        <w:t>Сценарий А3. Наблюдатель должен править план</w:t>
+      </w:r>
+    </w:p>
+    <w:p>
+      <w:pPr>
+        <w:pStyle w:val="FirstParagraph"/>
+        <w:rPr/>
+      </w:pPr>
+      <w:bookmarkStart w:id="86" w:name="X40b3630711ad101350b0dd1e981711065e8bd89"/>
+      <w:r>
+        <w:rPr/>
+        <w:t>Роль «Наблюдатель» ограничивает любой доступ просмотром. Смените роль на «Редактор» (в таблице сотрудников) и проверьте уровень доступа к проекту — «Редактирование».</w:t>
+      </w:r>
+      <w:bookmarkEnd w:id="86"/>
+    </w:p>
+    <w:p>
+      <w:pPr>
+        <w:pStyle w:val="Heading2"/>
+        <w:rPr/>
+      </w:pPr>
+      <w:bookmarkStart w:id="87" w:name="__RefHeading___Toc1982_948722858"/>
+      <w:bookmarkStart w:id="88" w:name="X47b085d6f5d4ae9e2a209044082e45befec994f"/>
+      <w:bookmarkEnd w:id="87"/>
+      <w:r>
+        <w:rPr>
+          <w:rStyle w:val="SectionNumber"/>
+        </w:rPr>
+        <w:t>13.4</w:t>
+      </w:r>
+      <w:r>
+        <w:rPr/>
+        <w:tab/>
+        <w:t>Сценарий А4. Руководителю нужен обзор всех проектов направления</w:t>
+      </w:r>
+    </w:p>
+    <w:p>
+      <w:pPr>
+        <w:pStyle w:val="FirstParagraph"/>
+        <w:rPr/>
+      </w:pPr>
+      <w:r>
+        <w:rPr>
+          <w:b/>
+          <w:bCs/>
+        </w:rPr>
+        <w:t>Доступы → Выдать доступ</w:t>
+      </w:r>
+      <w:r>
+        <w:rPr/>
+        <w:t>: руководитель → направление целиком → «Просмотр» (или «Редактирование»). Роль «Менеджер» даст ему право создавать проекты.</w:t>
+      </w:r>
+      <w:bookmarkEnd w:id="88"/>
+    </w:p>
+    <w:p>
+      <w:pPr>
+        <w:pStyle w:val="Heading2"/>
+        <w:rPr/>
+      </w:pPr>
+      <w:bookmarkStart w:id="89" w:name="__RefHeading___Toc1984_948722858"/>
+      <w:bookmarkStart w:id="90" w:name="Xe1ad479a47bf9d896db09fa985b7ceb589233e6"/>
+      <w:bookmarkEnd w:id="89"/>
+      <w:r>
+        <w:rPr>
+          <w:rStyle w:val="SectionNumber"/>
+        </w:rPr>
+        <w:t>13.5</w:t>
+      </w:r>
+      <w:r>
+        <w:rPr/>
+        <w:tab/>
+        <w:t>Сценарий А5. Удалённый план нужно вернуть</w:t>
+      </w:r>
+    </w:p>
+    <w:p>
+      <w:pPr>
+        <w:pStyle w:val="FirstParagraph"/>
+        <w:rPr/>
+      </w:pPr>
+      <w:r>
+        <w:rPr>
+          <w:b/>
+          <w:bCs/>
+        </w:rPr>
+        <w:t>Корзина → Планы</w:t>
       </w:r>
       <w:r>
         <w:rPr/>
@@ -7444,11 +8837,107 @@
           <w:b/>
           <w:bCs/>
         </w:rPr>
-        <w:t>Применить</w:t>
-      </w:r>
-      <w:r>
-        <w:rPr/>
-        <w:t>: появятся подразделения, типы и руководители (руководители, которых ещё нет в «Пульсе», будут назначены при загрузке сотрудников).</w:t>
+        <w:t>Восстановить</w:t>
+      </w:r>
+      <w:r>
+        <w:rPr/>
+        <w:t xml:space="preserve">: план возвращается туда, откуда его удалили, — во вкладки или в архив проекта (тогда откройте проект → </w:t>
+      </w:r>
+      <w:r>
+        <w:rPr>
+          <w:b/>
+          <w:bCs/>
+        </w:rPr>
+        <w:t>Архив</w:t>
+      </w:r>
+      <w:r>
+        <w:rPr/>
+        <w:t xml:space="preserve"> → </w:t>
+      </w:r>
+      <w:r>
+        <w:rPr>
+          <w:b/>
+          <w:bCs/>
+        </w:rPr>
+        <w:t>Вернуть во вкладки</w:t>
+      </w:r>
+      <w:r>
+        <w:rPr/>
+        <w:t>).</w:t>
+      </w:r>
+      <w:bookmarkEnd w:id="90"/>
+    </w:p>
+    <w:p>
+      <w:pPr>
+        <w:pStyle w:val="Heading2"/>
+        <w:rPr/>
+      </w:pPr>
+      <w:bookmarkStart w:id="91" w:name="__RefHeading___Toc1986_948722858"/>
+      <w:bookmarkStart w:id="92" w:name="сценарий-а6.-сотрудник-забыл-пароль"/>
+      <w:bookmarkEnd w:id="91"/>
+      <w:r>
+        <w:rPr>
+          <w:rStyle w:val="SectionNumber"/>
+        </w:rPr>
+        <w:t>13.6</w:t>
+      </w:r>
+      <w:r>
+        <w:rPr/>
+        <w:tab/>
+        <w:t>Сценарий А6. Сотрудник забыл пароль</w:t>
+      </w:r>
+    </w:p>
+    <w:p>
+      <w:pPr>
+        <w:pStyle w:val="FirstParagraph"/>
+        <w:rPr/>
+      </w:pPr>
+      <w:r>
+        <w:rPr/>
+        <w:t xml:space="preserve">Для входа по паролю системы: </w:t>
+      </w:r>
+      <w:r>
+        <w:rPr>
+          <w:b/>
+          <w:bCs/>
+        </w:rPr>
+        <w:t>Сотрудники</w:t>
+      </w:r>
+      <w:r>
+        <w:rPr/>
+        <w:t xml:space="preserve"> → карточка → </w:t>
+      </w:r>
+      <w:r>
+        <w:rPr>
+          <w:b/>
+          <w:bCs/>
+        </w:rPr>
+        <w:t>Новый пароль</w:t>
+      </w:r>
+      <w:r>
+        <w:rPr/>
+        <w:t xml:space="preserve"> → сообщите временный пароль, сотрудник сменит его в профиле. Для входа через домен пароль меняется средствами домена.</w:t>
+      </w:r>
+      <w:bookmarkEnd w:id="92"/>
+    </w:p>
+    <w:p>
+      <w:pPr>
+        <w:pStyle w:val="Heading2"/>
+        <w:rPr/>
+      </w:pPr>
+      <w:bookmarkStart w:id="93" w:name="__RefHeading___Toc1988_948722858"/>
+      <w:bookmarkStart w:id="94" w:name="сценарий-а7.-переход-на-вход-через-домен"/>
+      <w:bookmarkEnd w:id="93"/>
+      <w:r>
+        <w:rPr>
+          <w:rStyle w:val="SectionNumber"/>
+        </w:rPr>
+        <w:t>13.7</w:t>
+      </w:r>
+      <w:r>
+        <w:rPr/>
+        <w:tab/>
+        <w:t>Сценарий А7. Переход на вход через домен</w:t>
       </w:r>
     </w:p>
     <w:p>
@@ -7465,33 +8954,11 @@
           <w:b/>
           <w:bCs/>
         </w:rPr>
-        <w:t>Сотрудники</w:t>
-      </w:r>
-      <w:r>
-        <w:rPr/>
-        <w:t xml:space="preserve"> → тот же ZIP → </w:t>
-      </w:r>
-      <w:r>
-        <w:rPr>
-          <w:b/>
-          <w:bCs/>
-        </w:rPr>
-        <w:t>Проверить</w:t>
-      </w:r>
-      <w:r>
-        <w:rPr/>
-        <w:t xml:space="preserve">: сотрудники сопоставляются по email (или логину); расхождения решите на карточках («Система» или «Файл») → </w:t>
-      </w:r>
-      <w:r>
-        <w:rPr>
-          <w:b/>
-          <w:bCs/>
-        </w:rPr>
-        <w:t>Применить</w:t>
-      </w:r>
-      <w:r>
-        <w:rPr/>
-        <w:t>.</w:t>
+        <w:t>Интеграции → Вход через домен</w:t>
+      </w:r>
+      <w:r>
+        <w:rPr/>
+        <w:t>: адрес, сервисная учётная запись, Base DN, фильтр, атрибуты.</w:t>
       </w:r>
     </w:p>
     <w:p>
@@ -7503,31 +8970,16 @@
         </w:numPr>
         <w:rPr/>
       </w:pPr>
-      <w:bookmarkStart w:id="93" w:name="X387a919fb1df514141b31fa3d13f82a51b424f4"/>
-      <w:r>
-        <w:rPr/>
-        <w:t>Проверьте «Структура компании» в главном меню.</w:t>
-      </w:r>
-      <w:bookmarkEnd w:id="93"/>
-    </w:p>
-    <w:p>
-      <w:pPr>
-        <w:pStyle w:val="Heading2"/>
-        <w:rPr/>
-      </w:pPr>
-      <w:bookmarkStart w:id="94" w:name="__RefHeading___Toc1582_3190699405"/>
-      <w:bookmarkStart w:id="95" w:name="Xa559ee2f1a0fdc2b80a1f0cd131cb58a0b5e8f8"/>
-      <w:bookmarkEnd w:id="94"/>
-      <w:r>
-        <w:rPr>
-          <w:rStyle w:val="SectionNumber"/>
-        </w:rPr>
-        <w:t>14.10</w:t>
-      </w:r>
-      <w:r>
-        <w:rPr/>
-        <w:tab/>
-        <w:t>Сценарий А10. Отдел продаж должен видеть все проекты направления «Коммерция»</w:t>
+      <w:r>
+        <w:rPr>
+          <w:b/>
+          <w:bCs/>
+        </w:rPr>
+        <w:t>Проверить подключение</w:t>
+      </w:r>
+      <w:r>
+        <w:rPr/>
+        <w:t>.</w:t>
       </w:r>
     </w:p>
     <w:p>
@@ -7541,7 +8993,18 @@
       </w:pPr>
       <w:r>
         <w:rPr/>
-        <w:t>«Доступы → Выдать доступ → Подразделениям» → отметьте «Продажи».</w:t>
+        <w:t xml:space="preserve">Режим </w:t>
+      </w:r>
+      <w:r>
+        <w:rPr>
+          <w:b/>
+          <w:bCs/>
+        </w:rPr>
+        <w:t>Сначала домен, затем пароль системы</w:t>
+      </w:r>
+      <w:r>
+        <w:rPr/>
+        <w:t xml:space="preserve"> — переходный: работают оба способа.</w:t>
       </w:r>
     </w:p>
     <w:p>
@@ -7555,18 +9018,145 @@
       </w:pPr>
       <w:r>
         <w:rPr/>
-        <w:t xml:space="preserve">В середине — направление «Коммерция» целиком; уровень «Просмотр» → </w:t>
-      </w:r>
-      <w:r>
-        <w:rPr>
-          <w:b/>
-          <w:bCs/>
-        </w:rPr>
-        <w:t>Выдать доступ</w:t>
-      </w:r>
-      <w:r>
-        <w:rPr/>
-        <w:t>.</w:t>
+        <w:t xml:space="preserve">Когда все сотрудники вошли через домен, при необходимости переключите режим на </w:t>
+      </w:r>
+      <w:r>
+        <w:rPr>
+          <w:b/>
+          <w:bCs/>
+        </w:rPr>
+        <w:t>Только учётная запись домена</w:t>
+      </w:r>
+      <w:r>
+        <w:rPr/>
+        <w:t xml:space="preserve"> — локальные администраторы сохранят вход по паролю.</w:t>
+      </w:r>
+      <w:bookmarkEnd w:id="94"/>
+    </w:p>
+    <w:p>
+      <w:pPr>
+        <w:pStyle w:val="Heading2"/>
+        <w:rPr/>
+      </w:pPr>
+      <w:bookmarkStart w:id="95" w:name="__RefHeading___Toc1990_948722858"/>
+      <w:bookmarkStart w:id="96" w:name="сценарий-а8.-кто-удалил-строку-в-плане"/>
+      <w:bookmarkEnd w:id="95"/>
+      <w:r>
+        <w:rPr>
+          <w:rStyle w:val="SectionNumber"/>
+        </w:rPr>
+        <w:t>13.8</w:t>
+      </w:r>
+      <w:r>
+        <w:rPr/>
+        <w:tab/>
+        <w:t>Сценарий А8. Кто удалил строку в плане?</w:t>
+      </w:r>
+    </w:p>
+    <w:p>
+      <w:pPr>
+        <w:pStyle w:val="FirstParagraph"/>
+        <w:rPr/>
+      </w:pPr>
+      <w:r>
+        <w:rPr/>
+        <w:t xml:space="preserve">Откройте проект → </w:t>
+      </w:r>
+      <w:r>
+        <w:rPr>
+          <w:b/>
+          <w:bCs/>
+        </w:rPr>
+        <w:t>История плана → Журнал изменений</w:t>
+      </w:r>
+      <w:r>
+        <w:rPr/>
+        <w:t xml:space="preserve"> и отфильтруйте по сотруднику или найдите запись «… удалена». Для общей картины по системе — </w:t>
+      </w:r>
+      <w:r>
+        <w:rPr>
+          <w:b/>
+          <w:bCs/>
+        </w:rPr>
+        <w:t>Реестр изменений</w:t>
+      </w:r>
+      <w:r>
+        <w:rPr/>
+        <w:t xml:space="preserve"> с фильтром по проекту.</w:t>
+      </w:r>
+      <w:bookmarkEnd w:id="96"/>
+    </w:p>
+    <w:p>
+      <w:pPr>
+        <w:pStyle w:val="Heading2"/>
+        <w:rPr/>
+      </w:pPr>
+      <w:bookmarkStart w:id="97" w:name="__RefHeading___Toc1992_948722858"/>
+      <w:bookmarkStart w:id="98" w:name="X387a919fb1df514141b31fa3d13f82a51b424f4"/>
+      <w:bookmarkEnd w:id="97"/>
+      <w:r>
+        <w:rPr>
+          <w:rStyle w:val="SectionNumber"/>
+        </w:rPr>
+        <w:t>13.9</w:t>
+      </w:r>
+      <w:r>
+        <w:rPr/>
+        <w:tab/>
+        <w:t>Сценарий А9. Структура компании из «По Делу»</w:t>
+      </w:r>
+    </w:p>
+    <w:p>
+      <w:pPr>
+        <w:pStyle w:val="FirstParagraph"/>
+        <w:rPr/>
+      </w:pPr>
+      <w:r>
+        <w:rPr/>
+        <w:t xml:space="preserve">Если «По Делу» подключена в «Интеграциях» — </w:t>
+      </w:r>
+      <w:r>
+        <w:rPr>
+          <w:b/>
+          <w:bCs/>
+        </w:rPr>
+        <w:t>Загрузить структуру и сотрудников</w:t>
+      </w:r>
+      <w:r>
+        <w:rPr/>
+        <w:t xml:space="preserve"> → </w:t>
+      </w:r>
+      <w:r>
+        <w:rPr>
+          <w:b/>
+          <w:bCs/>
+        </w:rPr>
+        <w:t>Получить план из «По Делу»</w:t>
+      </w:r>
+      <w:r>
+        <w:rPr/>
+        <w:t xml:space="preserve"> → </w:t>
+      </w:r>
+      <w:r>
+        <w:rPr>
+          <w:b/>
+          <w:bCs/>
+        </w:rPr>
+        <w:t>Применить</w:t>
+      </w:r>
+      <w:r>
+        <w:rPr/>
+        <w:t xml:space="preserve">; дальше — по расписанию командой </w:t>
+      </w:r>
+      <w:r>
+        <w:rPr>
+          <w:rStyle w:val="VerbatimChar"/>
+        </w:rPr>
+        <w:t>sync-podelu</w:t>
+      </w:r>
+      <w:r>
+        <w:rPr/>
+        <w:t>. Без подключения — файлами:</w:t>
       </w:r>
     </w:p>
     <w:p>
@@ -7578,31 +9168,9 @@
         </w:numPr>
         <w:rPr/>
       </w:pPr>
-      <w:bookmarkStart w:id="96" w:name="Xa559ee2f1a0fdc2b80a1f0cd131cb58a0b5e8f8"/>
-      <w:r>
-        <w:rPr/>
-        <w:t>Новые сотрудники отдела увидят проекты сразу после того, как им укажут подразделение.</w:t>
-      </w:r>
-      <w:bookmarkEnd w:id="96"/>
-    </w:p>
-    <w:p>
-      <w:pPr>
-        <w:pStyle w:val="Heading2"/>
-        <w:rPr/>
-      </w:pPr>
-      <w:bookmarkStart w:id="97" w:name="__RefHeading___Toc1584_3190699405"/>
-      <w:bookmarkStart w:id="98" w:name="сценарий-а11.-подключение-jira"/>
-      <w:bookmarkEnd w:id="97"/>
-      <w:r>
-        <w:rPr>
-          <w:rStyle w:val="SectionNumber"/>
-        </w:rPr>
-        <w:t>14.11</w:t>
-      </w:r>
-      <w:r>
-        <w:rPr/>
-        <w:tab/>
-        <w:t>Сценарий А11. Подключение Jira</w:t>
+      <w:r>
+        <w:rPr/>
+        <w:t>В «По Делу»: «Импорт и экспорт» → выгрузите структуру (JSON) и сотрудников (ZIP с фото).</w:t>
       </w:r>
     </w:p>
     <w:p>
@@ -7616,7 +9184,40 @@
       </w:pPr>
       <w:r>
         <w:rPr/>
-        <w:t>Заведите в Jira сервисную учётную запись с правом просмотра нужных проектов; для Jira Server/DC 8.14+ — Personal Access Token.</w:t>
+        <w:t xml:space="preserve">В «Пульсе»: «Администрирование → Импорт и экспорт» → </w:t>
+      </w:r>
+      <w:r>
+        <w:rPr>
+          <w:b/>
+          <w:bCs/>
+        </w:rPr>
+        <w:t>Структура (JSON)</w:t>
+      </w:r>
+      <w:r>
+        <w:rPr/>
+        <w:t xml:space="preserve"> → файл → </w:t>
+      </w:r>
+      <w:r>
+        <w:rPr>
+          <w:b/>
+          <w:bCs/>
+        </w:rPr>
+        <w:t>Проверить</w:t>
+      </w:r>
+      <w:r>
+        <w:rPr/>
+        <w:t xml:space="preserve"> → </w:t>
+      </w:r>
+      <w:r>
+        <w:rPr>
+          <w:b/>
+          <w:bCs/>
+        </w:rPr>
+        <w:t>Применить</w:t>
+      </w:r>
+      <w:r>
+        <w:rPr/>
+        <w:t>: появятся подразделения, типы и руководители (руководители, которых ещё нет в «Пульсе», будут назначены при загрузке сотрудников).</w:t>
       </w:r>
     </w:p>
     <w:p>
@@ -7629,26 +9230,33 @@
         <w:rPr/>
       </w:pPr>
       <w:r>
-        <w:rPr/>
-        <w:t xml:space="preserve">«Администрирование → Интеграции» → адрес, способ входа, учётная запись, токен → </w:t>
-      </w:r>
-      <w:r>
-        <w:rPr>
-          <w:b/>
-          <w:bCs/>
-        </w:rPr>
-        <w:t>Проверить подключение</w:t>
-      </w:r>
-      <w:r>
-        <w:rPr/>
-        <w:t xml:space="preserve"> → </w:t>
-      </w:r>
-      <w:r>
-        <w:rPr>
-          <w:b/>
-          <w:bCs/>
-        </w:rPr>
-        <w:t>Сохранить</w:t>
+        <w:rPr>
+          <w:b/>
+          <w:bCs/>
+        </w:rPr>
+        <w:t>Сотрудники</w:t>
+      </w:r>
+      <w:r>
+        <w:rPr/>
+        <w:t xml:space="preserve"> → тот же ZIP → </w:t>
+      </w:r>
+      <w:r>
+        <w:rPr>
+          <w:b/>
+          <w:bCs/>
+        </w:rPr>
+        <w:t>Проверить</w:t>
+      </w:r>
+      <w:r>
+        <w:rPr/>
+        <w:t xml:space="preserve">: сотрудники сопоставляются по email (или логину); расхождения решите на карточках («Система» или «Файл») → </w:t>
+      </w:r>
+      <w:r>
+        <w:rPr>
+          <w:b/>
+          <w:bCs/>
+        </w:rPr>
+        <w:t>Применить</w:t>
       </w:r>
       <w:r>
         <w:rPr/>
@@ -7664,29 +9272,31 @@
         </w:numPr>
         <w:rPr/>
       </w:pPr>
-      <w:r>
-        <w:rPr/>
-        <w:t xml:space="preserve">Если сервер ходит в интернет через прокси — задайте </w:t>
-      </w:r>
-      <w:r>
-        <w:rPr>
-          <w:rStyle w:val="VerbatimChar"/>
-        </w:rPr>
-        <w:t>HTTPS_PROXY</w:t>
-      </w:r>
-      <w:r>
-        <w:rPr/>
-        <w:t xml:space="preserve"> в </w:t>
-      </w:r>
-      <w:r>
-        <w:rPr>
-          <w:rStyle w:val="VerbatimChar"/>
-        </w:rPr>
-        <w:t>.env</w:t>
-      </w:r>
-      <w:r>
-        <w:rPr/>
-        <w:t xml:space="preserve"> (руководство по развёртыванию).</w:t>
+      <w:bookmarkStart w:id="99" w:name="X387a919fb1df514141b31fa3d13f82a51b424f4"/>
+      <w:r>
+        <w:rPr/>
+        <w:t>Проверьте «Структура компании» в главном меню.</w:t>
+      </w:r>
+      <w:bookmarkEnd w:id="99"/>
+    </w:p>
+    <w:p>
+      <w:pPr>
+        <w:pStyle w:val="Heading2"/>
+        <w:rPr/>
+      </w:pPr>
+      <w:bookmarkStart w:id="100" w:name="__RefHeading___Toc1994_948722858"/>
+      <w:bookmarkStart w:id="101" w:name="Xa559ee2f1a0fdc2b80a1f0cd131cb58a0b5e8f8"/>
+      <w:bookmarkEnd w:id="100"/>
+      <w:r>
+        <w:rPr>
+          <w:rStyle w:val="SectionNumber"/>
+        </w:rPr>
+        <w:t>13.10</w:t>
+      </w:r>
+      <w:r>
+        <w:rPr/>
+        <w:tab/>
+        <w:t>Сценарий А10. Отдел продаж должен видеть все проекты направления «Коммерция»</w:t>
       </w:r>
     </w:p>
     <w:p>
@@ -7700,40 +9310,7 @@
       </w:pPr>
       <w:r>
         <w:rPr/>
-        <w:t xml:space="preserve">Сообщите сотрудникам: в карточке строки — ключ задачи, в плане — меню </w:t>
-      </w:r>
-      <w:r>
-        <w:rPr>
-          <w:b/>
-          <w:bCs/>
-        </w:rPr>
-        <w:t>J</w:t>
-      </w:r>
-      <w:r>
-        <w:rPr/>
-        <w:t>.</w:t>
-      </w:r>
-      <w:bookmarkEnd w:id="71"/>
-      <w:bookmarkEnd w:id="98"/>
-    </w:p>
-    <w:p>
-      <w:pPr>
-        <w:pStyle w:val="Heading1"/>
-        <w:rPr/>
-      </w:pPr>
-      <w:bookmarkStart w:id="99" w:name="__RefHeading___Toc1586_3190699405"/>
-      <w:bookmarkStart w:id="100" w:name="рекомендации-по-безопасности"/>
-      <w:bookmarkEnd w:id="99"/>
-      <w:r>
-        <w:rPr>
-          <w:rStyle w:val="SectionNumber"/>
-        </w:rPr>
-        <w:t>15</w:t>
-      </w:r>
-      <w:r>
-        <w:rPr/>
-        <w:tab/>
-        <w:t>Рекомендации по безопасности</w:t>
+        <w:t>«Доступы → Выдать доступ → Подразделениям» → отметьте «Продажи».</w:t>
       </w:r>
     </w:p>
     <w:p>
@@ -7747,7 +9324,18 @@
       </w:pPr>
       <w:r>
         <w:rPr/>
-        <w:t>Держите не меньше двух активных администраторов; работайте под личными учётными записями.</w:t>
+        <w:t xml:space="preserve">В середине — направление «Коммерция» целиком; уровень «Просмотр» → </w:t>
+      </w:r>
+      <w:r>
+        <w:rPr>
+          <w:b/>
+          <w:bCs/>
+        </w:rPr>
+        <w:t>Выдать доступ</w:t>
+      </w:r>
+      <w:r>
+        <w:rPr/>
+        <w:t>.</w:t>
       </w:r>
     </w:p>
     <w:p>
@@ -7759,9 +9347,31 @@
         </w:numPr>
         <w:rPr/>
       </w:pPr>
-      <w:r>
-        <w:rPr/>
-        <w:t>Выдавайте доступ к направлениям, а не к каждому проекту, — меньше правил, проще проверка.</w:t>
+      <w:bookmarkStart w:id="102" w:name="Xa559ee2f1a0fdc2b80a1f0cd131cb58a0b5e8f8"/>
+      <w:r>
+        <w:rPr/>
+        <w:t>Новые сотрудники отдела увидят проекты сразу после того, как им укажут подразделение.</w:t>
+      </w:r>
+      <w:bookmarkEnd w:id="102"/>
+    </w:p>
+    <w:p>
+      <w:pPr>
+        <w:pStyle w:val="Heading2"/>
+        <w:rPr/>
+      </w:pPr>
+      <w:bookmarkStart w:id="103" w:name="__RefHeading___Toc1996_948722858"/>
+      <w:bookmarkStart w:id="104" w:name="сценарий-а11.-подключение-jira"/>
+      <w:bookmarkEnd w:id="103"/>
+      <w:r>
+        <w:rPr>
+          <w:rStyle w:val="SectionNumber"/>
+        </w:rPr>
+        <w:t>13.11</w:t>
+      </w:r>
+      <w:r>
+        <w:rPr/>
+        <w:tab/>
+        <w:t>Сценарий А11. Подключение Jira</w:t>
       </w:r>
     </w:p>
     <w:p>
@@ -7775,7 +9385,7 @@
       </w:pPr>
       <w:r>
         <w:rPr/>
-        <w:t>Для увольнения отключайте учётную запись; удаляйте только ошибочно созданные.</w:t>
+        <w:t>Заведите в Jira сервисную учётную запись с правом просмотра нужных проектов; для Jira Server/DC 8.14+ — Personal Access Token.</w:t>
       </w:r>
     </w:p>
     <w:p>
@@ -7789,7 +9399,29 @@
       </w:pPr>
       <w:r>
         <w:rPr/>
-        <w:t>Включите HTTPS (руководство по развёртыванию) — пароли и сессии не должны идти по сети открытым текстом.</w:t>
+        <w:t xml:space="preserve">«Интеграции → Jira» → адрес, способ входа, учётная запись, токен → </w:t>
+      </w:r>
+      <w:r>
+        <w:rPr>
+          <w:b/>
+          <w:bCs/>
+        </w:rPr>
+        <w:t>Проверить подключение</w:t>
+      </w:r>
+      <w:r>
+        <w:rPr/>
+        <w:t xml:space="preserve"> → </w:t>
+      </w:r>
+      <w:r>
+        <w:rPr>
+          <w:b/>
+          <w:bCs/>
+        </w:rPr>
+        <w:t>Сохранить</w:t>
+      </w:r>
+      <w:r>
+        <w:rPr/>
+        <w:t>.</w:t>
       </w:r>
     </w:p>
     <w:p>
@@ -7803,6 +9435,143 @@
       </w:pPr>
       <w:r>
         <w:rPr/>
+        <w:t xml:space="preserve">Если сервер ходит в интернет через прокси — задайте </w:t>
+      </w:r>
+      <w:r>
+        <w:rPr>
+          <w:rStyle w:val="VerbatimChar"/>
+        </w:rPr>
+        <w:t>HTTPS_PROXY</w:t>
+      </w:r>
+      <w:r>
+        <w:rPr/>
+        <w:t xml:space="preserve"> в </w:t>
+      </w:r>
+      <w:r>
+        <w:rPr>
+          <w:rStyle w:val="VerbatimChar"/>
+        </w:rPr>
+        <w:t>.env</w:t>
+      </w:r>
+      <w:r>
+        <w:rPr/>
+        <w:t xml:space="preserve"> (руководство по развёртыванию).</w:t>
+      </w:r>
+    </w:p>
+    <w:p>
+      <w:pPr>
+        <w:pStyle w:val="Compact"/>
+        <w:numPr>
+          <w:ilvl w:val="0"/>
+          <w:numId w:val="93"/>
+        </w:numPr>
+        <w:rPr/>
+      </w:pPr>
+      <w:r>
+        <w:rPr/>
+        <w:t xml:space="preserve">Сообщите сотрудникам: в карточке строки — ключ задачи, в плане — меню </w:t>
+      </w:r>
+      <w:r>
+        <w:rPr>
+          <w:b/>
+          <w:bCs/>
+        </w:rPr>
+        <w:t>J</w:t>
+      </w:r>
+      <w:r>
+        <w:rPr/>
+        <w:t>.</w:t>
+      </w:r>
+      <w:bookmarkEnd w:id="77"/>
+      <w:bookmarkEnd w:id="104"/>
+    </w:p>
+    <w:p>
+      <w:pPr>
+        <w:pStyle w:val="Heading1"/>
+        <w:rPr/>
+      </w:pPr>
+      <w:bookmarkStart w:id="105" w:name="__RefHeading___Toc1998_948722858"/>
+      <w:bookmarkStart w:id="106" w:name="рекомендации-по-безопасности"/>
+      <w:bookmarkEnd w:id="105"/>
+      <w:r>
+        <w:rPr>
+          <w:rStyle w:val="SectionNumber"/>
+        </w:rPr>
+        <w:t>14</w:t>
+      </w:r>
+      <w:r>
+        <w:rPr/>
+        <w:tab/>
+        <w:t>Рекомендации по безопасности</w:t>
+      </w:r>
+    </w:p>
+    <w:p>
+      <w:pPr>
+        <w:pStyle w:val="Compact"/>
+        <w:numPr>
+          <w:ilvl w:val="0"/>
+          <w:numId w:val="94"/>
+        </w:numPr>
+        <w:rPr/>
+      </w:pPr>
+      <w:r>
+        <w:rPr/>
+        <w:t>Держите не меньше двух активных администраторов; работайте под личными учётными записями.</w:t>
+      </w:r>
+    </w:p>
+    <w:p>
+      <w:pPr>
+        <w:pStyle w:val="Compact"/>
+        <w:numPr>
+          <w:ilvl w:val="0"/>
+          <w:numId w:val="95"/>
+        </w:numPr>
+        <w:rPr/>
+      </w:pPr>
+      <w:r>
+        <w:rPr/>
+        <w:t>Выдавайте доступ к направлениям, а не к каждому проекту, — меньше правил, проще проверка.</w:t>
+      </w:r>
+    </w:p>
+    <w:p>
+      <w:pPr>
+        <w:pStyle w:val="Compact"/>
+        <w:numPr>
+          <w:ilvl w:val="0"/>
+          <w:numId w:val="96"/>
+        </w:numPr>
+        <w:rPr/>
+      </w:pPr>
+      <w:r>
+        <w:rPr/>
+        <w:t>Для увольнения отключайте учётную запись; удаляйте только ошибочно созданные.</w:t>
+      </w:r>
+    </w:p>
+    <w:p>
+      <w:pPr>
+        <w:pStyle w:val="Compact"/>
+        <w:numPr>
+          <w:ilvl w:val="0"/>
+          <w:numId w:val="97"/>
+        </w:numPr>
+        <w:rPr/>
+      </w:pPr>
+      <w:r>
+        <w:rPr/>
+        <w:t>Включите HTTPS (руководство по развёртыванию) — пароли и сессии не должны идти по сети открытым текстом.</w:t>
+      </w:r>
+    </w:p>
+    <w:p>
+      <w:pPr>
+        <w:pStyle w:val="Compact"/>
+        <w:numPr>
+          <w:ilvl w:val="0"/>
+          <w:numId w:val="98"/>
+        </w:numPr>
+        <w:rPr/>
+      </w:pPr>
+      <w:r>
+        <w:rPr/>
         <w:t xml:space="preserve">Регулярно смотрите </w:t>
       </w:r>
       <w:r>
@@ -7827,21 +9596,21 @@
         <w:rPr/>
         <w:t>.</w:t>
       </w:r>
-      <w:bookmarkEnd w:id="100"/>
+      <w:bookmarkEnd w:id="106"/>
     </w:p>
     <w:p>
       <w:pPr>
         <w:pStyle w:val="Heading1"/>
         <w:rPr/>
       </w:pPr>
-      <w:bookmarkStart w:id="101" w:name="__RefHeading___Toc1588_3190699405"/>
-      <w:bookmarkStart w:id="102" w:name="частые-вопросы"/>
-      <w:bookmarkEnd w:id="101"/>
+      <w:bookmarkStart w:id="107" w:name="__RefHeading___Toc2000_948722858"/>
+      <w:bookmarkStart w:id="108" w:name="частые-вопросы"/>
+      <w:bookmarkEnd w:id="107"/>
       <w:r>
         <w:rPr>
           <w:rStyle w:val="SectionNumber"/>
         </w:rPr>
-        <w:t>16</w:t>
+        <w:t>15</w:t>
       </w:r>
       <w:r>
         <w:rPr/>
@@ -7939,12 +9708,12 @@
         <w:rPr/>
         <w:t xml:space="preserve"> У каждого плана свои — «Настройки графика» на экране проекта (руководство пользователя).</w:t>
       </w:r>
-      <w:bookmarkEnd w:id="102"/>
+      <w:bookmarkEnd w:id="108"/>
     </w:p>
     <w:sectPr>
-      <w:footerReference w:type="even" r:id="rId16"/>
-      <w:footerReference w:type="default" r:id="rId17"/>
-      <w:footerReference w:type="first" r:id="rId18"/>
+      <w:footerReference w:type="even" r:id="rId18"/>
+      <w:footerReference w:type="default" r:id="rId19"/>
+      <w:footerReference w:type="first" r:id="rId20"/>
       <w:type w:val="nextPage"/>
       <w:pgSz w:w="12240" w:h="15840"/>
       <w:pgMar w:left="1440" w:right="1440" w:gutter="0" w:header="0" w:top="1440" w:footer="720" w:bottom="1440"/>
@@ -7985,7 +9754,7 @@
         <w:color w:val="8A92A6"/>
         <w:sz w:val="16"/>
       </w:rPr>
-      <w:t xml:space="preserve">Пульс Проекта 0.4.0 · стр. </w:t>
+      <w:t xml:space="preserve">Пульс Проекта 0.5.0 · стр. </w:t>
     </w:r>
     <w:r>
       <w:rPr/>
@@ -8001,7 +9770,7 @@
     </w:r>
     <w:r>
       <w:rPr/>
-      <w:t>29</w:t>
+      <w:t>32</w:t>
     </w:r>
     <w:r>
       <w:rPr/>
@@ -8024,7 +9793,7 @@
         <w:color w:val="8A92A6"/>
         <w:sz w:val="16"/>
       </w:rPr>
-      <w:t xml:space="preserve">Пульс Проекта 0.4.0 · стр. </w:t>
+      <w:t xml:space="preserve">Пульс Проекта 0.5.0 · стр. </w:t>
     </w:r>
     <w:r>
       <w:rPr/>
@@ -8040,7 +9809,7 @@
     </w:r>
     <w:r>
       <w:rPr/>
-      <w:t>29</w:t>
+      <w:t>32</w:t>
     </w:r>
     <w:r>
       <w:rPr/>
@@ -9584,8 +11353,9 @@
   </w:abstractNum>
   <w:abstractNum w:abstractNumId="13">
     <w:lvl w:ilvl="0">
-      <w:numFmt w:val="bullet"/>
-      <w:lvlText w:val=""/>
+      <w:start w:val="1"/>
+      <w:numFmt w:val="decimal"/>
+      <w:lvlText w:val="%1."/>
       <w:lvlJc w:val="left"/>
       <w:pPr>
         <w:tabs>
@@ -9593,14 +11363,12 @@
         </w:tabs>
         <w:ind w:left="720" w:hanging="480"/>
       </w:pPr>
-      <w:rPr>
-        <w:rFonts w:ascii="Symbol" w:hAnsi="Symbol" w:cs="Symbol" w:hint="default"/>
-      </w:rPr>
+      <w:rPr/>
     </w:lvl>
     <w:lvl w:ilvl="1">
-      <w:start w:val="0"/>
-      <w:numFmt w:val="bullet"/>
-      <w:lvlText w:val=""/>
+      <w:start w:val="1"/>
+      <w:numFmt w:val="decimal"/>
+      <w:lvlText w:val="%2."/>
       <w:lvlJc w:val="left"/>
       <w:pPr>
         <w:tabs>
@@ -9608,14 +11376,12 @@
         </w:tabs>
         <w:ind w:left="1440" w:hanging="480"/>
       </w:pPr>
-      <w:rPr>
-        <w:rFonts w:ascii="Symbol" w:hAnsi="Symbol" w:cs="Symbol" w:hint="default"/>
-      </w:rPr>
+      <w:rPr/>
     </w:lvl>
     <w:lvl w:ilvl="2">
-      <w:start w:val="0"/>
-      <w:numFmt w:val="bullet"/>
-      <w:lvlText w:val=""/>
+      <w:start w:val="1"/>
+      <w:numFmt w:val="decimal"/>
+      <w:lvlText w:val="%3."/>
       <w:lvlJc w:val="left"/>
       <w:pPr>
         <w:tabs>
@@ -9623,14 +11389,12 @@
         </w:tabs>
         <w:ind w:left="2160" w:hanging="480"/>
       </w:pPr>
-      <w:rPr>
-        <w:rFonts w:ascii="Symbol" w:hAnsi="Symbol" w:cs="Symbol" w:hint="default"/>
-      </w:rPr>
+      <w:rPr/>
     </w:lvl>
     <w:lvl w:ilvl="3">
-      <w:start w:val="0"/>
-      <w:numFmt w:val="bullet"/>
-      <w:lvlText w:val=""/>
+      <w:start w:val="1"/>
+      <w:numFmt w:val="decimal"/>
+      <w:lvlText w:val="%4."/>
       <w:lvlJc w:val="left"/>
       <w:pPr>
         <w:tabs>
@@ -9638,14 +11402,12 @@
         </w:tabs>
         <w:ind w:left="2880" w:hanging="480"/>
       </w:pPr>
-      <w:rPr>
-        <w:rFonts w:ascii="Symbol" w:hAnsi="Symbol" w:cs="Symbol" w:hint="default"/>
-      </w:rPr>
+      <w:rPr/>
     </w:lvl>
     <w:lvl w:ilvl="4">
-      <w:start w:val="0"/>
-      <w:numFmt w:val="bullet"/>
-      <w:lvlText w:val=""/>
+      <w:start w:val="1"/>
+      <w:numFmt w:val="decimal"/>
+      <w:lvlText w:val="%5."/>
       <w:lvlJc w:val="left"/>
       <w:pPr>
         <w:tabs>
@@ -9653,14 +11415,12 @@
         </w:tabs>
         <w:ind w:left="3600" w:hanging="480"/>
       </w:pPr>
-      <w:rPr>
-        <w:rFonts w:ascii="Symbol" w:hAnsi="Symbol" w:cs="Symbol" w:hint="default"/>
-      </w:rPr>
+      <w:rPr/>
     </w:lvl>
     <w:lvl w:ilvl="5">
-      <w:start w:val="0"/>
-      <w:numFmt w:val="bullet"/>
-      <w:lvlText w:val=""/>
+      <w:start w:val="1"/>
+      <w:numFmt w:val="decimal"/>
+      <w:lvlText w:val="%6."/>
       <w:lvlJc w:val="left"/>
       <w:pPr>
         <w:tabs>
@@ -9668,14 +11428,12 @@
         </w:tabs>
         <w:ind w:left="4320" w:hanging="480"/>
       </w:pPr>
-      <w:rPr>
-        <w:rFonts w:ascii="Symbol" w:hAnsi="Symbol" w:cs="Symbol" w:hint="default"/>
-      </w:rPr>
+      <w:rPr/>
     </w:lvl>
     <w:lvl w:ilvl="6">
-      <w:start w:val="0"/>
-      <w:numFmt w:val="bullet"/>
-      <w:lvlText w:val=""/>
+      <w:start w:val="1"/>
+      <w:numFmt w:val="decimal"/>
+      <w:lvlText w:val="%7."/>
       <w:lvlJc w:val="left"/>
       <w:pPr>
         <w:tabs>
@@ -9683,14 +11441,12 @@
         </w:tabs>
         <w:ind w:left="5040" w:hanging="480"/>
       </w:pPr>
-      <w:rPr>
-        <w:rFonts w:ascii="Symbol" w:hAnsi="Symbol" w:cs="Symbol" w:hint="default"/>
-      </w:rPr>
+      <w:rPr/>
     </w:lvl>
     <w:lvl w:ilvl="7">
-      <w:start w:val="0"/>
-      <w:numFmt w:val="bullet"/>
-      <w:lvlText w:val=""/>
+      <w:start w:val="1"/>
+      <w:numFmt w:val="decimal"/>
+      <w:lvlText w:val="%8."/>
       <w:lvlJc w:val="left"/>
       <w:pPr>
         <w:tabs>
@@ -9698,14 +11454,12 @@
         </w:tabs>
         <w:ind w:left="5760" w:hanging="480"/>
       </w:pPr>
-      <w:rPr>
-        <w:rFonts w:ascii="Symbol" w:hAnsi="Symbol" w:cs="Symbol" w:hint="default"/>
-      </w:rPr>
+      <w:rPr/>
     </w:lvl>
     <w:lvl w:ilvl="8">
-      <w:start w:val="0"/>
-      <w:numFmt w:val="bullet"/>
-      <w:lvlText w:val=""/>
+      <w:start w:val="1"/>
+      <w:numFmt w:val="decimal"/>
+      <w:lvlText w:val="%9."/>
       <w:lvlJc w:val="left"/>
       <w:pPr>
         <w:tabs>
@@ -9713,9 +11467,7 @@
         </w:tabs>
         <w:ind w:left="6480" w:hanging="480"/>
       </w:pPr>
-      <w:rPr>
-        <w:rFonts w:ascii="Symbol" w:hAnsi="Symbol" w:cs="Symbol" w:hint="default"/>
-      </w:rPr>
+      <w:rPr/>
     </w:lvl>
   </w:abstractNum>
   <w:abstractNum w:abstractNumId="14">
@@ -9856,9 +11608,8 @@
   </w:abstractNum>
   <w:abstractNum w:abstractNumId="15">
     <w:lvl w:ilvl="0">
-      <w:start w:val="1"/>
-      <w:numFmt w:val="decimal"/>
-      <w:lvlText w:val="%1."/>
+      <w:numFmt w:val="bullet"/>
+      <w:lvlText w:val=""/>
       <w:lvlJc w:val="left"/>
       <w:pPr>
         <w:tabs>
@@ -9866,12 +11617,14 @@
         </w:tabs>
         <w:ind w:left="720" w:hanging="480"/>
       </w:pPr>
-      <w:rPr/>
+      <w:rPr>
+        <w:rFonts w:ascii="Symbol" w:hAnsi="Symbol" w:cs="Symbol" w:hint="default"/>
+      </w:rPr>
     </w:lvl>
     <w:lvl w:ilvl="1">
-      <w:start w:val="1"/>
-      <w:numFmt w:val="decimal"/>
-      <w:lvlText w:val="%2."/>
+      <w:start w:val="0"/>
+      <w:numFmt w:val="bullet"/>
+      <w:lvlText w:val=""/>
       <w:lvlJc w:val="left"/>
       <w:pPr>
         <w:tabs>
@@ -9879,12 +11632,14 @@
         </w:tabs>
         <w:ind w:left="1440" w:hanging="480"/>
       </w:pPr>
-      <w:rPr/>
+      <w:rPr>
+        <w:rFonts w:ascii="Symbol" w:hAnsi="Symbol" w:cs="Symbol" w:hint="default"/>
+      </w:rPr>
     </w:lvl>
     <w:lvl w:ilvl="2">
-      <w:start w:val="1"/>
-      <w:numFmt w:val="decimal"/>
-      <w:lvlText w:val="%3."/>
+      <w:start w:val="0"/>
+      <w:numFmt w:val="bullet"/>
+      <w:lvlText w:val=""/>
       <w:lvlJc w:val="left"/>
       <w:pPr>
         <w:tabs>
@@ -9892,12 +11647,14 @@
         </w:tabs>
         <w:ind w:left="2160" w:hanging="480"/>
       </w:pPr>
-      <w:rPr/>
+      <w:rPr>
+        <w:rFonts w:ascii="Symbol" w:hAnsi="Symbol" w:cs="Symbol" w:hint="default"/>
+      </w:rPr>
     </w:lvl>
     <w:lvl w:ilvl="3">
-      <w:start w:val="1"/>
-      <w:numFmt w:val="decimal"/>
-      <w:lvlText w:val="%4."/>
+      <w:start w:val="0"/>
+      <w:numFmt w:val="bullet"/>
+      <w:lvlText w:val=""/>
       <w:lvlJc w:val="left"/>
       <w:pPr>
         <w:tabs>
@@ -9905,12 +11662,14 @@
         </w:tabs>
         <w:ind w:left="2880" w:hanging="480"/>
       </w:pPr>
-      <w:rPr/>
+      <w:rPr>
+        <w:rFonts w:ascii="Symbol" w:hAnsi="Symbol" w:cs="Symbol" w:hint="default"/>
+      </w:rPr>
     </w:lvl>
     <w:lvl w:ilvl="4">
-      <w:start w:val="1"/>
-      <w:numFmt w:val="decimal"/>
-      <w:lvlText w:val="%5."/>
+      <w:start w:val="0"/>
+      <w:numFmt w:val="bullet"/>
+      <w:lvlText w:val=""/>
       <w:lvlJc w:val="left"/>
       <w:pPr>
         <w:tabs>
@@ -9918,12 +11677,14 @@
         </w:tabs>
         <w:ind w:left="3600" w:hanging="480"/>
       </w:pPr>
-      <w:rPr/>
+      <w:rPr>
+        <w:rFonts w:ascii="Symbol" w:hAnsi="Symbol" w:cs="Symbol" w:hint="default"/>
+      </w:rPr>
     </w:lvl>
     <w:lvl w:ilvl="5">
-      <w:start w:val="1"/>
-      <w:numFmt w:val="decimal"/>
-      <w:lvlText w:val="%6."/>
+      <w:start w:val="0"/>
+      <w:numFmt w:val="bullet"/>
+      <w:lvlText w:val=""/>
       <w:lvlJc w:val="left"/>
       <w:pPr>
         <w:tabs>
@@ -9931,12 +11692,14 @@
         </w:tabs>
         <w:ind w:left="4320" w:hanging="480"/>
       </w:pPr>
-      <w:rPr/>
+      <w:rPr>
+        <w:rFonts w:ascii="Symbol" w:hAnsi="Symbol" w:cs="Symbol" w:hint="default"/>
+      </w:rPr>
     </w:lvl>
     <w:lvl w:ilvl="6">
-      <w:start w:val="1"/>
-      <w:numFmt w:val="decimal"/>
-      <w:lvlText w:val="%7."/>
+      <w:start w:val="0"/>
+      <w:numFmt w:val="bullet"/>
+      <w:lvlText w:val=""/>
       <w:lvlJc w:val="left"/>
       <w:pPr>
         <w:tabs>
@@ -9944,12 +11707,14 @@
         </w:tabs>
         <w:ind w:left="5040" w:hanging="480"/>
       </w:pPr>
-      <w:rPr/>
+      <w:rPr>
+        <w:rFonts w:ascii="Symbol" w:hAnsi="Symbol" w:cs="Symbol" w:hint="default"/>
+      </w:rPr>
     </w:lvl>
     <w:lvl w:ilvl="7">
-      <w:start w:val="1"/>
-      <w:numFmt w:val="decimal"/>
-      <w:lvlText w:val="%8."/>
+      <w:start w:val="0"/>
+      <w:numFmt w:val="bullet"/>
+      <w:lvlText w:val=""/>
       <w:lvlJc w:val="left"/>
       <w:pPr>
         <w:tabs>
@@ -9957,12 +11722,14 @@
         </w:tabs>
         <w:ind w:left="5760" w:hanging="480"/>
       </w:pPr>
-      <w:rPr/>
+      <w:rPr>
+        <w:rFonts w:ascii="Symbol" w:hAnsi="Symbol" w:cs="Symbol" w:hint="default"/>
+      </w:rPr>
     </w:lvl>
     <w:lvl w:ilvl="8">
-      <w:start w:val="1"/>
-      <w:numFmt w:val="decimal"/>
-      <w:lvlText w:val="%9."/>
+      <w:start w:val="0"/>
+      <w:numFmt w:val="bullet"/>
+      <w:lvlText w:val=""/>
       <w:lvlJc w:val="left"/>
       <w:pPr>
         <w:tabs>
@@ -9970,7 +11737,9 @@
         </w:tabs>
         <w:ind w:left="6480" w:hanging="480"/>
       </w:pPr>
-      <w:rPr/>
+      <w:rPr>
+        <w:rFonts w:ascii="Symbol" w:hAnsi="Symbol" w:cs="Symbol" w:hint="default"/>
+      </w:rPr>
     </w:lvl>
   </w:abstractNum>
   <w:abstractNum w:abstractNumId="16">
@@ -10570,6 +12339,125 @@
   </w:abstractNum>
   <w:abstractNum w:abstractNumId="21">
     <w:lvl w:ilvl="0">
+      <w:start w:val="1"/>
+      <w:numFmt w:val="decimal"/>
+      <w:lvlText w:val="%1."/>
+      <w:lvlJc w:val="left"/>
+      <w:pPr>
+        <w:tabs>
+          <w:tab w:val="num" w:pos="0"/>
+        </w:tabs>
+        <w:ind w:left="720" w:hanging="480"/>
+      </w:pPr>
+      <w:rPr/>
+    </w:lvl>
+    <w:lvl w:ilvl="1">
+      <w:start w:val="1"/>
+      <w:numFmt w:val="decimal"/>
+      <w:lvlText w:val="%2."/>
+      <w:lvlJc w:val="left"/>
+      <w:pPr>
+        <w:tabs>
+          <w:tab w:val="num" w:pos="0"/>
+        </w:tabs>
+        <w:ind w:left="1440" w:hanging="480"/>
+      </w:pPr>
+      <w:rPr/>
+    </w:lvl>
+    <w:lvl w:ilvl="2">
+      <w:start w:val="1"/>
+      <w:numFmt w:val="decimal"/>
+      <w:lvlText w:val="%3."/>
+      <w:lvlJc w:val="left"/>
+      <w:pPr>
+        <w:tabs>
+          <w:tab w:val="num" w:pos="0"/>
+        </w:tabs>
+        <w:ind w:left="2160" w:hanging="480"/>
+      </w:pPr>
+      <w:rPr/>
+    </w:lvl>
+    <w:lvl w:ilvl="3">
+      <w:start w:val="1"/>
+      <w:numFmt w:val="decimal"/>
+      <w:lvlText w:val="%4."/>
+      <w:lvlJc w:val="left"/>
+      <w:pPr>
+        <w:tabs>
+          <w:tab w:val="num" w:pos="0"/>
+        </w:tabs>
+        <w:ind w:left="2880" w:hanging="480"/>
+      </w:pPr>
+      <w:rPr/>
+    </w:lvl>
+    <w:lvl w:ilvl="4">
+      <w:start w:val="1"/>
+      <w:numFmt w:val="decimal"/>
+      <w:lvlText w:val="%5."/>
+      <w:lvlJc w:val="left"/>
+      <w:pPr>
+        <w:tabs>
+          <w:tab w:val="num" w:pos="0"/>
+        </w:tabs>
+        <w:ind w:left="3600" w:hanging="480"/>
+      </w:pPr>
+      <w:rPr/>
+    </w:lvl>
+    <w:lvl w:ilvl="5">
+      <w:start w:val="1"/>
+      <w:numFmt w:val="decimal"/>
+      <w:lvlText w:val="%6."/>
+      <w:lvlJc w:val="left"/>
+      <w:pPr>
+        <w:tabs>
+          <w:tab w:val="num" w:pos="0"/>
+        </w:tabs>
+        <w:ind w:left="4320" w:hanging="480"/>
+      </w:pPr>
+      <w:rPr/>
+    </w:lvl>
+    <w:lvl w:ilvl="6">
+      <w:start w:val="1"/>
+      <w:numFmt w:val="decimal"/>
+      <w:lvlText w:val="%7."/>
+      <w:lvlJc w:val="left"/>
+      <w:pPr>
+        <w:tabs>
+          <w:tab w:val="num" w:pos="0"/>
+        </w:tabs>
+        <w:ind w:left="5040" w:hanging="480"/>
+      </w:pPr>
+      <w:rPr/>
+    </w:lvl>
+    <w:lvl w:ilvl="7">
+      <w:start w:val="1"/>
+      <w:numFmt w:val="decimal"/>
+      <w:lvlText w:val="%8."/>
+      <w:lvlJc w:val="left"/>
+      <w:pPr>
+        <w:tabs>
+          <w:tab w:val="num" w:pos="0"/>
+        </w:tabs>
+        <w:ind w:left="5760" w:hanging="480"/>
+      </w:pPr>
+      <w:rPr/>
+    </w:lvl>
+    <w:lvl w:ilvl="8">
+      <w:start w:val="1"/>
+      <w:numFmt w:val="decimal"/>
+      <w:lvlText w:val="%9."/>
+      <w:lvlJc w:val="left"/>
+      <w:pPr>
+        <w:tabs>
+          <w:tab w:val="num" w:pos="0"/>
+        </w:tabs>
+        <w:ind w:left="6480" w:hanging="480"/>
+      </w:pPr>
+      <w:rPr/>
+    </w:lvl>
+  </w:abstractNum>
+  <w:abstractNum w:abstractNumId="22">
+    <w:lvl w:ilvl="0">
       <w:numFmt w:val="bullet"/>
       <w:lvlText w:val=""/>
       <w:lvlJc w:val="left"/>
@@ -10704,7 +12592,7 @@
       </w:rPr>
     </w:lvl>
   </w:abstractNum>
-  <w:abstractNum w:abstractNumId="22">
+  <w:abstractNum w:abstractNumId="23">
     <w:lvl w:ilvl="0">
       <w:start w:val="1"/>
       <w:numFmt w:val="none"/>
@@ -10890,10 +12778,7 @@
     <w:abstractNumId w:val="22"/>
   </w:num>
   <w:num w:numId="23">
-    <w:abstractNumId w:val="2"/>
-    <w:lvlOverride w:ilvl="0">
-      <w:startOverride w:val="1"/>
-    </w:lvlOverride>
+    <w:abstractNumId w:val="23"/>
   </w:num>
   <w:num w:numId="24">
     <w:abstractNumId w:val="2"/>
@@ -10903,6 +12788,9 @@
   </w:num>
   <w:num w:numId="25">
     <w:abstractNumId w:val="2"/>
+    <w:lvlOverride w:ilvl="0">
+      <w:startOverride w:val="1"/>
+    </w:lvlOverride>
   </w:num>
   <w:num w:numId="26">
     <w:abstractNumId w:val="2"/>
@@ -10912,18 +12800,18 @@
   </w:num>
   <w:num w:numId="28">
     <w:abstractNumId w:val="2"/>
+  </w:num>
+  <w:num w:numId="29">
+    <w:abstractNumId w:val="2"/>
     <w:lvlOverride w:ilvl="0">
       <w:startOverride w:val="1"/>
     </w:lvlOverride>
-  </w:num>
-  <w:num w:numId="29">
-    <w:abstractNumId w:val="2"/>
   </w:num>
   <w:num w:numId="30">
     <w:abstractNumId w:val="2"/>
   </w:num>
   <w:num w:numId="31">
-    <w:abstractNumId w:val="3"/>
+    <w:abstractNumId w:val="2"/>
   </w:num>
   <w:num w:numId="32">
     <w:abstractNumId w:val="3"/>
@@ -10941,19 +12829,19 @@
     <w:abstractNumId w:val="3"/>
   </w:num>
   <w:num w:numId="37">
+    <w:abstractNumId w:val="3"/>
+  </w:num>
+  <w:num w:numId="38">
     <w:abstractNumId w:val="2"/>
     <w:lvlOverride w:ilvl="0">
       <w:startOverride w:val="1"/>
     </w:lvlOverride>
   </w:num>
-  <w:num w:numId="38">
-    <w:abstractNumId w:val="2"/>
-  </w:num>
   <w:num w:numId="39">
     <w:abstractNumId w:val="2"/>
   </w:num>
   <w:num w:numId="40">
-    <w:abstractNumId w:val="3"/>
+    <w:abstractNumId w:val="2"/>
   </w:num>
   <w:num w:numId="41">
     <w:abstractNumId w:val="3"/>
@@ -10974,13 +12862,13 @@
     <w:abstractNumId w:val="3"/>
   </w:num>
   <w:num w:numId="47">
+    <w:abstractNumId w:val="3"/>
+  </w:num>
+  <w:num w:numId="48">
     <w:abstractNumId w:val="2"/>
     <w:lvlOverride w:ilvl="0">
       <w:startOverride w:val="1"/>
     </w:lvlOverride>
-  </w:num>
-  <w:num w:numId="48">
-    <w:abstractNumId w:val="2"/>
   </w:num>
   <w:num w:numId="49">
     <w:abstractNumId w:val="2"/>
@@ -10996,9 +12884,6 @@
   </w:num>
   <w:num w:numId="53">
     <w:abstractNumId w:val="2"/>
-    <w:lvlOverride w:ilvl="0">
-      <w:startOverride w:val="1"/>
-    </w:lvlOverride>
   </w:num>
   <w:num w:numId="54">
     <w:abstractNumId w:val="2"/>
@@ -11008,6 +12893,9 @@
   </w:num>
   <w:num w:numId="56">
     <w:abstractNumId w:val="2"/>
+    <w:lvlOverride w:ilvl="0">
+      <w:startOverride w:val="1"/>
+    </w:lvlOverride>
   </w:num>
   <w:num w:numId="57">
     <w:abstractNumId w:val="2"/>
@@ -11016,22 +12904,25 @@
     <w:abstractNumId w:val="2"/>
   </w:num>
   <w:num w:numId="59">
-    <w:abstractNumId w:val="3"/>
+    <w:abstractNumId w:val="2"/>
+    <w:lvlOverride w:ilvl="0">
+      <w:startOverride w:val="1"/>
+    </w:lvlOverride>
   </w:num>
   <w:num w:numId="60">
-    <w:abstractNumId w:val="3"/>
+    <w:abstractNumId w:val="2"/>
   </w:num>
   <w:num w:numId="61">
-    <w:abstractNumId w:val="3"/>
+    <w:abstractNumId w:val="2"/>
   </w:num>
   <w:num w:numId="62">
-    <w:abstractNumId w:val="3"/>
+    <w:abstractNumId w:val="2"/>
   </w:num>
   <w:num w:numId="63">
-    <w:abstractNumId w:val="3"/>
+    <w:abstractNumId w:val="2"/>
   </w:num>
   <w:num w:numId="64">
-    <w:abstractNumId w:val="3"/>
+    <w:abstractNumId w:val="2"/>
   </w:num>
   <w:num w:numId="65">
     <w:abstractNumId w:val="3"/>
@@ -11040,28 +12931,22 @@
     <w:abstractNumId w:val="3"/>
   </w:num>
   <w:num w:numId="67">
-    <w:abstractNumId w:val="2"/>
-    <w:lvlOverride w:ilvl="0">
-      <w:startOverride w:val="1"/>
-    </w:lvlOverride>
+    <w:abstractNumId w:val="3"/>
   </w:num>
   <w:num w:numId="68">
-    <w:abstractNumId w:val="2"/>
+    <w:abstractNumId w:val="3"/>
   </w:num>
   <w:num w:numId="69">
-    <w:abstractNumId w:val="2"/>
+    <w:abstractNumId w:val="3"/>
   </w:num>
   <w:num w:numId="70">
-    <w:abstractNumId w:val="2"/>
-    <w:lvlOverride w:ilvl="0">
-      <w:startOverride w:val="1"/>
-    </w:lvlOverride>
+    <w:abstractNumId w:val="3"/>
   </w:num>
   <w:num w:numId="71">
-    <w:abstractNumId w:val="2"/>
+    <w:abstractNumId w:val="3"/>
   </w:num>
   <w:num w:numId="72">
-    <w:abstractNumId w:val="2"/>
+    <w:abstractNumId w:val="3"/>
   </w:num>
   <w:num w:numId="73">
     <w:abstractNumId w:val="2"/>
@@ -11077,39 +12962,39 @@
   </w:num>
   <w:num w:numId="76">
     <w:abstractNumId w:val="2"/>
+    <w:lvlOverride w:ilvl="0">
+      <w:startOverride w:val="1"/>
+    </w:lvlOverride>
   </w:num>
   <w:num w:numId="77">
     <w:abstractNumId w:val="2"/>
-    <w:lvlOverride w:ilvl="0">
-      <w:startOverride w:val="1"/>
-    </w:lvlOverride>
   </w:num>
   <w:num w:numId="78">
     <w:abstractNumId w:val="2"/>
   </w:num>
   <w:num w:numId="79">
     <w:abstractNumId w:val="2"/>
+    <w:lvlOverride w:ilvl="0">
+      <w:startOverride w:val="1"/>
+    </w:lvlOverride>
   </w:num>
   <w:num w:numId="80">
     <w:abstractNumId w:val="2"/>
   </w:num>
   <w:num w:numId="81">
     <w:abstractNumId w:val="2"/>
-    <w:lvlOverride w:ilvl="0">
-      <w:startOverride w:val="1"/>
-    </w:lvlOverride>
   </w:num>
   <w:num w:numId="82">
     <w:abstractNumId w:val="2"/>
   </w:num>
   <w:num w:numId="83">
     <w:abstractNumId w:val="2"/>
+    <w:lvlOverride w:ilvl="0">
+      <w:startOverride w:val="1"/>
+    </w:lvlOverride>
   </w:num>
   <w:num w:numId="84">
     <w:abstractNumId w:val="2"/>
-    <w:lvlOverride w:ilvl="0">
-      <w:startOverride w:val="1"/>
-    </w:lvlOverride>
   </w:num>
   <w:num w:numId="85">
     <w:abstractNumId w:val="2"/>
@@ -11119,20 +13004,44 @@
   </w:num>
   <w:num w:numId="87">
     <w:abstractNumId w:val="2"/>
+    <w:lvlOverride w:ilvl="0">
+      <w:startOverride w:val="1"/>
+    </w:lvlOverride>
   </w:num>
   <w:num w:numId="88">
+    <w:abstractNumId w:val="2"/>
+  </w:num>
+  <w:num w:numId="89">
+    <w:abstractNumId w:val="2"/>
+  </w:num>
+  <w:num w:numId="90">
+    <w:abstractNumId w:val="2"/>
+    <w:lvlOverride w:ilvl="0">
+      <w:startOverride w:val="1"/>
+    </w:lvlOverride>
+  </w:num>
+  <w:num w:numId="91">
+    <w:abstractNumId w:val="2"/>
+  </w:num>
+  <w:num w:numId="92">
+    <w:abstractNumId w:val="2"/>
+  </w:num>
+  <w:num w:numId="93">
+    <w:abstractNumId w:val="2"/>
+  </w:num>
+  <w:num w:numId="94">
     <w:abstractNumId w:val="3"/>
   </w:num>
-  <w:num w:numId="89">
+  <w:num w:numId="95">
     <w:abstractNumId w:val="3"/>
   </w:num>
-  <w:num w:numId="90">
+  <w:num w:numId="96">
     <w:abstractNumId w:val="3"/>
   </w:num>
-  <w:num w:numId="91">
+  <w:num w:numId="97">
     <w:abstractNumId w:val="3"/>
   </w:num>
-  <w:num w:numId="92">
+  <w:num w:numId="98">
     <w:abstractNumId w:val="3"/>
   </w:num>
 </w:numbering>
